--- a/public/hec/template.docx
+++ b/public/hec/template.docx
@@ -2203,7 +2203,7 @@
                 <w:szCs w:val="22"/>
                 <w14:ligatures w14:val="none"/>
               </w:rPr>
-              <w:t xml:space="preserve">모델명 : </w:t>
+              <w:t xml:space="preserve">모델명 : BAS1007.D1.1</w:t>
             </w:r>
           </w:p>
         </w:tc>

--- a/public/hec/template.docx
+++ b/public/hec/template.docx
@@ -8943,7 +8943,7 @@
                 <w:sz w:val="18"/>
                 <w:szCs w:val="18"/>
               </w:rPr>
-              <w:t xml:space="preserve"> 현장결제(비회원 결제가능)       ■</w:t>
+              <w:t xml:space="preserve"> 현장결제(비회원 결제가능)       □</w:t>
             </w:r>
             <w:r>
               <w:rPr>

--- a/public/hec/template.docx
+++ b/public/hec/template.docx
@@ -6373,7 +6373,7 @@
                 <w:szCs w:val="22"/>
                 <w14:ligatures w14:val="none"/>
               </w:rPr>
-              <w:t>주소 : 서울시특별시 종로구 율곡로 75</w:t>
+              <w:t>주소 : 서울특별시 종로구 율곡로 75</w:t>
             </w:r>
           </w:p>
           <w:p>

--- a/public/hec/template.docx
+++ b/public/hec/template.docx
@@ -12938,7 +12938,7 @@
               <w:rPr>
                 <w:rFonts w:hint="eastAsia"/>
               </w:rPr>
-              <w:t>3</w:t>
+              <w:t>지상</w:t>
             </w:r>
           </w:p>
         </w:tc>

--- a/public/hec/template.docx
+++ b/public/hec/template.docx
@@ -145,6 +145,7 @@
                 <w14:ligatures w14:val="none"/>
               </w:rPr>
             </w:pPr>
+            <w:proofErr w:type="spellStart"/>
             <w:r>
               <w:rPr>
                 <w:rFonts w:ascii="바탕" w:eastAsia="바탕" w:hAnsi="바탕" w:cs="굴림" w:hint="eastAsia"/>
@@ -155,6 +156,7 @@
               </w:rPr>
               <w:t>법인명</w:t>
             </w:r>
+            <w:proofErr w:type="spellEnd"/>
           </w:p>
         </w:tc>
         <w:tc>
@@ -769,6 +771,7 @@
                 <w14:ligatures w14:val="none"/>
               </w:rPr>
             </w:pPr>
+            <w:proofErr w:type="spellStart"/>
             <w:r>
               <w:rPr>
                 <w:rFonts w:ascii="바탕" w:eastAsia="바탕" w:hAnsi="바탕" w:cs="굴림" w:hint="eastAsia"/>
@@ -779,6 +782,7 @@
               </w:rPr>
               <w:t>법인명</w:t>
             </w:r>
+            <w:proofErr w:type="spellEnd"/>
           </w:p>
         </w:tc>
         <w:tc>
@@ -947,7 +951,29 @@
                 <w:szCs w:val="22"/>
                 <w14:ligatures w14:val="none"/>
               </w:rPr>
-              <w:t>서울 종로구 율곡로 75 현대빌딩(별관)</w:t>
+              <w:t xml:space="preserve">서울 종로구 </w:t>
+            </w:r>
+            <w:proofErr w:type="spellStart"/>
+            <w:r>
+              <w:rPr>
+                <w:rFonts w:ascii="바탕" w:eastAsia="바탕" w:hAnsi="바탕" w:cs="굴림" w:hint="eastAsia"/>
+                <w:color w:val="000000"/>
+                <w:kern w:val="0"/>
+                <w:szCs w:val="22"/>
+                <w14:ligatures w14:val="none"/>
+              </w:rPr>
+              <w:t>율곡로</w:t>
+            </w:r>
+            <w:proofErr w:type="spellEnd"/>
+            <w:r>
+              <w:rPr>
+                <w:rFonts w:ascii="바탕" w:eastAsia="바탕" w:hAnsi="바탕" w:cs="굴림" w:hint="eastAsia"/>
+                <w:color w:val="000000"/>
+                <w:kern w:val="0"/>
+                <w:szCs w:val="22"/>
+                <w14:ligatures w14:val="none"/>
+              </w:rPr>
+              <w:t xml:space="preserve"> 75 현대빌딩(별관)</w:t>
             </w:r>
           </w:p>
         </w:tc>
@@ -1510,6 +1536,7 @@
                 <w14:ligatures w14:val="none"/>
               </w:rPr>
             </w:pPr>
+            <w:proofErr w:type="spellStart"/>
             <w:r>
               <w:rPr>
                 <w:rFonts w:ascii="바탕" w:eastAsia="바탕" w:hAnsi="바탕" w:cs="굴림" w:hint="eastAsia"/>
@@ -1518,7 +1545,18 @@
                 <w:szCs w:val="22"/>
                 <w14:ligatures w14:val="none"/>
               </w:rPr>
-              <w:t xml:space="preserve">완속 :  </w:t>
+              <w:t>완속</w:t>
+            </w:r>
+            <w:proofErr w:type="spellEnd"/>
+            <w:r>
+              <w:rPr>
+                <w:rFonts w:ascii="바탕" w:eastAsia="바탕" w:hAnsi="바탕" w:cs="굴림" w:hint="eastAsia"/>
+                <w:color w:val="000000"/>
+                <w:kern w:val="0"/>
+                <w:szCs w:val="22"/>
+                <w14:ligatures w14:val="none"/>
+              </w:rPr>
+              <w:t xml:space="preserve"> :  </w:t>
             </w:r>
             <w:r>
               <w:rPr>
@@ -1919,6 +1957,7 @@
                 <w14:ligatures w14:val="none"/>
               </w:rPr>
             </w:pPr>
+            <w:proofErr w:type="spellStart"/>
             <w:r>
               <w:rPr>
                 <w:rFonts w:ascii="바탕" w:eastAsia="바탕" w:hAnsi="바탕" w:cs="굴림" w:hint="eastAsia"/>
@@ -1929,6 +1968,7 @@
               </w:rPr>
               <w:t>완속</w:t>
             </w:r>
+            <w:proofErr w:type="spellEnd"/>
           </w:p>
           <w:p>
             <w:pPr>
@@ -2164,6 +2204,7 @@
               </w:rPr>
             </w:pPr>
             <w:bookmarkStart w:id="2" w:name="OLE_LINK10"/>
+            <w:proofErr w:type="spellStart"/>
             <w:r>
               <w:rPr>
                 <w:rFonts w:ascii="바탕" w:eastAsia="바탕" w:hAnsi="바탕" w:cs="굴림" w:hint="eastAsia"/>
@@ -2172,7 +2213,18 @@
                 <w:szCs w:val="22"/>
                 <w14:ligatures w14:val="none"/>
               </w:rPr>
-              <w:t>완속충전기 :   대(7kW / C type / 1CH)</w:t>
+              <w:t>완속충전기</w:t>
+            </w:r>
+            <w:proofErr w:type="spellEnd"/>
+            <w:r>
+              <w:rPr>
+                <w:rFonts w:ascii="바탕" w:eastAsia="바탕" w:hAnsi="바탕" w:cs="굴림" w:hint="eastAsia"/>
+                <w:color w:val="000000"/>
+                <w:kern w:val="0"/>
+                <w:szCs w:val="22"/>
+                <w14:ligatures w14:val="none"/>
+              </w:rPr>
+              <w:t xml:space="preserve"> :   대(7kW / C type / 1CH)</w:t>
             </w:r>
             <w:bookmarkEnd w:id="2"/>
           </w:p>
@@ -2203,7 +2255,7 @@
                 <w:szCs w:val="22"/>
                 <w14:ligatures w14:val="none"/>
               </w:rPr>
-              <w:t xml:space="preserve">모델명 : BAS1007.D1.1</w:t>
+              <w:t>모델명 : BAS1007.D1.1</w:t>
             </w:r>
           </w:p>
         </w:tc>
@@ -2566,7 +2618,29 @@
                 <w:szCs w:val="20"/>
                 <w14:ligatures w14:val="none"/>
               </w:rPr>
-              <w:t>그 외 본 계약서에서 정하지 아니한 사항은 첨부 [충전기 운영 및 서비스 약관]에 따르고, 이는 본 계약의 일부로</w:t>
+              <w:t>그 외 본 계약서에서 정하지 아니한 사항은 첨부 [충전기 운영 및 서비스 약관]</w:t>
+            </w:r>
+            <w:proofErr w:type="spellStart"/>
+            <w:r>
+              <w:rPr>
+                <w:rFonts w:ascii="바탕" w:eastAsia="바탕" w:hAnsi="바탕" w:cs="굴림" w:hint="eastAsia"/>
+                <w:kern w:val="0"/>
+                <w:sz w:val="20"/>
+                <w:szCs w:val="20"/>
+                <w14:ligatures w14:val="none"/>
+              </w:rPr>
+              <w:t>에</w:t>
+            </w:r>
+            <w:proofErr w:type="spellEnd"/>
+            <w:r>
+              <w:rPr>
+                <w:rFonts w:ascii="바탕" w:eastAsia="바탕" w:hAnsi="바탕" w:cs="굴림" w:hint="eastAsia"/>
+                <w:kern w:val="0"/>
+                <w:sz w:val="20"/>
+                <w:szCs w:val="20"/>
+                <w14:ligatures w14:val="none"/>
+              </w:rPr>
+              <w:t xml:space="preserve"> 따르고, 이는 본 계약의 일부로</w:t>
             </w:r>
             <w:r>
               <w:rPr>
@@ -2627,7 +2701,29 @@
                 <w:szCs w:val="22"/>
                 <w14:ligatures w14:val="none"/>
               </w:rPr>
-              <w:t>서비스 관련 문의 : 통합콜센터(1833-8777)</w:t>
+              <w:t xml:space="preserve">서비스 관련 문의 : </w:t>
+            </w:r>
+            <w:proofErr w:type="spellStart"/>
+            <w:r>
+              <w:rPr>
+                <w:rFonts w:ascii="바탕" w:eastAsia="바탕" w:hAnsi="바탕" w:cs="굴림" w:hint="eastAsia"/>
+                <w:color w:val="000000"/>
+                <w:kern w:val="0"/>
+                <w:szCs w:val="22"/>
+                <w14:ligatures w14:val="none"/>
+              </w:rPr>
+              <w:t>통합콜센터</w:t>
+            </w:r>
+            <w:proofErr w:type="spellEnd"/>
+            <w:r>
+              <w:rPr>
+                <w:rFonts w:ascii="바탕" w:eastAsia="바탕" w:hAnsi="바탕" w:cs="굴림" w:hint="eastAsia"/>
+                <w:color w:val="000000"/>
+                <w:kern w:val="0"/>
+                <w:szCs w:val="22"/>
+                <w14:ligatures w14:val="none"/>
+              </w:rPr>
+              <w:t>(1833-8777)</w:t>
             </w:r>
           </w:p>
         </w:tc>
@@ -3020,7 +3116,29 @@
                 <w:szCs w:val="22"/>
                 <w14:ligatures w14:val="none"/>
               </w:rPr>
-              <w:t xml:space="preserve"> 종로구 율곡로 75</w:t>
+              <w:t xml:space="preserve"> 종로구 </w:t>
+            </w:r>
+            <w:proofErr w:type="spellStart"/>
+            <w:r>
+              <w:rPr>
+                <w:rFonts w:ascii="바탕" w:eastAsia="바탕" w:hAnsi="바탕" w:cs="굴림" w:hint="eastAsia"/>
+                <w:color w:val="000000"/>
+                <w:kern w:val="0"/>
+                <w:szCs w:val="22"/>
+                <w14:ligatures w14:val="none"/>
+              </w:rPr>
+              <w:t>율곡로</w:t>
+            </w:r>
+            <w:proofErr w:type="spellEnd"/>
+            <w:r>
+              <w:rPr>
+                <w:rFonts w:ascii="바탕" w:eastAsia="바탕" w:hAnsi="바탕" w:cs="굴림" w:hint="eastAsia"/>
+                <w:color w:val="000000"/>
+                <w:kern w:val="0"/>
+                <w:szCs w:val="22"/>
+                <w14:ligatures w14:val="none"/>
+              </w:rPr>
+              <w:t xml:space="preserve"> 75</w:t>
             </w:r>
           </w:p>
           <w:p>
@@ -3575,7 +3693,51 @@
           <w:szCs w:val="22"/>
           <w14:ligatures w14:val="none"/>
         </w:rPr>
-        <w:t>(이하 “부지제공자 ”라 한다)와 현대엔지니어링(주)(이하 “충전사업자 ”라 한다)는 “부지제공자”가 제공하는 장소에서 “충전기 운영관리서비스”를 제공함에 있어 다음과 같이 계약한다.</w:t>
+        <w:t>(이하 “부지제공자 ”라 한다)와 현대엔지니어링(주)(이하 “충전사업자 ”라 한다)는 “</w:t>
+      </w:r>
+      <w:proofErr w:type="spellStart"/>
+      <w:r>
+        <w:rPr>
+          <w:rFonts w:ascii="바탕" w:eastAsia="바탕" w:hAnsi="바탕" w:cs="굴림" w:hint="eastAsia"/>
+          <w:color w:val="000000"/>
+          <w:kern w:val="0"/>
+          <w:szCs w:val="22"/>
+          <w14:ligatures w14:val="none"/>
+        </w:rPr>
+        <w:t>부지제공자”가</w:t>
+      </w:r>
+      <w:proofErr w:type="spellEnd"/>
+      <w:r>
+        <w:rPr>
+          <w:rFonts w:ascii="바탕" w:eastAsia="바탕" w:hAnsi="바탕" w:cs="굴림" w:hint="eastAsia"/>
+          <w:color w:val="000000"/>
+          <w:kern w:val="0"/>
+          <w:szCs w:val="22"/>
+          <w14:ligatures w14:val="none"/>
+        </w:rPr>
+        <w:t xml:space="preserve"> 제공하는 장소에서 “충전기 </w:t>
+      </w:r>
+      <w:proofErr w:type="spellStart"/>
+      <w:r>
+        <w:rPr>
+          <w:rFonts w:ascii="바탕" w:eastAsia="바탕" w:hAnsi="바탕" w:cs="굴림" w:hint="eastAsia"/>
+          <w:color w:val="000000"/>
+          <w:kern w:val="0"/>
+          <w:szCs w:val="22"/>
+          <w14:ligatures w14:val="none"/>
+        </w:rPr>
+        <w:t>운영관리서비스”를</w:t>
+      </w:r>
+      <w:proofErr w:type="spellEnd"/>
+      <w:r>
+        <w:rPr>
+          <w:rFonts w:ascii="바탕" w:eastAsia="바탕" w:hAnsi="바탕" w:cs="굴림" w:hint="eastAsia"/>
+          <w:color w:val="000000"/>
+          <w:kern w:val="0"/>
+          <w:szCs w:val="22"/>
+          <w14:ligatures w14:val="none"/>
+        </w:rPr>
+        <w:t xml:space="preserve"> 제공함에 있어 다음과 같이 계약한다.</w:t>
       </w:r>
     </w:p>
     <w:p>
@@ -3642,7 +3804,117 @@
           <w:szCs w:val="22"/>
           <w14:ligatures w14:val="none"/>
         </w:rPr>
-        <w:t>본 계약은 “충전사업자”가 “부지제공자”로부터 제공받은 장소에 “충전기 운영관리서비스”를 수행함에 있어 “부지제공자”와 “충전사업자”가 준수하여야 할 사항을 계약함을 목적으로 한다.</w:t>
+        <w:t>본 계약은 “</w:t>
+      </w:r>
+      <w:proofErr w:type="spellStart"/>
+      <w:r>
+        <w:rPr>
+          <w:rFonts w:ascii="바탕" w:eastAsia="바탕" w:hAnsi="바탕" w:cs="굴림" w:hint="eastAsia"/>
+          <w:color w:val="000000"/>
+          <w:kern w:val="0"/>
+          <w:szCs w:val="22"/>
+          <w14:ligatures w14:val="none"/>
+        </w:rPr>
+        <w:t>충전사업자”가</w:t>
+      </w:r>
+      <w:proofErr w:type="spellEnd"/>
+      <w:r>
+        <w:rPr>
+          <w:rFonts w:ascii="바탕" w:eastAsia="바탕" w:hAnsi="바탕" w:cs="굴림" w:hint="eastAsia"/>
+          <w:color w:val="000000"/>
+          <w:kern w:val="0"/>
+          <w:szCs w:val="22"/>
+          <w14:ligatures w14:val="none"/>
+        </w:rPr>
+        <w:t xml:space="preserve"> “</w:t>
+      </w:r>
+      <w:proofErr w:type="spellStart"/>
+      <w:r>
+        <w:rPr>
+          <w:rFonts w:ascii="바탕" w:eastAsia="바탕" w:hAnsi="바탕" w:cs="굴림" w:hint="eastAsia"/>
+          <w:color w:val="000000"/>
+          <w:kern w:val="0"/>
+          <w:szCs w:val="22"/>
+          <w14:ligatures w14:val="none"/>
+        </w:rPr>
+        <w:t>부지제공자”로부터</w:t>
+      </w:r>
+      <w:proofErr w:type="spellEnd"/>
+      <w:r>
+        <w:rPr>
+          <w:rFonts w:ascii="바탕" w:eastAsia="바탕" w:hAnsi="바탕" w:cs="굴림" w:hint="eastAsia"/>
+          <w:color w:val="000000"/>
+          <w:kern w:val="0"/>
+          <w:szCs w:val="22"/>
+          <w14:ligatures w14:val="none"/>
+        </w:rPr>
+        <w:t xml:space="preserve"> 제공받은 장소에 “충전기 </w:t>
+      </w:r>
+      <w:proofErr w:type="spellStart"/>
+      <w:r>
+        <w:rPr>
+          <w:rFonts w:ascii="바탕" w:eastAsia="바탕" w:hAnsi="바탕" w:cs="굴림" w:hint="eastAsia"/>
+          <w:color w:val="000000"/>
+          <w:kern w:val="0"/>
+          <w:szCs w:val="22"/>
+          <w14:ligatures w14:val="none"/>
+        </w:rPr>
+        <w:t>운영관리서비스”를</w:t>
+      </w:r>
+      <w:proofErr w:type="spellEnd"/>
+      <w:r>
+        <w:rPr>
+          <w:rFonts w:ascii="바탕" w:eastAsia="바탕" w:hAnsi="바탕" w:cs="굴림" w:hint="eastAsia"/>
+          <w:color w:val="000000"/>
+          <w:kern w:val="0"/>
+          <w:szCs w:val="22"/>
+          <w14:ligatures w14:val="none"/>
+        </w:rPr>
+        <w:t xml:space="preserve"> 수행함에 있어 “</w:t>
+      </w:r>
+      <w:proofErr w:type="spellStart"/>
+      <w:r>
+        <w:rPr>
+          <w:rFonts w:ascii="바탕" w:eastAsia="바탕" w:hAnsi="바탕" w:cs="굴림" w:hint="eastAsia"/>
+          <w:color w:val="000000"/>
+          <w:kern w:val="0"/>
+          <w:szCs w:val="22"/>
+          <w14:ligatures w14:val="none"/>
+        </w:rPr>
+        <w:t>부지제공자”와</w:t>
+      </w:r>
+      <w:proofErr w:type="spellEnd"/>
+      <w:r>
+        <w:rPr>
+          <w:rFonts w:ascii="바탕" w:eastAsia="바탕" w:hAnsi="바탕" w:cs="굴림" w:hint="eastAsia"/>
+          <w:color w:val="000000"/>
+          <w:kern w:val="0"/>
+          <w:szCs w:val="22"/>
+          <w14:ligatures w14:val="none"/>
+        </w:rPr>
+        <w:t xml:space="preserve"> “</w:t>
+      </w:r>
+      <w:proofErr w:type="spellStart"/>
+      <w:r>
+        <w:rPr>
+          <w:rFonts w:ascii="바탕" w:eastAsia="바탕" w:hAnsi="바탕" w:cs="굴림" w:hint="eastAsia"/>
+          <w:color w:val="000000"/>
+          <w:kern w:val="0"/>
+          <w:szCs w:val="22"/>
+          <w14:ligatures w14:val="none"/>
+        </w:rPr>
+        <w:t>충전사업자”가</w:t>
+      </w:r>
+      <w:proofErr w:type="spellEnd"/>
+      <w:r>
+        <w:rPr>
+          <w:rFonts w:ascii="바탕" w:eastAsia="바탕" w:hAnsi="바탕" w:cs="굴림" w:hint="eastAsia"/>
+          <w:color w:val="000000"/>
+          <w:kern w:val="0"/>
+          <w:szCs w:val="22"/>
+          <w14:ligatures w14:val="none"/>
+        </w:rPr>
+        <w:t xml:space="preserve"> 준수하여야 할 사항을 계약함을 목적으로 한다.</w:t>
       </w:r>
     </w:p>
     <w:p>
@@ -3709,7 +3981,73 @@
           <w:szCs w:val="22"/>
           <w14:ligatures w14:val="none"/>
         </w:rPr>
-        <w:t>1. “충전기 운영관리서비스”(이하 “서비스”라 한다)란 “부지제공자”가 제공한 장소에 충전기 이용자가 충전기를 원활히 사용하도록 모니터링시스템, 과금시스템, 유지보수, 정기점검, AS 등 충전기관리 제반업무를 수행하는 것을 의미한다.</w:t>
+        <w:t>1. “충전기 운영관리서비스”(이하 “</w:t>
+      </w:r>
+      <w:proofErr w:type="spellStart"/>
+      <w:r>
+        <w:rPr>
+          <w:rFonts w:ascii="바탕" w:eastAsia="바탕" w:hAnsi="바탕" w:cs="굴림" w:hint="eastAsia"/>
+          <w:color w:val="000000"/>
+          <w:kern w:val="0"/>
+          <w:szCs w:val="22"/>
+          <w14:ligatures w14:val="none"/>
+        </w:rPr>
+        <w:t>서비스”라</w:t>
+      </w:r>
+      <w:proofErr w:type="spellEnd"/>
+      <w:r>
+        <w:rPr>
+          <w:rFonts w:ascii="바탕" w:eastAsia="바탕" w:hAnsi="바탕" w:cs="굴림" w:hint="eastAsia"/>
+          <w:color w:val="000000"/>
+          <w:kern w:val="0"/>
+          <w:szCs w:val="22"/>
+          <w14:ligatures w14:val="none"/>
+        </w:rPr>
+        <w:t xml:space="preserve"> 한다)란 “</w:t>
+      </w:r>
+      <w:proofErr w:type="spellStart"/>
+      <w:r>
+        <w:rPr>
+          <w:rFonts w:ascii="바탕" w:eastAsia="바탕" w:hAnsi="바탕" w:cs="굴림" w:hint="eastAsia"/>
+          <w:color w:val="000000"/>
+          <w:kern w:val="0"/>
+          <w:szCs w:val="22"/>
+          <w14:ligatures w14:val="none"/>
+        </w:rPr>
+        <w:t>부지제공자”가</w:t>
+      </w:r>
+      <w:proofErr w:type="spellEnd"/>
+      <w:r>
+        <w:rPr>
+          <w:rFonts w:ascii="바탕" w:eastAsia="바탕" w:hAnsi="바탕" w:cs="굴림" w:hint="eastAsia"/>
+          <w:color w:val="000000"/>
+          <w:kern w:val="0"/>
+          <w:szCs w:val="22"/>
+          <w14:ligatures w14:val="none"/>
+        </w:rPr>
+        <w:t xml:space="preserve"> 제공한 장소에 충전기 이용자가 충전기를 원활히 사용하도록 모니터링시스템, </w:t>
+      </w:r>
+      <w:proofErr w:type="spellStart"/>
+      <w:r>
+        <w:rPr>
+          <w:rFonts w:ascii="바탕" w:eastAsia="바탕" w:hAnsi="바탕" w:cs="굴림" w:hint="eastAsia"/>
+          <w:color w:val="000000"/>
+          <w:kern w:val="0"/>
+          <w:szCs w:val="22"/>
+          <w14:ligatures w14:val="none"/>
+        </w:rPr>
+        <w:t>과금시스템</w:t>
+      </w:r>
+      <w:proofErr w:type="spellEnd"/>
+      <w:r>
+        <w:rPr>
+          <w:rFonts w:ascii="바탕" w:eastAsia="바탕" w:hAnsi="바탕" w:cs="굴림" w:hint="eastAsia"/>
+          <w:color w:val="000000"/>
+          <w:kern w:val="0"/>
+          <w:szCs w:val="22"/>
+          <w14:ligatures w14:val="none"/>
+        </w:rPr>
+        <w:t>, 유지보수, 정기점검, AS 등 충전기관리 제반업무를 수행하는 것을 의미한다.</w:t>
       </w:r>
     </w:p>
     <w:p>
@@ -3734,7 +4072,51 @@
           <w:szCs w:val="22"/>
           <w14:ligatures w14:val="none"/>
         </w:rPr>
-        <w:t>2. “충전사업자”가 제공하는 “서비스”의 범위는 아래와 같다.</w:t>
+        <w:t>2. “</w:t>
+      </w:r>
+      <w:proofErr w:type="spellStart"/>
+      <w:r>
+        <w:rPr>
+          <w:rFonts w:ascii="바탕" w:eastAsia="바탕" w:hAnsi="바탕" w:cs="굴림" w:hint="eastAsia"/>
+          <w:color w:val="000000"/>
+          <w:kern w:val="0"/>
+          <w:szCs w:val="22"/>
+          <w14:ligatures w14:val="none"/>
+        </w:rPr>
+        <w:t>충전사업자”가</w:t>
+      </w:r>
+      <w:proofErr w:type="spellEnd"/>
+      <w:r>
+        <w:rPr>
+          <w:rFonts w:ascii="바탕" w:eastAsia="바탕" w:hAnsi="바탕" w:cs="굴림" w:hint="eastAsia"/>
+          <w:color w:val="000000"/>
+          <w:kern w:val="0"/>
+          <w:szCs w:val="22"/>
+          <w14:ligatures w14:val="none"/>
+        </w:rPr>
+        <w:t xml:space="preserve"> 제공하는 “</w:t>
+      </w:r>
+      <w:proofErr w:type="spellStart"/>
+      <w:r>
+        <w:rPr>
+          <w:rFonts w:ascii="바탕" w:eastAsia="바탕" w:hAnsi="바탕" w:cs="굴림" w:hint="eastAsia"/>
+          <w:color w:val="000000"/>
+          <w:kern w:val="0"/>
+          <w:szCs w:val="22"/>
+          <w14:ligatures w14:val="none"/>
+        </w:rPr>
+        <w:t>서비스”의</w:t>
+      </w:r>
+      <w:proofErr w:type="spellEnd"/>
+      <w:r>
+        <w:rPr>
+          <w:rFonts w:ascii="바탕" w:eastAsia="바탕" w:hAnsi="바탕" w:cs="굴림" w:hint="eastAsia"/>
+          <w:color w:val="000000"/>
+          <w:kern w:val="0"/>
+          <w:szCs w:val="22"/>
+          <w14:ligatures w14:val="none"/>
+        </w:rPr>
+        <w:t xml:space="preserve"> 범위는 아래와 같다.</w:t>
       </w:r>
     </w:p>
     <w:p>
@@ -3890,7 +4272,73 @@
           <w:szCs w:val="22"/>
           <w14:ligatures w14:val="none"/>
         </w:rPr>
-        <w:t>3. “충전사업자”는 “이용자”에게 연중무휴로 “서비스”를 제공하는 것을 원칙으로 한다.</w:t>
+        <w:t>3. “</w:t>
+      </w:r>
+      <w:proofErr w:type="spellStart"/>
+      <w:r>
+        <w:rPr>
+          <w:rFonts w:ascii="바탕" w:eastAsia="바탕" w:hAnsi="바탕" w:cs="굴림" w:hint="eastAsia"/>
+          <w:color w:val="000000"/>
+          <w:kern w:val="0"/>
+          <w:szCs w:val="22"/>
+          <w14:ligatures w14:val="none"/>
+        </w:rPr>
+        <w:t>충전사업자”는</w:t>
+      </w:r>
+      <w:proofErr w:type="spellEnd"/>
+      <w:r>
+        <w:rPr>
+          <w:rFonts w:ascii="바탕" w:eastAsia="바탕" w:hAnsi="바탕" w:cs="굴림" w:hint="eastAsia"/>
+          <w:color w:val="000000"/>
+          <w:kern w:val="0"/>
+          <w:szCs w:val="22"/>
+          <w14:ligatures w14:val="none"/>
+        </w:rPr>
+        <w:t xml:space="preserve"> “</w:t>
+      </w:r>
+      <w:proofErr w:type="spellStart"/>
+      <w:r>
+        <w:rPr>
+          <w:rFonts w:ascii="바탕" w:eastAsia="바탕" w:hAnsi="바탕" w:cs="굴림" w:hint="eastAsia"/>
+          <w:color w:val="000000"/>
+          <w:kern w:val="0"/>
+          <w:szCs w:val="22"/>
+          <w14:ligatures w14:val="none"/>
+        </w:rPr>
+        <w:t>이용자”에게</w:t>
+      </w:r>
+      <w:proofErr w:type="spellEnd"/>
+      <w:r>
+        <w:rPr>
+          <w:rFonts w:ascii="바탕" w:eastAsia="바탕" w:hAnsi="바탕" w:cs="굴림" w:hint="eastAsia"/>
+          <w:color w:val="000000"/>
+          <w:kern w:val="0"/>
+          <w:szCs w:val="22"/>
+          <w14:ligatures w14:val="none"/>
+        </w:rPr>
+        <w:t xml:space="preserve"> 연중무휴로 “</w:t>
+      </w:r>
+      <w:proofErr w:type="spellStart"/>
+      <w:r>
+        <w:rPr>
+          <w:rFonts w:ascii="바탕" w:eastAsia="바탕" w:hAnsi="바탕" w:cs="굴림" w:hint="eastAsia"/>
+          <w:color w:val="000000"/>
+          <w:kern w:val="0"/>
+          <w:szCs w:val="22"/>
+          <w14:ligatures w14:val="none"/>
+        </w:rPr>
+        <w:t>서비스”를</w:t>
+      </w:r>
+      <w:proofErr w:type="spellEnd"/>
+      <w:r>
+        <w:rPr>
+          <w:rFonts w:ascii="바탕" w:eastAsia="바탕" w:hAnsi="바탕" w:cs="굴림" w:hint="eastAsia"/>
+          <w:color w:val="000000"/>
+          <w:kern w:val="0"/>
+          <w:szCs w:val="22"/>
+          <w14:ligatures w14:val="none"/>
+        </w:rPr>
+        <w:t xml:space="preserve"> 제공하는 것을 원칙으로 한다.</w:t>
       </w:r>
     </w:p>
     <w:p>
@@ -3916,7 +4364,51 @@
           <w:szCs w:val="22"/>
           <w14:ligatures w14:val="none"/>
         </w:rPr>
-        <w:t>4. “충전사업자”는 다음 각 호의 1에 해당하는 사유가 발생한 경우 “서비스”의 일부 또는 전부를 중단할 수 있다.</w:t>
+        <w:t>4. “</w:t>
+      </w:r>
+      <w:proofErr w:type="spellStart"/>
+      <w:r>
+        <w:rPr>
+          <w:rFonts w:ascii="바탕" w:eastAsia="바탕" w:hAnsi="바탕" w:cs="굴림" w:hint="eastAsia"/>
+          <w:color w:val="000000"/>
+          <w:kern w:val="0"/>
+          <w:szCs w:val="22"/>
+          <w14:ligatures w14:val="none"/>
+        </w:rPr>
+        <w:t>충전사업자”는</w:t>
+      </w:r>
+      <w:proofErr w:type="spellEnd"/>
+      <w:r>
+        <w:rPr>
+          <w:rFonts w:ascii="바탕" w:eastAsia="바탕" w:hAnsi="바탕" w:cs="굴림" w:hint="eastAsia"/>
+          <w:color w:val="000000"/>
+          <w:kern w:val="0"/>
+          <w:szCs w:val="22"/>
+          <w14:ligatures w14:val="none"/>
+        </w:rPr>
+        <w:t xml:space="preserve"> 다음 각 호의 1에 해당하는 사유가 발생한 경우 “</w:t>
+      </w:r>
+      <w:proofErr w:type="spellStart"/>
+      <w:r>
+        <w:rPr>
+          <w:rFonts w:ascii="바탕" w:eastAsia="바탕" w:hAnsi="바탕" w:cs="굴림" w:hint="eastAsia"/>
+          <w:color w:val="000000"/>
+          <w:kern w:val="0"/>
+          <w:szCs w:val="22"/>
+          <w14:ligatures w14:val="none"/>
+        </w:rPr>
+        <w:t>서비스”의</w:t>
+      </w:r>
+      <w:proofErr w:type="spellEnd"/>
+      <w:r>
+        <w:rPr>
+          <w:rFonts w:ascii="바탕" w:eastAsia="바탕" w:hAnsi="바탕" w:cs="굴림" w:hint="eastAsia"/>
+          <w:color w:val="000000"/>
+          <w:kern w:val="0"/>
+          <w:szCs w:val="22"/>
+          <w14:ligatures w14:val="none"/>
+        </w:rPr>
+        <w:t xml:space="preserve"> 일부 또는 전부를 중단할 수 있다.</w:t>
       </w:r>
     </w:p>
     <w:p>
@@ -3942,7 +4434,29 @@
           <w:szCs w:val="22"/>
           <w14:ligatures w14:val="none"/>
         </w:rPr>
-        <w:t>① 천재지변, 전쟁, 폭동, 화재, 파업 등의 쟁의행위, 정전, 통신사의 통신회선문제 등 기타 “충전사업자”의 합리적인 노력으로 제어할 수 없는 사유가 발생하거나 발생할 우려가 있는 경우</w:t>
+        <w:t>① 천재지변, 전쟁, 폭동, 화재, 파업 등의 쟁의행위, 정전, 통신사의 통신회선문제 등 기타 “</w:t>
+      </w:r>
+      <w:proofErr w:type="spellStart"/>
+      <w:r>
+        <w:rPr>
+          <w:rFonts w:ascii="바탕" w:eastAsia="바탕" w:hAnsi="바탕" w:cs="굴림" w:hint="eastAsia"/>
+          <w:color w:val="000000"/>
+          <w:kern w:val="0"/>
+          <w:szCs w:val="22"/>
+          <w14:ligatures w14:val="none"/>
+        </w:rPr>
+        <w:t>충전사업자”의</w:t>
+      </w:r>
+      <w:proofErr w:type="spellEnd"/>
+      <w:r>
+        <w:rPr>
+          <w:rFonts w:ascii="바탕" w:eastAsia="바탕" w:hAnsi="바탕" w:cs="굴림" w:hint="eastAsia"/>
+          <w:color w:val="000000"/>
+          <w:kern w:val="0"/>
+          <w:szCs w:val="22"/>
+          <w14:ligatures w14:val="none"/>
+        </w:rPr>
+        <w:t xml:space="preserve"> 합리적인 노력으로 제어할 수 없는 사유가 발생하거나 발생할 우려가 있는 경우</w:t>
       </w:r>
     </w:p>
     <w:p>
@@ -3967,7 +4481,29 @@
           <w:szCs w:val="22"/>
           <w14:ligatures w14:val="none"/>
         </w:rPr>
-        <w:t>② “충전사업자”의 시스템을 포함한 설비의 보수점검, 교체 또는 고장, 통신의 두절 등의 사유가 발생한 경우</w:t>
+        <w:t>② “</w:t>
+      </w:r>
+      <w:proofErr w:type="spellStart"/>
+      <w:r>
+        <w:rPr>
+          <w:rFonts w:ascii="바탕" w:eastAsia="바탕" w:hAnsi="바탕" w:cs="굴림" w:hint="eastAsia"/>
+          <w:color w:val="000000"/>
+          <w:kern w:val="0"/>
+          <w:szCs w:val="22"/>
+          <w14:ligatures w14:val="none"/>
+        </w:rPr>
+        <w:t>충전사업자”의</w:t>
+      </w:r>
+      <w:proofErr w:type="spellEnd"/>
+      <w:r>
+        <w:rPr>
+          <w:rFonts w:ascii="바탕" w:eastAsia="바탕" w:hAnsi="바탕" w:cs="굴림" w:hint="eastAsia"/>
+          <w:color w:val="000000"/>
+          <w:kern w:val="0"/>
+          <w:szCs w:val="22"/>
+          <w14:ligatures w14:val="none"/>
+        </w:rPr>
+        <w:t xml:space="preserve"> 시스템을 포함한 설비의 보수점검, 교체 또는 고장, 통신의 두절 등의 사유가 발생한 경우</w:t>
       </w:r>
     </w:p>
     <w:p>
@@ -4048,7 +4584,51 @@
           <w:szCs w:val="22"/>
           <w14:ligatures w14:val="none"/>
         </w:rPr>
-        <w:t xml:space="preserve">5. “부지제공자”는 “이용자”가 충전기를 원활히 사용할 수 있도록 전기자동차(PHEV포함) 전용 주차면을 제공하여야 하며, 일반 내연기관 차량과의 혼용주차를 금지한다. </w:t>
+        <w:t>5. “</w:t>
+      </w:r>
+      <w:proofErr w:type="spellStart"/>
+      <w:r>
+        <w:rPr>
+          <w:rFonts w:ascii="바탕" w:eastAsia="바탕" w:hAnsi="바탕" w:cs="굴림" w:hint="eastAsia"/>
+          <w:color w:val="000000"/>
+          <w:kern w:val="0"/>
+          <w:szCs w:val="22"/>
+          <w14:ligatures w14:val="none"/>
+        </w:rPr>
+        <w:t>부지제공자”는</w:t>
+      </w:r>
+      <w:proofErr w:type="spellEnd"/>
+      <w:r>
+        <w:rPr>
+          <w:rFonts w:ascii="바탕" w:eastAsia="바탕" w:hAnsi="바탕" w:cs="굴림" w:hint="eastAsia"/>
+          <w:color w:val="000000"/>
+          <w:kern w:val="0"/>
+          <w:szCs w:val="22"/>
+          <w14:ligatures w14:val="none"/>
+        </w:rPr>
+        <w:t xml:space="preserve"> “</w:t>
+      </w:r>
+      <w:proofErr w:type="spellStart"/>
+      <w:r>
+        <w:rPr>
+          <w:rFonts w:ascii="바탕" w:eastAsia="바탕" w:hAnsi="바탕" w:cs="굴림" w:hint="eastAsia"/>
+          <w:color w:val="000000"/>
+          <w:kern w:val="0"/>
+          <w:szCs w:val="22"/>
+          <w14:ligatures w14:val="none"/>
+        </w:rPr>
+        <w:t>이용자”가</w:t>
+      </w:r>
+      <w:proofErr w:type="spellEnd"/>
+      <w:r>
+        <w:rPr>
+          <w:rFonts w:ascii="바탕" w:eastAsia="바탕" w:hAnsi="바탕" w:cs="굴림" w:hint="eastAsia"/>
+          <w:color w:val="000000"/>
+          <w:kern w:val="0"/>
+          <w:szCs w:val="22"/>
+          <w14:ligatures w14:val="none"/>
+        </w:rPr>
+        <w:t xml:space="preserve"> 충전기를 원활히 사용할 수 있도록 전기자동차(PHEV포함) 전용 주차면을 제공하여야 하며, 일반 내연기관 차량과의 혼용주차를 금지한다. </w:t>
       </w:r>
     </w:p>
     <w:p>
@@ -4075,7 +4655,95 @@
           <w14:ligatures w14:val="none"/>
         </w:rPr>
         <w:lastRenderedPageBreak/>
-        <w:t>6. “부지제공자”는 “이용자”가 충전기를 사용하기 위해 편리하게 접근하며 사용할 수 있도록 조치하여야 하며 “충전사업자”가 충전기 유지보수, 정기점검 및 AS를 위한 통행에 최대한 협조한다.</w:t>
+        <w:t>6. “</w:t>
+      </w:r>
+      <w:proofErr w:type="spellStart"/>
+      <w:r>
+        <w:rPr>
+          <w:rFonts w:ascii="바탕" w:eastAsia="바탕" w:hAnsi="바탕" w:cs="굴림" w:hint="eastAsia"/>
+          <w:color w:val="000000"/>
+          <w:kern w:val="0"/>
+          <w:szCs w:val="22"/>
+          <w14:ligatures w14:val="none"/>
+        </w:rPr>
+        <w:t>부지제공자”는</w:t>
+      </w:r>
+      <w:proofErr w:type="spellEnd"/>
+      <w:r>
+        <w:rPr>
+          <w:rFonts w:ascii="바탕" w:eastAsia="바탕" w:hAnsi="바탕" w:cs="굴림" w:hint="eastAsia"/>
+          <w:color w:val="000000"/>
+          <w:kern w:val="0"/>
+          <w:szCs w:val="22"/>
+          <w14:ligatures w14:val="none"/>
+        </w:rPr>
+        <w:t xml:space="preserve"> “</w:t>
+      </w:r>
+      <w:proofErr w:type="spellStart"/>
+      <w:r>
+        <w:rPr>
+          <w:rFonts w:ascii="바탕" w:eastAsia="바탕" w:hAnsi="바탕" w:cs="굴림" w:hint="eastAsia"/>
+          <w:color w:val="000000"/>
+          <w:kern w:val="0"/>
+          <w:szCs w:val="22"/>
+          <w14:ligatures w14:val="none"/>
+        </w:rPr>
+        <w:t>이용자”가</w:t>
+      </w:r>
+      <w:proofErr w:type="spellEnd"/>
+      <w:r>
+        <w:rPr>
+          <w:rFonts w:ascii="바탕" w:eastAsia="바탕" w:hAnsi="바탕" w:cs="굴림" w:hint="eastAsia"/>
+          <w:color w:val="000000"/>
+          <w:kern w:val="0"/>
+          <w:szCs w:val="22"/>
+          <w14:ligatures w14:val="none"/>
+        </w:rPr>
+        <w:t xml:space="preserve"> 충전기를 사용하기 위해 편리하게 접근하며 사용할 수 있도록 조치하여야 하며 “</w:t>
+      </w:r>
+      <w:proofErr w:type="spellStart"/>
+      <w:r>
+        <w:rPr>
+          <w:rFonts w:ascii="바탕" w:eastAsia="바탕" w:hAnsi="바탕" w:cs="굴림" w:hint="eastAsia"/>
+          <w:color w:val="000000"/>
+          <w:kern w:val="0"/>
+          <w:szCs w:val="22"/>
+          <w14:ligatures w14:val="none"/>
+        </w:rPr>
+        <w:t>충전사업자”가</w:t>
+      </w:r>
+      <w:proofErr w:type="spellEnd"/>
+      <w:r>
+        <w:rPr>
+          <w:rFonts w:ascii="바탕" w:eastAsia="바탕" w:hAnsi="바탕" w:cs="굴림" w:hint="eastAsia"/>
+          <w:color w:val="000000"/>
+          <w:kern w:val="0"/>
+          <w:szCs w:val="22"/>
+          <w14:ligatures w14:val="none"/>
+        </w:rPr>
+        <w:t xml:space="preserve"> 충전기 유지보수, 정기점검 및 AS</w:t>
+      </w:r>
+      <w:proofErr w:type="spellStart"/>
+      <w:r>
+        <w:rPr>
+          <w:rFonts w:ascii="바탕" w:eastAsia="바탕" w:hAnsi="바탕" w:cs="굴림" w:hint="eastAsia"/>
+          <w:color w:val="000000"/>
+          <w:kern w:val="0"/>
+          <w:szCs w:val="22"/>
+          <w14:ligatures w14:val="none"/>
+        </w:rPr>
+        <w:t>를</w:t>
+      </w:r>
+      <w:proofErr w:type="spellEnd"/>
+      <w:r>
+        <w:rPr>
+          <w:rFonts w:ascii="바탕" w:eastAsia="바탕" w:hAnsi="바탕" w:cs="굴림" w:hint="eastAsia"/>
+          <w:color w:val="000000"/>
+          <w:kern w:val="0"/>
+          <w:szCs w:val="22"/>
+          <w14:ligatures w14:val="none"/>
+        </w:rPr>
+        <w:t xml:space="preserve"> 위한 통행에 최대한 협조한다.</w:t>
       </w:r>
     </w:p>
     <w:p>
@@ -4100,7 +4768,73 @@
           <w:szCs w:val="22"/>
           <w14:ligatures w14:val="none"/>
         </w:rPr>
-        <w:t xml:space="preserve">7. “부지제공자”는 계약기간 내 “충전사업자”와의 협의 없이 전기차 충전기 운영을 제한할 수 없으며, “부지제공자”가 임의로 운영 제한 시(차단기 OFF, 이용불가 안내문 부착, 내연차량 혼용주차 시행, 전기차량 입차 제한 등등) 운영 불가에 따른 운영손실비를 부담한다. </w:t>
+        <w:t>7. “</w:t>
+      </w:r>
+      <w:proofErr w:type="spellStart"/>
+      <w:r>
+        <w:rPr>
+          <w:rFonts w:ascii="바탕" w:eastAsia="바탕" w:hAnsi="바탕" w:cs="굴림" w:hint="eastAsia"/>
+          <w:color w:val="000000"/>
+          <w:kern w:val="0"/>
+          <w:szCs w:val="22"/>
+          <w14:ligatures w14:val="none"/>
+        </w:rPr>
+        <w:t>부지제공자”는</w:t>
+      </w:r>
+      <w:proofErr w:type="spellEnd"/>
+      <w:r>
+        <w:rPr>
+          <w:rFonts w:ascii="바탕" w:eastAsia="바탕" w:hAnsi="바탕" w:cs="굴림" w:hint="eastAsia"/>
+          <w:color w:val="000000"/>
+          <w:kern w:val="0"/>
+          <w:szCs w:val="22"/>
+          <w14:ligatures w14:val="none"/>
+        </w:rPr>
+        <w:t xml:space="preserve"> 계약기간 내 “</w:t>
+      </w:r>
+      <w:proofErr w:type="spellStart"/>
+      <w:r>
+        <w:rPr>
+          <w:rFonts w:ascii="바탕" w:eastAsia="바탕" w:hAnsi="바탕" w:cs="굴림" w:hint="eastAsia"/>
+          <w:color w:val="000000"/>
+          <w:kern w:val="0"/>
+          <w:szCs w:val="22"/>
+          <w14:ligatures w14:val="none"/>
+        </w:rPr>
+        <w:t>충전사업자”와의</w:t>
+      </w:r>
+      <w:proofErr w:type="spellEnd"/>
+      <w:r>
+        <w:rPr>
+          <w:rFonts w:ascii="바탕" w:eastAsia="바탕" w:hAnsi="바탕" w:cs="굴림" w:hint="eastAsia"/>
+          <w:color w:val="000000"/>
+          <w:kern w:val="0"/>
+          <w:szCs w:val="22"/>
+          <w14:ligatures w14:val="none"/>
+        </w:rPr>
+        <w:t xml:space="preserve"> 협의 없이 전기차 충전기 운영을 제한할 수 없으며, “</w:t>
+      </w:r>
+      <w:proofErr w:type="spellStart"/>
+      <w:r>
+        <w:rPr>
+          <w:rFonts w:ascii="바탕" w:eastAsia="바탕" w:hAnsi="바탕" w:cs="굴림" w:hint="eastAsia"/>
+          <w:color w:val="000000"/>
+          <w:kern w:val="0"/>
+          <w:szCs w:val="22"/>
+          <w14:ligatures w14:val="none"/>
+        </w:rPr>
+        <w:t>부지제공자”가</w:t>
+      </w:r>
+      <w:proofErr w:type="spellEnd"/>
+      <w:r>
+        <w:rPr>
+          <w:rFonts w:ascii="바탕" w:eastAsia="바탕" w:hAnsi="바탕" w:cs="굴림" w:hint="eastAsia"/>
+          <w:color w:val="000000"/>
+          <w:kern w:val="0"/>
+          <w:szCs w:val="22"/>
+          <w14:ligatures w14:val="none"/>
+        </w:rPr>
+        <w:t xml:space="preserve"> 임의로 운영 제한 시(차단기 OFF, 이용불가 안내문 부착, 내연차량 혼용주차 시행, 전기차량 입차 제한 등등) 운영 불가에 따른 운영손실비를 부담한다. </w:t>
       </w:r>
     </w:p>
     <w:p>
@@ -4125,7 +4859,73 @@
           <w:szCs w:val="22"/>
           <w14:ligatures w14:val="none"/>
         </w:rPr>
-        <w:t xml:space="preserve">8. “부지제공자”는 계약 당시 철거를 확약한 기설치 충전기의 철거를 이행하지 않을 경우, “충전사업자”의 원활한 운영이 불가함에 따른 운영손실비를 부담한다. </w:t>
+        <w:t>8. “</w:t>
+      </w:r>
+      <w:proofErr w:type="spellStart"/>
+      <w:r>
+        <w:rPr>
+          <w:rFonts w:ascii="바탕" w:eastAsia="바탕" w:hAnsi="바탕" w:cs="굴림" w:hint="eastAsia"/>
+          <w:color w:val="000000"/>
+          <w:kern w:val="0"/>
+          <w:szCs w:val="22"/>
+          <w14:ligatures w14:val="none"/>
+        </w:rPr>
+        <w:t>부지제공자”는</w:t>
+      </w:r>
+      <w:proofErr w:type="spellEnd"/>
+      <w:r>
+        <w:rPr>
+          <w:rFonts w:ascii="바탕" w:eastAsia="바탕" w:hAnsi="바탕" w:cs="굴림" w:hint="eastAsia"/>
+          <w:color w:val="000000"/>
+          <w:kern w:val="0"/>
+          <w:szCs w:val="22"/>
+          <w14:ligatures w14:val="none"/>
+        </w:rPr>
+        <w:t xml:space="preserve"> 계약 당시 철거를 확약한 </w:t>
+      </w:r>
+      <w:proofErr w:type="spellStart"/>
+      <w:r>
+        <w:rPr>
+          <w:rFonts w:ascii="바탕" w:eastAsia="바탕" w:hAnsi="바탕" w:cs="굴림" w:hint="eastAsia"/>
+          <w:color w:val="000000"/>
+          <w:kern w:val="0"/>
+          <w:szCs w:val="22"/>
+          <w14:ligatures w14:val="none"/>
+        </w:rPr>
+        <w:t>기설치</w:t>
+      </w:r>
+      <w:proofErr w:type="spellEnd"/>
+      <w:r>
+        <w:rPr>
+          <w:rFonts w:ascii="바탕" w:eastAsia="바탕" w:hAnsi="바탕" w:cs="굴림" w:hint="eastAsia"/>
+          <w:color w:val="000000"/>
+          <w:kern w:val="0"/>
+          <w:szCs w:val="22"/>
+          <w14:ligatures w14:val="none"/>
+        </w:rPr>
+        <w:t xml:space="preserve"> 충전기의 철거를 이행하지 않을 경우, “</w:t>
+      </w:r>
+      <w:proofErr w:type="spellStart"/>
+      <w:r>
+        <w:rPr>
+          <w:rFonts w:ascii="바탕" w:eastAsia="바탕" w:hAnsi="바탕" w:cs="굴림" w:hint="eastAsia"/>
+          <w:color w:val="000000"/>
+          <w:kern w:val="0"/>
+          <w:szCs w:val="22"/>
+          <w14:ligatures w14:val="none"/>
+        </w:rPr>
+        <w:t>충전사업자”의</w:t>
+      </w:r>
+      <w:proofErr w:type="spellEnd"/>
+      <w:r>
+        <w:rPr>
+          <w:rFonts w:ascii="바탕" w:eastAsia="바탕" w:hAnsi="바탕" w:cs="굴림" w:hint="eastAsia"/>
+          <w:color w:val="000000"/>
+          <w:kern w:val="0"/>
+          <w:szCs w:val="22"/>
+          <w14:ligatures w14:val="none"/>
+        </w:rPr>
+        <w:t xml:space="preserve"> 원활한 운영이 불가함에 따른 운영손실비를 부담한다. </w:t>
       </w:r>
     </w:p>
     <w:p>
@@ -4150,7 +4950,73 @@
           <w:szCs w:val="22"/>
           <w14:ligatures w14:val="none"/>
         </w:rPr>
-        <w:t>9. “충전사업자”는 충전기 추가 설치 및 충전 데이터 분석 등의 목적을 위하여 “부지제공자”에게 해당 부지에 등록된 전기자동차(PHEV 포함)의 대수 정보를 요청할 수 있으며, “부지제공자”는 요청일로부터 3일 이내에 해당 정보를 제공하여야 한다.</w:t>
+        <w:t>9. “</w:t>
+      </w:r>
+      <w:proofErr w:type="spellStart"/>
+      <w:r>
+        <w:rPr>
+          <w:rFonts w:ascii="바탕" w:eastAsia="바탕" w:hAnsi="바탕" w:cs="굴림" w:hint="eastAsia"/>
+          <w:color w:val="000000"/>
+          <w:kern w:val="0"/>
+          <w:szCs w:val="22"/>
+          <w14:ligatures w14:val="none"/>
+        </w:rPr>
+        <w:t>충전사업자”는</w:t>
+      </w:r>
+      <w:proofErr w:type="spellEnd"/>
+      <w:r>
+        <w:rPr>
+          <w:rFonts w:ascii="바탕" w:eastAsia="바탕" w:hAnsi="바탕" w:cs="굴림" w:hint="eastAsia"/>
+          <w:color w:val="000000"/>
+          <w:kern w:val="0"/>
+          <w:szCs w:val="22"/>
+          <w14:ligatures w14:val="none"/>
+        </w:rPr>
+        <w:t xml:space="preserve"> 충전기 추가 설치 및 충전 데이터 분석 등의 목적을 위하여 “</w:t>
+      </w:r>
+      <w:proofErr w:type="spellStart"/>
+      <w:r>
+        <w:rPr>
+          <w:rFonts w:ascii="바탕" w:eastAsia="바탕" w:hAnsi="바탕" w:cs="굴림" w:hint="eastAsia"/>
+          <w:color w:val="000000"/>
+          <w:kern w:val="0"/>
+          <w:szCs w:val="22"/>
+          <w14:ligatures w14:val="none"/>
+        </w:rPr>
+        <w:t>부지제공자”에게</w:t>
+      </w:r>
+      <w:proofErr w:type="spellEnd"/>
+      <w:r>
+        <w:rPr>
+          <w:rFonts w:ascii="바탕" w:eastAsia="바탕" w:hAnsi="바탕" w:cs="굴림" w:hint="eastAsia"/>
+          <w:color w:val="000000"/>
+          <w:kern w:val="0"/>
+          <w:szCs w:val="22"/>
+          <w14:ligatures w14:val="none"/>
+        </w:rPr>
+        <w:t xml:space="preserve"> 해당 부지에 등록된 전기자동차(PHEV 포함)의 대수 정보를 요청할 수 있으며, “</w:t>
+      </w:r>
+      <w:proofErr w:type="spellStart"/>
+      <w:r>
+        <w:rPr>
+          <w:rFonts w:ascii="바탕" w:eastAsia="바탕" w:hAnsi="바탕" w:cs="굴림" w:hint="eastAsia"/>
+          <w:color w:val="000000"/>
+          <w:kern w:val="0"/>
+          <w:szCs w:val="22"/>
+          <w14:ligatures w14:val="none"/>
+        </w:rPr>
+        <w:t>부지제공자”는</w:t>
+      </w:r>
+      <w:proofErr w:type="spellEnd"/>
+      <w:r>
+        <w:rPr>
+          <w:rFonts w:ascii="바탕" w:eastAsia="바탕" w:hAnsi="바탕" w:cs="굴림" w:hint="eastAsia"/>
+          <w:color w:val="000000"/>
+          <w:kern w:val="0"/>
+          <w:szCs w:val="22"/>
+          <w14:ligatures w14:val="none"/>
+        </w:rPr>
+        <w:t xml:space="preserve"> 요청일로부터 3일 이내에 해당 정보를 제공하여야 한다.</w:t>
       </w:r>
     </w:p>
     <w:p>
@@ -4175,7 +5041,73 @@
           <w:szCs w:val="22"/>
           <w14:ligatures w14:val="none"/>
         </w:rPr>
-        <w:t>* 기당 운영손실비 (완속충전기 1만원/日, 급속충전기 3만원/日)</w:t>
+        <w:t>* 기당 운영손실비 (</w:t>
+      </w:r>
+      <w:proofErr w:type="spellStart"/>
+      <w:r>
+        <w:rPr>
+          <w:rFonts w:ascii="바탕" w:eastAsia="바탕" w:hAnsi="바탕" w:cs="굴림" w:hint="eastAsia"/>
+          <w:color w:val="000000"/>
+          <w:kern w:val="0"/>
+          <w:szCs w:val="22"/>
+          <w14:ligatures w14:val="none"/>
+        </w:rPr>
+        <w:t>완속충전기</w:t>
+      </w:r>
+      <w:proofErr w:type="spellEnd"/>
+      <w:r>
+        <w:rPr>
+          <w:rFonts w:ascii="바탕" w:eastAsia="바탕" w:hAnsi="바탕" w:cs="굴림" w:hint="eastAsia"/>
+          <w:color w:val="000000"/>
+          <w:kern w:val="0"/>
+          <w:szCs w:val="22"/>
+          <w14:ligatures w14:val="none"/>
+        </w:rPr>
+        <w:t xml:space="preserve"> 1만원/</w:t>
+      </w:r>
+      <w:proofErr w:type="spellStart"/>
+      <w:r>
+        <w:rPr>
+          <w:rFonts w:ascii="바탕" w:eastAsia="바탕" w:hAnsi="바탕" w:cs="굴림" w:hint="eastAsia"/>
+          <w:color w:val="000000"/>
+          <w:kern w:val="0"/>
+          <w:szCs w:val="22"/>
+          <w14:ligatures w14:val="none"/>
+        </w:rPr>
+        <w:t>日</w:t>
+      </w:r>
+      <w:proofErr w:type="spellEnd"/>
+      <w:r>
+        <w:rPr>
+          <w:rFonts w:ascii="바탕" w:eastAsia="바탕" w:hAnsi="바탕" w:cs="굴림" w:hint="eastAsia"/>
+          <w:color w:val="000000"/>
+          <w:kern w:val="0"/>
+          <w:szCs w:val="22"/>
+          <w14:ligatures w14:val="none"/>
+        </w:rPr>
+        <w:t>, 급속충전기 3만원/</w:t>
+      </w:r>
+      <w:proofErr w:type="spellStart"/>
+      <w:r>
+        <w:rPr>
+          <w:rFonts w:ascii="바탕" w:eastAsia="바탕" w:hAnsi="바탕" w:cs="굴림" w:hint="eastAsia"/>
+          <w:color w:val="000000"/>
+          <w:kern w:val="0"/>
+          <w:szCs w:val="22"/>
+          <w14:ligatures w14:val="none"/>
+        </w:rPr>
+        <w:t>日</w:t>
+      </w:r>
+      <w:proofErr w:type="spellEnd"/>
+      <w:r>
+        <w:rPr>
+          <w:rFonts w:ascii="바탕" w:eastAsia="바탕" w:hAnsi="바탕" w:cs="굴림" w:hint="eastAsia"/>
+          <w:color w:val="000000"/>
+          <w:kern w:val="0"/>
+          <w:szCs w:val="22"/>
+          <w14:ligatures w14:val="none"/>
+        </w:rPr>
+        <w:t>)</w:t>
       </w:r>
     </w:p>
     <w:p>
@@ -4246,7 +5178,51 @@
           <w:szCs w:val="22"/>
           <w14:ligatures w14:val="none"/>
         </w:rPr>
-        <w:t>전기차 충전기에 대한 충전 요금 설정 권한은 “충전사업자”에게 있으며, “충전사업자”는 전기차 충전시장의 공용충전 서비스의 요금을 참고하여 합리적인 요금을 설정한다.</w:t>
+        <w:t>전기차 충전기에 대한 충전 요금 설정 권한은 “</w:t>
+      </w:r>
+      <w:proofErr w:type="spellStart"/>
+      <w:r>
+        <w:rPr>
+          <w:rFonts w:ascii="바탕" w:eastAsia="바탕" w:hAnsi="바탕" w:cs="굴림" w:hint="eastAsia"/>
+          <w:color w:val="000000"/>
+          <w:kern w:val="0"/>
+          <w:szCs w:val="22"/>
+          <w14:ligatures w14:val="none"/>
+        </w:rPr>
+        <w:t>충전사업자”에게</w:t>
+      </w:r>
+      <w:proofErr w:type="spellEnd"/>
+      <w:r>
+        <w:rPr>
+          <w:rFonts w:ascii="바탕" w:eastAsia="바탕" w:hAnsi="바탕" w:cs="굴림" w:hint="eastAsia"/>
+          <w:color w:val="000000"/>
+          <w:kern w:val="0"/>
+          <w:szCs w:val="22"/>
+          <w14:ligatures w14:val="none"/>
+        </w:rPr>
+        <w:t xml:space="preserve"> 있으며, “</w:t>
+      </w:r>
+      <w:proofErr w:type="spellStart"/>
+      <w:r>
+        <w:rPr>
+          <w:rFonts w:ascii="바탕" w:eastAsia="바탕" w:hAnsi="바탕" w:cs="굴림" w:hint="eastAsia"/>
+          <w:color w:val="000000"/>
+          <w:kern w:val="0"/>
+          <w:szCs w:val="22"/>
+          <w14:ligatures w14:val="none"/>
+        </w:rPr>
+        <w:t>충전사업자”는</w:t>
+      </w:r>
+      <w:proofErr w:type="spellEnd"/>
+      <w:r>
+        <w:rPr>
+          <w:rFonts w:ascii="바탕" w:eastAsia="바탕" w:hAnsi="바탕" w:cs="굴림" w:hint="eastAsia"/>
+          <w:color w:val="000000"/>
+          <w:kern w:val="0"/>
+          <w:szCs w:val="22"/>
+          <w14:ligatures w14:val="none"/>
+        </w:rPr>
+        <w:t xml:space="preserve"> 전기차 충전시장의 공용충전 서비스의 요금을 참고하여 합리적인 요금을 설정한다.</w:t>
       </w:r>
     </w:p>
     <w:p>
@@ -4318,7 +5294,51 @@
           <w:szCs w:val="22"/>
           <w14:ligatures w14:val="none"/>
         </w:rPr>
-        <w:t>“충전사업자”는 계약 기간 동안 충전기 이용에 대한 전기료를 모자 분리(또는 신규증설)를 통하여 한국전력공사에 직접 납부한다.</w:t>
+        <w:t>“</w:t>
+      </w:r>
+      <w:proofErr w:type="spellStart"/>
+      <w:r>
+        <w:rPr>
+          <w:rFonts w:ascii="바탕" w:eastAsia="바탕" w:hAnsi="바탕" w:cs="굴림" w:hint="eastAsia"/>
+          <w:color w:val="000000"/>
+          <w:kern w:val="0"/>
+          <w:szCs w:val="22"/>
+          <w14:ligatures w14:val="none"/>
+        </w:rPr>
+        <w:t>충전사업자”는</w:t>
+      </w:r>
+      <w:proofErr w:type="spellEnd"/>
+      <w:r>
+        <w:rPr>
+          <w:rFonts w:ascii="바탕" w:eastAsia="바탕" w:hAnsi="바탕" w:cs="굴림" w:hint="eastAsia"/>
+          <w:color w:val="000000"/>
+          <w:kern w:val="0"/>
+          <w:szCs w:val="22"/>
+          <w14:ligatures w14:val="none"/>
+        </w:rPr>
+        <w:t xml:space="preserve"> 계약 기간 동안 충전기 이용에 대한 전기료를 모자 분리(또는 신규증설)</w:t>
+      </w:r>
+      <w:proofErr w:type="spellStart"/>
+      <w:r>
+        <w:rPr>
+          <w:rFonts w:ascii="바탕" w:eastAsia="바탕" w:hAnsi="바탕" w:cs="굴림" w:hint="eastAsia"/>
+          <w:color w:val="000000"/>
+          <w:kern w:val="0"/>
+          <w:szCs w:val="22"/>
+          <w14:ligatures w14:val="none"/>
+        </w:rPr>
+        <w:t>를</w:t>
+      </w:r>
+      <w:proofErr w:type="spellEnd"/>
+      <w:r>
+        <w:rPr>
+          <w:rFonts w:ascii="바탕" w:eastAsia="바탕" w:hAnsi="바탕" w:cs="굴림" w:hint="eastAsia"/>
+          <w:color w:val="000000"/>
+          <w:kern w:val="0"/>
+          <w:szCs w:val="22"/>
+          <w14:ligatures w14:val="none"/>
+        </w:rPr>
+        <w:t xml:space="preserve"> 통하여 한국전력공사에 직접 납부한다.</w:t>
       </w:r>
     </w:p>
     <w:p>
@@ -4347,7 +5367,29 @@
           <w:szCs w:val="22"/>
           <w14:ligatures w14:val="none"/>
         </w:rPr>
-        <w:t xml:space="preserve">“부지제공자”는 부지내 급속충전기 설치시 상시개방 하여야 한다. </w:t>
+        <w:t>“</w:t>
+      </w:r>
+      <w:proofErr w:type="spellStart"/>
+      <w:r>
+        <w:rPr>
+          <w:rFonts w:ascii="바탕" w:eastAsia="바탕" w:hAnsi="바탕" w:cs="굴림" w:hint="eastAsia"/>
+          <w:color w:val="000000"/>
+          <w:kern w:val="0"/>
+          <w:szCs w:val="22"/>
+          <w14:ligatures w14:val="none"/>
+        </w:rPr>
+        <w:t>부지제공자”는</w:t>
+      </w:r>
+      <w:proofErr w:type="spellEnd"/>
+      <w:r>
+        <w:rPr>
+          <w:rFonts w:ascii="바탕" w:eastAsia="바탕" w:hAnsi="바탕" w:cs="굴림" w:hint="eastAsia"/>
+          <w:color w:val="000000"/>
+          <w:kern w:val="0"/>
+          <w:szCs w:val="22"/>
+          <w14:ligatures w14:val="none"/>
+        </w:rPr>
+        <w:t xml:space="preserve"> 부지내 급속충전기 설치시 상시개방 하여야 한다. </w:t>
       </w:r>
     </w:p>
     <w:p>
@@ -4377,7 +5419,29 @@
           <w:szCs w:val="22"/>
           <w14:ligatures w14:val="none"/>
         </w:rPr>
-        <w:t>“부지제공자”는 충전시설 시운전 완료 후 14일 내 정상 운영이 가능하도록 필요한 모든 조치를 취하여야 한다</w:t>
+        <w:t>“</w:t>
+      </w:r>
+      <w:proofErr w:type="spellStart"/>
+      <w:r>
+        <w:rPr>
+          <w:rFonts w:ascii="바탕" w:eastAsia="바탕" w:hAnsi="바탕" w:cs="굴림" w:hint="eastAsia"/>
+          <w:color w:val="000000"/>
+          <w:kern w:val="0"/>
+          <w:szCs w:val="22"/>
+          <w14:ligatures w14:val="none"/>
+        </w:rPr>
+        <w:t>부지제공자”는</w:t>
+      </w:r>
+      <w:proofErr w:type="spellEnd"/>
+      <w:r>
+        <w:rPr>
+          <w:rFonts w:ascii="바탕" w:eastAsia="바탕" w:hAnsi="바탕" w:cs="굴림" w:hint="eastAsia"/>
+          <w:color w:val="000000"/>
+          <w:kern w:val="0"/>
+          <w:szCs w:val="22"/>
+          <w14:ligatures w14:val="none"/>
+        </w:rPr>
+        <w:t xml:space="preserve"> 충전시설 시운전 완료 후 14일 내 정상 운영이 가능하도록 필요한 모든 조치를 취하여야 한다</w:t>
       </w:r>
       <w:r>
         <w:rPr>
@@ -4490,8 +5554,9 @@
           <w:szCs w:val="22"/>
           <w14:ligatures w14:val="none"/>
         </w:rPr>
-        <w:t xml:space="preserve">“부지제공자”의 </w:t>
-      </w:r>
+        <w:t>“</w:t>
+      </w:r>
+      <w:proofErr w:type="spellStart"/>
       <w:r>
         <w:rPr>
           <w:rFonts w:ascii="바탕" w:eastAsia="바탕" w:hAnsi="바탕" w:cs="굴림" w:hint="eastAsia"/>
@@ -4500,6 +5565,27 @@
           <w:szCs w:val="22"/>
           <w14:ligatures w14:val="none"/>
         </w:rPr>
+        <w:t>부지제공자”의</w:t>
+      </w:r>
+      <w:proofErr w:type="spellEnd"/>
+      <w:r>
+        <w:rPr>
+          <w:rFonts w:ascii="바탕" w:eastAsia="바탕" w:hAnsi="바탕" w:cs="굴림" w:hint="eastAsia"/>
+          <w:color w:val="000000"/>
+          <w:kern w:val="0"/>
+          <w:szCs w:val="22"/>
+          <w14:ligatures w14:val="none"/>
+        </w:rPr>
+        <w:t xml:space="preserve"> </w:t>
+      </w:r>
+      <w:r>
+        <w:rPr>
+          <w:rFonts w:ascii="바탕" w:eastAsia="바탕" w:hAnsi="바탕" w:cs="굴림" w:hint="eastAsia"/>
+          <w:color w:val="000000"/>
+          <w:kern w:val="0"/>
+          <w:szCs w:val="22"/>
+          <w14:ligatures w14:val="none"/>
+        </w:rPr>
         <w:t xml:space="preserve">귀책 </w:t>
       </w:r>
       <w:r>
@@ -4600,7 +5686,29 @@
           <w:szCs w:val="22"/>
           <w14:ligatures w14:val="none"/>
         </w:rPr>
-        <w:t xml:space="preserve"> 이루어지는 경우, “부지제공자”는 </w:t>
+        <w:t xml:space="preserve"> 이루어지는 경우, “</w:t>
+      </w:r>
+      <w:proofErr w:type="spellStart"/>
+      <w:r>
+        <w:rPr>
+          <w:rFonts w:ascii="바탕" w:eastAsia="바탕" w:hAnsi="바탕" w:cs="굴림" w:hint="eastAsia"/>
+          <w:color w:val="000000"/>
+          <w:kern w:val="0"/>
+          <w:szCs w:val="22"/>
+          <w14:ligatures w14:val="none"/>
+        </w:rPr>
+        <w:t>부지제공자”는</w:t>
+      </w:r>
+      <w:proofErr w:type="spellEnd"/>
+      <w:r>
+        <w:rPr>
+          <w:rFonts w:ascii="바탕" w:eastAsia="바탕" w:hAnsi="바탕" w:cs="굴림" w:hint="eastAsia"/>
+          <w:color w:val="000000"/>
+          <w:kern w:val="0"/>
+          <w:szCs w:val="22"/>
+          <w14:ligatures w14:val="none"/>
+        </w:rPr>
+        <w:t xml:space="preserve"> </w:t>
       </w:r>
       <w:r>
         <w:rPr>
@@ -4650,7 +5758,29 @@
           <w:szCs w:val="22"/>
           <w14:ligatures w14:val="none"/>
         </w:rPr>
-        <w:t>전기자동차 충전시설 구축에 소요된 모든 비용을 아래의 상환율로 “충전사업자”에 상환한다</w:t>
+        <w:t>전기자동차 충전시설 구축에 소요된 모든 비용을 아래의 상환율로 “</w:t>
+      </w:r>
+      <w:proofErr w:type="spellStart"/>
+      <w:r>
+        <w:rPr>
+          <w:rFonts w:ascii="바탕" w:eastAsia="바탕" w:hAnsi="바탕" w:cs="굴림" w:hint="eastAsia"/>
+          <w:color w:val="000000"/>
+          <w:kern w:val="0"/>
+          <w:szCs w:val="22"/>
+          <w14:ligatures w14:val="none"/>
+        </w:rPr>
+        <w:t>충전사업자”에</w:t>
+      </w:r>
+      <w:proofErr w:type="spellEnd"/>
+      <w:r>
+        <w:rPr>
+          <w:rFonts w:ascii="바탕" w:eastAsia="바탕" w:hAnsi="바탕" w:cs="굴림" w:hint="eastAsia"/>
+          <w:color w:val="000000"/>
+          <w:kern w:val="0"/>
+          <w:szCs w:val="22"/>
+          <w14:ligatures w14:val="none"/>
+        </w:rPr>
+        <w:t xml:space="preserve"> 상환한다</w:t>
       </w:r>
       <w:bookmarkEnd w:id="12"/>
       <w:r>
@@ -5074,6 +6204,7 @@
                 <w:szCs w:val="22"/>
               </w:rPr>
             </w:pPr>
+            <w:proofErr w:type="spellStart"/>
             <w:r>
               <w:rPr>
                 <w:rFonts w:ascii="바탕" w:eastAsia="바탕" w:hAnsi="바탕" w:cs="굴림" w:hint="eastAsia"/>
@@ -5082,6 +6213,7 @@
               </w:rPr>
               <w:t>상환율</w:t>
             </w:r>
+            <w:proofErr w:type="spellEnd"/>
           </w:p>
         </w:tc>
         <w:tc>
@@ -5476,7 +6608,31 @@
           <w:szCs w:val="20"/>
           <w14:ligatures w14:val="none"/>
         </w:rPr>
-        <w:t>하며, 구축에 필요한 자재 조달/구매 등의 직·간접비를 모두 포함한다</w:t>
+        <w:t xml:space="preserve">하며, 구축에 필요한 자재 조달/구매 등의 </w:t>
+      </w:r>
+      <w:proofErr w:type="spellStart"/>
+      <w:r>
+        <w:rPr>
+          <w:rFonts w:ascii="바탕" w:eastAsia="바탕" w:hAnsi="바탕" w:cs="굴림" w:hint="eastAsia"/>
+          <w:color w:val="000000"/>
+          <w:kern w:val="0"/>
+          <w:sz w:val="20"/>
+          <w:szCs w:val="20"/>
+          <w14:ligatures w14:val="none"/>
+        </w:rPr>
+        <w:t>직·간접비를</w:t>
+      </w:r>
+      <w:proofErr w:type="spellEnd"/>
+      <w:r>
+        <w:rPr>
+          <w:rFonts w:ascii="바탕" w:eastAsia="바탕" w:hAnsi="바탕" w:cs="굴림" w:hint="eastAsia"/>
+          <w:color w:val="000000"/>
+          <w:kern w:val="0"/>
+          <w:sz w:val="20"/>
+          <w:szCs w:val="20"/>
+          <w14:ligatures w14:val="none"/>
+        </w:rPr>
+        <w:t xml:space="preserve"> 모두 포함한다</w:t>
       </w:r>
       <w:bookmarkEnd w:id="16"/>
       <w:r>
@@ -5519,7 +6675,67 @@
           <w14:ligatures w14:val="none"/>
         </w:rPr>
         <w:lastRenderedPageBreak/>
-        <w:t>위 2항의 경우 “충전사업자”는 전기자동차 충전시설 구축에 소요된 모든 비용에 대한 증빙을 “부지제공자”에게 제공하여야 하고, “부지제공자”는 제공받은 증빙 자료를 근거로 제2항의 정산금을 지급한다.</w:t>
+        <w:t>위 2항의 경우 “</w:t>
+      </w:r>
+      <w:proofErr w:type="spellStart"/>
+      <w:r>
+        <w:rPr>
+          <w:rFonts w:ascii="바탕" w:eastAsia="바탕" w:hAnsi="바탕" w:cs="굴림" w:hint="eastAsia"/>
+          <w:kern w:val="0"/>
+          <w:szCs w:val="22"/>
+          <w14:ligatures w14:val="none"/>
+        </w:rPr>
+        <w:t>충전사업자”는</w:t>
+      </w:r>
+      <w:proofErr w:type="spellEnd"/>
+      <w:r>
+        <w:rPr>
+          <w:rFonts w:ascii="바탕" w:eastAsia="바탕" w:hAnsi="바탕" w:cs="굴림" w:hint="eastAsia"/>
+          <w:kern w:val="0"/>
+          <w:szCs w:val="22"/>
+          <w14:ligatures w14:val="none"/>
+        </w:rPr>
+        <w:t xml:space="preserve"> 전기자동차 충전시설 구축에 소요된 모든 비용에 대한 증빙을 “</w:t>
+      </w:r>
+      <w:proofErr w:type="spellStart"/>
+      <w:r>
+        <w:rPr>
+          <w:rFonts w:ascii="바탕" w:eastAsia="바탕" w:hAnsi="바탕" w:cs="굴림" w:hint="eastAsia"/>
+          <w:kern w:val="0"/>
+          <w:szCs w:val="22"/>
+          <w14:ligatures w14:val="none"/>
+        </w:rPr>
+        <w:t>부지제공자”에게</w:t>
+      </w:r>
+      <w:proofErr w:type="spellEnd"/>
+      <w:r>
+        <w:rPr>
+          <w:rFonts w:ascii="바탕" w:eastAsia="바탕" w:hAnsi="바탕" w:cs="굴림" w:hint="eastAsia"/>
+          <w:kern w:val="0"/>
+          <w:szCs w:val="22"/>
+          <w14:ligatures w14:val="none"/>
+        </w:rPr>
+        <w:t xml:space="preserve"> 제공하여야 하고, “</w:t>
+      </w:r>
+      <w:proofErr w:type="spellStart"/>
+      <w:r>
+        <w:rPr>
+          <w:rFonts w:ascii="바탕" w:eastAsia="바탕" w:hAnsi="바탕" w:cs="굴림" w:hint="eastAsia"/>
+          <w:kern w:val="0"/>
+          <w:szCs w:val="22"/>
+          <w14:ligatures w14:val="none"/>
+        </w:rPr>
+        <w:t>부지제공자”는</w:t>
+      </w:r>
+      <w:proofErr w:type="spellEnd"/>
+      <w:r>
+        <w:rPr>
+          <w:rFonts w:ascii="바탕" w:eastAsia="바탕" w:hAnsi="바탕" w:cs="굴림" w:hint="eastAsia"/>
+          <w:kern w:val="0"/>
+          <w:szCs w:val="22"/>
+          <w14:ligatures w14:val="none"/>
+        </w:rPr>
+        <w:t xml:space="preserve"> 제공받은 증빙 자료를 근거로 제2항의 정산금을 지급한다.</w:t>
       </w:r>
     </w:p>
     <w:p>
@@ -5547,7 +6763,87 @@
           <w:szCs w:val="22"/>
           <w14:ligatures w14:val="none"/>
         </w:rPr>
-        <w:t>“부지제공자”가 설치된 충전시설에 대한 위치 이전을 “충전사업자”에게 요구할 경우 그에 대한 공사비용은 “부지제공자”가 부담하고, “충전사업자”가 수행한다.</w:t>
+        <w:t>“</w:t>
+      </w:r>
+      <w:proofErr w:type="spellStart"/>
+      <w:r>
+        <w:rPr>
+          <w:rFonts w:ascii="바탕" w:eastAsia="바탕" w:hAnsi="바탕" w:cs="굴림" w:hint="eastAsia"/>
+          <w:kern w:val="0"/>
+          <w:szCs w:val="22"/>
+          <w14:ligatures w14:val="none"/>
+        </w:rPr>
+        <w:t>부지제공자”가</w:t>
+      </w:r>
+      <w:proofErr w:type="spellEnd"/>
+      <w:r>
+        <w:rPr>
+          <w:rFonts w:ascii="바탕" w:eastAsia="바탕" w:hAnsi="바탕" w:cs="굴림" w:hint="eastAsia"/>
+          <w:kern w:val="0"/>
+          <w:szCs w:val="22"/>
+          <w14:ligatures w14:val="none"/>
+        </w:rPr>
+        <w:t xml:space="preserve"> 설치된 충전시설에 대한 위치 이전을 “</w:t>
+      </w:r>
+      <w:proofErr w:type="spellStart"/>
+      <w:r>
+        <w:rPr>
+          <w:rFonts w:ascii="바탕" w:eastAsia="바탕" w:hAnsi="바탕" w:cs="굴림" w:hint="eastAsia"/>
+          <w:kern w:val="0"/>
+          <w:szCs w:val="22"/>
+          <w14:ligatures w14:val="none"/>
+        </w:rPr>
+        <w:t>충전사업자”에게</w:t>
+      </w:r>
+      <w:proofErr w:type="spellEnd"/>
+      <w:r>
+        <w:rPr>
+          <w:rFonts w:ascii="바탕" w:eastAsia="바탕" w:hAnsi="바탕" w:cs="굴림" w:hint="eastAsia"/>
+          <w:kern w:val="0"/>
+          <w:szCs w:val="22"/>
+          <w14:ligatures w14:val="none"/>
+        </w:rPr>
+        <w:t xml:space="preserve"> 요구할 경우 그에 대한 공사비용은 “</w:t>
+      </w:r>
+      <w:proofErr w:type="spellStart"/>
+      <w:r>
+        <w:rPr>
+          <w:rFonts w:ascii="바탕" w:eastAsia="바탕" w:hAnsi="바탕" w:cs="굴림" w:hint="eastAsia"/>
+          <w:kern w:val="0"/>
+          <w:szCs w:val="22"/>
+          <w14:ligatures w14:val="none"/>
+        </w:rPr>
+        <w:t>부지제공자”가</w:t>
+      </w:r>
+      <w:proofErr w:type="spellEnd"/>
+      <w:r>
+        <w:rPr>
+          <w:rFonts w:ascii="바탕" w:eastAsia="바탕" w:hAnsi="바탕" w:cs="굴림" w:hint="eastAsia"/>
+          <w:kern w:val="0"/>
+          <w:szCs w:val="22"/>
+          <w14:ligatures w14:val="none"/>
+        </w:rPr>
+        <w:t xml:space="preserve"> 부담하고, “</w:t>
+      </w:r>
+      <w:proofErr w:type="spellStart"/>
+      <w:r>
+        <w:rPr>
+          <w:rFonts w:ascii="바탕" w:eastAsia="바탕" w:hAnsi="바탕" w:cs="굴림" w:hint="eastAsia"/>
+          <w:kern w:val="0"/>
+          <w:szCs w:val="22"/>
+          <w14:ligatures w14:val="none"/>
+        </w:rPr>
+        <w:t>충전사업자”가</w:t>
+      </w:r>
+      <w:proofErr w:type="spellEnd"/>
+      <w:r>
+        <w:rPr>
+          <w:rFonts w:ascii="바탕" w:eastAsia="바탕" w:hAnsi="바탕" w:cs="굴림" w:hint="eastAsia"/>
+          <w:kern w:val="0"/>
+          <w:szCs w:val="22"/>
+          <w14:ligatures w14:val="none"/>
+        </w:rPr>
+        <w:t xml:space="preserve"> 수행한다.</w:t>
       </w:r>
     </w:p>
     <w:p>
@@ -5574,8 +6870,9 @@
           <w:szCs w:val="22"/>
           <w14:ligatures w14:val="none"/>
         </w:rPr>
-        <w:t>“부지제공자”가 전기차충전기 설치완료 된 부지/건물 매각 시 해당 “충전사업자”에게 사전 서면 통지한다. “부지제공자”가 부지/건물 매수인과 전기자동차 충전시설 구축 및 운영서비스 계약</w:t>
-      </w:r>
+        <w:t>“</w:t>
+      </w:r>
+      <w:proofErr w:type="spellStart"/>
       <w:r>
         <w:rPr>
           <w:rFonts w:ascii="바탕" w:eastAsia="바탕" w:hAnsi="바탕" w:cs="굴림" w:hint="eastAsia"/>
@@ -5583,6 +6880,65 @@
           <w:szCs w:val="22"/>
           <w14:ligatures w14:val="none"/>
         </w:rPr>
+        <w:t>부지제공자”가</w:t>
+      </w:r>
+      <w:proofErr w:type="spellEnd"/>
+      <w:r>
+        <w:rPr>
+          <w:rFonts w:ascii="바탕" w:eastAsia="바탕" w:hAnsi="바탕" w:cs="굴림" w:hint="eastAsia"/>
+          <w:kern w:val="0"/>
+          <w:szCs w:val="22"/>
+          <w14:ligatures w14:val="none"/>
+        </w:rPr>
+        <w:t xml:space="preserve"> 전기차충전기 설치완료 된 부지/건물 매각 시 해당 “</w:t>
+      </w:r>
+      <w:proofErr w:type="spellStart"/>
+      <w:r>
+        <w:rPr>
+          <w:rFonts w:ascii="바탕" w:eastAsia="바탕" w:hAnsi="바탕" w:cs="굴림" w:hint="eastAsia"/>
+          <w:kern w:val="0"/>
+          <w:szCs w:val="22"/>
+          <w14:ligatures w14:val="none"/>
+        </w:rPr>
+        <w:t>충전사업자”에게</w:t>
+      </w:r>
+      <w:proofErr w:type="spellEnd"/>
+      <w:r>
+        <w:rPr>
+          <w:rFonts w:ascii="바탕" w:eastAsia="바탕" w:hAnsi="바탕" w:cs="굴림" w:hint="eastAsia"/>
+          <w:kern w:val="0"/>
+          <w:szCs w:val="22"/>
+          <w14:ligatures w14:val="none"/>
+        </w:rPr>
+        <w:t xml:space="preserve"> 사전 서면 통지한다. “</w:t>
+      </w:r>
+      <w:proofErr w:type="spellStart"/>
+      <w:r>
+        <w:rPr>
+          <w:rFonts w:ascii="바탕" w:eastAsia="바탕" w:hAnsi="바탕" w:cs="굴림" w:hint="eastAsia"/>
+          <w:kern w:val="0"/>
+          <w:szCs w:val="22"/>
+          <w14:ligatures w14:val="none"/>
+        </w:rPr>
+        <w:t>부지제공자”가</w:t>
+      </w:r>
+      <w:proofErr w:type="spellEnd"/>
+      <w:r>
+        <w:rPr>
+          <w:rFonts w:ascii="바탕" w:eastAsia="바탕" w:hAnsi="바탕" w:cs="굴림" w:hint="eastAsia"/>
+          <w:kern w:val="0"/>
+          <w:szCs w:val="22"/>
+          <w14:ligatures w14:val="none"/>
+        </w:rPr>
+        <w:t xml:space="preserve"> 부지/건물 매수인과 전기자동차 충전시설 구축 및 운영서비스 계약</w:t>
+      </w:r>
+      <w:r>
+        <w:rPr>
+          <w:rFonts w:ascii="바탕" w:eastAsia="바탕" w:hAnsi="바탕" w:cs="굴림" w:hint="eastAsia"/>
+          <w:kern w:val="0"/>
+          <w:szCs w:val="22"/>
+          <w14:ligatures w14:val="none"/>
+        </w:rPr>
         <w:t>의 포괄적</w:t>
       </w:r>
       <w:r>
@@ -5592,7 +6948,47 @@
           <w:szCs w:val="22"/>
           <w14:ligatures w14:val="none"/>
         </w:rPr>
-        <w:t xml:space="preserve"> 승계 협의 시, “충전사업자”는 매수인과 변경 계약을 체결하며, 이 경우 기존 “부지제공자”의 제5조 2항 철거비용 상환 의무는 면제된다.</w:t>
+        <w:t xml:space="preserve"> 승계 협의 시, “</w:t>
+      </w:r>
+      <w:proofErr w:type="spellStart"/>
+      <w:r>
+        <w:rPr>
+          <w:rFonts w:ascii="바탕" w:eastAsia="바탕" w:hAnsi="바탕" w:cs="굴림" w:hint="eastAsia"/>
+          <w:kern w:val="0"/>
+          <w:szCs w:val="22"/>
+          <w14:ligatures w14:val="none"/>
+        </w:rPr>
+        <w:t>충전사업자”는</w:t>
+      </w:r>
+      <w:proofErr w:type="spellEnd"/>
+      <w:r>
+        <w:rPr>
+          <w:rFonts w:ascii="바탕" w:eastAsia="바탕" w:hAnsi="바탕" w:cs="굴림" w:hint="eastAsia"/>
+          <w:kern w:val="0"/>
+          <w:szCs w:val="22"/>
+          <w14:ligatures w14:val="none"/>
+        </w:rPr>
+        <w:t xml:space="preserve"> 매수인과 변경 계약을 체결하며, 이 경우 기존 “</w:t>
+      </w:r>
+      <w:proofErr w:type="spellStart"/>
+      <w:r>
+        <w:rPr>
+          <w:rFonts w:ascii="바탕" w:eastAsia="바탕" w:hAnsi="바탕" w:cs="굴림" w:hint="eastAsia"/>
+          <w:kern w:val="0"/>
+          <w:szCs w:val="22"/>
+          <w14:ligatures w14:val="none"/>
+        </w:rPr>
+        <w:t>부지제공자”의</w:t>
+      </w:r>
+      <w:proofErr w:type="spellEnd"/>
+      <w:r>
+        <w:rPr>
+          <w:rFonts w:ascii="바탕" w:eastAsia="바탕" w:hAnsi="바탕" w:cs="굴림" w:hint="eastAsia"/>
+          <w:kern w:val="0"/>
+          <w:szCs w:val="22"/>
+          <w14:ligatures w14:val="none"/>
+        </w:rPr>
+        <w:t xml:space="preserve"> 제5조 2항 철거비용 상환 의무는 면제된다.</w:t>
       </w:r>
     </w:p>
     <w:p>
@@ -5685,7 +7081,51 @@
           <w:szCs w:val="22"/>
           <w14:ligatures w14:val="none"/>
         </w:rPr>
-        <w:t>“부지제공자”와 “충전사업자”는 개인정보보호를 위해 기술적, 관리적 조치를 취해 개인정보가 도난, 누출, 침해되지 않도록 한다.</w:t>
+        <w:t>“</w:t>
+      </w:r>
+      <w:proofErr w:type="spellStart"/>
+      <w:r>
+        <w:rPr>
+          <w:rFonts w:ascii="바탕" w:eastAsia="바탕" w:hAnsi="바탕" w:cs="굴림" w:hint="eastAsia"/>
+          <w:color w:val="000000"/>
+          <w:kern w:val="0"/>
+          <w:szCs w:val="22"/>
+          <w14:ligatures w14:val="none"/>
+        </w:rPr>
+        <w:t>부지제공자”와</w:t>
+      </w:r>
+      <w:proofErr w:type="spellEnd"/>
+      <w:r>
+        <w:rPr>
+          <w:rFonts w:ascii="바탕" w:eastAsia="바탕" w:hAnsi="바탕" w:cs="굴림" w:hint="eastAsia"/>
+          <w:color w:val="000000"/>
+          <w:kern w:val="0"/>
+          <w:szCs w:val="22"/>
+          <w14:ligatures w14:val="none"/>
+        </w:rPr>
+        <w:t xml:space="preserve"> “</w:t>
+      </w:r>
+      <w:proofErr w:type="spellStart"/>
+      <w:r>
+        <w:rPr>
+          <w:rFonts w:ascii="바탕" w:eastAsia="바탕" w:hAnsi="바탕" w:cs="굴림" w:hint="eastAsia"/>
+          <w:color w:val="000000"/>
+          <w:kern w:val="0"/>
+          <w:szCs w:val="22"/>
+          <w14:ligatures w14:val="none"/>
+        </w:rPr>
+        <w:t>충전사업자”는</w:t>
+      </w:r>
+      <w:proofErr w:type="spellEnd"/>
+      <w:r>
+        <w:rPr>
+          <w:rFonts w:ascii="바탕" w:eastAsia="바탕" w:hAnsi="바탕" w:cs="굴림" w:hint="eastAsia"/>
+          <w:color w:val="000000"/>
+          <w:kern w:val="0"/>
+          <w:szCs w:val="22"/>
+          <w14:ligatures w14:val="none"/>
+        </w:rPr>
+        <w:t xml:space="preserve"> 개인정보보호를 위해 기술적, 관리적 조치를 취해 개인정보가 도난, 누출, 침해되지 않도록 한다.</w:t>
       </w:r>
     </w:p>
     <w:p>
@@ -5751,7 +7191,51 @@
           <w:szCs w:val="22"/>
           <w14:ligatures w14:val="none"/>
         </w:rPr>
-        <w:t>“충전사업자”와 “부지제공자”는 사전 서면동의 없이는 본 계약상의 권리 의무를 제3자에게 위임하거나 양도할 수 없으며 담보로 제공할 수 없다.</w:t>
+        <w:t>“</w:t>
+      </w:r>
+      <w:proofErr w:type="spellStart"/>
+      <w:r>
+        <w:rPr>
+          <w:rFonts w:ascii="바탕" w:eastAsia="바탕" w:hAnsi="바탕" w:cs="굴림" w:hint="eastAsia"/>
+          <w:color w:val="000000"/>
+          <w:kern w:val="0"/>
+          <w:szCs w:val="22"/>
+          <w14:ligatures w14:val="none"/>
+        </w:rPr>
+        <w:t>충전사업자”와</w:t>
+      </w:r>
+      <w:proofErr w:type="spellEnd"/>
+      <w:r>
+        <w:rPr>
+          <w:rFonts w:ascii="바탕" w:eastAsia="바탕" w:hAnsi="바탕" w:cs="굴림" w:hint="eastAsia"/>
+          <w:color w:val="000000"/>
+          <w:kern w:val="0"/>
+          <w:szCs w:val="22"/>
+          <w14:ligatures w14:val="none"/>
+        </w:rPr>
+        <w:t xml:space="preserve"> “</w:t>
+      </w:r>
+      <w:proofErr w:type="spellStart"/>
+      <w:r>
+        <w:rPr>
+          <w:rFonts w:ascii="바탕" w:eastAsia="바탕" w:hAnsi="바탕" w:cs="굴림" w:hint="eastAsia"/>
+          <w:color w:val="000000"/>
+          <w:kern w:val="0"/>
+          <w:szCs w:val="22"/>
+          <w14:ligatures w14:val="none"/>
+        </w:rPr>
+        <w:t>부지제공자”는</w:t>
+      </w:r>
+      <w:proofErr w:type="spellEnd"/>
+      <w:r>
+        <w:rPr>
+          <w:rFonts w:ascii="바탕" w:eastAsia="바탕" w:hAnsi="바탕" w:cs="굴림" w:hint="eastAsia"/>
+          <w:color w:val="000000"/>
+          <w:kern w:val="0"/>
+          <w:szCs w:val="22"/>
+          <w14:ligatures w14:val="none"/>
+        </w:rPr>
+        <w:t xml:space="preserve"> 사전 서면동의 없이는 본 계약상의 권리 의무를 제3자에게 위임하거나 양도할 수 없으며 담보로 제공할 수 없다.</w:t>
       </w:r>
     </w:p>
     <w:p>
@@ -5818,7 +7302,51 @@
           <w:szCs w:val="22"/>
           <w14:ligatures w14:val="none"/>
         </w:rPr>
-        <w:t>“부지제공자”와 “충전사업자”는 본 계약과 관련하여 인지 또는 취득한 모든 정보에 대하여 사전 서면동의 없이는 계약기간 중이거나 계약종료 이후에도 업무 목적 이외로 사용하거나 제3자에게 누설 또는 제공하면 안 된다.</w:t>
+        <w:t>“</w:t>
+      </w:r>
+      <w:proofErr w:type="spellStart"/>
+      <w:r>
+        <w:rPr>
+          <w:rFonts w:ascii="바탕" w:eastAsia="바탕" w:hAnsi="바탕" w:cs="굴림" w:hint="eastAsia"/>
+          <w:color w:val="000000"/>
+          <w:kern w:val="0"/>
+          <w:szCs w:val="22"/>
+          <w14:ligatures w14:val="none"/>
+        </w:rPr>
+        <w:t>부지제공자”와</w:t>
+      </w:r>
+      <w:proofErr w:type="spellEnd"/>
+      <w:r>
+        <w:rPr>
+          <w:rFonts w:ascii="바탕" w:eastAsia="바탕" w:hAnsi="바탕" w:cs="굴림" w:hint="eastAsia"/>
+          <w:color w:val="000000"/>
+          <w:kern w:val="0"/>
+          <w:szCs w:val="22"/>
+          <w14:ligatures w14:val="none"/>
+        </w:rPr>
+        <w:t xml:space="preserve"> “</w:t>
+      </w:r>
+      <w:proofErr w:type="spellStart"/>
+      <w:r>
+        <w:rPr>
+          <w:rFonts w:ascii="바탕" w:eastAsia="바탕" w:hAnsi="바탕" w:cs="굴림" w:hint="eastAsia"/>
+          <w:color w:val="000000"/>
+          <w:kern w:val="0"/>
+          <w:szCs w:val="22"/>
+          <w14:ligatures w14:val="none"/>
+        </w:rPr>
+        <w:t>충전사업자”는</w:t>
+      </w:r>
+      <w:proofErr w:type="spellEnd"/>
+      <w:r>
+        <w:rPr>
+          <w:rFonts w:ascii="바탕" w:eastAsia="바탕" w:hAnsi="바탕" w:cs="굴림" w:hint="eastAsia"/>
+          <w:color w:val="000000"/>
+          <w:kern w:val="0"/>
+          <w:szCs w:val="22"/>
+          <w14:ligatures w14:val="none"/>
+        </w:rPr>
+        <w:t xml:space="preserve"> 본 계약과 관련하여 인지 또는 취득한 모든 정보에 대하여 사전 서면동의 없이는 계약기간 중이거나 계약종료 이후에도 업무 목적 이외로 사용하거나 제3자에게 누설 또는 제공하면 안 된다.</w:t>
       </w:r>
     </w:p>
     <w:p>
@@ -5971,6 +7499,7 @@
           <w14:ligatures w14:val="none"/>
         </w:rPr>
       </w:pPr>
+      <w:proofErr w:type="spellStart"/>
       <w:r>
         <w:rPr>
           <w:rFonts w:ascii="바탕" w:eastAsia="바탕" w:hAnsi="바탕" w:cs="굴림" w:hint="eastAsia"/>
@@ -5979,7 +7508,18 @@
           <w:szCs w:val="22"/>
           <w14:ligatures w14:val="none"/>
         </w:rPr>
-        <w:t xml:space="preserve">당해년도 환경공단 보조금 예산 마감으로 보조금 승인을 받지 못한 경우 </w:t>
+        <w:t>당해년도</w:t>
+      </w:r>
+      <w:proofErr w:type="spellEnd"/>
+      <w:r>
+        <w:rPr>
+          <w:rFonts w:ascii="바탕" w:eastAsia="바탕" w:hAnsi="바탕" w:cs="굴림" w:hint="eastAsia"/>
+          <w:color w:val="000000"/>
+          <w:kern w:val="0"/>
+          <w:szCs w:val="22"/>
+          <w14:ligatures w14:val="none"/>
+        </w:rPr>
+        <w:t xml:space="preserve"> 환경공단 보조금 예산 마감으로 보조금 승인을 받지 못한 경우 </w:t>
       </w:r>
       <w:r>
         <w:rPr>
@@ -6028,7 +7568,29 @@
           <w:szCs w:val="22"/>
           <w14:ligatures w14:val="none"/>
         </w:rPr>
-        <w:t xml:space="preserve">본 계약과 관련하여「친환경자동차법」제11조의5의 따른 지자체 등의 명령이나 제재는 </w:t>
+        <w:t xml:space="preserve">본 계약과 </w:t>
+      </w:r>
+      <w:proofErr w:type="spellStart"/>
+      <w:r>
+        <w:rPr>
+          <w:rFonts w:ascii="바탕" w:eastAsia="바탕" w:hAnsi="바탕" w:cs="굴림" w:hint="eastAsia"/>
+          <w:color w:val="000000"/>
+          <w:kern w:val="0"/>
+          <w:szCs w:val="22"/>
+          <w14:ligatures w14:val="none"/>
+        </w:rPr>
+        <w:t>관련하여「친환경자동차법」제</w:t>
+      </w:r>
+      <w:proofErr w:type="spellEnd"/>
+      <w:r>
+        <w:rPr>
+          <w:rFonts w:ascii="바탕" w:eastAsia="바탕" w:hAnsi="바탕" w:cs="굴림" w:hint="eastAsia"/>
+          <w:color w:val="000000"/>
+          <w:kern w:val="0"/>
+          <w:szCs w:val="22"/>
+          <w14:ligatures w14:val="none"/>
+        </w:rPr>
+        <w:t xml:space="preserve">11조의5의 따른 지자체 등의 명령이나 제재는 </w:t>
       </w:r>
       <w:r>
         <w:rPr>
@@ -6373,7 +7935,29 @@
                 <w:szCs w:val="22"/>
                 <w14:ligatures w14:val="none"/>
               </w:rPr>
-              <w:t>주소 : 서울특별시 종로구 율곡로 75</w:t>
+              <w:t xml:space="preserve">주소 : 서울특별시 종로구 </w:t>
+            </w:r>
+            <w:proofErr w:type="spellStart"/>
+            <w:r>
+              <w:rPr>
+                <w:rFonts w:ascii="바탕" w:eastAsia="바탕" w:hAnsi="바탕" w:cs="굴림" w:hint="eastAsia"/>
+                <w:color w:val="000000"/>
+                <w:kern w:val="0"/>
+                <w:szCs w:val="22"/>
+                <w14:ligatures w14:val="none"/>
+              </w:rPr>
+              <w:t>율곡로</w:t>
+            </w:r>
+            <w:proofErr w:type="spellEnd"/>
+            <w:r>
+              <w:rPr>
+                <w:rFonts w:ascii="바탕" w:eastAsia="바탕" w:hAnsi="바탕" w:cs="굴림" w:hint="eastAsia"/>
+                <w:color w:val="000000"/>
+                <w:kern w:val="0"/>
+                <w:szCs w:val="22"/>
+                <w14:ligatures w14:val="none"/>
+              </w:rPr>
+              <w:t xml:space="preserve"> 75</w:t>
             </w:r>
           </w:p>
           <w:p>
@@ -6530,7 +8114,31 @@
           <w:szCs w:val="32"/>
           <w:u w:val="single"/>
         </w:rPr>
-        <w:t>전기자동차 완속충전시설 설치 신청서</w:t>
+        <w:t xml:space="preserve">전기자동차 </w:t>
+      </w:r>
+      <w:proofErr w:type="spellStart"/>
+      <w:r>
+        <w:rPr>
+          <w:rFonts w:hint="eastAsia"/>
+          <w:b/>
+          <w:bCs/>
+          <w:sz w:val="32"/>
+          <w:szCs w:val="32"/>
+          <w:u w:val="single"/>
+        </w:rPr>
+        <w:t>완속충전시설</w:t>
+      </w:r>
+      <w:proofErr w:type="spellEnd"/>
+      <w:r>
+        <w:rPr>
+          <w:rFonts w:hint="eastAsia"/>
+          <w:b/>
+          <w:bCs/>
+          <w:sz w:val="32"/>
+          <w:szCs w:val="32"/>
+          <w:u w:val="single"/>
+        </w:rPr>
+        <w:t xml:space="preserve"> 설치 신청서</w:t>
       </w:r>
     </w:p>
     <w:tbl>
@@ -6547,15 +8155,12 @@
         <w:tblLook w:val="04A0" w:firstRow="1" w:lastRow="0" w:firstColumn="1" w:lastColumn="0" w:noHBand="0" w:noVBand="1"/>
       </w:tblPr>
       <w:tblGrid>
+        <w:gridCol w:w="1553"/>
         <w:gridCol w:w="1554"/>
-        <w:gridCol w:w="1555"/>
         <w:gridCol w:w="1847"/>
-        <w:gridCol w:w="602"/>
-        <w:gridCol w:w="1041"/>
-        <w:gridCol w:w="61"/>
-        <w:gridCol w:w="1347"/>
-        <w:gridCol w:w="520"/>
-        <w:gridCol w:w="1929"/>
+        <w:gridCol w:w="1704"/>
+        <w:gridCol w:w="1867"/>
+        <w:gridCol w:w="1931"/>
       </w:tblGrid>
       <w:tr>
         <w:trPr>
@@ -6563,7 +8168,7 @@
         </w:trPr>
         <w:tc>
           <w:tcPr>
-            <w:tcW w:w="1552" w:type="dxa"/>
+            <w:tcW w:w="1553" w:type="dxa"/>
             <w:vAlign w:val="center"/>
           </w:tcPr>
           <w:p>
@@ -6588,8 +8193,8 @@
         <w:bookmarkEnd w:id="20"/>
         <w:tc>
           <w:tcPr>
-            <w:tcW w:w="5096" w:type="dxa"/>
-            <w:gridSpan w:val="5"/>
+            <w:tcW w:w="5105" w:type="dxa"/>
+            <w:gridSpan w:val="3"/>
             <w:vAlign w:val="center"/>
           </w:tcPr>
           <w:p>
@@ -6639,8 +8244,7 @@
         </w:tc>
         <w:tc>
           <w:tcPr>
-            <w:tcW w:w="1863" w:type="dxa"/>
-            <w:gridSpan w:val="2"/>
+            <w:tcW w:w="1867" w:type="dxa"/>
             <w:vAlign w:val="center"/>
           </w:tcPr>
           <w:p>
@@ -6657,15 +8261,25 @@
                 <w:sz w:val="18"/>
                 <w:szCs w:val="18"/>
               </w:rPr>
-              <w:t>보유 주차면수</w:t>
-            </w:r>
+              <w:t xml:space="preserve">보유 </w:t>
+            </w:r>
+            <w:proofErr w:type="spellStart"/>
+            <w:r>
+              <w:rPr>
+                <w:rFonts w:hint="eastAsia"/>
+                <w:sz w:val="18"/>
+                <w:szCs w:val="18"/>
+              </w:rPr>
+              <w:t>주차면수</w:t>
+            </w:r>
+            <w:proofErr w:type="spellEnd"/>
           </w:p>
         </w:tc>
         <w:bookmarkStart w:id="21" w:name="Parkinglot"/>
         <w:bookmarkEnd w:id="21"/>
         <w:tc>
           <w:tcPr>
-            <w:tcW w:w="1925" w:type="dxa"/>
+            <w:tcW w:w="1931" w:type="dxa"/>
             <w:vAlign w:val="center"/>
           </w:tcPr>
           <w:p>
@@ -6738,7 +8352,7 @@
         </w:trPr>
         <w:tc>
           <w:tcPr>
-            <w:tcW w:w="1552" w:type="dxa"/>
+            <w:tcW w:w="1553" w:type="dxa"/>
             <w:vMerge w:val="restart"/>
             <w:vAlign w:val="center"/>
           </w:tcPr>
@@ -6762,8 +8376,8 @@
         </w:tc>
         <w:tc>
           <w:tcPr>
-            <w:tcW w:w="8884" w:type="dxa"/>
-            <w:gridSpan w:val="8"/>
+            <w:tcW w:w="8903" w:type="dxa"/>
+            <w:gridSpan w:val="5"/>
             <w:vAlign w:val="center"/>
           </w:tcPr>
           <w:p>
@@ -6948,7 +8562,7 @@
         </w:trPr>
         <w:tc>
           <w:tcPr>
-            <w:tcW w:w="1552" w:type="dxa"/>
+            <w:tcW w:w="1553" w:type="dxa"/>
             <w:vMerge/>
             <w:vAlign w:val="center"/>
           </w:tcPr>
@@ -6964,8 +8578,8 @@
         </w:tc>
         <w:tc>
           <w:tcPr>
-            <w:tcW w:w="8884" w:type="dxa"/>
-            <w:gridSpan w:val="8"/>
+            <w:tcW w:w="8903" w:type="dxa"/>
+            <w:gridSpan w:val="5"/>
             <w:vAlign w:val="center"/>
           </w:tcPr>
           <w:p>
@@ -7035,7 +8649,7 @@
       <w:tr>
         <w:tc>
           <w:tcPr>
-            <w:tcW w:w="1552" w:type="dxa"/>
+            <w:tcW w:w="1553" w:type="dxa"/>
             <w:vAlign w:val="center"/>
           </w:tcPr>
           <w:p>
@@ -7111,7 +8725,7 @@
         <w:bookmarkEnd w:id="23"/>
         <w:tc>
           <w:tcPr>
-            <w:tcW w:w="1552" w:type="dxa"/>
+            <w:tcW w:w="1554" w:type="dxa"/>
             <w:vAlign w:val="center"/>
           </w:tcPr>
           <w:p>
@@ -7161,7 +8775,7 @@
         </w:tc>
         <w:tc>
           <w:tcPr>
-            <w:tcW w:w="1843" w:type="dxa"/>
+            <w:tcW w:w="1847" w:type="dxa"/>
             <w:vAlign w:val="center"/>
           </w:tcPr>
           <w:p>
@@ -7291,8 +8905,7 @@
           <w:sdtContent>
             <w:tc>
               <w:tcPr>
-                <w:tcW w:w="1701" w:type="dxa"/>
-                <w:gridSpan w:val="3"/>
+                <w:tcW w:w="1704" w:type="dxa"/>
                 <w:vAlign w:val="center"/>
               </w:tcPr>
               <w:p>
@@ -7324,8 +8937,7 @@
         </w:sdt>
         <w:tc>
           <w:tcPr>
-            <w:tcW w:w="1863" w:type="dxa"/>
-            <w:gridSpan w:val="2"/>
+            <w:tcW w:w="1867" w:type="dxa"/>
             <w:vAlign w:val="center"/>
           </w:tcPr>
           <w:p>
@@ -7377,7 +8989,7 @@
           <w:sdtContent>
             <w:tc>
               <w:tcPr>
-                <w:tcW w:w="1925" w:type="dxa"/>
+                <w:tcW w:w="1931" w:type="dxa"/>
                 <w:vAlign w:val="center"/>
               </w:tcPr>
               <w:p>
@@ -7414,7 +9026,7 @@
         </w:trPr>
         <w:tc>
           <w:tcPr>
-            <w:tcW w:w="1552" w:type="dxa"/>
+            <w:tcW w:w="1553" w:type="dxa"/>
             <w:vMerge w:val="restart"/>
             <w:vAlign w:val="center"/>
           </w:tcPr>
@@ -7438,7 +9050,7 @@
         </w:tc>
         <w:tc>
           <w:tcPr>
-            <w:tcW w:w="1552" w:type="dxa"/>
+            <w:tcW w:w="1554" w:type="dxa"/>
             <w:vMerge w:val="restart"/>
             <w:vAlign w:val="center"/>
           </w:tcPr>
@@ -7461,7 +9073,7 @@
         </w:tc>
         <w:tc>
           <w:tcPr>
-            <w:tcW w:w="1843" w:type="dxa"/>
+            <w:tcW w:w="1847" w:type="dxa"/>
             <w:vMerge w:val="restart"/>
             <w:vAlign w:val="center"/>
           </w:tcPr>
@@ -7485,8 +9097,7 @@
         </w:tc>
         <w:tc>
           <w:tcPr>
-            <w:tcW w:w="1701" w:type="dxa"/>
-            <w:gridSpan w:val="3"/>
+            <w:tcW w:w="1704" w:type="dxa"/>
             <w:vAlign w:val="center"/>
           </w:tcPr>
           <w:p>
@@ -7509,8 +9120,7 @@
         </w:tc>
         <w:tc>
           <w:tcPr>
-            <w:tcW w:w="1863" w:type="dxa"/>
-            <w:gridSpan w:val="2"/>
+            <w:tcW w:w="1867" w:type="dxa"/>
             <w:vAlign w:val="center"/>
           </w:tcPr>
           <w:p>
@@ -7533,7 +9143,7 @@
         </w:tc>
         <w:tc>
           <w:tcPr>
-            <w:tcW w:w="1925" w:type="dxa"/>
+            <w:tcW w:w="1931" w:type="dxa"/>
             <w:vAlign w:val="center"/>
           </w:tcPr>
           <w:p>
@@ -7561,7 +9171,7 @@
         </w:trPr>
         <w:tc>
           <w:tcPr>
-            <w:tcW w:w="1552" w:type="dxa"/>
+            <w:tcW w:w="1553" w:type="dxa"/>
             <w:vMerge/>
             <w:vAlign w:val="center"/>
           </w:tcPr>
@@ -7577,7 +9187,7 @@
         </w:tc>
         <w:tc>
           <w:tcPr>
-            <w:tcW w:w="1552" w:type="dxa"/>
+            <w:tcW w:w="1554" w:type="dxa"/>
             <w:vMerge/>
             <w:vAlign w:val="center"/>
           </w:tcPr>
@@ -7593,7 +9203,7 @@
         </w:tc>
         <w:tc>
           <w:tcPr>
-            <w:tcW w:w="1843" w:type="dxa"/>
+            <w:tcW w:w="1847" w:type="dxa"/>
             <w:vMerge/>
             <w:vAlign w:val="center"/>
           </w:tcPr>
@@ -7616,7 +9226,7 @@
             </w:rPr>
             <w:id w:val="1917981892"/>
             <w:placeholder>
-              <w:docPart w:val="BBBEB65269F2D04E93060792D4C3D33E"/>
+              <w:docPart w:val="DC18495ACC31814290D68B2AF733DC19"/>
             </w:placeholder>
             <w:showingPlcHdr/>
             <w:text/>
@@ -7638,8 +9248,7 @@
           <w:sdtContent>
             <w:tc>
               <w:tcPr>
-                <w:tcW w:w="1701" w:type="dxa"/>
-                <w:gridSpan w:val="3"/>
+                <w:tcW w:w="1704" w:type="dxa"/>
                 <w:vAlign w:val="center"/>
               </w:tcPr>
               <w:p>
@@ -7683,7 +9292,7 @@
             </w:rPr>
             <w:id w:val="-626934252"/>
             <w:placeholder>
-              <w:docPart w:val="29EA906A817758429FFF6F477C0F6DC2"/>
+              <w:docPart w:val="59FDD0992B38B34AA0265EA0F168EF33"/>
             </w:placeholder>
             <w:showingPlcHdr/>
             <w:text/>
@@ -7705,8 +9314,7 @@
           <w:sdtContent>
             <w:tc>
               <w:tcPr>
-                <w:tcW w:w="1863" w:type="dxa"/>
-                <w:gridSpan w:val="2"/>
+                <w:tcW w:w="1867" w:type="dxa"/>
                 <w:vAlign w:val="center"/>
               </w:tcPr>
               <w:p>
@@ -7750,7 +9358,7 @@
             </w:rPr>
             <w:id w:val="-1602870797"/>
             <w:placeholder>
-              <w:docPart w:val="8751E48C80A2EB439C5C52B57D23C5ED"/>
+              <w:docPart w:val="79A7D8459B2D074291CA1CB84288A85B"/>
             </w:placeholder>
             <w:showingPlcHdr/>
             <w:text/>
@@ -7772,7 +9380,7 @@
           <w:sdtContent>
             <w:tc>
               <w:tcPr>
-                <w:tcW w:w="1925" w:type="dxa"/>
+                <w:tcW w:w="1931" w:type="dxa"/>
                 <w:vAlign w:val="center"/>
               </w:tcPr>
               <w:p>
@@ -7810,11 +9418,100 @@
       </w:tr>
       <w:tr>
         <w:trPr>
+          <w:trHeight w:val="339"/>
+        </w:trPr>
+        <w:tc>
+          <w:tcPr>
+            <w:tcW w:w="1553" w:type="dxa"/>
+            <w:vMerge/>
+            <w:vAlign w:val="center"/>
+          </w:tcPr>
+          <w:p>
+            <w:pPr>
+              <w:jc w:val="center"/>
+              <w:rPr>
+                <w:sz w:val="18"/>
+                <w:szCs w:val="18"/>
+              </w:rPr>
+            </w:pPr>
+          </w:p>
+        </w:tc>
+        <w:tc>
+          <w:tcPr>
+            <w:tcW w:w="1554" w:type="dxa"/>
+            <w:vMerge/>
+            <w:vAlign w:val="center"/>
+          </w:tcPr>
+          <w:p>
+            <w:pPr>
+              <w:jc w:val="both"/>
+              <w:rPr>
+                <w:sz w:val="18"/>
+                <w:szCs w:val="18"/>
+              </w:rPr>
+            </w:pPr>
+          </w:p>
+        </w:tc>
+        <w:tc>
+          <w:tcPr>
+            <w:tcW w:w="1847" w:type="dxa"/>
+            <w:vMerge/>
+            <w:vAlign w:val="center"/>
+          </w:tcPr>
+          <w:p>
+            <w:pPr>
+              <w:jc w:val="both"/>
+              <w:rPr>
+                <w:sz w:val="18"/>
+                <w:szCs w:val="18"/>
+              </w:rPr>
+            </w:pPr>
+          </w:p>
+        </w:tc>
+        <w:tc>
+          <w:tcPr>
+            <w:tcW w:w="1704" w:type="dxa"/>
+            <w:vAlign w:val="center"/>
+          </w:tcPr>
+          <w:p>
+            <w:pPr>
+              <w:jc w:val="center"/>
+              <w:rPr>
+                <w:rStyle w:val="9pt"/>
+              </w:rPr>
+            </w:pPr>
+            <w:r>
+              <w:rPr>
+                <w:rStyle w:val="9pt"/>
+                <w:rFonts w:hint="eastAsia"/>
+              </w:rPr>
+              <w:t>활동내용</w:t>
+            </w:r>
+          </w:p>
+        </w:tc>
+        <w:tc>
+          <w:tcPr>
+            <w:tcW w:w="3798" w:type="dxa"/>
+            <w:gridSpan w:val="2"/>
+            <w:vAlign w:val="center"/>
+          </w:tcPr>
+          <w:p>
+            <w:pPr>
+              <w:jc w:val="center"/>
+              <w:rPr>
+                <w:rStyle w:val="9pt"/>
+              </w:rPr>
+            </w:pPr>
+          </w:p>
+        </w:tc>
+      </w:tr>
+      <w:tr>
+        <w:trPr>
           <w:trHeight w:val="598"/>
         </w:trPr>
         <w:tc>
           <w:tcPr>
-            <w:tcW w:w="1552" w:type="dxa"/>
+            <w:tcW w:w="1553" w:type="dxa"/>
             <w:vMerge/>
             <w:vAlign w:val="center"/>
           </w:tcPr>
@@ -7830,7 +9527,7 @@
         </w:tc>
         <w:tc>
           <w:tcPr>
-            <w:tcW w:w="1552" w:type="dxa"/>
+            <w:tcW w:w="1554" w:type="dxa"/>
             <w:vMerge/>
             <w:vAlign w:val="center"/>
           </w:tcPr>
@@ -7846,8 +9543,8 @@
         </w:tc>
         <w:tc>
           <w:tcPr>
-            <w:tcW w:w="7332" w:type="dxa"/>
-            <w:gridSpan w:val="7"/>
+            <w:tcW w:w="7349" w:type="dxa"/>
+            <w:gridSpan w:val="4"/>
             <w:vAlign w:val="center"/>
           </w:tcPr>
           <w:p>
@@ -7893,12 +9590,21 @@
                 <w:szCs w:val="18"/>
               </w:rPr>
             </w:pPr>
-            <w:r>
-              <w:rPr>
-                <w:sz w:val="18"/>
-                <w:szCs w:val="18"/>
-              </w:rPr>
-              <w:t>가능하오니 사업수행기관에 필히 확인 후 진행하여 주시기 바랍니다.</w:t>
+            <w:proofErr w:type="spellStart"/>
+            <w:r>
+              <w:rPr>
+                <w:sz w:val="18"/>
+                <w:szCs w:val="18"/>
+              </w:rPr>
+              <w:t>가능하오니</w:t>
+            </w:r>
+            <w:proofErr w:type="spellEnd"/>
+            <w:r>
+              <w:rPr>
+                <w:sz w:val="18"/>
+                <w:szCs w:val="18"/>
+              </w:rPr>
+              <w:t xml:space="preserve"> 사업수행기관에 필히 확인 후 진행하여 주시기 바랍니다.</w:t>
             </w:r>
           </w:p>
         </w:tc>
@@ -7909,7 +9615,7 @@
         </w:trPr>
         <w:tc>
           <w:tcPr>
-            <w:tcW w:w="1552" w:type="dxa"/>
+            <w:tcW w:w="1553" w:type="dxa"/>
             <w:vAlign w:val="center"/>
           </w:tcPr>
           <w:p>
@@ -7932,8 +9638,8 @@
         </w:tc>
         <w:tc>
           <w:tcPr>
-            <w:tcW w:w="6959" w:type="dxa"/>
-            <w:gridSpan w:val="7"/>
+            <w:tcW w:w="6972" w:type="dxa"/>
+            <w:gridSpan w:val="4"/>
             <w:vAlign w:val="center"/>
           </w:tcPr>
           <w:p>
@@ -7974,7 +9680,7 @@
         </w:tc>
         <w:tc>
           <w:tcPr>
-            <w:tcW w:w="1925" w:type="dxa"/>
+            <w:tcW w:w="1931" w:type="dxa"/>
             <w:vAlign w:val="center"/>
           </w:tcPr>
           <w:p>
@@ -8002,7 +9708,7 @@
         </w:trPr>
         <w:tc>
           <w:tcPr>
-            <w:tcW w:w="1552" w:type="dxa"/>
+            <w:tcW w:w="1553" w:type="dxa"/>
             <w:vAlign w:val="center"/>
           </w:tcPr>
           <w:p>
@@ -8025,8 +9731,8 @@
         </w:tc>
         <w:tc>
           <w:tcPr>
-            <w:tcW w:w="6959" w:type="dxa"/>
-            <w:gridSpan w:val="7"/>
+            <w:tcW w:w="6972" w:type="dxa"/>
+            <w:gridSpan w:val="4"/>
             <w:vAlign w:val="center"/>
           </w:tcPr>
           <w:p>
@@ -8068,13 +9774,29 @@
                 <w:sz w:val="18"/>
                 <w:szCs w:val="18"/>
               </w:rPr>
-              <w:t>『지방세법』,에 따라 충전시설 설치 시에 취득세, 재산세를 납부하여야 함</w:t>
-            </w:r>
-          </w:p>
-        </w:tc>
-        <w:tc>
-          <w:tcPr>
-            <w:tcW w:w="1925" w:type="dxa"/>
+              <w:t>『지방세법』,</w:t>
+            </w:r>
+            <w:proofErr w:type="spellStart"/>
+            <w:r>
+              <w:rPr>
+                <w:sz w:val="18"/>
+                <w:szCs w:val="18"/>
+              </w:rPr>
+              <w:t>에</w:t>
+            </w:r>
+            <w:proofErr w:type="spellEnd"/>
+            <w:r>
+              <w:rPr>
+                <w:sz w:val="18"/>
+                <w:szCs w:val="18"/>
+              </w:rPr>
+              <w:t xml:space="preserve"> 따라 충전시설 설치 시에 취득세, 재산세를 납부하여야 함</w:t>
+            </w:r>
+          </w:p>
+        </w:tc>
+        <w:tc>
+          <w:tcPr>
+            <w:tcW w:w="1931" w:type="dxa"/>
             <w:vAlign w:val="center"/>
           </w:tcPr>
           <w:p>
@@ -8108,7 +9830,7 @@
         </w:trPr>
         <w:tc>
           <w:tcPr>
-            <w:tcW w:w="1552" w:type="dxa"/>
+            <w:tcW w:w="1553" w:type="dxa"/>
             <w:vAlign w:val="center"/>
           </w:tcPr>
           <w:p>
@@ -8165,8 +9887,8 @@
         </w:tc>
         <w:tc>
           <w:tcPr>
-            <w:tcW w:w="6959" w:type="dxa"/>
-            <w:gridSpan w:val="7"/>
+            <w:tcW w:w="6972" w:type="dxa"/>
+            <w:gridSpan w:val="4"/>
             <w:vAlign w:val="center"/>
           </w:tcPr>
           <w:p>
@@ -8211,7 +9933,23 @@
                 <w:sz w:val="18"/>
                 <w:szCs w:val="18"/>
               </w:rPr>
-              <w:t>무공해차 통합누리집에 위치, 상태정보 표시</w:t>
+              <w:t xml:space="preserve">무공해차 </w:t>
+            </w:r>
+            <w:proofErr w:type="spellStart"/>
+            <w:r>
+              <w:rPr>
+                <w:sz w:val="18"/>
+                <w:szCs w:val="18"/>
+              </w:rPr>
+              <w:t>통합누리집에</w:t>
+            </w:r>
+            <w:proofErr w:type="spellEnd"/>
+            <w:r>
+              <w:rPr>
+                <w:sz w:val="18"/>
+                <w:szCs w:val="18"/>
+              </w:rPr>
+              <w:t xml:space="preserve"> 위치, 상태정보 표시</w:t>
             </w:r>
           </w:p>
           <w:p>
@@ -8233,7 +9971,23 @@
                 <w:sz w:val="18"/>
                 <w:szCs w:val="18"/>
               </w:rPr>
-              <w:t xml:space="preserve">외부인의 출입을 제한하더라도 무공해차 통합누리집에 충전시설 위치, </w:t>
+              <w:t xml:space="preserve">외부인의 출입을 제한하더라도 무공해차 </w:t>
+            </w:r>
+            <w:proofErr w:type="spellStart"/>
+            <w:r>
+              <w:rPr>
+                <w:sz w:val="18"/>
+                <w:szCs w:val="18"/>
+              </w:rPr>
+              <w:t>통합누리집에</w:t>
+            </w:r>
+            <w:proofErr w:type="spellEnd"/>
+            <w:r>
+              <w:rPr>
+                <w:sz w:val="18"/>
+                <w:szCs w:val="18"/>
+              </w:rPr>
+              <w:t xml:space="preserve"> 충전시설 위치, </w:t>
             </w:r>
             <w:r>
               <w:rPr>
@@ -8253,7 +10007,7 @@
         </w:tc>
         <w:tc>
           <w:tcPr>
-            <w:tcW w:w="1925" w:type="dxa"/>
+            <w:tcW w:w="1931" w:type="dxa"/>
             <w:vAlign w:val="center"/>
           </w:tcPr>
           <w:p>
@@ -8271,236 +10025,18 @@
                 <w:szCs w:val="18"/>
               </w:rPr>
               <w:t>(서명)</w:t>
-            </w:r>
-          </w:p>
-        </w:tc>
-      </w:tr>
-      <w:tr>
-        <w:tc>
-          <w:tcPr>
-            <w:tcW w:w="1552" w:type="dxa"/>
-            <w:vMerge w:val="restart"/>
-            <w:vAlign w:val="center"/>
-          </w:tcPr>
-          <w:p>
-            <w:pPr>
-              <w:jc w:val="center"/>
-              <w:rPr>
-                <w:sz w:val="18"/>
-                <w:szCs w:val="18"/>
-              </w:rPr>
-            </w:pPr>
-            <w:r>
-              <w:rPr>
-                <w:rFonts w:hint="eastAsia"/>
-                <w:sz w:val="18"/>
-                <w:szCs w:val="18"/>
-              </w:rPr>
-              <w:t>설치수량</w:t>
-            </w:r>
-          </w:p>
-          <w:p>
-            <w:pPr>
-              <w:jc w:val="center"/>
-              <w:rPr>
-                <w:sz w:val="18"/>
-                <w:szCs w:val="18"/>
-              </w:rPr>
-            </w:pPr>
-            <w:r>
-              <w:rPr>
-                <w:rFonts w:hint="eastAsia"/>
-                <w:sz w:val="18"/>
-                <w:szCs w:val="18"/>
-              </w:rPr>
-              <w:t>및 요금</w:t>
-            </w:r>
-          </w:p>
-        </w:tc>
-        <w:tc>
-          <w:tcPr>
-            <w:tcW w:w="1552" w:type="dxa"/>
-            <w:vMerge w:val="restart"/>
-            <w:vAlign w:val="center"/>
-          </w:tcPr>
-          <w:p>
-            <w:pPr>
-              <w:jc w:val="center"/>
-              <w:rPr>
-                <w:sz w:val="18"/>
-                <w:szCs w:val="18"/>
-              </w:rPr>
-            </w:pPr>
-            <w:r>
-              <w:rPr>
-                <w:rFonts w:hint="eastAsia"/>
-                <w:sz w:val="18"/>
-                <w:szCs w:val="18"/>
-              </w:rPr>
-              <w:t>희망수량</w:t>
-            </w:r>
-          </w:p>
-        </w:tc>
-        <w:tc>
-          <w:tcPr>
-            <w:tcW w:w="1843" w:type="dxa"/>
-            <w:vAlign w:val="center"/>
-          </w:tcPr>
-          <w:p>
-            <w:pPr>
-              <w:jc w:val="center"/>
-              <w:rPr>
-                <w:sz w:val="18"/>
-                <w:szCs w:val="18"/>
-              </w:rPr>
-            </w:pPr>
-            <w:r>
-              <w:rPr>
-                <w:rFonts w:hint="eastAsia"/>
-                <w:sz w:val="18"/>
-                <w:szCs w:val="18"/>
-              </w:rPr>
-              <w:t>구분</w:t>
-            </w:r>
-          </w:p>
-        </w:tc>
-        <w:tc>
-          <w:tcPr>
-            <w:tcW w:w="1640" w:type="dxa"/>
-            <w:gridSpan w:val="2"/>
-            <w:vAlign w:val="center"/>
-          </w:tcPr>
-          <w:p>
-            <w:pPr>
-              <w:spacing w:line="180" w:lineRule="auto"/>
-              <w:jc w:val="center"/>
-              <w:rPr>
-                <w:sz w:val="18"/>
-                <w:szCs w:val="18"/>
-              </w:rPr>
-            </w:pPr>
-            <w:r>
-              <w:rPr>
-                <w:rFonts w:hint="eastAsia"/>
-                <w:sz w:val="18"/>
-                <w:szCs w:val="18"/>
-              </w:rPr>
-              <w:t>3kW 이상 ~</w:t>
-            </w:r>
-          </w:p>
-          <w:p>
-            <w:pPr>
-              <w:spacing w:line="180" w:lineRule="auto"/>
-              <w:jc w:val="center"/>
-              <w:rPr>
-                <w:sz w:val="18"/>
-                <w:szCs w:val="18"/>
-              </w:rPr>
-            </w:pPr>
-            <w:r>
-              <w:rPr>
-                <w:rFonts w:hint="eastAsia"/>
-                <w:sz w:val="18"/>
-                <w:szCs w:val="18"/>
-              </w:rPr>
-              <w:t>7kW 미만</w:t>
-            </w:r>
-          </w:p>
-        </w:tc>
-        <w:tc>
-          <w:tcPr>
-            <w:tcW w:w="1924" w:type="dxa"/>
-            <w:gridSpan w:val="3"/>
-            <w:vAlign w:val="center"/>
-          </w:tcPr>
-          <w:p>
-            <w:pPr>
-              <w:spacing w:line="180" w:lineRule="auto"/>
-              <w:jc w:val="center"/>
-              <w:rPr>
-                <w:sz w:val="18"/>
-                <w:szCs w:val="18"/>
-              </w:rPr>
-            </w:pPr>
-            <w:r>
-              <w:rPr>
-                <w:rFonts w:hint="eastAsia"/>
-                <w:sz w:val="18"/>
-                <w:szCs w:val="18"/>
-              </w:rPr>
-              <w:t>7kW 이상 ~</w:t>
-            </w:r>
-          </w:p>
-          <w:p>
-            <w:pPr>
-              <w:spacing w:line="180" w:lineRule="auto"/>
-              <w:jc w:val="center"/>
-              <w:rPr>
-                <w:sz w:val="18"/>
-                <w:szCs w:val="18"/>
-              </w:rPr>
-            </w:pPr>
-            <w:r>
-              <w:rPr>
-                <w:rFonts w:hint="eastAsia"/>
-                <w:sz w:val="18"/>
-                <w:szCs w:val="18"/>
-              </w:rPr>
-              <w:t>11kW 미만</w:t>
-            </w:r>
-          </w:p>
-        </w:tc>
-        <w:tc>
-          <w:tcPr>
-            <w:tcW w:w="1925" w:type="dxa"/>
-            <w:vAlign w:val="center"/>
-          </w:tcPr>
-          <w:p>
-            <w:pPr>
-              <w:spacing w:line="180" w:lineRule="auto"/>
-              <w:jc w:val="center"/>
-              <w:rPr>
-                <w:sz w:val="18"/>
-                <w:szCs w:val="18"/>
-              </w:rPr>
-            </w:pPr>
-            <w:r>
-              <w:rPr>
-                <w:rFonts w:hint="eastAsia"/>
-                <w:sz w:val="18"/>
-                <w:szCs w:val="18"/>
-              </w:rPr>
-              <w:t>11kW 이상 ~</w:t>
-            </w:r>
-          </w:p>
-          <w:p>
-            <w:pPr>
-              <w:spacing w:line="180" w:lineRule="auto"/>
-              <w:jc w:val="center"/>
-              <w:rPr>
-                <w:sz w:val="18"/>
-                <w:szCs w:val="18"/>
-              </w:rPr>
-            </w:pPr>
-            <w:r>
-              <w:rPr>
-                <w:rFonts w:hint="eastAsia"/>
-                <w:sz w:val="18"/>
-                <w:szCs w:val="18"/>
-              </w:rPr>
-              <w:t>30kW 미만</w:t>
             </w:r>
           </w:p>
         </w:tc>
       </w:tr>
       <w:tr>
         <w:trPr>
-          <w:trHeight w:val="349"/>
+          <w:trHeight w:val="461"/>
         </w:trPr>
         <w:tc>
           <w:tcPr>
-            <w:tcW w:w="1552" w:type="dxa"/>
-            <w:vMerge/>
+            <w:tcW w:w="1553" w:type="dxa"/>
+            <w:vMerge w:val="restart"/>
             <w:vAlign w:val="center"/>
           </w:tcPr>
           <w:p>
@@ -8511,12 +10047,37 @@
                 <w:szCs w:val="18"/>
               </w:rPr>
             </w:pPr>
-          </w:p>
-        </w:tc>
-        <w:tc>
-          <w:tcPr>
-            <w:tcW w:w="1552" w:type="dxa"/>
-            <w:vMerge/>
+            <w:r>
+              <w:rPr>
+                <w:rFonts w:hint="eastAsia"/>
+                <w:sz w:val="18"/>
+                <w:szCs w:val="18"/>
+              </w:rPr>
+              <w:t>설치수량</w:t>
+            </w:r>
+          </w:p>
+          <w:p>
+            <w:pPr>
+              <w:jc w:val="center"/>
+              <w:rPr>
+                <w:sz w:val="18"/>
+                <w:szCs w:val="18"/>
+              </w:rPr>
+            </w:pPr>
+            <w:r>
+              <w:rPr>
+                <w:rFonts w:hint="eastAsia"/>
+                <w:sz w:val="18"/>
+                <w:szCs w:val="18"/>
+              </w:rPr>
+              <w:t>및 요금</w:t>
+            </w:r>
+          </w:p>
+        </w:tc>
+        <w:tc>
+          <w:tcPr>
+            <w:tcW w:w="1554" w:type="dxa"/>
+            <w:vMerge w:val="restart"/>
             <w:vAlign w:val="center"/>
           </w:tcPr>
           <w:p>
@@ -8527,40 +10088,26 @@
                 <w:szCs w:val="18"/>
               </w:rPr>
             </w:pPr>
-          </w:p>
-        </w:tc>
-        <w:tc>
-          <w:tcPr>
-            <w:tcW w:w="1843" w:type="dxa"/>
-            <w:vAlign w:val="center"/>
-          </w:tcPr>
-          <w:p>
-            <w:pPr>
-              <w:jc w:val="center"/>
-              <w:rPr>
-                <w:sz w:val="18"/>
-                <w:szCs w:val="18"/>
-              </w:rPr>
-            </w:pPr>
             <w:r>
               <w:rPr>
                 <w:rFonts w:hint="eastAsia"/>
                 <w:sz w:val="18"/>
                 <w:szCs w:val="18"/>
               </w:rPr>
-              <w:t>스마트 충전기</w:t>
-            </w:r>
-          </w:p>
-        </w:tc>
-        <w:tc>
-          <w:tcPr>
-            <w:tcW w:w="1640" w:type="dxa"/>
+              <w:t>희망수량</w:t>
+            </w:r>
+          </w:p>
+        </w:tc>
+        <w:tc>
+          <w:tcPr>
+            <w:tcW w:w="3551" w:type="dxa"/>
             <w:gridSpan w:val="2"/>
             <w:vAlign w:val="center"/>
           </w:tcPr>
           <w:p>
             <w:pPr>
-              <w:jc w:val="right"/>
+              <w:spacing w:line="180" w:lineRule="auto"/>
+              <w:jc w:val="center"/>
               <w:rPr>
                 <w:sz w:val="18"/>
                 <w:szCs w:val="18"/>
@@ -8572,21 +10119,36 @@
                 <w:sz w:val="18"/>
                 <w:szCs w:val="18"/>
               </w:rPr>
-              <w:t xml:space="preserve">기 </w:t>
-            </w:r>
-          </w:p>
-        </w:tc>
-        <w:bookmarkStart w:id="28" w:name="InstallQty2"/>
-        <w:bookmarkEnd w:id="28"/>
-        <w:tc>
-          <w:tcPr>
-            <w:tcW w:w="1924" w:type="dxa"/>
-            <w:gridSpan w:val="3"/>
+              <w:t>7kW 이상 ~</w:t>
+            </w:r>
+            <w:r>
+              <w:rPr>
+                <w:rFonts w:hint="eastAsia"/>
+                <w:sz w:val="18"/>
+                <w:szCs w:val="18"/>
+              </w:rPr>
+              <w:t xml:space="preserve"> </w:t>
+            </w:r>
+            <w:r>
+              <w:rPr>
+                <w:rFonts w:hint="eastAsia"/>
+                <w:sz w:val="18"/>
+                <w:szCs w:val="18"/>
+              </w:rPr>
+              <w:t>11kW 미만</w:t>
+            </w:r>
+          </w:p>
+        </w:tc>
+        <w:tc>
+          <w:tcPr>
+            <w:tcW w:w="3798" w:type="dxa"/>
+            <w:gridSpan w:val="2"/>
             <w:vAlign w:val="center"/>
           </w:tcPr>
           <w:p>
             <w:pPr>
-              <w:jc w:val="right"/>
+              <w:spacing w:line="180" w:lineRule="auto"/>
+              <w:jc w:val="center"/>
               <w:rPr>
                 <w:sz w:val="18"/>
                 <w:szCs w:val="18"/>
@@ -8598,9 +10160,9 @@
                   <w:rStyle w:val="9pt"/>
                   <w:rFonts w:hint="eastAsia"/>
                 </w:rPr>
-                <w:id w:val="1751003065"/>
+                <w:id w:val="390864121"/>
                 <w:placeholder>
-                  <w:docPart w:val="E7FDEDD5DB19FE46934A220CF4D8B401"/>
+                  <w:docPart w:val="326D145E8DA867418952807BC9540AFC"/>
                 </w:placeholder>
                 <w:showingPlcHdr/>
                 <w:text/>
@@ -8643,18 +10205,57 @@
                 <w:sz w:val="18"/>
                 <w:szCs w:val="18"/>
               </w:rPr>
-              <w:t xml:space="preserve"> 기 </w:t>
-            </w:r>
-          </w:p>
-        </w:tc>
-        <w:tc>
-          <w:tcPr>
-            <w:tcW w:w="1925" w:type="dxa"/>
+              <w:t xml:space="preserve"> 기</w:t>
+            </w:r>
+          </w:p>
+        </w:tc>
+      </w:tr>
+      <w:tr>
+        <w:trPr>
+          <w:trHeight w:val="349"/>
+        </w:trPr>
+        <w:tc>
+          <w:tcPr>
+            <w:tcW w:w="1553" w:type="dxa"/>
+            <w:vMerge/>
             <w:vAlign w:val="center"/>
           </w:tcPr>
           <w:p>
             <w:pPr>
-              <w:jc w:val="right"/>
+              <w:jc w:val="center"/>
+              <w:rPr>
+                <w:sz w:val="18"/>
+                <w:szCs w:val="18"/>
+              </w:rPr>
+            </w:pPr>
+          </w:p>
+        </w:tc>
+        <w:tc>
+          <w:tcPr>
+            <w:tcW w:w="1554" w:type="dxa"/>
+            <w:vMerge/>
+            <w:vAlign w:val="center"/>
+          </w:tcPr>
+          <w:p>
+            <w:pPr>
+              <w:jc w:val="center"/>
+              <w:rPr>
+                <w:sz w:val="18"/>
+                <w:szCs w:val="18"/>
+              </w:rPr>
+            </w:pPr>
+          </w:p>
+        </w:tc>
+        <w:tc>
+          <w:tcPr>
+            <w:tcW w:w="3551" w:type="dxa"/>
+            <w:gridSpan w:val="2"/>
+            <w:vAlign w:val="center"/>
+          </w:tcPr>
+          <w:p>
+            <w:pPr>
+              <w:spacing w:line="180" w:lineRule="auto"/>
+              <w:jc w:val="center"/>
               <w:rPr>
                 <w:sz w:val="18"/>
                 <w:szCs w:val="18"/>
@@ -8666,7 +10267,95 @@
                 <w:sz w:val="18"/>
                 <w:szCs w:val="18"/>
               </w:rPr>
-              <w:t>기</w:t>
+              <w:t>11kW 이상 ~</w:t>
+            </w:r>
+            <w:r>
+              <w:rPr>
+                <w:rFonts w:hint="eastAsia"/>
+                <w:sz w:val="18"/>
+                <w:szCs w:val="18"/>
+              </w:rPr>
+              <w:t xml:space="preserve"> </w:t>
+            </w:r>
+            <w:r>
+              <w:rPr>
+                <w:rFonts w:hint="eastAsia"/>
+                <w:sz w:val="18"/>
+                <w:szCs w:val="18"/>
+              </w:rPr>
+              <w:t>30kW 미만</w:t>
+            </w:r>
+          </w:p>
+        </w:tc>
+        <w:bookmarkStart w:id="28" w:name="InstallQty2"/>
+        <w:bookmarkEnd w:id="28"/>
+        <w:tc>
+          <w:tcPr>
+            <w:tcW w:w="3798" w:type="dxa"/>
+            <w:gridSpan w:val="2"/>
+            <w:vAlign w:val="center"/>
+          </w:tcPr>
+          <w:p>
+            <w:pPr>
+              <w:jc w:val="center"/>
+              <w:rPr>
+                <w:rFonts w:hint="eastAsia"/>
+                <w:sz w:val="18"/>
+                <w:szCs w:val="18"/>
+              </w:rPr>
+            </w:pPr>
+            <w:sdt>
+              <w:sdtPr>
+                <w:rPr>
+                  <w:rStyle w:val="9pt"/>
+                  <w:rFonts w:hint="eastAsia"/>
+                </w:rPr>
+                <w:id w:val="1751003065"/>
+                <w:placeholder>
+                  <w:docPart w:val="7CF96C4D8F927649A96928F4DEE2EFB3"/>
+                </w:placeholder>
+                <w:showingPlcHdr/>
+                <w:text/>
+              </w:sdtPr>
+              <w:sdtEndPr>
+                <w:rPr>
+                  <w:rStyle w:val="a0"/>
+                  <w:rFonts w:eastAsia="맑은 고딕"/>
+                  <w:b w:val="0"/>
+                  <w:bCs/>
+                  <w:i/>
+                  <w:iCs/>
+                  <w:color w:val="A6A6A6" w:themeColor="background1" w:themeShade="A6"/>
+                  <w:sz w:val="16"/>
+                  <w:szCs w:val="16"/>
+                  <w:u w:val="single"/>
+                </w:rPr>
+              </w:sdtEndPr>
+              <w:sdtContent>
+                <w:r>
+                  <w:rPr>
+                    <w:rStyle w:val="ad"/>
+                    <w:rFonts w:hint="eastAsia"/>
+                    <w:b/>
+                    <w:bCs/>
+                    <w:i/>
+                    <w:iCs/>
+                    <w:color w:val="A6A6A6" w:themeColor="background1" w:themeShade="A6"/>
+                    <w:sz w:val="18"/>
+                    <w:szCs w:val="18"/>
+                    <w:u w:val="single"/>
+                  </w:rPr>
+                  <w:t xml:space="preserve">OO </w:t>
+                </w:r>
+              </w:sdtContent>
+            </w:sdt>
+            <w:r>
+              <w:rPr>
+                <w:rFonts w:hint="eastAsia"/>
+                <w:sz w:val="18"/>
+                <w:szCs w:val="18"/>
+              </w:rPr>
+              <w:t xml:space="preserve"> 기</w:t>
             </w:r>
           </w:p>
         </w:tc>
@@ -8677,7 +10366,7 @@
         </w:trPr>
         <w:tc>
           <w:tcPr>
-            <w:tcW w:w="1552" w:type="dxa"/>
+            <w:tcW w:w="1553" w:type="dxa"/>
             <w:vMerge/>
             <w:vAlign w:val="center"/>
           </w:tcPr>
@@ -8693,7 +10382,7 @@
         </w:tc>
         <w:tc>
           <w:tcPr>
-            <w:tcW w:w="1552" w:type="dxa"/>
+            <w:tcW w:w="1554" w:type="dxa"/>
             <w:vMerge/>
             <w:vAlign w:val="center"/>
           </w:tcPr>
@@ -8709,7 +10398,7 @@
         </w:tc>
         <w:tc>
           <w:tcPr>
-            <w:tcW w:w="2444" w:type="dxa"/>
+            <w:tcW w:w="3551" w:type="dxa"/>
             <w:gridSpan w:val="2"/>
             <w:vAlign w:val="center"/>
           </w:tcPr>
@@ -8727,149 +10416,40 @@
                 <w:sz w:val="18"/>
                 <w:szCs w:val="18"/>
               </w:rPr>
-              <w:t>키오스크</w:t>
-            </w:r>
-          </w:p>
-        </w:tc>
-        <w:tc>
-          <w:tcPr>
-            <w:tcW w:w="2444" w:type="dxa"/>
-            <w:gridSpan w:val="3"/>
-            <w:vAlign w:val="center"/>
-          </w:tcPr>
-          <w:p>
-            <w:pPr>
-              <w:jc w:val="center"/>
-              <w:rPr>
-                <w:sz w:val="18"/>
-                <w:szCs w:val="18"/>
-              </w:rPr>
-            </w:pPr>
-            <w:r>
-              <w:rPr>
-                <w:rFonts w:hint="eastAsia"/>
-                <w:sz w:val="18"/>
-                <w:szCs w:val="18"/>
-              </w:rPr>
               <w:t>전력분배형</w:t>
             </w:r>
           </w:p>
         </w:tc>
         <w:tc>
           <w:tcPr>
-            <w:tcW w:w="2444" w:type="dxa"/>
+            <w:tcW w:w="3798" w:type="dxa"/>
             <w:gridSpan w:val="2"/>
             <w:vAlign w:val="center"/>
           </w:tcPr>
           <w:p>
             <w:pPr>
-              <w:jc w:val="both"/>
-              <w:rPr>
-                <w:sz w:val="18"/>
-                <w:szCs w:val="18"/>
-              </w:rPr>
-            </w:pPr>
-          </w:p>
-        </w:tc>
-      </w:tr>
-      <w:tr>
-        <w:trPr>
-          <w:trHeight w:val="277"/>
-        </w:trPr>
-        <w:tc>
-          <w:tcPr>
-            <w:tcW w:w="1552" w:type="dxa"/>
-            <w:vMerge/>
-            <w:vAlign w:val="center"/>
-          </w:tcPr>
-          <w:p>
-            <w:pPr>
               <w:jc w:val="center"/>
               <w:rPr>
                 <w:sz w:val="18"/>
                 <w:szCs w:val="18"/>
               </w:rPr>
             </w:pPr>
-          </w:p>
-        </w:tc>
-        <w:tc>
-          <w:tcPr>
-            <w:tcW w:w="1552" w:type="dxa"/>
-            <w:vMerge/>
-            <w:vAlign w:val="center"/>
-          </w:tcPr>
-          <w:p>
-            <w:pPr>
-              <w:jc w:val="center"/>
-              <w:rPr>
-                <w:sz w:val="18"/>
-                <w:szCs w:val="18"/>
-              </w:rPr>
-            </w:pPr>
-          </w:p>
-        </w:tc>
-        <w:tc>
-          <w:tcPr>
-            <w:tcW w:w="2444" w:type="dxa"/>
-            <w:gridSpan w:val="2"/>
-            <w:vAlign w:val="center"/>
-          </w:tcPr>
-          <w:p>
-            <w:pPr>
-              <w:jc w:val="right"/>
-              <w:rPr>
-                <w:sz w:val="18"/>
-                <w:szCs w:val="18"/>
-              </w:rPr>
-            </w:pPr>
             <w:r>
               <w:rPr>
                 <w:rFonts w:hint="eastAsia"/>
                 <w:sz w:val="18"/>
                 <w:szCs w:val="18"/>
               </w:rPr>
-              <w:t>기</w:t>
-            </w:r>
-          </w:p>
-        </w:tc>
-        <w:tc>
-          <w:tcPr>
-            <w:tcW w:w="2444" w:type="dxa"/>
-            <w:gridSpan w:val="3"/>
-            <w:vAlign w:val="center"/>
-          </w:tcPr>
-          <w:p>
-            <w:pPr>
-              <w:jc w:val="center"/>
-              <w:rPr>
-                <w:sz w:val="18"/>
-                <w:szCs w:val="18"/>
-              </w:rPr>
-            </w:pPr>
+              <w:t>kW    기(케이블     개</w:t>
+            </w:r>
             <w:r>
               <w:rPr>
                 <w:rFonts w:hint="eastAsia"/>
                 <w:sz w:val="18"/>
                 <w:szCs w:val="18"/>
               </w:rPr>
-              <w:t>kW    기(케이블     개)</w:t>
-            </w:r>
-          </w:p>
-        </w:tc>
-        <w:tc>
-          <w:tcPr>
-            <w:tcW w:w="2444" w:type="dxa"/>
-            <w:gridSpan w:val="2"/>
-            <w:vAlign w:val="center"/>
-          </w:tcPr>
-          <w:p>
-            <w:pPr>
-              <w:jc w:val="both"/>
-              <w:rPr>
-                <w:sz w:val="18"/>
-                <w:szCs w:val="18"/>
-              </w:rPr>
-            </w:pPr>
+              <w:t>)</w:t>
+            </w:r>
           </w:p>
         </w:tc>
       </w:tr>
@@ -8879,7 +10459,7 @@
         </w:trPr>
         <w:tc>
           <w:tcPr>
-            <w:tcW w:w="1552" w:type="dxa"/>
+            <w:tcW w:w="1553" w:type="dxa"/>
             <w:vMerge/>
             <w:vAlign w:val="center"/>
           </w:tcPr>
@@ -8895,7 +10475,7 @@
         </w:tc>
         <w:tc>
           <w:tcPr>
-            <w:tcW w:w="1552" w:type="dxa"/>
+            <w:tcW w:w="1554" w:type="dxa"/>
             <w:vAlign w:val="center"/>
           </w:tcPr>
           <w:p>
@@ -8918,8 +10498,8 @@
         </w:tc>
         <w:tc>
           <w:tcPr>
-            <w:tcW w:w="7332" w:type="dxa"/>
-            <w:gridSpan w:val="7"/>
+            <w:tcW w:w="7349" w:type="dxa"/>
+            <w:gridSpan w:val="4"/>
             <w:vAlign w:val="center"/>
           </w:tcPr>
           <w:p>
@@ -8969,7 +10549,7 @@
         </w:trPr>
         <w:tc>
           <w:tcPr>
-            <w:tcW w:w="1552" w:type="dxa"/>
+            <w:tcW w:w="1553" w:type="dxa"/>
             <w:vMerge/>
             <w:vAlign w:val="center"/>
           </w:tcPr>
@@ -8985,7 +10565,7 @@
         </w:tc>
         <w:tc>
           <w:tcPr>
-            <w:tcW w:w="1552" w:type="dxa"/>
+            <w:tcW w:w="1554" w:type="dxa"/>
             <w:vAlign w:val="center"/>
           </w:tcPr>
           <w:p>
@@ -9008,8 +10588,8 @@
         </w:tc>
         <w:tc>
           <w:tcPr>
-            <w:tcW w:w="7332" w:type="dxa"/>
-            <w:gridSpan w:val="7"/>
+            <w:tcW w:w="7349" w:type="dxa"/>
+            <w:gridSpan w:val="4"/>
             <w:vAlign w:val="center"/>
           </w:tcPr>
           <w:p>
@@ -9029,8 +10609,8 @@
         </w:trPr>
         <w:tc>
           <w:tcPr>
-            <w:tcW w:w="10436" w:type="dxa"/>
-            <w:gridSpan w:val="9"/>
+            <w:tcW w:w="10456" w:type="dxa"/>
+            <w:gridSpan w:val="6"/>
           </w:tcPr>
           <w:p>
             <w:pPr>
@@ -9054,7 +10634,21 @@
               <w:rPr>
                 <w:sz w:val="24"/>
               </w:rPr>
-              <w:t>2026년도 전기차 공용 완속충전시설 설치 보조사업과 관련하여 신청서에 기입한 사항이 틀림</w:t>
+              <w:t xml:space="preserve">2026년도 전기차 공용 </w:t>
+            </w:r>
+            <w:proofErr w:type="spellStart"/>
+            <w:r>
+              <w:rPr>
+                <w:sz w:val="24"/>
+              </w:rPr>
+              <w:t>완속충전시설</w:t>
+            </w:r>
+            <w:proofErr w:type="spellEnd"/>
+            <w:r>
+              <w:rPr>
+                <w:sz w:val="24"/>
+              </w:rPr>
+              <w:t xml:space="preserve"> 설치 보조사업과 관련하여 신청서에 기입한 사항이 틀림</w:t>
             </w:r>
             <w:r>
               <w:rPr>
@@ -9474,7 +11068,21 @@
         <w:rPr>
           <w:rFonts w:hint="eastAsia"/>
         </w:rPr>
-        <w:t>상호: 운암포레스힐2 관리사무소</w:t>
+        <w:t xml:space="preserve">상호: </w:t>
+      </w:r>
+      <w:proofErr w:type="spellStart"/>
+      <w:r>
+        <w:rPr>
+          <w:rFonts w:hint="eastAsia"/>
+        </w:rPr>
+        <w:t>운암포레스힐</w:t>
+      </w:r>
+      <w:proofErr w:type="spellEnd"/>
+      <w:r>
+        <w:rPr>
+          <w:rFonts w:hint="eastAsia"/>
+        </w:rPr>
+        <w:t>2 관리사무소</w:t>
       </w:r>
     </w:p>
     <w:p>
@@ -9856,7 +11464,7 @@
           <w14:ligatures w14:val="none"/>
         </w:rPr>
         <w:drawing>
-          <wp:anchor distT="0" distB="0" distL="114300" distR="114300" simplePos="0" relativeHeight="251659264" behindDoc="0" locked="0" layoutInCell="1" allowOverlap="1" wp14:anchorId="6EF8B1ED" wp14:editId="7D006105">
+          <wp:anchor distT="0" distB="0" distL="114300" distR="114300" simplePos="0" relativeHeight="251659264" behindDoc="0" locked="0" layoutInCell="1" allowOverlap="1" wp14:anchorId="6EF8B1ED" wp14:editId="191E91EE">
             <wp:simplePos x="0" y="0"/>
             <wp:positionH relativeFrom="column">
               <wp:posOffset>2372088</wp:posOffset>
@@ -10015,7 +11623,17 @@
                 <w:bCs/>
                 <w:szCs w:val="22"/>
               </w:rPr>
-              <w:t xml:space="preserve"> 수집</w:t>
+              <w:t xml:space="preserve"> </w:t>
+            </w:r>
+            <w:proofErr w:type="spellStart"/>
+            <w:r>
+              <w:rPr>
+                <w:rFonts w:hAnsiTheme="minorEastAsia"/>
+                <w:b/>
+                <w:bCs/>
+                <w:szCs w:val="22"/>
+              </w:rPr>
+              <w:t>수집</w:t>
             </w:r>
             <w:r>
               <w:rPr>
@@ -10035,6 +11653,7 @@
               </w:rPr>
               <w:t>이용</w:t>
             </w:r>
+            <w:proofErr w:type="spellEnd"/>
             <w:r>
               <w:rPr>
                 <w:rFonts w:hAnsiTheme="minorEastAsia"/>
@@ -10070,7 +11689,52 @@
                 <w:sz w:val="18"/>
                 <w:szCs w:val="18"/>
               </w:rPr>
-              <w:t>충전인프라 설치 지원과 관련하여 「개인정보보호법」제15조(개인정보의 수집ㆍ이용) 및 제22조에 따라 귀하의 개인정보를 아래와 같이 수집</w:t>
+              <w:t>충전인프라 설치 지원과 관련하여 「</w:t>
+            </w:r>
+            <w:proofErr w:type="spellStart"/>
+            <w:r>
+              <w:rPr>
+                <w:rFonts w:hAnsiTheme="minorEastAsia"/>
+                <w:sz w:val="18"/>
+                <w:szCs w:val="18"/>
+              </w:rPr>
+              <w:t>개인정보보호법」제</w:t>
+            </w:r>
+            <w:proofErr w:type="spellEnd"/>
+            <w:r>
+              <w:rPr>
+                <w:rFonts w:hAnsiTheme="minorEastAsia"/>
+                <w:sz w:val="18"/>
+                <w:szCs w:val="18"/>
+              </w:rPr>
+              <w:t xml:space="preserve">15조(개인정보의 </w:t>
+            </w:r>
+            <w:proofErr w:type="spellStart"/>
+            <w:r>
+              <w:rPr>
+                <w:rFonts w:hAnsiTheme="minorEastAsia"/>
+                <w:sz w:val="18"/>
+                <w:szCs w:val="18"/>
+              </w:rPr>
+              <w:t>수집ㆍ이용</w:t>
+            </w:r>
+            <w:proofErr w:type="spellEnd"/>
+            <w:r>
+              <w:rPr>
+                <w:rFonts w:hAnsiTheme="minorEastAsia"/>
+                <w:sz w:val="18"/>
+                <w:szCs w:val="18"/>
+              </w:rPr>
+              <w:t xml:space="preserve">) 및 제22조에 따라 귀하의 개인정보를 아래와 같이 </w:t>
+            </w:r>
+            <w:proofErr w:type="spellStart"/>
+            <w:r>
+              <w:rPr>
+                <w:rFonts w:hAnsiTheme="minorEastAsia"/>
+                <w:sz w:val="18"/>
+                <w:szCs w:val="18"/>
+              </w:rPr>
+              <w:t>수집</w:t>
             </w:r>
             <w:r>
               <w:rPr>
@@ -10088,6 +11752,7 @@
               </w:rPr>
               <w:t>이용</w:t>
             </w:r>
+            <w:proofErr w:type="spellEnd"/>
             <w:r>
               <w:rPr>
                 <w:rFonts w:hAnsiTheme="minorEastAsia"/>
@@ -10112,7 +11777,25 @@
                 <w:sz w:val="18"/>
                 <w:szCs w:val="18"/>
               </w:rPr>
-              <w:t>다음의 사항에 대해 충분히 읽어보신 후, 동의 여부를 체크, 서명하여 주시기 바랍니다.</w:t>
+              <w:t xml:space="preserve">다음의 사항에 대해 충분히 </w:t>
+            </w:r>
+            <w:proofErr w:type="spellStart"/>
+            <w:r>
+              <w:rPr>
+                <w:rFonts w:hAnsiTheme="minorEastAsia"/>
+                <w:sz w:val="18"/>
+                <w:szCs w:val="18"/>
+              </w:rPr>
+              <w:t>읽어보신</w:t>
+            </w:r>
+            <w:proofErr w:type="spellEnd"/>
+            <w:r>
+              <w:rPr>
+                <w:rFonts w:hAnsiTheme="minorEastAsia"/>
+                <w:sz w:val="18"/>
+                <w:szCs w:val="18"/>
+              </w:rPr>
+              <w:t xml:space="preserve"> 후, 동의 여부를 체크, 서명하여 주시기 바랍니다.</w:t>
             </w:r>
           </w:p>
           <w:p>
@@ -10199,7 +11882,18 @@
                 <w:sz w:val="18"/>
                 <w:szCs w:val="18"/>
               </w:rPr>
-              <w:t>[수집</w:t>
+              <w:t>[</w:t>
+            </w:r>
+            <w:proofErr w:type="spellStart"/>
+            <w:r>
+              <w:rPr>
+                <w:rFonts w:hAnsiTheme="minorEastAsia"/>
+                <w:b/>
+                <w:bCs/>
+                <w:sz w:val="18"/>
+                <w:szCs w:val="18"/>
+              </w:rPr>
+              <w:t>수집</w:t>
             </w:r>
             <w:r>
               <w:rPr>
@@ -10221,6 +11915,7 @@
               </w:rPr>
               <w:t>이용하려는</w:t>
             </w:r>
+            <w:proofErr w:type="spellEnd"/>
             <w:r>
               <w:rPr>
                 <w:rFonts w:hAnsiTheme="minorEastAsia"/>
@@ -10285,7 +11980,18 @@
                 <w:sz w:val="18"/>
                 <w:szCs w:val="18"/>
               </w:rPr>
-              <w:t>[개인정보의 수집</w:t>
+              <w:t xml:space="preserve">[개인정보의 </w:t>
+            </w:r>
+            <w:proofErr w:type="spellStart"/>
+            <w:r>
+              <w:rPr>
+                <w:rFonts w:hAnsiTheme="minorEastAsia"/>
+                <w:b/>
+                <w:bCs/>
+                <w:sz w:val="18"/>
+                <w:szCs w:val="18"/>
+              </w:rPr>
+              <w:t>수집</w:t>
             </w:r>
             <w:r>
               <w:rPr>
@@ -10307,6 +12013,7 @@
               </w:rPr>
               <w:t>이용</w:t>
             </w:r>
+            <w:proofErr w:type="spellEnd"/>
             <w:r>
               <w:rPr>
                 <w:rFonts w:hAnsiTheme="minorEastAsia"/>
@@ -10930,7 +12637,16 @@
                 <w:sz w:val="18"/>
                 <w:szCs w:val="18"/>
               </w:rPr>
-              <w:t>본인은 본 “개인정보의 수집</w:t>
+              <w:t xml:space="preserve">본인은 본 “개인정보의 </w:t>
+            </w:r>
+            <w:proofErr w:type="spellStart"/>
+            <w:r>
+              <w:rPr>
+                <w:rFonts w:hAnsiTheme="minorEastAsia"/>
+                <w:sz w:val="18"/>
+                <w:szCs w:val="18"/>
+              </w:rPr>
+              <w:t>수집</w:t>
             </w:r>
             <w:r>
               <w:rPr>
@@ -10948,6 +12664,7 @@
               </w:rPr>
               <w:t>이용</w:t>
             </w:r>
+            <w:proofErr w:type="spellEnd"/>
             <w:r>
               <w:rPr>
                 <w:rFonts w:hAnsiTheme="minorEastAsia"/>
@@ -11293,15 +13010,15 @@
         <w:tblLook w:val="04A0" w:firstRow="1" w:lastRow="0" w:firstColumn="1" w:lastColumn="0" w:noHBand="0" w:noVBand="1"/>
       </w:tblPr>
       <w:tblGrid>
-        <w:gridCol w:w="279"/>
+        <w:gridCol w:w="285"/>
         <w:gridCol w:w="1639"/>
-        <w:gridCol w:w="1638"/>
+        <w:gridCol w:w="1639"/>
         <w:gridCol w:w="1638"/>
         <w:gridCol w:w="816"/>
         <w:gridCol w:w="822"/>
         <w:gridCol w:w="1638"/>
         <w:gridCol w:w="1638"/>
-        <w:gridCol w:w="328"/>
+        <w:gridCol w:w="321"/>
       </w:tblGrid>
       <w:tr>
         <w:trPr>
@@ -11344,7 +13061,7 @@
         </w:trPr>
         <w:tc>
           <w:tcPr>
-            <w:tcW w:w="918" w:type="pct"/>
+            <w:tcW w:w="921" w:type="pct"/>
             <w:gridSpan w:val="2"/>
             <w:tcBorders>
               <w:left w:val="single" w:sz="12" w:space="0" w:color="auto"/>
@@ -11459,7 +13176,7 @@
           <w:sdtContent>
             <w:tc>
               <w:tcPr>
-                <w:tcW w:w="1727" w:type="pct"/>
+                <w:tcW w:w="1725" w:type="pct"/>
                 <w:gridSpan w:val="3"/>
                 <w:tcBorders>
                   <w:right w:val="single" w:sz="12" w:space="0" w:color="auto"/>
@@ -11496,7 +13213,7 @@
         </w:trPr>
         <w:tc>
           <w:tcPr>
-            <w:tcW w:w="918" w:type="pct"/>
+            <w:tcW w:w="921" w:type="pct"/>
             <w:gridSpan w:val="2"/>
             <w:tcBorders>
               <w:left w:val="single" w:sz="12" w:space="0" w:color="auto"/>
@@ -11541,7 +13258,7 @@
           <w:sdtContent>
             <w:tc>
               <w:tcPr>
-                <w:tcW w:w="4082" w:type="pct"/>
+                <w:tcW w:w="4079" w:type="pct"/>
                 <w:gridSpan w:val="7"/>
                 <w:tcBorders>
                   <w:right w:val="single" w:sz="12" w:space="0" w:color="auto"/>
@@ -11636,12 +13353,12 @@
       </w:tr>
       <w:tr>
         <w:trPr>
-          <w:trHeight w:val="764"/>
+          <w:trHeight w:val="516"/>
         </w:trPr>
         <w:tc>
           <w:tcPr>
-            <w:tcW w:w="1703" w:type="pct"/>
-            <w:gridSpan w:val="3"/>
+            <w:tcW w:w="2490" w:type="pct"/>
+            <w:gridSpan w:val="4"/>
             <w:tcBorders>
               <w:left w:val="single" w:sz="12" w:space="0" w:color="auto"/>
             </w:tcBorders>
@@ -11649,42 +13366,26 @@
           <w:p>
             <w:pPr>
               <w:jc w:val="center"/>
-            </w:pPr>
-            <w:r>
-              <w:rPr>
-                <w:rFonts w:hint="eastAsia"/>
-              </w:rPr>
-              <w:t>3kW 이상 ~ 7kW 미만</w:t>
-            </w:r>
-          </w:p>
-          <w:p>
-            <w:pPr>
-              <w:jc w:val="center"/>
-            </w:pPr>
-            <w:r>
-              <w:t>(     )기</w:t>
-            </w:r>
-          </w:p>
-        </w:tc>
-        <w:tc>
-          <w:tcPr>
-            <w:tcW w:w="1570" w:type="pct"/>
-            <w:gridSpan w:val="3"/>
-          </w:tcPr>
-          <w:p>
-            <w:pPr>
-              <w:jc w:val="center"/>
-              <w:rPr>
-                <w:rFonts w:asciiTheme="majorHAnsi" w:eastAsiaTheme="majorHAnsi" w:hAnsiTheme="majorHAnsi"/>
-              </w:rPr>
-            </w:pPr>
-            <w:r>
               <w:rPr>
                 <w:rFonts w:asciiTheme="majorHAnsi" w:eastAsiaTheme="majorHAnsi" w:hAnsiTheme="majorHAnsi" w:hint="eastAsia"/>
               </w:rPr>
+            </w:pPr>
+            <w:r>
+              <w:rPr>
+                <w:rFonts w:asciiTheme="majorHAnsi" w:eastAsiaTheme="majorHAnsi" w:hAnsiTheme="majorHAnsi" w:hint="eastAsia"/>
+              </w:rPr>
               <w:t>7kW 이상 ~ 11kW 미만</w:t>
             </w:r>
           </w:p>
+        </w:tc>
+        <w:tc>
+          <w:tcPr>
+            <w:tcW w:w="2510" w:type="pct"/>
+            <w:gridSpan w:val="5"/>
+            <w:tcBorders>
+              <w:right w:val="single" w:sz="12" w:space="0" w:color="auto"/>
+            </w:tcBorders>
+          </w:tcPr>
           <w:p>
             <w:pPr>
               <w:jc w:val="center"/>
@@ -11710,9 +13411,9 @@
                   <w:rStyle w:val="10pt"/>
                   <w:rFonts w:hint="eastAsia"/>
                 </w:rPr>
-                <w:id w:val="483050426"/>
+                <w:id w:val="-1335375053"/>
                 <w:placeholder>
-                  <w:docPart w:val="D9B70E6420DE274D830E76B5B89ED1B1"/>
+                  <w:docPart w:val="1CAD5D37B74AA74D9D39C4ED7B27E881"/>
                 </w:placeholder>
                 <w:showingPlcHdr/>
                 <w:text/>
@@ -11759,51 +13460,14 @@
             </w:r>
           </w:p>
         </w:tc>
-        <w:tc>
-          <w:tcPr>
-            <w:tcW w:w="1727" w:type="pct"/>
-            <w:gridSpan w:val="3"/>
-            <w:tcBorders>
-              <w:right w:val="single" w:sz="12" w:space="0" w:color="auto"/>
-            </w:tcBorders>
-          </w:tcPr>
-          <w:p>
-            <w:pPr>
-              <w:jc w:val="center"/>
-              <w:rPr>
-                <w:rFonts w:asciiTheme="majorHAnsi" w:eastAsiaTheme="majorHAnsi" w:hAnsiTheme="majorHAnsi"/>
-              </w:rPr>
-            </w:pPr>
-            <w:r>
-              <w:rPr>
-                <w:rFonts w:asciiTheme="majorHAnsi" w:eastAsiaTheme="majorHAnsi" w:hAnsiTheme="majorHAnsi" w:hint="eastAsia"/>
-              </w:rPr>
-              <w:t>11kW 이상 ~ 30kW 미만</w:t>
-            </w:r>
-          </w:p>
-          <w:p>
-            <w:pPr>
-              <w:jc w:val="center"/>
-              <w:rPr>
-                <w:rFonts w:asciiTheme="majorHAnsi" w:eastAsiaTheme="majorHAnsi" w:hAnsiTheme="majorHAnsi"/>
-              </w:rPr>
-            </w:pPr>
-            <w:r>
-              <w:rPr>
-                <w:rFonts w:asciiTheme="majorHAnsi" w:eastAsiaTheme="majorHAnsi" w:hAnsiTheme="majorHAnsi"/>
-              </w:rPr>
-              <w:t>(     )기</w:t>
-            </w:r>
-          </w:p>
-        </w:tc>
       </w:tr>
       <w:tr>
         <w:trPr>
-          <w:trHeight w:val="764"/>
+          <w:trHeight w:val="566"/>
         </w:trPr>
         <w:tc>
           <w:tcPr>
-            <w:tcW w:w="2488" w:type="pct"/>
+            <w:tcW w:w="2490" w:type="pct"/>
             <w:gridSpan w:val="4"/>
             <w:tcBorders>
               <w:left w:val="single" w:sz="12" w:space="0" w:color="auto"/>
@@ -11812,26 +13476,21 @@
           <w:p>
             <w:pPr>
               <w:jc w:val="center"/>
-            </w:pPr>
-            <w:r>
-              <w:rPr>
-                <w:rFonts w:hint="eastAsia"/>
-              </w:rPr>
-              <w:t>키오스크 충전기</w:t>
-            </w:r>
-          </w:p>
-          <w:p>
-            <w:pPr>
-              <w:jc w:val="center"/>
-            </w:pPr>
-            <w:r>
-              <w:t>(     )기</w:t>
-            </w:r>
-          </w:p>
-        </w:tc>
-        <w:tc>
-          <w:tcPr>
-            <w:tcW w:w="2512" w:type="pct"/>
+              <w:rPr>
+                <w:rFonts w:asciiTheme="majorHAnsi" w:eastAsiaTheme="majorHAnsi" w:hAnsiTheme="majorHAnsi" w:hint="eastAsia"/>
+              </w:rPr>
+            </w:pPr>
+            <w:r>
+              <w:rPr>
+                <w:rFonts w:asciiTheme="majorHAnsi" w:eastAsiaTheme="majorHAnsi" w:hAnsiTheme="majorHAnsi" w:hint="eastAsia"/>
+              </w:rPr>
+              <w:t>11kW 이상 ~ 30kW 미만</w:t>
+            </w:r>
+          </w:p>
+        </w:tc>
+        <w:tc>
+          <w:tcPr>
+            <w:tcW w:w="2510" w:type="pct"/>
             <w:gridSpan w:val="5"/>
             <w:tcBorders>
               <w:right w:val="single" w:sz="12" w:space="0" w:color="auto"/>
@@ -11846,16 +13505,112 @@
             </w:pPr>
             <w:r>
               <w:rPr>
+                <w:rFonts w:asciiTheme="majorHAnsi" w:eastAsiaTheme="majorHAnsi" w:hAnsiTheme="majorHAnsi"/>
+              </w:rPr>
+              <w:t>(</w:t>
+            </w:r>
+            <w:r>
+              <w:rPr>
                 <w:rFonts w:asciiTheme="majorHAnsi" w:eastAsiaTheme="majorHAnsi" w:hAnsiTheme="majorHAnsi" w:hint="eastAsia"/>
               </w:rPr>
+              <w:t xml:space="preserve">  </w:t>
+            </w:r>
+            <w:sdt>
+              <w:sdtPr>
+                <w:rPr>
+                  <w:rStyle w:val="10pt"/>
+                  <w:rFonts w:hint="eastAsia"/>
+                </w:rPr>
+                <w:id w:val="313466420"/>
+                <w:placeholder>
+                  <w:docPart w:val="ED93C1928DBA2B4AB78D22611A942B6D"/>
+                </w:placeholder>
+                <w:showingPlcHdr/>
+                <w:text/>
+              </w:sdtPr>
+              <w:sdtEndPr>
+                <w:rPr>
+                  <w:rStyle w:val="a0"/>
+                  <w:rFonts w:eastAsia="맑은 고딕"/>
+                  <w:b w:val="0"/>
+                  <w:bCs/>
+                  <w:i/>
+                  <w:iCs/>
+                  <w:color w:val="A6A6A6" w:themeColor="background1" w:themeShade="A6"/>
+                  <w:u w:val="single"/>
+                </w:rPr>
+              </w:sdtEndPr>
+              <w:sdtContent>
+                <w:r>
+                  <w:rPr>
+                    <w:rStyle w:val="ad"/>
+                    <w:rFonts w:hint="eastAsia"/>
+                    <w:b/>
+                    <w:bCs/>
+                    <w:i/>
+                    <w:iCs/>
+                    <w:color w:val="A6A6A6" w:themeColor="background1" w:themeShade="A6"/>
+                    <w:u w:val="single"/>
+                  </w:rPr>
+                  <w:t xml:space="preserve">OO </w:t>
+                </w:r>
+              </w:sdtContent>
+            </w:sdt>
+            <w:r>
+              <w:rPr>
+                <w:rFonts w:asciiTheme="majorHAnsi" w:eastAsiaTheme="majorHAnsi" w:hAnsiTheme="majorHAnsi" w:hint="eastAsia"/>
+              </w:rPr>
+              <w:t xml:space="preserve"> </w:t>
+            </w:r>
+            <w:r>
+              <w:rPr>
+                <w:rFonts w:asciiTheme="majorHAnsi" w:eastAsiaTheme="majorHAnsi" w:hAnsiTheme="majorHAnsi"/>
+              </w:rPr>
+              <w:t>)기</w:t>
+            </w:r>
+          </w:p>
+        </w:tc>
+      </w:tr>
+      <w:tr>
+        <w:trPr>
+          <w:trHeight w:val="559"/>
+        </w:trPr>
+        <w:tc>
+          <w:tcPr>
+            <w:tcW w:w="2490" w:type="pct"/>
+            <w:gridSpan w:val="4"/>
+            <w:tcBorders>
+              <w:left w:val="single" w:sz="12" w:space="0" w:color="auto"/>
+            </w:tcBorders>
+          </w:tcPr>
+          <w:p>
+            <w:pPr>
+              <w:jc w:val="center"/>
+              <w:rPr>
+                <w:rFonts w:asciiTheme="majorHAnsi" w:eastAsiaTheme="majorHAnsi" w:hAnsiTheme="majorHAnsi" w:hint="eastAsia"/>
+              </w:rPr>
+            </w:pPr>
+            <w:r>
+              <w:rPr>
+                <w:rFonts w:asciiTheme="majorHAnsi" w:eastAsiaTheme="majorHAnsi" w:hAnsiTheme="majorHAnsi" w:hint="eastAsia"/>
+              </w:rPr>
               <w:t>전력분배형 충전기</w:t>
             </w:r>
           </w:p>
+        </w:tc>
+        <w:tc>
+          <w:tcPr>
+            <w:tcW w:w="2510" w:type="pct"/>
+            <w:gridSpan w:val="5"/>
+            <w:tcBorders>
+              <w:right w:val="single" w:sz="12" w:space="0" w:color="auto"/>
+            </w:tcBorders>
+          </w:tcPr>
           <w:p>
             <w:pPr>
               <w:jc w:val="center"/>
               <w:rPr>
-                <w:rFonts w:asciiTheme="majorHAnsi" w:eastAsiaTheme="majorHAnsi" w:hAnsiTheme="majorHAnsi"/>
+                <w:rFonts w:asciiTheme="majorHAnsi" w:eastAsiaTheme="majorHAnsi" w:hAnsiTheme="majorHAnsi" w:hint="eastAsia"/>
               </w:rPr>
             </w:pPr>
             <w:r>
@@ -11905,7 +13660,7 @@
         </w:trPr>
         <w:tc>
           <w:tcPr>
-            <w:tcW w:w="918" w:type="pct"/>
+            <w:tcW w:w="921" w:type="pct"/>
             <w:gridSpan w:val="2"/>
             <w:tcBorders>
               <w:left w:val="single" w:sz="12" w:space="0" w:color="auto"/>
@@ -11986,7 +13741,7 @@
         </w:tc>
         <w:tc>
           <w:tcPr>
-            <w:tcW w:w="3297" w:type="pct"/>
+            <w:tcW w:w="3294" w:type="pct"/>
             <w:gridSpan w:val="6"/>
             <w:tcBorders>
               <w:right w:val="single" w:sz="12" w:space="0" w:color="auto"/>
@@ -12040,7 +13795,7 @@
         </w:trPr>
         <w:tc>
           <w:tcPr>
-            <w:tcW w:w="918" w:type="pct"/>
+            <w:tcW w:w="921" w:type="pct"/>
             <w:gridSpan w:val="2"/>
             <w:tcBorders>
               <w:left w:val="single" w:sz="12" w:space="0" w:color="auto"/>
@@ -12060,7 +13815,7 @@
         </w:tc>
         <w:tc>
           <w:tcPr>
-            <w:tcW w:w="4082" w:type="pct"/>
+            <w:tcW w:w="4079" w:type="pct"/>
             <w:gridSpan w:val="7"/>
             <w:tcBorders>
               <w:right w:val="single" w:sz="12" w:space="0" w:color="auto"/>
@@ -12325,7 +14080,7 @@
         </w:trPr>
         <w:tc>
           <w:tcPr>
-            <w:tcW w:w="918" w:type="pct"/>
+            <w:tcW w:w="921" w:type="pct"/>
             <w:gridSpan w:val="2"/>
             <w:tcBorders>
               <w:left w:val="single" w:sz="12" w:space="0" w:color="auto"/>
@@ -12374,7 +14129,7 @@
           <w:sdtContent>
             <w:tc>
               <w:tcPr>
-                <w:tcW w:w="4082" w:type="pct"/>
+                <w:tcW w:w="4079" w:type="pct"/>
                 <w:gridSpan w:val="7"/>
                 <w:tcBorders>
                   <w:bottom w:val="single" w:sz="4" w:space="0" w:color="auto"/>
@@ -12431,7 +14186,21 @@
               <w:rPr>
                 <w:rFonts w:asciiTheme="majorHAnsi" w:eastAsiaTheme="majorHAnsi" w:hAnsiTheme="majorHAnsi" w:hint="eastAsia"/>
               </w:rPr>
-              <w:t>설치환경(확인 후 해당란에 체크)</w:t>
+              <w:t xml:space="preserve">설치환경(확인 후 </w:t>
+            </w:r>
+            <w:proofErr w:type="spellStart"/>
+            <w:r>
+              <w:rPr>
+                <w:rFonts w:asciiTheme="majorHAnsi" w:eastAsiaTheme="majorHAnsi" w:hAnsiTheme="majorHAnsi" w:hint="eastAsia"/>
+              </w:rPr>
+              <w:t>해당란에</w:t>
+            </w:r>
+            <w:proofErr w:type="spellEnd"/>
+            <w:r>
+              <w:rPr>
+                <w:rFonts w:asciiTheme="majorHAnsi" w:eastAsiaTheme="majorHAnsi" w:hAnsiTheme="majorHAnsi" w:hint="eastAsia"/>
+              </w:rPr>
+              <w:t xml:space="preserve"> 체크)</w:t>
             </w:r>
           </w:p>
         </w:tc>
@@ -12442,7 +14211,7 @@
         </w:trPr>
         <w:tc>
           <w:tcPr>
-            <w:tcW w:w="133" w:type="pct"/>
+            <w:tcW w:w="136" w:type="pct"/>
             <w:tcBorders>
               <w:top w:val="nil"/>
               <w:left w:val="single" w:sz="12" w:space="0" w:color="auto"/>
@@ -12515,12 +14284,14 @@
                 <w:rFonts w:asciiTheme="majorHAnsi" w:eastAsiaTheme="majorHAnsi" w:hAnsiTheme="majorHAnsi"/>
               </w:rPr>
             </w:pPr>
+            <w:proofErr w:type="spellStart"/>
             <w:r>
               <w:rPr>
                 <w:rFonts w:asciiTheme="majorHAnsi" w:eastAsiaTheme="majorHAnsi" w:hAnsiTheme="majorHAnsi" w:hint="eastAsia"/>
               </w:rPr>
               <w:t>소유주과의관계</w:t>
             </w:r>
+            <w:proofErr w:type="spellEnd"/>
           </w:p>
         </w:tc>
         <w:tc>
@@ -12534,12 +14305,14 @@
                 <w:rFonts w:asciiTheme="majorHAnsi" w:eastAsiaTheme="majorHAnsi" w:hAnsiTheme="majorHAnsi"/>
               </w:rPr>
             </w:pPr>
+            <w:proofErr w:type="spellStart"/>
             <w:r>
               <w:rPr>
                 <w:rFonts w:asciiTheme="majorHAnsi" w:eastAsiaTheme="majorHAnsi" w:hAnsiTheme="majorHAnsi" w:hint="eastAsia"/>
               </w:rPr>
               <w:t>전력인입</w:t>
             </w:r>
+            <w:proofErr w:type="spellEnd"/>
           </w:p>
         </w:tc>
         <w:tc>
@@ -12583,7 +14356,7 @@
         </w:trPr>
         <w:tc>
           <w:tcPr>
-            <w:tcW w:w="133" w:type="pct"/>
+            <w:tcW w:w="136" w:type="pct"/>
             <w:tcBorders>
               <w:top w:val="nil"/>
               <w:left w:val="single" w:sz="12" w:space="0" w:color="auto"/>
@@ -12820,12 +14593,14 @@
                 </w:r>
               </w:sdtContent>
             </w:sdt>
+            <w:proofErr w:type="spellStart"/>
             <w:r>
               <w:rPr>
                 <w:rFonts w:asciiTheme="majorHAnsi" w:eastAsiaTheme="majorHAnsi" w:hAnsiTheme="majorHAnsi" w:hint="eastAsia"/>
               </w:rPr>
               <w:t>벽부형</w:t>
             </w:r>
+            <w:proofErr w:type="spellEnd"/>
           </w:p>
         </w:tc>
         <w:tc>
@@ -12849,7 +14624,7 @@
         </w:trPr>
         <w:tc>
           <w:tcPr>
-            <w:tcW w:w="133" w:type="pct"/>
+            <w:tcW w:w="136" w:type="pct"/>
             <w:tcBorders>
               <w:top w:val="nil"/>
               <w:left w:val="single" w:sz="12" w:space="0" w:color="auto"/>
@@ -13052,12 +14827,14 @@
                 </w:r>
               </w:sdtContent>
             </w:sdt>
+            <w:proofErr w:type="spellStart"/>
             <w:r>
               <w:rPr>
                 <w:rFonts w:asciiTheme="majorHAnsi" w:eastAsiaTheme="majorHAnsi" w:hAnsiTheme="majorHAnsi" w:hint="eastAsia"/>
               </w:rPr>
               <w:t>한전불입</w:t>
             </w:r>
+            <w:proofErr w:type="spellEnd"/>
           </w:p>
         </w:tc>
         <w:tc>
@@ -13121,7 +14898,7 @@
         </w:trPr>
         <w:tc>
           <w:tcPr>
-            <w:tcW w:w="133" w:type="pct"/>
+            <w:tcW w:w="136" w:type="pct"/>
             <w:tcBorders>
               <w:top w:val="nil"/>
               <w:left w:val="single" w:sz="12" w:space="0" w:color="auto"/>
@@ -13279,7 +15056,7 @@
         </w:trPr>
         <w:tc>
           <w:tcPr>
-            <w:tcW w:w="133" w:type="pct"/>
+            <w:tcW w:w="136" w:type="pct"/>
             <w:tcBorders>
               <w:top w:val="nil"/>
               <w:left w:val="single" w:sz="12" w:space="0" w:color="auto"/>
@@ -13437,7 +15214,7 @@
         </w:trPr>
         <w:tc>
           <w:tcPr>
-            <w:tcW w:w="133" w:type="pct"/>
+            <w:tcW w:w="136" w:type="pct"/>
             <w:tcBorders>
               <w:top w:val="nil"/>
               <w:left w:val="single" w:sz="12" w:space="0" w:color="auto"/>
@@ -13595,7 +15372,7 @@
         </w:trPr>
         <w:tc>
           <w:tcPr>
-            <w:tcW w:w="133" w:type="pct"/>
+            <w:tcW w:w="136" w:type="pct"/>
             <w:tcBorders>
               <w:top w:val="nil"/>
               <w:left w:val="single" w:sz="12" w:space="0" w:color="auto"/>
@@ -13626,7 +15403,7 @@
         </w:tc>
         <w:tc>
           <w:tcPr>
-            <w:tcW w:w="2355" w:type="pct"/>
+            <w:tcW w:w="2354" w:type="pct"/>
             <w:gridSpan w:val="4"/>
           </w:tcPr>
           <w:p>
@@ -13835,7 +15612,7 @@
         </w:trPr>
         <w:tc>
           <w:tcPr>
-            <w:tcW w:w="133" w:type="pct"/>
+            <w:tcW w:w="136" w:type="pct"/>
             <w:tcBorders>
               <w:top w:val="single" w:sz="4" w:space="0" w:color="auto"/>
               <w:left w:val="single" w:sz="12" w:space="0" w:color="auto"/>
@@ -13872,11 +15649,19 @@
                 <w:rFonts w:asciiTheme="majorHAnsi" w:eastAsiaTheme="majorHAnsi" w:hAnsiTheme="majorHAnsi"/>
               </w:rPr>
             </w:pPr>
+            <w:proofErr w:type="spellStart"/>
             <w:r>
               <w:rPr>
                 <w:rFonts w:asciiTheme="majorHAnsi" w:eastAsiaTheme="majorHAnsi" w:hAnsiTheme="majorHAnsi" w:hint="eastAsia"/>
               </w:rPr>
-              <w:t>고압시 변압기 용량 확인</w:t>
+              <w:t>고압시</w:t>
+            </w:r>
+            <w:proofErr w:type="spellEnd"/>
+            <w:r>
+              <w:rPr>
+                <w:rFonts w:asciiTheme="majorHAnsi" w:eastAsiaTheme="majorHAnsi" w:hAnsiTheme="majorHAnsi" w:hint="eastAsia"/>
+              </w:rPr>
+              <w:t xml:space="preserve"> 변압기 용량 확인</w:t>
             </w:r>
           </w:p>
         </w:tc>
@@ -13955,7 +15740,7 @@
         </w:trPr>
         <w:tc>
           <w:tcPr>
-            <w:tcW w:w="133" w:type="pct"/>
+            <w:tcW w:w="136" w:type="pct"/>
             <w:tcBorders>
               <w:top w:val="nil"/>
               <w:left w:val="single" w:sz="12" w:space="0" w:color="auto"/>
@@ -14100,14 +15885,6 @@
               </w:rPr>
               <w:t>6. 중복설치 여부</w:t>
             </w:r>
-            <w:r>
-              <w:rPr>
-                <w:rFonts w:asciiTheme="majorHAnsi" w:eastAsiaTheme="majorHAnsi" w:hAnsiTheme="majorHAnsi"/>
-                <w:b/>
-                <w:bCs/>
-              </w:rPr>
-              <w:t>(보조금을 받은 충전시설에 한함)</w:t>
-            </w:r>
           </w:p>
         </w:tc>
       </w:tr>
@@ -14117,7 +15894,7 @@
         </w:trPr>
         <w:tc>
           <w:tcPr>
-            <w:tcW w:w="133" w:type="pct"/>
+            <w:tcW w:w="136" w:type="pct"/>
             <w:tcBorders>
               <w:top w:val="nil"/>
               <w:left w:val="single" w:sz="12" w:space="0" w:color="auto"/>
@@ -14140,11 +15917,19 @@
             <w:pPr>
               <w:jc w:val="center"/>
             </w:pPr>
+            <w:proofErr w:type="spellStart"/>
             <w:r>
               <w:rPr>
                 <w:rFonts w:hint="eastAsia"/>
               </w:rPr>
-              <w:t>운영중 또는</w:t>
+              <w:t>운영중</w:t>
+            </w:r>
+            <w:proofErr w:type="spellEnd"/>
+            <w:r>
+              <w:rPr>
+                <w:rFonts w:hint="eastAsia"/>
+              </w:rPr>
+              <w:t xml:space="preserve"> 또는</w:t>
             </w:r>
           </w:p>
           <w:p>
@@ -14282,7 +16067,7 @@
         </w:tc>
         <w:tc>
           <w:tcPr>
-            <w:tcW w:w="1964" w:type="pct"/>
+            <w:tcW w:w="1963" w:type="pct"/>
             <w:gridSpan w:val="3"/>
             <w:tcBorders>
               <w:left w:val="nil"/>
@@ -14323,11 +16108,19 @@
                 </w:r>
               </w:sdtContent>
             </w:sdt>
+            <w:proofErr w:type="spellStart"/>
             <w:r>
               <w:rPr>
                 <w:rFonts w:asciiTheme="majorHAnsi" w:eastAsiaTheme="majorHAnsi" w:hAnsiTheme="majorHAnsi" w:hint="eastAsia"/>
               </w:rPr>
-              <w:t>완속충전기(</w:t>
+              <w:t>완속충전기</w:t>
+            </w:r>
+            <w:proofErr w:type="spellEnd"/>
+            <w:r>
+              <w:rPr>
+                <w:rFonts w:asciiTheme="majorHAnsi" w:eastAsiaTheme="majorHAnsi" w:hAnsiTheme="majorHAnsi" w:hint="eastAsia"/>
+              </w:rPr>
+              <w:t>(</w:t>
             </w:r>
             <w:r>
               <w:rPr>
@@ -14423,7 +16216,7 @@
         </w:trPr>
         <w:tc>
           <w:tcPr>
-            <w:tcW w:w="133" w:type="pct"/>
+            <w:tcW w:w="136" w:type="pct"/>
             <w:tcBorders>
               <w:top w:val="nil"/>
               <w:left w:val="single" w:sz="12" w:space="0" w:color="auto"/>
@@ -14563,7 +16356,7 @@
         </w:tc>
         <w:tc>
           <w:tcPr>
-            <w:tcW w:w="1964" w:type="pct"/>
+            <w:tcW w:w="1963" w:type="pct"/>
             <w:gridSpan w:val="3"/>
             <w:tcBorders>
               <w:top w:val="nil"/>
@@ -14605,11 +16398,19 @@
                 </w:r>
               </w:sdtContent>
             </w:sdt>
+            <w:proofErr w:type="spellStart"/>
             <w:r>
               <w:rPr>
                 <w:rFonts w:asciiTheme="majorHAnsi" w:eastAsiaTheme="majorHAnsi" w:hAnsiTheme="majorHAnsi" w:hint="eastAsia"/>
               </w:rPr>
-              <w:t>과금형콘센트(</w:t>
+              <w:t>과금형콘센트</w:t>
+            </w:r>
+            <w:proofErr w:type="spellEnd"/>
+            <w:r>
+              <w:rPr>
+                <w:rFonts w:asciiTheme="majorHAnsi" w:eastAsiaTheme="majorHAnsi" w:hAnsiTheme="majorHAnsi" w:hint="eastAsia"/>
+              </w:rPr>
+              <w:t>(</w:t>
             </w:r>
             <w:r>
               <w:rPr>
@@ -14705,7 +16506,7 @@
         </w:trPr>
         <w:tc>
           <w:tcPr>
-            <w:tcW w:w="133" w:type="pct"/>
+            <w:tcW w:w="136" w:type="pct"/>
             <w:tcBorders>
               <w:top w:val="nil"/>
               <w:left w:val="single" w:sz="12" w:space="0" w:color="auto"/>
@@ -14794,7 +16595,7 @@
         </w:tc>
         <w:tc>
           <w:tcPr>
-            <w:tcW w:w="1964" w:type="pct"/>
+            <w:tcW w:w="1963" w:type="pct"/>
             <w:gridSpan w:val="3"/>
             <w:tcBorders>
               <w:top w:val="nil"/>
@@ -14899,7 +16700,7 @@
         </w:trPr>
         <w:tc>
           <w:tcPr>
-            <w:tcW w:w="133" w:type="pct"/>
+            <w:tcW w:w="136" w:type="pct"/>
             <w:tcBorders>
               <w:top w:val="nil"/>
               <w:left w:val="single" w:sz="12" w:space="0" w:color="auto"/>
@@ -15110,7 +16911,7 @@
         </w:trPr>
         <w:tc>
           <w:tcPr>
-            <w:tcW w:w="133" w:type="pct"/>
+            <w:tcW w:w="136" w:type="pct"/>
             <w:tcBorders>
               <w:top w:val="nil"/>
               <w:left w:val="single" w:sz="12" w:space="0" w:color="auto"/>
@@ -15400,6 +17201,7 @@
         </w:rPr>
         <w:t xml:space="preserve">발   신 : </w:t>
       </w:r>
+      <w:proofErr w:type="spellStart"/>
       <w:r>
         <w:rPr>
           <w:rFonts w:ascii="맑은 고딕" w:eastAsia="맑은 고딕" w:hAnsi="맑은 고딕" w:cs="굴림" w:hint="eastAsia"/>
@@ -15411,7 +17213,21 @@
           <w:szCs w:val="20"/>
           <w14:ligatures w14:val="none"/>
         </w:rPr>
-        <w:t>현대재송동아파트 관리사무소</w:t>
+        <w:t>현대재송동아파트</w:t>
+      </w:r>
+      <w:proofErr w:type="spellEnd"/>
+      <w:r>
+        <w:rPr>
+          <w:rFonts w:ascii="맑은 고딕" w:eastAsia="맑은 고딕" w:hAnsi="맑은 고딕" w:cs="굴림" w:hint="eastAsia"/>
+          <w:b/>
+          <w:bCs/>
+          <w:color w:val="000000"/>
+          <w:kern w:val="0"/>
+          <w:sz w:val="20"/>
+          <w:szCs w:val="20"/>
+          <w14:ligatures w14:val="none"/>
+        </w:rPr>
+        <w:t xml:space="preserve"> 관리사무소</w:t>
       </w:r>
       <w:r>
         <w:rPr>
@@ -15589,7 +17405,79 @@
           <w:szCs w:val="20"/>
           <w14:ligatures w14:val="none"/>
         </w:rPr>
-        <w:t>당 아파트는 귀사로부터 요청받은 전기차수 확인 및 전기차충전기 기설치 수량과</w:t>
+        <w:t xml:space="preserve">당 아파트는 귀사로부터 </w:t>
+      </w:r>
+      <w:proofErr w:type="spellStart"/>
+      <w:r>
+        <w:rPr>
+          <w:rFonts w:ascii="맑은 고딕" w:eastAsia="맑은 고딕" w:hAnsi="맑은 고딕" w:cs="굴림" w:hint="eastAsia"/>
+          <w:color w:val="000000"/>
+          <w:kern w:val="0"/>
+          <w:sz w:val="20"/>
+          <w:szCs w:val="20"/>
+          <w14:ligatures w14:val="none"/>
+        </w:rPr>
+        <w:t>요청받은</w:t>
+      </w:r>
+      <w:proofErr w:type="spellEnd"/>
+      <w:r>
+        <w:rPr>
+          <w:rFonts w:ascii="맑은 고딕" w:eastAsia="맑은 고딕" w:hAnsi="맑은 고딕" w:cs="굴림" w:hint="eastAsia"/>
+          <w:color w:val="000000"/>
+          <w:kern w:val="0"/>
+          <w:sz w:val="20"/>
+          <w:szCs w:val="20"/>
+          <w14:ligatures w14:val="none"/>
+        </w:rPr>
+        <w:t xml:space="preserve"> </w:t>
+      </w:r>
+      <w:proofErr w:type="spellStart"/>
+      <w:r>
+        <w:rPr>
+          <w:rFonts w:ascii="맑은 고딕" w:eastAsia="맑은 고딕" w:hAnsi="맑은 고딕" w:cs="굴림" w:hint="eastAsia"/>
+          <w:color w:val="000000"/>
+          <w:kern w:val="0"/>
+          <w:sz w:val="20"/>
+          <w:szCs w:val="20"/>
+          <w14:ligatures w14:val="none"/>
+        </w:rPr>
+        <w:t>전기차수</w:t>
+      </w:r>
+      <w:proofErr w:type="spellEnd"/>
+      <w:r>
+        <w:rPr>
+          <w:rFonts w:ascii="맑은 고딕" w:eastAsia="맑은 고딕" w:hAnsi="맑은 고딕" w:cs="굴림" w:hint="eastAsia"/>
+          <w:color w:val="000000"/>
+          <w:kern w:val="0"/>
+          <w:sz w:val="20"/>
+          <w:szCs w:val="20"/>
+          <w14:ligatures w14:val="none"/>
+        </w:rPr>
+        <w:t xml:space="preserve"> 확인 및 전기차충전기 </w:t>
+      </w:r>
+      <w:proofErr w:type="spellStart"/>
+      <w:r>
+        <w:rPr>
+          <w:rFonts w:ascii="맑은 고딕" w:eastAsia="맑은 고딕" w:hAnsi="맑은 고딕" w:cs="굴림" w:hint="eastAsia"/>
+          <w:color w:val="000000"/>
+          <w:kern w:val="0"/>
+          <w:sz w:val="20"/>
+          <w:szCs w:val="20"/>
+          <w14:ligatures w14:val="none"/>
+        </w:rPr>
+        <w:t>기설치</w:t>
+      </w:r>
+      <w:proofErr w:type="spellEnd"/>
+      <w:r>
+        <w:rPr>
+          <w:rFonts w:ascii="맑은 고딕" w:eastAsia="맑은 고딕" w:hAnsi="맑은 고딕" w:cs="굴림" w:hint="eastAsia"/>
+          <w:color w:val="000000"/>
+          <w:kern w:val="0"/>
+          <w:sz w:val="20"/>
+          <w:szCs w:val="20"/>
+          <w14:ligatures w14:val="none"/>
+        </w:rPr>
+        <w:t xml:space="preserve"> 수량과</w:t>
       </w:r>
     </w:p>
     <w:p>
@@ -15618,7 +17506,31 @@
           <w:szCs w:val="20"/>
           <w14:ligatures w14:val="none"/>
         </w:rPr>
-        <w:t>  관련하여, 아래와 같이 해당 자료를 회신드립니다.</w:t>
+        <w:t xml:space="preserve">  관련하여, 아래와 같이 해당 자료를 </w:t>
+      </w:r>
+      <w:proofErr w:type="spellStart"/>
+      <w:r>
+        <w:rPr>
+          <w:rFonts w:ascii="맑은 고딕" w:eastAsia="맑은 고딕" w:hAnsi="맑은 고딕" w:cs="굴림" w:hint="eastAsia"/>
+          <w:color w:val="000000"/>
+          <w:kern w:val="0"/>
+          <w:sz w:val="20"/>
+          <w:szCs w:val="20"/>
+          <w14:ligatures w14:val="none"/>
+        </w:rPr>
+        <w:t>회신드립니다</w:t>
+      </w:r>
+      <w:proofErr w:type="spellEnd"/>
+      <w:r>
+        <w:rPr>
+          <w:rFonts w:ascii="맑은 고딕" w:eastAsia="맑은 고딕" w:hAnsi="맑은 고딕" w:cs="굴림" w:hint="eastAsia"/>
+          <w:color w:val="000000"/>
+          <w:kern w:val="0"/>
+          <w:sz w:val="20"/>
+          <w:szCs w:val="20"/>
+          <w14:ligatures w14:val="none"/>
+        </w:rPr>
+        <w:t>.</w:t>
       </w:r>
     </w:p>
     <w:p>
@@ -17377,6 +19289,7 @@
           <w14:ligatures w14:val="none"/>
         </w:rPr>
       </w:pPr>
+      <w:proofErr w:type="spellStart"/>
       <w:r>
         <w:rPr>
           <w:rFonts w:ascii="맑은 고딕" w:eastAsia="맑은 고딕" w:hAnsi="맑은 고딕" w:cs="굴림" w:hint="eastAsia"/>
@@ -17388,7 +19301,21 @@
           <w:szCs w:val="40"/>
           <w14:ligatures w14:val="none"/>
         </w:rPr>
-        <w:t>현대재송동아파트 관리사무소      (인)</w:t>
+        <w:t>현대재송동아파트</w:t>
+      </w:r>
+      <w:proofErr w:type="spellEnd"/>
+      <w:r>
+        <w:rPr>
+          <w:rFonts w:ascii="맑은 고딕" w:eastAsia="맑은 고딕" w:hAnsi="맑은 고딕" w:cs="굴림" w:hint="eastAsia"/>
+          <w:b/>
+          <w:bCs/>
+          <w:color w:val="000000"/>
+          <w:kern w:val="0"/>
+          <w:sz w:val="40"/>
+          <w:szCs w:val="40"/>
+          <w14:ligatures w14:val="none"/>
+        </w:rPr>
+        <w:t xml:space="preserve"> 관리사무소      (인)</w:t>
       </w:r>
     </w:p>
     <w:p>
@@ -20623,158 +22550,6 @@
     </w:docPart>
     <w:docPart>
       <w:docPartPr>
-        <w:name w:val="BBBEB65269F2D04E93060792D4C3D33E"/>
-        <w:category>
-          <w:name w:val="일반"/>
-          <w:gallery w:val="placeholder"/>
-        </w:category>
-        <w:types>
-          <w:type w:val="bbPlcHdr"/>
-        </w:types>
-        <w:behaviors>
-          <w:behavior w:val="content"/>
-        </w:behaviors>
-        <w:guid w:val="{AA7C0E23-8AD8-C949-BA85-BD15F110B04B}"/>
-      </w:docPartPr>
-      <w:docPartBody>
-        <w:p>
-          <w:pPr>
-            <w:pStyle w:val="BBBEB65269F2D04E93060792D4C3D33E"/>
-          </w:pPr>
-          <w:r>
-            <w:rPr>
-              <w:rStyle w:val="a3"/>
-              <w:rFonts w:hint="eastAsia"/>
-              <w:b/>
-              <w:bCs/>
-              <w:i/>
-              <w:iCs/>
-              <w:color w:val="A6A6A6" w:themeColor="background1" w:themeShade="A6"/>
-              <w:sz w:val="18"/>
-              <w:szCs w:val="18"/>
-              <w:u w:val="single"/>
-            </w:rPr>
-            <w:t>모집대행사명</w:t>
-          </w:r>
-        </w:p>
-      </w:docPartBody>
-    </w:docPart>
-    <w:docPart>
-      <w:docPartPr>
-        <w:name w:val="29EA906A817758429FFF6F477C0F6DC2"/>
-        <w:category>
-          <w:name w:val="일반"/>
-          <w:gallery w:val="placeholder"/>
-        </w:category>
-        <w:types>
-          <w:type w:val="bbPlcHdr"/>
-        </w:types>
-        <w:behaviors>
-          <w:behavior w:val="content"/>
-        </w:behaviors>
-        <w:guid w:val="{03A275A7-1EE4-F64A-8B28-C22D51EB8845}"/>
-      </w:docPartPr>
-      <w:docPartBody>
-        <w:p>
-          <w:pPr>
-            <w:pStyle w:val="29EA906A817758429FFF6F477C0F6DC2"/>
-          </w:pPr>
-          <w:r>
-            <w:rPr>
-              <w:rStyle w:val="a3"/>
-              <w:rFonts w:hint="eastAsia"/>
-              <w:b/>
-              <w:bCs/>
-              <w:i/>
-              <w:iCs/>
-              <w:color w:val="A6A6A6" w:themeColor="background1" w:themeShade="A6"/>
-              <w:sz w:val="18"/>
-              <w:szCs w:val="18"/>
-              <w:u w:val="single"/>
-            </w:rPr>
-            <w:t>담당자명</w:t>
-          </w:r>
-        </w:p>
-      </w:docPartBody>
-    </w:docPart>
-    <w:docPart>
-      <w:docPartPr>
-        <w:name w:val="8751E48C80A2EB439C5C52B57D23C5ED"/>
-        <w:category>
-          <w:name w:val="일반"/>
-          <w:gallery w:val="placeholder"/>
-        </w:category>
-        <w:types>
-          <w:type w:val="bbPlcHdr"/>
-        </w:types>
-        <w:behaviors>
-          <w:behavior w:val="content"/>
-        </w:behaviors>
-        <w:guid w:val="{B97111FC-3FCD-2A46-BDF0-2634EE7840B4}"/>
-      </w:docPartPr>
-      <w:docPartBody>
-        <w:p>
-          <w:pPr>
-            <w:pStyle w:val="8751E48C80A2EB439C5C52B57D23C5ED"/>
-          </w:pPr>
-          <w:r>
-            <w:rPr>
-              <w:rStyle w:val="a3"/>
-              <w:rFonts w:hint="eastAsia"/>
-              <w:b/>
-              <w:bCs/>
-              <w:i/>
-              <w:iCs/>
-              <w:color w:val="A6A6A6" w:themeColor="background1" w:themeShade="A6"/>
-              <w:sz w:val="18"/>
-              <w:szCs w:val="18"/>
-              <w:u w:val="single"/>
-            </w:rPr>
-            <w:t>연락처</w:t>
-          </w:r>
-        </w:p>
-      </w:docPartBody>
-    </w:docPart>
-    <w:docPart>
-      <w:docPartPr>
-        <w:name w:val="E7FDEDD5DB19FE46934A220CF4D8B401"/>
-        <w:category>
-          <w:name w:val="일반"/>
-          <w:gallery w:val="placeholder"/>
-        </w:category>
-        <w:types>
-          <w:type w:val="bbPlcHdr"/>
-        </w:types>
-        <w:behaviors>
-          <w:behavior w:val="content"/>
-        </w:behaviors>
-        <w:guid w:val="{D5AAA008-2ECB-964A-BDE5-F6E83316E91A}"/>
-      </w:docPartPr>
-      <w:docPartBody>
-        <w:p>
-          <w:pPr>
-            <w:pStyle w:val="E7FDEDD5DB19FE46934A220CF4D8B401"/>
-          </w:pPr>
-          <w:r>
-            <w:rPr>
-              <w:rStyle w:val="a3"/>
-              <w:rFonts w:hint="eastAsia"/>
-              <w:b/>
-              <w:bCs/>
-              <w:i/>
-              <w:iCs/>
-              <w:color w:val="A6A6A6" w:themeColor="background1" w:themeShade="A6"/>
-              <w:sz w:val="18"/>
-              <w:szCs w:val="18"/>
-              <w:u w:val="single"/>
-            </w:rPr>
-            <w:t xml:space="preserve">OO </w:t>
-          </w:r>
-        </w:p>
-      </w:docPartBody>
-    </w:docPart>
-    <w:docPart>
-      <w:docPartPr>
         <w:name w:val="50B6A7C3213FC247BDEE7B45B7791192"/>
         <w:category>
           <w:name w:val="일반"/>
@@ -21105,44 +22880,6 @@
               <w:u w:val="single"/>
             </w:rPr>
             <w:t>사업자등록증 주소</w:t>
-          </w:r>
-        </w:p>
-      </w:docPartBody>
-    </w:docPart>
-    <w:docPart>
-      <w:docPartPr>
-        <w:name w:val="D9B70E6420DE274D830E76B5B89ED1B1"/>
-        <w:category>
-          <w:name w:val="일반"/>
-          <w:gallery w:val="placeholder"/>
-        </w:category>
-        <w:types>
-          <w:type w:val="bbPlcHdr"/>
-        </w:types>
-        <w:behaviors>
-          <w:behavior w:val="content"/>
-        </w:behaviors>
-        <w:guid w:val="{7EE83726-6BE8-B141-9E8B-2E2C70E6ABD2}"/>
-      </w:docPartPr>
-      <w:docPartBody>
-        <w:p>
-          <w:pPr>
-            <w:pStyle w:val="D9B70E6420DE274D830E76B5B89ED1B1"/>
-          </w:pPr>
-          <w:r>
-            <w:rPr>
-              <w:rStyle w:val="a3"/>
-              <w:rFonts w:hint="eastAsia"/>
-              <w:b/>
-              <w:bCs/>
-              <w:i/>
-              <w:iCs/>
-              <w:color w:val="A6A6A6" w:themeColor="background1" w:themeShade="A6"/>
-              <w:sz w:val="20"/>
-              <w:szCs w:val="20"/>
-              <w:u w:val="single"/>
-            </w:rPr>
-            <w:t xml:space="preserve">OO </w:t>
           </w:r>
         </w:p>
       </w:docPartBody>
@@ -21772,6 +23509,272 @@
         </w:p>
       </w:docPartBody>
     </w:docPart>
+    <w:docPart>
+      <w:docPartPr>
+        <w:name w:val="1CAD5D37B74AA74D9D39C4ED7B27E881"/>
+        <w:category>
+          <w:name w:val="일반"/>
+          <w:gallery w:val="placeholder"/>
+        </w:category>
+        <w:types>
+          <w:type w:val="bbPlcHdr"/>
+        </w:types>
+        <w:behaviors>
+          <w:behavior w:val="content"/>
+        </w:behaviors>
+        <w:guid w:val="{89835092-5516-1F4D-8C06-42E94411EAB4}"/>
+      </w:docPartPr>
+      <w:docPartBody>
+        <w:p>
+          <w:pPr>
+            <w:pStyle w:val="1CAD5D37B74AA74D9D39C4ED7B27E881"/>
+          </w:pPr>
+          <w:r>
+            <w:rPr>
+              <w:rStyle w:val="a3"/>
+              <w:rFonts w:hint="eastAsia"/>
+              <w:b/>
+              <w:bCs/>
+              <w:i/>
+              <w:iCs/>
+              <w:color w:val="A6A6A6" w:themeColor="background1" w:themeShade="A6"/>
+              <w:sz w:val="20"/>
+              <w:szCs w:val="20"/>
+              <w:u w:val="single"/>
+            </w:rPr>
+            <w:t xml:space="preserve">OO </w:t>
+          </w:r>
+        </w:p>
+      </w:docPartBody>
+    </w:docPart>
+    <w:docPart>
+      <w:docPartPr>
+        <w:name w:val="ED93C1928DBA2B4AB78D22611A942B6D"/>
+        <w:category>
+          <w:name w:val="일반"/>
+          <w:gallery w:val="placeholder"/>
+        </w:category>
+        <w:types>
+          <w:type w:val="bbPlcHdr"/>
+        </w:types>
+        <w:behaviors>
+          <w:behavior w:val="content"/>
+        </w:behaviors>
+        <w:guid w:val="{54D8D14B-268F-E441-B8C2-4EB34666EE08}"/>
+      </w:docPartPr>
+      <w:docPartBody>
+        <w:p>
+          <w:pPr>
+            <w:pStyle w:val="ED93C1928DBA2B4AB78D22611A942B6D"/>
+          </w:pPr>
+          <w:r>
+            <w:rPr>
+              <w:rStyle w:val="a3"/>
+              <w:rFonts w:hint="eastAsia"/>
+              <w:b/>
+              <w:bCs/>
+              <w:i/>
+              <w:iCs/>
+              <w:color w:val="A6A6A6" w:themeColor="background1" w:themeShade="A6"/>
+              <w:sz w:val="20"/>
+              <w:szCs w:val="20"/>
+              <w:u w:val="single"/>
+            </w:rPr>
+            <w:t xml:space="preserve">OO </w:t>
+          </w:r>
+        </w:p>
+      </w:docPartBody>
+    </w:docPart>
+    <w:docPart>
+      <w:docPartPr>
+        <w:name w:val="DC18495ACC31814290D68B2AF733DC19"/>
+        <w:category>
+          <w:name w:val="일반"/>
+          <w:gallery w:val="placeholder"/>
+        </w:category>
+        <w:types>
+          <w:type w:val="bbPlcHdr"/>
+        </w:types>
+        <w:behaviors>
+          <w:behavior w:val="content"/>
+        </w:behaviors>
+        <w:guid w:val="{F846194C-E242-1E47-BD8F-6E46C90323F6}"/>
+      </w:docPartPr>
+      <w:docPartBody>
+        <w:p>
+          <w:pPr>
+            <w:pStyle w:val="DC18495ACC31814290D68B2AF733DC19"/>
+          </w:pPr>
+          <w:r>
+            <w:rPr>
+              <w:rStyle w:val="a3"/>
+              <w:rFonts w:hint="eastAsia"/>
+              <w:b/>
+              <w:bCs/>
+              <w:i/>
+              <w:iCs/>
+              <w:color w:val="A6A6A6" w:themeColor="background1" w:themeShade="A6"/>
+              <w:sz w:val="18"/>
+              <w:szCs w:val="18"/>
+              <w:u w:val="single"/>
+            </w:rPr>
+            <w:t>모집대행사명</w:t>
+          </w:r>
+        </w:p>
+      </w:docPartBody>
+    </w:docPart>
+    <w:docPart>
+      <w:docPartPr>
+        <w:name w:val="59FDD0992B38B34AA0265EA0F168EF33"/>
+        <w:category>
+          <w:name w:val="일반"/>
+          <w:gallery w:val="placeholder"/>
+        </w:category>
+        <w:types>
+          <w:type w:val="bbPlcHdr"/>
+        </w:types>
+        <w:behaviors>
+          <w:behavior w:val="content"/>
+        </w:behaviors>
+        <w:guid w:val="{BFA713C2-EAF9-E946-99B0-E5D65331729F}"/>
+      </w:docPartPr>
+      <w:docPartBody>
+        <w:p>
+          <w:pPr>
+            <w:pStyle w:val="59FDD0992B38B34AA0265EA0F168EF33"/>
+          </w:pPr>
+          <w:r>
+            <w:rPr>
+              <w:rStyle w:val="a3"/>
+              <w:rFonts w:hint="eastAsia"/>
+              <w:b/>
+              <w:bCs/>
+              <w:i/>
+              <w:iCs/>
+              <w:color w:val="A6A6A6" w:themeColor="background1" w:themeShade="A6"/>
+              <w:sz w:val="18"/>
+              <w:szCs w:val="18"/>
+              <w:u w:val="single"/>
+            </w:rPr>
+            <w:t>담당자명</w:t>
+          </w:r>
+        </w:p>
+      </w:docPartBody>
+    </w:docPart>
+    <w:docPart>
+      <w:docPartPr>
+        <w:name w:val="79A7D8459B2D074291CA1CB84288A85B"/>
+        <w:category>
+          <w:name w:val="일반"/>
+          <w:gallery w:val="placeholder"/>
+        </w:category>
+        <w:types>
+          <w:type w:val="bbPlcHdr"/>
+        </w:types>
+        <w:behaviors>
+          <w:behavior w:val="content"/>
+        </w:behaviors>
+        <w:guid w:val="{81CB7C66-8349-CB43-83B5-4C4CE70AB609}"/>
+      </w:docPartPr>
+      <w:docPartBody>
+        <w:p>
+          <w:pPr>
+            <w:pStyle w:val="79A7D8459B2D074291CA1CB84288A85B"/>
+          </w:pPr>
+          <w:r>
+            <w:rPr>
+              <w:rStyle w:val="a3"/>
+              <w:rFonts w:hint="eastAsia"/>
+              <w:b/>
+              <w:bCs/>
+              <w:i/>
+              <w:iCs/>
+              <w:color w:val="A6A6A6" w:themeColor="background1" w:themeShade="A6"/>
+              <w:sz w:val="18"/>
+              <w:szCs w:val="18"/>
+              <w:u w:val="single"/>
+            </w:rPr>
+            <w:t>연락처</w:t>
+          </w:r>
+        </w:p>
+      </w:docPartBody>
+    </w:docPart>
+    <w:docPart>
+      <w:docPartPr>
+        <w:name w:val="326D145E8DA867418952807BC9540AFC"/>
+        <w:category>
+          <w:name w:val="일반"/>
+          <w:gallery w:val="placeholder"/>
+        </w:category>
+        <w:types>
+          <w:type w:val="bbPlcHdr"/>
+        </w:types>
+        <w:behaviors>
+          <w:behavior w:val="content"/>
+        </w:behaviors>
+        <w:guid w:val="{B0754B28-3A18-9E47-A1E6-9FE7412D6393}"/>
+      </w:docPartPr>
+      <w:docPartBody>
+        <w:p>
+          <w:pPr>
+            <w:pStyle w:val="326D145E8DA867418952807BC9540AFC"/>
+          </w:pPr>
+          <w:r>
+            <w:rPr>
+              <w:rStyle w:val="a3"/>
+              <w:rFonts w:hint="eastAsia"/>
+              <w:b/>
+              <w:bCs/>
+              <w:i/>
+              <w:iCs/>
+              <w:color w:val="A6A6A6" w:themeColor="background1" w:themeShade="A6"/>
+              <w:sz w:val="18"/>
+              <w:szCs w:val="18"/>
+              <w:u w:val="single"/>
+            </w:rPr>
+            <w:t xml:space="preserve">OO </w:t>
+          </w:r>
+        </w:p>
+      </w:docPartBody>
+    </w:docPart>
+    <w:docPart>
+      <w:docPartPr>
+        <w:name w:val="7CF96C4D8F927649A96928F4DEE2EFB3"/>
+        <w:category>
+          <w:name w:val="일반"/>
+          <w:gallery w:val="placeholder"/>
+        </w:category>
+        <w:types>
+          <w:type w:val="bbPlcHdr"/>
+        </w:types>
+        <w:behaviors>
+          <w:behavior w:val="content"/>
+        </w:behaviors>
+        <w:guid w:val="{D2A90B4B-1895-E748-87FA-F25B9A9234C7}"/>
+      </w:docPartPr>
+      <w:docPartBody>
+        <w:p>
+          <w:pPr>
+            <w:pStyle w:val="7CF96C4D8F927649A96928F4DEE2EFB3"/>
+          </w:pPr>
+          <w:r>
+            <w:rPr>
+              <w:rStyle w:val="a3"/>
+              <w:rFonts w:hint="eastAsia"/>
+              <w:b/>
+              <w:bCs/>
+              <w:i/>
+              <w:iCs/>
+              <w:color w:val="A6A6A6" w:themeColor="background1" w:themeShade="A6"/>
+              <w:sz w:val="18"/>
+              <w:szCs w:val="18"/>
+              <w:u w:val="single"/>
+            </w:rPr>
+            <w:t xml:space="preserve">OO </w:t>
+          </w:r>
+        </w:p>
+      </w:docPartBody>
+    </w:docPart>
   </w:docParts>
 </w:glossaryDocument>
 </file>
@@ -21889,11 +23892,14 @@
   </w:compat>
   <w:rsids>
     <w:rsidRoot w:val="00DB3B88"/>
+    <w:rsid w:val="00536897"/>
     <w:rsid w:val="00986A8F"/>
     <w:rsid w:val="009D18C7"/>
+    <w:rsid w:val="00BC6D84"/>
     <w:rsid w:val="00CF3F5C"/>
     <w:rsid w:val="00D10C4E"/>
     <w:rsid w:val="00DB3B88"/>
+    <w:rsid w:val="00ED3A0D"/>
   </w:rsids>
   <m:mathPr>
     <m:mathFont m:val="Cambria Math"/>
@@ -22365,7 +24371,7 @@
     <w:basedOn w:val="a0"/>
     <w:uiPriority w:val="99"/>
     <w:semiHidden/>
-    <w:rsid w:val="00DB3B88"/>
+    <w:rsid w:val="00ED3A0D"/>
     <w:rPr>
       <w:color w:val="666666"/>
     </w:rPr>
@@ -22691,6 +24697,136 @@
       <w:autoSpaceDN w:val="0"/>
     </w:pPr>
   </w:style>
+  <w:style w:type="paragraph" w:customStyle="1" w:styleId="FE48AC7A4915E6439DFE63F512147886">
+    <w:name w:val="FE48AC7A4915E6439DFE63F512147886"/>
+    <w:rsid w:val="00ED3A0D"/>
+    <w:pPr>
+      <w:widowControl w:val="0"/>
+      <w:wordWrap w:val="0"/>
+      <w:autoSpaceDE w:val="0"/>
+      <w:autoSpaceDN w:val="0"/>
+    </w:pPr>
+  </w:style>
+  <w:style w:type="paragraph" w:customStyle="1" w:styleId="94154433D0317244A32318923826D35E">
+    <w:name w:val="94154433D0317244A32318923826D35E"/>
+    <w:rsid w:val="00ED3A0D"/>
+    <w:pPr>
+      <w:widowControl w:val="0"/>
+      <w:wordWrap w:val="0"/>
+      <w:autoSpaceDE w:val="0"/>
+      <w:autoSpaceDN w:val="0"/>
+    </w:pPr>
+  </w:style>
+  <w:style w:type="paragraph" w:customStyle="1" w:styleId="772827865978344CBA27610078803DFB">
+    <w:name w:val="772827865978344CBA27610078803DFB"/>
+    <w:rsid w:val="00ED3A0D"/>
+    <w:pPr>
+      <w:widowControl w:val="0"/>
+      <w:wordWrap w:val="0"/>
+      <w:autoSpaceDE w:val="0"/>
+      <w:autoSpaceDN w:val="0"/>
+    </w:pPr>
+  </w:style>
+  <w:style w:type="paragraph" w:customStyle="1" w:styleId="807D413347FC104692A79C97F93FE199">
+    <w:name w:val="807D413347FC104692A79C97F93FE199"/>
+    <w:rsid w:val="00ED3A0D"/>
+    <w:pPr>
+      <w:widowControl w:val="0"/>
+      <w:wordWrap w:val="0"/>
+      <w:autoSpaceDE w:val="0"/>
+      <w:autoSpaceDN w:val="0"/>
+    </w:pPr>
+  </w:style>
+  <w:style w:type="paragraph" w:customStyle="1" w:styleId="1CAD5D37B74AA74D9D39C4ED7B27E881">
+    <w:name w:val="1CAD5D37B74AA74D9D39C4ED7B27E881"/>
+    <w:rsid w:val="00ED3A0D"/>
+    <w:pPr>
+      <w:widowControl w:val="0"/>
+      <w:wordWrap w:val="0"/>
+      <w:autoSpaceDE w:val="0"/>
+      <w:autoSpaceDN w:val="0"/>
+    </w:pPr>
+  </w:style>
+  <w:style w:type="paragraph" w:customStyle="1" w:styleId="ED93C1928DBA2B4AB78D22611A942B6D">
+    <w:name w:val="ED93C1928DBA2B4AB78D22611A942B6D"/>
+    <w:rsid w:val="00ED3A0D"/>
+    <w:pPr>
+      <w:widowControl w:val="0"/>
+      <w:wordWrap w:val="0"/>
+      <w:autoSpaceDE w:val="0"/>
+      <w:autoSpaceDN w:val="0"/>
+    </w:pPr>
+  </w:style>
+  <w:style w:type="paragraph" w:customStyle="1" w:styleId="DC18495ACC31814290D68B2AF733DC19">
+    <w:name w:val="DC18495ACC31814290D68B2AF733DC19"/>
+    <w:rsid w:val="00ED3A0D"/>
+    <w:pPr>
+      <w:widowControl w:val="0"/>
+      <w:wordWrap w:val="0"/>
+      <w:autoSpaceDE w:val="0"/>
+      <w:autoSpaceDN w:val="0"/>
+    </w:pPr>
+  </w:style>
+  <w:style w:type="paragraph" w:customStyle="1" w:styleId="59FDD0992B38B34AA0265EA0F168EF33">
+    <w:name w:val="59FDD0992B38B34AA0265EA0F168EF33"/>
+    <w:rsid w:val="00ED3A0D"/>
+    <w:pPr>
+      <w:widowControl w:val="0"/>
+      <w:wordWrap w:val="0"/>
+      <w:autoSpaceDE w:val="0"/>
+      <w:autoSpaceDN w:val="0"/>
+    </w:pPr>
+  </w:style>
+  <w:style w:type="paragraph" w:customStyle="1" w:styleId="79A7D8459B2D074291CA1CB84288A85B">
+    <w:name w:val="79A7D8459B2D074291CA1CB84288A85B"/>
+    <w:rsid w:val="00ED3A0D"/>
+    <w:pPr>
+      <w:widowControl w:val="0"/>
+      <w:wordWrap w:val="0"/>
+      <w:autoSpaceDE w:val="0"/>
+      <w:autoSpaceDN w:val="0"/>
+    </w:pPr>
+  </w:style>
+  <w:style w:type="paragraph" w:customStyle="1" w:styleId="B82C92FC2C546B42B81AB9393825AABF">
+    <w:name w:val="B82C92FC2C546B42B81AB9393825AABF"/>
+    <w:rsid w:val="00ED3A0D"/>
+    <w:pPr>
+      <w:widowControl w:val="0"/>
+      <w:wordWrap w:val="0"/>
+      <w:autoSpaceDE w:val="0"/>
+      <w:autoSpaceDN w:val="0"/>
+    </w:pPr>
+  </w:style>
+  <w:style w:type="paragraph" w:customStyle="1" w:styleId="C86B91138D197D438B35FEC2BEE6B72A">
+    <w:name w:val="C86B91138D197D438B35FEC2BEE6B72A"/>
+    <w:rsid w:val="00ED3A0D"/>
+    <w:pPr>
+      <w:widowControl w:val="0"/>
+      <w:wordWrap w:val="0"/>
+      <w:autoSpaceDE w:val="0"/>
+      <w:autoSpaceDN w:val="0"/>
+    </w:pPr>
+  </w:style>
+  <w:style w:type="paragraph" w:customStyle="1" w:styleId="326D145E8DA867418952807BC9540AFC">
+    <w:name w:val="326D145E8DA867418952807BC9540AFC"/>
+    <w:rsid w:val="00ED3A0D"/>
+    <w:pPr>
+      <w:widowControl w:val="0"/>
+      <w:wordWrap w:val="0"/>
+      <w:autoSpaceDE w:val="0"/>
+      <w:autoSpaceDN w:val="0"/>
+    </w:pPr>
+  </w:style>
+  <w:style w:type="paragraph" w:customStyle="1" w:styleId="7CF96C4D8F927649A96928F4DEE2EFB3">
+    <w:name w:val="7CF96C4D8F927649A96928F4DEE2EFB3"/>
+    <w:rsid w:val="00ED3A0D"/>
+    <w:pPr>
+      <w:widowControl w:val="0"/>
+      <w:wordWrap w:val="0"/>
+      <w:autoSpaceDE w:val="0"/>
+      <w:autoSpaceDN w:val="0"/>
+    </w:pPr>
+  </w:style>
 </w:styles>
 </file>
 

--- a/public/hec/template.docx
+++ b/public/hec/template.docx
@@ -2418,21 +2418,9 @@
                 <w:kern w:val="0"/>
                 <w:sz w:val="20"/>
                 <w:szCs w:val="20"/>
-                <w:u w:val="single"/>
                 <w14:ligatures w14:val="none"/>
               </w:rPr>
               <w:t xml:space="preserve"> </w:t>
-            </w:r>
-            <w:r>
-              <w:rPr>
-                <w:rFonts w:ascii="바탕" w:eastAsia="바탕" w:hAnsi="바탕" w:cs="굴림" w:hint="eastAsia"/>
-                <w:kern w:val="0"/>
-                <w:sz w:val="20"/>
-                <w:szCs w:val="20"/>
-                <w:u w:val="single"/>
-                <w14:ligatures w14:val="none"/>
-              </w:rPr>
-              <w:t xml:space="preserve">  </w:t>
             </w:r>
             <w:r>
               <w:rPr>
@@ -2442,6 +2430,16 @@
                 <w:szCs w:val="20"/>
                 <w14:ligatures w14:val="none"/>
               </w:rPr>
+              <w:t xml:space="preserve">  </w:t>
+            </w:r>
+            <w:r>
+              <w:rPr>
+                <w:rFonts w:ascii="바탕" w:eastAsia="바탕" w:hAnsi="바탕" w:cs="굴림" w:hint="eastAsia"/>
+                <w:kern w:val="0"/>
+                <w:sz w:val="20"/>
+                <w:szCs w:val="20"/>
+                <w14:ligatures w14:val="none"/>
+              </w:rPr>
               <w:t xml:space="preserve">년으로 한다. </w:t>
             </w:r>
           </w:p>
@@ -2468,7 +2466,7 @@
                 <w:szCs w:val="20"/>
                 <w14:ligatures w14:val="none"/>
               </w:rPr>
-              <w:t>(운영시작일 기준 : 실제 충전기 사용 가능 시점)</w:t>
+              <w:t>(운영시작일 기준: 전기차 충전기 시운전 확인서 날인 완료 시점)</w:t>
             </w:r>
           </w:p>
           <w:p>
@@ -2528,7 +2526,47 @@
                 <w:szCs w:val="20"/>
                 <w14:ligatures w14:val="none"/>
               </w:rPr>
-              <w:t>유지보수는 충전사업자가 무상으로 제공하며, 부지제공자와 충전사업자간 계약기간 종료 시까지 지원한다. 단, 이용자과실로 인한 충전기 고장 시 충전사업자가 우선 수리 후 유책자에 피해보상을 청구한다.</w:t>
+              <w:t xml:space="preserve">유지보수는 충전사업자가 무상으로 제공하며, 부지제공자와 충전사업자간 </w:t>
+            </w:r>
+            <w:r>
+              <w:rPr>
+                <w:rFonts w:ascii="바탕" w:eastAsia="바탕" w:hAnsi="바탕" w:cs="굴림" w:hint="eastAsia"/>
+                <w:kern w:val="0"/>
+                <w:sz w:val="20"/>
+                <w:szCs w:val="20"/>
+                <w14:ligatures w14:val="none"/>
+              </w:rPr>
+              <w:t>계약</w:t>
+            </w:r>
+            <w:r>
+              <w:rPr>
+                <w:rFonts w:ascii="바탕" w:eastAsia="바탕" w:hAnsi="바탕" w:cs="굴림" w:hint="eastAsia"/>
+                <w:kern w:val="0"/>
+                <w:sz w:val="20"/>
+                <w:szCs w:val="20"/>
+                <w14:ligatures w14:val="none"/>
+              </w:rPr>
+              <w:t xml:space="preserve">기간 종료 시까지 지원한다. </w:t>
+            </w:r>
+            <w:r>
+              <w:rPr>
+                <w:rFonts w:ascii="바탕" w:eastAsia="바탕" w:hAnsi="바탕" w:cs="굴림"/>
+                <w:kern w:val="0"/>
+                <w:sz w:val="20"/>
+                <w:szCs w:val="20"/>
+                <w14:ligatures w14:val="none"/>
+              </w:rPr>
+              <w:br/>
+            </w:r>
+            <w:r>
+              <w:rPr>
+                <w:rFonts w:ascii="바탕" w:eastAsia="바탕" w:hAnsi="바탕" w:cs="굴림" w:hint="eastAsia"/>
+                <w:kern w:val="0"/>
+                <w:sz w:val="20"/>
+                <w:szCs w:val="20"/>
+                <w14:ligatures w14:val="none"/>
+              </w:rPr>
+              <w:t>단, 이용자과실로 인한 충전기 고장 시 충전사업자가 우선 수리 후 유책자에 피해보상을 청구한다.</w:t>
             </w:r>
           </w:p>
           <w:p>
@@ -2640,18 +2678,7 @@
                 <w:szCs w:val="20"/>
                 <w14:ligatures w14:val="none"/>
               </w:rPr>
-              <w:t xml:space="preserve"> 따르고, 이는 본 계약의 일부로</w:t>
-            </w:r>
-            <w:r>
-              <w:rPr>
-                <w:rFonts w:ascii="바탕" w:eastAsia="바탕" w:hAnsi="바탕" w:cs="굴림" w:hint="eastAsia"/>
-                <w:color w:val="000000"/>
-                <w:kern w:val="0"/>
-                <w:sz w:val="20"/>
-                <w:szCs w:val="20"/>
-                <w14:ligatures w14:val="none"/>
-              </w:rPr>
-              <w:t xml:space="preserve"> 인정한다.</w:t>
+              <w:t xml:space="preserve"> 따르고, 이는 본 계약의 일부로 인정한다.</w:t>
             </w:r>
           </w:p>
         </w:tc>
@@ -3749,26 +3776,24 @@
           <w:rFonts w:ascii="바탕" w:eastAsia="바탕" w:hAnsi="바탕" w:cs="굴림"/>
           <w:color w:val="000000"/>
           <w:kern w:val="0"/>
-          <w:sz w:val="20"/>
-          <w:szCs w:val="20"/>
+          <w:sz w:val="6"/>
+          <w:szCs w:val="6"/>
           <w14:ligatures w14:val="none"/>
         </w:rPr>
       </w:pPr>
     </w:p>
     <w:p>
       <w:pPr>
-        <w:spacing w:after="0" w:line="384" w:lineRule="auto"/>
-        <w:jc w:val="both"/>
+        <w:spacing w:line="384" w:lineRule="auto"/>
         <w:textAlignment w:val="baseline"/>
         <w:rPr>
           <w:rFonts w:ascii="바탕" w:eastAsia="바탕" w:hAnsi="바탕" w:cs="굴림"/>
           <w:color w:val="000000"/>
           <w:kern w:val="0"/>
-          <w:sz w:val="20"/>
           <w:szCs w:val="20"/>
-          <w14:ligatures w14:val="none"/>
-        </w:rPr>
-      </w:pPr>
+        </w:rPr>
+      </w:pPr>
+      <w:bookmarkStart w:id="10" w:name="OLE_LINK31"/>
       <w:r>
         <w:rPr>
           <w:rFonts w:ascii="바탕" w:eastAsia="바탕" w:hAnsi="바탕" w:cs="굴림" w:hint="eastAsia"/>
@@ -3776,173 +3801,70 @@
           <w:bCs/>
           <w:color w:val="000000"/>
           <w:kern w:val="0"/>
-          <w:szCs w:val="22"/>
-          <w14:ligatures w14:val="none"/>
         </w:rPr>
         <w:t>제1조(계약의 목적)</w:t>
       </w:r>
     </w:p>
     <w:p>
       <w:pPr>
-        <w:spacing w:after="0" w:line="384" w:lineRule="auto"/>
-        <w:jc w:val="both"/>
+        <w:spacing w:line="384" w:lineRule="auto"/>
         <w:textAlignment w:val="baseline"/>
         <w:rPr>
           <w:rFonts w:ascii="바탕" w:eastAsia="바탕" w:hAnsi="바탕" w:cs="굴림"/>
           <w:color w:val="000000"/>
           <w:kern w:val="0"/>
-          <w:sz w:val="20"/>
-          <w:szCs w:val="22"/>
-          <w14:ligatures w14:val="none"/>
-        </w:rPr>
-      </w:pPr>
-      <w:r>
-        <w:rPr>
-          <w:rFonts w:ascii="바탕" w:eastAsia="바탕" w:hAnsi="바탕" w:cs="굴림" w:hint="eastAsia"/>
-          <w:color w:val="000000"/>
-          <w:kern w:val="0"/>
-          <w:szCs w:val="22"/>
-          <w14:ligatures w14:val="none"/>
-        </w:rPr>
-        <w:t>본 계약은 “</w:t>
+        </w:rPr>
+      </w:pPr>
+      <w:r>
+        <w:rPr>
+          <w:rFonts w:ascii="바탕" w:eastAsia="바탕" w:hAnsi="바탕" w:cs="굴림"/>
+          <w:color w:val="000000"/>
+          <w:kern w:val="0"/>
+        </w:rPr>
+        <w:t>본 계약은 “충전사업자”가 “부지제공자”로부터 제공받은 장소에 “충전기 운영관리서비스”</w:t>
       </w:r>
       <w:proofErr w:type="spellStart"/>
       <w:r>
         <w:rPr>
-          <w:rFonts w:ascii="바탕" w:eastAsia="바탕" w:hAnsi="바탕" w:cs="굴림" w:hint="eastAsia"/>
-          <w:color w:val="000000"/>
-          <w:kern w:val="0"/>
-          <w:szCs w:val="22"/>
-          <w14:ligatures w14:val="none"/>
-        </w:rPr>
-        <w:t>충전사업자”가</w:t>
+          <w:rFonts w:ascii="바탕" w:eastAsia="바탕" w:hAnsi="바탕" w:cs="굴림"/>
+          <w:color w:val="000000"/>
+          <w:kern w:val="0"/>
+        </w:rPr>
+        <w:t>를</w:t>
       </w:r>
       <w:proofErr w:type="spellEnd"/>
       <w:r>
         <w:rPr>
-          <w:rFonts w:ascii="바탕" w:eastAsia="바탕" w:hAnsi="바탕" w:cs="굴림" w:hint="eastAsia"/>
-          <w:color w:val="000000"/>
-          <w:kern w:val="0"/>
-          <w:szCs w:val="22"/>
-          <w14:ligatures w14:val="none"/>
-        </w:rPr>
-        <w:t xml:space="preserve"> “</w:t>
-      </w:r>
-      <w:proofErr w:type="spellStart"/>
-      <w:r>
-        <w:rPr>
-          <w:rFonts w:ascii="바탕" w:eastAsia="바탕" w:hAnsi="바탕" w:cs="굴림" w:hint="eastAsia"/>
-          <w:color w:val="000000"/>
-          <w:kern w:val="0"/>
-          <w:szCs w:val="22"/>
-          <w14:ligatures w14:val="none"/>
-        </w:rPr>
-        <w:t>부지제공자”로부터</w:t>
-      </w:r>
-      <w:proofErr w:type="spellEnd"/>
-      <w:r>
-        <w:rPr>
-          <w:rFonts w:ascii="바탕" w:eastAsia="바탕" w:hAnsi="바탕" w:cs="굴림" w:hint="eastAsia"/>
-          <w:color w:val="000000"/>
-          <w:kern w:val="0"/>
-          <w:szCs w:val="22"/>
-          <w14:ligatures w14:val="none"/>
-        </w:rPr>
-        <w:t xml:space="preserve"> 제공받은 장소에 “충전기 </w:t>
-      </w:r>
-      <w:proofErr w:type="spellStart"/>
-      <w:r>
-        <w:rPr>
-          <w:rFonts w:ascii="바탕" w:eastAsia="바탕" w:hAnsi="바탕" w:cs="굴림" w:hint="eastAsia"/>
-          <w:color w:val="000000"/>
-          <w:kern w:val="0"/>
-          <w:szCs w:val="22"/>
-          <w14:ligatures w14:val="none"/>
-        </w:rPr>
-        <w:t>운영관리서비스”를</w:t>
-      </w:r>
-      <w:proofErr w:type="spellEnd"/>
-      <w:r>
-        <w:rPr>
-          <w:rFonts w:ascii="바탕" w:eastAsia="바탕" w:hAnsi="바탕" w:cs="굴림" w:hint="eastAsia"/>
-          <w:color w:val="000000"/>
-          <w:kern w:val="0"/>
-          <w:szCs w:val="22"/>
-          <w14:ligatures w14:val="none"/>
-        </w:rPr>
-        <w:t xml:space="preserve"> 수행함에 있어 “</w:t>
-      </w:r>
-      <w:proofErr w:type="spellStart"/>
-      <w:r>
-        <w:rPr>
-          <w:rFonts w:ascii="바탕" w:eastAsia="바탕" w:hAnsi="바탕" w:cs="굴림" w:hint="eastAsia"/>
-          <w:color w:val="000000"/>
-          <w:kern w:val="0"/>
-          <w:szCs w:val="22"/>
-          <w14:ligatures w14:val="none"/>
-        </w:rPr>
-        <w:t>부지제공자”와</w:t>
-      </w:r>
-      <w:proofErr w:type="spellEnd"/>
-      <w:r>
-        <w:rPr>
-          <w:rFonts w:ascii="바탕" w:eastAsia="바탕" w:hAnsi="바탕" w:cs="굴림" w:hint="eastAsia"/>
-          <w:color w:val="000000"/>
-          <w:kern w:val="0"/>
-          <w:szCs w:val="22"/>
-          <w14:ligatures w14:val="none"/>
-        </w:rPr>
-        <w:t xml:space="preserve"> “</w:t>
-      </w:r>
-      <w:proofErr w:type="spellStart"/>
-      <w:r>
-        <w:rPr>
-          <w:rFonts w:ascii="바탕" w:eastAsia="바탕" w:hAnsi="바탕" w:cs="굴림" w:hint="eastAsia"/>
-          <w:color w:val="000000"/>
-          <w:kern w:val="0"/>
-          <w:szCs w:val="22"/>
-          <w14:ligatures w14:val="none"/>
-        </w:rPr>
-        <w:t>충전사업자”가</w:t>
-      </w:r>
-      <w:proofErr w:type="spellEnd"/>
-      <w:r>
-        <w:rPr>
-          <w:rFonts w:ascii="바탕" w:eastAsia="바탕" w:hAnsi="바탕" w:cs="굴림" w:hint="eastAsia"/>
-          <w:color w:val="000000"/>
-          <w:kern w:val="0"/>
-          <w:szCs w:val="22"/>
-          <w14:ligatures w14:val="none"/>
-        </w:rPr>
-        <w:t xml:space="preserve"> 준수하여야 할 사항을 계약함을 목적으로 한다.</w:t>
-      </w:r>
+          <w:rFonts w:ascii="바탕" w:eastAsia="바탕" w:hAnsi="바탕" w:cs="굴림"/>
+          <w:color w:val="000000"/>
+          <w:kern w:val="0"/>
+        </w:rPr>
+        <w:t xml:space="preserve"> 수행함에 있어 “부지제공자”와 “충전사업자”가 준수하여야 할 사항을 계약함을 목적으로 한다.</w:t>
+      </w:r>
+    </w:p>
+    <w:bookmarkEnd w:id="10"/>
+    <w:p>
+      <w:pPr>
+        <w:spacing w:line="384" w:lineRule="auto"/>
+        <w:textAlignment w:val="baseline"/>
+        <w:rPr>
+          <w:rFonts w:ascii="바탕" w:eastAsia="바탕" w:hAnsi="바탕" w:cs="굴림"/>
+          <w:color w:val="000000"/>
+          <w:kern w:val="0"/>
+          <w:sz w:val="6"/>
+          <w:szCs w:val="6"/>
+        </w:rPr>
+      </w:pPr>
     </w:p>
     <w:p>
       <w:pPr>
-        <w:spacing w:after="0" w:line="384" w:lineRule="auto"/>
-        <w:jc w:val="both"/>
+        <w:spacing w:line="384" w:lineRule="auto"/>
         <w:textAlignment w:val="baseline"/>
         <w:rPr>
           <w:rFonts w:ascii="바탕" w:eastAsia="바탕" w:hAnsi="바탕" w:cs="굴림"/>
           <w:color w:val="000000"/>
           <w:kern w:val="0"/>
-          <w:szCs w:val="22"/>
-          <w14:ligatures w14:val="none"/>
-        </w:rPr>
-      </w:pPr>
-    </w:p>
-    <w:p>
-      <w:pPr>
-        <w:spacing w:after="0" w:line="384" w:lineRule="auto"/>
-        <w:jc w:val="both"/>
-        <w:textAlignment w:val="baseline"/>
-        <w:rPr>
-          <w:rFonts w:ascii="바탕" w:eastAsia="바탕" w:hAnsi="바탕" w:cs="굴림"/>
-          <w:color w:val="000000"/>
-          <w:kern w:val="0"/>
-          <w:sz w:val="20"/>
           <w:szCs w:val="20"/>
-          <w14:ligatures w14:val="none"/>
         </w:rPr>
       </w:pPr>
       <w:r>
@@ -3952,116 +3874,510 @@
           <w:bCs/>
           <w:color w:val="000000"/>
           <w:kern w:val="0"/>
-          <w:szCs w:val="22"/>
-          <w14:ligatures w14:val="none"/>
         </w:rPr>
         <w:t>제2조(서비스 정의 및 내용)</w:t>
       </w:r>
     </w:p>
     <w:p>
       <w:pPr>
+        <w:spacing w:line="384" w:lineRule="auto"/>
+        <w:ind w:left="300" w:hanging="300"/>
+        <w:textAlignment w:val="baseline"/>
+        <w:rPr>
+          <w:rFonts w:ascii="바탕" w:eastAsia="바탕" w:hAnsi="바탕" w:cs="굴림"/>
+          <w:color w:val="000000"/>
+          <w:kern w:val="0"/>
+          <w:szCs w:val="20"/>
+        </w:rPr>
+      </w:pPr>
+      <w:r>
+        <w:rPr>
+          <w:rFonts w:ascii="바탕" w:eastAsia="바탕" w:hAnsi="바탕" w:cs="굴림" w:hint="eastAsia"/>
+          <w:color w:val="000000"/>
+          <w:kern w:val="0"/>
+        </w:rPr>
+        <w:t>1. “충전기 운영관리서비스”(이하 “</w:t>
+      </w:r>
+      <w:proofErr w:type="spellStart"/>
+      <w:r>
+        <w:rPr>
+          <w:rFonts w:ascii="바탕" w:eastAsia="바탕" w:hAnsi="바탕" w:cs="굴림" w:hint="eastAsia"/>
+          <w:color w:val="000000"/>
+          <w:kern w:val="0"/>
+        </w:rPr>
+        <w:t>서비스”라</w:t>
+      </w:r>
+      <w:proofErr w:type="spellEnd"/>
+      <w:r>
+        <w:rPr>
+          <w:rFonts w:ascii="바탕" w:eastAsia="바탕" w:hAnsi="바탕" w:cs="굴림" w:hint="eastAsia"/>
+          <w:color w:val="000000"/>
+          <w:kern w:val="0"/>
+        </w:rPr>
+        <w:t xml:space="preserve"> 한다)란 “</w:t>
+      </w:r>
+      <w:proofErr w:type="spellStart"/>
+      <w:r>
+        <w:rPr>
+          <w:rFonts w:ascii="바탕" w:eastAsia="바탕" w:hAnsi="바탕" w:cs="굴림" w:hint="eastAsia"/>
+          <w:color w:val="000000"/>
+          <w:kern w:val="0"/>
+        </w:rPr>
+        <w:t>부지제공자”가</w:t>
+      </w:r>
+      <w:proofErr w:type="spellEnd"/>
+      <w:r>
+        <w:rPr>
+          <w:rFonts w:ascii="바탕" w:eastAsia="바탕" w:hAnsi="바탕" w:cs="굴림" w:hint="eastAsia"/>
+          <w:color w:val="000000"/>
+          <w:kern w:val="0"/>
+        </w:rPr>
+        <w:t xml:space="preserve"> 제공한 장소에 충전기 이용자가 충전기를 원활히 사용하도록 모니터링시스템, </w:t>
+      </w:r>
+      <w:proofErr w:type="spellStart"/>
+      <w:r>
+        <w:rPr>
+          <w:rFonts w:ascii="바탕" w:eastAsia="바탕" w:hAnsi="바탕" w:cs="굴림" w:hint="eastAsia"/>
+          <w:color w:val="000000"/>
+          <w:kern w:val="0"/>
+        </w:rPr>
+        <w:t>과금시스템</w:t>
+      </w:r>
+      <w:proofErr w:type="spellEnd"/>
+      <w:r>
+        <w:rPr>
+          <w:rFonts w:ascii="바탕" w:eastAsia="바탕" w:hAnsi="바탕" w:cs="굴림" w:hint="eastAsia"/>
+          <w:color w:val="000000"/>
+          <w:kern w:val="0"/>
+        </w:rPr>
+        <w:t>, 유지보수, 정기점검, AS 등 충전기관리 제반업무를 수행하는 것을 의미한다.</w:t>
+      </w:r>
+    </w:p>
+    <w:p>
+      <w:pPr>
+        <w:spacing w:line="384" w:lineRule="auto"/>
+        <w:textAlignment w:val="baseline"/>
+        <w:rPr>
+          <w:rFonts w:ascii="바탕" w:eastAsia="바탕" w:hAnsi="바탕" w:cs="굴림"/>
+          <w:color w:val="000000"/>
+          <w:kern w:val="0"/>
+          <w:szCs w:val="20"/>
+        </w:rPr>
+      </w:pPr>
+      <w:r>
+        <w:rPr>
+          <w:rFonts w:ascii="바탕" w:eastAsia="바탕" w:hAnsi="바탕" w:cs="굴림" w:hint="eastAsia"/>
+          <w:color w:val="000000"/>
+          <w:kern w:val="0"/>
+        </w:rPr>
+        <w:t>2. “</w:t>
+      </w:r>
+      <w:proofErr w:type="spellStart"/>
+      <w:r>
+        <w:rPr>
+          <w:rFonts w:ascii="바탕" w:eastAsia="바탕" w:hAnsi="바탕" w:cs="굴림" w:hint="eastAsia"/>
+          <w:color w:val="000000"/>
+          <w:kern w:val="0"/>
+        </w:rPr>
+        <w:t>충전사업자”가</w:t>
+      </w:r>
+      <w:proofErr w:type="spellEnd"/>
+      <w:r>
+        <w:rPr>
+          <w:rFonts w:ascii="바탕" w:eastAsia="바탕" w:hAnsi="바탕" w:cs="굴림" w:hint="eastAsia"/>
+          <w:color w:val="000000"/>
+          <w:kern w:val="0"/>
+        </w:rPr>
+        <w:t xml:space="preserve"> 제공하는 “</w:t>
+      </w:r>
+      <w:proofErr w:type="spellStart"/>
+      <w:r>
+        <w:rPr>
+          <w:rFonts w:ascii="바탕" w:eastAsia="바탕" w:hAnsi="바탕" w:cs="굴림" w:hint="eastAsia"/>
+          <w:color w:val="000000"/>
+          <w:kern w:val="0"/>
+        </w:rPr>
+        <w:t>서비스”의</w:t>
+      </w:r>
+      <w:proofErr w:type="spellEnd"/>
+      <w:r>
+        <w:rPr>
+          <w:rFonts w:ascii="바탕" w:eastAsia="바탕" w:hAnsi="바탕" w:cs="굴림" w:hint="eastAsia"/>
+          <w:color w:val="000000"/>
+          <w:kern w:val="0"/>
+        </w:rPr>
+        <w:t xml:space="preserve"> 범위는 아래와 같다.</w:t>
+      </w:r>
+    </w:p>
+    <w:p>
+      <w:pPr>
+        <w:spacing w:line="384" w:lineRule="auto"/>
+        <w:ind w:firstLine="284"/>
+        <w:textAlignment w:val="baseline"/>
+        <w:rPr>
+          <w:rFonts w:ascii="바탕" w:eastAsia="바탕" w:hAnsi="바탕" w:cs="굴림"/>
+          <w:color w:val="000000"/>
+          <w:kern w:val="0"/>
+          <w:szCs w:val="20"/>
+        </w:rPr>
+      </w:pPr>
+      <w:r>
+        <w:rPr>
+          <w:rFonts w:ascii="바탕" w:eastAsia="바탕" w:hAnsi="바탕" w:cs="굴림" w:hint="eastAsia"/>
+          <w:color w:val="000000"/>
+          <w:kern w:val="0"/>
+        </w:rPr>
+        <w:t>가. 충전기 이용에 대한 과금 및 요금정산</w:t>
+      </w:r>
+    </w:p>
+    <w:p>
+      <w:pPr>
+        <w:spacing w:line="384" w:lineRule="auto"/>
+        <w:ind w:firstLine="284"/>
+        <w:textAlignment w:val="baseline"/>
+        <w:rPr>
+          <w:rFonts w:ascii="바탕" w:eastAsia="바탕" w:hAnsi="바탕" w:cs="굴림"/>
+          <w:color w:val="000000"/>
+          <w:kern w:val="0"/>
+          <w:szCs w:val="20"/>
+        </w:rPr>
+      </w:pPr>
+      <w:r>
+        <w:rPr>
+          <w:rFonts w:ascii="바탕" w:eastAsia="바탕" w:hAnsi="바탕" w:cs="굴림" w:hint="eastAsia"/>
+          <w:color w:val="000000"/>
+          <w:kern w:val="0"/>
+        </w:rPr>
+        <w:t>나. 운영시스템을 통한 충전기의 상태정보, 위치정보 제공</w:t>
+      </w:r>
+    </w:p>
+    <w:p>
+      <w:pPr>
+        <w:spacing w:line="384" w:lineRule="auto"/>
+        <w:ind w:firstLine="284"/>
+        <w:textAlignment w:val="baseline"/>
+        <w:rPr>
+          <w:rFonts w:ascii="바탕" w:eastAsia="바탕" w:hAnsi="바탕" w:cs="굴림"/>
+          <w:color w:val="000000"/>
+          <w:kern w:val="0"/>
+          <w:szCs w:val="20"/>
+        </w:rPr>
+      </w:pPr>
+      <w:r>
+        <w:rPr>
+          <w:rFonts w:ascii="바탕" w:eastAsia="바탕" w:hAnsi="바탕" w:cs="굴림" w:hint="eastAsia"/>
+          <w:color w:val="000000"/>
+          <w:kern w:val="0"/>
+        </w:rPr>
+        <w:t>다. 충전기의 점검(원격, 현장방문), 고장수리</w:t>
+      </w:r>
+    </w:p>
+    <w:p>
+      <w:pPr>
+        <w:spacing w:line="384" w:lineRule="auto"/>
+        <w:ind w:firstLine="284"/>
+        <w:textAlignment w:val="baseline"/>
+        <w:rPr>
+          <w:rFonts w:ascii="바탕" w:eastAsia="바탕" w:hAnsi="바탕" w:cs="굴림"/>
+          <w:color w:val="000000"/>
+          <w:kern w:val="0"/>
+          <w:szCs w:val="20"/>
+        </w:rPr>
+      </w:pPr>
+      <w:r>
+        <w:rPr>
+          <w:rFonts w:ascii="바탕" w:eastAsia="바탕" w:hAnsi="바탕" w:cs="굴림" w:hint="eastAsia"/>
+          <w:color w:val="000000"/>
+          <w:kern w:val="0"/>
+        </w:rPr>
+        <w:t>라. 충전기의 장애발생 접수, 전달 및 이용문의 등을 위한 고객센터 운영</w:t>
+      </w:r>
+    </w:p>
+    <w:p>
+      <w:pPr>
+        <w:spacing w:line="384" w:lineRule="auto"/>
+        <w:ind w:firstLine="300"/>
+        <w:textAlignment w:val="baseline"/>
+        <w:rPr>
+          <w:rFonts w:ascii="바탕" w:eastAsia="바탕" w:hAnsi="바탕" w:cs="굴림"/>
+          <w:color w:val="000000"/>
+          <w:kern w:val="0"/>
+          <w:szCs w:val="20"/>
+        </w:rPr>
+      </w:pPr>
+      <w:r>
+        <w:rPr>
+          <w:rFonts w:ascii="바탕" w:eastAsia="바탕" w:hAnsi="바탕" w:cs="굴림" w:hint="eastAsia"/>
+          <w:color w:val="000000"/>
+          <w:kern w:val="0"/>
+        </w:rPr>
+        <w:t>마. 기타 전기자동차 충전시스템 연동 서비스 개발 및 적용</w:t>
+      </w:r>
+    </w:p>
+    <w:p>
+      <w:pPr>
+        <w:spacing w:line="384" w:lineRule="auto"/>
+        <w:ind w:left="300" w:hanging="300"/>
+        <w:textAlignment w:val="baseline"/>
+        <w:rPr>
+          <w:rFonts w:ascii="바탕" w:eastAsia="바탕" w:hAnsi="바탕" w:cs="굴림"/>
+          <w:color w:val="000000"/>
+          <w:kern w:val="0"/>
+          <w:szCs w:val="20"/>
+        </w:rPr>
+      </w:pPr>
+      <w:r>
+        <w:rPr>
+          <w:rFonts w:ascii="바탕" w:eastAsia="바탕" w:hAnsi="바탕" w:cs="굴림" w:hint="eastAsia"/>
+          <w:color w:val="000000"/>
+          <w:kern w:val="0"/>
+        </w:rPr>
+        <w:t>3. “</w:t>
+      </w:r>
+      <w:proofErr w:type="spellStart"/>
+      <w:r>
+        <w:rPr>
+          <w:rFonts w:ascii="바탕" w:eastAsia="바탕" w:hAnsi="바탕" w:cs="굴림" w:hint="eastAsia"/>
+          <w:color w:val="000000"/>
+          <w:kern w:val="0"/>
+        </w:rPr>
+        <w:t>충전사업자”는</w:t>
+      </w:r>
+      <w:proofErr w:type="spellEnd"/>
+      <w:r>
+        <w:rPr>
+          <w:rFonts w:ascii="바탕" w:eastAsia="바탕" w:hAnsi="바탕" w:cs="굴림" w:hint="eastAsia"/>
+          <w:color w:val="000000"/>
+          <w:kern w:val="0"/>
+        </w:rPr>
+        <w:t xml:space="preserve"> “</w:t>
+      </w:r>
+      <w:proofErr w:type="spellStart"/>
+      <w:r>
+        <w:rPr>
+          <w:rFonts w:ascii="바탕" w:eastAsia="바탕" w:hAnsi="바탕" w:cs="굴림" w:hint="eastAsia"/>
+          <w:color w:val="000000"/>
+          <w:kern w:val="0"/>
+        </w:rPr>
+        <w:t>이용자”에게</w:t>
+      </w:r>
+      <w:proofErr w:type="spellEnd"/>
+      <w:r>
+        <w:rPr>
+          <w:rFonts w:ascii="바탕" w:eastAsia="바탕" w:hAnsi="바탕" w:cs="굴림" w:hint="eastAsia"/>
+          <w:color w:val="000000"/>
+          <w:kern w:val="0"/>
+        </w:rPr>
+        <w:t xml:space="preserve"> 연중무휴로 “</w:t>
+      </w:r>
+      <w:proofErr w:type="spellStart"/>
+      <w:r>
+        <w:rPr>
+          <w:rFonts w:ascii="바탕" w:eastAsia="바탕" w:hAnsi="바탕" w:cs="굴림" w:hint="eastAsia"/>
+          <w:color w:val="000000"/>
+          <w:kern w:val="0"/>
+        </w:rPr>
+        <w:t>서비스”를</w:t>
+      </w:r>
+      <w:proofErr w:type="spellEnd"/>
+      <w:r>
+        <w:rPr>
+          <w:rFonts w:ascii="바탕" w:eastAsia="바탕" w:hAnsi="바탕" w:cs="굴림" w:hint="eastAsia"/>
+          <w:color w:val="000000"/>
+          <w:kern w:val="0"/>
+        </w:rPr>
+        <w:t xml:space="preserve"> 제공하는 것을 원칙으로 한다.</w:t>
+      </w:r>
+    </w:p>
+    <w:p>
+      <w:pPr>
+        <w:spacing w:line="384" w:lineRule="auto"/>
+        <w:ind w:left="300" w:hanging="300"/>
+        <w:textAlignment w:val="baseline"/>
+        <w:rPr>
+          <w:rFonts w:ascii="바탕" w:eastAsia="바탕" w:hAnsi="바탕" w:cs="굴림"/>
+          <w:color w:val="000000"/>
+          <w:kern w:val="0"/>
+          <w:szCs w:val="20"/>
+        </w:rPr>
+      </w:pPr>
+      <w:r>
+        <w:rPr>
+          <w:rFonts w:ascii="바탕" w:eastAsia="바탕" w:hAnsi="바탕" w:cs="굴림" w:hint="eastAsia"/>
+          <w:color w:val="000000"/>
+          <w:kern w:val="0"/>
+        </w:rPr>
+        <w:t>4. “</w:t>
+      </w:r>
+      <w:proofErr w:type="spellStart"/>
+      <w:r>
+        <w:rPr>
+          <w:rFonts w:ascii="바탕" w:eastAsia="바탕" w:hAnsi="바탕" w:cs="굴림" w:hint="eastAsia"/>
+          <w:color w:val="000000"/>
+          <w:kern w:val="0"/>
+        </w:rPr>
+        <w:t>충전사업자”는</w:t>
+      </w:r>
+      <w:proofErr w:type="spellEnd"/>
+      <w:r>
+        <w:rPr>
+          <w:rFonts w:ascii="바탕" w:eastAsia="바탕" w:hAnsi="바탕" w:cs="굴림" w:hint="eastAsia"/>
+          <w:color w:val="000000"/>
+          <w:kern w:val="0"/>
+        </w:rPr>
+        <w:t xml:space="preserve"> 다음 각 호의 1에 해당하는 사유가 발생한 경우 “</w:t>
+      </w:r>
+      <w:proofErr w:type="spellStart"/>
+      <w:r>
+        <w:rPr>
+          <w:rFonts w:ascii="바탕" w:eastAsia="바탕" w:hAnsi="바탕" w:cs="굴림" w:hint="eastAsia"/>
+          <w:color w:val="000000"/>
+          <w:kern w:val="0"/>
+        </w:rPr>
+        <w:t>서비스”의</w:t>
+      </w:r>
+      <w:proofErr w:type="spellEnd"/>
+      <w:r>
+        <w:rPr>
+          <w:rFonts w:ascii="바탕" w:eastAsia="바탕" w:hAnsi="바탕" w:cs="굴림" w:hint="eastAsia"/>
+          <w:color w:val="000000"/>
+          <w:kern w:val="0"/>
+        </w:rPr>
+        <w:t xml:space="preserve"> 일부 또는 전부를 중단할 수 있다.</w:t>
+      </w:r>
+    </w:p>
+    <w:p>
+      <w:pPr>
+        <w:spacing w:line="384" w:lineRule="auto"/>
+        <w:ind w:left="542" w:hanging="258"/>
+        <w:textAlignment w:val="baseline"/>
+        <w:rPr>
+          <w:rFonts w:ascii="바탕" w:eastAsia="바탕" w:hAnsi="바탕" w:cs="굴림"/>
+          <w:color w:val="000000"/>
+          <w:kern w:val="0"/>
+          <w:szCs w:val="20"/>
+        </w:rPr>
+      </w:pPr>
+      <w:r>
+        <w:rPr>
+          <w:rFonts w:ascii="바탕" w:eastAsia="바탕" w:hAnsi="바탕" w:cs="굴림" w:hint="eastAsia"/>
+          <w:color w:val="000000"/>
+          <w:kern w:val="0"/>
+        </w:rPr>
+        <w:t>① 천재지변, 전쟁, 폭동, 화재, 파업 등의 쟁의행위, 정전, 통신사의 통신회선문제 등 기타 “</w:t>
+      </w:r>
+      <w:proofErr w:type="spellStart"/>
+      <w:r>
+        <w:rPr>
+          <w:rFonts w:ascii="바탕" w:eastAsia="바탕" w:hAnsi="바탕" w:cs="굴림" w:hint="eastAsia"/>
+          <w:color w:val="000000"/>
+          <w:kern w:val="0"/>
+        </w:rPr>
+        <w:t>충전사업자”의</w:t>
+      </w:r>
+      <w:proofErr w:type="spellEnd"/>
+      <w:r>
+        <w:rPr>
+          <w:rFonts w:ascii="바탕" w:eastAsia="바탕" w:hAnsi="바탕" w:cs="굴림" w:hint="eastAsia"/>
+          <w:color w:val="000000"/>
+          <w:kern w:val="0"/>
+        </w:rPr>
+        <w:t xml:space="preserve"> 합리적인 노력으로 제어할 수 없는 사유가 발생하거나 발생할 우려가 있는 경우</w:t>
+      </w:r>
+    </w:p>
+    <w:p>
+      <w:pPr>
+        <w:spacing w:line="384" w:lineRule="auto"/>
+        <w:ind w:left="542" w:hanging="258"/>
+        <w:textAlignment w:val="baseline"/>
+        <w:rPr>
+          <w:rFonts w:ascii="바탕" w:eastAsia="바탕" w:hAnsi="바탕" w:cs="굴림"/>
+          <w:color w:val="000000"/>
+          <w:kern w:val="0"/>
+          <w:szCs w:val="20"/>
+        </w:rPr>
+      </w:pPr>
+      <w:r>
+        <w:rPr>
+          <w:rFonts w:ascii="바탕" w:eastAsia="바탕" w:hAnsi="바탕" w:cs="굴림" w:hint="eastAsia"/>
+          <w:color w:val="000000"/>
+          <w:kern w:val="0"/>
+        </w:rPr>
+        <w:t>② “</w:t>
+      </w:r>
+      <w:proofErr w:type="spellStart"/>
+      <w:r>
+        <w:rPr>
+          <w:rFonts w:ascii="바탕" w:eastAsia="바탕" w:hAnsi="바탕" w:cs="굴림" w:hint="eastAsia"/>
+          <w:color w:val="000000"/>
+          <w:kern w:val="0"/>
+        </w:rPr>
+        <w:t>충전사업자”의</w:t>
+      </w:r>
+      <w:proofErr w:type="spellEnd"/>
+      <w:r>
+        <w:rPr>
+          <w:rFonts w:ascii="바탕" w:eastAsia="바탕" w:hAnsi="바탕" w:cs="굴림" w:hint="eastAsia"/>
+          <w:color w:val="000000"/>
+          <w:kern w:val="0"/>
+        </w:rPr>
+        <w:t xml:space="preserve"> 시스템을 포함한 설비의 보수점검, 교체 또는 고장, 통신의 두절 등의 사유가 발생한 경우</w:t>
+      </w:r>
+    </w:p>
+    <w:p>
+      <w:pPr>
+        <w:pStyle w:val="a6"/>
+        <w:numPr>
+          <w:ilvl w:val="0"/>
+          <w:numId w:val="16"/>
+        </w:numPr>
         <w:spacing w:after="0" w:line="384" w:lineRule="auto"/>
-        <w:ind w:left="300" w:hanging="300"/>
+        <w:contextualSpacing w:val="0"/>
         <w:jc w:val="both"/>
         <w:textAlignment w:val="baseline"/>
         <w:rPr>
           <w:rFonts w:ascii="바탕" w:eastAsia="바탕" w:hAnsi="바탕" w:cs="굴림"/>
           <w:color w:val="000000"/>
           <w:kern w:val="0"/>
-          <w:sz w:val="20"/>
           <w:szCs w:val="20"/>
-          <w14:ligatures w14:val="none"/>
-        </w:rPr>
-      </w:pPr>
+        </w:rPr>
+      </w:pPr>
+      <w:r>
+        <w:rPr>
+          <w:rFonts w:ascii="바탕" w:eastAsia="바탕" w:hAnsi="바탕" w:cs="굴림"/>
+          <w:color w:val="000000"/>
+          <w:kern w:val="0"/>
+        </w:rPr>
+        <w:lastRenderedPageBreak/>
+        <w:t>카드사의 내부사정에 의한 결</w:t>
+      </w:r>
       <w:r>
         <w:rPr>
           <w:rFonts w:ascii="바탕" w:eastAsia="바탕" w:hAnsi="바탕" w:cs="굴림" w:hint="eastAsia"/>
           <w:color w:val="000000"/>
           <w:kern w:val="0"/>
-          <w:szCs w:val="22"/>
-          <w14:ligatures w14:val="none"/>
-        </w:rPr>
-        <w:t>1. “충전기 운영관리서비스”(이하 “</w:t>
-      </w:r>
-      <w:proofErr w:type="spellStart"/>
-      <w:r>
-        <w:rPr>
-          <w:rFonts w:ascii="바탕" w:eastAsia="바탕" w:hAnsi="바탕" w:cs="굴림" w:hint="eastAsia"/>
-          <w:color w:val="000000"/>
-          <w:kern w:val="0"/>
-          <w:szCs w:val="22"/>
-          <w14:ligatures w14:val="none"/>
-        </w:rPr>
-        <w:t>서비스”라</w:t>
-      </w:r>
-      <w:proofErr w:type="spellEnd"/>
-      <w:r>
-        <w:rPr>
-          <w:rFonts w:ascii="바탕" w:eastAsia="바탕" w:hAnsi="바탕" w:cs="굴림" w:hint="eastAsia"/>
-          <w:color w:val="000000"/>
-          <w:kern w:val="0"/>
-          <w:szCs w:val="22"/>
-          <w14:ligatures w14:val="none"/>
-        </w:rPr>
-        <w:t xml:space="preserve"> 한다)란 “</w:t>
-      </w:r>
-      <w:proofErr w:type="spellStart"/>
-      <w:r>
-        <w:rPr>
-          <w:rFonts w:ascii="바탕" w:eastAsia="바탕" w:hAnsi="바탕" w:cs="굴림" w:hint="eastAsia"/>
-          <w:color w:val="000000"/>
-          <w:kern w:val="0"/>
-          <w:szCs w:val="22"/>
-          <w14:ligatures w14:val="none"/>
-        </w:rPr>
-        <w:t>부지제공자”가</w:t>
-      </w:r>
-      <w:proofErr w:type="spellEnd"/>
-      <w:r>
-        <w:rPr>
-          <w:rFonts w:ascii="바탕" w:eastAsia="바탕" w:hAnsi="바탕" w:cs="굴림" w:hint="eastAsia"/>
-          <w:color w:val="000000"/>
-          <w:kern w:val="0"/>
-          <w:szCs w:val="22"/>
-          <w14:ligatures w14:val="none"/>
-        </w:rPr>
-        <w:t xml:space="preserve"> 제공한 장소에 충전기 이용자가 충전기를 원활히 사용하도록 모니터링시스템, </w:t>
-      </w:r>
-      <w:proofErr w:type="spellStart"/>
-      <w:r>
-        <w:rPr>
-          <w:rFonts w:ascii="바탕" w:eastAsia="바탕" w:hAnsi="바탕" w:cs="굴림" w:hint="eastAsia"/>
-          <w:color w:val="000000"/>
-          <w:kern w:val="0"/>
-          <w:szCs w:val="22"/>
-          <w14:ligatures w14:val="none"/>
-        </w:rPr>
-        <w:t>과금시스템</w:t>
-      </w:r>
-      <w:proofErr w:type="spellEnd"/>
-      <w:r>
-        <w:rPr>
-          <w:rFonts w:ascii="바탕" w:eastAsia="바탕" w:hAnsi="바탕" w:cs="굴림" w:hint="eastAsia"/>
-          <w:color w:val="000000"/>
-          <w:kern w:val="0"/>
-          <w:szCs w:val="22"/>
-          <w14:ligatures w14:val="none"/>
-        </w:rPr>
-        <w:t>, 유지보수, 정기점검, AS 등 충전기관리 제반업무를 수행하는 것을 의미한다.</w:t>
+        </w:rPr>
+        <w:t>제시스템</w:t>
+      </w:r>
+      <w:r>
+        <w:rPr>
+          <w:rFonts w:ascii="바탕" w:eastAsia="바탕" w:hAnsi="바탕" w:cs="굴림"/>
+          <w:color w:val="000000"/>
+          <w:kern w:val="0"/>
+        </w:rPr>
+        <w:t xml:space="preserve"> 오류, 운영시스템의 해킹, 바이러스 등에 </w:t>
       </w:r>
     </w:p>
     <w:p>
       <w:pPr>
-        <w:spacing w:after="0" w:line="384" w:lineRule="auto"/>
-        <w:jc w:val="both"/>
+        <w:spacing w:line="384" w:lineRule="auto"/>
+        <w:ind w:leftChars="142" w:left="312" w:firstLine="300"/>
         <w:textAlignment w:val="baseline"/>
         <w:rPr>
           <w:rFonts w:ascii="바탕" w:eastAsia="바탕" w:hAnsi="바탕" w:cs="굴림"/>
           <w:color w:val="000000"/>
           <w:kern w:val="0"/>
-          <w:sz w:val="20"/>
           <w:szCs w:val="20"/>
-          <w14:ligatures w14:val="none"/>
         </w:rPr>
       </w:pPr>
       <w:r>
@@ -4069,69 +4385,20 @@
           <w:rFonts w:ascii="바탕" w:eastAsia="바탕" w:hAnsi="바탕" w:cs="굴림" w:hint="eastAsia"/>
           <w:color w:val="000000"/>
           <w:kern w:val="0"/>
-          <w:szCs w:val="22"/>
-          <w14:ligatures w14:val="none"/>
-        </w:rPr>
-        <w:t>2. “</w:t>
-      </w:r>
-      <w:proofErr w:type="spellStart"/>
-      <w:r>
-        <w:rPr>
-          <w:rFonts w:ascii="바탕" w:eastAsia="바탕" w:hAnsi="바탕" w:cs="굴림" w:hint="eastAsia"/>
-          <w:color w:val="000000"/>
-          <w:kern w:val="0"/>
-          <w:szCs w:val="22"/>
-          <w14:ligatures w14:val="none"/>
-        </w:rPr>
-        <w:t>충전사업자”가</w:t>
-      </w:r>
-      <w:proofErr w:type="spellEnd"/>
-      <w:r>
-        <w:rPr>
-          <w:rFonts w:ascii="바탕" w:eastAsia="바탕" w:hAnsi="바탕" w:cs="굴림" w:hint="eastAsia"/>
-          <w:color w:val="000000"/>
-          <w:kern w:val="0"/>
-          <w:szCs w:val="22"/>
-          <w14:ligatures w14:val="none"/>
-        </w:rPr>
-        <w:t xml:space="preserve"> 제공하는 “</w:t>
-      </w:r>
-      <w:proofErr w:type="spellStart"/>
-      <w:r>
-        <w:rPr>
-          <w:rFonts w:ascii="바탕" w:eastAsia="바탕" w:hAnsi="바탕" w:cs="굴림" w:hint="eastAsia"/>
-          <w:color w:val="000000"/>
-          <w:kern w:val="0"/>
-          <w:szCs w:val="22"/>
-          <w14:ligatures w14:val="none"/>
-        </w:rPr>
-        <w:t>서비스”의</w:t>
-      </w:r>
-      <w:proofErr w:type="spellEnd"/>
-      <w:r>
-        <w:rPr>
-          <w:rFonts w:ascii="바탕" w:eastAsia="바탕" w:hAnsi="바탕" w:cs="굴림" w:hint="eastAsia"/>
-          <w:color w:val="000000"/>
-          <w:kern w:val="0"/>
-          <w:szCs w:val="22"/>
-          <w14:ligatures w14:val="none"/>
-        </w:rPr>
-        <w:t xml:space="preserve"> 범위는 아래와 같다.</w:t>
+        </w:rPr>
+        <w:t>의한 충전중단 사유 발생한 경우</w:t>
       </w:r>
     </w:p>
     <w:p>
       <w:pPr>
-        <w:spacing w:after="0" w:line="384" w:lineRule="auto"/>
-        <w:ind w:firstLine="284"/>
-        <w:jc w:val="both"/>
+        <w:spacing w:line="384" w:lineRule="auto"/>
+        <w:ind w:left="300" w:hanging="300"/>
         <w:textAlignment w:val="baseline"/>
         <w:rPr>
           <w:rFonts w:ascii="바탕" w:eastAsia="바탕" w:hAnsi="바탕" w:cs="굴림"/>
           <w:color w:val="000000"/>
           <w:kern w:val="0"/>
-          <w:sz w:val="20"/>
           <w:szCs w:val="20"/>
-          <w14:ligatures w14:val="none"/>
         </w:rPr>
       </w:pPr>
       <w:r>
@@ -4139,25 +4406,64 @@
           <w:rFonts w:ascii="바탕" w:eastAsia="바탕" w:hAnsi="바탕" w:cs="굴림" w:hint="eastAsia"/>
           <w:color w:val="000000"/>
           <w:kern w:val="0"/>
-          <w:szCs w:val="22"/>
-          <w14:ligatures w14:val="none"/>
-        </w:rPr>
-        <w:t>가. 충전기 이용에 대한 과금 및 요금정산</w:t>
+        </w:rPr>
+        <w:t>5. “</w:t>
+      </w:r>
+      <w:proofErr w:type="spellStart"/>
+      <w:r>
+        <w:rPr>
+          <w:rFonts w:ascii="바탕" w:eastAsia="바탕" w:hAnsi="바탕" w:cs="굴림" w:hint="eastAsia"/>
+          <w:color w:val="000000"/>
+          <w:kern w:val="0"/>
+        </w:rPr>
+        <w:t>부지제공자”는</w:t>
+      </w:r>
+      <w:proofErr w:type="spellEnd"/>
+      <w:r>
+        <w:rPr>
+          <w:rFonts w:ascii="바탕" w:eastAsia="바탕" w:hAnsi="바탕" w:cs="굴림" w:hint="eastAsia"/>
+          <w:color w:val="000000"/>
+          <w:kern w:val="0"/>
+        </w:rPr>
+        <w:t xml:space="preserve"> “</w:t>
+      </w:r>
+      <w:proofErr w:type="spellStart"/>
+      <w:r>
+        <w:rPr>
+          <w:rFonts w:ascii="바탕" w:eastAsia="바탕" w:hAnsi="바탕" w:cs="굴림" w:hint="eastAsia"/>
+          <w:color w:val="000000"/>
+          <w:kern w:val="0"/>
+        </w:rPr>
+        <w:t>이용자”가</w:t>
+      </w:r>
+      <w:proofErr w:type="spellEnd"/>
+      <w:r>
+        <w:rPr>
+          <w:rFonts w:ascii="바탕" w:eastAsia="바탕" w:hAnsi="바탕" w:cs="굴림" w:hint="eastAsia"/>
+          <w:color w:val="000000"/>
+          <w:kern w:val="0"/>
+        </w:rPr>
+        <w:t xml:space="preserve"> 충전기를 원활히 사용할 수 있도록 전기자동차(PHEV포함) 주차면을 제공하여야 </w:t>
+      </w:r>
+      <w:r>
+        <w:rPr>
+          <w:rFonts w:ascii="바탕" w:eastAsia="바탕" w:hAnsi="바탕" w:cs="굴림" w:hint="eastAsia"/>
+          <w:color w:val="000000"/>
+          <w:kern w:val="0"/>
+        </w:rPr>
+        <w:t>한다.</w:t>
       </w:r>
     </w:p>
     <w:p>
       <w:pPr>
-        <w:spacing w:after="0" w:line="384" w:lineRule="auto"/>
-        <w:ind w:firstLine="284"/>
-        <w:jc w:val="both"/>
+        <w:spacing w:line="384" w:lineRule="auto"/>
+        <w:ind w:left="300" w:hanging="300"/>
         <w:textAlignment w:val="baseline"/>
         <w:rPr>
           <w:rFonts w:ascii="바탕" w:eastAsia="바탕" w:hAnsi="바탕" w:cs="굴림"/>
           <w:color w:val="000000"/>
           <w:kern w:val="0"/>
-          <w:sz w:val="20"/>
           <w:szCs w:val="20"/>
-          <w14:ligatures w14:val="none"/>
         </w:rPr>
       </w:pPr>
       <w:r>
@@ -4165,25 +4471,91 @@
           <w:rFonts w:ascii="바탕" w:eastAsia="바탕" w:hAnsi="바탕" w:cs="굴림" w:hint="eastAsia"/>
           <w:color w:val="000000"/>
           <w:kern w:val="0"/>
-          <w:szCs w:val="22"/>
-          <w14:ligatures w14:val="none"/>
-        </w:rPr>
-        <w:t>나. 운영시스템을 통한 충전기의 상태정보, 위치정보 제공</w:t>
+        </w:rPr>
+        <w:t>6. “</w:t>
+      </w:r>
+      <w:proofErr w:type="spellStart"/>
+      <w:r>
+        <w:rPr>
+          <w:rFonts w:ascii="바탕" w:eastAsia="바탕" w:hAnsi="바탕" w:cs="굴림" w:hint="eastAsia"/>
+          <w:color w:val="000000"/>
+          <w:kern w:val="0"/>
+        </w:rPr>
+        <w:t>부지제공자”는</w:t>
+      </w:r>
+      <w:proofErr w:type="spellEnd"/>
+      <w:r>
+        <w:rPr>
+          <w:rFonts w:ascii="바탕" w:eastAsia="바탕" w:hAnsi="바탕" w:cs="굴림" w:hint="eastAsia"/>
+          <w:color w:val="000000"/>
+          <w:kern w:val="0"/>
+        </w:rPr>
+        <w:t xml:space="preserve"> “</w:t>
+      </w:r>
+      <w:proofErr w:type="spellStart"/>
+      <w:r>
+        <w:rPr>
+          <w:rFonts w:ascii="바탕" w:eastAsia="바탕" w:hAnsi="바탕" w:cs="굴림" w:hint="eastAsia"/>
+          <w:color w:val="000000"/>
+          <w:kern w:val="0"/>
+        </w:rPr>
+        <w:t>이용자”가</w:t>
+      </w:r>
+      <w:proofErr w:type="spellEnd"/>
+      <w:r>
+        <w:rPr>
+          <w:rFonts w:ascii="바탕" w:eastAsia="바탕" w:hAnsi="바탕" w:cs="굴림" w:hint="eastAsia"/>
+          <w:color w:val="000000"/>
+          <w:kern w:val="0"/>
+        </w:rPr>
+        <w:t xml:space="preserve"> 충전기를 사용하기 위해 편리하게 접근하며 사용할 수 있도록 조치하여야 하며 “</w:t>
+      </w:r>
+      <w:proofErr w:type="spellStart"/>
+      <w:r>
+        <w:rPr>
+          <w:rFonts w:ascii="바탕" w:eastAsia="바탕" w:hAnsi="바탕" w:cs="굴림" w:hint="eastAsia"/>
+          <w:color w:val="000000"/>
+          <w:kern w:val="0"/>
+        </w:rPr>
+        <w:t>충전사업자”가</w:t>
+      </w:r>
+      <w:proofErr w:type="spellEnd"/>
+      <w:r>
+        <w:rPr>
+          <w:rFonts w:ascii="바탕" w:eastAsia="바탕" w:hAnsi="바탕" w:cs="굴림" w:hint="eastAsia"/>
+          <w:color w:val="000000"/>
+          <w:kern w:val="0"/>
+        </w:rPr>
+        <w:t xml:space="preserve"> 충전기 유지보수, 정기점검 및 AS</w:t>
+      </w:r>
+      <w:proofErr w:type="spellStart"/>
+      <w:r>
+        <w:rPr>
+          <w:rFonts w:ascii="바탕" w:eastAsia="바탕" w:hAnsi="바탕" w:cs="굴림" w:hint="eastAsia"/>
+          <w:color w:val="000000"/>
+          <w:kern w:val="0"/>
+        </w:rPr>
+        <w:t>를</w:t>
+      </w:r>
+      <w:proofErr w:type="spellEnd"/>
+      <w:r>
+        <w:rPr>
+          <w:rFonts w:ascii="바탕" w:eastAsia="바탕" w:hAnsi="바탕" w:cs="굴림" w:hint="eastAsia"/>
+          <w:color w:val="000000"/>
+          <w:kern w:val="0"/>
+        </w:rPr>
+        <w:t xml:space="preserve"> 위한 통행에 최대한 협조한다.</w:t>
       </w:r>
     </w:p>
     <w:p>
       <w:pPr>
-        <w:spacing w:after="0" w:line="384" w:lineRule="auto"/>
-        <w:ind w:firstLine="284"/>
-        <w:jc w:val="both"/>
+        <w:spacing w:line="384" w:lineRule="auto"/>
+        <w:ind w:left="300" w:hanging="300"/>
         <w:textAlignment w:val="baseline"/>
         <w:rPr>
           <w:rFonts w:ascii="바탕" w:eastAsia="바탕" w:hAnsi="바탕" w:cs="굴림"/>
           <w:color w:val="000000"/>
           <w:kern w:val="0"/>
-          <w:sz w:val="20"/>
-          <w:szCs w:val="20"/>
-          <w14:ligatures w14:val="none"/>
         </w:rPr>
       </w:pPr>
       <w:r>
@@ -4191,25 +4563,73 @@
           <w:rFonts w:ascii="바탕" w:eastAsia="바탕" w:hAnsi="바탕" w:cs="굴림" w:hint="eastAsia"/>
           <w:color w:val="000000"/>
           <w:kern w:val="0"/>
-          <w:szCs w:val="22"/>
-          <w14:ligatures w14:val="none"/>
-        </w:rPr>
-        <w:t>다. 충전기의 점검(원격, 현장방문), 고장수리</w:t>
+        </w:rPr>
+        <w:t>7. “</w:t>
+      </w:r>
+      <w:proofErr w:type="spellStart"/>
+      <w:r>
+        <w:rPr>
+          <w:rFonts w:ascii="바탕" w:eastAsia="바탕" w:hAnsi="바탕" w:cs="굴림" w:hint="eastAsia"/>
+          <w:color w:val="000000"/>
+          <w:kern w:val="0"/>
+        </w:rPr>
+        <w:t>부지제공자”는</w:t>
+      </w:r>
+      <w:proofErr w:type="spellEnd"/>
+      <w:r>
+        <w:rPr>
+          <w:rFonts w:ascii="바탕" w:eastAsia="바탕" w:hAnsi="바탕" w:cs="굴림" w:hint="eastAsia"/>
+          <w:color w:val="000000"/>
+          <w:kern w:val="0"/>
+        </w:rPr>
+        <w:t xml:space="preserve"> 계약기간 내 “</w:t>
+      </w:r>
+      <w:proofErr w:type="spellStart"/>
+      <w:r>
+        <w:rPr>
+          <w:rFonts w:ascii="바탕" w:eastAsia="바탕" w:hAnsi="바탕" w:cs="굴림" w:hint="eastAsia"/>
+          <w:color w:val="000000"/>
+          <w:kern w:val="0"/>
+        </w:rPr>
+        <w:t>충전사업자”와의</w:t>
+      </w:r>
+      <w:proofErr w:type="spellEnd"/>
+      <w:r>
+        <w:rPr>
+          <w:rFonts w:ascii="바탕" w:eastAsia="바탕" w:hAnsi="바탕" w:cs="굴림" w:hint="eastAsia"/>
+          <w:color w:val="000000"/>
+          <w:kern w:val="0"/>
+        </w:rPr>
+        <w:t xml:space="preserve"> 협의 없이 전기차 충전기 운영을 제한할 수 없으며, “</w:t>
+      </w:r>
+      <w:proofErr w:type="spellStart"/>
+      <w:r>
+        <w:rPr>
+          <w:rFonts w:ascii="바탕" w:eastAsia="바탕" w:hAnsi="바탕" w:cs="굴림" w:hint="eastAsia"/>
+          <w:color w:val="000000"/>
+          <w:kern w:val="0"/>
+        </w:rPr>
+        <w:t>부지제공자”가</w:t>
+      </w:r>
+      <w:proofErr w:type="spellEnd"/>
+      <w:r>
+        <w:rPr>
+          <w:rFonts w:ascii="바탕" w:eastAsia="바탕" w:hAnsi="바탕" w:cs="굴림" w:hint="eastAsia"/>
+          <w:color w:val="000000"/>
+          <w:kern w:val="0"/>
+        </w:rPr>
+        <w:t xml:space="preserve"> 임의로 운영 제한 시(차단기 OFF, 이용불가 안내문 부착, 전기차량 입차 제한 등등) 운영 불가에 따른 기당 운영손실비를 부담한다. </w:t>
       </w:r>
     </w:p>
     <w:p>
       <w:pPr>
-        <w:spacing w:after="0" w:line="384" w:lineRule="auto"/>
-        <w:ind w:firstLine="284"/>
-        <w:jc w:val="both"/>
+        <w:spacing w:line="384" w:lineRule="auto"/>
+        <w:ind w:left="300" w:hanging="300"/>
         <w:textAlignment w:val="baseline"/>
         <w:rPr>
           <w:rFonts w:ascii="바탕" w:eastAsia="바탕" w:hAnsi="바탕" w:cs="굴림"/>
           <w:color w:val="000000"/>
           <w:kern w:val="0"/>
-          <w:sz w:val="20"/>
-          <w:szCs w:val="20"/>
-          <w14:ligatures w14:val="none"/>
         </w:rPr>
       </w:pPr>
       <w:r>
@@ -4217,927 +4637,148 @@
           <w:rFonts w:ascii="바탕" w:eastAsia="바탕" w:hAnsi="바탕" w:cs="굴림" w:hint="eastAsia"/>
           <w:color w:val="000000"/>
           <w:kern w:val="0"/>
-          <w:szCs w:val="22"/>
-          <w14:ligatures w14:val="none"/>
-        </w:rPr>
-        <w:t>라. 충전기의 장애발생 접수, 전달 및 이용문의 등을 위한 고객센터 운영</w:t>
-      </w:r>
+        </w:rPr>
+        <w:t xml:space="preserve">   * 기당 운영손실비: </w:t>
+      </w:r>
+      <w:proofErr w:type="spellStart"/>
+      <w:r>
+        <w:rPr>
+          <w:rFonts w:ascii="바탕" w:eastAsia="바탕" w:hAnsi="바탕" w:cs="굴림" w:hint="eastAsia"/>
+          <w:color w:val="000000"/>
+          <w:kern w:val="0"/>
+        </w:rPr>
+        <w:t>완속충전기</w:t>
+      </w:r>
+      <w:proofErr w:type="spellEnd"/>
+      <w:r>
+        <w:rPr>
+          <w:rFonts w:ascii="바탕" w:eastAsia="바탕" w:hAnsi="바탕" w:cs="굴림" w:hint="eastAsia"/>
+          <w:color w:val="000000"/>
+          <w:kern w:val="0"/>
+        </w:rPr>
+        <w:t xml:space="preserve"> 1만원/</w:t>
+      </w:r>
+      <w:proofErr w:type="spellStart"/>
+      <w:r>
+        <w:rPr>
+          <w:rFonts w:ascii="바탕" w:eastAsia="바탕" w:hAnsi="바탕" w:cs="굴림" w:hint="eastAsia"/>
+          <w:color w:val="000000"/>
+          <w:kern w:val="0"/>
+        </w:rPr>
+        <w:t>日</w:t>
+      </w:r>
+      <w:proofErr w:type="spellEnd"/>
+      <w:r>
+        <w:rPr>
+          <w:rFonts w:ascii="바탕" w:eastAsia="바탕" w:hAnsi="바탕" w:cs="굴림" w:hint="eastAsia"/>
+          <w:color w:val="000000"/>
+          <w:kern w:val="0"/>
+        </w:rPr>
+        <w:t>, 급속충전기 3만원/</w:t>
+      </w:r>
+      <w:proofErr w:type="spellStart"/>
+      <w:r>
+        <w:rPr>
+          <w:rFonts w:ascii="바탕" w:eastAsia="바탕" w:hAnsi="바탕" w:cs="굴림" w:hint="eastAsia"/>
+          <w:color w:val="000000"/>
+          <w:kern w:val="0"/>
+        </w:rPr>
+        <w:t>日</w:t>
+      </w:r>
+      <w:proofErr w:type="spellEnd"/>
     </w:p>
     <w:p>
       <w:pPr>
-        <w:spacing w:after="0" w:line="384" w:lineRule="auto"/>
-        <w:ind w:firstLine="300"/>
-        <w:jc w:val="both"/>
+        <w:spacing w:line="384" w:lineRule="auto"/>
+        <w:ind w:left="300" w:hanging="300"/>
         <w:textAlignment w:val="baseline"/>
         <w:rPr>
           <w:rFonts w:ascii="바탕" w:eastAsia="바탕" w:hAnsi="바탕" w:cs="굴림"/>
           <w:color w:val="000000"/>
           <w:kern w:val="0"/>
-          <w:sz w:val="20"/>
-          <w:szCs w:val="20"/>
-          <w14:ligatures w14:val="none"/>
-        </w:rPr>
-      </w:pPr>
+        </w:rPr>
+      </w:pPr>
+      <w:bookmarkStart w:id="11" w:name="OLE_LINK48"/>
       <w:r>
         <w:rPr>
           <w:rFonts w:ascii="바탕" w:eastAsia="바탕" w:hAnsi="바탕" w:cs="굴림" w:hint="eastAsia"/>
           <w:color w:val="000000"/>
           <w:kern w:val="0"/>
-          <w:szCs w:val="22"/>
-          <w14:ligatures w14:val="none"/>
-        </w:rPr>
-        <w:t>마. 기타 전기자동차 충전시스템 연동 서비스 개발 및 적용</w:t>
-      </w:r>
+        </w:rPr>
+        <w:t>8</w:t>
+      </w:r>
+      <w:r>
+        <w:rPr>
+          <w:rFonts w:ascii="바탕" w:eastAsia="바탕" w:hAnsi="바탕" w:cs="굴림" w:hint="eastAsia"/>
+          <w:color w:val="000000"/>
+          <w:kern w:val="0"/>
+        </w:rPr>
+        <w:t>. “</w:t>
+      </w:r>
+      <w:proofErr w:type="spellStart"/>
+      <w:r>
+        <w:rPr>
+          <w:rFonts w:ascii="바탕" w:eastAsia="바탕" w:hAnsi="바탕" w:cs="굴림" w:hint="eastAsia"/>
+          <w:color w:val="000000"/>
+          <w:kern w:val="0"/>
+        </w:rPr>
+        <w:t>부지제공자”는</w:t>
+      </w:r>
+      <w:proofErr w:type="spellEnd"/>
+      <w:r>
+        <w:rPr>
+          <w:rFonts w:ascii="바탕" w:eastAsia="바탕" w:hAnsi="바탕" w:cs="굴림" w:hint="eastAsia"/>
+          <w:color w:val="000000"/>
+          <w:kern w:val="0"/>
+        </w:rPr>
+        <w:t xml:space="preserve"> 본 계약의 체결 및 이행을 위하여, “</w:t>
+      </w:r>
+      <w:proofErr w:type="spellStart"/>
+      <w:r>
+        <w:rPr>
+          <w:rFonts w:ascii="바탕" w:eastAsia="바탕" w:hAnsi="바탕" w:cs="굴림" w:hint="eastAsia"/>
+          <w:color w:val="000000"/>
+          <w:kern w:val="0"/>
+        </w:rPr>
+        <w:t>충전사업자”의</w:t>
+      </w:r>
+      <w:proofErr w:type="spellEnd"/>
+      <w:r>
+        <w:rPr>
+          <w:rFonts w:ascii="바탕" w:eastAsia="바탕" w:hAnsi="바탕" w:cs="굴림" w:hint="eastAsia"/>
+          <w:color w:val="000000"/>
+          <w:kern w:val="0"/>
+        </w:rPr>
+        <w:t xml:space="preserve"> 충전기 설치 및 운영에 필요한 기존 시설물 (분전함, 전기 배관/배선, 차단기 등 기타 시설물)의 활용을 별도의 비용 부담 없이 허용한다.</w:t>
+      </w:r>
+    </w:p>
+    <w:bookmarkEnd w:id="11"/>
+    <w:p>
+      <w:pPr>
+        <w:spacing w:line="384" w:lineRule="auto"/>
+        <w:textAlignment w:val="baseline"/>
+        <w:rPr>
+          <w:rFonts w:ascii="바탕" w:eastAsia="바탕" w:hAnsi="바탕" w:cs="굴림"/>
+          <w:color w:val="000000"/>
+          <w:kern w:val="0"/>
+          <w:sz w:val="6"/>
+          <w:szCs w:val="6"/>
+        </w:rPr>
+      </w:pPr>
     </w:p>
     <w:p>
       <w:pPr>
-        <w:spacing w:after="0" w:line="384" w:lineRule="auto"/>
-        <w:ind w:left="300" w:hanging="300"/>
-        <w:jc w:val="both"/>
+        <w:spacing w:line="384" w:lineRule="auto"/>
         <w:textAlignment w:val="baseline"/>
         <w:rPr>
           <w:rFonts w:ascii="바탕" w:eastAsia="바탕" w:hAnsi="바탕" w:cs="굴림"/>
-          <w:color w:val="000000"/>
-          <w:kern w:val="0"/>
-          <w:sz w:val="20"/>
-          <w:szCs w:val="20"/>
-          <w14:ligatures w14:val="none"/>
-        </w:rPr>
-      </w:pPr>
-      <w:r>
-        <w:rPr>
-          <w:rFonts w:ascii="바탕" w:eastAsia="바탕" w:hAnsi="바탕" w:cs="굴림" w:hint="eastAsia"/>
-          <w:color w:val="000000"/>
-          <w:kern w:val="0"/>
-          <w:szCs w:val="22"/>
-          <w14:ligatures w14:val="none"/>
-        </w:rPr>
-        <w:t>3. “</w:t>
-      </w:r>
-      <w:proofErr w:type="spellStart"/>
-      <w:r>
-        <w:rPr>
-          <w:rFonts w:ascii="바탕" w:eastAsia="바탕" w:hAnsi="바탕" w:cs="굴림" w:hint="eastAsia"/>
-          <w:color w:val="000000"/>
-          <w:kern w:val="0"/>
-          <w:szCs w:val="22"/>
-          <w14:ligatures w14:val="none"/>
-        </w:rPr>
-        <w:t>충전사업자”는</w:t>
-      </w:r>
-      <w:proofErr w:type="spellEnd"/>
-      <w:r>
-        <w:rPr>
-          <w:rFonts w:ascii="바탕" w:eastAsia="바탕" w:hAnsi="바탕" w:cs="굴림" w:hint="eastAsia"/>
-          <w:color w:val="000000"/>
-          <w:kern w:val="0"/>
-          <w:szCs w:val="22"/>
-          <w14:ligatures w14:val="none"/>
-        </w:rPr>
-        <w:t xml:space="preserve"> “</w:t>
-      </w:r>
-      <w:proofErr w:type="spellStart"/>
-      <w:r>
-        <w:rPr>
-          <w:rFonts w:ascii="바탕" w:eastAsia="바탕" w:hAnsi="바탕" w:cs="굴림" w:hint="eastAsia"/>
-          <w:color w:val="000000"/>
-          <w:kern w:val="0"/>
-          <w:szCs w:val="22"/>
-          <w14:ligatures w14:val="none"/>
-        </w:rPr>
-        <w:t>이용자”에게</w:t>
-      </w:r>
-      <w:proofErr w:type="spellEnd"/>
-      <w:r>
-        <w:rPr>
-          <w:rFonts w:ascii="바탕" w:eastAsia="바탕" w:hAnsi="바탕" w:cs="굴림" w:hint="eastAsia"/>
-          <w:color w:val="000000"/>
-          <w:kern w:val="0"/>
-          <w:szCs w:val="22"/>
-          <w14:ligatures w14:val="none"/>
-        </w:rPr>
-        <w:t xml:space="preserve"> 연중무휴로 “</w:t>
-      </w:r>
-      <w:proofErr w:type="spellStart"/>
-      <w:r>
-        <w:rPr>
-          <w:rFonts w:ascii="바탕" w:eastAsia="바탕" w:hAnsi="바탕" w:cs="굴림" w:hint="eastAsia"/>
-          <w:color w:val="000000"/>
-          <w:kern w:val="0"/>
-          <w:szCs w:val="22"/>
-          <w14:ligatures w14:val="none"/>
-        </w:rPr>
-        <w:t>서비스”를</w:t>
-      </w:r>
-      <w:proofErr w:type="spellEnd"/>
-      <w:r>
-        <w:rPr>
-          <w:rFonts w:ascii="바탕" w:eastAsia="바탕" w:hAnsi="바탕" w:cs="굴림" w:hint="eastAsia"/>
-          <w:color w:val="000000"/>
-          <w:kern w:val="0"/>
-          <w:szCs w:val="22"/>
-          <w14:ligatures w14:val="none"/>
-        </w:rPr>
-        <w:t xml:space="preserve"> 제공하는 것을 원칙으로 한다.</w:t>
-      </w:r>
-    </w:p>
-    <w:p>
-      <w:pPr>
-        <w:spacing w:after="0" w:line="384" w:lineRule="auto"/>
-        <w:ind w:left="300" w:hanging="300"/>
-        <w:jc w:val="both"/>
-        <w:textAlignment w:val="baseline"/>
-        <w:rPr>
-          <w:rFonts w:ascii="바탕" w:eastAsia="바탕" w:hAnsi="바탕" w:cs="굴림"/>
-          <w:color w:val="000000"/>
-          <w:kern w:val="0"/>
-          <w:sz w:val="20"/>
-          <w:szCs w:val="20"/>
-          <w14:ligatures w14:val="none"/>
-        </w:rPr>
-      </w:pPr>
-      <w:r>
-        <w:rPr>
-          <w:rFonts w:ascii="바탕" w:eastAsia="바탕" w:hAnsi="바탕" w:cs="굴림" w:hint="eastAsia"/>
-          <w:color w:val="000000"/>
-          <w:kern w:val="0"/>
-          <w:szCs w:val="22"/>
-          <w14:ligatures w14:val="none"/>
-        </w:rPr>
-        <w:t>4. “</w:t>
-      </w:r>
-      <w:proofErr w:type="spellStart"/>
-      <w:r>
-        <w:rPr>
-          <w:rFonts w:ascii="바탕" w:eastAsia="바탕" w:hAnsi="바탕" w:cs="굴림" w:hint="eastAsia"/>
-          <w:color w:val="000000"/>
-          <w:kern w:val="0"/>
-          <w:szCs w:val="22"/>
-          <w14:ligatures w14:val="none"/>
-        </w:rPr>
-        <w:t>충전사업자”는</w:t>
-      </w:r>
-      <w:proofErr w:type="spellEnd"/>
-      <w:r>
-        <w:rPr>
-          <w:rFonts w:ascii="바탕" w:eastAsia="바탕" w:hAnsi="바탕" w:cs="굴림" w:hint="eastAsia"/>
-          <w:color w:val="000000"/>
-          <w:kern w:val="0"/>
-          <w:szCs w:val="22"/>
-          <w14:ligatures w14:val="none"/>
-        </w:rPr>
-        <w:t xml:space="preserve"> 다음 각 호의 1에 해당하는 사유가 발생한 경우 “</w:t>
-      </w:r>
-      <w:proofErr w:type="spellStart"/>
-      <w:r>
-        <w:rPr>
-          <w:rFonts w:ascii="바탕" w:eastAsia="바탕" w:hAnsi="바탕" w:cs="굴림" w:hint="eastAsia"/>
-          <w:color w:val="000000"/>
-          <w:kern w:val="0"/>
-          <w:szCs w:val="22"/>
-          <w14:ligatures w14:val="none"/>
-        </w:rPr>
-        <w:t>서비스”의</w:t>
-      </w:r>
-      <w:proofErr w:type="spellEnd"/>
-      <w:r>
-        <w:rPr>
-          <w:rFonts w:ascii="바탕" w:eastAsia="바탕" w:hAnsi="바탕" w:cs="굴림" w:hint="eastAsia"/>
-          <w:color w:val="000000"/>
-          <w:kern w:val="0"/>
-          <w:szCs w:val="22"/>
-          <w14:ligatures w14:val="none"/>
-        </w:rPr>
-        <w:t xml:space="preserve"> 일부 또는 전부를 중단할 수 있다.</w:t>
-      </w:r>
-    </w:p>
-    <w:p>
-      <w:pPr>
-        <w:spacing w:after="0" w:line="384" w:lineRule="auto"/>
-        <w:ind w:left="542" w:hanging="258"/>
-        <w:jc w:val="both"/>
-        <w:textAlignment w:val="baseline"/>
-        <w:rPr>
-          <w:rFonts w:ascii="바탕" w:eastAsia="바탕" w:hAnsi="바탕" w:cs="굴림"/>
-          <w:color w:val="000000"/>
-          <w:kern w:val="0"/>
-          <w:sz w:val="20"/>
-          <w:szCs w:val="20"/>
-          <w14:ligatures w14:val="none"/>
-        </w:rPr>
-      </w:pPr>
-      <w:r>
-        <w:rPr>
-          <w:rFonts w:ascii="바탕" w:eastAsia="바탕" w:hAnsi="바탕" w:cs="굴림" w:hint="eastAsia"/>
-          <w:color w:val="000000"/>
-          <w:kern w:val="0"/>
-          <w:szCs w:val="22"/>
-          <w14:ligatures w14:val="none"/>
-        </w:rPr>
-        <w:t>① 천재지변, 전쟁, 폭동, 화재, 파업 등의 쟁의행위, 정전, 통신사의 통신회선문제 등 기타 “</w:t>
-      </w:r>
-      <w:proofErr w:type="spellStart"/>
-      <w:r>
-        <w:rPr>
-          <w:rFonts w:ascii="바탕" w:eastAsia="바탕" w:hAnsi="바탕" w:cs="굴림" w:hint="eastAsia"/>
-          <w:color w:val="000000"/>
-          <w:kern w:val="0"/>
-          <w:szCs w:val="22"/>
-          <w14:ligatures w14:val="none"/>
-        </w:rPr>
-        <w:t>충전사업자”의</w:t>
-      </w:r>
-      <w:proofErr w:type="spellEnd"/>
-      <w:r>
-        <w:rPr>
-          <w:rFonts w:ascii="바탕" w:eastAsia="바탕" w:hAnsi="바탕" w:cs="굴림" w:hint="eastAsia"/>
-          <w:color w:val="000000"/>
-          <w:kern w:val="0"/>
-          <w:szCs w:val="22"/>
-          <w14:ligatures w14:val="none"/>
-        </w:rPr>
-        <w:t xml:space="preserve"> 합리적인 노력으로 제어할 수 없는 사유가 발생하거나 발생할 우려가 있는 경우</w:t>
-      </w:r>
-    </w:p>
-    <w:p>
-      <w:pPr>
-        <w:spacing w:after="0" w:line="384" w:lineRule="auto"/>
-        <w:ind w:left="542" w:hanging="258"/>
-        <w:jc w:val="both"/>
-        <w:textAlignment w:val="baseline"/>
-        <w:rPr>
-          <w:rFonts w:ascii="바탕" w:eastAsia="바탕" w:hAnsi="바탕" w:cs="굴림"/>
-          <w:color w:val="000000"/>
-          <w:kern w:val="0"/>
-          <w:szCs w:val="22"/>
-          <w14:ligatures w14:val="none"/>
-        </w:rPr>
-      </w:pPr>
-      <w:r>
-        <w:rPr>
-          <w:rFonts w:ascii="바탕" w:eastAsia="바탕" w:hAnsi="바탕" w:cs="굴림" w:hint="eastAsia"/>
-          <w:color w:val="000000"/>
-          <w:kern w:val="0"/>
-          <w:szCs w:val="22"/>
-          <w14:ligatures w14:val="none"/>
-        </w:rPr>
-        <w:t>② “</w:t>
-      </w:r>
-      <w:proofErr w:type="spellStart"/>
-      <w:r>
-        <w:rPr>
-          <w:rFonts w:ascii="바탕" w:eastAsia="바탕" w:hAnsi="바탕" w:cs="굴림" w:hint="eastAsia"/>
-          <w:color w:val="000000"/>
-          <w:kern w:val="0"/>
-          <w:szCs w:val="22"/>
-          <w14:ligatures w14:val="none"/>
-        </w:rPr>
-        <w:t>충전사업자”의</w:t>
-      </w:r>
-      <w:proofErr w:type="spellEnd"/>
-      <w:r>
-        <w:rPr>
-          <w:rFonts w:ascii="바탕" w:eastAsia="바탕" w:hAnsi="바탕" w:cs="굴림" w:hint="eastAsia"/>
-          <w:color w:val="000000"/>
-          <w:kern w:val="0"/>
-          <w:szCs w:val="22"/>
-          <w14:ligatures w14:val="none"/>
-        </w:rPr>
-        <w:t xml:space="preserve"> 시스템을 포함한 설비의 보수점검, 교체 또는 고장, 통신의 두절 등의 사유가 발생한 경우</w:t>
-      </w:r>
-    </w:p>
-    <w:p>
-      <w:pPr>
-        <w:numPr>
-          <w:ilvl w:val="0"/>
-          <w:numId w:val="3"/>
-        </w:numPr>
-        <w:spacing w:after="0" w:line="384" w:lineRule="auto"/>
-        <w:jc w:val="both"/>
-        <w:textAlignment w:val="baseline"/>
-        <w:rPr>
-          <w:rFonts w:ascii="바탕" w:eastAsia="바탕" w:hAnsi="바탕" w:cs="굴림"/>
-          <w:color w:val="000000"/>
-          <w:kern w:val="0"/>
-          <w:sz w:val="20"/>
-          <w:szCs w:val="20"/>
-          <w14:ligatures w14:val="none"/>
-        </w:rPr>
-      </w:pPr>
-      <w:r>
-        <w:rPr>
-          <w:rFonts w:ascii="바탕" w:eastAsia="바탕" w:hAnsi="바탕" w:cs="굴림" w:hint="eastAsia"/>
-          <w:color w:val="000000"/>
-          <w:kern w:val="0"/>
-          <w:szCs w:val="22"/>
-          <w14:ligatures w14:val="none"/>
-        </w:rPr>
-        <w:t xml:space="preserve">카드사의 내부사정에 의한 결제시스템 오류, 운영시스템의 해킹, 바이러스 등에 </w:t>
-      </w:r>
-    </w:p>
-    <w:p>
-      <w:pPr>
-        <w:spacing w:after="0" w:line="384" w:lineRule="auto"/>
-        <w:ind w:leftChars="142" w:left="312" w:firstLine="300"/>
-        <w:jc w:val="both"/>
-        <w:textAlignment w:val="baseline"/>
-        <w:rPr>
-          <w:rFonts w:ascii="바탕" w:eastAsia="바탕" w:hAnsi="바탕" w:cs="굴림"/>
-          <w:color w:val="000000"/>
-          <w:kern w:val="0"/>
-          <w:sz w:val="20"/>
-          <w:szCs w:val="20"/>
-          <w14:ligatures w14:val="none"/>
-        </w:rPr>
-      </w:pPr>
-      <w:r>
-        <w:rPr>
-          <w:rFonts w:ascii="바탕" w:eastAsia="바탕" w:hAnsi="바탕" w:cs="굴림" w:hint="eastAsia"/>
-          <w:color w:val="000000"/>
-          <w:kern w:val="0"/>
-          <w:szCs w:val="22"/>
-          <w14:ligatures w14:val="none"/>
-        </w:rPr>
-        <w:t>의한 충전중단 사유 발생한 경우</w:t>
-      </w:r>
-    </w:p>
-    <w:p>
-      <w:pPr>
-        <w:spacing w:after="0" w:line="384" w:lineRule="auto"/>
-        <w:ind w:left="300" w:hanging="300"/>
-        <w:jc w:val="both"/>
-        <w:textAlignment w:val="baseline"/>
-        <w:rPr>
-          <w:rFonts w:ascii="바탕" w:eastAsia="바탕" w:hAnsi="바탕" w:cs="굴림"/>
-          <w:color w:val="000000"/>
-          <w:kern w:val="0"/>
-          <w:sz w:val="20"/>
-          <w:szCs w:val="20"/>
-          <w14:ligatures w14:val="none"/>
-        </w:rPr>
-      </w:pPr>
-      <w:r>
-        <w:rPr>
-          <w:rFonts w:ascii="바탕" w:eastAsia="바탕" w:hAnsi="바탕" w:cs="굴림" w:hint="eastAsia"/>
-          <w:color w:val="000000"/>
-          <w:kern w:val="0"/>
-          <w:szCs w:val="22"/>
-          <w14:ligatures w14:val="none"/>
-        </w:rPr>
-        <w:t>5. “</w:t>
-      </w:r>
-      <w:proofErr w:type="spellStart"/>
-      <w:r>
-        <w:rPr>
-          <w:rFonts w:ascii="바탕" w:eastAsia="바탕" w:hAnsi="바탕" w:cs="굴림" w:hint="eastAsia"/>
-          <w:color w:val="000000"/>
-          <w:kern w:val="0"/>
-          <w:szCs w:val="22"/>
-          <w14:ligatures w14:val="none"/>
-        </w:rPr>
-        <w:t>부지제공자”는</w:t>
-      </w:r>
-      <w:proofErr w:type="spellEnd"/>
-      <w:r>
-        <w:rPr>
-          <w:rFonts w:ascii="바탕" w:eastAsia="바탕" w:hAnsi="바탕" w:cs="굴림" w:hint="eastAsia"/>
-          <w:color w:val="000000"/>
-          <w:kern w:val="0"/>
-          <w:szCs w:val="22"/>
-          <w14:ligatures w14:val="none"/>
-        </w:rPr>
-        <w:t xml:space="preserve"> “</w:t>
-      </w:r>
-      <w:proofErr w:type="spellStart"/>
-      <w:r>
-        <w:rPr>
-          <w:rFonts w:ascii="바탕" w:eastAsia="바탕" w:hAnsi="바탕" w:cs="굴림" w:hint="eastAsia"/>
-          <w:color w:val="000000"/>
-          <w:kern w:val="0"/>
-          <w:szCs w:val="22"/>
-          <w14:ligatures w14:val="none"/>
-        </w:rPr>
-        <w:t>이용자”가</w:t>
-      </w:r>
-      <w:proofErr w:type="spellEnd"/>
-      <w:r>
-        <w:rPr>
-          <w:rFonts w:ascii="바탕" w:eastAsia="바탕" w:hAnsi="바탕" w:cs="굴림" w:hint="eastAsia"/>
-          <w:color w:val="000000"/>
-          <w:kern w:val="0"/>
-          <w:szCs w:val="22"/>
-          <w14:ligatures w14:val="none"/>
-        </w:rPr>
-        <w:t xml:space="preserve"> 충전기를 원활히 사용할 수 있도록 전기자동차(PHEV포함) 전용 주차면을 제공하여야 하며, 일반 내연기관 차량과의 혼용주차를 금지한다. </w:t>
-      </w:r>
-    </w:p>
-    <w:p>
-      <w:pPr>
-        <w:spacing w:after="0" w:line="384" w:lineRule="auto"/>
-        <w:ind w:left="300" w:hanging="300"/>
-        <w:jc w:val="both"/>
-        <w:textAlignment w:val="baseline"/>
-        <w:rPr>
-          <w:rFonts w:ascii="바탕" w:eastAsia="바탕" w:hAnsi="바탕" w:cs="굴림"/>
-          <w:color w:val="000000"/>
-          <w:kern w:val="0"/>
-          <w:sz w:val="20"/>
-          <w:szCs w:val="20"/>
-          <w14:ligatures w14:val="none"/>
-        </w:rPr>
-      </w:pPr>
-      <w:r>
-        <w:rPr>
-          <w:rFonts w:ascii="바탕" w:eastAsia="바탕" w:hAnsi="바탕" w:cs="굴림" w:hint="eastAsia"/>
-          <w:color w:val="000000"/>
-          <w:kern w:val="0"/>
-          <w:szCs w:val="22"/>
-          <w14:ligatures w14:val="none"/>
-        </w:rPr>
-        <w:lastRenderedPageBreak/>
-        <w:t>6. “</w:t>
-      </w:r>
-      <w:proofErr w:type="spellStart"/>
-      <w:r>
-        <w:rPr>
-          <w:rFonts w:ascii="바탕" w:eastAsia="바탕" w:hAnsi="바탕" w:cs="굴림" w:hint="eastAsia"/>
-          <w:color w:val="000000"/>
-          <w:kern w:val="0"/>
-          <w:szCs w:val="22"/>
-          <w14:ligatures w14:val="none"/>
-        </w:rPr>
-        <w:t>부지제공자”는</w:t>
-      </w:r>
-      <w:proofErr w:type="spellEnd"/>
-      <w:r>
-        <w:rPr>
-          <w:rFonts w:ascii="바탕" w:eastAsia="바탕" w:hAnsi="바탕" w:cs="굴림" w:hint="eastAsia"/>
-          <w:color w:val="000000"/>
-          <w:kern w:val="0"/>
-          <w:szCs w:val="22"/>
-          <w14:ligatures w14:val="none"/>
-        </w:rPr>
-        <w:t xml:space="preserve"> “</w:t>
-      </w:r>
-      <w:proofErr w:type="spellStart"/>
-      <w:r>
-        <w:rPr>
-          <w:rFonts w:ascii="바탕" w:eastAsia="바탕" w:hAnsi="바탕" w:cs="굴림" w:hint="eastAsia"/>
-          <w:color w:val="000000"/>
-          <w:kern w:val="0"/>
-          <w:szCs w:val="22"/>
-          <w14:ligatures w14:val="none"/>
-        </w:rPr>
-        <w:t>이용자”가</w:t>
-      </w:r>
-      <w:proofErr w:type="spellEnd"/>
-      <w:r>
-        <w:rPr>
-          <w:rFonts w:ascii="바탕" w:eastAsia="바탕" w:hAnsi="바탕" w:cs="굴림" w:hint="eastAsia"/>
-          <w:color w:val="000000"/>
-          <w:kern w:val="0"/>
-          <w:szCs w:val="22"/>
-          <w14:ligatures w14:val="none"/>
-        </w:rPr>
-        <w:t xml:space="preserve"> 충전기를 사용하기 위해 편리하게 접근하며 사용할 수 있도록 조치하여야 하며 “</w:t>
-      </w:r>
-      <w:proofErr w:type="spellStart"/>
-      <w:r>
-        <w:rPr>
-          <w:rFonts w:ascii="바탕" w:eastAsia="바탕" w:hAnsi="바탕" w:cs="굴림" w:hint="eastAsia"/>
-          <w:color w:val="000000"/>
-          <w:kern w:val="0"/>
-          <w:szCs w:val="22"/>
-          <w14:ligatures w14:val="none"/>
-        </w:rPr>
-        <w:t>충전사업자”가</w:t>
-      </w:r>
-      <w:proofErr w:type="spellEnd"/>
-      <w:r>
-        <w:rPr>
-          <w:rFonts w:ascii="바탕" w:eastAsia="바탕" w:hAnsi="바탕" w:cs="굴림" w:hint="eastAsia"/>
-          <w:color w:val="000000"/>
-          <w:kern w:val="0"/>
-          <w:szCs w:val="22"/>
-          <w14:ligatures w14:val="none"/>
-        </w:rPr>
-        <w:t xml:space="preserve"> 충전기 유지보수, 정기점검 및 AS</w:t>
-      </w:r>
-      <w:proofErr w:type="spellStart"/>
-      <w:r>
-        <w:rPr>
-          <w:rFonts w:ascii="바탕" w:eastAsia="바탕" w:hAnsi="바탕" w:cs="굴림" w:hint="eastAsia"/>
-          <w:color w:val="000000"/>
-          <w:kern w:val="0"/>
-          <w:szCs w:val="22"/>
-          <w14:ligatures w14:val="none"/>
-        </w:rPr>
-        <w:t>를</w:t>
-      </w:r>
-      <w:proofErr w:type="spellEnd"/>
-      <w:r>
-        <w:rPr>
-          <w:rFonts w:ascii="바탕" w:eastAsia="바탕" w:hAnsi="바탕" w:cs="굴림" w:hint="eastAsia"/>
-          <w:color w:val="000000"/>
-          <w:kern w:val="0"/>
-          <w:szCs w:val="22"/>
-          <w14:ligatures w14:val="none"/>
-        </w:rPr>
-        <w:t xml:space="preserve"> 위한 통행에 최대한 협조한다.</w:t>
-      </w:r>
-    </w:p>
-    <w:p>
-      <w:pPr>
-        <w:spacing w:after="0" w:line="384" w:lineRule="auto"/>
-        <w:ind w:left="300" w:hanging="300"/>
-        <w:jc w:val="both"/>
-        <w:textAlignment w:val="baseline"/>
-        <w:rPr>
-          <w:rFonts w:ascii="바탕" w:eastAsia="바탕" w:hAnsi="바탕" w:cs="굴림"/>
-          <w:color w:val="000000"/>
-          <w:kern w:val="0"/>
-          <w:szCs w:val="22"/>
-          <w14:ligatures w14:val="none"/>
-        </w:rPr>
-      </w:pPr>
-      <w:r>
-        <w:rPr>
-          <w:rFonts w:ascii="바탕" w:eastAsia="바탕" w:hAnsi="바탕" w:cs="굴림" w:hint="eastAsia"/>
-          <w:color w:val="000000"/>
-          <w:kern w:val="0"/>
-          <w:szCs w:val="22"/>
-          <w14:ligatures w14:val="none"/>
-        </w:rPr>
-        <w:t>7. “</w:t>
-      </w:r>
-      <w:proofErr w:type="spellStart"/>
-      <w:r>
-        <w:rPr>
-          <w:rFonts w:ascii="바탕" w:eastAsia="바탕" w:hAnsi="바탕" w:cs="굴림" w:hint="eastAsia"/>
-          <w:color w:val="000000"/>
-          <w:kern w:val="0"/>
-          <w:szCs w:val="22"/>
-          <w14:ligatures w14:val="none"/>
-        </w:rPr>
-        <w:t>부지제공자”는</w:t>
-      </w:r>
-      <w:proofErr w:type="spellEnd"/>
-      <w:r>
-        <w:rPr>
-          <w:rFonts w:ascii="바탕" w:eastAsia="바탕" w:hAnsi="바탕" w:cs="굴림" w:hint="eastAsia"/>
-          <w:color w:val="000000"/>
-          <w:kern w:val="0"/>
-          <w:szCs w:val="22"/>
-          <w14:ligatures w14:val="none"/>
-        </w:rPr>
-        <w:t xml:space="preserve"> 계약기간 내 “</w:t>
-      </w:r>
-      <w:proofErr w:type="spellStart"/>
-      <w:r>
-        <w:rPr>
-          <w:rFonts w:ascii="바탕" w:eastAsia="바탕" w:hAnsi="바탕" w:cs="굴림" w:hint="eastAsia"/>
-          <w:color w:val="000000"/>
-          <w:kern w:val="0"/>
-          <w:szCs w:val="22"/>
-          <w14:ligatures w14:val="none"/>
-        </w:rPr>
-        <w:t>충전사업자”와의</w:t>
-      </w:r>
-      <w:proofErr w:type="spellEnd"/>
-      <w:r>
-        <w:rPr>
-          <w:rFonts w:ascii="바탕" w:eastAsia="바탕" w:hAnsi="바탕" w:cs="굴림" w:hint="eastAsia"/>
-          <w:color w:val="000000"/>
-          <w:kern w:val="0"/>
-          <w:szCs w:val="22"/>
-          <w14:ligatures w14:val="none"/>
-        </w:rPr>
-        <w:t xml:space="preserve"> 협의 없이 전기차 충전기 운영을 제한할 수 없으며, “</w:t>
-      </w:r>
-      <w:proofErr w:type="spellStart"/>
-      <w:r>
-        <w:rPr>
-          <w:rFonts w:ascii="바탕" w:eastAsia="바탕" w:hAnsi="바탕" w:cs="굴림" w:hint="eastAsia"/>
-          <w:color w:val="000000"/>
-          <w:kern w:val="0"/>
-          <w:szCs w:val="22"/>
-          <w14:ligatures w14:val="none"/>
-        </w:rPr>
-        <w:t>부지제공자”가</w:t>
-      </w:r>
-      <w:proofErr w:type="spellEnd"/>
-      <w:r>
-        <w:rPr>
-          <w:rFonts w:ascii="바탕" w:eastAsia="바탕" w:hAnsi="바탕" w:cs="굴림" w:hint="eastAsia"/>
-          <w:color w:val="000000"/>
-          <w:kern w:val="0"/>
-          <w:szCs w:val="22"/>
-          <w14:ligatures w14:val="none"/>
-        </w:rPr>
-        <w:t xml:space="preserve"> 임의로 운영 제한 시(차단기 OFF, 이용불가 안내문 부착, 내연차량 혼용주차 시행, 전기차량 입차 제한 등등) 운영 불가에 따른 운영손실비를 부담한다. </w:t>
-      </w:r>
-    </w:p>
-    <w:p>
-      <w:pPr>
-        <w:spacing w:after="0" w:line="384" w:lineRule="auto"/>
-        <w:ind w:left="300" w:hanging="300"/>
-        <w:jc w:val="both"/>
-        <w:textAlignment w:val="baseline"/>
-        <w:rPr>
-          <w:rFonts w:ascii="바탕" w:eastAsia="바탕" w:hAnsi="바탕" w:cs="굴림"/>
-          <w:color w:val="000000"/>
-          <w:kern w:val="0"/>
-          <w:szCs w:val="22"/>
-          <w14:ligatures w14:val="none"/>
-        </w:rPr>
-      </w:pPr>
-      <w:r>
-        <w:rPr>
-          <w:rFonts w:ascii="바탕" w:eastAsia="바탕" w:hAnsi="바탕" w:cs="굴림" w:hint="eastAsia"/>
-          <w:color w:val="000000"/>
-          <w:kern w:val="0"/>
-          <w:szCs w:val="22"/>
-          <w14:ligatures w14:val="none"/>
-        </w:rPr>
-        <w:t>8. “</w:t>
-      </w:r>
-      <w:proofErr w:type="spellStart"/>
-      <w:r>
-        <w:rPr>
-          <w:rFonts w:ascii="바탕" w:eastAsia="바탕" w:hAnsi="바탕" w:cs="굴림" w:hint="eastAsia"/>
-          <w:color w:val="000000"/>
-          <w:kern w:val="0"/>
-          <w:szCs w:val="22"/>
-          <w14:ligatures w14:val="none"/>
-        </w:rPr>
-        <w:t>부지제공자”는</w:t>
-      </w:r>
-      <w:proofErr w:type="spellEnd"/>
-      <w:r>
-        <w:rPr>
-          <w:rFonts w:ascii="바탕" w:eastAsia="바탕" w:hAnsi="바탕" w:cs="굴림" w:hint="eastAsia"/>
-          <w:color w:val="000000"/>
-          <w:kern w:val="0"/>
-          <w:szCs w:val="22"/>
-          <w14:ligatures w14:val="none"/>
-        </w:rPr>
-        <w:t xml:space="preserve"> 계약 당시 철거를 확약한 </w:t>
-      </w:r>
-      <w:proofErr w:type="spellStart"/>
-      <w:r>
-        <w:rPr>
-          <w:rFonts w:ascii="바탕" w:eastAsia="바탕" w:hAnsi="바탕" w:cs="굴림" w:hint="eastAsia"/>
-          <w:color w:val="000000"/>
-          <w:kern w:val="0"/>
-          <w:szCs w:val="22"/>
-          <w14:ligatures w14:val="none"/>
-        </w:rPr>
-        <w:t>기설치</w:t>
-      </w:r>
-      <w:proofErr w:type="spellEnd"/>
-      <w:r>
-        <w:rPr>
-          <w:rFonts w:ascii="바탕" w:eastAsia="바탕" w:hAnsi="바탕" w:cs="굴림" w:hint="eastAsia"/>
-          <w:color w:val="000000"/>
-          <w:kern w:val="0"/>
-          <w:szCs w:val="22"/>
-          <w14:ligatures w14:val="none"/>
-        </w:rPr>
-        <w:t xml:space="preserve"> 충전기의 철거를 이행하지 않을 경우, “</w:t>
-      </w:r>
-      <w:proofErr w:type="spellStart"/>
-      <w:r>
-        <w:rPr>
-          <w:rFonts w:ascii="바탕" w:eastAsia="바탕" w:hAnsi="바탕" w:cs="굴림" w:hint="eastAsia"/>
-          <w:color w:val="000000"/>
-          <w:kern w:val="0"/>
-          <w:szCs w:val="22"/>
-          <w14:ligatures w14:val="none"/>
-        </w:rPr>
-        <w:t>충전사업자”의</w:t>
-      </w:r>
-      <w:proofErr w:type="spellEnd"/>
-      <w:r>
-        <w:rPr>
-          <w:rFonts w:ascii="바탕" w:eastAsia="바탕" w:hAnsi="바탕" w:cs="굴림" w:hint="eastAsia"/>
-          <w:color w:val="000000"/>
-          <w:kern w:val="0"/>
-          <w:szCs w:val="22"/>
-          <w14:ligatures w14:val="none"/>
-        </w:rPr>
-        <w:t xml:space="preserve"> 원활한 운영이 불가함에 따른 운영손실비를 부담한다. </w:t>
-      </w:r>
-    </w:p>
-    <w:p>
-      <w:pPr>
-        <w:spacing w:after="0" w:line="384" w:lineRule="auto"/>
-        <w:ind w:left="300" w:hanging="300"/>
-        <w:jc w:val="both"/>
-        <w:textAlignment w:val="baseline"/>
-        <w:rPr>
-          <w:rFonts w:ascii="바탕" w:eastAsia="바탕" w:hAnsi="바탕" w:cs="굴림"/>
-          <w:color w:val="000000"/>
-          <w:kern w:val="0"/>
-          <w:szCs w:val="22"/>
-          <w14:ligatures w14:val="none"/>
-        </w:rPr>
-      </w:pPr>
-      <w:r>
-        <w:rPr>
-          <w:rFonts w:ascii="바탕" w:eastAsia="바탕" w:hAnsi="바탕" w:cs="굴림" w:hint="eastAsia"/>
-          <w:color w:val="000000"/>
-          <w:kern w:val="0"/>
-          <w:szCs w:val="22"/>
-          <w14:ligatures w14:val="none"/>
-        </w:rPr>
-        <w:t>9. “</w:t>
-      </w:r>
-      <w:proofErr w:type="spellStart"/>
-      <w:r>
-        <w:rPr>
-          <w:rFonts w:ascii="바탕" w:eastAsia="바탕" w:hAnsi="바탕" w:cs="굴림" w:hint="eastAsia"/>
-          <w:color w:val="000000"/>
-          <w:kern w:val="0"/>
-          <w:szCs w:val="22"/>
-          <w14:ligatures w14:val="none"/>
-        </w:rPr>
-        <w:t>충전사업자”는</w:t>
-      </w:r>
-      <w:proofErr w:type="spellEnd"/>
-      <w:r>
-        <w:rPr>
-          <w:rFonts w:ascii="바탕" w:eastAsia="바탕" w:hAnsi="바탕" w:cs="굴림" w:hint="eastAsia"/>
-          <w:color w:val="000000"/>
-          <w:kern w:val="0"/>
-          <w:szCs w:val="22"/>
-          <w14:ligatures w14:val="none"/>
-        </w:rPr>
-        <w:t xml:space="preserve"> 충전기 추가 설치 및 충전 데이터 분석 등의 목적을 위하여 “</w:t>
-      </w:r>
-      <w:proofErr w:type="spellStart"/>
-      <w:r>
-        <w:rPr>
-          <w:rFonts w:ascii="바탕" w:eastAsia="바탕" w:hAnsi="바탕" w:cs="굴림" w:hint="eastAsia"/>
-          <w:color w:val="000000"/>
-          <w:kern w:val="0"/>
-          <w:szCs w:val="22"/>
-          <w14:ligatures w14:val="none"/>
-        </w:rPr>
-        <w:t>부지제공자”에게</w:t>
-      </w:r>
-      <w:proofErr w:type="spellEnd"/>
-      <w:r>
-        <w:rPr>
-          <w:rFonts w:ascii="바탕" w:eastAsia="바탕" w:hAnsi="바탕" w:cs="굴림" w:hint="eastAsia"/>
-          <w:color w:val="000000"/>
-          <w:kern w:val="0"/>
-          <w:szCs w:val="22"/>
-          <w14:ligatures w14:val="none"/>
-        </w:rPr>
-        <w:t xml:space="preserve"> 해당 부지에 등록된 전기자동차(PHEV 포함)의 대수 정보를 요청할 수 있으며, “</w:t>
-      </w:r>
-      <w:proofErr w:type="spellStart"/>
-      <w:r>
-        <w:rPr>
-          <w:rFonts w:ascii="바탕" w:eastAsia="바탕" w:hAnsi="바탕" w:cs="굴림" w:hint="eastAsia"/>
-          <w:color w:val="000000"/>
-          <w:kern w:val="0"/>
-          <w:szCs w:val="22"/>
-          <w14:ligatures w14:val="none"/>
-        </w:rPr>
-        <w:t>부지제공자”는</w:t>
-      </w:r>
-      <w:proofErr w:type="spellEnd"/>
-      <w:r>
-        <w:rPr>
-          <w:rFonts w:ascii="바탕" w:eastAsia="바탕" w:hAnsi="바탕" w:cs="굴림" w:hint="eastAsia"/>
-          <w:color w:val="000000"/>
-          <w:kern w:val="0"/>
-          <w:szCs w:val="22"/>
-          <w14:ligatures w14:val="none"/>
-        </w:rPr>
-        <w:t xml:space="preserve"> 요청일로부터 3일 이내에 해당 정보를 제공하여야 한다.</w:t>
-      </w:r>
-    </w:p>
-    <w:p>
-      <w:pPr>
-        <w:spacing w:after="0" w:line="384" w:lineRule="auto"/>
-        <w:ind w:firstLineChars="200" w:firstLine="440"/>
-        <w:jc w:val="both"/>
-        <w:textAlignment w:val="baseline"/>
-        <w:rPr>
-          <w:rFonts w:ascii="바탕" w:eastAsia="바탕" w:hAnsi="바탕" w:cs="굴림"/>
-          <w:color w:val="000000"/>
-          <w:kern w:val="0"/>
-          <w:szCs w:val="22"/>
-          <w14:ligatures w14:val="none"/>
-        </w:rPr>
-      </w:pPr>
-      <w:r>
-        <w:rPr>
-          <w:rFonts w:ascii="바탕" w:eastAsia="바탕" w:hAnsi="바탕" w:cs="굴림" w:hint="eastAsia"/>
-          <w:color w:val="000000"/>
-          <w:kern w:val="0"/>
-          <w:szCs w:val="22"/>
-          <w14:ligatures w14:val="none"/>
-        </w:rPr>
-        <w:t>* 기당 운영손실비 (</w:t>
-      </w:r>
-      <w:proofErr w:type="spellStart"/>
-      <w:r>
-        <w:rPr>
-          <w:rFonts w:ascii="바탕" w:eastAsia="바탕" w:hAnsi="바탕" w:cs="굴림" w:hint="eastAsia"/>
-          <w:color w:val="000000"/>
-          <w:kern w:val="0"/>
-          <w:szCs w:val="22"/>
-          <w14:ligatures w14:val="none"/>
-        </w:rPr>
-        <w:t>완속충전기</w:t>
-      </w:r>
-      <w:proofErr w:type="spellEnd"/>
-      <w:r>
-        <w:rPr>
-          <w:rFonts w:ascii="바탕" w:eastAsia="바탕" w:hAnsi="바탕" w:cs="굴림" w:hint="eastAsia"/>
-          <w:color w:val="000000"/>
-          <w:kern w:val="0"/>
-          <w:szCs w:val="22"/>
-          <w14:ligatures w14:val="none"/>
-        </w:rPr>
-        <w:t xml:space="preserve"> 1만원/</w:t>
-      </w:r>
-      <w:proofErr w:type="spellStart"/>
-      <w:r>
-        <w:rPr>
-          <w:rFonts w:ascii="바탕" w:eastAsia="바탕" w:hAnsi="바탕" w:cs="굴림" w:hint="eastAsia"/>
-          <w:color w:val="000000"/>
-          <w:kern w:val="0"/>
-          <w:szCs w:val="22"/>
-          <w14:ligatures w14:val="none"/>
-        </w:rPr>
-        <w:t>日</w:t>
-      </w:r>
-      <w:proofErr w:type="spellEnd"/>
-      <w:r>
-        <w:rPr>
-          <w:rFonts w:ascii="바탕" w:eastAsia="바탕" w:hAnsi="바탕" w:cs="굴림" w:hint="eastAsia"/>
-          <w:color w:val="000000"/>
-          <w:kern w:val="0"/>
-          <w:szCs w:val="22"/>
-          <w14:ligatures w14:val="none"/>
-        </w:rPr>
-        <w:t>, 급속충전기 3만원/</w:t>
-      </w:r>
-      <w:proofErr w:type="spellStart"/>
-      <w:r>
-        <w:rPr>
-          <w:rFonts w:ascii="바탕" w:eastAsia="바탕" w:hAnsi="바탕" w:cs="굴림" w:hint="eastAsia"/>
-          <w:color w:val="000000"/>
-          <w:kern w:val="0"/>
-          <w:szCs w:val="22"/>
-          <w14:ligatures w14:val="none"/>
-        </w:rPr>
-        <w:t>日</w:t>
-      </w:r>
-      <w:proofErr w:type="spellEnd"/>
-      <w:r>
-        <w:rPr>
-          <w:rFonts w:ascii="바탕" w:eastAsia="바탕" w:hAnsi="바탕" w:cs="굴림" w:hint="eastAsia"/>
-          <w:color w:val="000000"/>
-          <w:kern w:val="0"/>
-          <w:szCs w:val="22"/>
-          <w14:ligatures w14:val="none"/>
-        </w:rPr>
-        <w:t>)</w:t>
-      </w:r>
-    </w:p>
-    <w:p>
-      <w:pPr>
-        <w:spacing w:after="0" w:line="384" w:lineRule="auto"/>
-        <w:jc w:val="both"/>
-        <w:textAlignment w:val="baseline"/>
-        <w:rPr>
-          <w:rFonts w:ascii="바탕" w:eastAsia="바탕" w:hAnsi="바탕" w:cs="굴림"/>
-          <w:color w:val="000000"/>
-          <w:kern w:val="0"/>
-          <w:szCs w:val="22"/>
-          <w14:ligatures w14:val="none"/>
-        </w:rPr>
-      </w:pPr>
-    </w:p>
-    <w:p>
-      <w:pPr>
-        <w:spacing w:after="0" w:line="384" w:lineRule="auto"/>
-        <w:jc w:val="both"/>
-        <w:textAlignment w:val="baseline"/>
-        <w:rPr>
-          <w:rFonts w:ascii="바탕" w:eastAsia="바탕" w:hAnsi="바탕" w:cs="굴림"/>
-          <w:color w:val="000000"/>
-          <w:kern w:val="0"/>
-          <w:sz w:val="20"/>
-          <w:szCs w:val="20"/>
-          <w14:ligatures w14:val="none"/>
-        </w:rPr>
-      </w:pPr>
+          <w:b/>
+          <w:bCs/>
+          <w:color w:val="000000"/>
+          <w:kern w:val="0"/>
+        </w:rPr>
+      </w:pPr>
+      <w:bookmarkStart w:id="12" w:name="OLE_LINK8"/>
       <w:r>
         <w:rPr>
           <w:rFonts w:ascii="바탕" w:eastAsia="바탕" w:hAnsi="바탕" w:cs="굴림" w:hint="eastAsia"/>
@@ -5145,10 +4786,431 @@
           <w:bCs/>
           <w:color w:val="000000"/>
           <w:kern w:val="0"/>
-          <w:szCs w:val="22"/>
-          <w14:ligatures w14:val="none"/>
-        </w:rPr>
-        <w:t>제3조(충전 요금)</w:t>
+        </w:rPr>
+        <w:t>제3조(충전기 설치위치)</w:t>
+      </w:r>
+    </w:p>
+    <w:p>
+      <w:pPr>
+        <w:spacing w:line="384" w:lineRule="auto"/>
+        <w:ind w:left="300" w:hanging="300"/>
+        <w:textAlignment w:val="baseline"/>
+        <w:rPr>
+          <w:rFonts w:ascii="바탕" w:eastAsia="바탕" w:hAnsi="바탕" w:cs="굴림"/>
+          <w:color w:val="000000"/>
+          <w:kern w:val="0"/>
+        </w:rPr>
+      </w:pPr>
+      <w:r>
+        <w:rPr>
+          <w:rFonts w:ascii="바탕" w:eastAsia="바탕" w:hAnsi="바탕" w:cs="굴림" w:hint="eastAsia"/>
+          <w:color w:val="000000"/>
+          <w:kern w:val="0"/>
+        </w:rPr>
+        <w:t>1. 본 계약에 따른 전기자동차 충전기의 설치 위치는 별도의[사전 현장 컨설팅 결과서]</w:t>
+      </w:r>
+      <w:proofErr w:type="spellStart"/>
+      <w:r>
+        <w:rPr>
+          <w:rFonts w:ascii="바탕" w:eastAsia="바탕" w:hAnsi="바탕" w:cs="굴림" w:hint="eastAsia"/>
+          <w:color w:val="000000"/>
+          <w:kern w:val="0"/>
+        </w:rPr>
+        <w:t>에</w:t>
+      </w:r>
+      <w:proofErr w:type="spellEnd"/>
+      <w:r>
+        <w:rPr>
+          <w:rFonts w:ascii="바탕" w:eastAsia="바탕" w:hAnsi="바탕" w:cs="굴림" w:hint="eastAsia"/>
+          <w:color w:val="000000"/>
+          <w:kern w:val="0"/>
+        </w:rPr>
+        <w:t xml:space="preserve"> 의하여 확정된 위치로 한다. </w:t>
+      </w:r>
+    </w:p>
+    <w:p>
+      <w:pPr>
+        <w:spacing w:line="384" w:lineRule="auto"/>
+        <w:ind w:left="300" w:hanging="300"/>
+        <w:textAlignment w:val="baseline"/>
+        <w:rPr>
+          <w:rFonts w:ascii="바탕" w:eastAsia="바탕" w:hAnsi="바탕" w:cs="굴림"/>
+          <w:color w:val="000000"/>
+          <w:kern w:val="0"/>
+        </w:rPr>
+      </w:pPr>
+      <w:r>
+        <w:rPr>
+          <w:rFonts w:ascii="바탕" w:eastAsia="바탕" w:hAnsi="바탕" w:cs="굴림" w:hint="eastAsia"/>
+          <w:color w:val="000000"/>
+          <w:kern w:val="0"/>
+        </w:rPr>
+        <w:t xml:space="preserve">2. 제1항에 따라 확정된 충전기 설치 위치는 착공 전과 후에, </w:t>
+      </w:r>
+      <w:r>
+        <w:rPr>
+          <w:rFonts w:ascii="바탕" w:eastAsia="바탕" w:hAnsi="바탕" w:cs="굴림"/>
+          <w:color w:val="000000"/>
+          <w:kern w:val="0"/>
+        </w:rPr>
+        <w:t>“</w:t>
+      </w:r>
+      <w:r>
+        <w:rPr>
+          <w:rFonts w:ascii="바탕" w:eastAsia="바탕" w:hAnsi="바탕" w:cs="굴림" w:hint="eastAsia"/>
+          <w:color w:val="000000"/>
+          <w:kern w:val="0"/>
+        </w:rPr>
+        <w:t>부지제공자</w:t>
+      </w:r>
+      <w:r>
+        <w:rPr>
+          <w:rFonts w:ascii="바탕" w:eastAsia="바탕" w:hAnsi="바탕" w:cs="굴림"/>
+          <w:color w:val="000000"/>
+          <w:kern w:val="0"/>
+        </w:rPr>
+        <w:t>”</w:t>
+      </w:r>
+      <w:r>
+        <w:rPr>
+          <w:rFonts w:ascii="바탕" w:eastAsia="바탕" w:hAnsi="바탕" w:cs="굴림" w:hint="eastAsia"/>
+          <w:color w:val="000000"/>
+          <w:kern w:val="0"/>
+        </w:rPr>
+        <w:t xml:space="preserve">의 일방적이거나 정당한 사유 없는 요청 또는 판단에 따라 변경할 수 없다. </w:t>
+      </w:r>
+    </w:p>
+    <w:p>
+      <w:pPr>
+        <w:spacing w:line="384" w:lineRule="auto"/>
+        <w:ind w:left="300" w:hanging="300"/>
+        <w:textAlignment w:val="baseline"/>
+        <w:rPr>
+          <w:rFonts w:ascii="바탕" w:eastAsia="바탕" w:hAnsi="바탕" w:cs="굴림"/>
+          <w:color w:val="000000"/>
+          <w:kern w:val="0"/>
+        </w:rPr>
+      </w:pPr>
+      <w:r>
+        <w:rPr>
+          <w:rFonts w:ascii="바탕" w:eastAsia="바탕" w:hAnsi="바탕" w:cs="굴림" w:hint="eastAsia"/>
+          <w:color w:val="000000"/>
+          <w:kern w:val="0"/>
+        </w:rPr>
+        <w:t xml:space="preserve">3. 다만, 착공 전의 경우로서 다음 호에 해당하는 경우에는 </w:t>
+      </w:r>
+      <w:r>
+        <w:rPr>
+          <w:rFonts w:ascii="바탕" w:eastAsia="바탕" w:hAnsi="바탕" w:cs="굴림"/>
+          <w:color w:val="000000"/>
+          <w:kern w:val="0"/>
+        </w:rPr>
+        <w:t>“</w:t>
+      </w:r>
+      <w:r>
+        <w:rPr>
+          <w:rFonts w:ascii="바탕" w:eastAsia="바탕" w:hAnsi="바탕" w:cs="굴림" w:hint="eastAsia"/>
+          <w:color w:val="000000"/>
+          <w:kern w:val="0"/>
+        </w:rPr>
+        <w:t>충전사업자</w:t>
+      </w:r>
+      <w:r>
+        <w:rPr>
+          <w:rFonts w:ascii="바탕" w:eastAsia="바탕" w:hAnsi="바탕" w:cs="굴림"/>
+          <w:color w:val="000000"/>
+          <w:kern w:val="0"/>
+        </w:rPr>
+        <w:t>”</w:t>
+      </w:r>
+      <w:proofErr w:type="spellStart"/>
+      <w:r>
+        <w:rPr>
+          <w:rFonts w:ascii="바탕" w:eastAsia="바탕" w:hAnsi="바탕" w:cs="굴림" w:hint="eastAsia"/>
+          <w:color w:val="000000"/>
+          <w:kern w:val="0"/>
+        </w:rPr>
+        <w:t>와의</w:t>
+      </w:r>
+      <w:proofErr w:type="spellEnd"/>
+      <w:r>
+        <w:rPr>
+          <w:rFonts w:ascii="바탕" w:eastAsia="바탕" w:hAnsi="바탕" w:cs="굴림" w:hint="eastAsia"/>
+          <w:color w:val="000000"/>
+          <w:kern w:val="0"/>
+        </w:rPr>
+        <w:t xml:space="preserve"> 사전 서면에 의한 협의를 거쳐 </w:t>
+      </w:r>
+      <w:bookmarkEnd w:id="12"/>
+      <w:r>
+        <w:rPr>
+          <w:rFonts w:ascii="바탕" w:eastAsia="바탕" w:hAnsi="바탕" w:cs="굴림" w:hint="eastAsia"/>
+          <w:color w:val="000000"/>
+          <w:kern w:val="0"/>
+        </w:rPr>
+        <w:t xml:space="preserve">충전기 설치 위치를 변경할 수 있다. </w:t>
+      </w:r>
+    </w:p>
+    <w:p>
+      <w:pPr>
+        <w:spacing w:line="384" w:lineRule="auto"/>
+        <w:ind w:left="300" w:hanging="300"/>
+        <w:textAlignment w:val="baseline"/>
+        <w:rPr>
+          <w:rFonts w:ascii="바탕" w:eastAsia="바탕" w:hAnsi="바탕" w:cs="굴림"/>
+          <w:color w:val="000000"/>
+          <w:kern w:val="0"/>
+        </w:rPr>
+      </w:pPr>
+      <w:r>
+        <w:rPr>
+          <w:rFonts w:ascii="바탕" w:eastAsia="바탕" w:hAnsi="바탕" w:cs="굴림" w:hint="eastAsia"/>
+          <w:color w:val="000000"/>
+          <w:kern w:val="0"/>
+        </w:rPr>
+        <w:t>「전기안전관리법</w:t>
+      </w:r>
+      <w:r>
+        <w:rPr>
+          <w:rFonts w:ascii="바탕" w:eastAsia="바탕" w:hAnsi="바탕" w:cs="굴림"/>
+          <w:color w:val="000000"/>
+          <w:kern w:val="0"/>
+        </w:rPr>
+        <w:t>」</w:t>
+      </w:r>
+      <w:r>
+        <w:rPr>
+          <w:rFonts w:ascii="바탕" w:eastAsia="바탕" w:hAnsi="바탕" w:cs="굴림" w:hint="eastAsia"/>
+          <w:color w:val="000000"/>
+          <w:kern w:val="0"/>
+        </w:rPr>
+        <w:t>,「한국전기설비규정(KEC)」, 「친환경자동차법</w:t>
+      </w:r>
+      <w:r>
+        <w:rPr>
+          <w:rFonts w:ascii="바탕" w:eastAsia="바탕" w:hAnsi="바탕" w:cs="굴림"/>
+          <w:color w:val="000000"/>
+          <w:kern w:val="0"/>
+        </w:rPr>
+        <w:t>」</w:t>
+      </w:r>
+      <w:r>
+        <w:rPr>
+          <w:rFonts w:ascii="바탕" w:eastAsia="바탕" w:hAnsi="바탕" w:cs="굴림" w:hint="eastAsia"/>
+          <w:color w:val="000000"/>
+          <w:kern w:val="0"/>
+        </w:rPr>
+        <w:t>, 그 밖의 관계 법령 또는 이에 따른 행정기관의 시정명령, 권고, 유권해석 등에 따라 기존 위치에 설치가 곤란하거나 위치 변경이 불가피한 경우</w:t>
+      </w:r>
+    </w:p>
+    <w:p>
+      <w:pPr>
+        <w:spacing w:line="384" w:lineRule="auto"/>
+        <w:ind w:left="300" w:hanging="300"/>
+        <w:textAlignment w:val="baseline"/>
+        <w:rPr>
+          <w:rFonts w:ascii="바탕" w:eastAsia="바탕" w:hAnsi="바탕" w:cs="굴림"/>
+          <w:color w:val="000000"/>
+          <w:kern w:val="0"/>
+        </w:rPr>
+      </w:pPr>
+      <w:r>
+        <w:rPr>
+          <w:rFonts w:ascii="바탕" w:eastAsia="바탕" w:hAnsi="바탕" w:cs="굴림" w:hint="eastAsia"/>
+          <w:color w:val="000000"/>
+          <w:kern w:val="0"/>
+        </w:rPr>
+        <w:t xml:space="preserve">4. </w:t>
+      </w:r>
+      <w:bookmarkStart w:id="13" w:name="OLE_LINK14"/>
+      <w:r>
+        <w:rPr>
+          <w:rFonts w:ascii="바탕" w:eastAsia="바탕" w:hAnsi="바탕" w:cs="굴림" w:hint="eastAsia"/>
+          <w:color w:val="000000"/>
+          <w:kern w:val="0"/>
+        </w:rPr>
+        <w:t>본</w:t>
+      </w:r>
+      <w:r>
+        <w:rPr>
+          <w:rFonts w:ascii="바탕" w:eastAsia="바탕" w:hAnsi="바탕" w:cs="굴림"/>
+          <w:color w:val="000000"/>
+          <w:kern w:val="0"/>
+        </w:rPr>
+        <w:t xml:space="preserve"> 계약 체결 이후 </w:t>
+      </w:r>
+      <w:r>
+        <w:rPr>
+          <w:rFonts w:ascii="바탕" w:eastAsia="바탕" w:hAnsi="바탕" w:cs="굴림" w:hint="eastAsia"/>
+          <w:color w:val="000000"/>
+          <w:kern w:val="0"/>
+        </w:rPr>
+        <w:t>부지제공자(관리주체)는</w:t>
+      </w:r>
+      <w:r>
+        <w:rPr>
+          <w:rFonts w:ascii="바탕" w:eastAsia="바탕" w:hAnsi="바탕" w:cs="굴림"/>
+          <w:color w:val="000000"/>
+          <w:kern w:val="0"/>
+        </w:rPr>
+        <w:t xml:space="preserve"> </w:t>
+      </w:r>
+      <w:r>
+        <w:rPr>
+          <w:rFonts w:ascii="바탕" w:eastAsia="바탕" w:hAnsi="바탕" w:cs="굴림" w:hint="eastAsia"/>
+          <w:color w:val="000000"/>
+          <w:kern w:val="0"/>
+        </w:rPr>
+        <w:t xml:space="preserve">입주민(기타 이해관계자 포함)의 </w:t>
+      </w:r>
+      <w:r>
+        <w:rPr>
+          <w:rFonts w:ascii="바탕" w:eastAsia="바탕" w:hAnsi="바탕" w:cs="굴림"/>
+          <w:color w:val="000000"/>
+          <w:kern w:val="0"/>
+        </w:rPr>
+        <w:t>설치위치 변경 요구, 공사 중단 또는</w:t>
+      </w:r>
+      <w:r>
+        <w:rPr>
+          <w:rFonts w:ascii="바탕" w:eastAsia="바탕" w:hAnsi="바탕" w:cs="굴림" w:hint="eastAsia"/>
+          <w:color w:val="000000"/>
+          <w:kern w:val="0"/>
+        </w:rPr>
+        <w:t xml:space="preserve"> 공사</w:t>
+      </w:r>
+      <w:r>
+        <w:rPr>
+          <w:rFonts w:ascii="바탕" w:eastAsia="바탕" w:hAnsi="바탕" w:cs="굴림"/>
+          <w:color w:val="000000"/>
+          <w:kern w:val="0"/>
+        </w:rPr>
+        <w:t xml:space="preserve"> 방해, 설치 완료 후 철거 또는 이전 요구가 발생하지 않도록 최대한 협조하여야 한다.</w:t>
+      </w:r>
+      <w:r>
+        <w:rPr>
+          <w:rFonts w:ascii="바탕" w:eastAsia="바탕" w:hAnsi="바탕" w:cs="굴림" w:hint="eastAsia"/>
+          <w:color w:val="000000"/>
+          <w:kern w:val="0"/>
+        </w:rPr>
+        <w:t xml:space="preserve"> 다만</w:t>
+      </w:r>
+      <w:r>
+        <w:rPr>
+          <w:rFonts w:ascii="바탕" w:eastAsia="바탕" w:hAnsi="바탕" w:cs="굴림"/>
+          <w:color w:val="000000"/>
+          <w:kern w:val="0"/>
+        </w:rPr>
+        <w:t xml:space="preserve">, </w:t>
+      </w:r>
+      <w:r>
+        <w:rPr>
+          <w:rFonts w:ascii="바탕" w:eastAsia="바탕" w:hAnsi="바탕" w:cs="굴림" w:hint="eastAsia"/>
+          <w:color w:val="000000"/>
+          <w:kern w:val="0"/>
+        </w:rPr>
+        <w:t>합리적이고 불가피한 사유로 인해</w:t>
+      </w:r>
+      <w:r>
+        <w:rPr>
+          <w:rFonts w:ascii="바탕" w:eastAsia="바탕" w:hAnsi="바탕" w:cs="굴림"/>
+          <w:color w:val="000000"/>
+          <w:kern w:val="0"/>
+        </w:rPr>
+        <w:t xml:space="preserve"> 설치위치 변경, 공사 중단 등의 사유가 발생하는 경우 부지제공자</w:t>
+      </w:r>
+      <w:r>
+        <w:rPr>
+          <w:rFonts w:ascii="바탕" w:eastAsia="바탕" w:hAnsi="바탕" w:cs="굴림" w:hint="eastAsia"/>
+          <w:color w:val="000000"/>
+          <w:kern w:val="0"/>
+        </w:rPr>
+        <w:t>(</w:t>
+      </w:r>
+      <w:r>
+        <w:rPr>
+          <w:rFonts w:ascii="바탕" w:eastAsia="바탕" w:hAnsi="바탕" w:cs="굴림"/>
+          <w:color w:val="000000"/>
+          <w:kern w:val="0"/>
+        </w:rPr>
+        <w:t>관리주체</w:t>
+      </w:r>
+      <w:r>
+        <w:rPr>
+          <w:rFonts w:ascii="바탕" w:eastAsia="바탕" w:hAnsi="바탕" w:cs="굴림" w:hint="eastAsia"/>
+          <w:color w:val="000000"/>
+          <w:kern w:val="0"/>
+        </w:rPr>
+        <w:t>)</w:t>
+      </w:r>
+      <w:r>
+        <w:rPr>
+          <w:rFonts w:ascii="바탕" w:eastAsia="바탕" w:hAnsi="바탕" w:cs="굴림"/>
+          <w:color w:val="000000"/>
+          <w:kern w:val="0"/>
+        </w:rPr>
+        <w:t>는 충전사업자와 사전에 정보를 공유하고 성실히 협의하여야 하며, 그로 인하여 부득이하게 발생하는 충전사업자의 구축비용을 포함한 손해 일체를 최소화할 수</w:t>
+      </w:r>
+      <w:r>
+        <w:rPr>
+          <w:rFonts w:ascii="바탕" w:eastAsia="바탕" w:hAnsi="바탕" w:cs="굴림" w:hint="eastAsia"/>
+          <w:color w:val="000000"/>
+          <w:kern w:val="0"/>
+        </w:rPr>
+        <w:t xml:space="preserve"> 있도록 신</w:t>
+      </w:r>
+      <w:r>
+        <w:rPr>
+          <w:rFonts w:ascii="바탕" w:eastAsia="바탕" w:hAnsi="바탕" w:cs="굴림" w:hint="eastAsia"/>
+          <w:color w:val="000000"/>
+          <w:kern w:val="0"/>
+        </w:rPr>
+        <w:lastRenderedPageBreak/>
+        <w:t>의에 따라 성실히</w:t>
+      </w:r>
+      <w:r>
+        <w:rPr>
+          <w:rFonts w:ascii="바탕" w:eastAsia="바탕" w:hAnsi="바탕" w:cs="굴림"/>
+          <w:color w:val="000000"/>
+          <w:kern w:val="0"/>
+        </w:rPr>
+        <w:t xml:space="preserve"> 협조하여야 한다.</w:t>
+      </w:r>
+      <w:bookmarkEnd w:id="13"/>
+    </w:p>
+    <w:p>
+      <w:pPr>
+        <w:spacing w:line="384" w:lineRule="auto"/>
+        <w:textAlignment w:val="baseline"/>
+        <w:rPr>
+          <w:rFonts w:ascii="바탕" w:eastAsia="바탕" w:hAnsi="바탕" w:cs="굴림"/>
+          <w:color w:val="000000"/>
+          <w:kern w:val="0"/>
+          <w:sz w:val="6"/>
+          <w:szCs w:val="6"/>
+        </w:rPr>
+      </w:pPr>
+    </w:p>
+    <w:p>
+      <w:pPr>
+        <w:spacing w:line="384" w:lineRule="auto"/>
+        <w:textAlignment w:val="baseline"/>
+        <w:rPr>
+          <w:rFonts w:ascii="바탕" w:eastAsia="바탕" w:hAnsi="바탕" w:cs="굴림"/>
+          <w:color w:val="000000"/>
+          <w:kern w:val="0"/>
+          <w:szCs w:val="20"/>
+        </w:rPr>
+      </w:pPr>
+      <w:r>
+        <w:rPr>
+          <w:rFonts w:ascii="바탕" w:eastAsia="바탕" w:hAnsi="바탕" w:cs="굴림" w:hint="eastAsia"/>
+          <w:b/>
+          <w:bCs/>
+          <w:color w:val="000000"/>
+          <w:kern w:val="0"/>
+        </w:rPr>
+        <w:t>제4조(충전 요금)</w:t>
       </w:r>
     </w:p>
     <w:p>
@@ -5165,9 +5227,7 @@
           <w:rFonts w:ascii="바탕" w:eastAsia="바탕" w:hAnsi="바탕" w:cs="굴림"/>
           <w:color w:val="000000"/>
           <w:kern w:val="0"/>
-          <w:sz w:val="20"/>
           <w:szCs w:val="20"/>
-          <w14:ligatures w14:val="none"/>
         </w:rPr>
       </w:pPr>
       <w:r>
@@ -5175,8 +5235,6 @@
           <w:rFonts w:ascii="바탕" w:eastAsia="바탕" w:hAnsi="바탕" w:cs="굴림" w:hint="eastAsia"/>
           <w:color w:val="000000"/>
           <w:kern w:val="0"/>
-          <w:szCs w:val="22"/>
-          <w14:ligatures w14:val="none"/>
         </w:rPr>
         <w:t>전기차 충전기에 대한 충전 요금 설정 권한은 “</w:t>
       </w:r>
@@ -5186,8 +5244,6 @@
           <w:rFonts w:ascii="바탕" w:eastAsia="바탕" w:hAnsi="바탕" w:cs="굴림" w:hint="eastAsia"/>
           <w:color w:val="000000"/>
           <w:kern w:val="0"/>
-          <w:szCs w:val="22"/>
-          <w14:ligatures w14:val="none"/>
         </w:rPr>
         <w:t>충전사업자”에게</w:t>
       </w:r>
@@ -5197,8 +5253,6 @@
           <w:rFonts w:ascii="바탕" w:eastAsia="바탕" w:hAnsi="바탕" w:cs="굴림" w:hint="eastAsia"/>
           <w:color w:val="000000"/>
           <w:kern w:val="0"/>
-          <w:szCs w:val="22"/>
-          <w14:ligatures w14:val="none"/>
         </w:rPr>
         <w:t xml:space="preserve"> 있으며, “</w:t>
       </w:r>
@@ -5208,8 +5262,6 @@
           <w:rFonts w:ascii="바탕" w:eastAsia="바탕" w:hAnsi="바탕" w:cs="굴림" w:hint="eastAsia"/>
           <w:color w:val="000000"/>
           <w:kern w:val="0"/>
-          <w:szCs w:val="22"/>
-          <w14:ligatures w14:val="none"/>
         </w:rPr>
         <w:t>충전사업자”는</w:t>
       </w:r>
@@ -5219,16 +5271,71 @@
           <w:rFonts w:ascii="바탕" w:eastAsia="바탕" w:hAnsi="바탕" w:cs="굴림" w:hint="eastAsia"/>
           <w:color w:val="000000"/>
           <w:kern w:val="0"/>
-          <w:szCs w:val="22"/>
-          <w14:ligatures w14:val="none"/>
         </w:rPr>
         <w:t xml:space="preserve"> 전기차 충전시장의 공용충전 서비스의 요금을 참고하여 합리적인 요금을 설정한다.</w:t>
       </w:r>
     </w:p>
     <w:p>
       <w:pPr>
+        <w:numPr>
+          <w:ilvl w:val="0"/>
+          <w:numId w:val="4"/>
+        </w:numPr>
         <w:spacing w:after="0" w:line="384" w:lineRule="auto"/>
+        <w:ind w:left="282" w:hangingChars="128" w:hanging="282"/>
         <w:jc w:val="both"/>
+        <w:textAlignment w:val="baseline"/>
+        <w:rPr>
+          <w:rFonts w:ascii="바탕" w:eastAsia="바탕" w:hAnsi="바탕" w:cs="굴림"/>
+          <w:color w:val="000000"/>
+          <w:kern w:val="0"/>
+          <w:szCs w:val="20"/>
+        </w:rPr>
+      </w:pPr>
+      <w:r>
+        <w:rPr>
+          <w:rFonts w:ascii="바탕" w:eastAsia="바탕" w:hAnsi="바탕" w:cs="굴림" w:hint="eastAsia"/>
+          <w:color w:val="000000"/>
+          <w:kern w:val="0"/>
+        </w:rPr>
+        <w:t xml:space="preserve">전기차 충전기에 대한 프로모션 요금은 [전기차 충전기 시운전 확인서] 날인 완료 일자로부터 6개월 간 적용되며 프로모션 기간 종료 후 </w:t>
+      </w:r>
+      <w:r>
+        <w:rPr>
+          <w:rFonts w:ascii="바탕" w:eastAsia="바탕" w:hAnsi="바탕" w:cs="굴림"/>
+          <w:color w:val="000000"/>
+          <w:kern w:val="0"/>
+        </w:rPr>
+        <w:t>“</w:t>
+      </w:r>
+      <w:r>
+        <w:rPr>
+          <w:rFonts w:ascii="바탕" w:eastAsia="바탕" w:hAnsi="바탕" w:cs="굴림" w:hint="eastAsia"/>
+          <w:color w:val="000000"/>
+          <w:kern w:val="0"/>
+        </w:rPr>
+        <w:t>충전사업자</w:t>
+      </w:r>
+      <w:r>
+        <w:rPr>
+          <w:rFonts w:ascii="바탕" w:eastAsia="바탕" w:hAnsi="바탕" w:cs="굴림"/>
+          <w:color w:val="000000"/>
+          <w:kern w:val="0"/>
+        </w:rPr>
+        <w:t>”</w:t>
+      </w:r>
+      <w:r>
+        <w:rPr>
+          <w:rFonts w:ascii="바탕" w:eastAsia="바탕" w:hAnsi="바탕" w:cs="굴림" w:hint="eastAsia"/>
+          <w:color w:val="000000"/>
+          <w:kern w:val="0"/>
+        </w:rPr>
+        <w:t xml:space="preserve"> 당해 정상요금이 일괄 적용된다. </w:t>
+      </w:r>
+    </w:p>
+    <w:p>
+      <w:pPr>
+        <w:spacing w:line="384" w:lineRule="auto"/>
         <w:textAlignment w:val="baseline"/>
         <w:rPr>
           <w:rFonts w:ascii="바탕" w:eastAsia="바탕" w:hAnsi="바탕" w:cs="굴림"/>
@@ -5236,23 +5343,20 @@
           <w:bCs/>
           <w:color w:val="000000"/>
           <w:kern w:val="0"/>
-          <w:szCs w:val="22"/>
-          <w14:ligatures w14:val="none"/>
+          <w:sz w:val="6"/>
+          <w:szCs w:val="6"/>
         </w:rPr>
       </w:pPr>
     </w:p>
     <w:p>
       <w:pPr>
-        <w:spacing w:after="0" w:line="384" w:lineRule="auto"/>
-        <w:jc w:val="both"/>
+        <w:spacing w:line="384" w:lineRule="auto"/>
         <w:textAlignment w:val="baseline"/>
         <w:rPr>
           <w:rFonts w:ascii="바탕" w:eastAsia="바탕" w:hAnsi="바탕" w:cs="굴림"/>
           <w:color w:val="000000"/>
           <w:kern w:val="0"/>
-          <w:sz w:val="20"/>
           <w:szCs w:val="20"/>
-          <w14:ligatures w14:val="none"/>
         </w:rPr>
       </w:pPr>
       <w:r>
@@ -5262,10 +5366,8 @@
           <w:bCs/>
           <w:color w:val="000000"/>
           <w:kern w:val="0"/>
-          <w:szCs w:val="22"/>
-          <w14:ligatures w14:val="none"/>
-        </w:rPr>
-        <w:t>제4조(이용 및 정산)</w:t>
+        </w:rPr>
+        <w:t>제5조(이용 및 정산)</w:t>
       </w:r>
     </w:p>
     <w:p>
@@ -5282,8 +5384,6 @@
           <w:rFonts w:ascii="바탕" w:eastAsia="바탕" w:hAnsi="바탕" w:cs="굴림"/>
           <w:color w:val="000000"/>
           <w:kern w:val="0"/>
-          <w:szCs w:val="22"/>
-          <w14:ligatures w14:val="none"/>
         </w:rPr>
       </w:pPr>
       <w:r>
@@ -5291,8 +5391,6 @@
           <w:rFonts w:ascii="바탕" w:eastAsia="바탕" w:hAnsi="바탕" w:cs="굴림" w:hint="eastAsia"/>
           <w:color w:val="000000"/>
           <w:kern w:val="0"/>
-          <w:szCs w:val="22"/>
-          <w14:ligatures w14:val="none"/>
         </w:rPr>
         <w:t>“</w:t>
       </w:r>
@@ -5302,8 +5400,6 @@
           <w:rFonts w:ascii="바탕" w:eastAsia="바탕" w:hAnsi="바탕" w:cs="굴림" w:hint="eastAsia"/>
           <w:color w:val="000000"/>
           <w:kern w:val="0"/>
-          <w:szCs w:val="22"/>
-          <w14:ligatures w14:val="none"/>
         </w:rPr>
         <w:t>충전사업자”는</w:t>
       </w:r>
@@ -5313,8 +5409,6 @@
           <w:rFonts w:ascii="바탕" w:eastAsia="바탕" w:hAnsi="바탕" w:cs="굴림" w:hint="eastAsia"/>
           <w:color w:val="000000"/>
           <w:kern w:val="0"/>
-          <w:szCs w:val="22"/>
-          <w14:ligatures w14:val="none"/>
         </w:rPr>
         <w:t xml:space="preserve"> 계약 기간 동안 충전기 이용에 대한 전기료를 모자 분리(또는 신규증설)</w:t>
       </w:r>
@@ -5324,8 +5418,6 @@
           <w:rFonts w:ascii="바탕" w:eastAsia="바탕" w:hAnsi="바탕" w:cs="굴림" w:hint="eastAsia"/>
           <w:color w:val="000000"/>
           <w:kern w:val="0"/>
-          <w:szCs w:val="22"/>
-          <w14:ligatures w14:val="none"/>
         </w:rPr>
         <w:t>를</w:t>
       </w:r>
@@ -5335,8 +5427,6 @@
           <w:rFonts w:ascii="바탕" w:eastAsia="바탕" w:hAnsi="바탕" w:cs="굴림" w:hint="eastAsia"/>
           <w:color w:val="000000"/>
           <w:kern w:val="0"/>
-          <w:szCs w:val="22"/>
-          <w14:ligatures w14:val="none"/>
         </w:rPr>
         <w:t xml:space="preserve"> 통하여 한국전력공사에 직접 납부한다.</w:t>
       </w:r>
@@ -5355,8 +5445,7 @@
           <w:rFonts w:ascii="바탕" w:eastAsia="바탕" w:hAnsi="바탕" w:cs="굴림"/>
           <w:color w:val="000000"/>
           <w:kern w:val="0"/>
-          <w:szCs w:val="22"/>
-          <w14:ligatures w14:val="none"/>
+          <w:szCs w:val="20"/>
         </w:rPr>
       </w:pPr>
       <w:r>
@@ -5364,8 +5453,6 @@
           <w:rFonts w:ascii="바탕" w:eastAsia="바탕" w:hAnsi="바탕" w:cs="굴림" w:hint="eastAsia"/>
           <w:color w:val="000000"/>
           <w:kern w:val="0"/>
-          <w:szCs w:val="22"/>
-          <w14:ligatures w14:val="none"/>
         </w:rPr>
         <w:t>“</w:t>
       </w:r>
@@ -5375,21 +5462,49 @@
           <w:rFonts w:ascii="바탕" w:eastAsia="바탕" w:hAnsi="바탕" w:cs="굴림" w:hint="eastAsia"/>
           <w:color w:val="000000"/>
           <w:kern w:val="0"/>
-          <w:szCs w:val="22"/>
-          <w14:ligatures w14:val="none"/>
         </w:rPr>
         <w:t>부지제공자”는</w:t>
       </w:r>
       <w:proofErr w:type="spellEnd"/>
       <w:r>
         <w:rPr>
+          <w:rFonts w:ascii="바탕" w:eastAsia="바탕" w:hAnsi="바탕" w:cs="굴림"/>
+          <w:color w:val="000000"/>
+          <w:kern w:val="0"/>
+        </w:rPr>
+        <w:t xml:space="preserve"> “충전사업자”가 운영하는 충전시설을 “이용자”가 원칙적으로 24시간 이용할 수 있도록 개방하여야 한다. </w:t>
+      </w:r>
+      <w:r>
+        <w:rPr>
           <w:rFonts w:ascii="바탕" w:eastAsia="바탕" w:hAnsi="바탕" w:cs="굴림" w:hint="eastAsia"/>
           <w:color w:val="000000"/>
           <w:kern w:val="0"/>
-          <w:szCs w:val="22"/>
-          <w14:ligatures w14:val="none"/>
-        </w:rPr>
-        <w:t xml:space="preserve"> 부지내 급속충전기 설치시 상시개방 하여야 한다. </w:t>
+        </w:rPr>
+        <w:t>단</w:t>
+      </w:r>
+      <w:r>
+        <w:rPr>
+          <w:rFonts w:ascii="바탕" w:eastAsia="바탕" w:hAnsi="바탕" w:cs="굴림"/>
+          <w:color w:val="000000"/>
+          <w:kern w:val="0"/>
+        </w:rPr>
+        <w:t>, 공동주택의 경우</w:t>
+      </w:r>
+      <w:r>
+        <w:rPr>
+          <w:rFonts w:ascii="바탕" w:eastAsia="바탕" w:hAnsi="바탕" w:cs="굴림" w:hint="eastAsia"/>
+          <w:color w:val="000000"/>
+          <w:kern w:val="0"/>
+        </w:rPr>
+        <w:t>는 제외하며</w:t>
+      </w:r>
+      <w:r>
+        <w:rPr>
+          <w:rFonts w:ascii="바탕" w:eastAsia="바탕" w:hAnsi="바탕" w:cs="굴림"/>
+          <w:color w:val="000000"/>
+          <w:kern w:val="0"/>
+        </w:rPr>
+        <w:t xml:space="preserve"> “부지제공자”와 “충전사업자”가 별도로 합의한 경우에는 개방시간을 달리 정할 수 있다.</w:t>
       </w:r>
     </w:p>
     <w:p>
@@ -5406,18 +5521,13 @@
           <w:rFonts w:ascii="바탕" w:eastAsia="바탕" w:hAnsi="바탕" w:cs="굴림"/>
           <w:color w:val="000000"/>
           <w:kern w:val="0"/>
-          <w:szCs w:val="22"/>
-          <w14:ligatures w14:val="none"/>
-        </w:rPr>
-      </w:pPr>
-      <w:bookmarkStart w:id="10" w:name="OLE_LINK21"/>
+        </w:rPr>
+      </w:pPr>
       <w:r>
         <w:rPr>
           <w:rFonts w:ascii="바탕" w:eastAsia="바탕" w:hAnsi="바탕" w:cs="굴림" w:hint="eastAsia"/>
           <w:color w:val="000000"/>
           <w:kern w:val="0"/>
-          <w:szCs w:val="22"/>
-          <w14:ligatures w14:val="none"/>
         </w:rPr>
         <w:t>“</w:t>
       </w:r>
@@ -5427,8 +5537,6 @@
           <w:rFonts w:ascii="바탕" w:eastAsia="바탕" w:hAnsi="바탕" w:cs="굴림" w:hint="eastAsia"/>
           <w:color w:val="000000"/>
           <w:kern w:val="0"/>
-          <w:szCs w:val="22"/>
-          <w14:ligatures w14:val="none"/>
         </w:rPr>
         <w:t>부지제공자”는</w:t>
       </w:r>
@@ -5438,69 +5546,15 @@
           <w:rFonts w:ascii="바탕" w:eastAsia="바탕" w:hAnsi="바탕" w:cs="굴림" w:hint="eastAsia"/>
           <w:color w:val="000000"/>
           <w:kern w:val="0"/>
-          <w:szCs w:val="22"/>
-          <w14:ligatures w14:val="none"/>
-        </w:rPr>
-        <w:t xml:space="preserve"> 충전시설 시운전 완료 후 14일 내 정상 운영이 가능하도록 필요한 모든 조치를 취하여야 한다</w:t>
-      </w:r>
-      <w:r>
-        <w:rPr>
-          <w:rFonts w:ascii="바탕" w:eastAsia="바탕" w:hAnsi="바탕" w:cs="굴림" w:hint="eastAsia"/>
-          <w:color w:val="000000"/>
-          <w:kern w:val="0"/>
-          <w:szCs w:val="22"/>
-          <w14:ligatures w14:val="none"/>
-        </w:rPr>
-        <w:t>.</w:t>
+        </w:rPr>
+        <w:t xml:space="preserve"> 충전시설 시운전 완료일(시운전 확인서 날인일)로부터 14일 내 정상 운영이 가능하도록 필요한 모든 조치를 취하여야 한다. </w:t>
       </w:r>
     </w:p>
     <w:p>
       <w:pPr>
-        <w:spacing w:after="0" w:line="384" w:lineRule="auto"/>
-        <w:ind w:left="284"/>
-        <w:jc w:val="both"/>
-        <w:textAlignment w:val="baseline"/>
-        <w:rPr>
-          <w:rFonts w:ascii="바탕" w:eastAsia="바탕" w:hAnsi="바탕" w:cs="굴림"/>
-          <w:color w:val="000000"/>
-          <w:kern w:val="0"/>
-          <w:szCs w:val="22"/>
-          <w14:ligatures w14:val="none"/>
-        </w:rPr>
-      </w:pPr>
-    </w:p>
-    <w:bookmarkEnd w:id="10"/>
-    <w:p>
-      <w:pPr>
-        <w:spacing w:after="0" w:line="384" w:lineRule="auto"/>
-        <w:jc w:val="both"/>
-        <w:textAlignment w:val="baseline"/>
-        <w:rPr>
-          <w:rFonts w:ascii="바탕" w:eastAsia="바탕" w:hAnsi="바탕" w:cs="굴림"/>
-          <w:color w:val="000000"/>
-          <w:kern w:val="0"/>
-          <w:sz w:val="20"/>
-          <w:szCs w:val="20"/>
-          <w14:ligatures w14:val="none"/>
-        </w:rPr>
-      </w:pPr>
-      <w:r>
-        <w:rPr>
-          <w:rFonts w:ascii="바탕" w:eastAsia="바탕" w:hAnsi="바탕" w:cs="굴림" w:hint="eastAsia"/>
-          <w:b/>
-          <w:bCs/>
-          <w:kern w:val="0"/>
-          <w:szCs w:val="22"/>
-          <w14:ligatures w14:val="none"/>
-        </w:rPr>
-        <w:t>제5조(계약 기간 등)</w:t>
-      </w:r>
-    </w:p>
-    <w:p>
-      <w:pPr>
         <w:numPr>
           <w:ilvl w:val="0"/>
-          <w:numId w:val="7"/>
+          <w:numId w:val="5"/>
         </w:numPr>
         <w:spacing w:after="0" w:line="384" w:lineRule="auto"/>
         <w:ind w:left="284" w:hangingChars="129" w:hanging="284"/>
@@ -5510,71 +5564,466 @@
           <w:rFonts w:ascii="바탕" w:eastAsia="바탕" w:hAnsi="바탕" w:cs="굴림"/>
           <w:color w:val="000000"/>
           <w:kern w:val="0"/>
-          <w:szCs w:val="22"/>
-          <w14:ligatures w14:val="none"/>
-        </w:rPr>
-      </w:pPr>
-      <w:bookmarkStart w:id="11" w:name="OLE_LINK22"/>
+        </w:rPr>
+      </w:pPr>
+      <w:r>
+        <w:rPr>
+          <w:rFonts w:ascii="바탕" w:eastAsia="바탕" w:hAnsi="바탕" w:cs="굴림"/>
+          <w:color w:val="000000"/>
+          <w:kern w:val="0"/>
+        </w:rPr>
+        <w:t>“</w:t>
+      </w:r>
       <w:r>
         <w:rPr>
           <w:rFonts w:ascii="바탕" w:eastAsia="바탕" w:hAnsi="바탕" w:cs="굴림" w:hint="eastAsia"/>
           <w:color w:val="000000"/>
           <w:kern w:val="0"/>
-          <w:szCs w:val="22"/>
-          <w14:ligatures w14:val="none"/>
-        </w:rPr>
-        <w:t xml:space="preserve">본 서비스의 계약 기간 만료 30일전까지 어느 일방의 서면해지 통보가 없는 경우에는 1년씩 자동 연장되는 것으로 한다. </w:t>
+        </w:rPr>
+        <w:t>충전사업자</w:t>
+      </w:r>
+      <w:r>
+        <w:rPr>
+          <w:rFonts w:ascii="바탕" w:eastAsia="바탕" w:hAnsi="바탕" w:cs="굴림"/>
+          <w:color w:val="000000"/>
+          <w:kern w:val="0"/>
+        </w:rPr>
+        <w:t>”</w:t>
+      </w:r>
+      <w:r>
+        <w:rPr>
+          <w:rFonts w:ascii="바탕" w:eastAsia="바탕" w:hAnsi="바탕" w:cs="굴림" w:hint="eastAsia"/>
+          <w:color w:val="000000"/>
+          <w:kern w:val="0"/>
+        </w:rPr>
+        <w:t xml:space="preserve">는 시운전 확인서 날인일을 기준으로, </w:t>
+      </w:r>
+      <w:r>
+        <w:rPr>
+          <w:rFonts w:ascii="바탕" w:eastAsia="바탕" w:hAnsi="바탕" w:cs="굴림"/>
+          <w:color w:val="000000"/>
+          <w:kern w:val="0"/>
+        </w:rPr>
+        <w:t>“</w:t>
+      </w:r>
+      <w:r>
+        <w:rPr>
+          <w:rFonts w:ascii="바탕" w:eastAsia="바탕" w:hAnsi="바탕" w:cs="굴림" w:hint="eastAsia"/>
+          <w:color w:val="000000"/>
+          <w:kern w:val="0"/>
+        </w:rPr>
+        <w:t>부지제공자</w:t>
+      </w:r>
+      <w:r>
+        <w:rPr>
+          <w:rFonts w:ascii="바탕" w:eastAsia="바탕" w:hAnsi="바탕" w:cs="굴림"/>
+          <w:color w:val="000000"/>
+          <w:kern w:val="0"/>
+        </w:rPr>
+        <w:t>”</w:t>
+      </w:r>
+      <w:r>
+        <w:rPr>
+          <w:rFonts w:ascii="바탕" w:eastAsia="바탕" w:hAnsi="바탕" w:cs="굴림" w:hint="eastAsia"/>
+          <w:color w:val="000000"/>
+          <w:kern w:val="0"/>
+        </w:rPr>
+        <w:t xml:space="preserve">의 요청이 있는 경우 해당 요청일에 충전시설의 운영을 개시할 수 있다. 다만, 시운전 완료일로부터 15일이 경과한 이후에는, </w:t>
+      </w:r>
+      <w:r>
+        <w:rPr>
+          <w:rFonts w:ascii="바탕" w:eastAsia="바탕" w:hAnsi="바탕" w:cs="굴림"/>
+          <w:color w:val="000000"/>
+          <w:kern w:val="0"/>
+        </w:rPr>
+        <w:t>“</w:t>
+      </w:r>
+      <w:r>
+        <w:rPr>
+          <w:rFonts w:ascii="바탕" w:eastAsia="바탕" w:hAnsi="바탕" w:cs="굴림" w:hint="eastAsia"/>
+          <w:color w:val="000000"/>
+          <w:kern w:val="0"/>
+        </w:rPr>
+        <w:t>부지제공자</w:t>
+      </w:r>
+      <w:r>
+        <w:rPr>
+          <w:rFonts w:ascii="바탕" w:eastAsia="바탕" w:hAnsi="바탕" w:cs="굴림"/>
+          <w:color w:val="000000"/>
+          <w:kern w:val="0"/>
+        </w:rPr>
+        <w:t>”</w:t>
+      </w:r>
+      <w:r>
+        <w:rPr>
+          <w:rFonts w:ascii="바탕" w:eastAsia="바탕" w:hAnsi="바탕" w:cs="굴림" w:hint="eastAsia"/>
+          <w:color w:val="000000"/>
+          <w:kern w:val="0"/>
+        </w:rPr>
+        <w:t xml:space="preserve">의 별도 요청 또는 동의가 없더라도 </w:t>
+      </w:r>
+      <w:r>
+        <w:rPr>
+          <w:rFonts w:ascii="바탕" w:eastAsia="바탕" w:hAnsi="바탕" w:cs="굴림"/>
+          <w:color w:val="000000"/>
+          <w:kern w:val="0"/>
+        </w:rPr>
+        <w:t>“</w:t>
+      </w:r>
+      <w:r>
+        <w:rPr>
+          <w:rFonts w:ascii="바탕" w:eastAsia="바탕" w:hAnsi="바탕" w:cs="굴림" w:hint="eastAsia"/>
+          <w:color w:val="000000"/>
+          <w:kern w:val="0"/>
+        </w:rPr>
+        <w:t>충전사업자</w:t>
+      </w:r>
+      <w:r>
+        <w:rPr>
+          <w:rFonts w:ascii="바탕" w:eastAsia="바탕" w:hAnsi="바탕" w:cs="굴림"/>
+          <w:color w:val="000000"/>
+          <w:kern w:val="0"/>
+        </w:rPr>
+        <w:t>”</w:t>
+      </w:r>
+      <w:r>
+        <w:rPr>
+          <w:rFonts w:ascii="바탕" w:eastAsia="바탕" w:hAnsi="바탕" w:cs="굴림" w:hint="eastAsia"/>
+          <w:color w:val="000000"/>
+          <w:kern w:val="0"/>
+        </w:rPr>
+        <w:t>는 충전시설의 운영을 개시할 수 있다.</w:t>
       </w:r>
     </w:p>
     <w:p>
       <w:pPr>
+        <w:spacing w:line="384" w:lineRule="auto"/>
+        <w:ind w:left="284"/>
+        <w:textAlignment w:val="baseline"/>
+        <w:rPr>
+          <w:rFonts w:ascii="바탕" w:eastAsia="바탕" w:hAnsi="바탕" w:cs="굴림"/>
+          <w:color w:val="000000"/>
+          <w:kern w:val="0"/>
+          <w:sz w:val="6"/>
+          <w:szCs w:val="6"/>
+        </w:rPr>
+      </w:pPr>
+    </w:p>
+    <w:p>
+      <w:pPr>
+        <w:spacing w:line="384" w:lineRule="auto"/>
+        <w:textAlignment w:val="baseline"/>
+        <w:rPr>
+          <w:rFonts w:ascii="바탕" w:eastAsia="바탕" w:hAnsi="바탕" w:cs="굴림"/>
+          <w:color w:val="000000"/>
+          <w:kern w:val="0"/>
+          <w:szCs w:val="20"/>
+        </w:rPr>
+      </w:pPr>
+      <w:bookmarkStart w:id="14" w:name="OLE_LINK32"/>
+      <w:r>
+        <w:rPr>
+          <w:rFonts w:ascii="바탕" w:eastAsia="바탕" w:hAnsi="바탕" w:cs="굴림" w:hint="eastAsia"/>
+          <w:b/>
+          <w:bCs/>
+          <w:kern w:val="0"/>
+        </w:rPr>
+        <w:t>제6조(계약 기간 등)</w:t>
+      </w:r>
+    </w:p>
+    <w:p>
+      <w:pPr>
         <w:numPr>
-          <w:ilvl w:val="6"/>
-          <w:numId w:val="8"/>
+          <w:ilvl w:val="0"/>
+          <w:numId w:val="15"/>
         </w:numPr>
         <w:spacing w:after="0" w:line="384" w:lineRule="auto"/>
-        <w:ind w:left="284" w:hanging="284"/>
+        <w:ind w:left="284" w:hangingChars="129" w:hanging="284"/>
         <w:jc w:val="both"/>
         <w:textAlignment w:val="baseline"/>
         <w:rPr>
           <w:rFonts w:ascii="바탕" w:eastAsia="바탕" w:hAnsi="바탕" w:cs="굴림"/>
           <w:color w:val="000000"/>
           <w:kern w:val="0"/>
-          <w:szCs w:val="22"/>
-          <w14:ligatures w14:val="none"/>
-        </w:rPr>
-      </w:pPr>
-      <w:bookmarkStart w:id="12" w:name="OLE_LINK23"/>
-      <w:bookmarkStart w:id="13" w:name="OLE_LINK6"/>
+        </w:rPr>
+      </w:pPr>
       <w:r>
         <w:rPr>
           <w:rFonts w:ascii="바탕" w:eastAsia="바탕" w:hAnsi="바탕" w:cs="굴림" w:hint="eastAsia"/>
           <w:color w:val="000000"/>
           <w:kern w:val="0"/>
-          <w:szCs w:val="22"/>
-          <w14:ligatures w14:val="none"/>
+        </w:rPr>
+        <w:t xml:space="preserve"> 본 서비스의 계약 기간 만료 30일전까지 어느 일방의 </w:t>
+      </w:r>
+      <w:r>
+        <w:rPr>
+          <w:rFonts w:ascii="바탕" w:eastAsia="바탕" w:hAnsi="바탕" w:cs="굴림" w:hint="eastAsia"/>
+          <w:color w:val="000000"/>
+          <w:kern w:val="0"/>
+        </w:rPr>
+        <w:t>서면</w:t>
+      </w:r>
+      <w:r>
+        <w:rPr>
+          <w:rFonts w:ascii="바탕" w:eastAsia="바탕" w:hAnsi="바탕" w:cs="굴림" w:hint="eastAsia"/>
+          <w:color w:val="000000"/>
+          <w:kern w:val="0"/>
+        </w:rPr>
+        <w:t xml:space="preserve">해지 통보가 없는 경우에는 1년씩 자동 연장되는 것으로 한다. </w:t>
+      </w:r>
+    </w:p>
+    <w:p>
+      <w:pPr>
+        <w:numPr>
+          <w:ilvl w:val="0"/>
+          <w:numId w:val="15"/>
+        </w:numPr>
+        <w:spacing w:after="0" w:line="384" w:lineRule="auto"/>
+        <w:ind w:left="284" w:hangingChars="129" w:hanging="284"/>
+        <w:jc w:val="both"/>
+        <w:textAlignment w:val="baseline"/>
+        <w:rPr>
+          <w:rFonts w:ascii="바탕" w:eastAsia="바탕" w:hAnsi="바탕" w:cs="굴림"/>
+          <w:color w:val="000000"/>
+          <w:kern w:val="0"/>
+        </w:rPr>
+      </w:pPr>
+      <w:bookmarkStart w:id="15" w:name="OLE_LINK6"/>
+      <w:r>
+        <w:rPr>
+          <w:rFonts w:ascii="바탕" w:eastAsia="바탕" w:hAnsi="바탕" w:cs="굴림"/>
+          <w:color w:val="000000"/>
+          <w:kern w:val="0"/>
         </w:rPr>
         <w:t>“</w:t>
       </w:r>
+      <w:r>
+        <w:rPr>
+          <w:rFonts w:ascii="바탕" w:eastAsia="바탕" w:hAnsi="바탕" w:cs="굴림" w:hint="eastAsia"/>
+          <w:color w:val="000000"/>
+          <w:kern w:val="0"/>
+        </w:rPr>
+        <w:t>충전사업자</w:t>
+      </w:r>
+      <w:r>
+        <w:rPr>
+          <w:rFonts w:ascii="바탕" w:eastAsia="바탕" w:hAnsi="바탕" w:cs="굴림"/>
+          <w:color w:val="000000"/>
+          <w:kern w:val="0"/>
+        </w:rPr>
+        <w:t>”</w:t>
+      </w:r>
+      <w:r>
+        <w:rPr>
+          <w:rFonts w:ascii="바탕" w:eastAsia="바탕" w:hAnsi="바탕" w:cs="굴림" w:hint="eastAsia"/>
+          <w:color w:val="000000"/>
+          <w:kern w:val="0"/>
+        </w:rPr>
+        <w:t>가</w:t>
+      </w:r>
+      <w:r>
+        <w:rPr>
+          <w:rFonts w:ascii="바탕" w:eastAsia="바탕" w:hAnsi="바탕" w:cs="굴림"/>
+          <w:color w:val="000000"/>
+          <w:kern w:val="0"/>
+        </w:rPr>
+        <w:t xml:space="preserve"> 환경공단(기후에너지환경부 산하 소속기관)</w:t>
+      </w:r>
       <w:proofErr w:type="spellStart"/>
       <w:r>
         <w:rPr>
+          <w:rFonts w:ascii="바탕" w:eastAsia="바탕" w:hAnsi="바탕" w:cs="굴림"/>
+          <w:color w:val="000000"/>
+          <w:kern w:val="0"/>
+        </w:rPr>
+        <w:t>에</w:t>
+      </w:r>
+      <w:proofErr w:type="spellEnd"/>
+      <w:r>
+        <w:rPr>
+          <w:rFonts w:ascii="바탕" w:eastAsia="바탕" w:hAnsi="바탕" w:cs="굴림"/>
+          <w:color w:val="000000"/>
+          <w:kern w:val="0"/>
+        </w:rPr>
+        <w:t xml:space="preserve"> 충전소 설치와 관련하여 보조금을 신청하였으나, </w:t>
+      </w:r>
+      <w:r>
+        <w:rPr>
           <w:rFonts w:ascii="바탕" w:eastAsia="바탕" w:hAnsi="바탕" w:cs="굴림" w:hint="eastAsia"/>
           <w:color w:val="000000"/>
           <w:kern w:val="0"/>
-          <w:szCs w:val="22"/>
-          <w14:ligatures w14:val="none"/>
+        </w:rPr>
+        <w:t xml:space="preserve">환경공단의 직권으로 (예산 마감, 보조금 미대상 </w:t>
+      </w:r>
+      <w:proofErr w:type="spellStart"/>
+      <w:r>
+        <w:rPr>
+          <w:rFonts w:ascii="바탕" w:eastAsia="바탕" w:hAnsi="바탕" w:cs="굴림" w:hint="eastAsia"/>
+          <w:color w:val="000000"/>
+          <w:kern w:val="0"/>
+        </w:rPr>
+        <w:t>토지∙건축물</w:t>
+      </w:r>
+      <w:proofErr w:type="spellEnd"/>
+      <w:r>
+        <w:rPr>
+          <w:rFonts w:ascii="바탕" w:eastAsia="바탕" w:hAnsi="바탕" w:cs="굴림" w:hint="eastAsia"/>
+          <w:color w:val="000000"/>
+          <w:kern w:val="0"/>
+        </w:rPr>
+        <w:t>, 기타 사유 등)</w:t>
+      </w:r>
+      <w:r>
+        <w:rPr>
+          <w:rFonts w:ascii="바탕" w:eastAsia="바탕" w:hAnsi="바탕" w:cs="굴림"/>
+          <w:color w:val="000000"/>
+          <w:kern w:val="0"/>
+        </w:rPr>
+        <w:t>해당 충전소가 보조금 지원 대상에서 탈락(</w:t>
+      </w:r>
+      <w:proofErr w:type="spellStart"/>
+      <w:r>
+        <w:rPr>
+          <w:rFonts w:ascii="바탕" w:eastAsia="바탕" w:hAnsi="바탕" w:cs="굴림"/>
+          <w:color w:val="000000"/>
+          <w:kern w:val="0"/>
+        </w:rPr>
+        <w:t>미선정</w:t>
+      </w:r>
+      <w:proofErr w:type="spellEnd"/>
+      <w:r>
+        <w:rPr>
+          <w:rFonts w:ascii="바탕" w:eastAsia="바탕" w:hAnsi="바탕" w:cs="굴림"/>
+          <w:color w:val="000000"/>
+          <w:kern w:val="0"/>
+        </w:rPr>
+        <w:t>)된 경우, "충전사업자"는 별도의 책임 없이 본 계약의 전부 또는 일부를 해제 또는 해지할 수 있다</w:t>
+      </w:r>
+      <w:bookmarkEnd w:id="15"/>
+      <w:r>
+        <w:rPr>
+          <w:rFonts w:ascii="바탕" w:eastAsia="바탕" w:hAnsi="바탕" w:cs="굴림"/>
+          <w:color w:val="000000"/>
+          <w:kern w:val="0"/>
+        </w:rPr>
+        <w:t>.</w:t>
+      </w:r>
+      <w:r>
+        <w:rPr>
+          <w:rFonts w:ascii="바탕" w:eastAsia="바탕" w:hAnsi="바탕" w:cs="굴림" w:hint="eastAsia"/>
+          <w:color w:val="000000"/>
+          <w:kern w:val="0"/>
+        </w:rPr>
+        <w:t xml:space="preserve"> </w:t>
+      </w:r>
+      <w:bookmarkStart w:id="16" w:name="OLE_LINK7"/>
+      <w:r>
+        <w:rPr>
+          <w:rFonts w:ascii="바탕" w:eastAsia="바탕" w:hAnsi="바탕" w:cs="굴림" w:hint="eastAsia"/>
+          <w:color w:val="000000"/>
+          <w:kern w:val="0"/>
+        </w:rPr>
+        <w:t>이</w:t>
+      </w:r>
+      <w:r>
+        <w:rPr>
+          <w:rFonts w:ascii="바탕" w:eastAsia="바탕" w:hAnsi="바탕" w:cs="굴림"/>
+          <w:color w:val="000000"/>
+          <w:kern w:val="0"/>
+        </w:rPr>
+        <w:t xml:space="preserve"> 경우 "충전사업자"와 "부지제공자"는 본 계약의 해제 또는 해지와 관련하여 상호 간 원상회복 청구, 손해배상 청구 기타 일체의 민·형사상 책임을 묻지 아니한다.</w:t>
+      </w:r>
+      <w:r>
+        <w:rPr>
+          <w:rFonts w:ascii="바탕" w:eastAsia="바탕" w:hAnsi="바탕" w:cs="굴림"/>
+          <w:color w:val="000000"/>
+          <w:kern w:val="0"/>
+        </w:rPr>
+        <w:t xml:space="preserve"> </w:t>
+      </w:r>
+      <w:r>
+        <w:rPr>
+          <w:rFonts w:ascii="바탕" w:eastAsia="바탕" w:hAnsi="바탕" w:cs="굴림"/>
+          <w:color w:val="000000"/>
+          <w:kern w:val="0"/>
+        </w:rPr>
+        <w:t>다만, “충전사업자”와 “부지제공자”는 상호 협의에 따라 본 사업을 차년도 사업으로 이관하여 추진할 수 있다.</w:t>
+      </w:r>
+    </w:p>
+    <w:p>
+      <w:pPr>
+        <w:numPr>
+          <w:ilvl w:val="0"/>
+          <w:numId w:val="15"/>
+        </w:numPr>
+        <w:spacing w:after="0" w:line="384" w:lineRule="auto"/>
+        <w:ind w:left="284" w:hangingChars="129" w:hanging="284"/>
+        <w:jc w:val="both"/>
+        <w:textAlignment w:val="baseline"/>
+        <w:rPr>
+          <w:rFonts w:ascii="바탕" w:eastAsia="바탕" w:hAnsi="바탕" w:cs="굴림"/>
+          <w:color w:val="000000"/>
+          <w:kern w:val="0"/>
+        </w:rPr>
+      </w:pPr>
+      <w:bookmarkStart w:id="17" w:name="OLE_LINK5"/>
+      <w:bookmarkEnd w:id="14"/>
+      <w:bookmarkEnd w:id="16"/>
+      <w:r>
+        <w:rPr>
+          <w:rFonts w:ascii="바탕" w:eastAsia="바탕" w:hAnsi="바탕" w:cs="굴림" w:hint="eastAsia"/>
+          <w:color w:val="000000"/>
+          <w:kern w:val="0"/>
+        </w:rPr>
+        <w:t>“</w:t>
+      </w:r>
+      <w:proofErr w:type="spellStart"/>
+      <w:r>
+        <w:rPr>
+          <w:rFonts w:ascii="바탕" w:eastAsia="바탕" w:hAnsi="바탕" w:cs="굴림" w:hint="eastAsia"/>
+          <w:color w:val="000000"/>
+          <w:kern w:val="0"/>
         </w:rPr>
         <w:t>부지제공자”의</w:t>
       </w:r>
       <w:proofErr w:type="spellEnd"/>
       <w:r>
         <w:rPr>
+          <w:rFonts w:ascii="바탕" w:eastAsia="바탕" w:hAnsi="바탕" w:cs="굴림"/>
+          <w:color w:val="000000"/>
+          <w:kern w:val="0"/>
+        </w:rPr>
+        <w:t xml:space="preserve"> 귀책 사유</w:t>
+      </w:r>
+      <w:r>
+        <w:rPr>
           <w:rFonts w:ascii="바탕" w:eastAsia="바탕" w:hAnsi="바탕" w:cs="굴림" w:hint="eastAsia"/>
           <w:color w:val="000000"/>
           <w:kern w:val="0"/>
-          <w:szCs w:val="22"/>
-          <w14:ligatures w14:val="none"/>
+        </w:rPr>
+        <w:t>(단순 변심 포함)</w:t>
+      </w:r>
+      <w:r>
+        <w:rPr>
+          <w:rFonts w:ascii="바탕" w:eastAsia="바탕" w:hAnsi="바탕" w:cs="굴림"/>
+          <w:color w:val="000000"/>
+          <w:kern w:val="0"/>
+        </w:rPr>
+        <w:t>로 계약 기간 만료 이전 계약해지나 철거(부지/건물 매각에 따른 신규 매수인이 본 계약을 승계하지 않을 경우를 포함) 또는 충전기 설치 이전에 계약해지가 이루어지는 경</w:t>
+      </w:r>
+      <w:r>
+        <w:rPr>
+          <w:rFonts w:ascii="바탕" w:eastAsia="바탕" w:hAnsi="바탕" w:cs="굴림" w:hint="eastAsia"/>
+          <w:color w:val="000000"/>
+          <w:kern w:val="0"/>
+        </w:rPr>
+        <w:t>우,</w:t>
+      </w:r>
+      <w:r>
+        <w:rPr>
+          <w:rFonts w:ascii="바탕" w:eastAsia="바탕" w:hAnsi="바탕" w:cs="굴림"/>
+          <w:color w:val="000000"/>
+          <w:kern w:val="0"/>
         </w:rPr>
         <w:t xml:space="preserve"> </w:t>
       </w:r>
@@ -5583,222 +6032,195 @@
           <w:rFonts w:ascii="바탕" w:eastAsia="바탕" w:hAnsi="바탕" w:cs="굴림" w:hint="eastAsia"/>
           <w:color w:val="000000"/>
           <w:kern w:val="0"/>
-          <w:szCs w:val="22"/>
-          <w14:ligatures w14:val="none"/>
-        </w:rPr>
-        <w:t xml:space="preserve">귀책 </w:t>
-      </w:r>
+        </w:rPr>
+        <w:t>“</w:t>
+      </w:r>
+      <w:proofErr w:type="spellStart"/>
       <w:r>
         <w:rPr>
           <w:rFonts w:ascii="바탕" w:eastAsia="바탕" w:hAnsi="바탕" w:cs="굴림" w:hint="eastAsia"/>
           <w:color w:val="000000"/>
           <w:kern w:val="0"/>
-          <w:szCs w:val="22"/>
-          <w14:ligatures w14:val="none"/>
-        </w:rPr>
-        <w:t xml:space="preserve">사유로 계약 기간 만료 </w:t>
-      </w:r>
+        </w:rPr>
+        <w:t>부지제공자”는</w:t>
+      </w:r>
+      <w:proofErr w:type="spellEnd"/>
+      <w:r>
+        <w:rPr>
+          <w:rFonts w:ascii="바탕" w:eastAsia="바탕" w:hAnsi="바탕" w:cs="굴림"/>
+          <w:color w:val="000000"/>
+          <w:kern w:val="0"/>
+        </w:rPr>
+        <w:t xml:space="preserve"> “</w:t>
+      </w:r>
+      <w:proofErr w:type="spellStart"/>
       <w:r>
         <w:rPr>
           <w:rFonts w:ascii="바탕" w:eastAsia="바탕" w:hAnsi="바탕" w:cs="굴림" w:hint="eastAsia"/>
           <w:color w:val="000000"/>
           <w:kern w:val="0"/>
-          <w:szCs w:val="22"/>
-          <w14:ligatures w14:val="none"/>
-        </w:rPr>
-        <w:t>이</w:t>
+        </w:rPr>
+        <w:t>충전사업자”가</w:t>
+      </w:r>
+      <w:proofErr w:type="spellEnd"/>
+      <w:r>
+        <w:rPr>
+          <w:rFonts w:ascii="바탕" w:eastAsia="바탕" w:hAnsi="바탕" w:cs="굴림"/>
+          <w:color w:val="000000"/>
+          <w:kern w:val="0"/>
+        </w:rPr>
+        <w:t xml:space="preserve"> 전기자동차 충전</w:t>
       </w:r>
       <w:r>
         <w:rPr>
           <w:rFonts w:ascii="바탕" w:eastAsia="바탕" w:hAnsi="바탕" w:cs="굴림" w:hint="eastAsia"/>
           <w:color w:val="000000"/>
           <w:kern w:val="0"/>
-          <w:szCs w:val="22"/>
-          <w14:ligatures w14:val="none"/>
-        </w:rPr>
-        <w:t>전</w:t>
+        </w:rPr>
+        <w:t>인프라</w:t>
+      </w:r>
+      <w:r>
+        <w:rPr>
+          <w:rFonts w:ascii="바탕" w:eastAsia="바탕" w:hAnsi="바탕" w:cs="굴림"/>
+          <w:color w:val="000000"/>
+          <w:kern w:val="0"/>
+        </w:rPr>
+        <w:t xml:space="preserve"> 구축에 소요된 모든 </w:t>
+      </w:r>
+      <w:r>
+        <w:rPr>
+          <w:rFonts w:ascii="바탕" w:eastAsia="바탕" w:hAnsi="바탕" w:cs="굴림"/>
+          <w:color w:val="000000"/>
+          <w:kern w:val="0"/>
+        </w:rPr>
+        <w:lastRenderedPageBreak/>
+        <w:t>비용</w:t>
       </w:r>
       <w:r>
         <w:rPr>
           <w:rFonts w:ascii="바탕" w:eastAsia="바탕" w:hAnsi="바탕" w:cs="굴림" w:hint="eastAsia"/>
           <w:color w:val="000000"/>
           <w:kern w:val="0"/>
-          <w:szCs w:val="22"/>
-          <w14:ligatures w14:val="none"/>
-        </w:rPr>
-        <w:t xml:space="preserve"> 계약해지나 철거</w:t>
+        </w:rPr>
+        <w:t xml:space="preserve"> </w:t>
+      </w:r>
+      <w:r>
+        <w:rPr>
+          <w:rFonts w:ascii="바탕" w:eastAsia="바탕" w:hAnsi="바탕" w:cs="굴림"/>
+          <w:color w:val="000000"/>
+          <w:kern w:val="0"/>
+        </w:rPr>
+        <w:t>(</w:t>
       </w:r>
       <w:r>
         <w:rPr>
           <w:rFonts w:ascii="바탕" w:eastAsia="바탕" w:hAnsi="바탕" w:cs="굴림" w:hint="eastAsia"/>
           <w:color w:val="000000"/>
           <w:kern w:val="0"/>
-          <w:szCs w:val="22"/>
-          <w14:ligatures w14:val="none"/>
-        </w:rPr>
-        <w:t>(부지/건물 매각에 따른 신규 매수인이 본 계약을 승계하지 않을 경우를 포함)</w:t>
+        </w:rPr>
+        <w:t>직접비, 기타 간접비</w:t>
+      </w:r>
+      <w:r>
+        <w:rPr>
+          <w:rFonts w:ascii="바탕" w:eastAsia="바탕" w:hAnsi="바탕" w:cs="굴림"/>
+          <w:color w:val="000000"/>
+          <w:kern w:val="0"/>
+        </w:rPr>
+        <w:t xml:space="preserve"> 등</w:t>
       </w:r>
       <w:r>
         <w:rPr>
           <w:rFonts w:ascii="바탕" w:eastAsia="바탕" w:hAnsi="바탕" w:cs="굴림" w:hint="eastAsia"/>
           <w:color w:val="000000"/>
           <w:kern w:val="0"/>
-          <w:szCs w:val="22"/>
-          <w14:ligatures w14:val="none"/>
-        </w:rPr>
-        <w:t xml:space="preserve"> </w:t>
+        </w:rPr>
+        <w:t>,</w:t>
+      </w:r>
+      <w:r>
+        <w:rPr>
+          <w:rFonts w:ascii="바탕" w:eastAsia="바탕" w:hAnsi="바탕" w:cs="굴림"/>
+          <w:color w:val="000000"/>
+          <w:kern w:val="0"/>
+        </w:rPr>
+        <w:t xml:space="preserve"> 비용 일체)</w:t>
       </w:r>
       <w:r>
         <w:rPr>
           <w:rFonts w:ascii="바탕" w:eastAsia="바탕" w:hAnsi="바탕" w:cs="굴림" w:hint="eastAsia"/>
           <w:color w:val="000000"/>
           <w:kern w:val="0"/>
-          <w:szCs w:val="22"/>
-          <w14:ligatures w14:val="none"/>
-        </w:rPr>
-        <w:t>또는</w:t>
-      </w:r>
+        </w:rPr>
+        <w:t>을</w:t>
+      </w:r>
+      <w:r>
+        <w:rPr>
+          <w:rFonts w:ascii="바탕" w:eastAsia="바탕" w:hAnsi="바탕" w:cs="굴림"/>
+          <w:color w:val="000000"/>
+          <w:kern w:val="0"/>
+        </w:rPr>
+        <w:t xml:space="preserve"> 아래의 상환율로 “</w:t>
+      </w:r>
+      <w:proofErr w:type="spellStart"/>
       <w:r>
         <w:rPr>
           <w:rFonts w:ascii="바탕" w:eastAsia="바탕" w:hAnsi="바탕" w:cs="굴림" w:hint="eastAsia"/>
           <w:color w:val="000000"/>
           <w:kern w:val="0"/>
-          <w:szCs w:val="22"/>
-          <w14:ligatures w14:val="none"/>
-        </w:rPr>
-        <w:t xml:space="preserve"> 충전기 설치 이전에 계약해지</w:t>
-      </w:r>
+        </w:rPr>
+        <w:t>충전사업자”에</w:t>
+      </w:r>
+      <w:proofErr w:type="spellEnd"/>
+      <w:r>
+        <w:rPr>
+          <w:rFonts w:ascii="바탕" w:eastAsia="바탕" w:hAnsi="바탕" w:cs="굴림"/>
+          <w:color w:val="000000"/>
+          <w:kern w:val="0"/>
+        </w:rPr>
+        <w:t xml:space="preserve"> 상환한다.</w:t>
+      </w:r>
+    </w:p>
+    <w:p>
+      <w:pPr>
+        <w:spacing w:line="384" w:lineRule="auto"/>
+        <w:textAlignment w:val="baseline"/>
+        <w:rPr>
+          <w:rFonts w:ascii="바탕" w:eastAsia="바탕" w:hAnsi="바탕" w:cs="굴림"/>
+          <w:color w:val="000000"/>
+          <w:kern w:val="0"/>
+          <w:sz w:val="6"/>
+          <w:szCs w:val="6"/>
+        </w:rPr>
+      </w:pPr>
+    </w:p>
+    <w:p>
+      <w:pPr>
+        <w:spacing w:line="384" w:lineRule="auto"/>
+        <w:textAlignment w:val="baseline"/>
+        <w:rPr>
+          <w:rFonts w:ascii="바탕" w:eastAsia="바탕" w:hAnsi="바탕" w:cs="굴림"/>
+          <w:color w:val="000000"/>
+          <w:kern w:val="0"/>
+          <w:sz w:val="18"/>
+          <w:szCs w:val="18"/>
+        </w:rPr>
+      </w:pPr>
+      <w:bookmarkStart w:id="18" w:name="OLE_LINK15"/>
       <w:r>
         <w:rPr>
           <w:rFonts w:ascii="바탕" w:eastAsia="바탕" w:hAnsi="바탕" w:cs="굴림" w:hint="eastAsia"/>
           <w:color w:val="000000"/>
           <w:kern w:val="0"/>
-          <w:szCs w:val="22"/>
-          <w14:ligatures w14:val="none"/>
-        </w:rPr>
-        <w:t>가</w:t>
-      </w:r>
-      <w:r>
-        <w:rPr>
-          <w:rFonts w:ascii="바탕" w:eastAsia="바탕" w:hAnsi="바탕" w:cs="굴림" w:hint="eastAsia"/>
-          <w:color w:val="000000"/>
-          <w:kern w:val="0"/>
-          <w:szCs w:val="22"/>
-          <w14:ligatures w14:val="none"/>
-        </w:rPr>
-        <w:t xml:space="preserve"> 이루어지는 경우, “</w:t>
-      </w:r>
-      <w:proofErr w:type="spellStart"/>
-      <w:r>
-        <w:rPr>
-          <w:rFonts w:ascii="바탕" w:eastAsia="바탕" w:hAnsi="바탕" w:cs="굴림" w:hint="eastAsia"/>
-          <w:color w:val="000000"/>
-          <w:kern w:val="0"/>
-          <w:szCs w:val="22"/>
-          <w14:ligatures w14:val="none"/>
-        </w:rPr>
-        <w:t>부지제공자”는</w:t>
-      </w:r>
-      <w:proofErr w:type="spellEnd"/>
-      <w:r>
-        <w:rPr>
-          <w:rFonts w:ascii="바탕" w:eastAsia="바탕" w:hAnsi="바탕" w:cs="굴림" w:hint="eastAsia"/>
-          <w:color w:val="000000"/>
-          <w:kern w:val="0"/>
-          <w:szCs w:val="22"/>
-          <w14:ligatures w14:val="none"/>
-        </w:rPr>
-        <w:t xml:space="preserve"> </w:t>
-      </w:r>
-      <w:r>
-        <w:rPr>
-          <w:rFonts w:ascii="바탕" w:eastAsia="바탕" w:hAnsi="바탕" w:cs="굴림"/>
-          <w:color w:val="000000"/>
-          <w:kern w:val="0"/>
-          <w:szCs w:val="22"/>
-          <w14:ligatures w14:val="none"/>
-        </w:rPr>
-        <w:t>“</w:t>
-      </w:r>
-      <w:r>
-        <w:rPr>
-          <w:rFonts w:ascii="바탕" w:eastAsia="바탕" w:hAnsi="바탕" w:cs="굴림" w:hint="eastAsia"/>
-          <w:color w:val="000000"/>
-          <w:kern w:val="0"/>
-          <w:szCs w:val="22"/>
-          <w14:ligatures w14:val="none"/>
-        </w:rPr>
-        <w:t>충전사업자</w:t>
-      </w:r>
-      <w:r>
-        <w:rPr>
-          <w:rFonts w:ascii="바탕" w:eastAsia="바탕" w:hAnsi="바탕" w:cs="굴림"/>
-          <w:color w:val="000000"/>
-          <w:kern w:val="0"/>
-          <w:szCs w:val="22"/>
-          <w14:ligatures w14:val="none"/>
-        </w:rPr>
-        <w:t>”</w:t>
-      </w:r>
-      <w:r>
-        <w:rPr>
-          <w:rFonts w:ascii="바탕" w:eastAsia="바탕" w:hAnsi="바탕" w:cs="굴림" w:hint="eastAsia"/>
-          <w:color w:val="000000"/>
-          <w:kern w:val="0"/>
-          <w:szCs w:val="22"/>
-          <w14:ligatures w14:val="none"/>
-        </w:rPr>
-        <w:t xml:space="preserve">가 </w:t>
-      </w:r>
-      <w:r>
-        <w:rPr>
-          <w:rFonts w:ascii="바탕" w:eastAsia="바탕" w:hAnsi="바탕" w:cs="굴림" w:hint="eastAsia"/>
-          <w:color w:val="000000"/>
-          <w:kern w:val="0"/>
-          <w:szCs w:val="22"/>
-          <w14:ligatures w14:val="none"/>
-        </w:rPr>
-        <w:t>전기자동차 충전시설 구축에 소요된 모든 비용을 아래의 상환율로 “</w:t>
-      </w:r>
-      <w:proofErr w:type="spellStart"/>
-      <w:r>
-        <w:rPr>
-          <w:rFonts w:ascii="바탕" w:eastAsia="바탕" w:hAnsi="바탕" w:cs="굴림" w:hint="eastAsia"/>
-          <w:color w:val="000000"/>
-          <w:kern w:val="0"/>
-          <w:szCs w:val="22"/>
-          <w14:ligatures w14:val="none"/>
-        </w:rPr>
-        <w:t>충전사업자”에</w:t>
-      </w:r>
-      <w:proofErr w:type="spellEnd"/>
-      <w:r>
-        <w:rPr>
-          <w:rFonts w:ascii="바탕" w:eastAsia="바탕" w:hAnsi="바탕" w:cs="굴림" w:hint="eastAsia"/>
-          <w:color w:val="000000"/>
-          <w:kern w:val="0"/>
-          <w:szCs w:val="22"/>
-          <w14:ligatures w14:val="none"/>
-        </w:rPr>
-        <w:t xml:space="preserve"> 상환한다</w:t>
-      </w:r>
-      <w:bookmarkEnd w:id="12"/>
-      <w:r>
-        <w:rPr>
-          <w:rFonts w:ascii="바탕" w:eastAsia="바탕" w:hAnsi="바탕" w:cs="굴림" w:hint="eastAsia"/>
-          <w:color w:val="000000"/>
-          <w:kern w:val="0"/>
-          <w:szCs w:val="22"/>
-          <w14:ligatures w14:val="none"/>
-        </w:rPr>
-        <w:t>.</w:t>
+          <w:sz w:val="18"/>
+          <w:szCs w:val="18"/>
+        </w:rPr>
+        <w:t>[계약기간: 10년 기준]</w:t>
       </w:r>
     </w:p>
     <w:tbl>
       <w:tblPr>
         <w:tblStyle w:val="aa"/>
         <w:tblW w:w="0" w:type="auto"/>
-        <w:tblInd w:w="-5" w:type="dxa"/>
+        <w:tblInd w:w="0" w:type="dxa"/>
         <w:tblLook w:val="04A0" w:firstRow="1" w:lastRow="0" w:firstColumn="1" w:lastColumn="0" w:noHBand="0" w:noVBand="1"/>
       </w:tblPr>
       <w:tblGrid>
@@ -5811,8 +6233,8 @@
         <w:gridCol w:w="820"/>
         <w:gridCol w:w="820"/>
         <w:gridCol w:w="820"/>
-        <w:gridCol w:w="820"/>
-        <w:gridCol w:w="820"/>
+        <w:gridCol w:w="841"/>
+        <w:gridCol w:w="799"/>
       </w:tblGrid>
       <w:tr>
         <w:tc>
@@ -5827,22 +6249,29 @@
             <w:vAlign w:val="center"/>
             <w:hideMark/>
           </w:tcPr>
-          <w:bookmarkEnd w:id="13"/>
-          <w:p>
-            <w:pPr>
+          <w:p>
+            <w:pPr>
+              <w:pStyle w:val="a6"/>
               <w:spacing w:line="384" w:lineRule="auto"/>
+              <w:ind w:left="0"/>
               <w:jc w:val="center"/>
               <w:textAlignment w:val="baseline"/>
               <w:rPr>
                 <w:rFonts w:ascii="바탕" w:eastAsia="바탕" w:hAnsi="바탕" w:cs="굴림"/>
                 <w:color w:val="000000"/>
-              </w:rPr>
-            </w:pPr>
+                <w:sz w:val="18"/>
+                <w:szCs w:val="18"/>
+              </w:rPr>
+            </w:pPr>
+            <w:bookmarkStart w:id="19" w:name="_Hlk229128127"/>
+            <w:bookmarkEnd w:id="17"/>
+            <w:bookmarkEnd w:id="18"/>
             <w:r>
               <w:rPr>
                 <w:rFonts w:ascii="바탕" w:eastAsia="바탕" w:hAnsi="바탕" w:cs="굴림" w:hint="eastAsia"/>
                 <w:color w:val="000000"/>
-                <w:szCs w:val="22"/>
+                <w:sz w:val="18"/>
+                <w:szCs w:val="18"/>
               </w:rPr>
               <w:t>연수</w:t>
             </w:r>
@@ -5862,20 +6291,24 @@
           </w:tcPr>
           <w:p>
             <w:pPr>
+              <w:pStyle w:val="a6"/>
               <w:spacing w:line="384" w:lineRule="auto"/>
+              <w:ind w:left="0"/>
               <w:jc w:val="center"/>
               <w:textAlignment w:val="baseline"/>
               <w:rPr>
                 <w:rFonts w:ascii="바탕" w:eastAsia="바탕" w:hAnsi="바탕" w:cs="굴림"/>
                 <w:color w:val="000000"/>
-                <w:szCs w:val="22"/>
+                <w:sz w:val="18"/>
+                <w:szCs w:val="18"/>
               </w:rPr>
             </w:pPr>
             <w:r>
               <w:rPr>
                 <w:rFonts w:ascii="바탕" w:eastAsia="바탕" w:hAnsi="바탕" w:cs="굴림" w:hint="eastAsia"/>
                 <w:color w:val="000000"/>
-                <w:szCs w:val="22"/>
+                <w:sz w:val="18"/>
+                <w:szCs w:val="18"/>
               </w:rPr>
               <w:t>1년차</w:t>
             </w:r>
@@ -5895,20 +6328,24 @@
           </w:tcPr>
           <w:p>
             <w:pPr>
+              <w:pStyle w:val="a6"/>
               <w:spacing w:line="384" w:lineRule="auto"/>
+              <w:ind w:left="0"/>
               <w:jc w:val="center"/>
               <w:textAlignment w:val="baseline"/>
               <w:rPr>
                 <w:rFonts w:ascii="바탕" w:eastAsia="바탕" w:hAnsi="바탕" w:cs="굴림"/>
                 <w:color w:val="000000"/>
-                <w:szCs w:val="22"/>
+                <w:sz w:val="18"/>
+                <w:szCs w:val="18"/>
               </w:rPr>
             </w:pPr>
             <w:r>
               <w:rPr>
                 <w:rFonts w:ascii="바탕" w:eastAsia="바탕" w:hAnsi="바탕" w:cs="굴림" w:hint="eastAsia"/>
                 <w:color w:val="000000"/>
-                <w:szCs w:val="22"/>
+                <w:sz w:val="18"/>
+                <w:szCs w:val="18"/>
               </w:rPr>
               <w:t>2년차</w:t>
             </w:r>
@@ -5928,20 +6365,24 @@
           </w:tcPr>
           <w:p>
             <w:pPr>
+              <w:pStyle w:val="a6"/>
               <w:spacing w:line="384" w:lineRule="auto"/>
+              <w:ind w:left="0"/>
               <w:jc w:val="center"/>
               <w:textAlignment w:val="baseline"/>
               <w:rPr>
                 <w:rFonts w:ascii="바탕" w:eastAsia="바탕" w:hAnsi="바탕" w:cs="굴림"/>
                 <w:color w:val="000000"/>
-                <w:szCs w:val="22"/>
+                <w:sz w:val="18"/>
+                <w:szCs w:val="18"/>
               </w:rPr>
             </w:pPr>
             <w:r>
               <w:rPr>
                 <w:rFonts w:ascii="바탕" w:eastAsia="바탕" w:hAnsi="바탕" w:cs="굴림" w:hint="eastAsia"/>
                 <w:color w:val="000000"/>
-                <w:szCs w:val="22"/>
+                <w:sz w:val="18"/>
+                <w:szCs w:val="18"/>
               </w:rPr>
               <w:t>3년차</w:t>
             </w:r>
@@ -5961,20 +6402,24 @@
           </w:tcPr>
           <w:p>
             <w:pPr>
+              <w:pStyle w:val="a6"/>
               <w:spacing w:line="384" w:lineRule="auto"/>
+              <w:ind w:left="0"/>
               <w:jc w:val="center"/>
               <w:textAlignment w:val="baseline"/>
               <w:rPr>
                 <w:rFonts w:ascii="바탕" w:eastAsia="바탕" w:hAnsi="바탕" w:cs="굴림"/>
                 <w:color w:val="000000"/>
-                <w:szCs w:val="22"/>
+                <w:sz w:val="18"/>
+                <w:szCs w:val="18"/>
               </w:rPr>
             </w:pPr>
             <w:r>
               <w:rPr>
                 <w:rFonts w:ascii="바탕" w:eastAsia="바탕" w:hAnsi="바탕" w:cs="굴림" w:hint="eastAsia"/>
                 <w:color w:val="000000"/>
-                <w:szCs w:val="22"/>
+                <w:sz w:val="18"/>
+                <w:szCs w:val="18"/>
               </w:rPr>
               <w:t>4년차</w:t>
             </w:r>
@@ -5994,20 +6439,24 @@
           </w:tcPr>
           <w:p>
             <w:pPr>
+              <w:pStyle w:val="a6"/>
               <w:spacing w:line="384" w:lineRule="auto"/>
+              <w:ind w:left="0"/>
               <w:jc w:val="center"/>
               <w:textAlignment w:val="baseline"/>
               <w:rPr>
                 <w:rFonts w:ascii="바탕" w:eastAsia="바탕" w:hAnsi="바탕" w:cs="굴림"/>
                 <w:color w:val="000000"/>
-                <w:szCs w:val="22"/>
+                <w:sz w:val="18"/>
+                <w:szCs w:val="18"/>
               </w:rPr>
             </w:pPr>
             <w:r>
               <w:rPr>
                 <w:rFonts w:ascii="바탕" w:eastAsia="바탕" w:hAnsi="바탕" w:cs="굴림" w:hint="eastAsia"/>
                 <w:color w:val="000000"/>
-                <w:szCs w:val="22"/>
+                <w:sz w:val="18"/>
+                <w:szCs w:val="18"/>
               </w:rPr>
               <w:t>5년차</w:t>
             </w:r>
@@ -6027,20 +6476,24 @@
           </w:tcPr>
           <w:p>
             <w:pPr>
+              <w:pStyle w:val="a6"/>
               <w:spacing w:line="384" w:lineRule="auto"/>
+              <w:ind w:left="0"/>
               <w:jc w:val="center"/>
               <w:textAlignment w:val="baseline"/>
               <w:rPr>
                 <w:rFonts w:ascii="바탕" w:eastAsia="바탕" w:hAnsi="바탕" w:cs="굴림"/>
                 <w:color w:val="000000"/>
-                <w:szCs w:val="22"/>
+                <w:sz w:val="18"/>
+                <w:szCs w:val="18"/>
               </w:rPr>
             </w:pPr>
             <w:r>
               <w:rPr>
                 <w:rFonts w:ascii="바탕" w:eastAsia="바탕" w:hAnsi="바탕" w:cs="굴림" w:hint="eastAsia"/>
                 <w:color w:val="000000"/>
-                <w:szCs w:val="22"/>
+                <w:sz w:val="18"/>
+                <w:szCs w:val="18"/>
               </w:rPr>
               <w:t>6년차</w:t>
             </w:r>
@@ -6060,20 +6513,24 @@
           </w:tcPr>
           <w:p>
             <w:pPr>
+              <w:pStyle w:val="a6"/>
               <w:spacing w:line="384" w:lineRule="auto"/>
+              <w:ind w:left="0"/>
               <w:jc w:val="center"/>
               <w:textAlignment w:val="baseline"/>
               <w:rPr>
                 <w:rFonts w:ascii="바탕" w:eastAsia="바탕" w:hAnsi="바탕" w:cs="굴림"/>
                 <w:color w:val="000000"/>
-                <w:szCs w:val="22"/>
+                <w:sz w:val="18"/>
+                <w:szCs w:val="18"/>
               </w:rPr>
             </w:pPr>
             <w:r>
               <w:rPr>
                 <w:rFonts w:ascii="바탕" w:eastAsia="바탕" w:hAnsi="바탕" w:cs="굴림" w:hint="eastAsia"/>
                 <w:color w:val="000000"/>
-                <w:szCs w:val="22"/>
+                <w:sz w:val="18"/>
+                <w:szCs w:val="18"/>
               </w:rPr>
               <w:t>7년차</w:t>
             </w:r>
@@ -6093,22 +6550,244 @@
           </w:tcPr>
           <w:p>
             <w:pPr>
+              <w:pStyle w:val="a6"/>
               <w:spacing w:line="384" w:lineRule="auto"/>
+              <w:ind w:left="0"/>
               <w:jc w:val="center"/>
               <w:textAlignment w:val="baseline"/>
               <w:rPr>
                 <w:rFonts w:ascii="바탕" w:eastAsia="바탕" w:hAnsi="바탕" w:cs="굴림"/>
                 <w:color w:val="000000"/>
-                <w:szCs w:val="22"/>
+                <w:sz w:val="18"/>
+                <w:szCs w:val="18"/>
               </w:rPr>
             </w:pPr>
             <w:r>
               <w:rPr>
                 <w:rFonts w:ascii="바탕" w:eastAsia="바탕" w:hAnsi="바탕" w:cs="굴림" w:hint="eastAsia"/>
                 <w:color w:val="000000"/>
-                <w:szCs w:val="22"/>
+                <w:sz w:val="18"/>
+                <w:szCs w:val="18"/>
               </w:rPr>
               <w:t>8년차</w:t>
+            </w:r>
+          </w:p>
+        </w:tc>
+        <w:tc>
+          <w:tcPr>
+            <w:tcW w:w="841" w:type="dxa"/>
+            <w:tcBorders>
+              <w:top w:val="single" w:sz="4" w:space="0" w:color="auto"/>
+              <w:left w:val="single" w:sz="4" w:space="0" w:color="auto"/>
+              <w:bottom w:val="single" w:sz="4" w:space="0" w:color="auto"/>
+              <w:right w:val="single" w:sz="4" w:space="0" w:color="auto"/>
+            </w:tcBorders>
+            <w:vAlign w:val="center"/>
+            <w:hideMark/>
+          </w:tcPr>
+          <w:p>
+            <w:pPr>
+              <w:pStyle w:val="a6"/>
+              <w:spacing w:line="384" w:lineRule="auto"/>
+              <w:ind w:left="0"/>
+              <w:jc w:val="center"/>
+              <w:textAlignment w:val="baseline"/>
+              <w:rPr>
+                <w:rFonts w:ascii="바탕" w:eastAsia="바탕" w:hAnsi="바탕" w:cs="굴림"/>
+                <w:color w:val="000000"/>
+                <w:sz w:val="18"/>
+                <w:szCs w:val="18"/>
+              </w:rPr>
+            </w:pPr>
+            <w:r>
+              <w:rPr>
+                <w:rFonts w:ascii="바탕" w:eastAsia="바탕" w:hAnsi="바탕" w:cs="굴림" w:hint="eastAsia"/>
+                <w:color w:val="000000"/>
+                <w:sz w:val="18"/>
+                <w:szCs w:val="18"/>
+              </w:rPr>
+              <w:t>9년차</w:t>
+            </w:r>
+          </w:p>
+        </w:tc>
+        <w:tc>
+          <w:tcPr>
+            <w:tcW w:w="799" w:type="dxa"/>
+            <w:tcBorders>
+              <w:top w:val="single" w:sz="4" w:space="0" w:color="auto"/>
+              <w:left w:val="single" w:sz="4" w:space="0" w:color="auto"/>
+              <w:bottom w:val="single" w:sz="4" w:space="0" w:color="auto"/>
+              <w:right w:val="single" w:sz="4" w:space="0" w:color="auto"/>
+            </w:tcBorders>
+            <w:vAlign w:val="center"/>
+            <w:hideMark/>
+          </w:tcPr>
+          <w:p>
+            <w:pPr>
+              <w:pStyle w:val="a6"/>
+              <w:spacing w:line="384" w:lineRule="auto"/>
+              <w:ind w:left="0"/>
+              <w:jc w:val="center"/>
+              <w:textAlignment w:val="baseline"/>
+              <w:rPr>
+                <w:rFonts w:ascii="바탕" w:eastAsia="바탕" w:hAnsi="바탕" w:cs="굴림"/>
+                <w:color w:val="000000"/>
+                <w:sz w:val="18"/>
+                <w:szCs w:val="18"/>
+              </w:rPr>
+            </w:pPr>
+            <w:r>
+              <w:rPr>
+                <w:rFonts w:ascii="바탕" w:eastAsia="바탕" w:hAnsi="바탕" w:cs="굴림" w:hint="eastAsia"/>
+                <w:color w:val="000000"/>
+                <w:sz w:val="18"/>
+                <w:szCs w:val="18"/>
+              </w:rPr>
+              <w:t>10년차</w:t>
+            </w:r>
+          </w:p>
+        </w:tc>
+      </w:tr>
+      <w:tr>
+        <w:tc>
+          <w:tcPr>
+            <w:tcW w:w="846" w:type="dxa"/>
+            <w:tcBorders>
+              <w:top w:val="single" w:sz="4" w:space="0" w:color="auto"/>
+              <w:left w:val="single" w:sz="4" w:space="0" w:color="auto"/>
+              <w:bottom w:val="single" w:sz="4" w:space="0" w:color="auto"/>
+              <w:right w:val="single" w:sz="4" w:space="0" w:color="auto"/>
+            </w:tcBorders>
+            <w:vAlign w:val="center"/>
+            <w:hideMark/>
+          </w:tcPr>
+          <w:p>
+            <w:pPr>
+              <w:pStyle w:val="a6"/>
+              <w:spacing w:line="384" w:lineRule="auto"/>
+              <w:ind w:left="0"/>
+              <w:jc w:val="center"/>
+              <w:textAlignment w:val="baseline"/>
+              <w:rPr>
+                <w:rFonts w:ascii="바탕" w:eastAsia="바탕" w:hAnsi="바탕" w:cs="굴림"/>
+                <w:color w:val="000000"/>
+                <w:sz w:val="18"/>
+              </w:rPr>
+            </w:pPr>
+            <w:proofErr w:type="spellStart"/>
+            <w:r>
+              <w:rPr>
+                <w:rFonts w:ascii="바탕" w:eastAsia="바탕" w:hAnsi="바탕" w:cs="굴림" w:hint="eastAsia"/>
+                <w:color w:val="000000"/>
+                <w:sz w:val="18"/>
+              </w:rPr>
+              <w:t>상환율</w:t>
+            </w:r>
+            <w:proofErr w:type="spellEnd"/>
+          </w:p>
+        </w:tc>
+        <w:tc>
+          <w:tcPr>
+            <w:tcW w:w="792" w:type="dxa"/>
+            <w:tcBorders>
+              <w:top w:val="single" w:sz="4" w:space="0" w:color="auto"/>
+              <w:left w:val="single" w:sz="4" w:space="0" w:color="auto"/>
+              <w:bottom w:val="single" w:sz="4" w:space="0" w:color="auto"/>
+              <w:right w:val="single" w:sz="4" w:space="0" w:color="auto"/>
+            </w:tcBorders>
+            <w:vAlign w:val="center"/>
+            <w:hideMark/>
+          </w:tcPr>
+          <w:p>
+            <w:pPr>
+              <w:pStyle w:val="a6"/>
+              <w:spacing w:line="384" w:lineRule="auto"/>
+              <w:ind w:left="0"/>
+              <w:jc w:val="center"/>
+              <w:textAlignment w:val="baseline"/>
+              <w:rPr>
+                <w:rFonts w:ascii="바탕" w:eastAsia="바탕" w:hAnsi="바탕" w:cs="굴림"/>
+                <w:color w:val="000000"/>
+                <w:sz w:val="18"/>
+              </w:rPr>
+            </w:pPr>
+            <w:r>
+              <w:rPr>
+                <w:rFonts w:ascii="바탕" w:eastAsia="바탕" w:hAnsi="바탕" w:cs="굴림" w:hint="eastAsia"/>
+                <w:color w:val="000000"/>
+                <w:sz w:val="18"/>
+              </w:rPr>
+              <w:t>100%</w:t>
+            </w:r>
+          </w:p>
+        </w:tc>
+        <w:tc>
+          <w:tcPr>
+            <w:tcW w:w="819" w:type="dxa"/>
+            <w:tcBorders>
+              <w:top w:val="single" w:sz="4" w:space="0" w:color="auto"/>
+              <w:left w:val="single" w:sz="4" w:space="0" w:color="auto"/>
+              <w:bottom w:val="single" w:sz="4" w:space="0" w:color="auto"/>
+              <w:right w:val="single" w:sz="4" w:space="0" w:color="auto"/>
+            </w:tcBorders>
+            <w:vAlign w:val="center"/>
+            <w:hideMark/>
+          </w:tcPr>
+          <w:p>
+            <w:pPr>
+              <w:pStyle w:val="a6"/>
+              <w:spacing w:line="384" w:lineRule="auto"/>
+              <w:ind w:left="0"/>
+              <w:jc w:val="center"/>
+              <w:textAlignment w:val="baseline"/>
+              <w:rPr>
+                <w:rFonts w:ascii="바탕" w:eastAsia="바탕" w:hAnsi="바탕" w:cs="굴림"/>
+                <w:color w:val="000000"/>
+                <w:sz w:val="18"/>
+              </w:rPr>
+            </w:pPr>
+            <w:r>
+              <w:rPr>
+                <w:rFonts w:ascii="바탕" w:eastAsia="바탕" w:hAnsi="바탕" w:cs="굴림" w:hint="eastAsia"/>
+                <w:color w:val="000000"/>
+                <w:sz w:val="18"/>
+              </w:rPr>
+              <w:t>95%</w:t>
+            </w:r>
+          </w:p>
+        </w:tc>
+        <w:tc>
+          <w:tcPr>
+            <w:tcW w:w="819" w:type="dxa"/>
+            <w:tcBorders>
+              <w:top w:val="single" w:sz="4" w:space="0" w:color="auto"/>
+              <w:left w:val="single" w:sz="4" w:space="0" w:color="auto"/>
+              <w:bottom w:val="single" w:sz="4" w:space="0" w:color="auto"/>
+              <w:right w:val="single" w:sz="4" w:space="0" w:color="auto"/>
+            </w:tcBorders>
+            <w:vAlign w:val="center"/>
+            <w:hideMark/>
+          </w:tcPr>
+          <w:p>
+            <w:pPr>
+              <w:pStyle w:val="a6"/>
+              <w:spacing w:line="384" w:lineRule="auto"/>
+              <w:ind w:left="0"/>
+              <w:jc w:val="center"/>
+              <w:textAlignment w:val="baseline"/>
+              <w:rPr>
+                <w:rFonts w:ascii="바탕" w:eastAsia="바탕" w:hAnsi="바탕" w:cs="굴림"/>
+                <w:color w:val="000000"/>
+                <w:sz w:val="18"/>
+              </w:rPr>
+            </w:pPr>
+            <w:r>
+              <w:rPr>
+                <w:rFonts w:ascii="바탕" w:eastAsia="바탕" w:hAnsi="바탕" w:cs="굴림" w:hint="eastAsia"/>
+                <w:color w:val="000000"/>
+                <w:sz w:val="18"/>
+              </w:rPr>
+              <w:t>90%</w:t>
             </w:r>
           </w:p>
         </w:tc>
@@ -6126,22 +6805,24 @@
           </w:tcPr>
           <w:p>
             <w:pPr>
+              <w:pStyle w:val="a6"/>
               <w:spacing w:line="384" w:lineRule="auto"/>
+              <w:ind w:left="0"/>
               <w:jc w:val="center"/>
               <w:textAlignment w:val="baseline"/>
               <w:rPr>
                 <w:rFonts w:ascii="바탕" w:eastAsia="바탕" w:hAnsi="바탕" w:cs="굴림"/>
                 <w:color w:val="000000"/>
-                <w:szCs w:val="22"/>
+                <w:sz w:val="18"/>
               </w:rPr>
             </w:pPr>
             <w:r>
               <w:rPr>
                 <w:rFonts w:ascii="바탕" w:eastAsia="바탕" w:hAnsi="바탕" w:cs="굴림" w:hint="eastAsia"/>
                 <w:color w:val="000000"/>
-                <w:szCs w:val="22"/>
-              </w:rPr>
-              <w:t>9년차</w:t>
+                <w:sz w:val="18"/>
+              </w:rPr>
+              <w:t>85%</w:t>
             </w:r>
           </w:p>
         </w:tc>
@@ -6159,13 +6840,15 @@
           </w:tcPr>
           <w:p>
             <w:pPr>
+              <w:pStyle w:val="a6"/>
               <w:spacing w:line="384" w:lineRule="auto"/>
+              <w:ind w:left="0"/>
               <w:jc w:val="center"/>
               <w:textAlignment w:val="baseline"/>
               <w:rPr>
                 <w:rFonts w:ascii="바탕" w:eastAsia="바탕" w:hAnsi="바탕" w:cs="굴림"/>
                 <w:color w:val="000000"/>
-                <w:szCs w:val="22"/>
+                <w:sz w:val="18"/>
               </w:rPr>
             </w:pPr>
             <w:r>
@@ -6173,14 +6856,246 @@
                 <w:rFonts w:ascii="바탕" w:eastAsia="바탕" w:hAnsi="바탕" w:cs="굴림" w:hint="eastAsia"/>
                 <w:color w:val="000000"/>
                 <w:sz w:val="18"/>
-                <w:szCs w:val="18"/>
-              </w:rPr>
-              <w:t>10년차</w:t>
+              </w:rPr>
+              <w:t>80%</w:t>
+            </w:r>
+          </w:p>
+        </w:tc>
+        <w:tc>
+          <w:tcPr>
+            <w:tcW w:w="820" w:type="dxa"/>
+            <w:tcBorders>
+              <w:top w:val="single" w:sz="4" w:space="0" w:color="auto"/>
+              <w:left w:val="single" w:sz="4" w:space="0" w:color="auto"/>
+              <w:bottom w:val="single" w:sz="4" w:space="0" w:color="auto"/>
+              <w:right w:val="single" w:sz="4" w:space="0" w:color="auto"/>
+            </w:tcBorders>
+            <w:vAlign w:val="center"/>
+            <w:hideMark/>
+          </w:tcPr>
+          <w:p>
+            <w:pPr>
+              <w:pStyle w:val="a6"/>
+              <w:spacing w:line="384" w:lineRule="auto"/>
+              <w:ind w:left="0"/>
+              <w:jc w:val="center"/>
+              <w:textAlignment w:val="baseline"/>
+              <w:rPr>
+                <w:rFonts w:ascii="바탕" w:eastAsia="바탕" w:hAnsi="바탕" w:cs="굴림"/>
+                <w:color w:val="000000"/>
+                <w:sz w:val="18"/>
+              </w:rPr>
+            </w:pPr>
+            <w:r>
+              <w:rPr>
+                <w:rFonts w:ascii="바탕" w:eastAsia="바탕" w:hAnsi="바탕" w:cs="굴림" w:hint="eastAsia"/>
+                <w:color w:val="000000"/>
+                <w:sz w:val="18"/>
+              </w:rPr>
+              <w:t>70%</w:t>
+            </w:r>
+          </w:p>
+        </w:tc>
+        <w:tc>
+          <w:tcPr>
+            <w:tcW w:w="820" w:type="dxa"/>
+            <w:tcBorders>
+              <w:top w:val="single" w:sz="4" w:space="0" w:color="auto"/>
+              <w:left w:val="single" w:sz="4" w:space="0" w:color="auto"/>
+              <w:bottom w:val="single" w:sz="4" w:space="0" w:color="auto"/>
+              <w:right w:val="single" w:sz="4" w:space="0" w:color="auto"/>
+            </w:tcBorders>
+            <w:vAlign w:val="center"/>
+            <w:hideMark/>
+          </w:tcPr>
+          <w:p>
+            <w:pPr>
+              <w:pStyle w:val="a6"/>
+              <w:spacing w:line="384" w:lineRule="auto"/>
+              <w:ind w:left="0"/>
+              <w:jc w:val="center"/>
+              <w:textAlignment w:val="baseline"/>
+              <w:rPr>
+                <w:rFonts w:ascii="바탕" w:eastAsia="바탕" w:hAnsi="바탕" w:cs="굴림"/>
+                <w:color w:val="000000"/>
+                <w:sz w:val="18"/>
+              </w:rPr>
+            </w:pPr>
+            <w:r>
+              <w:rPr>
+                <w:rFonts w:ascii="바탕" w:eastAsia="바탕" w:hAnsi="바탕" w:cs="굴림" w:hint="eastAsia"/>
+                <w:color w:val="000000"/>
+                <w:sz w:val="18"/>
+              </w:rPr>
+              <w:t>60%</w:t>
+            </w:r>
+          </w:p>
+        </w:tc>
+        <w:tc>
+          <w:tcPr>
+            <w:tcW w:w="820" w:type="dxa"/>
+            <w:tcBorders>
+              <w:top w:val="single" w:sz="4" w:space="0" w:color="auto"/>
+              <w:left w:val="single" w:sz="4" w:space="0" w:color="auto"/>
+              <w:bottom w:val="single" w:sz="4" w:space="0" w:color="auto"/>
+              <w:right w:val="single" w:sz="4" w:space="0" w:color="auto"/>
+            </w:tcBorders>
+            <w:vAlign w:val="center"/>
+            <w:hideMark/>
+          </w:tcPr>
+          <w:p>
+            <w:pPr>
+              <w:pStyle w:val="a6"/>
+              <w:spacing w:line="384" w:lineRule="auto"/>
+              <w:ind w:left="0"/>
+              <w:jc w:val="center"/>
+              <w:textAlignment w:val="baseline"/>
+              <w:rPr>
+                <w:rFonts w:ascii="바탕" w:eastAsia="바탕" w:hAnsi="바탕" w:cs="굴림"/>
+                <w:color w:val="000000"/>
+                <w:sz w:val="18"/>
+              </w:rPr>
+            </w:pPr>
+            <w:r>
+              <w:rPr>
+                <w:rFonts w:ascii="바탕" w:eastAsia="바탕" w:hAnsi="바탕" w:cs="굴림" w:hint="eastAsia"/>
+                <w:color w:val="000000"/>
+                <w:sz w:val="18"/>
+              </w:rPr>
+              <w:t>50%</w:t>
+            </w:r>
+          </w:p>
+        </w:tc>
+        <w:tc>
+          <w:tcPr>
+            <w:tcW w:w="841" w:type="dxa"/>
+            <w:tcBorders>
+              <w:top w:val="single" w:sz="4" w:space="0" w:color="auto"/>
+              <w:left w:val="single" w:sz="4" w:space="0" w:color="auto"/>
+              <w:bottom w:val="single" w:sz="4" w:space="0" w:color="auto"/>
+              <w:right w:val="single" w:sz="4" w:space="0" w:color="auto"/>
+            </w:tcBorders>
+            <w:vAlign w:val="center"/>
+            <w:hideMark/>
+          </w:tcPr>
+          <w:p>
+            <w:pPr>
+              <w:pStyle w:val="a6"/>
+              <w:spacing w:line="384" w:lineRule="auto"/>
+              <w:ind w:left="0"/>
+              <w:jc w:val="center"/>
+              <w:textAlignment w:val="baseline"/>
+              <w:rPr>
+                <w:rFonts w:ascii="바탕" w:eastAsia="바탕" w:hAnsi="바탕" w:cs="굴림"/>
+                <w:color w:val="000000"/>
+                <w:sz w:val="18"/>
+              </w:rPr>
+            </w:pPr>
+            <w:r>
+              <w:rPr>
+                <w:rFonts w:ascii="바탕" w:eastAsia="바탕" w:hAnsi="바탕" w:cs="굴림" w:hint="eastAsia"/>
+                <w:color w:val="000000"/>
+                <w:sz w:val="18"/>
+              </w:rPr>
+              <w:t>40%</w:t>
+            </w:r>
+          </w:p>
+        </w:tc>
+        <w:tc>
+          <w:tcPr>
+            <w:tcW w:w="799" w:type="dxa"/>
+            <w:tcBorders>
+              <w:top w:val="single" w:sz="4" w:space="0" w:color="auto"/>
+              <w:left w:val="single" w:sz="4" w:space="0" w:color="auto"/>
+              <w:bottom w:val="single" w:sz="4" w:space="0" w:color="auto"/>
+              <w:right w:val="single" w:sz="4" w:space="0" w:color="auto"/>
+            </w:tcBorders>
+            <w:vAlign w:val="center"/>
+            <w:hideMark/>
+          </w:tcPr>
+          <w:p>
+            <w:pPr>
+              <w:pStyle w:val="a6"/>
+              <w:spacing w:line="384" w:lineRule="auto"/>
+              <w:ind w:left="0"/>
+              <w:jc w:val="center"/>
+              <w:textAlignment w:val="baseline"/>
+              <w:rPr>
+                <w:rFonts w:ascii="바탕" w:eastAsia="바탕" w:hAnsi="바탕" w:cs="굴림"/>
+                <w:color w:val="000000"/>
+                <w:sz w:val="18"/>
+              </w:rPr>
+            </w:pPr>
+            <w:r>
+              <w:rPr>
+                <w:rFonts w:ascii="바탕" w:eastAsia="바탕" w:hAnsi="바탕" w:cs="굴림" w:hint="eastAsia"/>
+                <w:color w:val="000000"/>
+                <w:sz w:val="18"/>
+              </w:rPr>
+              <w:t>30%</w:t>
             </w:r>
           </w:p>
         </w:tc>
       </w:tr>
+      <w:bookmarkEnd w:id="19"/>
+    </w:tbl>
+    <w:p>
+      <w:pPr>
+        <w:spacing w:line="384" w:lineRule="auto"/>
+        <w:textAlignment w:val="baseline"/>
+        <w:rPr>
+          <w:rFonts w:ascii="바탕" w:eastAsia="바탕" w:hAnsi="바탕" w:cs="굴림"/>
+          <w:color w:val="000000"/>
+          <w:kern w:val="0"/>
+          <w:sz w:val="6"/>
+          <w:szCs w:val="6"/>
+        </w:rPr>
+      </w:pPr>
+    </w:p>
+    <w:p>
+      <w:pPr>
+        <w:spacing w:line="384" w:lineRule="auto"/>
+        <w:textAlignment w:val="baseline"/>
+        <w:rPr>
+          <w:rFonts w:ascii="바탕" w:eastAsia="바탕" w:hAnsi="바탕" w:cs="굴림"/>
+          <w:color w:val="000000"/>
+          <w:kern w:val="0"/>
+          <w:sz w:val="18"/>
+          <w:szCs w:val="18"/>
+        </w:rPr>
+      </w:pPr>
+      <w:r>
+        <w:rPr>
+          <w:rFonts w:ascii="바탕" w:eastAsia="바탕" w:hAnsi="바탕" w:cs="굴림" w:hint="eastAsia"/>
+          <w:color w:val="000000"/>
+          <w:kern w:val="0"/>
+          <w:sz w:val="18"/>
+          <w:szCs w:val="18"/>
+        </w:rPr>
+        <w:t>[계약기간: 7년 기준]</w:t>
+      </w:r>
+    </w:p>
+    <w:tbl>
+      <w:tblPr>
+        <w:tblStyle w:val="aa"/>
+        <w:tblW w:w="0" w:type="auto"/>
+        <w:tblInd w:w="0" w:type="dxa"/>
+        <w:tblLook w:val="04A0" w:firstRow="1" w:lastRow="0" w:firstColumn="1" w:lastColumn="0" w:noHBand="0" w:noVBand="1"/>
+      </w:tblPr>
+      <w:tblGrid>
+        <w:gridCol w:w="846"/>
+        <w:gridCol w:w="792"/>
+        <w:gridCol w:w="819"/>
+        <w:gridCol w:w="819"/>
+        <w:gridCol w:w="820"/>
+        <w:gridCol w:w="820"/>
+        <w:gridCol w:w="820"/>
+        <w:gridCol w:w="820"/>
+      </w:tblGrid>
       <w:tr>
+        <w:trPr>
+          <w:trHeight w:val="363"/>
+        </w:trPr>
         <w:tc>
           <w:tcPr>
             <w:tcW w:w="846" w:type="dxa"/>
@@ -6201,19 +7116,19 @@
               <w:rPr>
                 <w:rFonts w:ascii="바탕" w:eastAsia="바탕" w:hAnsi="바탕" w:cs="굴림"/>
                 <w:color w:val="000000"/>
-                <w:szCs w:val="22"/>
-              </w:rPr>
-            </w:pPr>
-            <w:proofErr w:type="spellStart"/>
+                <w:sz w:val="18"/>
+                <w:szCs w:val="18"/>
+              </w:rPr>
+            </w:pPr>
             <w:r>
               <w:rPr>
                 <w:rFonts w:ascii="바탕" w:eastAsia="바탕" w:hAnsi="바탕" w:cs="굴림" w:hint="eastAsia"/>
                 <w:color w:val="000000"/>
-                <w:szCs w:val="22"/>
-              </w:rPr>
-              <w:t>상환율</w:t>
-            </w:r>
-            <w:proofErr w:type="spellEnd"/>
+                <w:sz w:val="18"/>
+                <w:szCs w:val="18"/>
+              </w:rPr>
+              <w:t>연수</w:t>
+            </w:r>
           </w:p>
         </w:tc>
         <w:tc>
@@ -6236,16 +7151,18 @@
               <w:rPr>
                 <w:rFonts w:ascii="바탕" w:eastAsia="바탕" w:hAnsi="바탕" w:cs="굴림"/>
                 <w:color w:val="000000"/>
-                <w:szCs w:val="22"/>
+                <w:sz w:val="18"/>
+                <w:szCs w:val="18"/>
               </w:rPr>
             </w:pPr>
             <w:r>
               <w:rPr>
                 <w:rFonts w:ascii="바탕" w:eastAsia="바탕" w:hAnsi="바탕" w:cs="굴림" w:hint="eastAsia"/>
                 <w:color w:val="000000"/>
-                <w:szCs w:val="22"/>
-              </w:rPr>
-              <w:t>100%</w:t>
+                <w:sz w:val="18"/>
+                <w:szCs w:val="18"/>
+              </w:rPr>
+              <w:t>1년차</w:t>
             </w:r>
           </w:p>
         </w:tc>
@@ -6269,16 +7186,18 @@
               <w:rPr>
                 <w:rFonts w:ascii="바탕" w:eastAsia="바탕" w:hAnsi="바탕" w:cs="굴림"/>
                 <w:color w:val="000000"/>
-                <w:szCs w:val="22"/>
+                <w:sz w:val="18"/>
+                <w:szCs w:val="18"/>
               </w:rPr>
             </w:pPr>
             <w:r>
               <w:rPr>
                 <w:rFonts w:ascii="바탕" w:eastAsia="바탕" w:hAnsi="바탕" w:cs="굴림" w:hint="eastAsia"/>
                 <w:color w:val="000000"/>
-                <w:szCs w:val="22"/>
-              </w:rPr>
-              <w:t>90%</w:t>
+                <w:sz w:val="18"/>
+                <w:szCs w:val="18"/>
+              </w:rPr>
+              <w:t>2년차</w:t>
             </w:r>
           </w:p>
         </w:tc>
@@ -6302,16 +7221,18 @@
               <w:rPr>
                 <w:rFonts w:ascii="바탕" w:eastAsia="바탕" w:hAnsi="바탕" w:cs="굴림"/>
                 <w:color w:val="000000"/>
-                <w:szCs w:val="22"/>
+                <w:sz w:val="18"/>
+                <w:szCs w:val="18"/>
               </w:rPr>
             </w:pPr>
             <w:r>
               <w:rPr>
                 <w:rFonts w:ascii="바탕" w:eastAsia="바탕" w:hAnsi="바탕" w:cs="굴림" w:hint="eastAsia"/>
                 <w:color w:val="000000"/>
-                <w:szCs w:val="22"/>
-              </w:rPr>
-              <w:t>85%</w:t>
+                <w:sz w:val="18"/>
+                <w:szCs w:val="18"/>
+              </w:rPr>
+              <w:t>3년차</w:t>
             </w:r>
           </w:p>
         </w:tc>
@@ -6335,16 +7256,18 @@
               <w:rPr>
                 <w:rFonts w:ascii="바탕" w:eastAsia="바탕" w:hAnsi="바탕" w:cs="굴림"/>
                 <w:color w:val="000000"/>
-                <w:szCs w:val="22"/>
+                <w:sz w:val="18"/>
+                <w:szCs w:val="18"/>
               </w:rPr>
             </w:pPr>
             <w:r>
               <w:rPr>
                 <w:rFonts w:ascii="바탕" w:eastAsia="바탕" w:hAnsi="바탕" w:cs="굴림" w:hint="eastAsia"/>
                 <w:color w:val="000000"/>
-                <w:szCs w:val="22"/>
-              </w:rPr>
-              <w:t>80%</w:t>
+                <w:sz w:val="18"/>
+                <w:szCs w:val="18"/>
+              </w:rPr>
+              <w:t>4년차</w:t>
             </w:r>
           </w:p>
         </w:tc>
@@ -6368,16 +7291,18 @@
               <w:rPr>
                 <w:rFonts w:ascii="바탕" w:eastAsia="바탕" w:hAnsi="바탕" w:cs="굴림"/>
                 <w:color w:val="000000"/>
-                <w:szCs w:val="22"/>
+                <w:sz w:val="18"/>
+                <w:szCs w:val="18"/>
               </w:rPr>
             </w:pPr>
             <w:r>
               <w:rPr>
                 <w:rFonts w:ascii="바탕" w:eastAsia="바탕" w:hAnsi="바탕" w:cs="굴림" w:hint="eastAsia"/>
                 <w:color w:val="000000"/>
-                <w:szCs w:val="22"/>
-              </w:rPr>
-              <w:t>70%</w:t>
+                <w:sz w:val="18"/>
+                <w:szCs w:val="18"/>
+              </w:rPr>
+              <w:t>5년차</w:t>
             </w:r>
           </w:p>
         </w:tc>
@@ -6401,16 +7326,18 @@
               <w:rPr>
                 <w:rFonts w:ascii="바탕" w:eastAsia="바탕" w:hAnsi="바탕" w:cs="굴림"/>
                 <w:color w:val="000000"/>
-                <w:szCs w:val="22"/>
+                <w:sz w:val="18"/>
+                <w:szCs w:val="18"/>
               </w:rPr>
             </w:pPr>
             <w:r>
               <w:rPr>
                 <w:rFonts w:ascii="바탕" w:eastAsia="바탕" w:hAnsi="바탕" w:cs="굴림" w:hint="eastAsia"/>
                 <w:color w:val="000000"/>
-                <w:szCs w:val="22"/>
-              </w:rPr>
-              <w:t>60%</w:t>
+                <w:sz w:val="18"/>
+                <w:szCs w:val="18"/>
+              </w:rPr>
+              <w:t>6년차</w:t>
             </w:r>
           </w:p>
         </w:tc>
@@ -6434,16 +7361,162 @@
               <w:rPr>
                 <w:rFonts w:ascii="바탕" w:eastAsia="바탕" w:hAnsi="바탕" w:cs="굴림"/>
                 <w:color w:val="000000"/>
-                <w:szCs w:val="22"/>
+                <w:sz w:val="18"/>
+                <w:szCs w:val="18"/>
               </w:rPr>
             </w:pPr>
             <w:r>
               <w:rPr>
                 <w:rFonts w:ascii="바탕" w:eastAsia="바탕" w:hAnsi="바탕" w:cs="굴림" w:hint="eastAsia"/>
                 <w:color w:val="000000"/>
-                <w:szCs w:val="22"/>
-              </w:rPr>
-              <w:t>50%</w:t>
+                <w:sz w:val="18"/>
+                <w:szCs w:val="18"/>
+              </w:rPr>
+              <w:t>7년차</w:t>
+            </w:r>
+          </w:p>
+        </w:tc>
+      </w:tr>
+      <w:tr>
+        <w:tc>
+          <w:tcPr>
+            <w:tcW w:w="846" w:type="dxa"/>
+            <w:tcBorders>
+              <w:top w:val="single" w:sz="4" w:space="0" w:color="auto"/>
+              <w:left w:val="single" w:sz="4" w:space="0" w:color="auto"/>
+              <w:bottom w:val="single" w:sz="4" w:space="0" w:color="auto"/>
+              <w:right w:val="single" w:sz="4" w:space="0" w:color="auto"/>
+            </w:tcBorders>
+            <w:vAlign w:val="center"/>
+            <w:hideMark/>
+          </w:tcPr>
+          <w:p>
+            <w:pPr>
+              <w:spacing w:line="384" w:lineRule="auto"/>
+              <w:jc w:val="center"/>
+              <w:textAlignment w:val="baseline"/>
+              <w:rPr>
+                <w:rFonts w:ascii="바탕" w:eastAsia="바탕" w:hAnsi="바탕" w:cs="굴림"/>
+                <w:color w:val="000000"/>
+                <w:sz w:val="18"/>
+                <w:szCs w:val="18"/>
+              </w:rPr>
+            </w:pPr>
+            <w:proofErr w:type="spellStart"/>
+            <w:r>
+              <w:rPr>
+                <w:rFonts w:ascii="바탕" w:eastAsia="바탕" w:hAnsi="바탕" w:cs="굴림" w:hint="eastAsia"/>
+                <w:color w:val="000000"/>
+                <w:sz w:val="18"/>
+                <w:szCs w:val="18"/>
+              </w:rPr>
+              <w:t>상환율</w:t>
+            </w:r>
+            <w:proofErr w:type="spellEnd"/>
+          </w:p>
+        </w:tc>
+        <w:tc>
+          <w:tcPr>
+            <w:tcW w:w="792" w:type="dxa"/>
+            <w:tcBorders>
+              <w:top w:val="single" w:sz="4" w:space="0" w:color="auto"/>
+              <w:left w:val="single" w:sz="4" w:space="0" w:color="auto"/>
+              <w:bottom w:val="single" w:sz="4" w:space="0" w:color="auto"/>
+              <w:right w:val="single" w:sz="4" w:space="0" w:color="auto"/>
+            </w:tcBorders>
+            <w:vAlign w:val="center"/>
+            <w:hideMark/>
+          </w:tcPr>
+          <w:p>
+            <w:pPr>
+              <w:spacing w:line="384" w:lineRule="auto"/>
+              <w:jc w:val="center"/>
+              <w:textAlignment w:val="baseline"/>
+              <w:rPr>
+                <w:rFonts w:ascii="바탕" w:eastAsia="바탕" w:hAnsi="바탕" w:cs="굴림"/>
+                <w:color w:val="000000"/>
+                <w:sz w:val="18"/>
+                <w:szCs w:val="18"/>
+              </w:rPr>
+            </w:pPr>
+            <w:r>
+              <w:rPr>
+                <w:rFonts w:ascii="바탕" w:eastAsia="바탕" w:hAnsi="바탕" w:cs="굴림" w:hint="eastAsia"/>
+                <w:color w:val="000000"/>
+                <w:sz w:val="18"/>
+                <w:szCs w:val="18"/>
+              </w:rPr>
+              <w:t>100%</w:t>
+            </w:r>
+          </w:p>
+        </w:tc>
+        <w:tc>
+          <w:tcPr>
+            <w:tcW w:w="819" w:type="dxa"/>
+            <w:tcBorders>
+              <w:top w:val="single" w:sz="4" w:space="0" w:color="auto"/>
+              <w:left w:val="single" w:sz="4" w:space="0" w:color="auto"/>
+              <w:bottom w:val="single" w:sz="4" w:space="0" w:color="auto"/>
+              <w:right w:val="single" w:sz="4" w:space="0" w:color="auto"/>
+            </w:tcBorders>
+            <w:vAlign w:val="center"/>
+            <w:hideMark/>
+          </w:tcPr>
+          <w:p>
+            <w:pPr>
+              <w:spacing w:line="384" w:lineRule="auto"/>
+              <w:jc w:val="center"/>
+              <w:textAlignment w:val="baseline"/>
+              <w:rPr>
+                <w:rFonts w:ascii="바탕" w:eastAsia="바탕" w:hAnsi="바탕" w:cs="굴림"/>
+                <w:color w:val="000000"/>
+                <w:sz w:val="18"/>
+                <w:szCs w:val="18"/>
+              </w:rPr>
+            </w:pPr>
+            <w:r>
+              <w:rPr>
+                <w:rFonts w:ascii="바탕" w:eastAsia="바탕" w:hAnsi="바탕" w:cs="굴림" w:hint="eastAsia"/>
+                <w:color w:val="000000"/>
+                <w:sz w:val="18"/>
+                <w:szCs w:val="18"/>
+              </w:rPr>
+              <w:t>90%</w:t>
+            </w:r>
+          </w:p>
+        </w:tc>
+        <w:tc>
+          <w:tcPr>
+            <w:tcW w:w="819" w:type="dxa"/>
+            <w:tcBorders>
+              <w:top w:val="single" w:sz="4" w:space="0" w:color="auto"/>
+              <w:left w:val="single" w:sz="4" w:space="0" w:color="auto"/>
+              <w:bottom w:val="single" w:sz="4" w:space="0" w:color="auto"/>
+              <w:right w:val="single" w:sz="4" w:space="0" w:color="auto"/>
+            </w:tcBorders>
+            <w:vAlign w:val="center"/>
+            <w:hideMark/>
+          </w:tcPr>
+          <w:p>
+            <w:pPr>
+              <w:spacing w:line="384" w:lineRule="auto"/>
+              <w:jc w:val="center"/>
+              <w:textAlignment w:val="baseline"/>
+              <w:rPr>
+                <w:rFonts w:ascii="바탕" w:eastAsia="바탕" w:hAnsi="바탕" w:cs="굴림"/>
+                <w:color w:val="000000"/>
+                <w:sz w:val="18"/>
+                <w:szCs w:val="18"/>
+              </w:rPr>
+            </w:pPr>
+            <w:r>
+              <w:rPr>
+                <w:rFonts w:ascii="바탕" w:eastAsia="바탕" w:hAnsi="바탕" w:cs="굴림" w:hint="eastAsia"/>
+                <w:color w:val="000000"/>
+                <w:sz w:val="18"/>
+                <w:szCs w:val="18"/>
+              </w:rPr>
+              <w:t>80%</w:t>
             </w:r>
           </w:p>
         </w:tc>
@@ -6467,16 +7540,18 @@
               <w:rPr>
                 <w:rFonts w:ascii="바탕" w:eastAsia="바탕" w:hAnsi="바탕" w:cs="굴림"/>
                 <w:color w:val="000000"/>
-                <w:szCs w:val="22"/>
+                <w:sz w:val="18"/>
+                <w:szCs w:val="18"/>
               </w:rPr>
             </w:pPr>
             <w:r>
               <w:rPr>
                 <w:rFonts w:ascii="바탕" w:eastAsia="바탕" w:hAnsi="바탕" w:cs="굴림" w:hint="eastAsia"/>
                 <w:color w:val="000000"/>
-                <w:szCs w:val="22"/>
-              </w:rPr>
-              <w:t>40%</w:t>
+                <w:sz w:val="18"/>
+                <w:szCs w:val="18"/>
+              </w:rPr>
+              <w:t>70%</w:t>
             </w:r>
           </w:p>
         </w:tc>
@@ -6500,16 +7575,18 @@
               <w:rPr>
                 <w:rFonts w:ascii="바탕" w:eastAsia="바탕" w:hAnsi="바탕" w:cs="굴림"/>
                 <w:color w:val="000000"/>
-                <w:szCs w:val="22"/>
+                <w:sz w:val="18"/>
+                <w:szCs w:val="18"/>
               </w:rPr>
             </w:pPr>
             <w:r>
               <w:rPr>
                 <w:rFonts w:ascii="바탕" w:eastAsia="바탕" w:hAnsi="바탕" w:cs="굴림" w:hint="eastAsia"/>
                 <w:color w:val="000000"/>
-                <w:szCs w:val="22"/>
-              </w:rPr>
-              <w:t>30%</w:t>
+                <w:sz w:val="18"/>
+                <w:szCs w:val="18"/>
+              </w:rPr>
+              <w:t>60%</w:t>
             </w:r>
           </w:p>
         </w:tc>
@@ -6533,16 +7610,53 @@
               <w:rPr>
                 <w:rFonts w:ascii="바탕" w:eastAsia="바탕" w:hAnsi="바탕" w:cs="굴림"/>
                 <w:color w:val="000000"/>
-                <w:szCs w:val="22"/>
+                <w:sz w:val="18"/>
+                <w:szCs w:val="18"/>
               </w:rPr>
             </w:pPr>
             <w:r>
               <w:rPr>
                 <w:rFonts w:ascii="바탕" w:eastAsia="바탕" w:hAnsi="바탕" w:cs="굴림" w:hint="eastAsia"/>
                 <w:color w:val="000000"/>
-                <w:szCs w:val="22"/>
-              </w:rPr>
-              <w:t>20%</w:t>
+                <w:sz w:val="18"/>
+                <w:szCs w:val="18"/>
+              </w:rPr>
+              <w:t>45%</w:t>
+            </w:r>
+          </w:p>
+        </w:tc>
+        <w:tc>
+          <w:tcPr>
+            <w:tcW w:w="820" w:type="dxa"/>
+            <w:tcBorders>
+              <w:top w:val="single" w:sz="4" w:space="0" w:color="auto"/>
+              <w:left w:val="single" w:sz="4" w:space="0" w:color="auto"/>
+              <w:bottom w:val="single" w:sz="4" w:space="0" w:color="auto"/>
+              <w:right w:val="single" w:sz="4" w:space="0" w:color="auto"/>
+            </w:tcBorders>
+            <w:vAlign w:val="center"/>
+            <w:hideMark/>
+          </w:tcPr>
+          <w:p>
+            <w:pPr>
+              <w:spacing w:line="384" w:lineRule="auto"/>
+              <w:jc w:val="center"/>
+              <w:textAlignment w:val="baseline"/>
+              <w:rPr>
+                <w:rFonts w:ascii="바탕" w:eastAsia="바탕" w:hAnsi="바탕" w:cs="굴림"/>
+                <w:color w:val="000000"/>
+                <w:sz w:val="18"/>
+                <w:szCs w:val="18"/>
+              </w:rPr>
+            </w:pPr>
+            <w:r>
+              <w:rPr>
+                <w:rFonts w:ascii="바탕" w:eastAsia="바탕" w:hAnsi="바탕" w:cs="굴림" w:hint="eastAsia"/>
+                <w:color w:val="000000"/>
+                <w:sz w:val="18"/>
+                <w:szCs w:val="18"/>
+              </w:rPr>
+              <w:t>30%</w:t>
             </w:r>
           </w:p>
         </w:tc>
@@ -6550,65 +7664,171 @@
     </w:tbl>
     <w:p>
       <w:pPr>
+        <w:spacing w:line="384" w:lineRule="auto"/>
+        <w:textAlignment w:val="baseline"/>
+        <w:rPr>
+          <w:rFonts w:ascii="바탕" w:eastAsia="바탕" w:hAnsi="바탕" w:cs="굴림"/>
+          <w:color w:val="000000"/>
+          <w:kern w:val="0"/>
+          <w:sz w:val="6"/>
+          <w:szCs w:val="6"/>
+        </w:rPr>
+      </w:pPr>
+    </w:p>
+    <w:p>
+      <w:pPr>
+        <w:spacing w:line="384" w:lineRule="auto"/>
+        <w:textAlignment w:val="baseline"/>
+        <w:rPr>
+          <w:rFonts w:ascii="바탕" w:eastAsia="바탕" w:hAnsi="바탕" w:cs="굴림"/>
+          <w:color w:val="000000"/>
+          <w:kern w:val="0"/>
+          <w:szCs w:val="20"/>
+        </w:rPr>
+      </w:pPr>
+      <w:bookmarkStart w:id="20" w:name="OLE_LINK16"/>
+      <w:r>
+        <w:rPr>
+          <w:rFonts w:ascii="바탕" w:eastAsia="바탕" w:hAnsi="바탕" w:cs="굴림" w:hint="eastAsia"/>
+          <w:color w:val="000000"/>
+          <w:kern w:val="0"/>
+          <w:szCs w:val="20"/>
+        </w:rPr>
+        <w:t xml:space="preserve">* </w:t>
+      </w:r>
+      <w:bookmarkStart w:id="21" w:name="OLE_LINK17"/>
+      <w:r>
+        <w:rPr>
+          <w:rFonts w:ascii="바탕" w:eastAsia="바탕" w:hAnsi="바탕" w:cs="굴림" w:hint="eastAsia"/>
+          <w:color w:val="000000"/>
+          <w:kern w:val="0"/>
+          <w:szCs w:val="20"/>
+        </w:rPr>
+        <w:t>각</w:t>
+      </w:r>
+      <w:r>
+        <w:rPr>
+          <w:rFonts w:ascii="바탕" w:eastAsia="바탕" w:hAnsi="바탕" w:cs="굴림"/>
+          <w:color w:val="000000"/>
+          <w:kern w:val="0"/>
+          <w:szCs w:val="20"/>
+        </w:rPr>
+        <w:t xml:space="preserve"> 계약기간별 기준연수에 따라 상기 표의 기준을 적용하여 상환하며, 상환금액은 계약일 기준으로 일할 계산한다</w:t>
+      </w:r>
+      <w:r>
+        <w:rPr>
+          <w:rFonts w:ascii="바탕" w:eastAsia="바탕" w:hAnsi="바탕" w:cs="굴림" w:hint="eastAsia"/>
+          <w:color w:val="000000"/>
+          <w:kern w:val="0"/>
+          <w:szCs w:val="20"/>
+        </w:rPr>
+        <w:t>.</w:t>
+      </w:r>
+      <w:bookmarkEnd w:id="21"/>
+    </w:p>
+    <w:p>
+      <w:pPr>
+        <w:spacing w:line="384" w:lineRule="auto"/>
+        <w:textAlignment w:val="baseline"/>
+        <w:rPr>
+          <w:rFonts w:ascii="바탕" w:eastAsia="바탕" w:hAnsi="바탕" w:cs="굴림"/>
+          <w:color w:val="000000"/>
+          <w:kern w:val="0"/>
+          <w:sz w:val="6"/>
+          <w:szCs w:val="6"/>
+        </w:rPr>
+      </w:pPr>
+    </w:p>
+    <w:bookmarkEnd w:id="20"/>
+    <w:p>
+      <w:pPr>
+        <w:numPr>
+          <w:ilvl w:val="0"/>
+          <w:numId w:val="15"/>
+        </w:numPr>
         <w:spacing w:after="0" w:line="384" w:lineRule="auto"/>
-        <w:ind w:left="284"/>
+        <w:ind w:left="284" w:hangingChars="129" w:hanging="284"/>
         <w:jc w:val="both"/>
         <w:textAlignment w:val="baseline"/>
         <w:rPr>
           <w:rFonts w:ascii="바탕" w:eastAsia="바탕" w:hAnsi="바탕" w:cs="굴림"/>
           <w:color w:val="000000"/>
           <w:kern w:val="0"/>
-          <w:sz w:val="20"/>
-          <w:szCs w:val="20"/>
-          <w14:ligatures w14:val="none"/>
-        </w:rPr>
-      </w:pPr>
-      <w:bookmarkStart w:id="14" w:name="OLE_LINK24"/>
+        </w:rPr>
+      </w:pPr>
       <w:r>
         <w:rPr>
           <w:rFonts w:ascii="바탕" w:eastAsia="바탕" w:hAnsi="바탕" w:cs="굴림" w:hint="eastAsia"/>
           <w:color w:val="000000"/>
           <w:kern w:val="0"/>
-          <w:sz w:val="20"/>
-          <w:szCs w:val="20"/>
-          <w14:ligatures w14:val="none"/>
-        </w:rPr>
-        <w:t>*</w:t>
-      </w:r>
-      <w:bookmarkStart w:id="15" w:name="OLE_LINK8"/>
+        </w:rPr>
+        <w:t>위</w:t>
+      </w:r>
+      <w:r>
+        <w:rPr>
+          <w:rFonts w:ascii="바탕" w:eastAsia="바탕" w:hAnsi="바탕" w:cs="굴림"/>
+          <w:color w:val="000000"/>
+          <w:kern w:val="0"/>
+        </w:rPr>
+        <w:t xml:space="preserve"> </w:t>
+      </w:r>
       <w:r>
         <w:rPr>
           <w:rFonts w:ascii="바탕" w:eastAsia="바탕" w:hAnsi="바탕" w:cs="굴림" w:hint="eastAsia"/>
           <w:color w:val="000000"/>
           <w:kern w:val="0"/>
-          <w:sz w:val="20"/>
-          <w:szCs w:val="20"/>
-          <w14:ligatures w14:val="none"/>
+        </w:rPr>
+        <w:t>3</w:t>
+      </w:r>
+      <w:r>
+        <w:rPr>
+          <w:rFonts w:ascii="바탕" w:eastAsia="바탕" w:hAnsi="바탕" w:cs="굴림"/>
+          <w:color w:val="000000"/>
+          <w:kern w:val="0"/>
+        </w:rPr>
+        <w:t xml:space="preserve">항의 </w:t>
+      </w:r>
+      <w:r>
+        <w:rPr>
+          <w:rFonts w:ascii="바탕" w:eastAsia="바탕" w:hAnsi="바탕" w:cs="굴림" w:hint="eastAsia"/>
+          <w:color w:val="000000"/>
+          <w:kern w:val="0"/>
+        </w:rPr>
+        <w:t>경우</w:t>
+      </w:r>
+      <w:r>
+        <w:rPr>
+          <w:rFonts w:ascii="바탕" w:eastAsia="바탕" w:hAnsi="바탕" w:cs="굴림"/>
+          <w:color w:val="000000"/>
+          <w:kern w:val="0"/>
         </w:rPr>
         <w:t xml:space="preserve"> </w:t>
       </w:r>
-      <w:bookmarkStart w:id="16" w:name="OLE_LINK25"/>
       <w:r>
         <w:rPr>
           <w:rFonts w:ascii="바탕" w:eastAsia="바탕" w:hAnsi="바탕" w:cs="굴림" w:hint="eastAsia"/>
           <w:color w:val="000000"/>
           <w:kern w:val="0"/>
-          <w:sz w:val="20"/>
-          <w:szCs w:val="20"/>
-          <w14:ligatures w14:val="none"/>
-        </w:rPr>
-        <w:t>계약일 기준 일할 계산</w:t>
-      </w:r>
+        </w:rPr>
+        <w:t>“</w:t>
+      </w:r>
+      <w:proofErr w:type="spellStart"/>
       <w:r>
         <w:rPr>
           <w:rFonts w:ascii="바탕" w:eastAsia="바탕" w:hAnsi="바탕" w:cs="굴림" w:hint="eastAsia"/>
           <w:color w:val="000000"/>
           <w:kern w:val="0"/>
-          <w:sz w:val="20"/>
-          <w:szCs w:val="20"/>
-          <w14:ligatures w14:val="none"/>
-        </w:rPr>
-        <w:t xml:space="preserve">하며, 구축에 필요한 자재 조달/구매 등의 </w:t>
+        </w:rPr>
+        <w:t>충전사업자”는</w:t>
+      </w:r>
+      <w:proofErr w:type="spellEnd"/>
+      <w:r>
+        <w:rPr>
+          <w:rFonts w:ascii="바탕" w:eastAsia="바탕" w:hAnsi="바탕" w:cs="굴림"/>
+          <w:color w:val="000000"/>
+          <w:kern w:val="0"/>
+        </w:rPr>
+        <w:t xml:space="preserve"> 전기자동차 충전시설 구축에 소요된 모든 비용에 대한 증빙을 “</w:t>
       </w:r>
       <w:proofErr w:type="spellStart"/>
       <w:r>
@@ -6616,152 +7836,171 @@
           <w:rFonts w:ascii="바탕" w:eastAsia="바탕" w:hAnsi="바탕" w:cs="굴림" w:hint="eastAsia"/>
           <w:color w:val="000000"/>
           <w:kern w:val="0"/>
-          <w:sz w:val="20"/>
-          <w:szCs w:val="20"/>
-          <w14:ligatures w14:val="none"/>
-        </w:rPr>
-        <w:t>직·간접비를</w:t>
+        </w:rPr>
+        <w:t>부지제공자”에게</w:t>
       </w:r>
       <w:proofErr w:type="spellEnd"/>
       <w:r>
         <w:rPr>
+          <w:rFonts w:ascii="바탕" w:eastAsia="바탕" w:hAnsi="바탕" w:cs="굴림"/>
+          <w:color w:val="000000"/>
+          <w:kern w:val="0"/>
+        </w:rPr>
+        <w:t xml:space="preserve"> 제공하여야 하고, “</w:t>
+      </w:r>
+      <w:proofErr w:type="spellStart"/>
+      <w:r>
+        <w:rPr>
           <w:rFonts w:ascii="바탕" w:eastAsia="바탕" w:hAnsi="바탕" w:cs="굴림" w:hint="eastAsia"/>
           <w:color w:val="000000"/>
           <w:kern w:val="0"/>
-          <w:sz w:val="20"/>
-          <w:szCs w:val="20"/>
-          <w14:ligatures w14:val="none"/>
-        </w:rPr>
-        <w:t xml:space="preserve"> 모두 포함한다</w:t>
-      </w:r>
-      <w:bookmarkEnd w:id="16"/>
+        </w:rPr>
+        <w:t>부지제공자”는</w:t>
+      </w:r>
+      <w:proofErr w:type="spellEnd"/>
+      <w:r>
+        <w:rPr>
+          <w:rFonts w:ascii="바탕" w:eastAsia="바탕" w:hAnsi="바탕" w:cs="굴림"/>
+          <w:color w:val="000000"/>
+          <w:kern w:val="0"/>
+        </w:rPr>
+        <w:t xml:space="preserve"> 제공받은 증빙 자료를 근거로 제</w:t>
+      </w:r>
       <w:r>
         <w:rPr>
           <w:rFonts w:ascii="바탕" w:eastAsia="바탕" w:hAnsi="바탕" w:cs="굴림" w:hint="eastAsia"/>
           <w:color w:val="000000"/>
           <w:kern w:val="0"/>
-          <w:sz w:val="20"/>
-          <w:szCs w:val="20"/>
-          <w14:ligatures w14:val="none"/>
-        </w:rPr>
-        <w:t>.</w:t>
-      </w:r>
-      <w:bookmarkEnd w:id="15"/>
+        </w:rPr>
+        <w:t>3</w:t>
+      </w:r>
+      <w:r>
+        <w:rPr>
+          <w:rFonts w:ascii="바탕" w:eastAsia="바탕" w:hAnsi="바탕" w:cs="굴림"/>
+          <w:color w:val="000000"/>
+          <w:kern w:val="0"/>
+        </w:rPr>
+        <w:t>항의 정산금을 지급한다.</w:t>
+      </w:r>
     </w:p>
-    <w:bookmarkEnd w:id="14"/>
     <w:p>
       <w:pPr>
         <w:numPr>
-          <w:ilvl w:val="6"/>
-          <w:numId w:val="8"/>
+          <w:ilvl w:val="0"/>
+          <w:numId w:val="15"/>
         </w:numPr>
         <w:spacing w:after="0" w:line="384" w:lineRule="auto"/>
-        <w:ind w:left="284" w:hanging="284"/>
+        <w:ind w:left="284" w:hangingChars="129" w:hanging="284"/>
         <w:jc w:val="both"/>
         <w:textAlignment w:val="baseline"/>
         <w:rPr>
           <w:rFonts w:ascii="바탕" w:eastAsia="바탕" w:hAnsi="바탕" w:cs="굴림"/>
-          <w:kern w:val="0"/>
-          <w:sz w:val="20"/>
-          <w:szCs w:val="20"/>
-          <w14:ligatures w14:val="none"/>
+          <w:color w:val="000000"/>
+          <w:kern w:val="0"/>
         </w:rPr>
       </w:pPr>
       <w:r>
         <w:rPr>
           <w:rFonts w:ascii="바탕" w:eastAsia="바탕" w:hAnsi="바탕" w:cs="굴림" w:hint="eastAsia"/>
-          <w:kern w:val="0"/>
-          <w:szCs w:val="22"/>
-          <w14:ligatures w14:val="none"/>
-        </w:rPr>
-        <w:lastRenderedPageBreak/>
-        <w:t>위 2항의 경우 “</w:t>
+          <w:color w:val="000000"/>
+          <w:kern w:val="0"/>
+        </w:rPr>
+        <w:t>“</w:t>
       </w:r>
       <w:proofErr w:type="spellStart"/>
       <w:r>
         <w:rPr>
           <w:rFonts w:ascii="바탕" w:eastAsia="바탕" w:hAnsi="바탕" w:cs="굴림" w:hint="eastAsia"/>
-          <w:kern w:val="0"/>
-          <w:szCs w:val="22"/>
-          <w14:ligatures w14:val="none"/>
-        </w:rPr>
-        <w:t>충전사업자”는</w:t>
+          <w:color w:val="000000"/>
+          <w:kern w:val="0"/>
+        </w:rPr>
+        <w:t>부지제공자”가</w:t>
       </w:r>
       <w:proofErr w:type="spellEnd"/>
       <w:r>
         <w:rPr>
+          <w:rFonts w:ascii="바탕" w:eastAsia="바탕" w:hAnsi="바탕" w:cs="굴림"/>
+          <w:color w:val="000000"/>
+          <w:kern w:val="0"/>
+        </w:rPr>
+        <w:t xml:space="preserve"> 설치된 충전시설에 대한 위치 이전을 “</w:t>
+      </w:r>
+      <w:proofErr w:type="spellStart"/>
+      <w:r>
+        <w:rPr>
           <w:rFonts w:ascii="바탕" w:eastAsia="바탕" w:hAnsi="바탕" w:cs="굴림" w:hint="eastAsia"/>
-          <w:kern w:val="0"/>
-          <w:szCs w:val="22"/>
-          <w14:ligatures w14:val="none"/>
-        </w:rPr>
-        <w:t xml:space="preserve"> 전기자동차 충전시설 구축에 소요된 모든 비용에 대한 증빙을 “</w:t>
+          <w:color w:val="000000"/>
+          <w:kern w:val="0"/>
+        </w:rPr>
+        <w:t>충전사업자”에게</w:t>
+      </w:r>
+      <w:proofErr w:type="spellEnd"/>
+      <w:r>
+        <w:rPr>
+          <w:rFonts w:ascii="바탕" w:eastAsia="바탕" w:hAnsi="바탕" w:cs="굴림"/>
+          <w:color w:val="000000"/>
+          <w:kern w:val="0"/>
+        </w:rPr>
+        <w:t xml:space="preserve"> 요구할 경우 그에 대한 공사비용은 “</w:t>
       </w:r>
       <w:proofErr w:type="spellStart"/>
       <w:r>
         <w:rPr>
           <w:rFonts w:ascii="바탕" w:eastAsia="바탕" w:hAnsi="바탕" w:cs="굴림" w:hint="eastAsia"/>
-          <w:kern w:val="0"/>
-          <w:szCs w:val="22"/>
-          <w14:ligatures w14:val="none"/>
-        </w:rPr>
-        <w:t>부지제공자”에게</w:t>
+          <w:color w:val="000000"/>
+          <w:kern w:val="0"/>
+        </w:rPr>
+        <w:t>부지제공자”가</w:t>
       </w:r>
       <w:proofErr w:type="spellEnd"/>
       <w:r>
         <w:rPr>
+          <w:rFonts w:ascii="바탕" w:eastAsia="바탕" w:hAnsi="바탕" w:cs="굴림"/>
+          <w:color w:val="000000"/>
+          <w:kern w:val="0"/>
+        </w:rPr>
+        <w:t xml:space="preserve"> 부담하고, “</w:t>
+      </w:r>
+      <w:proofErr w:type="spellStart"/>
+      <w:r>
+        <w:rPr>
           <w:rFonts w:ascii="바탕" w:eastAsia="바탕" w:hAnsi="바탕" w:cs="굴림" w:hint="eastAsia"/>
-          <w:kern w:val="0"/>
-          <w:szCs w:val="22"/>
-          <w14:ligatures w14:val="none"/>
-        </w:rPr>
-        <w:t xml:space="preserve"> 제공하여야 하고, “</w:t>
-      </w:r>
-      <w:proofErr w:type="spellStart"/>
-      <w:r>
-        <w:rPr>
-          <w:rFonts w:ascii="바탕" w:eastAsia="바탕" w:hAnsi="바탕" w:cs="굴림" w:hint="eastAsia"/>
-          <w:kern w:val="0"/>
-          <w:szCs w:val="22"/>
-          <w14:ligatures w14:val="none"/>
-        </w:rPr>
-        <w:t>부지제공자”는</w:t>
+          <w:color w:val="000000"/>
+          <w:kern w:val="0"/>
+        </w:rPr>
+        <w:t>충전사업자”가</w:t>
       </w:r>
       <w:proofErr w:type="spellEnd"/>
       <w:r>
         <w:rPr>
-          <w:rFonts w:ascii="바탕" w:eastAsia="바탕" w:hAnsi="바탕" w:cs="굴림" w:hint="eastAsia"/>
-          <w:kern w:val="0"/>
-          <w:szCs w:val="22"/>
-          <w14:ligatures w14:val="none"/>
-        </w:rPr>
-        <w:t xml:space="preserve"> 제공받은 증빙 자료를 근거로 제2항의 정산금을 지급한다.</w:t>
+          <w:rFonts w:ascii="바탕" w:eastAsia="바탕" w:hAnsi="바탕" w:cs="굴림"/>
+          <w:color w:val="000000"/>
+          <w:kern w:val="0"/>
+        </w:rPr>
+        <w:t xml:space="preserve"> 수행한다.</w:t>
       </w:r>
     </w:p>
     <w:p>
       <w:pPr>
         <w:numPr>
-          <w:ilvl w:val="6"/>
-          <w:numId w:val="8"/>
+          <w:ilvl w:val="0"/>
+          <w:numId w:val="15"/>
         </w:numPr>
         <w:spacing w:after="0" w:line="384" w:lineRule="auto"/>
-        <w:ind w:left="284" w:hanging="284"/>
+        <w:ind w:left="284" w:hangingChars="129" w:hanging="284"/>
         <w:jc w:val="both"/>
         <w:textAlignment w:val="baseline"/>
         <w:rPr>
           <w:rFonts w:ascii="바탕" w:eastAsia="바탕" w:hAnsi="바탕" w:cs="굴림"/>
-          <w:kern w:val="0"/>
-          <w:sz w:val="20"/>
-          <w:szCs w:val="20"/>
-          <w14:ligatures w14:val="none"/>
+          <w:color w:val="000000"/>
+          <w:kern w:val="0"/>
         </w:rPr>
       </w:pPr>
       <w:r>
         <w:rPr>
           <w:rFonts w:ascii="바탕" w:eastAsia="바탕" w:hAnsi="바탕" w:cs="굴림" w:hint="eastAsia"/>
-          <w:kern w:val="0"/>
-          <w:szCs w:val="22"/>
-          <w14:ligatures w14:val="none"/>
+          <w:color w:val="000000"/>
+          <w:kern w:val="0"/>
         </w:rPr>
         <w:t>“</w:t>
       </w:r>
@@ -6769,283 +8008,321 @@
       <w:r>
         <w:rPr>
           <w:rFonts w:ascii="바탕" w:eastAsia="바탕" w:hAnsi="바탕" w:cs="굴림" w:hint="eastAsia"/>
-          <w:kern w:val="0"/>
-          <w:szCs w:val="22"/>
-          <w14:ligatures w14:val="none"/>
+          <w:color w:val="000000"/>
+          <w:kern w:val="0"/>
         </w:rPr>
         <w:t>부지제공자”가</w:t>
       </w:r>
       <w:proofErr w:type="spellEnd"/>
       <w:r>
         <w:rPr>
+          <w:rFonts w:ascii="바탕" w:eastAsia="바탕" w:hAnsi="바탕" w:cs="굴림"/>
+          <w:color w:val="000000"/>
+          <w:kern w:val="0"/>
+        </w:rPr>
+        <w:t xml:space="preserve"> 전기차충전기 설치완료 된 부지/건물 매각 시 해당 “</w:t>
+      </w:r>
+      <w:proofErr w:type="spellStart"/>
+      <w:r>
+        <w:rPr>
           <w:rFonts w:ascii="바탕" w:eastAsia="바탕" w:hAnsi="바탕" w:cs="굴림" w:hint="eastAsia"/>
-          <w:kern w:val="0"/>
-          <w:szCs w:val="22"/>
-          <w14:ligatures w14:val="none"/>
-        </w:rPr>
-        <w:t xml:space="preserve"> 설치된 충전시설에 대한 위치 이전을 “</w:t>
+          <w:color w:val="000000"/>
+          <w:kern w:val="0"/>
+        </w:rPr>
+        <w:t>충전사업자”에게</w:t>
+      </w:r>
+      <w:proofErr w:type="spellEnd"/>
+      <w:r>
+        <w:rPr>
+          <w:rFonts w:ascii="바탕" w:eastAsia="바탕" w:hAnsi="바탕" w:cs="굴림"/>
+          <w:color w:val="000000"/>
+          <w:kern w:val="0"/>
+        </w:rPr>
+        <w:t xml:space="preserve"> 사전 서면 통지한다. “</w:t>
       </w:r>
       <w:proofErr w:type="spellStart"/>
       <w:r>
         <w:rPr>
           <w:rFonts w:ascii="바탕" w:eastAsia="바탕" w:hAnsi="바탕" w:cs="굴림" w:hint="eastAsia"/>
-          <w:kern w:val="0"/>
-          <w:szCs w:val="22"/>
-          <w14:ligatures w14:val="none"/>
-        </w:rPr>
-        <w:t>충전사업자”에게</w:t>
+          <w:color w:val="000000"/>
+          <w:kern w:val="0"/>
+        </w:rPr>
+        <w:t>부지제공자”가</w:t>
       </w:r>
       <w:proofErr w:type="spellEnd"/>
       <w:r>
         <w:rPr>
+          <w:rFonts w:ascii="바탕" w:eastAsia="바탕" w:hAnsi="바탕" w:cs="굴림"/>
+          <w:color w:val="000000"/>
+          <w:kern w:val="0"/>
+        </w:rPr>
+        <w:t xml:space="preserve"> 부지/건물 매수인과 전기자동차 충전시설 구축 및 운영서비스 계약</w:t>
+      </w:r>
+      <w:r>
+        <w:rPr>
           <w:rFonts w:ascii="바탕" w:eastAsia="바탕" w:hAnsi="바탕" w:cs="굴림" w:hint="eastAsia"/>
-          <w:kern w:val="0"/>
-          <w:szCs w:val="22"/>
-          <w14:ligatures w14:val="none"/>
-        </w:rPr>
-        <w:t xml:space="preserve"> 요구할 경우 그에 대한 공사비용은 “</w:t>
+          <w:color w:val="000000"/>
+          <w:kern w:val="0"/>
+        </w:rPr>
+        <w:t>의</w:t>
+      </w:r>
+      <w:r>
+        <w:rPr>
+          <w:rFonts w:ascii="바탕" w:eastAsia="바탕" w:hAnsi="바탕" w:cs="굴림"/>
+          <w:color w:val="000000"/>
+          <w:kern w:val="0"/>
+        </w:rPr>
+        <w:t xml:space="preserve"> </w:t>
+      </w:r>
+      <w:r>
+        <w:rPr>
+          <w:rFonts w:ascii="바탕" w:eastAsia="바탕" w:hAnsi="바탕" w:cs="굴림" w:hint="eastAsia"/>
+          <w:color w:val="000000"/>
+          <w:kern w:val="0"/>
+        </w:rPr>
+        <w:t>포괄적</w:t>
+      </w:r>
+      <w:r>
+        <w:rPr>
+          <w:rFonts w:ascii="바탕" w:eastAsia="바탕" w:hAnsi="바탕" w:cs="굴림"/>
+          <w:color w:val="000000"/>
+          <w:kern w:val="0"/>
+        </w:rPr>
+        <w:t xml:space="preserve"> </w:t>
+      </w:r>
+      <w:r>
+        <w:rPr>
+          <w:rFonts w:ascii="바탕" w:eastAsia="바탕" w:hAnsi="바탕" w:cs="굴림" w:hint="eastAsia"/>
+          <w:color w:val="000000"/>
+          <w:kern w:val="0"/>
+        </w:rPr>
+        <w:t>승계</w:t>
+      </w:r>
+      <w:r>
+        <w:rPr>
+          <w:rFonts w:ascii="바탕" w:eastAsia="바탕" w:hAnsi="바탕" w:cs="굴림"/>
+          <w:color w:val="000000"/>
+          <w:kern w:val="0"/>
+        </w:rPr>
+        <w:t xml:space="preserve"> </w:t>
+      </w:r>
+      <w:r>
+        <w:rPr>
+          <w:rFonts w:ascii="바탕" w:eastAsia="바탕" w:hAnsi="바탕" w:cs="굴림" w:hint="eastAsia"/>
+          <w:color w:val="000000"/>
+          <w:kern w:val="0"/>
+        </w:rPr>
+        <w:t>협의</w:t>
+      </w:r>
+      <w:r>
+        <w:rPr>
+          <w:rFonts w:ascii="바탕" w:eastAsia="바탕" w:hAnsi="바탕" w:cs="굴림"/>
+          <w:color w:val="000000"/>
+          <w:kern w:val="0"/>
+        </w:rPr>
+        <w:t xml:space="preserve"> </w:t>
+      </w:r>
+      <w:r>
+        <w:rPr>
+          <w:rFonts w:ascii="바탕" w:eastAsia="바탕" w:hAnsi="바탕" w:cs="굴림" w:hint="eastAsia"/>
+          <w:color w:val="000000"/>
+          <w:kern w:val="0"/>
+        </w:rPr>
+        <w:t>시</w:t>
+      </w:r>
+      <w:r>
+        <w:rPr>
+          <w:rFonts w:ascii="바탕" w:eastAsia="바탕" w:hAnsi="바탕" w:cs="굴림"/>
+          <w:color w:val="000000"/>
+          <w:kern w:val="0"/>
+        </w:rPr>
+        <w:t xml:space="preserve">, </w:t>
+      </w:r>
+      <w:r>
+        <w:rPr>
+          <w:rFonts w:ascii="바탕" w:eastAsia="바탕" w:hAnsi="바탕" w:cs="굴림" w:hint="eastAsia"/>
+          <w:color w:val="000000"/>
+          <w:kern w:val="0"/>
+        </w:rPr>
+        <w:t>“</w:t>
       </w:r>
       <w:proofErr w:type="spellStart"/>
       <w:r>
         <w:rPr>
           <w:rFonts w:ascii="바탕" w:eastAsia="바탕" w:hAnsi="바탕" w:cs="굴림" w:hint="eastAsia"/>
-          <w:kern w:val="0"/>
-          <w:szCs w:val="22"/>
-          <w14:ligatures w14:val="none"/>
-        </w:rPr>
-        <w:t>부지제공자”가</w:t>
+          <w:color w:val="000000"/>
+          <w:kern w:val="0"/>
+        </w:rPr>
+        <w:t>충전사업자”는</w:t>
       </w:r>
       <w:proofErr w:type="spellEnd"/>
       <w:r>
         <w:rPr>
+          <w:rFonts w:ascii="바탕" w:eastAsia="바탕" w:hAnsi="바탕" w:cs="굴림"/>
+          <w:color w:val="000000"/>
+          <w:kern w:val="0"/>
+        </w:rPr>
+        <w:t xml:space="preserve"> 매수인과 변경 계약을 체결하며, 이 경우 기존 “</w:t>
+      </w:r>
+      <w:proofErr w:type="spellStart"/>
+      <w:r>
+        <w:rPr>
           <w:rFonts w:ascii="바탕" w:eastAsia="바탕" w:hAnsi="바탕" w:cs="굴림" w:hint="eastAsia"/>
-          <w:kern w:val="0"/>
-          <w:szCs w:val="22"/>
-          <w14:ligatures w14:val="none"/>
-        </w:rPr>
-        <w:t xml:space="preserve"> 부담하고, “</w:t>
-      </w:r>
-      <w:proofErr w:type="spellStart"/>
+          <w:color w:val="000000"/>
+          <w:kern w:val="0"/>
+        </w:rPr>
+        <w:t>부지제공자”의</w:t>
+      </w:r>
+      <w:proofErr w:type="spellEnd"/>
+      <w:r>
+        <w:rPr>
+          <w:rFonts w:ascii="바탕" w:eastAsia="바탕" w:hAnsi="바탕" w:cs="굴림"/>
+          <w:color w:val="000000"/>
+          <w:kern w:val="0"/>
+        </w:rPr>
+        <w:t xml:space="preserve"> 제</w:t>
+      </w:r>
       <w:r>
         <w:rPr>
           <w:rFonts w:ascii="바탕" w:eastAsia="바탕" w:hAnsi="바탕" w:cs="굴림" w:hint="eastAsia"/>
-          <w:kern w:val="0"/>
-          <w:szCs w:val="22"/>
-          <w14:ligatures w14:val="none"/>
-        </w:rPr>
-        <w:t>충전사업자”가</w:t>
-      </w:r>
-      <w:proofErr w:type="spellEnd"/>
+          <w:color w:val="000000"/>
+          <w:kern w:val="0"/>
+        </w:rPr>
+        <w:t>6</w:t>
+      </w:r>
+      <w:r>
+        <w:rPr>
+          <w:rFonts w:ascii="바탕" w:eastAsia="바탕" w:hAnsi="바탕" w:cs="굴림"/>
+          <w:color w:val="000000"/>
+          <w:kern w:val="0"/>
+        </w:rPr>
+        <w:t xml:space="preserve">조 </w:t>
+      </w:r>
       <w:r>
         <w:rPr>
           <w:rFonts w:ascii="바탕" w:eastAsia="바탕" w:hAnsi="바탕" w:cs="굴림" w:hint="eastAsia"/>
-          <w:kern w:val="0"/>
-          <w:szCs w:val="22"/>
-          <w14:ligatures w14:val="none"/>
-        </w:rPr>
-        <w:t xml:space="preserve"> 수행한다.</w:t>
+          <w:color w:val="000000"/>
+          <w:kern w:val="0"/>
+        </w:rPr>
+        <w:t>3</w:t>
+      </w:r>
+      <w:r>
+        <w:rPr>
+          <w:rFonts w:ascii="바탕" w:eastAsia="바탕" w:hAnsi="바탕" w:cs="굴림"/>
+          <w:color w:val="000000"/>
+          <w:kern w:val="0"/>
+        </w:rPr>
+        <w:t>항</w:t>
+      </w:r>
+      <w:r>
+        <w:rPr>
+          <w:rFonts w:ascii="바탕" w:eastAsia="바탕" w:hAnsi="바탕" w:cs="굴림" w:hint="eastAsia"/>
+          <w:color w:val="000000"/>
+          <w:kern w:val="0"/>
+        </w:rPr>
+        <w:t>의</w:t>
+      </w:r>
+      <w:r>
+        <w:rPr>
+          <w:rFonts w:ascii="바탕" w:eastAsia="바탕" w:hAnsi="바탕" w:cs="굴림"/>
+          <w:color w:val="000000"/>
+          <w:kern w:val="0"/>
+        </w:rPr>
+        <w:t xml:space="preserve"> 철거비용 상환 의무는 면제된다.</w:t>
       </w:r>
     </w:p>
     <w:p>
       <w:pPr>
         <w:numPr>
-          <w:ilvl w:val="6"/>
-          <w:numId w:val="8"/>
+          <w:ilvl w:val="0"/>
+          <w:numId w:val="15"/>
         </w:numPr>
         <w:spacing w:after="0" w:line="384" w:lineRule="auto"/>
-        <w:ind w:left="284" w:hanging="284"/>
+        <w:ind w:left="284" w:hangingChars="129" w:hanging="284"/>
         <w:jc w:val="both"/>
         <w:textAlignment w:val="baseline"/>
         <w:rPr>
           <w:rFonts w:ascii="바탕" w:eastAsia="바탕" w:hAnsi="바탕" w:cs="굴림"/>
-          <w:kern w:val="0"/>
-          <w:szCs w:val="22"/>
-          <w14:ligatures w14:val="none"/>
+          <w:color w:val="000000"/>
+          <w:kern w:val="0"/>
         </w:rPr>
       </w:pPr>
       <w:r>
         <w:rPr>
           <w:rFonts w:ascii="바탕" w:eastAsia="바탕" w:hAnsi="바탕" w:cs="굴림" w:hint="eastAsia"/>
-          <w:kern w:val="0"/>
-          <w:szCs w:val="22"/>
-          <w14:ligatures w14:val="none"/>
-        </w:rPr>
-        <w:t>“</w:t>
-      </w:r>
-      <w:proofErr w:type="spellStart"/>
+          <w:color w:val="000000"/>
+          <w:kern w:val="0"/>
+        </w:rPr>
+        <w:t>운영시작일은</w:t>
+      </w:r>
+      <w:r>
+        <w:rPr>
+          <w:rFonts w:ascii="바탕" w:eastAsia="바탕" w:hAnsi="바탕" w:cs="굴림"/>
+          <w:color w:val="000000"/>
+          <w:kern w:val="0"/>
+        </w:rPr>
+        <w:t xml:space="preserve"> ‘</w:t>
+      </w:r>
       <w:r>
         <w:rPr>
           <w:rFonts w:ascii="바탕" w:eastAsia="바탕" w:hAnsi="바탕" w:cs="굴림" w:hint="eastAsia"/>
-          <w:kern w:val="0"/>
-          <w:szCs w:val="22"/>
-          <w14:ligatures w14:val="none"/>
-        </w:rPr>
-        <w:t>부지제공자”가</w:t>
-      </w:r>
-      <w:proofErr w:type="spellEnd"/>
+          <w:color w:val="000000"/>
+          <w:kern w:val="0"/>
+        </w:rPr>
+        <w:t>전기차 충전기 시운전 확인서</w:t>
+      </w:r>
+      <w:r>
+        <w:rPr>
+          <w:rFonts w:ascii="바탕" w:eastAsia="바탕" w:hAnsi="바탕" w:cs="굴림"/>
+          <w:color w:val="000000"/>
+          <w:kern w:val="0"/>
+        </w:rPr>
+        <w:t xml:space="preserve">’ 내 </w:t>
+      </w:r>
       <w:r>
         <w:rPr>
           <w:rFonts w:ascii="바탕" w:eastAsia="바탕" w:hAnsi="바탕" w:cs="굴림" w:hint="eastAsia"/>
-          <w:kern w:val="0"/>
-          <w:szCs w:val="22"/>
-          <w14:ligatures w14:val="none"/>
-        </w:rPr>
-        <w:t xml:space="preserve"> 전기차충전기 설치완료 된 부지/건물 매각 시 해당 “</w:t>
-      </w:r>
-      <w:proofErr w:type="spellStart"/>
-      <w:r>
-        <w:rPr>
-          <w:rFonts w:ascii="바탕" w:eastAsia="바탕" w:hAnsi="바탕" w:cs="굴림" w:hint="eastAsia"/>
-          <w:kern w:val="0"/>
-          <w:szCs w:val="22"/>
-          <w14:ligatures w14:val="none"/>
-        </w:rPr>
-        <w:t>충전사업자”에게</w:t>
-      </w:r>
-      <w:proofErr w:type="spellEnd"/>
-      <w:r>
-        <w:rPr>
-          <w:rFonts w:ascii="바탕" w:eastAsia="바탕" w:hAnsi="바탕" w:cs="굴림" w:hint="eastAsia"/>
-          <w:kern w:val="0"/>
-          <w:szCs w:val="22"/>
-          <w14:ligatures w14:val="none"/>
-        </w:rPr>
-        <w:t xml:space="preserve"> 사전 서면 통지한다. “</w:t>
-      </w:r>
-      <w:proofErr w:type="spellStart"/>
-      <w:r>
-        <w:rPr>
-          <w:rFonts w:ascii="바탕" w:eastAsia="바탕" w:hAnsi="바탕" w:cs="굴림" w:hint="eastAsia"/>
-          <w:kern w:val="0"/>
-          <w:szCs w:val="22"/>
-          <w14:ligatures w14:val="none"/>
-        </w:rPr>
-        <w:t>부지제공자”가</w:t>
-      </w:r>
-      <w:proofErr w:type="spellEnd"/>
-      <w:r>
-        <w:rPr>
-          <w:rFonts w:ascii="바탕" w:eastAsia="바탕" w:hAnsi="바탕" w:cs="굴림" w:hint="eastAsia"/>
-          <w:kern w:val="0"/>
-          <w:szCs w:val="22"/>
-          <w14:ligatures w14:val="none"/>
-        </w:rPr>
-        <w:t xml:space="preserve"> 부지/건물 매수인과 전기자동차 충전시설 구축 및 운영서비스 계약</w:t>
-      </w:r>
-      <w:r>
-        <w:rPr>
-          <w:rFonts w:ascii="바탕" w:eastAsia="바탕" w:hAnsi="바탕" w:cs="굴림" w:hint="eastAsia"/>
-          <w:kern w:val="0"/>
-          <w:szCs w:val="22"/>
-          <w14:ligatures w14:val="none"/>
-        </w:rPr>
-        <w:t>의 포괄적</w:t>
-      </w:r>
-      <w:r>
-        <w:rPr>
-          <w:rFonts w:ascii="바탕" w:eastAsia="바탕" w:hAnsi="바탕" w:cs="굴림" w:hint="eastAsia"/>
-          <w:kern w:val="0"/>
-          <w:szCs w:val="22"/>
-          <w14:ligatures w14:val="none"/>
-        </w:rPr>
-        <w:t xml:space="preserve"> 승계 협의 시, “</w:t>
-      </w:r>
-      <w:proofErr w:type="spellStart"/>
-      <w:r>
-        <w:rPr>
-          <w:rFonts w:ascii="바탕" w:eastAsia="바탕" w:hAnsi="바탕" w:cs="굴림" w:hint="eastAsia"/>
-          <w:kern w:val="0"/>
-          <w:szCs w:val="22"/>
-          <w14:ligatures w14:val="none"/>
-        </w:rPr>
-        <w:t>충전사업자”는</w:t>
-      </w:r>
-      <w:proofErr w:type="spellEnd"/>
-      <w:r>
-        <w:rPr>
-          <w:rFonts w:ascii="바탕" w:eastAsia="바탕" w:hAnsi="바탕" w:cs="굴림" w:hint="eastAsia"/>
-          <w:kern w:val="0"/>
-          <w:szCs w:val="22"/>
-          <w14:ligatures w14:val="none"/>
-        </w:rPr>
-        <w:t xml:space="preserve"> 매수인과 변경 계약을 체결하며, 이 경우 기존 “</w:t>
-      </w:r>
-      <w:proofErr w:type="spellStart"/>
-      <w:r>
-        <w:rPr>
-          <w:rFonts w:ascii="바탕" w:eastAsia="바탕" w:hAnsi="바탕" w:cs="굴림" w:hint="eastAsia"/>
-          <w:kern w:val="0"/>
-          <w:szCs w:val="22"/>
-          <w14:ligatures w14:val="none"/>
-        </w:rPr>
-        <w:t>부지제공자”의</w:t>
-      </w:r>
-      <w:proofErr w:type="spellEnd"/>
-      <w:r>
-        <w:rPr>
-          <w:rFonts w:ascii="바탕" w:eastAsia="바탕" w:hAnsi="바탕" w:cs="굴림" w:hint="eastAsia"/>
-          <w:kern w:val="0"/>
-          <w:szCs w:val="22"/>
-          <w14:ligatures w14:val="none"/>
-        </w:rPr>
-        <w:t xml:space="preserve"> 제5조 2항 철거비용 상환 의무는 면제된다.</w:t>
+          <w:color w:val="000000"/>
+          <w:kern w:val="0"/>
+        </w:rPr>
+        <w:t xml:space="preserve">날인 </w:t>
+      </w:r>
+      <w:r>
+        <w:rPr>
+          <w:rFonts w:ascii="바탕" w:eastAsia="바탕" w:hAnsi="바탕" w:cs="굴림"/>
+          <w:color w:val="000000"/>
+          <w:kern w:val="0"/>
+        </w:rPr>
+        <w:t>일자를 기준으로 확정한다.</w:t>
       </w:r>
     </w:p>
     <w:p>
       <w:pPr>
-        <w:numPr>
-          <w:ilvl w:val="6"/>
-          <w:numId w:val="8"/>
-        </w:numPr>
-        <w:spacing w:after="0" w:line="384" w:lineRule="auto"/>
-        <w:ind w:left="284" w:hanging="284"/>
-        <w:jc w:val="both"/>
+        <w:pStyle w:val="a6"/>
+        <w:spacing w:line="384" w:lineRule="auto"/>
+        <w:ind w:left="284"/>
         <w:textAlignment w:val="baseline"/>
         <w:rPr>
           <w:rFonts w:ascii="바탕" w:eastAsia="바탕" w:hAnsi="바탕" w:cs="굴림"/>
           <w:kern w:val="0"/>
-          <w:szCs w:val="22"/>
-          <w14:ligatures w14:val="none"/>
-        </w:rPr>
-      </w:pPr>
-      <w:r>
-        <w:rPr>
-          <w:rFonts w:ascii="바탕" w:eastAsia="바탕" w:hAnsi="바탕" w:cs="굴림" w:hint="eastAsia"/>
-          <w:kern w:val="0"/>
-          <w:szCs w:val="22"/>
-          <w14:ligatures w14:val="none"/>
-        </w:rPr>
-        <w:t>운영시작일은 ‘운영 시작 확인서’ 내 일자를 기준으로 확정한다.</w:t>
-      </w:r>
-    </w:p>
-    <w:bookmarkEnd w:id="11"/>
-    <w:p>
-      <w:pPr>
-        <w:spacing w:after="0" w:line="384" w:lineRule="auto"/>
-        <w:jc w:val="both"/>
-        <w:textAlignment w:val="baseline"/>
-        <w:rPr>
-          <w:rFonts w:ascii="바탕" w:eastAsia="바탕" w:hAnsi="바탕" w:cs="굴림"/>
-          <w:kern w:val="0"/>
-          <w:szCs w:val="22"/>
-          <w14:ligatures w14:val="none"/>
+          <w:sz w:val="6"/>
+          <w:szCs w:val="6"/>
         </w:rPr>
       </w:pPr>
     </w:p>
     <w:p>
       <w:pPr>
-        <w:spacing w:after="0" w:line="384" w:lineRule="auto"/>
-        <w:jc w:val="both"/>
+        <w:spacing w:line="384" w:lineRule="auto"/>
         <w:textAlignment w:val="baseline"/>
         <w:rPr>
           <w:rFonts w:ascii="바탕" w:eastAsia="바탕" w:hAnsi="바탕" w:cs="굴림"/>
-          <w:color w:val="000000"/>
-          <w:kern w:val="0"/>
-          <w:sz w:val="20"/>
-          <w:szCs w:val="20"/>
-          <w14:ligatures w14:val="none"/>
-        </w:rPr>
-      </w:pPr>
+          <w:b/>
+          <w:bCs/>
+          <w:color w:val="000000"/>
+          <w:kern w:val="0"/>
+        </w:rPr>
+      </w:pPr>
+      <w:bookmarkStart w:id="22" w:name="OLE_LINK33"/>
       <w:r>
         <w:rPr>
           <w:rFonts w:ascii="바탕" w:eastAsia="바탕" w:hAnsi="바탕" w:cs="굴림" w:hint="eastAsia"/>
@@ -7053,35 +8330,105 @@
           <w:bCs/>
           <w:color w:val="000000"/>
           <w:kern w:val="0"/>
-          <w:szCs w:val="22"/>
-          <w14:ligatures w14:val="none"/>
-        </w:rPr>
-        <w:t>제6조(개인정보보호)</w:t>
+        </w:rPr>
+        <w:t>제7조(별도 합의)</w:t>
       </w:r>
     </w:p>
     <w:p>
       <w:pPr>
+        <w:numPr>
+          <w:ilvl w:val="0"/>
+          <w:numId w:val="17"/>
+        </w:numPr>
         <w:spacing w:after="0" w:line="384" w:lineRule="auto"/>
+        <w:ind w:left="284" w:hangingChars="129" w:hanging="284"/>
         <w:jc w:val="both"/>
         <w:textAlignment w:val="baseline"/>
         <w:rPr>
           <w:rFonts w:ascii="바탕" w:eastAsia="바탕" w:hAnsi="바탕" w:cs="굴림"/>
           <w:color w:val="000000"/>
           <w:kern w:val="0"/>
-          <w:sz w:val="20"/>
-          <w:szCs w:val="20"/>
-          <w14:ligatures w14:val="none"/>
-        </w:rPr>
-      </w:pPr>
+        </w:rPr>
+      </w:pPr>
+      <w:r>
+        <w:rPr>
+          <w:rFonts w:ascii="바탕" w:eastAsia="바탕" w:hAnsi="바탕" w:cs="굴림"/>
+          <w:color w:val="000000"/>
+          <w:kern w:val="0"/>
+        </w:rPr>
+        <w:t>“</w:t>
+      </w:r>
       <w:r>
         <w:rPr>
           <w:rFonts w:ascii="바탕" w:eastAsia="바탕" w:hAnsi="바탕" w:cs="굴림" w:hint="eastAsia"/>
           <w:color w:val="000000"/>
           <w:kern w:val="0"/>
-          <w:szCs w:val="22"/>
-          <w14:ligatures w14:val="none"/>
-        </w:rPr>
-        <w:t>“</w:t>
+        </w:rPr>
+        <w:t>부지제공자</w:t>
+      </w:r>
+      <w:r>
+        <w:rPr>
+          <w:rFonts w:ascii="바탕" w:eastAsia="바탕" w:hAnsi="바탕" w:cs="굴림"/>
+          <w:color w:val="000000"/>
+          <w:kern w:val="0"/>
+        </w:rPr>
+        <w:t>”</w:t>
+      </w:r>
+      <w:r>
+        <w:rPr>
+          <w:rFonts w:ascii="바탕" w:eastAsia="바탕" w:hAnsi="바탕" w:cs="굴림" w:hint="eastAsia"/>
+          <w:color w:val="000000"/>
+          <w:kern w:val="0"/>
+        </w:rPr>
+        <w:t>와</w:t>
+      </w:r>
+      <w:r>
+        <w:rPr>
+          <w:rFonts w:ascii="바탕" w:eastAsia="바탕" w:hAnsi="바탕" w:cs="굴림"/>
+          <w:color w:val="000000"/>
+          <w:kern w:val="0"/>
+        </w:rPr>
+        <w:t xml:space="preserve"> “</w:t>
+      </w:r>
+      <w:r>
+        <w:rPr>
+          <w:rFonts w:ascii="바탕" w:eastAsia="바탕" w:hAnsi="바탕" w:cs="굴림" w:hint="eastAsia"/>
+          <w:color w:val="000000"/>
+          <w:kern w:val="0"/>
+        </w:rPr>
+        <w:t>충전사업자</w:t>
+      </w:r>
+      <w:r>
+        <w:rPr>
+          <w:rFonts w:ascii="바탕" w:eastAsia="바탕" w:hAnsi="바탕" w:cs="굴림"/>
+          <w:color w:val="000000"/>
+          <w:kern w:val="0"/>
+        </w:rPr>
+        <w:t>”</w:t>
+      </w:r>
+      <w:r>
+        <w:rPr>
+          <w:rFonts w:ascii="바탕" w:eastAsia="바탕" w:hAnsi="바탕" w:cs="굴림" w:hint="eastAsia"/>
+          <w:color w:val="000000"/>
+          <w:kern w:val="0"/>
+        </w:rPr>
+        <w:t>는</w:t>
+      </w:r>
+      <w:r>
+        <w:rPr>
+          <w:rFonts w:ascii="바탕" w:eastAsia="바탕" w:hAnsi="바탕" w:cs="굴림"/>
+          <w:color w:val="000000"/>
+          <w:kern w:val="0"/>
+        </w:rPr>
+        <w:t xml:space="preserve"> 본 계약의 이행과 관련하여 본 계약에서 정하지 않은 사항 및 본 계약의 내용을 명확히 하기 위해 별도의 합의를 할 수 있다.</w:t>
+      </w:r>
+      <w:r>
+        <w:rPr>
+          <w:rFonts w:ascii="바탕" w:eastAsia="바탕" w:hAnsi="바탕" w:cs="굴림" w:hint="eastAsia"/>
+          <w:color w:val="000000"/>
+          <w:kern w:val="0"/>
+        </w:rPr>
+        <w:t xml:space="preserve"> (계약의 </w:t>
       </w:r>
       <w:proofErr w:type="spellStart"/>
       <w:r>
@@ -7089,10 +8436,8 @@
           <w:rFonts w:ascii="바탕" w:eastAsia="바탕" w:hAnsi="바탕" w:cs="굴림" w:hint="eastAsia"/>
           <w:color w:val="000000"/>
           <w:kern w:val="0"/>
-          <w:szCs w:val="22"/>
-          <w14:ligatures w14:val="none"/>
-        </w:rPr>
-        <w:t>부지제공자”와</w:t>
+        </w:rPr>
+        <w:t>해제∙해지</w:t>
       </w:r>
       <w:proofErr w:type="spellEnd"/>
       <w:r>
@@ -7100,62 +8445,102 @@
           <w:rFonts w:ascii="바탕" w:eastAsia="바탕" w:hAnsi="바탕" w:cs="굴림" w:hint="eastAsia"/>
           <w:color w:val="000000"/>
           <w:kern w:val="0"/>
-          <w:szCs w:val="22"/>
-          <w14:ligatures w14:val="none"/>
-        </w:rPr>
-        <w:t xml:space="preserve"> “</w:t>
-      </w:r>
-      <w:proofErr w:type="spellStart"/>
+        </w:rPr>
+        <w:t xml:space="preserve"> 및 손해배상, 원상회복 청구, 기타</w:t>
+      </w:r>
+      <w:r>
+        <w:rPr>
+          <w:rFonts w:ascii="바탕" w:eastAsia="바탕" w:hAnsi="바탕" w:cs="굴림"/>
+          <w:color w:val="000000"/>
+          <w:kern w:val="0"/>
+        </w:rPr>
+        <w:t xml:space="preserve"> 일체의 민·형사상 책</w:t>
+      </w:r>
       <w:r>
         <w:rPr>
           <w:rFonts w:ascii="바탕" w:eastAsia="바탕" w:hAnsi="바탕" w:cs="굴림" w:hint="eastAsia"/>
           <w:color w:val="000000"/>
           <w:kern w:val="0"/>
-          <w:szCs w:val="22"/>
-          <w14:ligatures w14:val="none"/>
-        </w:rPr>
-        <w:t>충전사업자”는</w:t>
-      </w:r>
-      <w:proofErr w:type="spellEnd"/>
-      <w:r>
-        <w:rPr>
-          <w:rFonts w:ascii="바탕" w:eastAsia="바탕" w:hAnsi="바탕" w:cs="굴림" w:hint="eastAsia"/>
-          <w:color w:val="000000"/>
-          <w:kern w:val="0"/>
-          <w:szCs w:val="22"/>
-          <w14:ligatures w14:val="none"/>
-        </w:rPr>
-        <w:t xml:space="preserve"> 개인정보보호를 위해 기술적, 관리적 조치를 취해 개인정보가 도난, 누출, 침해되지 않도록 한다.</w:t>
+        </w:rPr>
+        <w:t xml:space="preserve">임을 포함한다.)  </w:t>
       </w:r>
     </w:p>
     <w:p>
       <w:pPr>
+        <w:numPr>
+          <w:ilvl w:val="0"/>
+          <w:numId w:val="17"/>
+        </w:numPr>
         <w:spacing w:after="0" w:line="384" w:lineRule="auto"/>
+        <w:ind w:left="284" w:hangingChars="129" w:hanging="284"/>
         <w:jc w:val="both"/>
         <w:textAlignment w:val="baseline"/>
         <w:rPr>
           <w:rFonts w:ascii="바탕" w:eastAsia="바탕" w:hAnsi="바탕" w:cs="굴림"/>
           <w:color w:val="000000"/>
           <w:kern w:val="0"/>
-          <w:szCs w:val="22"/>
-          <w14:ligatures w14:val="none"/>
-        </w:rPr>
-      </w:pPr>
+        </w:rPr>
+      </w:pPr>
+      <w:r>
+        <w:rPr>
+          <w:rFonts w:ascii="바탕" w:eastAsia="바탕" w:hAnsi="바탕" w:cs="굴림"/>
+          <w:color w:val="000000"/>
+          <w:kern w:val="0"/>
+        </w:rPr>
+        <w:t>1항에 의한 합의는 서면에 의하여야 그 효력이 있다.</w:t>
+      </w:r>
     </w:p>
     <w:p>
       <w:pPr>
+        <w:numPr>
+          <w:ilvl w:val="0"/>
+          <w:numId w:val="17"/>
+        </w:numPr>
         <w:spacing w:after="0" w:line="384" w:lineRule="auto"/>
+        <w:ind w:left="284" w:hangingChars="129" w:hanging="284"/>
         <w:jc w:val="both"/>
         <w:textAlignment w:val="baseline"/>
         <w:rPr>
           <w:rFonts w:ascii="바탕" w:eastAsia="바탕" w:hAnsi="바탕" w:cs="굴림"/>
           <w:color w:val="000000"/>
           <w:kern w:val="0"/>
-          <w:sz w:val="20"/>
+        </w:rPr>
+      </w:pPr>
+      <w:r>
+        <w:rPr>
+          <w:rFonts w:ascii="바탕" w:eastAsia="바탕" w:hAnsi="바탕" w:cs="굴림"/>
+          <w:color w:val="000000"/>
+          <w:kern w:val="0"/>
+        </w:rPr>
+        <w:t>1항에 의한 합의는 본 계약의 일부를 이루며, 본 계약의 내용과 상치되는 사항이 있는 경우에는 본 계약의 내용이 우선한다.</w:t>
+      </w:r>
+    </w:p>
+    <w:bookmarkEnd w:id="22"/>
+    <w:p>
+      <w:pPr>
+        <w:spacing w:line="384" w:lineRule="auto"/>
+        <w:textAlignment w:val="baseline"/>
+        <w:rPr>
+          <w:rFonts w:ascii="바탕" w:eastAsia="바탕" w:hAnsi="바탕" w:cs="굴림"/>
+          <w:color w:val="000000"/>
+          <w:kern w:val="0"/>
+          <w:sz w:val="6"/>
+          <w:szCs w:val="6"/>
+        </w:rPr>
+      </w:pPr>
+    </w:p>
+    <w:p>
+      <w:pPr>
+        <w:spacing w:line="384" w:lineRule="auto"/>
+        <w:textAlignment w:val="baseline"/>
+        <w:rPr>
+          <w:rFonts w:ascii="바탕" w:eastAsia="바탕" w:hAnsi="바탕" w:cs="굴림"/>
+          <w:color w:val="000000"/>
+          <w:kern w:val="0"/>
           <w:szCs w:val="20"/>
-          <w14:ligatures w14:val="none"/>
-        </w:rPr>
-      </w:pPr>
+        </w:rPr>
+      </w:pPr>
+      <w:bookmarkStart w:id="23" w:name="OLE_LINK29"/>
       <w:r>
         <w:rPr>
           <w:rFonts w:ascii="바탕" w:eastAsia="바탕" w:hAnsi="바탕" w:cs="굴림" w:hint="eastAsia"/>
@@ -7163,85 +8548,170 @@
           <w:bCs/>
           <w:color w:val="000000"/>
           <w:kern w:val="0"/>
-          <w:szCs w:val="22"/>
-          <w14:ligatures w14:val="none"/>
-        </w:rPr>
-        <w:t>제7조(제3자 위임금지 등)</w:t>
+        </w:rPr>
+        <w:t>제8조(개인정보보호)</w:t>
+      </w:r>
+    </w:p>
+    <w:bookmarkEnd w:id="23"/>
+    <w:p>
+      <w:pPr>
+        <w:spacing w:line="384" w:lineRule="auto"/>
+        <w:textAlignment w:val="baseline"/>
+        <w:rPr>
+          <w:rFonts w:ascii="바탕" w:eastAsia="바탕" w:hAnsi="바탕" w:cs="굴림"/>
+          <w:color w:val="000000"/>
+          <w:kern w:val="0"/>
+          <w:szCs w:val="20"/>
+        </w:rPr>
+      </w:pPr>
+      <w:r>
+        <w:rPr>
+          <w:rFonts w:ascii="바탕" w:eastAsia="바탕" w:hAnsi="바탕" w:cs="굴림" w:hint="eastAsia"/>
+          <w:color w:val="000000"/>
+          <w:kern w:val="0"/>
+        </w:rPr>
+        <w:t>“</w:t>
+      </w:r>
+      <w:proofErr w:type="spellStart"/>
+      <w:r>
+        <w:rPr>
+          <w:rFonts w:ascii="바탕" w:eastAsia="바탕" w:hAnsi="바탕" w:cs="굴림" w:hint="eastAsia"/>
+          <w:color w:val="000000"/>
+          <w:kern w:val="0"/>
+        </w:rPr>
+        <w:t>부지제공자”와</w:t>
+      </w:r>
+      <w:proofErr w:type="spellEnd"/>
+      <w:r>
+        <w:rPr>
+          <w:rFonts w:ascii="바탕" w:eastAsia="바탕" w:hAnsi="바탕" w:cs="굴림" w:hint="eastAsia"/>
+          <w:color w:val="000000"/>
+          <w:kern w:val="0"/>
+        </w:rPr>
+        <w:t xml:space="preserve"> “</w:t>
+      </w:r>
+      <w:proofErr w:type="spellStart"/>
+      <w:r>
+        <w:rPr>
+          <w:rFonts w:ascii="바탕" w:eastAsia="바탕" w:hAnsi="바탕" w:cs="굴림" w:hint="eastAsia"/>
+          <w:color w:val="000000"/>
+          <w:kern w:val="0"/>
+        </w:rPr>
+        <w:t>충전사업자”는</w:t>
+      </w:r>
+      <w:proofErr w:type="spellEnd"/>
+      <w:r>
+        <w:rPr>
+          <w:rFonts w:ascii="바탕" w:eastAsia="바탕" w:hAnsi="바탕" w:cs="굴림" w:hint="eastAsia"/>
+          <w:color w:val="000000"/>
+          <w:kern w:val="0"/>
+        </w:rPr>
+        <w:t xml:space="preserve"> 개인정보보호를 위해 기술적, 관리적 조치를 취해 개인정보가 도난, </w:t>
+      </w:r>
+      <w:r>
+        <w:rPr>
+          <w:rFonts w:ascii="바탕" w:eastAsia="바탕" w:hAnsi="바탕" w:cs="굴림" w:hint="eastAsia"/>
+          <w:color w:val="000000"/>
+          <w:kern w:val="0"/>
+        </w:rPr>
+        <w:lastRenderedPageBreak/>
+        <w:t>누출, 침해되지 않도록 한다.</w:t>
       </w:r>
     </w:p>
     <w:p>
       <w:pPr>
-        <w:spacing w:after="0" w:line="384" w:lineRule="auto"/>
-        <w:jc w:val="both"/>
+        <w:spacing w:line="384" w:lineRule="auto"/>
         <w:textAlignment w:val="baseline"/>
         <w:rPr>
           <w:rFonts w:ascii="바탕" w:eastAsia="바탕" w:hAnsi="바탕" w:cs="굴림"/>
           <w:color w:val="000000"/>
           <w:kern w:val="0"/>
-          <w:sz w:val="20"/>
-          <w:szCs w:val="20"/>
-          <w14:ligatures w14:val="none"/>
-        </w:rPr>
-      </w:pPr>
-      <w:r>
-        <w:rPr>
-          <w:rFonts w:ascii="바탕" w:eastAsia="바탕" w:hAnsi="바탕" w:cs="굴림" w:hint="eastAsia"/>
-          <w:color w:val="000000"/>
-          <w:kern w:val="0"/>
-          <w:szCs w:val="22"/>
-          <w14:ligatures w14:val="none"/>
-        </w:rPr>
-        <w:t>“</w:t>
-      </w:r>
-      <w:proofErr w:type="spellStart"/>
-      <w:r>
-        <w:rPr>
-          <w:rFonts w:ascii="바탕" w:eastAsia="바탕" w:hAnsi="바탕" w:cs="굴림" w:hint="eastAsia"/>
-          <w:color w:val="000000"/>
-          <w:kern w:val="0"/>
-          <w:szCs w:val="22"/>
-          <w14:ligatures w14:val="none"/>
-        </w:rPr>
-        <w:t>충전사업자”와</w:t>
-      </w:r>
-      <w:proofErr w:type="spellEnd"/>
-      <w:r>
-        <w:rPr>
-          <w:rFonts w:ascii="바탕" w:eastAsia="바탕" w:hAnsi="바탕" w:cs="굴림" w:hint="eastAsia"/>
-          <w:color w:val="000000"/>
-          <w:kern w:val="0"/>
-          <w:szCs w:val="22"/>
-          <w14:ligatures w14:val="none"/>
-        </w:rPr>
-        <w:t xml:space="preserve"> “</w:t>
-      </w:r>
-      <w:proofErr w:type="spellStart"/>
-      <w:r>
-        <w:rPr>
-          <w:rFonts w:ascii="바탕" w:eastAsia="바탕" w:hAnsi="바탕" w:cs="굴림" w:hint="eastAsia"/>
-          <w:color w:val="000000"/>
-          <w:kern w:val="0"/>
-          <w:szCs w:val="22"/>
-          <w14:ligatures w14:val="none"/>
-        </w:rPr>
-        <w:t>부지제공자”는</w:t>
-      </w:r>
-      <w:proofErr w:type="spellEnd"/>
-      <w:r>
-        <w:rPr>
-          <w:rFonts w:ascii="바탕" w:eastAsia="바탕" w:hAnsi="바탕" w:cs="굴림" w:hint="eastAsia"/>
-          <w:color w:val="000000"/>
-          <w:kern w:val="0"/>
-          <w:szCs w:val="22"/>
-          <w14:ligatures w14:val="none"/>
-        </w:rPr>
-        <w:t xml:space="preserve"> 사전 서면동의 없이는 본 계약상의 권리 의무를 제3자에게 위임하거나 양도할 수 없으며 담보로 제공할 수 없다.</w:t>
-      </w:r>
+          <w:sz w:val="6"/>
+          <w:szCs w:val="6"/>
+        </w:rPr>
+      </w:pPr>
     </w:p>
     <w:p>
       <w:pPr>
-        <w:spacing w:after="0" w:line="384" w:lineRule="auto"/>
-        <w:jc w:val="both"/>
+        <w:spacing w:line="384" w:lineRule="auto"/>
+        <w:textAlignment w:val="baseline"/>
+        <w:rPr>
+          <w:rFonts w:ascii="바탕" w:eastAsia="바탕" w:hAnsi="바탕" w:cs="굴림"/>
+          <w:color w:val="000000"/>
+          <w:kern w:val="0"/>
+          <w:szCs w:val="20"/>
+        </w:rPr>
+      </w:pPr>
+      <w:r>
+        <w:rPr>
+          <w:rFonts w:ascii="바탕" w:eastAsia="바탕" w:hAnsi="바탕" w:cs="굴림" w:hint="eastAsia"/>
+          <w:b/>
+          <w:bCs/>
+          <w:color w:val="000000"/>
+          <w:kern w:val="0"/>
+        </w:rPr>
+        <w:t>제9조(제3자 위임금지 등)</w:t>
+      </w:r>
+    </w:p>
+    <w:p>
+      <w:pPr>
+        <w:spacing w:line="384" w:lineRule="auto"/>
+        <w:textAlignment w:val="baseline"/>
+        <w:rPr>
+          <w:rFonts w:ascii="바탕" w:eastAsia="바탕" w:hAnsi="바탕" w:cs="굴림"/>
+          <w:color w:val="000000"/>
+          <w:kern w:val="0"/>
+          <w:szCs w:val="20"/>
+        </w:rPr>
+      </w:pPr>
+      <w:r>
+        <w:rPr>
+          <w:rFonts w:ascii="바탕" w:eastAsia="바탕" w:hAnsi="바탕" w:cs="굴림" w:hint="eastAsia"/>
+          <w:color w:val="000000"/>
+          <w:kern w:val="0"/>
+        </w:rPr>
+        <w:t>“</w:t>
+      </w:r>
+      <w:proofErr w:type="spellStart"/>
+      <w:r>
+        <w:rPr>
+          <w:rFonts w:ascii="바탕" w:eastAsia="바탕" w:hAnsi="바탕" w:cs="굴림" w:hint="eastAsia"/>
+          <w:color w:val="000000"/>
+          <w:kern w:val="0"/>
+        </w:rPr>
+        <w:t>충전사업자”와</w:t>
+      </w:r>
+      <w:proofErr w:type="spellEnd"/>
+      <w:r>
+        <w:rPr>
+          <w:rFonts w:ascii="바탕" w:eastAsia="바탕" w:hAnsi="바탕" w:cs="굴림" w:hint="eastAsia"/>
+          <w:color w:val="000000"/>
+          <w:kern w:val="0"/>
+        </w:rPr>
+        <w:t xml:space="preserve"> “</w:t>
+      </w:r>
+      <w:proofErr w:type="spellStart"/>
+      <w:r>
+        <w:rPr>
+          <w:rFonts w:ascii="바탕" w:eastAsia="바탕" w:hAnsi="바탕" w:cs="굴림" w:hint="eastAsia"/>
+          <w:color w:val="000000"/>
+          <w:kern w:val="0"/>
+        </w:rPr>
+        <w:t>부지제공자”는</w:t>
+      </w:r>
+      <w:proofErr w:type="spellEnd"/>
+      <w:r>
+        <w:rPr>
+          <w:rFonts w:ascii="바탕" w:eastAsia="바탕" w:hAnsi="바탕" w:cs="굴림" w:hint="eastAsia"/>
+          <w:color w:val="000000"/>
+          <w:kern w:val="0"/>
+        </w:rPr>
+        <w:t xml:space="preserve"> 사전 서면동의 없이는 본 계약상의 권리 의무를 제3자에게 위임하거나 양도할 수 없으며 담보로 제공할 수 없다.</w:t>
+      </w:r>
+    </w:p>
+    <w:p>
+      <w:pPr>
+        <w:spacing w:line="384" w:lineRule="auto"/>
         <w:textAlignment w:val="baseline"/>
         <w:rPr>
           <w:rFonts w:ascii="바탕" w:eastAsia="바탕" w:hAnsi="바탕" w:cs="굴림"/>
@@ -7249,23 +8719,20 @@
           <w:bCs/>
           <w:color w:val="000000"/>
           <w:kern w:val="0"/>
-          <w:szCs w:val="22"/>
-          <w14:ligatures w14:val="none"/>
+          <w:sz w:val="6"/>
+          <w:szCs w:val="6"/>
         </w:rPr>
       </w:pPr>
     </w:p>
     <w:p>
       <w:pPr>
-        <w:spacing w:after="0" w:line="384" w:lineRule="auto"/>
-        <w:jc w:val="both"/>
+        <w:spacing w:line="384" w:lineRule="auto"/>
         <w:textAlignment w:val="baseline"/>
         <w:rPr>
           <w:rFonts w:ascii="바탕" w:eastAsia="바탕" w:hAnsi="바탕" w:cs="굴림"/>
           <w:color w:val="000000"/>
           <w:kern w:val="0"/>
-          <w:sz w:val="20"/>
           <w:szCs w:val="20"/>
-          <w14:ligatures w14:val="none"/>
         </w:rPr>
       </w:pPr>
       <w:r>
@@ -7275,23 +8742,18 @@
           <w:bCs/>
           <w:color w:val="000000"/>
           <w:kern w:val="0"/>
-          <w:szCs w:val="22"/>
-          <w14:ligatures w14:val="none"/>
-        </w:rPr>
-        <w:t>제8조(비밀유지)</w:t>
+        </w:rPr>
+        <w:t>제10조(비밀유지)</w:t>
       </w:r>
     </w:p>
     <w:p>
       <w:pPr>
-        <w:spacing w:after="0" w:line="384" w:lineRule="auto"/>
-        <w:jc w:val="both"/>
+        <w:spacing w:line="384" w:lineRule="auto"/>
         <w:textAlignment w:val="baseline"/>
         <w:rPr>
           <w:rFonts w:ascii="바탕" w:eastAsia="바탕" w:hAnsi="바탕" w:cs="굴림"/>
           <w:color w:val="000000"/>
           <w:kern w:val="0"/>
-          <w:szCs w:val="22"/>
-          <w14:ligatures w14:val="none"/>
         </w:rPr>
       </w:pPr>
       <w:r>
@@ -7299,8 +8761,6 @@
           <w:rFonts w:ascii="바탕" w:eastAsia="바탕" w:hAnsi="바탕" w:cs="굴림" w:hint="eastAsia"/>
           <w:color w:val="000000"/>
           <w:kern w:val="0"/>
-          <w:szCs w:val="22"/>
-          <w14:ligatures w14:val="none"/>
         </w:rPr>
         <w:t>“</w:t>
       </w:r>
@@ -7310,8 +8770,6 @@
           <w:rFonts w:ascii="바탕" w:eastAsia="바탕" w:hAnsi="바탕" w:cs="굴림" w:hint="eastAsia"/>
           <w:color w:val="000000"/>
           <w:kern w:val="0"/>
-          <w:szCs w:val="22"/>
-          <w14:ligatures w14:val="none"/>
         </w:rPr>
         <w:t>부지제공자”와</w:t>
       </w:r>
@@ -7321,8 +8779,6 @@
           <w:rFonts w:ascii="바탕" w:eastAsia="바탕" w:hAnsi="바탕" w:cs="굴림" w:hint="eastAsia"/>
           <w:color w:val="000000"/>
           <w:kern w:val="0"/>
-          <w:szCs w:val="22"/>
-          <w14:ligatures w14:val="none"/>
         </w:rPr>
         <w:t xml:space="preserve"> “</w:t>
       </w:r>
@@ -7332,8 +8788,6 @@
           <w:rFonts w:ascii="바탕" w:eastAsia="바탕" w:hAnsi="바탕" w:cs="굴림" w:hint="eastAsia"/>
           <w:color w:val="000000"/>
           <w:kern w:val="0"/>
-          <w:szCs w:val="22"/>
-          <w14:ligatures w14:val="none"/>
         </w:rPr>
         <w:t>충전사업자”는</w:t>
       </w:r>
@@ -7343,53 +8797,45 @@
           <w:rFonts w:ascii="바탕" w:eastAsia="바탕" w:hAnsi="바탕" w:cs="굴림" w:hint="eastAsia"/>
           <w:color w:val="000000"/>
           <w:kern w:val="0"/>
-          <w:szCs w:val="22"/>
-          <w14:ligatures w14:val="none"/>
         </w:rPr>
         <w:t xml:space="preserve"> 본 계약과 관련하여 인지 또는 취득한 모든 정보에 대하여 사전 서면동의 없이는 계약기간 중이거나 계약종료 이후에도 업무 목적 이외로 사용하거나 제3자에게 누설 또는 제공하면 안 된다.</w:t>
       </w:r>
     </w:p>
     <w:p>
       <w:pPr>
-        <w:spacing w:after="0" w:line="384" w:lineRule="auto"/>
-        <w:jc w:val="both"/>
+        <w:spacing w:line="384" w:lineRule="auto"/>
         <w:textAlignment w:val="baseline"/>
-        <w:rPr>
-          <w:rFonts w:ascii="바탕" w:eastAsia="바탕" w:hAnsi="바탕" w:cs="굴림"/>
-          <w:b/>
-          <w:bCs/>
-          <w:color w:val="000000"/>
-          <w:kern w:val="0"/>
-          <w:szCs w:val="22"/>
-          <w14:ligatures w14:val="none"/>
-        </w:rPr>
-      </w:pPr>
-    </w:p>
-    <w:p>
-      <w:pPr>
-        <w:spacing w:after="0" w:line="384" w:lineRule="auto"/>
-        <w:jc w:val="both"/>
-        <w:textAlignment w:val="baseline"/>
-        <w:rPr>
-          <w:rFonts w:ascii="바탕" w:eastAsia="바탕" w:hAnsi="바탕" w:cs="굴림"/>
-          <w:color w:val="000000"/>
-          <w:kern w:val="0"/>
-          <w:sz w:val="20"/>
-          <w:szCs w:val="20"/>
-          <w14:ligatures w14:val="none"/>
-        </w:rPr>
-      </w:pPr>
-      <w:r>
         <w:rPr>
           <w:rFonts w:ascii="바탕" w:eastAsia="바탕" w:hAnsi="바탕" w:cs="굴림" w:hint="eastAsia"/>
           <w:b/>
           <w:bCs/>
           <w:color w:val="000000"/>
           <w:kern w:val="0"/>
-          <w:szCs w:val="22"/>
-          <w14:ligatures w14:val="none"/>
-        </w:rPr>
-        <w:t>제9조(기타사항)</w:t>
+          <w:sz w:val="6"/>
+          <w:szCs w:val="6"/>
+        </w:rPr>
+      </w:pPr>
+    </w:p>
+    <w:p>
+      <w:pPr>
+        <w:spacing w:line="384" w:lineRule="auto"/>
+        <w:textAlignment w:val="baseline"/>
+        <w:rPr>
+          <w:rFonts w:ascii="바탕" w:eastAsia="바탕" w:hAnsi="바탕" w:cs="굴림"/>
+          <w:color w:val="000000"/>
+          <w:kern w:val="0"/>
+          <w:szCs w:val="20"/>
+        </w:rPr>
+      </w:pPr>
+      <w:r>
+        <w:rPr>
+          <w:rFonts w:ascii="바탕" w:eastAsia="바탕" w:hAnsi="바탕" w:cs="굴림" w:hint="eastAsia"/>
+          <w:b/>
+          <w:bCs/>
+          <w:color w:val="000000"/>
+          <w:kern w:val="0"/>
+        </w:rPr>
+        <w:t>제11조(기타사항)</w:t>
       </w:r>
     </w:p>
     <w:p>
@@ -7405,9 +8851,7 @@
           <w:rFonts w:ascii="바탕" w:eastAsia="바탕" w:hAnsi="바탕" w:cs="굴림"/>
           <w:color w:val="000000"/>
           <w:kern w:val="0"/>
-          <w:sz w:val="20"/>
           <w:szCs w:val="20"/>
-          <w14:ligatures w14:val="none"/>
         </w:rPr>
       </w:pPr>
       <w:r>
@@ -7415,8 +8859,6 @@
           <w:rFonts w:ascii="바탕" w:eastAsia="바탕" w:hAnsi="바탕" w:cs="굴림" w:hint="eastAsia"/>
           <w:color w:val="000000"/>
           <w:kern w:val="0"/>
-          <w:szCs w:val="22"/>
-          <w14:ligatures w14:val="none"/>
         </w:rPr>
         <w:t>본 계약에 규정하지 아니한 사항에 대하여는 일반적인 상 관례에 의한다.</w:t>
       </w:r>
@@ -7435,8 +8877,6 @@
           <w:rFonts w:ascii="바탕" w:eastAsia="바탕" w:hAnsi="바탕" w:cs="굴림"/>
           <w:color w:val="000000"/>
           <w:kern w:val="0"/>
-          <w:szCs w:val="22"/>
-          <w14:ligatures w14:val="none"/>
         </w:rPr>
       </w:pPr>
       <w:r>
@@ -7444,8 +8884,6 @@
           <w:rFonts w:ascii="바탕" w:eastAsia="바탕" w:hAnsi="바탕" w:cs="굴림" w:hint="eastAsia"/>
           <w:color w:val="000000"/>
           <w:kern w:val="0"/>
-          <w:szCs w:val="22"/>
-          <w14:ligatures w14:val="none"/>
         </w:rPr>
         <w:t>본 계약은 당사자 쌍방이 본 계약서에 서명 또는 기명 날인하는 즉시 그 효력이 발생한다.</w:t>
       </w:r>
@@ -7464,9 +8902,7 @@
           <w:rFonts w:ascii="바탕" w:eastAsia="바탕" w:hAnsi="바탕" w:cs="굴림"/>
           <w:color w:val="000000"/>
           <w:kern w:val="0"/>
-          <w:sz w:val="20"/>
           <w:szCs w:val="20"/>
-          <w14:ligatures w14:val="none"/>
         </w:rPr>
       </w:pPr>
       <w:r>
@@ -7474,8 +8910,6 @@
           <w:rFonts w:ascii="바탕" w:eastAsia="바탕" w:hAnsi="바탕" w:cs="굴림" w:hint="eastAsia"/>
           <w:color w:val="000000"/>
           <w:kern w:val="0"/>
-          <w:szCs w:val="22"/>
-          <w14:ligatures w14:val="none"/>
         </w:rPr>
         <w:t>본 계약에서 충분히 표현되지 못한 사항이나 특별히 규정해야 할 사항이 있을 때에는 별도의 규정을 상호 협의하여 첨부할 수 있다.</w:t>
       </w:r>
@@ -7494,21 +8928,58 @@
           <w:rFonts w:ascii="바탕" w:eastAsia="바탕" w:hAnsi="바탕" w:cs="굴림"/>
           <w:color w:val="000000"/>
           <w:kern w:val="0"/>
-          <w:sz w:val="20"/>
-          <w:szCs w:val="20"/>
-          <w14:ligatures w14:val="none"/>
-        </w:rPr>
-      </w:pPr>
+        </w:rPr>
+      </w:pPr>
+      <w:bookmarkStart w:id="24" w:name="OLE_LINK23"/>
+      <w:bookmarkStart w:id="25" w:name="OLE_LINK24"/>
+      <w:r>
+        <w:rPr>
+          <w:rFonts w:ascii="바탕" w:eastAsia="바탕" w:hAnsi="바탕" w:cs="굴림" w:hint="eastAsia"/>
+          <w:color w:val="000000"/>
+          <w:kern w:val="0"/>
+        </w:rPr>
+        <w:t xml:space="preserve">본 계약과 </w:t>
+      </w:r>
       <w:proofErr w:type="spellStart"/>
       <w:r>
         <w:rPr>
           <w:rFonts w:ascii="바탕" w:eastAsia="바탕" w:hAnsi="바탕" w:cs="굴림" w:hint="eastAsia"/>
           <w:color w:val="000000"/>
           <w:kern w:val="0"/>
-          <w:szCs w:val="22"/>
-          <w14:ligatures w14:val="none"/>
-        </w:rPr>
-        <w:t>당해년도</w:t>
+        </w:rPr>
+        <w:t>관련하여</w:t>
+      </w:r>
+      <w:r>
+        <w:rPr>
+          <w:rFonts w:ascii="바탕" w:eastAsia="바탕" w:hAnsi="바탕" w:cs="굴림"/>
+          <w:color w:val="000000"/>
+          <w:kern w:val="0"/>
+        </w:rPr>
+        <w:t>「</w:t>
+      </w:r>
+      <w:r>
+        <w:rPr>
+          <w:rFonts w:ascii="바탕" w:eastAsia="바탕" w:hAnsi="바탕" w:cs="굴림" w:hint="eastAsia"/>
+          <w:color w:val="000000"/>
+          <w:kern w:val="0"/>
+        </w:rPr>
+        <w:t>친환경자동차법</w:t>
+      </w:r>
+      <w:r>
+        <w:rPr>
+          <w:rFonts w:ascii="바탕" w:eastAsia="바탕" w:hAnsi="바탕" w:cs="굴림"/>
+          <w:color w:val="000000"/>
+          <w:kern w:val="0"/>
+        </w:rPr>
+        <w:t>」</w:t>
+      </w:r>
+      <w:r>
+        <w:rPr>
+          <w:rFonts w:ascii="바탕" w:eastAsia="바탕" w:hAnsi="바탕" w:cs="굴림" w:hint="eastAsia"/>
+          <w:color w:val="000000"/>
+          <w:kern w:val="0"/>
+        </w:rPr>
+        <w:t>제</w:t>
       </w:r>
       <w:proofErr w:type="spellEnd"/>
       <w:r>
@@ -7516,32 +8987,20 @@
           <w:rFonts w:ascii="바탕" w:eastAsia="바탕" w:hAnsi="바탕" w:cs="굴림" w:hint="eastAsia"/>
           <w:color w:val="000000"/>
           <w:kern w:val="0"/>
-          <w:szCs w:val="22"/>
-          <w14:ligatures w14:val="none"/>
-        </w:rPr>
-        <w:t xml:space="preserve"> 환경공단 보조금 예산 마감으로 보조금 승인을 받지 못한 경우 </w:t>
-      </w:r>
+        </w:rPr>
+        <w:t>11조의5의 따른 지자체 등의 명령이나 제재는 동법 제11조의</w:t>
+      </w:r>
+      <w:bookmarkEnd w:id="24"/>
       <w:r>
         <w:rPr>
           <w:rFonts w:ascii="바탕" w:eastAsia="바탕" w:hAnsi="바탕" w:cs="굴림" w:hint="eastAsia"/>
           <w:color w:val="000000"/>
           <w:kern w:val="0"/>
-          <w:szCs w:val="22"/>
-          <w14:ligatures w14:val="none"/>
-        </w:rPr>
-        <w:t>차년도 보조금 사업으로 이월 될 수 있다</w:t>
-      </w:r>
-      <w:r>
-        <w:rPr>
-          <w:rFonts w:ascii="바탕" w:eastAsia="바탕" w:hAnsi="바탕" w:cs="굴림" w:hint="eastAsia"/>
-          <w:color w:val="000000"/>
-          <w:kern w:val="0"/>
-          <w:szCs w:val="22"/>
-          <w14:ligatures w14:val="none"/>
-        </w:rPr>
-        <w:t xml:space="preserve">. </w:t>
+        </w:rPr>
+        <w:t>2 시설소유자(공동주택 등)의 책임이며, 충전사업자에게는 의무나 책임이 없다.</w:t>
       </w:r>
     </w:p>
+    <w:bookmarkEnd w:id="25"/>
     <w:p>
       <w:pPr>
         <w:numPr>
@@ -7556,8 +9015,6 @@
           <w:rFonts w:ascii="바탕" w:eastAsia="바탕" w:hAnsi="바탕" w:cs="굴림"/>
           <w:color w:val="000000"/>
           <w:kern w:val="0"/>
-          <w:szCs w:val="22"/>
-          <w14:ligatures w14:val="none"/>
         </w:rPr>
       </w:pPr>
       <w:r>
@@ -7565,117 +9022,9 @@
           <w:rFonts w:ascii="바탕" w:eastAsia="바탕" w:hAnsi="바탕" w:cs="굴림" w:hint="eastAsia"/>
           <w:color w:val="000000"/>
           <w:kern w:val="0"/>
-          <w:szCs w:val="22"/>
-          <w14:ligatures w14:val="none"/>
-        </w:rPr>
-        <w:t xml:space="preserve">본 계약과 </w:t>
-      </w:r>
-      <w:proofErr w:type="spellStart"/>
-      <w:r>
-        <w:rPr>
-          <w:rFonts w:ascii="바탕" w:eastAsia="바탕" w:hAnsi="바탕" w:cs="굴림" w:hint="eastAsia"/>
-          <w:color w:val="000000"/>
-          <w:kern w:val="0"/>
-          <w:szCs w:val="22"/>
-          <w14:ligatures w14:val="none"/>
-        </w:rPr>
-        <w:t>관련하여「친환경자동차법」제</w:t>
-      </w:r>
-      <w:proofErr w:type="spellEnd"/>
-      <w:r>
-        <w:rPr>
-          <w:rFonts w:ascii="바탕" w:eastAsia="바탕" w:hAnsi="바탕" w:cs="굴림" w:hint="eastAsia"/>
-          <w:color w:val="000000"/>
-          <w:kern w:val="0"/>
-          <w:szCs w:val="22"/>
-          <w14:ligatures w14:val="none"/>
-        </w:rPr>
-        <w:t xml:space="preserve">11조의5의 따른 지자체 등의 명령이나 제재는 </w:t>
-      </w:r>
-      <w:r>
-        <w:rPr>
-          <w:rFonts w:ascii="바탕" w:eastAsia="바탕" w:hAnsi="바탕" w:cs="굴림" w:hint="eastAsia"/>
-          <w:color w:val="000000"/>
-          <w:kern w:val="0"/>
-          <w:szCs w:val="22"/>
-          <w14:ligatures w14:val="none"/>
-        </w:rPr>
-        <w:t>동법 제 11조의2 시설소유자(공동주택 등)의 책임이며, 충전사업</w:t>
-      </w:r>
-      <w:r>
-        <w:rPr>
-          <w:rFonts w:ascii="바탕" w:eastAsia="바탕" w:hAnsi="바탕" w:cs="굴림" w:hint="eastAsia"/>
-          <w:color w:val="000000"/>
-          <w:kern w:val="0"/>
-          <w:szCs w:val="22"/>
-          <w14:ligatures w14:val="none"/>
-        </w:rPr>
-        <w:t>자에게는 의무나 책임이 없다.</w:t>
-      </w:r>
-    </w:p>
-    <w:p>
-      <w:pPr>
-        <w:numPr>
-          <w:ilvl w:val="0"/>
-          <w:numId w:val="9"/>
-        </w:numPr>
-        <w:spacing w:after="0" w:line="384" w:lineRule="auto"/>
-        <w:ind w:left="284" w:hangingChars="129" w:hanging="284"/>
-        <w:jc w:val="both"/>
-        <w:textAlignment w:val="baseline"/>
-        <w:rPr>
-          <w:rFonts w:ascii="바탕" w:eastAsia="바탕" w:hAnsi="바탕" w:cs="굴림"/>
-          <w:color w:val="000000"/>
-          <w:kern w:val="0"/>
-          <w:szCs w:val="22"/>
-          <w14:ligatures w14:val="none"/>
-        </w:rPr>
-      </w:pPr>
-      <w:r>
-        <w:rPr>
-          <w:rFonts w:ascii="바탕" w:eastAsia="바탕" w:hAnsi="바탕" w:cs="굴림" w:hint="eastAsia"/>
-          <w:color w:val="000000"/>
-          <w:kern w:val="0"/>
-          <w:szCs w:val="22"/>
-          <w14:ligatures w14:val="none"/>
-        </w:rPr>
-        <w:lastRenderedPageBreak/>
-        <w:t xml:space="preserve">본 계약에 대하여 분쟁이 발생한 경우 상호 협의하여 해결함을 원칙으로 하고 합의가 이루어지지 아니한 경우에는 </w:t>
-      </w:r>
-      <w:r>
-        <w:rPr>
-          <w:rFonts w:ascii="바탕" w:eastAsia="바탕" w:hAnsi="바탕" w:cs="굴림" w:hint="eastAsia"/>
-          <w:color w:val="000000"/>
-          <w:kern w:val="0"/>
-          <w:szCs w:val="22"/>
-          <w14:ligatures w14:val="none"/>
-        </w:rPr>
-        <w:t>서울중앙</w:t>
-      </w:r>
-      <w:r>
-        <w:rPr>
-          <w:rFonts w:ascii="바탕" w:eastAsia="바탕" w:hAnsi="바탕" w:cs="굴림" w:hint="eastAsia"/>
-          <w:color w:val="000000"/>
-          <w:kern w:val="0"/>
-          <w:szCs w:val="22"/>
-          <w14:ligatures w14:val="none"/>
-        </w:rPr>
-        <w:t>지방법원을 제1심 합의 관할 법원으로 한다.</w:t>
-      </w:r>
-    </w:p>
-    <w:p>
-      <w:pPr>
-        <w:spacing w:after="0" w:line="384" w:lineRule="auto"/>
-        <w:jc w:val="both"/>
-        <w:textAlignment w:val="baseline"/>
-        <w:rPr>
-          <w:rFonts w:ascii="바탕" w:eastAsia="바탕" w:hAnsi="바탕" w:cs="굴림"/>
-          <w:color w:val="000000"/>
-          <w:kern w:val="0"/>
-          <w:szCs w:val="22"/>
-          <w14:ligatures w14:val="none"/>
-        </w:rPr>
-      </w:pPr>
+        </w:rPr>
+        <w:t>본 계약에 대하여 분쟁이 발생한 경우 상호 협의하여 해결함을 원칙으로 하고 합의가 이루어지지 아니한 경우에는 서울중앙지방법원을 제1심 합의 관할 법원으로 한다.</w:t>
+      </w:r>
     </w:p>
     <w:p>
       <w:pPr>
@@ -7829,7 +9178,7 @@
                 <w14:ligatures w14:val="none"/>
               </w:rPr>
             </w:pPr>
-            <w:bookmarkStart w:id="17" w:name="_Hlk214350236"/>
+            <w:bookmarkStart w:id="26" w:name="_Hlk214350236"/>
             <w:r>
               <w:rPr>
                 <w:rFonts w:ascii="바탕" w:eastAsia="바탕" w:hAnsi="바탕" w:cs="굴림" w:hint="eastAsia"/>
@@ -7887,7 +9236,7 @@
               </w:rPr>
               <w:t xml:space="preserve">대표자 : </w:t>
             </w:r>
-            <w:bookmarkStart w:id="18" w:name="OLE_LINK27"/>
+            <w:bookmarkStart w:id="27" w:name="OLE_LINK27"/>
             <w:r>
               <w:rPr>
                 <w:rFonts w:ascii="바탕" w:eastAsia="바탕" w:hAnsi="바탕" w:cs="굴림" w:hint="eastAsia"/>
@@ -7908,7 +9257,7 @@
               </w:rPr>
               <w:t xml:space="preserve"> (인)</w:t>
             </w:r>
-            <w:bookmarkEnd w:id="18"/>
+            <w:bookmarkEnd w:id="27"/>
           </w:p>
         </w:tc>
         <w:tc>
@@ -8007,7 +9356,7 @@
         </w:tc>
       </w:tr>
       <w:bookmarkEnd w:id="1"/>
-      <w:bookmarkEnd w:id="17"/>
+      <w:bookmarkEnd w:id="26"/>
     </w:tbl>
     <w:p>
       <w:pPr>
@@ -8049,7 +9398,7 @@
           <w14:ligatures w14:val="none"/>
         </w:rPr>
       </w:pPr>
-      <w:bookmarkStart w:id="19" w:name="OLE_LINK26"/>
+      <w:bookmarkStart w:id="28" w:name="OLE_LINK26"/>
       <w:r>
         <w:rPr>
           <w:rFonts w:ascii="맑은 고딕" w:eastAsia="맑은 고딕" w:hAnsi="맑은 고딕" w:cs="Times New Roman"/>
@@ -8189,8 +9538,8 @@
             </w:r>
           </w:p>
         </w:tc>
-        <w:bookmarkStart w:id="20" w:name="CustName4"/>
-        <w:bookmarkEnd w:id="20"/>
+        <w:bookmarkStart w:id="29" w:name="CustName4"/>
+        <w:bookmarkEnd w:id="29"/>
         <w:tc>
           <w:tcPr>
             <w:tcW w:w="5105" w:type="dxa"/>
@@ -8275,8 +9624,8 @@
             <w:proofErr w:type="spellEnd"/>
           </w:p>
         </w:tc>
-        <w:bookmarkStart w:id="21" w:name="Parkinglot"/>
-        <w:bookmarkEnd w:id="21"/>
+        <w:bookmarkStart w:id="30" w:name="Parkinglot"/>
+        <w:bookmarkEnd w:id="30"/>
         <w:tc>
           <w:tcPr>
             <w:tcW w:w="1931" w:type="dxa"/>
@@ -8598,8 +9947,8 @@
               </w:rPr>
               <w:t xml:space="preserve">도로명 주소 : </w:t>
             </w:r>
-            <w:bookmarkStart w:id="22" w:name="InstallAddr2"/>
-            <w:bookmarkEnd w:id="22"/>
+            <w:bookmarkStart w:id="31" w:name="InstallAddr2"/>
+            <w:bookmarkEnd w:id="31"/>
             <w:sdt>
               <w:sdtPr>
                 <w:rPr>
@@ -8721,8 +10070,8 @@
             </w:r>
           </w:p>
         </w:tc>
-        <w:bookmarkStart w:id="23" w:name="CustName8"/>
-        <w:bookmarkEnd w:id="23"/>
+        <w:bookmarkStart w:id="32" w:name="CustName8"/>
+        <w:bookmarkEnd w:id="32"/>
         <w:tc>
           <w:tcPr>
             <w:tcW w:w="1554" w:type="dxa"/>
@@ -8958,8 +10307,8 @@
             </w:r>
           </w:p>
         </w:tc>
-        <w:bookmarkStart w:id="24" w:name="CustTel2" w:displacedByCustomXml="next"/>
-        <w:bookmarkEnd w:id="24" w:displacedByCustomXml="next"/>
+        <w:bookmarkStart w:id="33" w:name="CustTel2" w:displacedByCustomXml="next"/>
+        <w:bookmarkEnd w:id="33" w:displacedByCustomXml="next"/>
         <w:sdt>
           <w:sdtPr>
             <w:rPr>
@@ -9217,8 +10566,8 @@
             </w:pPr>
           </w:p>
         </w:tc>
-        <w:bookmarkStart w:id="25" w:name="SalesComp" w:displacedByCustomXml="next"/>
-        <w:bookmarkEnd w:id="25" w:displacedByCustomXml="next"/>
+        <w:bookmarkStart w:id="34" w:name="SalesComp" w:displacedByCustomXml="next"/>
+        <w:bookmarkEnd w:id="34" w:displacedByCustomXml="next"/>
         <w:sdt>
           <w:sdtPr>
             <w:rPr>
@@ -9283,8 +10632,8 @@
             </w:tc>
           </w:sdtContent>
         </w:sdt>
-        <w:bookmarkStart w:id="26" w:name="SalesName" w:displacedByCustomXml="next"/>
-        <w:bookmarkEnd w:id="26" w:displacedByCustomXml="next"/>
+        <w:bookmarkStart w:id="35" w:name="SalesName" w:displacedByCustomXml="next"/>
+        <w:bookmarkEnd w:id="35" w:displacedByCustomXml="next"/>
         <w:sdt>
           <w:sdtPr>
             <w:rPr>
@@ -9349,8 +10698,8 @@
             </w:tc>
           </w:sdtContent>
         </w:sdt>
-        <w:bookmarkStart w:id="27" w:name="SalesTel" w:displacedByCustomXml="next"/>
-        <w:bookmarkEnd w:id="27" w:displacedByCustomXml="next"/>
+        <w:bookmarkStart w:id="36" w:name="SalesTel" w:displacedByCustomXml="next"/>
+        <w:bookmarkEnd w:id="36" w:displacedByCustomXml="next"/>
         <w:sdt>
           <w:sdtPr>
             <w:rPr>
@@ -10119,23 +11468,7 @@
                 <w:sz w:val="18"/>
                 <w:szCs w:val="18"/>
               </w:rPr>
-              <w:t>7kW 이상 ~</w:t>
-            </w:r>
-            <w:r>
-              <w:rPr>
-                <w:rFonts w:hint="eastAsia"/>
-                <w:sz w:val="18"/>
-                <w:szCs w:val="18"/>
-              </w:rPr>
-              <w:t xml:space="preserve"> </w:t>
-            </w:r>
-            <w:r>
-              <w:rPr>
-                <w:rFonts w:hint="eastAsia"/>
-                <w:sz w:val="18"/>
-                <w:szCs w:val="18"/>
-              </w:rPr>
-              <w:t>11kW 미만</w:t>
+              <w:t>7kW 이상 ~ 11kW 미만</w:t>
             </w:r>
           </w:p>
         </w:tc>
@@ -10267,28 +11600,12 @@
                 <w:sz w:val="18"/>
                 <w:szCs w:val="18"/>
               </w:rPr>
-              <w:t>11kW 이상 ~</w:t>
-            </w:r>
-            <w:r>
-              <w:rPr>
-                <w:rFonts w:hint="eastAsia"/>
-                <w:sz w:val="18"/>
-                <w:szCs w:val="18"/>
-              </w:rPr>
-              <w:t xml:space="preserve"> </w:t>
-            </w:r>
-            <w:r>
-              <w:rPr>
-                <w:rFonts w:hint="eastAsia"/>
-                <w:sz w:val="18"/>
-                <w:szCs w:val="18"/>
-              </w:rPr>
-              <w:t>30kW 미만</w:t>
-            </w:r>
-          </w:p>
-        </w:tc>
-        <w:bookmarkStart w:id="28" w:name="InstallQty2"/>
-        <w:bookmarkEnd w:id="28"/>
+              <w:t>11kW 이상 ~ 30kW 미만</w:t>
+            </w:r>
+          </w:p>
+        </w:tc>
+        <w:bookmarkStart w:id="37" w:name="InstallQty2"/>
+        <w:bookmarkEnd w:id="37"/>
         <w:tc>
           <w:tcPr>
             <w:tcW w:w="3798" w:type="dxa"/>
@@ -10299,7 +11616,6 @@
             <w:pPr>
               <w:jc w:val="center"/>
               <w:rPr>
-                <w:rFonts w:hint="eastAsia"/>
                 <w:sz w:val="18"/>
                 <w:szCs w:val="18"/>
               </w:rPr>
@@ -10440,15 +11756,7 @@
                 <w:sz w:val="18"/>
                 <w:szCs w:val="18"/>
               </w:rPr>
-              <w:t>kW    기(케이블     개</w:t>
-            </w:r>
-            <w:r>
-              <w:rPr>
-                <w:rFonts w:hint="eastAsia"/>
-                <w:sz w:val="18"/>
-                <w:szCs w:val="18"/>
-              </w:rPr>
-              <w:t>)</w:t>
+              <w:t>kW    기(케이블     개)</w:t>
             </w:r>
           </w:p>
         </w:tc>
@@ -10730,8 +12038,8 @@
                 </w:r>
               </w:sdtContent>
             </w:sdt>
-            <w:bookmarkStart w:id="29" w:name="ContMonth4"/>
-            <w:bookmarkEnd w:id="29"/>
+            <w:bookmarkStart w:id="38" w:name="ContMonth4"/>
+            <w:bookmarkEnd w:id="38"/>
             <w:r>
               <w:rPr>
                 <w:sz w:val="24"/>
@@ -10781,8 +12089,8 @@
                 </w:r>
               </w:sdtContent>
             </w:sdt>
-            <w:bookmarkStart w:id="30" w:name="ContDay4"/>
-            <w:bookmarkEnd w:id="30"/>
+            <w:bookmarkStart w:id="39" w:name="ContDay4"/>
+            <w:bookmarkEnd w:id="39"/>
             <w:r>
               <w:rPr>
                 <w:sz w:val="24"/>
@@ -10819,8 +12127,8 @@
               </w:rPr>
               <w:t xml:space="preserve">: </w:t>
             </w:r>
-            <w:bookmarkStart w:id="31" w:name="CustName5"/>
-            <w:bookmarkEnd w:id="31"/>
+            <w:bookmarkStart w:id="40" w:name="CustName5"/>
+            <w:bookmarkEnd w:id="40"/>
             <w:sdt>
               <w:sdtPr>
                 <w:rPr>
@@ -10922,7 +12230,7 @@
         <w:spacing w:after="0"/>
       </w:pPr>
     </w:p>
-    <w:bookmarkEnd w:id="19"/>
+    <w:bookmarkEnd w:id="28"/>
     <w:p>
       <w:pPr>
         <w:jc w:val="center"/>
@@ -11464,7 +12772,7 @@
           <w14:ligatures w14:val="none"/>
         </w:rPr>
         <w:drawing>
-          <wp:anchor distT="0" distB="0" distL="114300" distR="114300" simplePos="0" relativeHeight="251659264" behindDoc="0" locked="0" layoutInCell="1" allowOverlap="1" wp14:anchorId="6EF8B1ED" wp14:editId="191E91EE">
+          <wp:anchor distT="0" distB="0" distL="114300" distR="114300" simplePos="0" relativeHeight="251659264" behindDoc="0" locked="0" layoutInCell="1" allowOverlap="1" wp14:anchorId="6EF8B1ED" wp14:editId="166E61F7">
             <wp:simplePos x="0" y="0"/>
             <wp:positionH relativeFrom="column">
               <wp:posOffset>2372088</wp:posOffset>
@@ -12711,8 +14019,8 @@
               </w:rPr>
               <w:t xml:space="preserve">2026년 </w:t>
             </w:r>
-            <w:bookmarkStart w:id="32" w:name="ContMonth5"/>
-            <w:bookmarkEnd w:id="32"/>
+            <w:bookmarkStart w:id="41" w:name="ContMonth5"/>
+            <w:bookmarkEnd w:id="41"/>
             <w:sdt>
               <w:sdtPr>
                 <w:rPr>
@@ -12766,8 +14074,8 @@
               </w:rPr>
               <w:t xml:space="preserve">월 </w:t>
             </w:r>
-            <w:bookmarkStart w:id="33" w:name="ContDay5"/>
-            <w:bookmarkEnd w:id="33"/>
+            <w:bookmarkStart w:id="42" w:name="ContDay5"/>
+            <w:bookmarkEnd w:id="42"/>
             <w:sdt>
               <w:sdtPr>
                 <w:rPr>
@@ -12859,8 +14167,8 @@
               </w:rPr>
               <w:t xml:space="preserve">신 청 자 : </w:t>
             </w:r>
-            <w:bookmarkStart w:id="34" w:name="CustName7"/>
-            <w:bookmarkEnd w:id="34"/>
+            <w:bookmarkStart w:id="43" w:name="CustName7"/>
+            <w:bookmarkEnd w:id="43"/>
             <w:sdt>
               <w:sdtPr>
                 <w:rPr>
@@ -13079,8 +14387,8 @@
             </w:r>
           </w:p>
         </w:tc>
-        <w:bookmarkStart w:id="35" w:name="CustName6"/>
-        <w:bookmarkEnd w:id="35"/>
+        <w:bookmarkStart w:id="44" w:name="CustName6"/>
+        <w:bookmarkEnd w:id="44"/>
         <w:tc>
           <w:tcPr>
             <w:tcW w:w="1570" w:type="pct"/>
@@ -13147,8 +14455,8 @@
             </w:r>
           </w:p>
         </w:tc>
-        <w:bookmarkStart w:id="36" w:name="CustTel3" w:displacedByCustomXml="next"/>
-        <w:bookmarkEnd w:id="36" w:displacedByCustomXml="next"/>
+        <w:bookmarkStart w:id="45" w:name="CustTel3" w:displacedByCustomXml="next"/>
+        <w:bookmarkEnd w:id="45" w:displacedByCustomXml="next"/>
         <w:sdt>
           <w:sdtPr>
             <w:rPr>
@@ -13231,8 +14539,8 @@
             </w:r>
           </w:p>
         </w:tc>
-        <w:bookmarkStart w:id="37" w:name="CustAddr3" w:displacedByCustomXml="next"/>
-        <w:bookmarkEnd w:id="37" w:displacedByCustomXml="next"/>
+        <w:bookmarkStart w:id="46" w:name="CustAddr3" w:displacedByCustomXml="next"/>
+        <w:bookmarkEnd w:id="46" w:displacedByCustomXml="next"/>
         <w:sdt>
           <w:sdtPr>
             <w:rPr>
@@ -13367,7 +14675,7 @@
             <w:pPr>
               <w:jc w:val="center"/>
               <w:rPr>
-                <w:rFonts w:asciiTheme="majorHAnsi" w:eastAsiaTheme="majorHAnsi" w:hAnsiTheme="majorHAnsi" w:hint="eastAsia"/>
+                <w:rFonts w:asciiTheme="majorHAnsi" w:eastAsiaTheme="majorHAnsi" w:hAnsiTheme="majorHAnsi"/>
               </w:rPr>
             </w:pPr>
             <w:r>
@@ -13477,7 +14785,7 @@
             <w:pPr>
               <w:jc w:val="center"/>
               <w:rPr>
-                <w:rFonts w:asciiTheme="majorHAnsi" w:eastAsiaTheme="majorHAnsi" w:hAnsiTheme="majorHAnsi" w:hint="eastAsia"/>
+                <w:rFonts w:asciiTheme="majorHAnsi" w:eastAsiaTheme="majorHAnsi" w:hAnsiTheme="majorHAnsi"/>
               </w:rPr>
             </w:pPr>
             <w:r>
@@ -13587,7 +14895,7 @@
             <w:pPr>
               <w:jc w:val="center"/>
               <w:rPr>
-                <w:rFonts w:asciiTheme="majorHAnsi" w:eastAsiaTheme="majorHAnsi" w:hAnsiTheme="majorHAnsi" w:hint="eastAsia"/>
+                <w:rFonts w:asciiTheme="majorHAnsi" w:eastAsiaTheme="majorHAnsi" w:hAnsiTheme="majorHAnsi"/>
               </w:rPr>
             </w:pPr>
             <w:r>
@@ -13610,7 +14918,7 @@
             <w:pPr>
               <w:jc w:val="center"/>
               <w:rPr>
-                <w:rFonts w:asciiTheme="majorHAnsi" w:eastAsiaTheme="majorHAnsi" w:hAnsiTheme="majorHAnsi" w:hint="eastAsia"/>
+                <w:rFonts w:asciiTheme="majorHAnsi" w:eastAsiaTheme="majorHAnsi" w:hAnsiTheme="majorHAnsi"/>
               </w:rPr>
             </w:pPr>
             <w:r>
@@ -13678,8 +14986,8 @@
             </w:r>
           </w:p>
         </w:tc>
-        <w:bookmarkStart w:id="38" w:name="Parkinglot2"/>
-        <w:bookmarkEnd w:id="38"/>
+        <w:bookmarkStart w:id="47" w:name="Parkinglot2"/>
+        <w:bookmarkEnd w:id="47"/>
         <w:tc>
           <w:tcPr>
             <w:tcW w:w="785" w:type="pct"/>
@@ -13975,8 +15283,8 @@
               </w:rPr>
               <w:t xml:space="preserve"> 기타 ( </w:t>
             </w:r>
-            <w:bookmarkStart w:id="39" w:name="Type33txt"/>
-            <w:bookmarkEnd w:id="39"/>
+            <w:bookmarkStart w:id="48" w:name="Type33txt"/>
+            <w:bookmarkEnd w:id="48"/>
             <w:sdt>
               <w:sdtPr>
                 <w:rPr>
@@ -14099,8 +15407,8 @@
             </w:r>
           </w:p>
         </w:tc>
-        <w:bookmarkStart w:id="40" w:name="InstallAddr3" w:displacedByCustomXml="next"/>
-        <w:bookmarkEnd w:id="40" w:displacedByCustomXml="next"/>
+        <w:bookmarkStart w:id="49" w:name="InstallAddr3" w:displacedByCustomXml="next"/>
+        <w:bookmarkEnd w:id="49" w:displacedByCustomXml="next"/>
         <w:sdt>
           <w:sdtPr>
             <w:rPr>
@@ -16049,8 +17357,8 @@
               </w:rPr>
               <w:t xml:space="preserve"> </w:t>
             </w:r>
-            <w:bookmarkStart w:id="41" w:name="FastQty"/>
-            <w:bookmarkEnd w:id="41"/>
+            <w:bookmarkStart w:id="50" w:name="FastQty"/>
+            <w:bookmarkEnd w:id="50"/>
             <w:r>
               <w:rPr>
                 <w:rFonts w:asciiTheme="majorHAnsi" w:eastAsiaTheme="majorHAnsi" w:hAnsiTheme="majorHAnsi"/>
@@ -16178,8 +17486,8 @@
               </w:rPr>
               <w:t xml:space="preserve"> </w:t>
             </w:r>
-            <w:bookmarkStart w:id="42" w:name="SlowQty"/>
-            <w:bookmarkEnd w:id="42"/>
+            <w:bookmarkStart w:id="51" w:name="SlowQty"/>
+            <w:bookmarkEnd w:id="51"/>
             <w:r>
               <w:rPr>
                 <w:rFonts w:asciiTheme="majorHAnsi" w:eastAsiaTheme="majorHAnsi" w:hAnsiTheme="majorHAnsi"/>
@@ -16468,8 +17776,8 @@
               </w:rPr>
               <w:t xml:space="preserve"> </w:t>
             </w:r>
-            <w:bookmarkStart w:id="43" w:name="PlugQty"/>
-            <w:bookmarkEnd w:id="43"/>
+            <w:bookmarkStart w:id="52" w:name="PlugQty"/>
+            <w:bookmarkEnd w:id="52"/>
             <w:r>
               <w:rPr>
                 <w:rFonts w:asciiTheme="majorHAnsi" w:eastAsiaTheme="majorHAnsi" w:hAnsiTheme="majorHAnsi"/>
@@ -16729,8 +18037,8 @@
             </w:r>
           </w:p>
         </w:tc>
-        <w:bookmarkStart w:id="44" w:name="SurveyComp"/>
-        <w:bookmarkEnd w:id="44"/>
+        <w:bookmarkStart w:id="53" w:name="SurveyComp"/>
+        <w:bookmarkEnd w:id="53"/>
         <w:tc>
           <w:tcPr>
             <w:tcW w:w="1570" w:type="pct"/>
@@ -16806,8 +18114,8 @@
             </w:r>
           </w:p>
         </w:tc>
-        <w:bookmarkStart w:id="45" w:name="SurveyTel"/>
-        <w:bookmarkEnd w:id="45"/>
+        <w:bookmarkStart w:id="54" w:name="SurveyTel"/>
+        <w:bookmarkEnd w:id="54"/>
         <w:tc>
           <w:tcPr>
             <w:tcW w:w="1570" w:type="pct"/>
@@ -16940,7 +18248,7 @@
             </w:r>
           </w:p>
         </w:tc>
-        <w:bookmarkStart w:id="46" w:name="SurveyName"/>
+        <w:bookmarkStart w:id="55" w:name="SurveyName"/>
         <w:tc>
           <w:tcPr>
             <w:tcW w:w="1570" w:type="pct"/>
@@ -16996,7 +18304,7 @@
             <w:r>
               <w:t xml:space="preserve"> (인)</w:t>
             </w:r>
-            <w:bookmarkEnd w:id="46"/>
+            <w:bookmarkEnd w:id="55"/>
           </w:p>
         </w:tc>
         <w:tc>
@@ -17019,8 +18327,8 @@
             </w:r>
           </w:p>
         </w:tc>
-        <w:bookmarkStart w:id="47" w:name="SurveyDate"/>
-        <w:bookmarkEnd w:id="47"/>
+        <w:bookmarkStart w:id="56" w:name="SurveyDate"/>
+        <w:bookmarkEnd w:id="56"/>
         <w:tc>
           <w:tcPr>
             <w:tcW w:w="1570" w:type="pct"/>
@@ -19645,6 +20953,109 @@
     </w:lvl>
   </w:abstractNum>
   <w:abstractNum w:abstractNumId="1" w15:restartNumberingAfterBreak="0">
+    <w:nsid w:val="0F3C2DB5"/>
+    <w:multiLevelType w:val="multilevel"/>
+    <w:tmpl w:val="4A04DEE2"/>
+    <w:lvl w:ilvl="0">
+      <w:start w:val="1"/>
+      <w:numFmt w:val="decimal"/>
+      <w:suff w:val="space"/>
+      <w:lvlText w:val="%1."/>
+      <w:lvlJc w:val="left"/>
+      <w:pPr>
+        <w:ind w:left="0" w:firstLine="0"/>
+      </w:pPr>
+      <w:rPr>
+        <w:sz w:val="22"/>
+        <w:szCs w:val="22"/>
+      </w:rPr>
+    </w:lvl>
+    <w:lvl w:ilvl="1">
+      <w:start w:val="1"/>
+      <w:numFmt w:val="ganada"/>
+      <w:suff w:val="space"/>
+      <w:lvlText w:val="%2."/>
+      <w:lvlJc w:val="left"/>
+      <w:pPr>
+        <w:ind w:left="0" w:firstLine="0"/>
+      </w:pPr>
+    </w:lvl>
+    <w:lvl w:ilvl="2">
+      <w:start w:val="1"/>
+      <w:numFmt w:val="decimal"/>
+      <w:suff w:val="space"/>
+      <w:lvlText w:val="%3)"/>
+      <w:lvlJc w:val="left"/>
+      <w:pPr>
+        <w:ind w:left="0" w:firstLine="0"/>
+      </w:pPr>
+    </w:lvl>
+    <w:lvl w:ilvl="3">
+      <w:start w:val="1"/>
+      <w:numFmt w:val="ganada"/>
+      <w:suff w:val="space"/>
+      <w:lvlText w:val="%4)"/>
+      <w:lvlJc w:val="left"/>
+      <w:pPr>
+        <w:ind w:left="0" w:firstLine="0"/>
+      </w:pPr>
+    </w:lvl>
+    <w:lvl w:ilvl="4">
+      <w:start w:val="1"/>
+      <w:numFmt w:val="decimal"/>
+      <w:suff w:val="space"/>
+      <w:lvlText w:val="(%5)"/>
+      <w:lvlJc w:val="left"/>
+      <w:pPr>
+        <w:ind w:left="0" w:firstLine="0"/>
+      </w:pPr>
+    </w:lvl>
+    <w:lvl w:ilvl="5">
+      <w:start w:val="1"/>
+      <w:numFmt w:val="ganada"/>
+      <w:suff w:val="space"/>
+      <w:lvlText w:val="(%6)"/>
+      <w:lvlJc w:val="left"/>
+      <w:pPr>
+        <w:ind w:left="0" w:firstLine="0"/>
+      </w:pPr>
+    </w:lvl>
+    <w:lvl w:ilvl="6">
+      <w:start w:val="1"/>
+      <w:numFmt w:val="decimalEnclosedCircle"/>
+      <w:suff w:val="space"/>
+      <w:lvlText w:val="%7"/>
+      <w:lvlJc w:val="left"/>
+      <w:pPr>
+        <w:ind w:left="0" w:firstLine="0"/>
+      </w:pPr>
+    </w:lvl>
+    <w:lvl w:ilvl="7">
+      <w:start w:val="1"/>
+      <w:numFmt w:val="decimal"/>
+      <w:lvlText w:val="%8."/>
+      <w:lvlJc w:val="left"/>
+      <w:pPr>
+        <w:tabs>
+          <w:tab w:val="num" w:pos="5760"/>
+        </w:tabs>
+        <w:ind w:left="5760" w:hanging="360"/>
+      </w:pPr>
+    </w:lvl>
+    <w:lvl w:ilvl="8">
+      <w:start w:val="1"/>
+      <w:numFmt w:val="decimal"/>
+      <w:lvlText w:val="%9."/>
+      <w:lvlJc w:val="left"/>
+      <w:pPr>
+        <w:tabs>
+          <w:tab w:val="num" w:pos="6480"/>
+        </w:tabs>
+        <w:ind w:left="6480" w:hanging="360"/>
+      </w:pPr>
+    </w:lvl>
+  </w:abstractNum>
+  <w:abstractNum w:abstractNumId="2" w15:restartNumberingAfterBreak="0">
     <w:nsid w:val="1DE463E9"/>
     <w:multiLevelType w:val="hybridMultilevel"/>
     <w:tmpl w:val="362A330C"/>
@@ -19757,7 +21168,7 @@
       </w:rPr>
     </w:lvl>
   </w:abstractNum>
-  <w:abstractNum w:abstractNumId="2" w15:restartNumberingAfterBreak="0">
+  <w:abstractNum w:abstractNumId="3" w15:restartNumberingAfterBreak="0">
     <w:nsid w:val="25C53932"/>
     <w:multiLevelType w:val="multilevel"/>
     <w:tmpl w:val="31E6BFF6"/>
@@ -19860,7 +21271,102 @@
       </w:pPr>
     </w:lvl>
   </w:abstractNum>
-  <w:abstractNum w:abstractNumId="3" w15:restartNumberingAfterBreak="0">
+  <w:abstractNum w:abstractNumId="4" w15:restartNumberingAfterBreak="0">
+    <w:nsid w:val="30612F3F"/>
+    <w:multiLevelType w:val="hybridMultilevel"/>
+    <w:tmpl w:val="992E0098"/>
+    <w:lvl w:ilvl="0" w:tplc="46CA0FF8">
+      <w:start w:val="3"/>
+      <w:numFmt w:val="decimalEnclosedCircle"/>
+      <w:lvlText w:val="%1"/>
+      <w:lvlJc w:val="left"/>
+      <w:pPr>
+        <w:tabs>
+          <w:tab w:val="num" w:pos="684"/>
+        </w:tabs>
+        <w:ind w:left="684" w:hanging="400"/>
+      </w:pPr>
+      <w:rPr>
+        <w:rFonts w:hint="eastAsia"/>
+        <w:color w:val="auto"/>
+        <w:sz w:val="22"/>
+        <w:szCs w:val="22"/>
+      </w:rPr>
+    </w:lvl>
+    <w:lvl w:ilvl="1" w:tplc="04090019" w:tentative="1">
+      <w:start w:val="1"/>
+      <w:numFmt w:val="upperLetter"/>
+      <w:lvlText w:val="%2."/>
+      <w:lvlJc w:val="left"/>
+      <w:pPr>
+        <w:ind w:left="1204" w:hanging="440"/>
+      </w:pPr>
+    </w:lvl>
+    <w:lvl w:ilvl="2" w:tplc="0409001B" w:tentative="1">
+      <w:start w:val="1"/>
+      <w:numFmt w:val="lowerRoman"/>
+      <w:lvlText w:val="%3."/>
+      <w:lvlJc w:val="right"/>
+      <w:pPr>
+        <w:ind w:left="1644" w:hanging="440"/>
+      </w:pPr>
+    </w:lvl>
+    <w:lvl w:ilvl="3" w:tplc="0409000F" w:tentative="1">
+      <w:start w:val="1"/>
+      <w:numFmt w:val="decimal"/>
+      <w:lvlText w:val="%4."/>
+      <w:lvlJc w:val="left"/>
+      <w:pPr>
+        <w:ind w:left="2084" w:hanging="440"/>
+      </w:pPr>
+    </w:lvl>
+    <w:lvl w:ilvl="4" w:tplc="04090019" w:tentative="1">
+      <w:start w:val="1"/>
+      <w:numFmt w:val="upperLetter"/>
+      <w:lvlText w:val="%5."/>
+      <w:lvlJc w:val="left"/>
+      <w:pPr>
+        <w:ind w:left="2524" w:hanging="440"/>
+      </w:pPr>
+    </w:lvl>
+    <w:lvl w:ilvl="5" w:tplc="0409001B" w:tentative="1">
+      <w:start w:val="1"/>
+      <w:numFmt w:val="lowerRoman"/>
+      <w:lvlText w:val="%6."/>
+      <w:lvlJc w:val="right"/>
+      <w:pPr>
+        <w:ind w:left="2964" w:hanging="440"/>
+      </w:pPr>
+    </w:lvl>
+    <w:lvl w:ilvl="6" w:tplc="0409000F" w:tentative="1">
+      <w:start w:val="1"/>
+      <w:numFmt w:val="decimal"/>
+      <w:lvlText w:val="%7."/>
+      <w:lvlJc w:val="left"/>
+      <w:pPr>
+        <w:ind w:left="3404" w:hanging="440"/>
+      </w:pPr>
+    </w:lvl>
+    <w:lvl w:ilvl="7" w:tplc="04090019" w:tentative="1">
+      <w:start w:val="1"/>
+      <w:numFmt w:val="upperLetter"/>
+      <w:lvlText w:val="%8."/>
+      <w:lvlJc w:val="left"/>
+      <w:pPr>
+        <w:ind w:left="3844" w:hanging="440"/>
+      </w:pPr>
+    </w:lvl>
+    <w:lvl w:ilvl="8" w:tplc="0409001B" w:tentative="1">
+      <w:start w:val="1"/>
+      <w:numFmt w:val="lowerRoman"/>
+      <w:lvlText w:val="%9."/>
+      <w:lvlJc w:val="right"/>
+      <w:pPr>
+        <w:ind w:left="4284" w:hanging="440"/>
+      </w:pPr>
+    </w:lvl>
+  </w:abstractNum>
+  <w:abstractNum w:abstractNumId="5" w15:restartNumberingAfterBreak="0">
     <w:nsid w:val="351B79CB"/>
     <w:multiLevelType w:val="multilevel"/>
     <w:tmpl w:val="7ABA8D86"/>
@@ -19959,7 +21465,7 @@
       </w:pPr>
     </w:lvl>
   </w:abstractNum>
-  <w:abstractNum w:abstractNumId="4" w15:restartNumberingAfterBreak="0">
+  <w:abstractNum w:abstractNumId="6" w15:restartNumberingAfterBreak="0">
     <w:nsid w:val="3A8A7F77"/>
     <w:multiLevelType w:val="hybridMultilevel"/>
     <w:tmpl w:val="772655F8"/>
@@ -20045,7 +21551,7 @@
       </w:pPr>
     </w:lvl>
   </w:abstractNum>
-  <w:abstractNum w:abstractNumId="5" w15:restartNumberingAfterBreak="0">
+  <w:abstractNum w:abstractNumId="7" w15:restartNumberingAfterBreak="0">
     <w:nsid w:val="3E241957"/>
     <w:multiLevelType w:val="multilevel"/>
     <w:tmpl w:val="70BE959E"/>
@@ -20148,7 +21654,7 @@
       </w:pPr>
     </w:lvl>
   </w:abstractNum>
-  <w:abstractNum w:abstractNumId="6" w15:restartNumberingAfterBreak="0">
+  <w:abstractNum w:abstractNumId="8" w15:restartNumberingAfterBreak="0">
     <w:nsid w:val="41853F9A"/>
     <w:multiLevelType w:val="multilevel"/>
     <w:tmpl w:val="4A04DEE2"/>
@@ -20251,7 +21757,7 @@
       </w:pPr>
     </w:lvl>
   </w:abstractNum>
-  <w:abstractNum w:abstractNumId="7" w15:restartNumberingAfterBreak="0">
+  <w:abstractNum w:abstractNumId="9" w15:restartNumberingAfterBreak="0">
     <w:nsid w:val="641E2157"/>
     <w:multiLevelType w:val="hybridMultilevel"/>
     <w:tmpl w:val="EDC66DFA"/>
@@ -20337,7 +21843,7 @@
       </w:pPr>
     </w:lvl>
   </w:abstractNum>
-  <w:abstractNum w:abstractNumId="8" w15:restartNumberingAfterBreak="0">
+  <w:abstractNum w:abstractNumId="10" w15:restartNumberingAfterBreak="0">
     <w:nsid w:val="64B24849"/>
     <w:multiLevelType w:val="multilevel"/>
     <w:tmpl w:val="3CAE3984"/>
@@ -20436,7 +21942,7 @@
       </w:pPr>
     </w:lvl>
   </w:abstractNum>
-  <w:abstractNum w:abstractNumId="9" w15:restartNumberingAfterBreak="0">
+  <w:abstractNum w:abstractNumId="11" w15:restartNumberingAfterBreak="0">
     <w:nsid w:val="659255C1"/>
     <w:multiLevelType w:val="multilevel"/>
     <w:tmpl w:val="2B12DB86"/>
@@ -20538,7 +22044,7 @@
       </w:pPr>
     </w:lvl>
   </w:abstractNum>
-  <w:abstractNum w:abstractNumId="10" w15:restartNumberingAfterBreak="0">
+  <w:abstractNum w:abstractNumId="12" w15:restartNumberingAfterBreak="0">
     <w:nsid w:val="66CD1098"/>
     <w:multiLevelType w:val="hybridMultilevel"/>
     <w:tmpl w:val="40E4E720"/>
@@ -20652,7 +22158,7 @@
       </w:rPr>
     </w:lvl>
   </w:abstractNum>
-  <w:abstractNum w:abstractNumId="11" w15:restartNumberingAfterBreak="0">
+  <w:abstractNum w:abstractNumId="13" w15:restartNumberingAfterBreak="0">
     <w:nsid w:val="6DD31990"/>
     <w:multiLevelType w:val="hybridMultilevel"/>
     <w:tmpl w:val="0BEEFB4C"/>
@@ -20738,7 +22244,7 @@
       </w:pPr>
     </w:lvl>
   </w:abstractNum>
-  <w:abstractNum w:abstractNumId="12" w15:restartNumberingAfterBreak="0">
+  <w:abstractNum w:abstractNumId="14" w15:restartNumberingAfterBreak="0">
     <w:nsid w:val="75756767"/>
     <w:multiLevelType w:val="multilevel"/>
     <w:tmpl w:val="6228F2F2"/>
@@ -20851,7 +22357,7 @@
       </w:pPr>
     </w:lvl>
   </w:abstractNum>
-  <w:abstractNum w:abstractNumId="13" w15:restartNumberingAfterBreak="0">
+  <w:abstractNum w:abstractNumId="15" w15:restartNumberingAfterBreak="0">
     <w:nsid w:val="7A212854"/>
     <w:multiLevelType w:val="hybridMultilevel"/>
     <w:tmpl w:val="C1E649A6"/>
@@ -20966,10 +22472,10 @@
     </w:lvl>
   </w:abstractNum>
   <w:num w:numId="1" w16cid:durableId="1341928804">
-    <w:abstractNumId w:val="1"/>
+    <w:abstractNumId w:val="2"/>
   </w:num>
   <w:num w:numId="2" w16cid:durableId="871382568">
-    <w:abstractNumId w:val="11"/>
+    <w:abstractNumId w:val="13"/>
     <w:lvlOverride w:ilvl="0">
       <w:startOverride w:val="1"/>
     </w:lvlOverride>
@@ -20999,7 +22505,7 @@
     </w:lvlOverride>
   </w:num>
   <w:num w:numId="3" w16cid:durableId="1936792060">
-    <w:abstractNumId w:val="4"/>
+    <w:abstractNumId w:val="6"/>
     <w:lvlOverride w:ilvl="0">
       <w:startOverride w:val="3"/>
     </w:lvlOverride>
@@ -21029,7 +22535,7 @@
     </w:lvlOverride>
   </w:num>
   <w:num w:numId="4" w16cid:durableId="1862545657">
-    <w:abstractNumId w:val="3"/>
+    <w:abstractNumId w:val="5"/>
     <w:lvlOverride w:ilvl="0">
       <w:startOverride w:val="1"/>
     </w:lvlOverride>
@@ -21059,7 +22565,7 @@
     </w:lvlOverride>
   </w:num>
   <w:num w:numId="5" w16cid:durableId="657996377">
-    <w:abstractNumId w:val="5"/>
+    <w:abstractNumId w:val="7"/>
     <w:lvlOverride w:ilvl="0">
       <w:startOverride w:val="1"/>
     </w:lvlOverride>
@@ -21089,7 +22595,7 @@
     </w:lvlOverride>
   </w:num>
   <w:num w:numId="6" w16cid:durableId="1734617664">
-    <w:abstractNumId w:val="9"/>
+    <w:abstractNumId w:val="11"/>
     <w:lvlOverride w:ilvl="0">
       <w:startOverride w:val="2"/>
     </w:lvlOverride>
@@ -21119,7 +22625,7 @@
     </w:lvlOverride>
   </w:num>
   <w:num w:numId="7" w16cid:durableId="275253452">
-    <w:abstractNumId w:val="6"/>
+    <w:abstractNumId w:val="8"/>
     <w:lvlOverride w:ilvl="0">
       <w:startOverride w:val="1"/>
     </w:lvlOverride>
@@ -21149,7 +22655,7 @@
     </w:lvlOverride>
   </w:num>
   <w:num w:numId="8" w16cid:durableId="120416038">
-    <w:abstractNumId w:val="2"/>
+    <w:abstractNumId w:val="3"/>
     <w:lvlOverride w:ilvl="0">
       <w:startOverride w:val="1"/>
     </w:lvlOverride>
@@ -21179,7 +22685,7 @@
     </w:lvlOverride>
   </w:num>
   <w:num w:numId="9" w16cid:durableId="1171725233">
-    <w:abstractNumId w:val="8"/>
+    <w:abstractNumId w:val="10"/>
     <w:lvlOverride w:ilvl="0">
       <w:startOverride w:val="1"/>
     </w:lvlOverride>
@@ -21209,7 +22715,7 @@
     </w:lvlOverride>
   </w:num>
   <w:num w:numId="10" w16cid:durableId="144326367">
-    <w:abstractNumId w:val="7"/>
+    <w:abstractNumId w:val="9"/>
     <w:lvlOverride w:ilvl="0">
       <w:startOverride w:val="1"/>
     </w:lvlOverride>
@@ -21239,16 +22745,25 @@
     </w:lvlOverride>
   </w:num>
   <w:num w:numId="11" w16cid:durableId="1006445808">
-    <w:abstractNumId w:val="10"/>
+    <w:abstractNumId w:val="12"/>
   </w:num>
   <w:num w:numId="12" w16cid:durableId="1255357644">
     <w:abstractNumId w:val="0"/>
   </w:num>
   <w:num w:numId="13" w16cid:durableId="1920409714">
-    <w:abstractNumId w:val="13"/>
+    <w:abstractNumId w:val="15"/>
   </w:num>
   <w:num w:numId="14" w16cid:durableId="1551646371">
-    <w:abstractNumId w:val="12"/>
+    <w:abstractNumId w:val="14"/>
+  </w:num>
+  <w:num w:numId="15" w16cid:durableId="616303574">
+    <w:abstractNumId w:val="8"/>
+  </w:num>
+  <w:num w:numId="16" w16cid:durableId="1985044747">
+    <w:abstractNumId w:val="4"/>
+  </w:num>
+  <w:num w:numId="17" w16cid:durableId="864752538">
+    <w:abstractNumId w:val="1"/>
   </w:num>
 </w:numbering>
 </file>
@@ -23898,8 +25413,11 @@
     <w:rsid w:val="00BC6D84"/>
     <w:rsid w:val="00CF3F5C"/>
     <w:rsid w:val="00D10C4E"/>
+    <w:rsid w:val="00D3455F"/>
     <w:rsid w:val="00DB3B88"/>
     <w:rsid w:val="00ED3A0D"/>
+    <w:rsid w:val="00F12E5F"/>
+    <w:rsid w:val="00F72962"/>
   </w:rsids>
   <m:mathPr>
     <m:mathFont m:val="Cambria Math"/>
@@ -24426,46 +25944,6 @@
       <w:autoSpaceDN w:val="0"/>
     </w:pPr>
   </w:style>
-  <w:style w:type="paragraph" w:customStyle="1" w:styleId="BBBEB65269F2D04E93060792D4C3D33E">
-    <w:name w:val="BBBEB65269F2D04E93060792D4C3D33E"/>
-    <w:rsid w:val="00DB3B88"/>
-    <w:pPr>
-      <w:widowControl w:val="0"/>
-      <w:wordWrap w:val="0"/>
-      <w:autoSpaceDE w:val="0"/>
-      <w:autoSpaceDN w:val="0"/>
-    </w:pPr>
-  </w:style>
-  <w:style w:type="paragraph" w:customStyle="1" w:styleId="29EA906A817758429FFF6F477C0F6DC2">
-    <w:name w:val="29EA906A817758429FFF6F477C0F6DC2"/>
-    <w:rsid w:val="00DB3B88"/>
-    <w:pPr>
-      <w:widowControl w:val="0"/>
-      <w:wordWrap w:val="0"/>
-      <w:autoSpaceDE w:val="0"/>
-      <w:autoSpaceDN w:val="0"/>
-    </w:pPr>
-  </w:style>
-  <w:style w:type="paragraph" w:customStyle="1" w:styleId="8751E48C80A2EB439C5C52B57D23C5ED">
-    <w:name w:val="8751E48C80A2EB439C5C52B57D23C5ED"/>
-    <w:rsid w:val="00DB3B88"/>
-    <w:pPr>
-      <w:widowControl w:val="0"/>
-      <w:wordWrap w:val="0"/>
-      <w:autoSpaceDE w:val="0"/>
-      <w:autoSpaceDN w:val="0"/>
-    </w:pPr>
-  </w:style>
-  <w:style w:type="paragraph" w:customStyle="1" w:styleId="E7FDEDD5DB19FE46934A220CF4D8B401">
-    <w:name w:val="E7FDEDD5DB19FE46934A220CF4D8B401"/>
-    <w:rsid w:val="00DB3B88"/>
-    <w:pPr>
-      <w:widowControl w:val="0"/>
-      <w:wordWrap w:val="0"/>
-      <w:autoSpaceDE w:val="0"/>
-      <w:autoSpaceDN w:val="0"/>
-    </w:pPr>
-  </w:style>
   <w:style w:type="paragraph" w:customStyle="1" w:styleId="50B6A7C3213FC247BDEE7B45B7791192">
     <w:name w:val="50B6A7C3213FC247BDEE7B45B7791192"/>
     <w:rsid w:val="00DB3B88"/>
@@ -24548,16 +26026,6 @@
   </w:style>
   <w:style w:type="paragraph" w:customStyle="1" w:styleId="7A5233F932FBA0458EADE26E28669073">
     <w:name w:val="7A5233F932FBA0458EADE26E28669073"/>
-    <w:rsid w:val="00DB3B88"/>
-    <w:pPr>
-      <w:widowControl w:val="0"/>
-      <w:wordWrap w:val="0"/>
-      <w:autoSpaceDE w:val="0"/>
-      <w:autoSpaceDN w:val="0"/>
-    </w:pPr>
-  </w:style>
-  <w:style w:type="paragraph" w:customStyle="1" w:styleId="D9B70E6420DE274D830E76B5B89ED1B1">
-    <w:name w:val="D9B70E6420DE274D830E76B5B89ED1B1"/>
     <w:rsid w:val="00DB3B88"/>
     <w:pPr>
       <w:widowControl w:val="0"/>
@@ -24697,46 +26165,6 @@
       <w:autoSpaceDN w:val="0"/>
     </w:pPr>
   </w:style>
-  <w:style w:type="paragraph" w:customStyle="1" w:styleId="FE48AC7A4915E6439DFE63F512147886">
-    <w:name w:val="FE48AC7A4915E6439DFE63F512147886"/>
-    <w:rsid w:val="00ED3A0D"/>
-    <w:pPr>
-      <w:widowControl w:val="0"/>
-      <w:wordWrap w:val="0"/>
-      <w:autoSpaceDE w:val="0"/>
-      <w:autoSpaceDN w:val="0"/>
-    </w:pPr>
-  </w:style>
-  <w:style w:type="paragraph" w:customStyle="1" w:styleId="94154433D0317244A32318923826D35E">
-    <w:name w:val="94154433D0317244A32318923826D35E"/>
-    <w:rsid w:val="00ED3A0D"/>
-    <w:pPr>
-      <w:widowControl w:val="0"/>
-      <w:wordWrap w:val="0"/>
-      <w:autoSpaceDE w:val="0"/>
-      <w:autoSpaceDN w:val="0"/>
-    </w:pPr>
-  </w:style>
-  <w:style w:type="paragraph" w:customStyle="1" w:styleId="772827865978344CBA27610078803DFB">
-    <w:name w:val="772827865978344CBA27610078803DFB"/>
-    <w:rsid w:val="00ED3A0D"/>
-    <w:pPr>
-      <w:widowControl w:val="0"/>
-      <w:wordWrap w:val="0"/>
-      <w:autoSpaceDE w:val="0"/>
-      <w:autoSpaceDN w:val="0"/>
-    </w:pPr>
-  </w:style>
-  <w:style w:type="paragraph" w:customStyle="1" w:styleId="807D413347FC104692A79C97F93FE199">
-    <w:name w:val="807D413347FC104692A79C97F93FE199"/>
-    <w:rsid w:val="00ED3A0D"/>
-    <w:pPr>
-      <w:widowControl w:val="0"/>
-      <w:wordWrap w:val="0"/>
-      <w:autoSpaceDE w:val="0"/>
-      <w:autoSpaceDN w:val="0"/>
-    </w:pPr>
-  </w:style>
   <w:style w:type="paragraph" w:customStyle="1" w:styleId="1CAD5D37B74AA74D9D39C4ED7B27E881">
     <w:name w:val="1CAD5D37B74AA74D9D39C4ED7B27E881"/>
     <w:rsid w:val="00ED3A0D"/>
@@ -24779,26 +26207,6 @@
   </w:style>
   <w:style w:type="paragraph" w:customStyle="1" w:styleId="79A7D8459B2D074291CA1CB84288A85B">
     <w:name w:val="79A7D8459B2D074291CA1CB84288A85B"/>
-    <w:rsid w:val="00ED3A0D"/>
-    <w:pPr>
-      <w:widowControl w:val="0"/>
-      <w:wordWrap w:val="0"/>
-      <w:autoSpaceDE w:val="0"/>
-      <w:autoSpaceDN w:val="0"/>
-    </w:pPr>
-  </w:style>
-  <w:style w:type="paragraph" w:customStyle="1" w:styleId="B82C92FC2C546B42B81AB9393825AABF">
-    <w:name w:val="B82C92FC2C546B42B81AB9393825AABF"/>
-    <w:rsid w:val="00ED3A0D"/>
-    <w:pPr>
-      <w:widowControl w:val="0"/>
-      <w:wordWrap w:val="0"/>
-      <w:autoSpaceDE w:val="0"/>
-      <w:autoSpaceDN w:val="0"/>
-    </w:pPr>
-  </w:style>
-  <w:style w:type="paragraph" w:customStyle="1" w:styleId="C86B91138D197D438B35FEC2BEE6B72A">
-    <w:name w:val="C86B91138D197D438B35FEC2BEE6B72A"/>
     <w:rsid w:val="00ED3A0D"/>
     <w:pPr>
       <w:widowControl w:val="0"/>

--- a/public/hec/template.docx
+++ b/public/hec/template.docx
@@ -3558,6 +3558,18 @@
         <w:spacing w:after="0"/>
         <w:jc w:val="both"/>
         <w:rPr>
+          <w:rFonts w:ascii="맑은 고딕" w:eastAsia="맑은 고딕" w:hAnsi="맑은 고딕" w:cs="Times New Roman" w:hint="eastAsia"/>
+          <w:sz w:val="20"/>
+          <w:szCs w:val="22"/>
+          <w14:ligatures w14:val="none"/>
+        </w:rPr>
+      </w:pPr>
+    </w:p>
+    <w:p>
+      <w:pPr>
+        <w:spacing w:after="0"/>
+        <w:jc w:val="both"/>
+        <w:rPr>
           <w:rFonts w:ascii="바탕" w:eastAsia="바탕" w:hAnsi="바탕" w:cs="굴림"/>
           <w:b/>
           <w:bCs/>
@@ -3581,7 +3593,6 @@
           <w:szCs w:val="32"/>
           <w14:ligatures w14:val="none"/>
         </w:rPr>
-        <w:lastRenderedPageBreak/>
         <w:t>[첨부1]</w:t>
       </w:r>
     </w:p>
@@ -8806,7 +8817,7 @@
         <w:spacing w:line="384" w:lineRule="auto"/>
         <w:textAlignment w:val="baseline"/>
         <w:rPr>
-          <w:rFonts w:ascii="바탕" w:eastAsia="바탕" w:hAnsi="바탕" w:cs="굴림" w:hint="eastAsia"/>
+          <w:rFonts w:ascii="바탕" w:eastAsia="바탕" w:hAnsi="바탕" w:cs="굴림"/>
           <w:b/>
           <w:bCs/>
           <w:color w:val="000000"/>
@@ -12378,36 +12389,79 @@
         </w:rPr>
         <w:t xml:space="preserve">상호: </w:t>
       </w:r>
-      <w:proofErr w:type="spellStart"/>
-      <w:r>
-        <w:rPr>
-          <w:rFonts w:hint="eastAsia"/>
-        </w:rPr>
-        <w:t>운암포레스힐</w:t>
-      </w:r>
-      <w:proofErr w:type="spellEnd"/>
-      <w:r>
-        <w:rPr>
-          <w:rFonts w:hint="eastAsia"/>
-        </w:rPr>
-        <w:t>2 관리사무소</w:t>
-      </w:r>
+      <w:sdt>
+        <w:sdtPr>
+          <w:rPr>
+            <w:rFonts w:hint="eastAsia"/>
+          </w:rPr>
+          <w:alias w:val="직인-상호"/>
+          <w:tag w:val="custName"/>
+          <w:id w:val="900000001"/>
+          <w:text/>
+        </w:sdtPr>
+        <w:sdtContent>
+          <w:r>
+            <w:rPr>
+              <w:rFonts w:hint="eastAsia"/>
+            </w:rPr>
+            <w:t xml:space="preserve">운암포레스힐2 관리사무소</w:t>
+          </w:r>
+        </w:sdtContent>
+      </w:sdt>
     </w:p>
     <w:p>
       <w:r>
         <w:rPr>
           <w:rFonts w:hint="eastAsia"/>
         </w:rPr>
-        <w:t>주소: 광주광역시 북구 대자실로 22</w:t>
-      </w:r>
+        <w:t xml:space="preserve">주소: </w:t>
+      </w:r>
+      <w:sdt>
+        <w:sdtPr>
+          <w:rPr>
+            <w:rFonts w:hint="eastAsia"/>
+          </w:rPr>
+          <w:alias w:val="직인-주소"/>
+          <w:tag w:val="custAddr"/>
+          <w:id w:val="900000002"/>
+          <w:text/>
+        </w:sdtPr>
+        <w:sdtContent>
+          <w:r>
+            <w:rPr>
+              <w:rFonts w:hint="eastAsia"/>
+            </w:rPr>
+            <w:t xml:space="preserve">광주광역시 북구 대자실로 22</w:t>
+          </w:r>
+        </w:sdtContent>
+      </w:sdt>
     </w:p>
     <w:p>
       <w:r>
         <w:rPr>
           <w:rFonts w:hint="eastAsia"/>
         </w:rPr>
-        <w:t>대표자: 이명주</w:t>
-      </w:r>
+        <w:t xml:space="preserve">대표자: </w:t>
+      </w:r>
+      <w:sdt>
+        <w:sdtPr>
+          <w:rPr>
+            <w:rFonts w:hint="eastAsia"/>
+          </w:rPr>
+          <w:alias w:val="직인-대표자"/>
+          <w:tag w:val="custRepresentative"/>
+          <w:id w:val="900000003"/>
+          <w:text/>
+        </w:sdtPr>
+        <w:sdtContent>
+          <w:r>
+            <w:rPr>
+              <w:rFonts w:hint="eastAsia"/>
+            </w:rPr>
+            <w:t xml:space="preserve">이명주</w:t>
+          </w:r>
+        </w:sdtContent>
+      </w:sdt>
     </w:p>
     <w:p/>
     <w:tbl>
@@ -12735,33 +12789,48 @@
           <w:bCs/>
         </w:rPr>
       </w:pPr>
-      <w:r>
-        <w:rPr>
-          <w:rFonts w:hint="eastAsia"/>
+      <w:sdt>
+        <w:sdtPr>
+          <w:rPr>
+            <w:rFonts w:hint="eastAsia"/>
+            <w:b/>
+            <w:bCs/>
+          </w:rPr>
+          <w:alias w:val="직인-날짜"/>
+          <w:tag w:val="sealDate"/>
+          <w:id w:val="900000004"/>
+          <w:text/>
+        </w:sdtPr>
+        <w:sdtContent>
+          <w:r>
+            <w:rPr>
+              <w:rFonts w:hint="eastAsia"/>
+              <w:b/>
+              <w:bCs/>
+            </w:rPr>
+            <w:t xml:space="preserve">2025년 9월 25일</w:t>
+          </w:r>
+        </w:sdtContent>
+      </w:sdt>
+    </w:p>
+    <w:p>
+      <w:pPr>
+        <w:jc w:val="center"/>
+        <w:rPr>
           <w:b/>
           <w:bCs/>
         </w:rPr>
-        <w:t>2025년 9월 25일</w:t>
-      </w:r>
+      </w:pPr>
     </w:p>
     <w:p>
       <w:pPr>
         <w:jc w:val="center"/>
-        <w:rPr>
-          <w:b/>
-          <w:bCs/>
-        </w:rPr>
       </w:pPr>
     </w:p>
     <w:p>
       <w:pPr>
         <w:jc w:val="center"/>
       </w:pPr>
-    </w:p>
-    <w:p>
-      <w:pPr>
-        <w:jc w:val="center"/>
-      </w:pPr>
       <w:r>
         <w:rPr>
           <w:rFonts w:ascii="Pretendard" w:eastAsia="굴림" w:hAnsi="Pretendard" w:cs="굴림"/>
@@ -12772,7 +12841,7 @@
           <w14:ligatures w14:val="none"/>
         </w:rPr>
         <w:drawing>
-          <wp:anchor distT="0" distB="0" distL="114300" distR="114300" simplePos="0" relativeHeight="251659264" behindDoc="0" locked="0" layoutInCell="1" allowOverlap="1" wp14:anchorId="6EF8B1ED" wp14:editId="166E61F7">
+          <wp:anchor distT="0" distB="0" distL="114300" distR="114300" simplePos="0" relativeHeight="251659264" behindDoc="0" locked="0" layoutInCell="1" allowOverlap="1" wp14:anchorId="6EF8B1ED" wp14:editId="7E0AB35D">
             <wp:simplePos x="0" y="0"/>
             <wp:positionH relativeFrom="column">
               <wp:posOffset>2372088</wp:posOffset>
@@ -25410,6 +25479,7 @@
     <w:rsid w:val="00536897"/>
     <w:rsid w:val="00986A8F"/>
     <w:rsid w:val="009D18C7"/>
+    <w:rsid w:val="00AD1AD4"/>
     <w:rsid w:val="00BC6D84"/>
     <w:rsid w:val="00CF3F5C"/>
     <w:rsid w:val="00D10C4E"/>

--- a/public/hec/template.docx
+++ b/public/hec/template.docx
@@ -1536,7 +1536,6 @@
                 <w14:ligatures w14:val="none"/>
               </w:rPr>
             </w:pPr>
-            <w:proofErr w:type="spellStart"/>
             <w:r>
               <w:rPr>
                 <w:rFonts w:ascii="바탕" w:eastAsia="바탕" w:hAnsi="바탕" w:cs="굴림" w:hint="eastAsia"/>
@@ -1545,9 +1544,35 @@
                 <w:szCs w:val="22"/>
                 <w14:ligatures w14:val="none"/>
               </w:rPr>
-              <w:t>완속</w:t>
-            </w:r>
-            <w:proofErr w:type="spellEnd"/>
+              <w:t xml:space="preserve">완속 : </w:t>
+            </w:r>
+            <w:sdt>
+              <w:sdtPr>
+                <w:rPr>
+                  <w:rFonts w:ascii="바탕" w:eastAsia="바탕" w:hAnsi="바탕" w:cs="굴림" w:hint="eastAsia"/>
+                  <w:color w:val="000000"/>
+                  <w:kern w:val="0"/>
+                  <w:szCs w:val="22"/>
+                  <w14:ligatures w14:val="none"/>
+                </w:rPr>
+                <w:alias w:val="계약-계약기간"/>
+                <w:tag w:val="contractTerm"/>
+                <w:id w:val="900000012"/>
+                <w:text/>
+              </w:sdtPr>
+              <w:sdtContent>
+                <w:r>
+                  <w:rPr>
+                    <w:rFonts w:ascii="바탕" w:eastAsia="바탕" w:hAnsi="바탕" w:cs="굴림" w:hint="eastAsia"/>
+                    <w:color w:val="000000"/>
+                    <w:kern w:val="0"/>
+                    <w:szCs w:val="22"/>
+                    <w14:ligatures w14:val="none"/>
+                  </w:rPr>
+                  <w:t xml:space="preserve">    </w:t>
+                </w:r>
+              </w:sdtContent>
+            </w:sdt>
             <w:r>
               <w:rPr>
                 <w:rFonts w:ascii="바탕" w:eastAsia="바탕" w:hAnsi="바탕" w:cs="굴림" w:hint="eastAsia"/>
@@ -1556,27 +1581,7 @@
                 <w:szCs w:val="22"/>
                 <w14:ligatures w14:val="none"/>
               </w:rPr>
-              <w:t xml:space="preserve"> :  </w:t>
-            </w:r>
-            <w:r>
-              <w:rPr>
-                <w:rFonts w:ascii="바탕" w:eastAsia="바탕" w:hAnsi="바탕" w:cs="굴림" w:hint="eastAsia"/>
-                <w:color w:val="000000"/>
-                <w:kern w:val="0"/>
-                <w:szCs w:val="22"/>
-                <w14:ligatures w14:val="none"/>
-              </w:rPr>
-              <w:t xml:space="preserve"> </w:t>
-            </w:r>
-            <w:r>
-              <w:rPr>
-                <w:rFonts w:ascii="바탕" w:eastAsia="바탕" w:hAnsi="바탕" w:cs="굴림" w:hint="eastAsia"/>
-                <w:color w:val="000000"/>
-                <w:kern w:val="0"/>
-                <w:szCs w:val="22"/>
-                <w14:ligatures w14:val="none"/>
-              </w:rPr>
-              <w:t xml:space="preserve">  년 / 급속 :     년</w:t>
+              <w:t xml:space="preserve">년 / 급속 :     년</w:t>
             </w:r>
           </w:p>
         </w:tc>
@@ -2203,8 +2208,6 @@
                 <w14:ligatures w14:val="none"/>
               </w:rPr>
             </w:pPr>
-            <w:bookmarkStart w:id="2" w:name="OLE_LINK10"/>
-            <w:proofErr w:type="spellStart"/>
             <w:r>
               <w:rPr>
                 <w:rFonts w:ascii="바탕" w:eastAsia="바탕" w:hAnsi="바탕" w:cs="굴림" w:hint="eastAsia"/>
@@ -2213,9 +2216,35 @@
                 <w:szCs w:val="22"/>
                 <w14:ligatures w14:val="none"/>
               </w:rPr>
-              <w:t>완속충전기</w:t>
-            </w:r>
-            <w:proofErr w:type="spellEnd"/>
+              <w:t xml:space="preserve">완속충전기 : </w:t>
+            </w:r>
+            <w:sdt>
+              <w:sdtPr>
+                <w:rPr>
+                  <w:rFonts w:ascii="바탕" w:eastAsia="바탕" w:hAnsi="바탕" w:cs="굴림" w:hint="eastAsia"/>
+                  <w:color w:val="000000"/>
+                  <w:kern w:val="0"/>
+                  <w:szCs w:val="22"/>
+                  <w14:ligatures w14:val="none"/>
+                </w:rPr>
+                <w:alias w:val="계약-충전기수량"/>
+                <w:tag w:val="installQty"/>
+                <w:id w:val="900000011"/>
+                <w:text/>
+              </w:sdtPr>
+              <w:sdtContent>
+                <w:r>
+                  <w:rPr>
+                    <w:rFonts w:ascii="바탕" w:eastAsia="바탕" w:hAnsi="바탕" w:cs="굴림" w:hint="eastAsia"/>
+                    <w:color w:val="000000"/>
+                    <w:kern w:val="0"/>
+                    <w:szCs w:val="22"/>
+                    <w14:ligatures w14:val="none"/>
+                  </w:rPr>
+                  <w:t xml:space="preserve">  </w:t>
+                </w:r>
+              </w:sdtContent>
+            </w:sdt>
             <w:r>
               <w:rPr>
                 <w:rFonts w:ascii="바탕" w:eastAsia="바탕" w:hAnsi="바탕" w:cs="굴림" w:hint="eastAsia"/>
@@ -2224,9 +2253,8 @@
                 <w:szCs w:val="22"/>
                 <w14:ligatures w14:val="none"/>
               </w:rPr>
-              <w:t xml:space="preserve"> :   대(7kW / C type / 1CH)</w:t>
-            </w:r>
-            <w:bookmarkEnd w:id="2"/>
+              <w:t xml:space="preserve">대(7kW / C type / 1CH)</w:t>
+            </w:r>
           </w:p>
           <w:p>
             <w:pPr>

--- a/public/hec/template.docx
+++ b/public/hec/template.docx
@@ -3729,18 +3729,37 @@
           <w14:ligatures w14:val="none"/>
         </w:rPr>
       </w:pPr>
-      <w:r>
-        <w:rPr>
-          <w:rFonts w:ascii="바탕" w:eastAsia="바탕" w:hAnsi="바탕" w:cs="굴림" w:hint="eastAsia"/>
-          <w:b/>
-          <w:bCs/>
-          <w:color w:val="000000"/>
-          <w:kern w:val="0"/>
-          <w:szCs w:val="22"/>
-          <w14:ligatures w14:val="none"/>
-        </w:rPr>
-        <w:t>___________________________</w:t>
-      </w:r>
+      <w:sdt>
+        <w:sdtPr>
+          <w:rPr>
+            <w:rFonts w:ascii="바탕" w:eastAsia="바탕" w:hAnsi="바탕" w:cs="굴림" w:hint="eastAsia"/>
+            <w:b/>
+            <w:bCs/>
+            <w:color w:val="000000"/>
+            <w:kern w:val="0"/>
+            <w:szCs w:val="22"/>
+            <w14:ligatures w14:val="none"/>
+          </w:rPr>
+          <w:alias w:val="약관-부지제공자"/>
+          <w:tag w:val="custName"/>
+          <w:id w:val="900000021"/>
+          <w:text/>
+        </w:sdtPr>
+        <w:sdtContent>
+          <w:r>
+            <w:rPr>
+              <w:rFonts w:ascii="바탕" w:eastAsia="바탕" w:hAnsi="바탕" w:cs="굴림" w:hint="eastAsia"/>
+              <w:b/>
+              <w:bCs/>
+              <w:color w:val="000000"/>
+              <w:kern w:val="0"/>
+              <w:szCs w:val="22"/>
+              <w14:ligatures w14:val="none"/>
+            </w:rPr>
+            <w:t>___________________________</w:t>
+          </w:r>
+        </w:sdtContent>
+      </w:sdt>
       <w:r>
         <w:rPr>
           <w:rFonts w:ascii="바탕" w:eastAsia="바탕" w:hAnsi="바탕" w:cs="굴림" w:hint="eastAsia"/>
@@ -18607,68 +18626,108 @@
         <w:t xml:space="preserve">발   신 : </w:t>
       </w:r>
       <w:proofErr w:type="spellStart"/>
-      <w:r>
-        <w:rPr>
-          <w:rFonts w:ascii="맑은 고딕" w:eastAsia="맑은 고딕" w:hAnsi="맑은 고딕" w:cs="굴림" w:hint="eastAsia"/>
-          <w:b/>
-          <w:bCs/>
+      <w:sdt>
+        <w:sdtPr>
+          <w:rPr>
+            <w:rFonts w:ascii="맑은 고딕" w:eastAsia="맑은 고딕" w:hAnsi="맑은 고딕" w:cs="굴림" w:hint="eastAsia"/>
+            <w:b/>
+            <w:bCs/>
+            <w:color w:val="000000"/>
+            <w:kern w:val="0"/>
+            <w:sz w:val="20"/>
+            <w:szCs w:val="20"/>
+            <w14:ligatures w14:val="none"/>
+          </w:rPr>
+          <w:alias w:val="공문-회사명(발신)"/>
+          <w:tag w:val="custName"/>
+          <w:id w:val="900000024"/>
+          <w:text/>
+        </w:sdtPr>
+        <w:sdtContent>
+          <w:r>
+            <w:rPr>
+              <w:rFonts w:ascii="맑은 고딕" w:eastAsia="맑은 고딕" w:hAnsi="맑은 고딕" w:cs="굴림" w:hint="eastAsia"/>
+              <w:b/>
+              <w:bCs/>
+              <w:color w:val="000000"/>
+              <w:kern w:val="0"/>
+              <w:sz w:val="20"/>
+              <w:szCs w:val="20"/>
+              <w14:ligatures w14:val="none"/>
+            </w:rPr>
+            <w:t>현대재송동아파트</w:t>
+          </w:r>
+          <w:proofErr w:type="spellEnd"/>
+          <w:r>
+            <w:rPr>
+              <w:rFonts w:ascii="맑은 고딕" w:eastAsia="맑은 고딕" w:hAnsi="맑은 고딕" w:cs="굴림" w:hint="eastAsia"/>
+              <w:b/>
+              <w:bCs/>
+              <w:color w:val="000000"/>
+              <w:kern w:val="0"/>
+              <w:sz w:val="20"/>
+              <w:szCs w:val="20"/>
+              <w14:ligatures w14:val="none"/>
+            </w:rPr>
+            <w:t xml:space="preserve"> 관리사무소</w:t>
+          </w:r>
+        </w:sdtContent>
+      </w:sdt>
+      <w:r>
+        <w:rPr>
+          <w:rFonts w:ascii="함초롬바탕" w:eastAsia="함초롬바탕" w:hAnsi="함초롬바탕" w:cs="굴림" w:hint="eastAsia"/>
           <w:color w:val="000000"/>
           <w:kern w:val="0"/>
           <w:sz w:val="20"/>
           <w:szCs w:val="20"/>
           <w14:ligatures w14:val="none"/>
         </w:rPr>
-        <w:t>현대재송동아파트</w:t>
-      </w:r>
-      <w:proofErr w:type="spellEnd"/>
+        <w:br/>
+      </w:r>
       <w:r>
         <w:rPr>
           <w:rFonts w:ascii="맑은 고딕" w:eastAsia="맑은 고딕" w:hAnsi="맑은 고딕" w:cs="굴림" w:hint="eastAsia"/>
-          <w:b/>
-          <w:bCs/>
           <w:color w:val="000000"/>
           <w:kern w:val="0"/>
           <w:sz w:val="20"/>
           <w:szCs w:val="20"/>
           <w14:ligatures w14:val="none"/>
         </w:rPr>
-        <w:t xml:space="preserve"> 관리사무소</w:t>
-      </w:r>
-      <w:r>
-        <w:rPr>
-          <w:rFonts w:ascii="함초롬바탕" w:eastAsia="함초롬바탕" w:hAnsi="함초롬바탕" w:cs="굴림" w:hint="eastAsia"/>
-          <w:color w:val="000000"/>
-          <w:kern w:val="0"/>
-          <w:sz w:val="20"/>
-          <w:szCs w:val="20"/>
-          <w14:ligatures w14:val="none"/>
-        </w:rPr>
-        <w:br/>
-      </w:r>
-      <w:r>
-        <w:rPr>
-          <w:rFonts w:ascii="맑은 고딕" w:eastAsia="맑은 고딕" w:hAnsi="맑은 고딕" w:cs="굴림" w:hint="eastAsia"/>
-          <w:color w:val="000000"/>
-          <w:kern w:val="0"/>
-          <w:sz w:val="20"/>
-          <w:szCs w:val="20"/>
-          <w14:ligatures w14:val="none"/>
-        </w:rPr>
         <w:t xml:space="preserve">일   자 : </w:t>
       </w:r>
-      <w:r>
-        <w:rPr>
-          <w:rFonts w:ascii="맑은 고딕" w:eastAsia="맑은 고딕" w:hAnsi="맑은 고딕" w:cs="굴림" w:hint="eastAsia"/>
-          <w:b/>
-          <w:bCs/>
-          <w:color w:val="000000"/>
-          <w:kern w:val="0"/>
-          <w:sz w:val="20"/>
-          <w:szCs w:val="20"/>
-          <w14:ligatures w14:val="none"/>
-        </w:rPr>
-        <w:t>2025년 12월 01일</w:t>
-      </w:r>
+      <w:sdt>
+        <w:sdtPr>
+          <w:rPr>
+            <w:rFonts w:ascii="맑은 고딕" w:eastAsia="맑은 고딕" w:hAnsi="맑은 고딕" w:cs="굴림" w:hint="eastAsia"/>
+            <w:b/>
+            <w:bCs/>
+            <w:color w:val="000000"/>
+            <w:kern w:val="0"/>
+            <w:sz w:val="20"/>
+            <w:szCs w:val="20"/>
+            <w14:ligatures w14:val="none"/>
+          </w:rPr>
+          <w:alias w:val="공문-날짜"/>
+          <w:tag w:val="gongmunDate"/>
+          <w:id w:val="900000023"/>
+          <w:text/>
+        </w:sdtPr>
+        <w:sdtContent>
+          <w:r>
+            <w:rPr>
+              <w:rFonts w:ascii="맑은 고딕" w:eastAsia="맑은 고딕" w:hAnsi="맑은 고딕" w:cs="굴림" w:hint="eastAsia"/>
+              <w:b/>
+              <w:bCs/>
+              <w:color w:val="000000"/>
+              <w:kern w:val="0"/>
+              <w:sz w:val="20"/>
+              <w:szCs w:val="20"/>
+              <w14:ligatures w14:val="none"/>
+            </w:rPr>
+            <w:t>2025년 12월 01일</w:t>
+          </w:r>
+        </w:sdtContent>
+      </w:sdt>
     </w:p>
     <w:p>
       <w:pPr>
@@ -19022,8 +19081,37 @@
           <w:szCs w:val="20"/>
           <w14:ligatures w14:val="none"/>
         </w:rPr>
-        <w:t>  • 기준 일자 : 2025년 12월 기준</w:t>
-      </w:r>
+        <w:t xml:space="preserve">  • 기준 일자 : </w:t>
+      </w:r>
+      <w:sdt>
+        <w:sdtPr>
+          <w:rPr>
+            <w:rFonts w:ascii="맑은 고딕" w:eastAsia="맑은 고딕" w:hAnsi="맑은 고딕" w:cs="굴림" w:hint="eastAsia"/>
+            <w:color w:val="000000"/>
+            <w:kern w:val="0"/>
+            <w:sz w:val="20"/>
+            <w:szCs w:val="20"/>
+            <w14:ligatures w14:val="none"/>
+          </w:rPr>
+          <w:alias w:val="공문-기준일자"/>
+          <w:tag w:val="gongmunBaseDate"/>
+          <w:id w:val="900000025"/>
+          <w:text/>
+        </w:sdtPr>
+        <w:sdtContent>
+          <w:r>
+            <w:rPr>
+              <w:rFonts w:ascii="맑은 고딕" w:eastAsia="맑은 고딕" w:hAnsi="맑은 고딕" w:cs="굴림" w:hint="eastAsia"/>
+              <w:color w:val="000000"/>
+              <w:kern w:val="0"/>
+              <w:sz w:val="20"/>
+              <w:szCs w:val="20"/>
+              <w14:ligatures w14:val="none"/>
+            </w:rPr>
+            <w:t xml:space="preserve">2025년 12월 기준</w:t>
+          </w:r>
+        </w:sdtContent>
+      </w:sdt>
     </w:p>
     <w:p>
       <w:pPr>
@@ -19051,7 +19139,47 @@
           <w:szCs w:val="20"/>
           <w14:ligatures w14:val="none"/>
         </w:rPr>
-        <w:t>  • 등록 대수 : 6대</w:t>
+        <w:t xml:space="preserve">  • 등록 대수 : </w:t>
+      </w:r>
+      <w:sdt>
+        <w:sdtPr>
+          <w:rPr>
+            <w:rFonts w:ascii="맑은 고딕" w:eastAsia="맑은 고딕" w:hAnsi="맑은 고딕" w:cs="굴림" w:hint="eastAsia"/>
+            <w:color w:val="000000"/>
+            <w:kern w:val="0"/>
+            <w:sz w:val="20"/>
+            <w:szCs w:val="20"/>
+            <w14:ligatures w14:val="none"/>
+          </w:rPr>
+          <w:alias w:val="공문-등록대수"/>
+          <w:tag w:val="evCount"/>
+          <w:id w:val="900000026"/>
+          <w:text/>
+        </w:sdtPr>
+        <w:sdtContent>
+          <w:r>
+            <w:rPr>
+              <w:rFonts w:ascii="맑은 고딕" w:eastAsia="맑은 고딕" w:hAnsi="맑은 고딕" w:cs="굴림" w:hint="eastAsia"/>
+              <w:color w:val="000000"/>
+              <w:kern w:val="0"/>
+              <w:sz w:val="20"/>
+              <w:szCs w:val="20"/>
+              <w14:ligatures w14:val="none"/>
+            </w:rPr>
+            <w:t xml:space="preserve">6</w:t>
+          </w:r>
+        </w:sdtContent>
+      </w:sdt>
+      <w:r>
+        <w:rPr>
+          <w:rFonts w:ascii="맑은 고딕" w:eastAsia="맑은 고딕" w:hAnsi="맑은 고딕" w:cs="굴림" w:hint="eastAsia"/>
+          <w:color w:val="000000"/>
+          <w:kern w:val="0"/>
+          <w:sz w:val="20"/>
+          <w:szCs w:val="20"/>
+          <w14:ligatures w14:val="none"/>
+        </w:rPr>
+        <w:t xml:space="preserve">대</w:t>
       </w:r>
     </w:p>
     <w:p>
@@ -20695,6 +20823,53 @@
         </w:rPr>
       </w:pPr>
       <w:proofErr w:type="spellStart"/>
+      <w:sdt>
+        <w:sdtPr>
+          <w:rPr>
+            <w:rFonts w:ascii="맑은 고딕" w:eastAsia="맑은 고딕" w:hAnsi="맑은 고딕" w:cs="굴림" w:hint="eastAsia"/>
+            <w:b/>
+            <w:bCs/>
+            <w:color w:val="000000"/>
+            <w:kern w:val="0"/>
+            <w:sz w:val="40"/>
+            <w:szCs w:val="40"/>
+            <w14:ligatures w14:val="none"/>
+          </w:rPr>
+          <w:alias w:val="공문-회사명(서명)"/>
+          <w:tag w:val="custName"/>
+          <w:id w:val="900000027"/>
+          <w:text/>
+        </w:sdtPr>
+        <w:sdtContent>
+          <w:r>
+            <w:rPr>
+              <w:rFonts w:ascii="맑은 고딕" w:eastAsia="맑은 고딕" w:hAnsi="맑은 고딕" w:cs="굴림" w:hint="eastAsia"/>
+              <w:b/>
+              <w:bCs/>
+              <w:color w:val="000000"/>
+              <w:kern w:val="0"/>
+              <w:sz w:val="40"/>
+              <w:szCs w:val="40"/>
+              <w14:ligatures w14:val="none"/>
+            </w:rPr>
+            <w:t>현대재송동아파트</w:t>
+          </w:r>
+          <w:proofErr w:type="spellEnd"/>
+          <w:r>
+            <w:rPr>
+              <w:rFonts w:ascii="맑은 고딕" w:eastAsia="맑은 고딕" w:hAnsi="맑은 고딕" w:cs="굴림" w:hint="eastAsia"/>
+              <w:b/>
+              <w:bCs/>
+              <w:color w:val="000000"/>
+              <w:kern w:val="0"/>
+              <w:sz w:val="40"/>
+              <w:szCs w:val="40"/>
+              <w14:ligatures w14:val="none"/>
+            </w:rPr>
+            <w:t xml:space="preserve"> 관리사무소</w:t>
+          </w:r>
+        </w:sdtContent>
+      </w:sdt>
       <w:r>
         <w:rPr>
           <w:rFonts w:ascii="맑은 고딕" w:eastAsia="맑은 고딕" w:hAnsi="맑은 고딕" w:cs="굴림" w:hint="eastAsia"/>
@@ -20706,21 +20881,7 @@
           <w:szCs w:val="40"/>
           <w14:ligatures w14:val="none"/>
         </w:rPr>
-        <w:t>현대재송동아파트</w:t>
-      </w:r>
-      <w:proofErr w:type="spellEnd"/>
-      <w:r>
-        <w:rPr>
-          <w:rFonts w:ascii="맑은 고딕" w:eastAsia="맑은 고딕" w:hAnsi="맑은 고딕" w:cs="굴림" w:hint="eastAsia"/>
-          <w:b/>
-          <w:bCs/>
-          <w:color w:val="000000"/>
-          <w:kern w:val="0"/>
-          <w:sz w:val="40"/>
-          <w:szCs w:val="40"/>
-          <w14:ligatures w14:val="none"/>
-        </w:rPr>
-        <w:t xml:space="preserve"> 관리사무소      (인)</w:t>
+        <w:t xml:space="preserve">      (인)</w:t>
       </w:r>
     </w:p>
     <w:p>
@@ -20824,17 +20985,35 @@
         <w:t xml:space="preserve">TEL : 051-783-0672   E-MAIL : </w:t>
       </w:r>
       <w:hyperlink r:id="rId8" w:history="1">
-        <w:r>
-          <w:rPr>
-            <w:rStyle w:val="ae"/>
-            <w:rFonts w:ascii="맑은 고딕" w:eastAsia="맑은 고딕" w:hAnsi="맑은 고딕" w:cs="굴림" w:hint="eastAsia"/>
-            <w:kern w:val="0"/>
-            <w:sz w:val="20"/>
-            <w:szCs w:val="20"/>
-            <w14:ligatures w14:val="none"/>
-          </w:rPr>
-          <w:t>gs9966@naver.com</w:t>
-        </w:r>
+        <w:sdt>
+          <w:sdtPr>
+            <w:rPr>
+              <w:rStyle w:val="ae"/>
+              <w:rFonts w:ascii="맑은 고딕" w:eastAsia="맑은 고딕" w:hAnsi="맑은 고딕" w:cs="굴림" w:hint="eastAsia"/>
+              <w:kern w:val="0"/>
+              <w:sz w:val="20"/>
+              <w:szCs w:val="20"/>
+              <w14:ligatures w14:val="none"/>
+            </w:rPr>
+            <w:alias w:val="공문-이메일"/>
+            <w:tag w:val="custEmail"/>
+            <w:id w:val="900000022"/>
+            <w:text/>
+          </w:sdtPr>
+          <w:sdtContent>
+            <w:r>
+              <w:rPr>
+                <w:rStyle w:val="ae"/>
+                <w:rFonts w:ascii="맑은 고딕" w:eastAsia="맑은 고딕" w:hAnsi="맑은 고딕" w:cs="굴림" w:hint="eastAsia"/>
+                <w:kern w:val="0"/>
+                <w:sz w:val="20"/>
+                <w:szCs w:val="20"/>
+                <w14:ligatures w14:val="none"/>
+              </w:rPr>
+              <w:t>gs9966@naver.com</w:t>
+            </w:r>
+          </w:sdtContent>
+        </w:sdt>
       </w:hyperlink>
       <w:r>
         <w:rPr>

--- a/public/hec/template.docx
+++ b/public/hec/template.docx
@@ -1999,16 +1999,33 @@
               </w:rPr>
               <w:t xml:space="preserve">( </w:t>
             </w:r>
-            <w:r>
-              <w:rPr>
-                <w:rFonts w:ascii="바탕" w:eastAsia="바탕" w:hAnsi="바탕" w:cs="굴림" w:hint="eastAsia"/>
-                <w:color w:val="000000"/>
-                <w:kern w:val="0"/>
-                <w:szCs w:val="22"/>
-                <w14:ligatures w14:val="none"/>
-              </w:rPr>
-              <w:t xml:space="preserve">  </w:t>
-            </w:r>
+            <w:sdt>
+              <w:sdtPr>
+                <w:rPr>
+                  <w:rFonts w:ascii="바탕" w:eastAsia="바탕" w:hAnsi="바탕" w:cs="굴림" w:hint="eastAsia"/>
+                  <w:color w:val="000000"/>
+                  <w:kern w:val="0"/>
+                  <w:szCs w:val="22"/>
+                  <w14:ligatures w14:val="none"/>
+                </w:rPr>
+                <w:alias w:val="주차면수"/>
+                <w:tag w:val="hecParking"/>
+                <w:id w:val="900000040"/>
+                <w:text/>
+              </w:sdtPr>
+              <w:sdtContent>
+                <w:r>
+                  <w:rPr>
+                    <w:rFonts w:ascii="바탕" w:eastAsia="바탕" w:hAnsi="바탕" w:cs="굴림" w:hint="eastAsia"/>
+                    <w:color w:val="000000"/>
+                    <w:kern w:val="0"/>
+                    <w:szCs w:val="22"/>
+                    <w14:ligatures w14:val="none"/>
+                  </w:rPr>
+                  <w:t xml:space="preserve">  </w:t>
+                </w:r>
+              </w:sdtContent>
+            </w:sdt>
             <w:r>
               <w:rPr>
                 <w:rFonts w:ascii="바탕" w:eastAsia="바탕" w:hAnsi="바탕" w:cs="굴림" w:hint="eastAsia"/>
@@ -2440,26 +2457,43 @@
               </w:rPr>
               <w:t xml:space="preserve">운영 계약기간은 운영시작일로부터 </w:t>
             </w:r>
-            <w:r>
-              <w:rPr>
-                <w:rFonts w:ascii="바탕" w:eastAsia="바탕" w:hAnsi="바탕" w:cs="굴림" w:hint="eastAsia"/>
-                <w:kern w:val="0"/>
-                <w:sz w:val="20"/>
-                <w:szCs w:val="20"/>
-                <w14:ligatures w14:val="none"/>
-              </w:rPr>
-              <w:t xml:space="preserve"> </w:t>
-            </w:r>
-            <w:r>
-              <w:rPr>
-                <w:rFonts w:ascii="바탕" w:eastAsia="바탕" w:hAnsi="바탕" w:cs="굴림" w:hint="eastAsia"/>
-                <w:kern w:val="0"/>
-                <w:sz w:val="20"/>
-                <w:szCs w:val="20"/>
-                <w14:ligatures w14:val="none"/>
-              </w:rPr>
-              <w:t xml:space="preserve">  </w:t>
-            </w:r>
+            <w:sdt>
+              <w:sdtPr>
+                <w:rPr>
+                  <w:rFonts w:ascii="바탕" w:eastAsia="바탕" w:hAnsi="바탕" w:cs="굴림" w:hint="eastAsia"/>
+                  <w:kern w:val="0"/>
+                  <w:sz w:val="20"/>
+                  <w:szCs w:val="20"/>
+                  <w14:ligatures w14:val="none"/>
+                </w:rPr>
+                <w:alias w:val="계약기간(본문)"/>
+                <w:tag w:val="hecTermBody"/>
+                <w:id w:val="900000039"/>
+                <w:text/>
+              </w:sdtPr>
+              <w:sdtContent>
+                <w:r>
+                  <w:rPr>
+                    <w:rFonts w:ascii="바탕" w:eastAsia="바탕" w:hAnsi="바탕" w:cs="굴림" w:hint="eastAsia"/>
+                    <w:kern w:val="0"/>
+                    <w:sz w:val="20"/>
+                    <w:szCs w:val="20"/>
+                    <w14:ligatures w14:val="none"/>
+                  </w:rPr>
+                  <w:t xml:space="preserve"> </w:t>
+                </w:r>
+                <w:r>
+                  <w:rPr>
+                    <w:rFonts w:ascii="바탕" w:eastAsia="바탕" w:hAnsi="바탕" w:cs="굴림" w:hint="eastAsia"/>
+                    <w:kern w:val="0"/>
+                    <w:sz w:val="20"/>
+                    <w:szCs w:val="20"/>
+                    <w14:ligatures w14:val="none"/>
+                  </w:rPr>
+                  <w:t xml:space="preserve">  </w:t>
+                </w:r>
+              </w:sdtContent>
+            </w:sdt>
             <w:r>
               <w:rPr>
                 <w:rFonts w:ascii="바탕" w:eastAsia="바탕" w:hAnsi="바탕" w:cs="굴림" w:hint="eastAsia"/>
@@ -2928,16 +2962,33 @@
         </w:rPr>
       </w:pPr>
       <w:bookmarkStart w:id="5" w:name="OLE_LINK4"/>
-      <w:r>
-        <w:rPr>
-          <w:rFonts w:ascii="바탕" w:eastAsia="바탕" w:hAnsi="바탕" w:cs="굴림" w:hint="eastAsia"/>
-          <w:color w:val="000000"/>
-          <w:kern w:val="0"/>
-          <w:szCs w:val="22"/>
-          <w14:ligatures w14:val="none"/>
-        </w:rPr>
-        <w:t>년    월    일</w:t>
-      </w:r>
+      <w:sdt>
+        <w:sdtPr>
+          <w:rPr>
+            <w:rFonts w:ascii="바탕" w:eastAsia="바탕" w:hAnsi="바탕" w:cs="굴림" w:hint="eastAsia"/>
+            <w:color w:val="000000"/>
+            <w:kern w:val="0"/>
+            <w:szCs w:val="22"/>
+            <w14:ligatures w14:val="none"/>
+          </w:rPr>
+          <w:alias w:val="서명날짜"/>
+          <w:tag w:val="hecSigDate"/>
+          <w:id w:val="900000037"/>
+          <w:text/>
+        </w:sdtPr>
+        <w:sdtContent>
+          <w:r>
+            <w:rPr>
+              <w:rFonts w:ascii="바탕" w:eastAsia="바탕" w:hAnsi="바탕" w:cs="굴림" w:hint="eastAsia"/>
+              <w:color w:val="000000"/>
+              <w:kern w:val="0"/>
+              <w:szCs w:val="22"/>
+              <w14:ligatures w14:val="none"/>
+            </w:rPr>
+            <w:t>년    월    일</w:t>
+          </w:r>
+        </w:sdtContent>
+      </w:sdt>
     </w:p>
     <w:p>
       <w:pPr>
@@ -3056,6 +3107,33 @@
               </w:rPr>
               <w:t xml:space="preserve">주소 : </w:t>
             </w:r>
+            <w:sdt>
+              <w:sdtPr>
+                <w:rPr>
+                  <w:rFonts w:ascii="바탕" w:eastAsia="바탕" w:hAnsi="바탕" w:cs="굴림" w:hint="eastAsia"/>
+                  <w:color w:val="000000"/>
+                  <w:kern w:val="0"/>
+                  <w:szCs w:val="22"/>
+                  <w14:ligatures w14:val="none"/>
+                </w:rPr>
+                <w:alias w:val="서명-주소 :"/>
+                <w:tag w:val="hecSig"/>
+                <w:id w:val="900000031"/>
+                <w:text/>
+              </w:sdtPr>
+              <w:sdtContent>
+                <w:r>
+                  <w:rPr>
+                    <w:rFonts w:ascii="바탕" w:eastAsia="바탕" w:hAnsi="바탕" w:cs="굴림" w:hint="eastAsia"/>
+                    <w:color w:val="000000"/>
+                    <w:kern w:val="0"/>
+                    <w:szCs w:val="22"/>
+                    <w14:ligatures w14:val="none"/>
+                  </w:rPr>
+                  <w:t xml:space="preserve"/>
+                </w:r>
+              </w:sdtContent>
+            </w:sdt>
             <w:bookmarkStart w:id="7" w:name="OLE_LINK13"/>
           </w:p>
           <w:bookmarkEnd w:id="7"/>
@@ -3083,6 +3161,33 @@
               </w:rPr>
               <w:t xml:space="preserve">상호 : </w:t>
             </w:r>
+            <w:sdt>
+              <w:sdtPr>
+                <w:rPr>
+                  <w:rFonts w:ascii="바탕" w:eastAsia="바탕" w:hAnsi="바탕" w:cs="굴림" w:hint="eastAsia"/>
+                  <w:color w:val="000000"/>
+                  <w:kern w:val="0"/>
+                  <w:szCs w:val="22"/>
+                  <w14:ligatures w14:val="none"/>
+                </w:rPr>
+                <w:alias w:val="서명-상호 :"/>
+                <w:tag w:val="hecSig"/>
+                <w:id w:val="900000033"/>
+                <w:text/>
+              </w:sdtPr>
+              <w:sdtContent>
+                <w:r>
+                  <w:rPr>
+                    <w:rFonts w:ascii="바탕" w:eastAsia="바탕" w:hAnsi="바탕" w:cs="굴림" w:hint="eastAsia"/>
+                    <w:color w:val="000000"/>
+                    <w:kern w:val="0"/>
+                    <w:szCs w:val="22"/>
+                    <w14:ligatures w14:val="none"/>
+                  </w:rPr>
+                  <w:t xml:space="preserve"/>
+                </w:r>
+              </w:sdtContent>
+            </w:sdt>
           </w:p>
           <w:p>
             <w:pPr>
@@ -3105,16 +3210,33 @@
               </w:rPr>
               <w:t xml:space="preserve">대표자 : </w:t>
             </w:r>
-            <w:r>
-              <w:rPr>
-                <w:rFonts w:ascii="바탕" w:eastAsia="바탕" w:hAnsi="바탕" w:cs="굴림" w:hint="eastAsia"/>
-                <w:color w:val="000000"/>
-                <w:kern w:val="0"/>
-                <w:szCs w:val="22"/>
-                <w14:ligatures w14:val="none"/>
-              </w:rPr>
-              <w:t xml:space="preserve">            </w:t>
-            </w:r>
+            <w:sdt>
+              <w:sdtPr>
+                <w:rPr>
+                  <w:rFonts w:ascii="바탕" w:eastAsia="바탕" w:hAnsi="바탕" w:cs="굴림" w:hint="eastAsia"/>
+                  <w:color w:val="000000"/>
+                  <w:kern w:val="0"/>
+                  <w:szCs w:val="22"/>
+                  <w14:ligatures w14:val="none"/>
+                </w:rPr>
+                <w:alias w:val="서명-대표자"/>
+                <w:tag w:val="hecSigRep"/>
+                <w:id w:val="900000035"/>
+                <w:text/>
+              </w:sdtPr>
+              <w:sdtContent>
+                <w:r>
+                  <w:rPr>
+                    <w:rFonts w:ascii="바탕" w:eastAsia="바탕" w:hAnsi="바탕" w:cs="굴림" w:hint="eastAsia"/>
+                    <w:color w:val="000000"/>
+                    <w:kern w:val="0"/>
+                    <w:szCs w:val="22"/>
+                    <w14:ligatures w14:val="none"/>
+                  </w:rPr>
+                  <w:t xml:space="preserve">            </w:t>
+                </w:r>
+              </w:sdtContent>
+            </w:sdt>
             <w:r>
               <w:rPr>
                 <w:rFonts w:ascii="바탕" w:eastAsia="바탕" w:hAnsi="바탕" w:cs="굴림" w:hint="eastAsia"/>
@@ -9109,26 +9231,43 @@
           <w14:ligatures w14:val="none"/>
         </w:rPr>
       </w:pPr>
-      <w:r>
-        <w:rPr>
-          <w:rFonts w:ascii="바탕" w:eastAsia="바탕" w:hAnsi="바탕" w:cs="굴림" w:hint="eastAsia"/>
-          <w:color w:val="000000"/>
-          <w:kern w:val="0"/>
-          <w:szCs w:val="22"/>
-          <w14:ligatures w14:val="none"/>
-        </w:rPr>
-        <w:t>년</w:t>
-      </w:r>
-      <w:r>
-        <w:rPr>
-          <w:rFonts w:ascii="바탕" w:eastAsia="바탕" w:hAnsi="바탕" w:cs="굴림" w:hint="eastAsia"/>
-          <w:color w:val="000000"/>
-          <w:kern w:val="0"/>
-          <w:szCs w:val="22"/>
-          <w14:ligatures w14:val="none"/>
-        </w:rPr>
-        <w:t xml:space="preserve">    월    일</w:t>
-      </w:r>
+      <w:sdt>
+        <w:sdtPr>
+          <w:rPr>
+            <w:rFonts w:ascii="바탕" w:eastAsia="바탕" w:hAnsi="바탕" w:cs="굴림" w:hint="eastAsia"/>
+            <w:color w:val="000000"/>
+            <w:kern w:val="0"/>
+            <w:szCs w:val="22"/>
+            <w14:ligatures w14:val="none"/>
+          </w:rPr>
+          <w:alias w:val="서명날짜"/>
+          <w:tag w:val="hecSigDate"/>
+          <w:id w:val="900000038"/>
+          <w:text/>
+        </w:sdtPr>
+        <w:sdtContent>
+          <w:r>
+            <w:rPr>
+              <w:rFonts w:ascii="바탕" w:eastAsia="바탕" w:hAnsi="바탕" w:cs="굴림" w:hint="eastAsia"/>
+              <w:color w:val="000000"/>
+              <w:kern w:val="0"/>
+              <w:szCs w:val="22"/>
+              <w14:ligatures w14:val="none"/>
+            </w:rPr>
+            <w:t>년</w:t>
+          </w:r>
+          <w:r>
+            <w:rPr>
+              <w:rFonts w:ascii="바탕" w:eastAsia="바탕" w:hAnsi="바탕" w:cs="굴림" w:hint="eastAsia"/>
+              <w:color w:val="000000"/>
+              <w:kern w:val="0"/>
+              <w:szCs w:val="22"/>
+              <w14:ligatures w14:val="none"/>
+            </w:rPr>
+            <w:t xml:space="preserve">    월    일</w:t>
+          </w:r>
+        </w:sdtContent>
+      </w:sdt>
     </w:p>
     <w:p>
       <w:pPr>
@@ -9247,6 +9386,33 @@
               </w:rPr>
               <w:t xml:space="preserve">주소 : </w:t>
             </w:r>
+            <w:sdt>
+              <w:sdtPr>
+                <w:rPr>
+                  <w:rFonts w:ascii="바탕" w:eastAsia="바탕" w:hAnsi="바탕" w:cs="굴림" w:hint="eastAsia"/>
+                  <w:color w:val="000000"/>
+                  <w:kern w:val="0"/>
+                  <w:szCs w:val="22"/>
+                  <w14:ligatures w14:val="none"/>
+                </w:rPr>
+                <w:alias w:val="서명-주소 :"/>
+                <w:tag w:val="hecSig"/>
+                <w:id w:val="900000032"/>
+                <w:text/>
+              </w:sdtPr>
+              <w:sdtContent>
+                <w:r>
+                  <w:rPr>
+                    <w:rFonts w:ascii="바탕" w:eastAsia="바탕" w:hAnsi="바탕" w:cs="굴림" w:hint="eastAsia"/>
+                    <w:color w:val="000000"/>
+                    <w:kern w:val="0"/>
+                    <w:szCs w:val="22"/>
+                    <w14:ligatures w14:val="none"/>
+                  </w:rPr>
+                  <w:t xml:space="preserve"/>
+                </w:r>
+              </w:sdtContent>
+            </w:sdt>
           </w:p>
           <w:p>
             <w:pPr>
@@ -9272,6 +9438,33 @@
               </w:rPr>
               <w:t xml:space="preserve">상호 : </w:t>
             </w:r>
+            <w:sdt>
+              <w:sdtPr>
+                <w:rPr>
+                  <w:rFonts w:ascii="바탕" w:eastAsia="바탕" w:hAnsi="바탕" w:cs="굴림" w:hint="eastAsia"/>
+                  <w:color w:val="000000"/>
+                  <w:kern w:val="0"/>
+                  <w:szCs w:val="22"/>
+                  <w14:ligatures w14:val="none"/>
+                </w:rPr>
+                <w:alias w:val="서명-상호 :"/>
+                <w:tag w:val="hecSig"/>
+                <w:id w:val="900000034"/>
+                <w:text/>
+              </w:sdtPr>
+              <w:sdtContent>
+                <w:r>
+                  <w:rPr>
+                    <w:rFonts w:ascii="바탕" w:eastAsia="바탕" w:hAnsi="바탕" w:cs="굴림" w:hint="eastAsia"/>
+                    <w:color w:val="000000"/>
+                    <w:kern w:val="0"/>
+                    <w:szCs w:val="22"/>
+                    <w14:ligatures w14:val="none"/>
+                  </w:rPr>
+                  <w:t xml:space="preserve"/>
+                </w:r>
+              </w:sdtContent>
+            </w:sdt>
           </w:p>
           <w:p>
             <w:pPr>
@@ -9295,16 +9488,33 @@
               <w:t xml:space="preserve">대표자 : </w:t>
             </w:r>
             <w:bookmarkStart w:id="27" w:name="OLE_LINK27"/>
-            <w:r>
-              <w:rPr>
-                <w:rFonts w:ascii="바탕" w:eastAsia="바탕" w:hAnsi="바탕" w:cs="굴림" w:hint="eastAsia"/>
-                <w:color w:val="000000"/>
-                <w:kern w:val="0"/>
-                <w:szCs w:val="22"/>
-                <w14:ligatures w14:val="none"/>
-              </w:rPr>
-              <w:t xml:space="preserve">           </w:t>
-            </w:r>
+            <w:sdt>
+              <w:sdtPr>
+                <w:rPr>
+                  <w:rFonts w:ascii="바탕" w:eastAsia="바탕" w:hAnsi="바탕" w:cs="굴림" w:hint="eastAsia"/>
+                  <w:color w:val="000000"/>
+                  <w:kern w:val="0"/>
+                  <w:szCs w:val="22"/>
+                  <w14:ligatures w14:val="none"/>
+                </w:rPr>
+                <w:alias w:val="서명-대표자"/>
+                <w:tag w:val="hecSigRep"/>
+                <w:id w:val="900000036"/>
+                <w:text/>
+              </w:sdtPr>
+              <w:sdtContent>
+                <w:r>
+                  <w:rPr>
+                    <w:rFonts w:ascii="바탕" w:eastAsia="바탕" w:hAnsi="바탕" w:cs="굴림" w:hint="eastAsia"/>
+                    <w:color w:val="000000"/>
+                    <w:kern w:val="0"/>
+                    <w:szCs w:val="22"/>
+                    <w14:ligatures w14:val="none"/>
+                  </w:rPr>
+                  <w:t xml:space="preserve">           </w:t>
+                </w:r>
+              </w:sdtContent>
+            </w:sdt>
             <w:r>
               <w:rPr>
                 <w:rFonts w:ascii="바탕" w:eastAsia="바탕" w:hAnsi="바탕" w:cs="굴림" w:hint="eastAsia"/>
@@ -20982,7 +21192,47 @@
           <w:szCs w:val="20"/>
           <w14:ligatures w14:val="none"/>
         </w:rPr>
-        <w:t xml:space="preserve">TEL : 051-783-0672   E-MAIL : </w:t>
+        <w:t xml:space="preserve">TEL : </w:t>
+      </w:r>
+      <w:sdt>
+        <w:sdtPr>
+          <w:rPr>
+            <w:rFonts w:ascii="맑은 고딕" w:eastAsia="맑은 고딕" w:hAnsi="맑은 고딕" w:cs="굴림" w:hint="eastAsia"/>
+            <w:color w:val="000000"/>
+            <w:kern w:val="0"/>
+            <w:sz w:val="20"/>
+            <w:szCs w:val="20"/>
+            <w14:ligatures w14:val="none"/>
+          </w:rPr>
+          <w:alias w:val="공문-전화"/>
+          <w:tag w:val="gongmunTel"/>
+          <w:id w:val="900000041"/>
+          <w:text/>
+        </w:sdtPr>
+        <w:sdtContent>
+          <w:r>
+            <w:rPr>
+              <w:rFonts w:ascii="맑은 고딕" w:eastAsia="맑은 고딕" w:hAnsi="맑은 고딕" w:cs="굴림" w:hint="eastAsia"/>
+              <w:color w:val="000000"/>
+              <w:kern w:val="0"/>
+              <w:sz w:val="20"/>
+              <w:szCs w:val="20"/>
+              <w14:ligatures w14:val="none"/>
+            </w:rPr>
+            <w:t xml:space="preserve">051-783-0672</w:t>
+          </w:r>
+        </w:sdtContent>
+      </w:sdt>
+      <w:r>
+        <w:rPr>
+          <w:rFonts w:ascii="맑은 고딕" w:eastAsia="맑은 고딕" w:hAnsi="맑은 고딕" w:cs="굴림" w:hint="eastAsia"/>
+          <w:color w:val="000000"/>
+          <w:kern w:val="0"/>
+          <w:sz w:val="20"/>
+          <w:szCs w:val="20"/>
+          <w14:ligatures w14:val="none"/>
+        </w:rPr>
+        <w:t xml:space="preserve">   E-MAIL : </w:t>
       </w:r>
       <w:hyperlink r:id="rId8" w:history="1">
         <w:sdt>

--- a/public/hec/template.docx
+++ b/public/hec/template.docx
@@ -16,8 +16,8 @@
           <w14:ligatures w14:val="none"/>
         </w:rPr>
       </w:pPr>
-      <w:bookmarkStart w:id="0" w:name="OLE_LINK19"/>
-      <w:bookmarkStart w:id="1" w:name="OLE_LINK18"/>
+      <w:bookmarkStart w:id="0" w:name="OLE_LINK18"/>
+      <w:bookmarkStart w:id="1" w:name="OLE_LINK19"/>
       <w:r>
         <w:rPr>
           <w:rFonts w:ascii="바탕" w:eastAsia="바탕" w:hAnsi="바탕" w:cs="Times New Roman" w:hint="eastAsia"/>
@@ -86,7 +86,7 @@
             <w:vAlign w:val="center"/>
             <w:hideMark/>
           </w:tcPr>
-          <w:bookmarkEnd w:id="0"/>
+          <w:bookmarkEnd w:id="1"/>
           <w:p>
             <w:pPr>
               <w:wordWrap/>
@@ -94,7 +94,7 @@
               <w:jc w:val="center"/>
               <w:textAlignment w:val="baseline"/>
               <w:rPr>
-                <w:rFonts w:ascii="바탕" w:eastAsia="바탕" w:hAnsi="바탕" w:cs="굴림"/>
+                <w:rFonts w:ascii="바탕" w:eastAsia="바탕" w:hAnsi="바탕" w:cs="Gulim"/>
                 <w:color w:val="000000"/>
                 <w:kern w:val="0"/>
                 <w:szCs w:val="22"/>
@@ -103,7 +103,7 @@
             </w:pPr>
             <w:r>
               <w:rPr>
-                <w:rFonts w:ascii="바탕" w:eastAsia="바탕" w:hAnsi="바탕" w:cs="굴림" w:hint="eastAsia"/>
+                <w:rFonts w:ascii="바탕" w:eastAsia="바탕" w:hAnsi="바탕" w:cs="Gulim" w:hint="eastAsia"/>
                 <w:color w:val="000000"/>
                 <w:kern w:val="0"/>
                 <w:szCs w:val="22"/>
@@ -138,7 +138,7 @@
               <w:jc w:val="center"/>
               <w:textAlignment w:val="baseline"/>
               <w:rPr>
-                <w:rFonts w:ascii="바탕" w:eastAsia="바탕" w:hAnsi="바탕" w:cs="굴림"/>
+                <w:rFonts w:ascii="바탕" w:eastAsia="바탕" w:hAnsi="바탕" w:cs="Gulim"/>
                 <w:color w:val="000000"/>
                 <w:kern w:val="0"/>
                 <w:szCs w:val="22"/>
@@ -148,7 +148,7 @@
             <w:proofErr w:type="spellStart"/>
             <w:r>
               <w:rPr>
-                <w:rFonts w:ascii="바탕" w:eastAsia="바탕" w:hAnsi="바탕" w:cs="굴림" w:hint="eastAsia"/>
+                <w:rFonts w:ascii="바탕" w:eastAsia="바탕" w:hAnsi="바탕" w:cs="Gulim" w:hint="eastAsia"/>
                 <w:color w:val="000000"/>
                 <w:kern w:val="0"/>
                 <w:szCs w:val="22"/>
@@ -184,7 +184,7 @@
               <w:jc w:val="center"/>
               <w:textAlignment w:val="baseline"/>
               <w:rPr>
-                <w:rFonts w:ascii="바탕" w:eastAsia="바탕" w:hAnsi="바탕" w:cs="굴림"/>
+                <w:rFonts w:ascii="바탕" w:eastAsia="바탕" w:hAnsi="바탕" w:cs="Gulim"/>
                 <w:color w:val="000000"/>
                 <w:kern w:val="0"/>
                 <w:szCs w:val="22"/>
@@ -220,7 +220,7 @@
               <w:spacing w:after="0" w:line="256" w:lineRule="auto"/>
               <w:jc w:val="both"/>
               <w:rPr>
-                <w:rFonts w:ascii="바탕" w:eastAsia="바탕" w:hAnsi="바탕" w:cs="굴림"/>
+                <w:rFonts w:ascii="바탕" w:eastAsia="바탕" w:hAnsi="바탕" w:cs="Gulim"/>
                 <w:color w:val="000000"/>
                 <w:kern w:val="0"/>
                 <w:szCs w:val="22"/>
@@ -254,7 +254,7 @@
               <w:jc w:val="center"/>
               <w:textAlignment w:val="baseline"/>
               <w:rPr>
-                <w:rFonts w:ascii="바탕" w:eastAsia="바탕" w:hAnsi="바탕" w:cs="굴림"/>
+                <w:rFonts w:ascii="바탕" w:eastAsia="바탕" w:hAnsi="바탕" w:cs="Gulim"/>
                 <w:color w:val="000000"/>
                 <w:kern w:val="0"/>
                 <w:szCs w:val="22"/>
@@ -263,7 +263,7 @@
             </w:pPr>
             <w:r>
               <w:rPr>
-                <w:rFonts w:ascii="바탕" w:eastAsia="바탕" w:hAnsi="바탕" w:cs="굴림" w:hint="eastAsia"/>
+                <w:rFonts w:ascii="바탕" w:eastAsia="바탕" w:hAnsi="바탕" w:cs="Gulim" w:hint="eastAsia"/>
                 <w:color w:val="000000"/>
                 <w:kern w:val="0"/>
                 <w:szCs w:val="22"/>
@@ -298,7 +298,7 @@
               <w:jc w:val="center"/>
               <w:textAlignment w:val="baseline"/>
               <w:rPr>
-                <w:rFonts w:ascii="바탕" w:eastAsia="바탕" w:hAnsi="바탕" w:cs="굴림"/>
+                <w:rFonts w:ascii="바탕" w:eastAsia="바탕" w:hAnsi="바탕" w:cs="Gulim"/>
                 <w:color w:val="000000"/>
                 <w:kern w:val="0"/>
                 <w:sz w:val="20"/>
@@ -335,7 +335,7 @@
               <w:spacing w:after="0" w:line="256" w:lineRule="auto"/>
               <w:jc w:val="both"/>
               <w:rPr>
-                <w:rFonts w:ascii="바탕" w:eastAsia="바탕" w:hAnsi="바탕" w:cs="굴림"/>
+                <w:rFonts w:ascii="바탕" w:eastAsia="바탕" w:hAnsi="바탕" w:cs="Gulim"/>
                 <w:color w:val="000000"/>
                 <w:kern w:val="0"/>
                 <w:szCs w:val="22"/>
@@ -369,7 +369,7 @@
               <w:jc w:val="center"/>
               <w:textAlignment w:val="baseline"/>
               <w:rPr>
-                <w:rFonts w:ascii="바탕" w:eastAsia="바탕" w:hAnsi="바탕" w:cs="굴림"/>
+                <w:rFonts w:ascii="바탕" w:eastAsia="바탕" w:hAnsi="바탕" w:cs="Gulim"/>
                 <w:color w:val="000000"/>
                 <w:kern w:val="0"/>
                 <w:szCs w:val="22"/>
@@ -378,7 +378,7 @@
             </w:pPr>
             <w:r>
               <w:rPr>
-                <w:rFonts w:ascii="바탕" w:eastAsia="바탕" w:hAnsi="바탕" w:cs="굴림" w:hint="eastAsia"/>
+                <w:rFonts w:ascii="바탕" w:eastAsia="바탕" w:hAnsi="바탕" w:cs="Gulim" w:hint="eastAsia"/>
                 <w:color w:val="000000"/>
                 <w:kern w:val="0"/>
                 <w:szCs w:val="22"/>
@@ -412,7 +412,7 @@
               <w:jc w:val="center"/>
               <w:textAlignment w:val="baseline"/>
               <w:rPr>
-                <w:rFonts w:ascii="바탕" w:eastAsia="바탕" w:hAnsi="바탕" w:cs="굴림"/>
+                <w:rFonts w:ascii="바탕" w:eastAsia="바탕" w:hAnsi="바탕" w:cs="Gulim"/>
                 <w:color w:val="000000"/>
                 <w:kern w:val="0"/>
                 <w:szCs w:val="22"/>
@@ -446,7 +446,7 @@
               <w:jc w:val="center"/>
               <w:textAlignment w:val="baseline"/>
               <w:rPr>
-                <w:rFonts w:ascii="바탕" w:eastAsia="바탕" w:hAnsi="바탕" w:cs="굴림"/>
+                <w:rFonts w:ascii="바탕" w:eastAsia="바탕" w:hAnsi="바탕" w:cs="Gulim"/>
                 <w:color w:val="000000"/>
                 <w:kern w:val="0"/>
                 <w:szCs w:val="22"/>
@@ -455,7 +455,7 @@
             </w:pPr>
             <w:r>
               <w:rPr>
-                <w:rFonts w:ascii="바탕" w:eastAsia="바탕" w:hAnsi="바탕" w:cs="굴림" w:hint="eastAsia"/>
+                <w:rFonts w:ascii="바탕" w:eastAsia="바탕" w:hAnsi="바탕" w:cs="Gulim" w:hint="eastAsia"/>
                 <w:color w:val="000000"/>
                 <w:kern w:val="0"/>
                 <w:szCs w:val="22"/>
@@ -489,7 +489,7 @@
               <w:jc w:val="center"/>
               <w:textAlignment w:val="baseline"/>
               <w:rPr>
-                <w:rFonts w:ascii="바탕" w:eastAsia="바탕" w:hAnsi="바탕" w:cs="굴림"/>
+                <w:rFonts w:ascii="바탕" w:eastAsia="바탕" w:hAnsi="바탕" w:cs="Gulim"/>
                 <w:color w:val="000000"/>
                 <w:kern w:val="0"/>
                 <w:szCs w:val="22"/>
@@ -525,7 +525,7 @@
               <w:spacing w:after="0" w:line="256" w:lineRule="auto"/>
               <w:jc w:val="both"/>
               <w:rPr>
-                <w:rFonts w:ascii="바탕" w:eastAsia="바탕" w:hAnsi="바탕" w:cs="굴림"/>
+                <w:rFonts w:ascii="바탕" w:eastAsia="바탕" w:hAnsi="바탕" w:cs="Gulim"/>
                 <w:color w:val="000000"/>
                 <w:kern w:val="0"/>
                 <w:szCs w:val="22"/>
@@ -559,7 +559,7 @@
               <w:jc w:val="center"/>
               <w:textAlignment w:val="baseline"/>
               <w:rPr>
-                <w:rFonts w:ascii="바탕" w:eastAsia="바탕" w:hAnsi="바탕" w:cs="굴림"/>
+                <w:rFonts w:ascii="바탕" w:eastAsia="바탕" w:hAnsi="바탕" w:cs="Gulim"/>
                 <w:color w:val="000000"/>
                 <w:kern w:val="0"/>
                 <w:szCs w:val="22"/>
@@ -568,7 +568,7 @@
             </w:pPr>
             <w:r>
               <w:rPr>
-                <w:rFonts w:ascii="바탕" w:eastAsia="바탕" w:hAnsi="바탕" w:cs="굴림" w:hint="eastAsia"/>
+                <w:rFonts w:ascii="바탕" w:eastAsia="바탕" w:hAnsi="바탕" w:cs="Gulim" w:hint="eastAsia"/>
                 <w:color w:val="000000"/>
                 <w:kern w:val="0"/>
                 <w:szCs w:val="22"/>
@@ -601,7 +601,7 @@
               <w:spacing w:after="0" w:line="276" w:lineRule="auto"/>
               <w:textAlignment w:val="baseline"/>
               <w:rPr>
-                <w:rFonts w:ascii="바탕" w:eastAsia="바탕" w:hAnsi="바탕" w:cs="굴림"/>
+                <w:rFonts w:ascii="바탕" w:eastAsia="바탕" w:hAnsi="바탕" w:cs="Gulim"/>
                 <w:color w:val="000000"/>
                 <w:kern w:val="0"/>
                 <w:sz w:val="20"/>
@@ -636,7 +636,7 @@
               <w:jc w:val="center"/>
               <w:textAlignment w:val="baseline"/>
               <w:rPr>
-                <w:rFonts w:ascii="바탕" w:eastAsia="바탕" w:hAnsi="바탕" w:cs="굴림"/>
+                <w:rFonts w:ascii="바탕" w:eastAsia="바탕" w:hAnsi="바탕" w:cs="Gulim"/>
                 <w:color w:val="000000"/>
                 <w:kern w:val="0"/>
                 <w:szCs w:val="22"/>
@@ -645,7 +645,7 @@
             </w:pPr>
             <w:r>
               <w:rPr>
-                <w:rFonts w:ascii="바탕" w:eastAsia="바탕" w:hAnsi="바탕" w:cs="굴림" w:hint="eastAsia"/>
+                <w:rFonts w:ascii="바탕" w:eastAsia="바탕" w:hAnsi="바탕" w:cs="Gulim" w:hint="eastAsia"/>
                 <w:color w:val="000000"/>
                 <w:kern w:val="0"/>
                 <w:szCs w:val="22"/>
@@ -679,7 +679,7 @@
               <w:jc w:val="center"/>
               <w:textAlignment w:val="baseline"/>
               <w:rPr>
-                <w:rFonts w:ascii="바탕" w:eastAsia="바탕" w:hAnsi="바탕" w:cs="굴림"/>
+                <w:rFonts w:ascii="바탕" w:eastAsia="바탕" w:hAnsi="바탕" w:cs="Gulim"/>
                 <w:color w:val="000000"/>
                 <w:kern w:val="0"/>
                 <w:sz w:val="20"/>
@@ -720,7 +720,7 @@
               <w:jc w:val="center"/>
               <w:textAlignment w:val="baseline"/>
               <w:rPr>
-                <w:rFonts w:ascii="바탕" w:eastAsia="바탕" w:hAnsi="바탕" w:cs="굴림"/>
+                <w:rFonts w:ascii="바탕" w:eastAsia="바탕" w:hAnsi="바탕" w:cs="Gulim"/>
                 <w:color w:val="000000"/>
                 <w:kern w:val="0"/>
                 <w:szCs w:val="22"/>
@@ -729,7 +729,7 @@
             </w:pPr>
             <w:r>
               <w:rPr>
-                <w:rFonts w:ascii="바탕" w:eastAsia="바탕" w:hAnsi="바탕" w:cs="굴림" w:hint="eastAsia"/>
+                <w:rFonts w:ascii="바탕" w:eastAsia="바탕" w:hAnsi="바탕" w:cs="Gulim" w:hint="eastAsia"/>
                 <w:color w:val="000000"/>
                 <w:kern w:val="0"/>
                 <w:szCs w:val="22"/>
@@ -764,7 +764,7 @@
               <w:jc w:val="center"/>
               <w:textAlignment w:val="baseline"/>
               <w:rPr>
-                <w:rFonts w:ascii="바탕" w:eastAsia="바탕" w:hAnsi="바탕" w:cs="굴림"/>
+                <w:rFonts w:ascii="바탕" w:eastAsia="바탕" w:hAnsi="바탕" w:cs="Gulim"/>
                 <w:color w:val="000000"/>
                 <w:kern w:val="0"/>
                 <w:szCs w:val="22"/>
@@ -774,7 +774,7 @@
             <w:proofErr w:type="spellStart"/>
             <w:r>
               <w:rPr>
-                <w:rFonts w:ascii="바탕" w:eastAsia="바탕" w:hAnsi="바탕" w:cs="굴림" w:hint="eastAsia"/>
+                <w:rFonts w:ascii="바탕" w:eastAsia="바탕" w:hAnsi="바탕" w:cs="Gulim" w:hint="eastAsia"/>
                 <w:color w:val="000000"/>
                 <w:kern w:val="0"/>
                 <w:szCs w:val="22"/>
@@ -811,7 +811,7 @@
               <w:jc w:val="center"/>
               <w:textAlignment w:val="baseline"/>
               <w:rPr>
-                <w:rFonts w:ascii="바탕" w:eastAsia="바탕" w:hAnsi="바탕" w:cs="굴림"/>
+                <w:rFonts w:ascii="바탕" w:eastAsia="바탕" w:hAnsi="바탕" w:cs="Gulim"/>
                 <w:color w:val="000000"/>
                 <w:kern w:val="0"/>
                 <w:szCs w:val="22"/>
@@ -820,7 +820,7 @@
             </w:pPr>
             <w:r>
               <w:rPr>
-                <w:rFonts w:ascii="바탕" w:eastAsia="바탕" w:hAnsi="바탕" w:cs="굴림" w:hint="eastAsia"/>
+                <w:rFonts w:ascii="바탕" w:eastAsia="바탕" w:hAnsi="바탕" w:cs="Gulim" w:hint="eastAsia"/>
                 <w:color w:val="000000"/>
                 <w:kern w:val="0"/>
                 <w:szCs w:val="22"/>
@@ -857,7 +857,7 @@
               <w:spacing w:after="0" w:line="256" w:lineRule="auto"/>
               <w:jc w:val="both"/>
               <w:rPr>
-                <w:rFonts w:ascii="바탕" w:eastAsia="바탕" w:hAnsi="바탕" w:cs="굴림"/>
+                <w:rFonts w:ascii="바탕" w:eastAsia="바탕" w:hAnsi="바탕" w:cs="Gulim"/>
                 <w:color w:val="000000"/>
                 <w:kern w:val="0"/>
                 <w:szCs w:val="22"/>
@@ -891,7 +891,7 @@
               <w:jc w:val="center"/>
               <w:textAlignment w:val="baseline"/>
               <w:rPr>
-                <w:rFonts w:ascii="바탕" w:eastAsia="바탕" w:hAnsi="바탕" w:cs="굴림"/>
+                <w:rFonts w:ascii="바탕" w:eastAsia="바탕" w:hAnsi="바탕" w:cs="Gulim"/>
                 <w:color w:val="000000"/>
                 <w:kern w:val="0"/>
                 <w:szCs w:val="22"/>
@@ -900,7 +900,7 @@
             </w:pPr>
             <w:r>
               <w:rPr>
-                <w:rFonts w:ascii="바탕" w:eastAsia="바탕" w:hAnsi="바탕" w:cs="굴림" w:hint="eastAsia"/>
+                <w:rFonts w:ascii="바탕" w:eastAsia="바탕" w:hAnsi="바탕" w:cs="Gulim" w:hint="eastAsia"/>
                 <w:color w:val="000000"/>
                 <w:kern w:val="0"/>
                 <w:szCs w:val="22"/>
@@ -936,7 +936,7 @@
               <w:jc w:val="center"/>
               <w:textAlignment w:val="baseline"/>
               <w:rPr>
-                <w:rFonts w:ascii="바탕" w:eastAsia="바탕" w:hAnsi="바탕" w:cs="굴림"/>
+                <w:rFonts w:ascii="바탕" w:eastAsia="바탕" w:hAnsi="바탕" w:cs="Gulim"/>
                 <w:color w:val="000000"/>
                 <w:kern w:val="0"/>
                 <w:szCs w:val="22"/>
@@ -945,7 +945,7 @@
             </w:pPr>
             <w:r>
               <w:rPr>
-                <w:rFonts w:ascii="바탕" w:eastAsia="바탕" w:hAnsi="바탕" w:cs="굴림" w:hint="eastAsia"/>
+                <w:rFonts w:ascii="바탕" w:eastAsia="바탕" w:hAnsi="바탕" w:cs="Gulim" w:hint="eastAsia"/>
                 <w:color w:val="000000"/>
                 <w:kern w:val="0"/>
                 <w:szCs w:val="22"/>
@@ -956,7 +956,7 @@
             <w:proofErr w:type="spellStart"/>
             <w:r>
               <w:rPr>
-                <w:rFonts w:ascii="바탕" w:eastAsia="바탕" w:hAnsi="바탕" w:cs="굴림" w:hint="eastAsia"/>
+                <w:rFonts w:ascii="바탕" w:eastAsia="바탕" w:hAnsi="바탕" w:cs="Gulim" w:hint="eastAsia"/>
                 <w:color w:val="000000"/>
                 <w:kern w:val="0"/>
                 <w:szCs w:val="22"/>
@@ -967,7 +967,7 @@
             <w:proofErr w:type="spellEnd"/>
             <w:r>
               <w:rPr>
-                <w:rFonts w:ascii="바탕" w:eastAsia="바탕" w:hAnsi="바탕" w:cs="굴림" w:hint="eastAsia"/>
+                <w:rFonts w:ascii="바탕" w:eastAsia="바탕" w:hAnsi="바탕" w:cs="Gulim" w:hint="eastAsia"/>
                 <w:color w:val="000000"/>
                 <w:kern w:val="0"/>
                 <w:szCs w:val="22"/>
@@ -1004,7 +1004,7 @@
               <w:spacing w:after="0" w:line="256" w:lineRule="auto"/>
               <w:jc w:val="both"/>
               <w:rPr>
-                <w:rFonts w:ascii="바탕" w:eastAsia="바탕" w:hAnsi="바탕" w:cs="굴림"/>
+                <w:rFonts w:ascii="바탕" w:eastAsia="바탕" w:hAnsi="바탕" w:cs="Gulim"/>
                 <w:color w:val="000000"/>
                 <w:kern w:val="0"/>
                 <w:szCs w:val="22"/>
@@ -1038,7 +1038,7 @@
               <w:jc w:val="center"/>
               <w:textAlignment w:val="baseline"/>
               <w:rPr>
-                <w:rFonts w:ascii="바탕" w:eastAsia="바탕" w:hAnsi="바탕" w:cs="굴림"/>
+                <w:rFonts w:ascii="바탕" w:eastAsia="바탕" w:hAnsi="바탕" w:cs="Gulim"/>
                 <w:color w:val="000000"/>
                 <w:kern w:val="0"/>
                 <w:szCs w:val="22"/>
@@ -1047,7 +1047,7 @@
             </w:pPr>
             <w:r>
               <w:rPr>
-                <w:rFonts w:ascii="바탕" w:eastAsia="바탕" w:hAnsi="바탕" w:cs="굴림" w:hint="eastAsia"/>
+                <w:rFonts w:ascii="바탕" w:eastAsia="바탕" w:hAnsi="바탕" w:cs="Gulim" w:hint="eastAsia"/>
                 <w:color w:val="000000"/>
                 <w:kern w:val="0"/>
                 <w:szCs w:val="22"/>
@@ -1082,7 +1082,7 @@
               <w:jc w:val="center"/>
               <w:textAlignment w:val="baseline"/>
               <w:rPr>
-                <w:rFonts w:ascii="바탕" w:eastAsia="바탕" w:hAnsi="바탕" w:cs="굴림"/>
+                <w:rFonts w:ascii="바탕" w:eastAsia="바탕" w:hAnsi="바탕" w:cs="Gulim"/>
                 <w:color w:val="000000"/>
                 <w:kern w:val="0"/>
                 <w:szCs w:val="22"/>
@@ -1091,7 +1091,7 @@
             </w:pPr>
             <w:r>
               <w:rPr>
-                <w:rFonts w:ascii="바탕" w:eastAsia="바탕" w:hAnsi="바탕" w:cs="굴림" w:hint="eastAsia"/>
+                <w:rFonts w:ascii="바탕" w:eastAsia="바탕" w:hAnsi="바탕" w:cs="Gulim" w:hint="eastAsia"/>
                 <w:color w:val="000000"/>
                 <w:kern w:val="0"/>
                 <w:szCs w:val="22"/>
@@ -1126,7 +1126,7 @@
               <w:jc w:val="center"/>
               <w:textAlignment w:val="baseline"/>
               <w:rPr>
-                <w:rFonts w:ascii="바탕" w:eastAsia="바탕" w:hAnsi="바탕" w:cs="굴림"/>
+                <w:rFonts w:ascii="바탕" w:eastAsia="바탕" w:hAnsi="바탕" w:cs="Gulim"/>
                 <w:color w:val="000000"/>
                 <w:kern w:val="0"/>
                 <w:szCs w:val="22"/>
@@ -1135,7 +1135,7 @@
             </w:pPr>
             <w:r>
               <w:rPr>
-                <w:rFonts w:ascii="바탕" w:eastAsia="바탕" w:hAnsi="바탕" w:cs="굴림" w:hint="eastAsia"/>
+                <w:rFonts w:ascii="바탕" w:eastAsia="바탕" w:hAnsi="바탕" w:cs="Gulim" w:hint="eastAsia"/>
                 <w:color w:val="000000"/>
                 <w:kern w:val="0"/>
                 <w:szCs w:val="22"/>
@@ -1170,7 +1170,7 @@
               <w:jc w:val="center"/>
               <w:textAlignment w:val="baseline"/>
               <w:rPr>
-                <w:rFonts w:ascii="바탕" w:eastAsia="바탕" w:hAnsi="바탕" w:cs="굴림"/>
+                <w:rFonts w:ascii="바탕" w:eastAsia="바탕" w:hAnsi="바탕" w:cs="Gulim"/>
                 <w:color w:val="000000"/>
                 <w:kern w:val="0"/>
                 <w:szCs w:val="22"/>
@@ -1179,7 +1179,7 @@
             </w:pPr>
             <w:r>
               <w:rPr>
-                <w:rFonts w:ascii="바탕" w:eastAsia="바탕" w:hAnsi="바탕" w:cs="굴림" w:hint="eastAsia"/>
+                <w:rFonts w:ascii="바탕" w:eastAsia="바탕" w:hAnsi="바탕" w:cs="Gulim" w:hint="eastAsia"/>
                 <w:color w:val="000000"/>
                 <w:kern w:val="0"/>
                 <w:szCs w:val="22"/>
@@ -1216,7 +1216,7 @@
               <w:spacing w:after="0" w:line="256" w:lineRule="auto"/>
               <w:jc w:val="both"/>
               <w:rPr>
-                <w:rFonts w:ascii="바탕" w:eastAsia="바탕" w:hAnsi="바탕" w:cs="굴림"/>
+                <w:rFonts w:ascii="바탕" w:eastAsia="바탕" w:hAnsi="바탕" w:cs="Gulim"/>
                 <w:color w:val="000000"/>
                 <w:kern w:val="0"/>
                 <w:szCs w:val="22"/>
@@ -1250,7 +1250,7 @@
               <w:jc w:val="center"/>
               <w:textAlignment w:val="baseline"/>
               <w:rPr>
-                <w:rFonts w:ascii="바탕" w:eastAsia="바탕" w:hAnsi="바탕" w:cs="굴림"/>
+                <w:rFonts w:ascii="바탕" w:eastAsia="바탕" w:hAnsi="바탕" w:cs="Gulim"/>
                 <w:color w:val="000000"/>
                 <w:kern w:val="0"/>
                 <w:szCs w:val="22"/>
@@ -1259,7 +1259,7 @@
             </w:pPr>
             <w:r>
               <w:rPr>
-                <w:rFonts w:ascii="바탕" w:eastAsia="바탕" w:hAnsi="바탕" w:cs="굴림" w:hint="eastAsia"/>
+                <w:rFonts w:ascii="바탕" w:eastAsia="바탕" w:hAnsi="바탕" w:cs="Gulim" w:hint="eastAsia"/>
                 <w:color w:val="000000"/>
                 <w:kern w:val="0"/>
                 <w:szCs w:val="22"/>
@@ -1294,7 +1294,7 @@
               <w:jc w:val="center"/>
               <w:textAlignment w:val="baseline"/>
               <w:rPr>
-                <w:rFonts w:ascii="바탕" w:eastAsia="바탕" w:hAnsi="바탕" w:cs="굴림"/>
+                <w:rFonts w:ascii="바탕" w:eastAsia="바탕" w:hAnsi="바탕" w:cs="Gulim"/>
                 <w:color w:val="000000"/>
                 <w:kern w:val="0"/>
                 <w:szCs w:val="22"/>
@@ -1303,7 +1303,7 @@
             </w:pPr>
             <w:r>
               <w:rPr>
-                <w:rFonts w:ascii="바탕" w:eastAsia="바탕" w:hAnsi="바탕" w:cs="굴림" w:hint="eastAsia"/>
+                <w:rFonts w:ascii="바탕" w:eastAsia="바탕" w:hAnsi="바탕" w:cs="Gulim" w:hint="eastAsia"/>
                 <w:color w:val="000000"/>
                 <w:kern w:val="0"/>
                 <w:szCs w:val="22"/>
@@ -1338,7 +1338,7 @@
               <w:jc w:val="center"/>
               <w:textAlignment w:val="baseline"/>
               <w:rPr>
-                <w:rFonts w:ascii="바탕" w:eastAsia="바탕" w:hAnsi="바탕" w:cs="굴림"/>
+                <w:rFonts w:ascii="바탕" w:eastAsia="바탕" w:hAnsi="바탕" w:cs="Gulim"/>
                 <w:color w:val="000000"/>
                 <w:kern w:val="0"/>
                 <w:szCs w:val="22"/>
@@ -1347,7 +1347,7 @@
             </w:pPr>
             <w:r>
               <w:rPr>
-                <w:rFonts w:ascii="바탕" w:eastAsia="바탕" w:hAnsi="바탕" w:cs="굴림" w:hint="eastAsia"/>
+                <w:rFonts w:ascii="바탕" w:eastAsia="바탕" w:hAnsi="바탕" w:cs="Gulim" w:hint="eastAsia"/>
                 <w:color w:val="000000"/>
                 <w:kern w:val="0"/>
                 <w:szCs w:val="22"/>
@@ -1382,7 +1382,7 @@
               <w:jc w:val="center"/>
               <w:textAlignment w:val="baseline"/>
               <w:rPr>
-                <w:rFonts w:ascii="바탕" w:eastAsia="바탕" w:hAnsi="바탕" w:cs="굴림"/>
+                <w:rFonts w:ascii="바탕" w:eastAsia="바탕" w:hAnsi="바탕" w:cs="Gulim"/>
                 <w:color w:val="000000"/>
                 <w:kern w:val="0"/>
                 <w:szCs w:val="22"/>
@@ -1391,7 +1391,7 @@
             </w:pPr>
             <w:r>
               <w:rPr>
-                <w:rFonts w:ascii="바탕" w:eastAsia="바탕" w:hAnsi="바탕" w:cs="굴림" w:hint="eastAsia"/>
+                <w:rFonts w:ascii="바탕" w:eastAsia="바탕" w:hAnsi="바탕" w:cs="Gulim" w:hint="eastAsia"/>
                 <w:kern w:val="0"/>
                 <w:szCs w:val="22"/>
                 <w14:ligatures w14:val="none"/>
@@ -1440,7 +1440,7 @@
               <w:jc w:val="center"/>
               <w:textAlignment w:val="baseline"/>
               <w:rPr>
-                <w:rFonts w:ascii="바탕" w:eastAsia="바탕" w:hAnsi="바탕" w:cs="굴림"/>
+                <w:rFonts w:ascii="바탕" w:eastAsia="바탕" w:hAnsi="바탕" w:cs="Gulim"/>
                 <w:color w:val="000000"/>
                 <w:kern w:val="0"/>
                 <w:szCs w:val="22"/>
@@ -1449,7 +1449,7 @@
             </w:pPr>
             <w:r>
               <w:rPr>
-                <w:rFonts w:ascii="바탕" w:eastAsia="바탕" w:hAnsi="바탕" w:cs="굴림" w:hint="eastAsia"/>
+                <w:rFonts w:ascii="바탕" w:eastAsia="바탕" w:hAnsi="바탕" w:cs="Gulim" w:hint="eastAsia"/>
                 <w:color w:val="000000"/>
                 <w:kern w:val="0"/>
                 <w:szCs w:val="22"/>
@@ -1484,7 +1484,7 @@
               <w:jc w:val="center"/>
               <w:textAlignment w:val="baseline"/>
               <w:rPr>
-                <w:rFonts w:ascii="바탕" w:eastAsia="바탕" w:hAnsi="바탕" w:cs="굴림"/>
+                <w:rFonts w:ascii="바탕" w:eastAsia="바탕" w:hAnsi="바탕" w:cs="Gulim"/>
                 <w:color w:val="000000"/>
                 <w:kern w:val="0"/>
                 <w:szCs w:val="22"/>
@@ -1493,7 +1493,7 @@
             </w:pPr>
             <w:r>
               <w:rPr>
-                <w:rFonts w:ascii="바탕" w:eastAsia="바탕" w:hAnsi="바탕" w:cs="굴림" w:hint="eastAsia"/>
+                <w:rFonts w:ascii="바탕" w:eastAsia="바탕" w:hAnsi="바탕" w:cs="Gulim" w:hint="eastAsia"/>
                 <w:color w:val="000000"/>
                 <w:kern w:val="0"/>
                 <w:szCs w:val="22"/>
@@ -1529,7 +1529,7 @@
               <w:jc w:val="center"/>
               <w:textAlignment w:val="baseline"/>
               <w:rPr>
-                <w:rFonts w:ascii="바탕" w:eastAsia="바탕" w:hAnsi="바탕" w:cs="굴림"/>
+                <w:rFonts w:ascii="바탕" w:eastAsia="바탕" w:hAnsi="바탕" w:cs="Gulim"/>
                 <w:color w:val="000000"/>
                 <w:kern w:val="0"/>
                 <w:szCs w:val="22"/>
@@ -1538,7 +1538,7 @@
             </w:pPr>
             <w:r>
               <w:rPr>
-                <w:rFonts w:ascii="바탕" w:eastAsia="바탕" w:hAnsi="바탕" w:cs="굴림" w:hint="eastAsia"/>
+                <w:rFonts w:ascii="바탕" w:eastAsia="바탕" w:hAnsi="바탕" w:cs="Gulim" w:hint="eastAsia"/>
                 <w:color w:val="000000"/>
                 <w:kern w:val="0"/>
                 <w:szCs w:val="22"/>
@@ -1549,7 +1549,7 @@
             <w:sdt>
               <w:sdtPr>
                 <w:rPr>
-                  <w:rFonts w:ascii="바탕" w:eastAsia="바탕" w:hAnsi="바탕" w:cs="굴림" w:hint="eastAsia"/>
+                  <w:rFonts w:ascii="바탕" w:eastAsia="바탕" w:hAnsi="바탕" w:cs="Gulim" w:hint="eastAsia"/>
                   <w:color w:val="000000"/>
                   <w:kern w:val="0"/>
                   <w:szCs w:val="22"/>
@@ -1563,7 +1563,7 @@
               <w:sdtContent>
                 <w:r>
                   <w:rPr>
-                    <w:rFonts w:ascii="바탕" w:eastAsia="바탕" w:hAnsi="바탕" w:cs="굴림" w:hint="eastAsia"/>
+                    <w:rFonts w:ascii="바탕" w:eastAsia="바탕" w:hAnsi="바탕" w:cs="Gulim" w:hint="eastAsia"/>
                     <w:color w:val="000000"/>
                     <w:kern w:val="0"/>
                     <w:szCs w:val="22"/>
@@ -1575,13 +1575,13 @@
             </w:sdt>
             <w:r>
               <w:rPr>
-                <w:rFonts w:ascii="바탕" w:eastAsia="바탕" w:hAnsi="바탕" w:cs="굴림" w:hint="eastAsia"/>
+                <w:rFonts w:ascii="바탕" w:eastAsia="바탕" w:hAnsi="바탕" w:cs="Gulim" w:hint="eastAsia"/>
                 <w:color w:val="000000"/>
                 <w:kern w:val="0"/>
                 <w:szCs w:val="22"/>
                 <w14:ligatures w14:val="none"/>
               </w:rPr>
-              <w:t xml:space="preserve">년 / 급속 :     년</w:t>
+              <w:t>년 / 급속 :     년</w:t>
             </w:r>
           </w:p>
         </w:tc>
@@ -1612,7 +1612,7 @@
               <w:spacing w:after="0" w:line="256" w:lineRule="auto"/>
               <w:jc w:val="both"/>
               <w:rPr>
-                <w:rFonts w:ascii="바탕" w:eastAsia="바탕" w:hAnsi="바탕" w:cs="굴림"/>
+                <w:rFonts w:ascii="바탕" w:eastAsia="바탕" w:hAnsi="바탕" w:cs="Gulim"/>
                 <w:color w:val="000000"/>
                 <w:kern w:val="0"/>
                 <w:szCs w:val="22"/>
@@ -1646,7 +1646,7 @@
               <w:jc w:val="center"/>
               <w:textAlignment w:val="baseline"/>
               <w:rPr>
-                <w:rFonts w:ascii="바탕" w:eastAsia="바탕" w:hAnsi="바탕" w:cs="굴림"/>
+                <w:rFonts w:ascii="바탕" w:eastAsia="바탕" w:hAnsi="바탕" w:cs="Gulim"/>
                 <w:color w:val="000000"/>
                 <w:kern w:val="0"/>
                 <w:szCs w:val="22"/>
@@ -1655,7 +1655,7 @@
             </w:pPr>
             <w:r>
               <w:rPr>
-                <w:rFonts w:ascii="바탕" w:eastAsia="바탕" w:hAnsi="바탕" w:cs="굴림" w:hint="eastAsia"/>
+                <w:rFonts w:ascii="바탕" w:eastAsia="바탕" w:hAnsi="바탕" w:cs="Gulim" w:hint="eastAsia"/>
                 <w:color w:val="000000"/>
                 <w:kern w:val="0"/>
                 <w:szCs w:val="22"/>
@@ -1690,7 +1690,7 @@
               <w:jc w:val="center"/>
               <w:textAlignment w:val="baseline"/>
               <w:rPr>
-                <w:rFonts w:ascii="바탕" w:eastAsia="바탕" w:hAnsi="바탕" w:cs="굴림"/>
+                <w:rFonts w:ascii="바탕" w:eastAsia="바탕" w:hAnsi="바탕" w:cs="Gulim"/>
                 <w:color w:val="000000"/>
                 <w:kern w:val="0"/>
                 <w:szCs w:val="22"/>
@@ -1726,7 +1726,7 @@
               <w:spacing w:after="0" w:line="256" w:lineRule="auto"/>
               <w:jc w:val="both"/>
               <w:rPr>
-                <w:rFonts w:ascii="바탕" w:eastAsia="바탕" w:hAnsi="바탕" w:cs="굴림"/>
+                <w:rFonts w:ascii="바탕" w:eastAsia="바탕" w:hAnsi="바탕" w:cs="Gulim"/>
                 <w:color w:val="000000"/>
                 <w:kern w:val="0"/>
                 <w:szCs w:val="22"/>
@@ -1760,7 +1760,7 @@
               <w:jc w:val="center"/>
               <w:textAlignment w:val="baseline"/>
               <w:rPr>
-                <w:rFonts w:ascii="바탕" w:eastAsia="바탕" w:hAnsi="바탕" w:cs="굴림"/>
+                <w:rFonts w:ascii="바탕" w:eastAsia="바탕" w:hAnsi="바탕" w:cs="Gulim"/>
                 <w:color w:val="000000"/>
                 <w:kern w:val="0"/>
                 <w:szCs w:val="22"/>
@@ -1769,7 +1769,7 @@
             </w:pPr>
             <w:r>
               <w:rPr>
-                <w:rFonts w:ascii="바탕" w:eastAsia="바탕" w:hAnsi="바탕" w:cs="굴림" w:hint="eastAsia"/>
+                <w:rFonts w:ascii="바탕" w:eastAsia="바탕" w:hAnsi="바탕" w:cs="Gulim" w:hint="eastAsia"/>
                 <w:color w:val="000000"/>
                 <w:kern w:val="0"/>
                 <w:szCs w:val="22"/>
@@ -1805,7 +1805,7 @@
               <w:jc w:val="center"/>
               <w:textAlignment w:val="baseline"/>
               <w:rPr>
-                <w:rFonts w:ascii="바탕" w:eastAsia="바탕" w:hAnsi="바탕" w:cs="굴림"/>
+                <w:rFonts w:ascii="바탕" w:eastAsia="바탕" w:hAnsi="바탕" w:cs="Gulim"/>
                 <w:color w:val="000000"/>
                 <w:kern w:val="0"/>
                 <w:szCs w:val="22"/>
@@ -1814,7 +1814,7 @@
             </w:pPr>
             <w:r>
               <w:rPr>
-                <w:rFonts w:ascii="바탕" w:eastAsia="바탕" w:hAnsi="바탕" w:cs="굴림" w:hint="eastAsia"/>
+                <w:rFonts w:ascii="바탕" w:eastAsia="바탕" w:hAnsi="바탕" w:cs="Gulim" w:hint="eastAsia"/>
                 <w:color w:val="000000"/>
                 <w:kern w:val="0"/>
                 <w:szCs w:val="22"/>
@@ -1851,7 +1851,7 @@
               <w:spacing w:after="0" w:line="256" w:lineRule="auto"/>
               <w:jc w:val="both"/>
               <w:rPr>
-                <w:rFonts w:ascii="바탕" w:eastAsia="바탕" w:hAnsi="바탕" w:cs="굴림"/>
+                <w:rFonts w:ascii="바탕" w:eastAsia="바탕" w:hAnsi="바탕" w:cs="Gulim"/>
                 <w:color w:val="000000"/>
                 <w:kern w:val="0"/>
                 <w:szCs w:val="22"/>
@@ -1885,7 +1885,7 @@
               <w:jc w:val="center"/>
               <w:textAlignment w:val="baseline"/>
               <w:rPr>
-                <w:rFonts w:ascii="바탕" w:eastAsia="바탕" w:hAnsi="바탕" w:cs="굴림"/>
+                <w:rFonts w:ascii="바탕" w:eastAsia="바탕" w:hAnsi="바탕" w:cs="Gulim"/>
                 <w:color w:val="000000"/>
                 <w:kern w:val="0"/>
                 <w:szCs w:val="22"/>
@@ -1894,7 +1894,7 @@
             </w:pPr>
             <w:r>
               <w:rPr>
-                <w:rFonts w:ascii="바탕" w:eastAsia="바탕" w:hAnsi="바탕" w:cs="굴림" w:hint="eastAsia"/>
+                <w:rFonts w:ascii="바탕" w:eastAsia="바탕" w:hAnsi="바탕" w:cs="Gulim" w:hint="eastAsia"/>
                 <w:color w:val="000000"/>
                 <w:kern w:val="0"/>
                 <w:szCs w:val="22"/>
@@ -1910,7 +1910,7 @@
               <w:jc w:val="center"/>
               <w:textAlignment w:val="baseline"/>
               <w:rPr>
-                <w:rFonts w:ascii="바탕" w:eastAsia="바탕" w:hAnsi="바탕" w:cs="굴림"/>
+                <w:rFonts w:ascii="바탕" w:eastAsia="바탕" w:hAnsi="바탕" w:cs="Gulim"/>
                 <w:color w:val="000000"/>
                 <w:kern w:val="0"/>
                 <w:szCs w:val="22"/>
@@ -1919,7 +1919,7 @@
             </w:pPr>
             <w:r>
               <w:rPr>
-                <w:rFonts w:ascii="바탕" w:eastAsia="바탕" w:hAnsi="바탕" w:cs="굴림" w:hint="eastAsia"/>
+                <w:rFonts w:ascii="바탕" w:eastAsia="바탕" w:hAnsi="바탕" w:cs="Gulim" w:hint="eastAsia"/>
                 <w:color w:val="000000"/>
                 <w:kern w:val="0"/>
                 <w:szCs w:val="22"/>
@@ -1955,7 +1955,7 @@
               <w:jc w:val="center"/>
               <w:textAlignment w:val="baseline"/>
               <w:rPr>
-                <w:rFonts w:ascii="바탕" w:eastAsia="바탕" w:hAnsi="바탕" w:cs="굴림"/>
+                <w:rFonts w:ascii="바탕" w:eastAsia="바탕" w:hAnsi="바탕" w:cs="Gulim"/>
                 <w:color w:val="000000"/>
                 <w:kern w:val="0"/>
                 <w:szCs w:val="22"/>
@@ -1965,7 +1965,7 @@
             <w:proofErr w:type="spellStart"/>
             <w:r>
               <w:rPr>
-                <w:rFonts w:ascii="바탕" w:eastAsia="바탕" w:hAnsi="바탕" w:cs="굴림" w:hint="eastAsia"/>
+                <w:rFonts w:ascii="바탕" w:eastAsia="바탕" w:hAnsi="바탕" w:cs="Gulim" w:hint="eastAsia"/>
                 <w:color w:val="000000"/>
                 <w:kern w:val="0"/>
                 <w:szCs w:val="22"/>
@@ -1982,7 +1982,7 @@
               <w:jc w:val="center"/>
               <w:textAlignment w:val="baseline"/>
               <w:rPr>
-                <w:rFonts w:ascii="바탕" w:eastAsia="바탕" w:hAnsi="바탕" w:cs="굴림"/>
+                <w:rFonts w:ascii="바탕" w:eastAsia="바탕" w:hAnsi="바탕" w:cs="Gulim"/>
                 <w:color w:val="000000"/>
                 <w:kern w:val="0"/>
                 <w:szCs w:val="22"/>
@@ -1991,7 +1991,7 @@
             </w:pPr>
             <w:r>
               <w:rPr>
-                <w:rFonts w:ascii="바탕" w:eastAsia="바탕" w:hAnsi="바탕" w:cs="굴림" w:hint="eastAsia"/>
+                <w:rFonts w:ascii="바탕" w:eastAsia="바탕" w:hAnsi="바탕" w:cs="Gulim" w:hint="eastAsia"/>
                 <w:color w:val="000000"/>
                 <w:kern w:val="0"/>
                 <w:szCs w:val="22"/>
@@ -2002,7 +2002,7 @@
             <w:sdt>
               <w:sdtPr>
                 <w:rPr>
-                  <w:rFonts w:ascii="바탕" w:eastAsia="바탕" w:hAnsi="바탕" w:cs="굴림" w:hint="eastAsia"/>
+                  <w:rFonts w:ascii="바탕" w:eastAsia="바탕" w:hAnsi="바탕" w:cs="Gulim" w:hint="eastAsia"/>
                   <w:color w:val="000000"/>
                   <w:kern w:val="0"/>
                   <w:szCs w:val="22"/>
@@ -2016,7 +2016,7 @@
               <w:sdtContent>
                 <w:r>
                   <w:rPr>
-                    <w:rFonts w:ascii="바탕" w:eastAsia="바탕" w:hAnsi="바탕" w:cs="굴림" w:hint="eastAsia"/>
+                    <w:rFonts w:ascii="바탕" w:eastAsia="바탕" w:hAnsi="바탕" w:cs="Gulim" w:hint="eastAsia"/>
                     <w:color w:val="000000"/>
                     <w:kern w:val="0"/>
                     <w:szCs w:val="22"/>
@@ -2028,7 +2028,7 @@
             </w:sdt>
             <w:r>
               <w:rPr>
-                <w:rFonts w:ascii="바탕" w:eastAsia="바탕" w:hAnsi="바탕" w:cs="굴림" w:hint="eastAsia"/>
+                <w:rFonts w:ascii="바탕" w:eastAsia="바탕" w:hAnsi="바탕" w:cs="Gulim" w:hint="eastAsia"/>
                 <w:color w:val="000000"/>
                 <w:kern w:val="0"/>
                 <w:szCs w:val="22"/>
@@ -2063,7 +2063,7 @@
               <w:jc w:val="center"/>
               <w:textAlignment w:val="baseline"/>
               <w:rPr>
-                <w:rFonts w:ascii="바탕" w:eastAsia="바탕" w:hAnsi="바탕" w:cs="굴림"/>
+                <w:rFonts w:ascii="바탕" w:eastAsia="바탕" w:hAnsi="바탕" w:cs="Gulim"/>
                 <w:color w:val="000000"/>
                 <w:kern w:val="0"/>
                 <w:szCs w:val="22"/>
@@ -2072,7 +2072,7 @@
             </w:pPr>
             <w:r>
               <w:rPr>
-                <w:rFonts w:ascii="바탕" w:eastAsia="바탕" w:hAnsi="바탕" w:cs="굴림" w:hint="eastAsia"/>
+                <w:rFonts w:ascii="바탕" w:eastAsia="바탕" w:hAnsi="바탕" w:cs="Gulim" w:hint="eastAsia"/>
                 <w:color w:val="000000"/>
                 <w:kern w:val="0"/>
                 <w:szCs w:val="22"/>
@@ -2088,7 +2088,7 @@
               <w:jc w:val="center"/>
               <w:textAlignment w:val="baseline"/>
               <w:rPr>
-                <w:rFonts w:ascii="바탕" w:eastAsia="바탕" w:hAnsi="바탕" w:cs="굴림"/>
+                <w:rFonts w:ascii="바탕" w:eastAsia="바탕" w:hAnsi="바탕" w:cs="Gulim"/>
                 <w:color w:val="000000"/>
                 <w:kern w:val="0"/>
                 <w:szCs w:val="22"/>
@@ -2097,7 +2097,7 @@
             </w:pPr>
             <w:r>
               <w:rPr>
-                <w:rFonts w:ascii="바탕" w:eastAsia="바탕" w:hAnsi="바탕" w:cs="굴림" w:hint="eastAsia"/>
+                <w:rFonts w:ascii="바탕" w:eastAsia="바탕" w:hAnsi="바탕" w:cs="Gulim" w:hint="eastAsia"/>
                 <w:color w:val="000000"/>
                 <w:kern w:val="0"/>
                 <w:szCs w:val="22"/>
@@ -2134,7 +2134,7 @@
               <w:spacing w:after="0" w:line="256" w:lineRule="auto"/>
               <w:jc w:val="both"/>
               <w:rPr>
-                <w:rFonts w:ascii="바탕" w:eastAsia="바탕" w:hAnsi="바탕" w:cs="굴림"/>
+                <w:rFonts w:ascii="바탕" w:eastAsia="바탕" w:hAnsi="바탕" w:cs="Gulim"/>
                 <w:color w:val="000000"/>
                 <w:kern w:val="0"/>
                 <w:szCs w:val="22"/>
@@ -2168,7 +2168,7 @@
               <w:jc w:val="center"/>
               <w:textAlignment w:val="baseline"/>
               <w:rPr>
-                <w:rFonts w:ascii="바탕" w:eastAsia="바탕" w:hAnsi="바탕" w:cs="굴림"/>
+                <w:rFonts w:ascii="바탕" w:eastAsia="바탕" w:hAnsi="바탕" w:cs="Gulim"/>
                 <w:color w:val="000000"/>
                 <w:kern w:val="0"/>
                 <w:szCs w:val="22"/>
@@ -2177,7 +2177,7 @@
             </w:pPr>
             <w:r>
               <w:rPr>
-                <w:rFonts w:ascii="바탕" w:eastAsia="바탕" w:hAnsi="바탕" w:cs="굴림" w:hint="eastAsia"/>
+                <w:rFonts w:ascii="바탕" w:eastAsia="바탕" w:hAnsi="바탕" w:cs="Gulim" w:hint="eastAsia"/>
                 <w:color w:val="000000"/>
                 <w:kern w:val="0"/>
                 <w:szCs w:val="22"/>
@@ -2218,7 +2218,7 @@
               <w:jc w:val="both"/>
               <w:textAlignment w:val="baseline"/>
               <w:rPr>
-                <w:rFonts w:ascii="바탕" w:eastAsia="바탕" w:hAnsi="바탕" w:cs="굴림"/>
+                <w:rFonts w:ascii="바탕" w:eastAsia="바탕" w:hAnsi="바탕" w:cs="Gulim"/>
                 <w:color w:val="000000"/>
                 <w:kern w:val="0"/>
                 <w:szCs w:val="22"/>
@@ -2227,7 +2227,7 @@
             </w:pPr>
             <w:r>
               <w:rPr>
-                <w:rFonts w:ascii="바탕" w:eastAsia="바탕" w:hAnsi="바탕" w:cs="굴림" w:hint="eastAsia"/>
+                <w:rFonts w:ascii="바탕" w:eastAsia="바탕" w:hAnsi="바탕" w:cs="Gulim" w:hint="eastAsia"/>
                 <w:color w:val="000000"/>
                 <w:kern w:val="0"/>
                 <w:szCs w:val="22"/>
@@ -2238,7 +2238,7 @@
             <w:sdt>
               <w:sdtPr>
                 <w:rPr>
-                  <w:rFonts w:ascii="바탕" w:eastAsia="바탕" w:hAnsi="바탕" w:cs="굴림" w:hint="eastAsia"/>
+                  <w:rFonts w:ascii="바탕" w:eastAsia="바탕" w:hAnsi="바탕" w:cs="Gulim" w:hint="eastAsia"/>
                   <w:color w:val="000000"/>
                   <w:kern w:val="0"/>
                   <w:szCs w:val="22"/>
@@ -2252,7 +2252,7 @@
               <w:sdtContent>
                 <w:r>
                   <w:rPr>
-                    <w:rFonts w:ascii="바탕" w:eastAsia="바탕" w:hAnsi="바탕" w:cs="굴림" w:hint="eastAsia"/>
+                    <w:rFonts w:ascii="바탕" w:eastAsia="바탕" w:hAnsi="바탕" w:cs="Gulim" w:hint="eastAsia"/>
                     <w:color w:val="000000"/>
                     <w:kern w:val="0"/>
                     <w:szCs w:val="22"/>
@@ -2264,13 +2264,13 @@
             </w:sdt>
             <w:r>
               <w:rPr>
-                <w:rFonts w:ascii="바탕" w:eastAsia="바탕" w:hAnsi="바탕" w:cs="굴림" w:hint="eastAsia"/>
+                <w:rFonts w:ascii="바탕" w:eastAsia="바탕" w:hAnsi="바탕" w:cs="Gulim" w:hint="eastAsia"/>
                 <w:color w:val="000000"/>
                 <w:kern w:val="0"/>
                 <w:szCs w:val="22"/>
                 <w14:ligatures w14:val="none"/>
               </w:rPr>
-              <w:t xml:space="preserve">대(7kW / C type / 1CH)</w:t>
+              <w:t>대(7kW / C type / 1CH)</w:t>
             </w:r>
           </w:p>
           <w:p>
@@ -2285,7 +2285,7 @@
               <w:jc w:val="both"/>
               <w:textAlignment w:val="baseline"/>
               <w:rPr>
-                <w:rFonts w:ascii="바탕" w:eastAsia="바탕" w:hAnsi="바탕" w:cs="굴림"/>
+                <w:rFonts w:ascii="바탕" w:eastAsia="바탕" w:hAnsi="바탕" w:cs="Gulim"/>
                 <w:color w:val="000000"/>
                 <w:kern w:val="0"/>
                 <w:szCs w:val="22"/>
@@ -2294,7 +2294,7 @@
             </w:pPr>
             <w:r>
               <w:rPr>
-                <w:rFonts w:ascii="바탕" w:eastAsia="바탕" w:hAnsi="바탕" w:cs="굴림" w:hint="eastAsia"/>
+                <w:rFonts w:ascii="바탕" w:eastAsia="바탕" w:hAnsi="바탕" w:cs="Gulim" w:hint="eastAsia"/>
                 <w:color w:val="000000"/>
                 <w:kern w:val="0"/>
                 <w:szCs w:val="22"/>
@@ -2331,7 +2331,7 @@
               <w:spacing w:beforeAutospacing="1" w:after="0" w:afterAutospacing="1" w:line="256" w:lineRule="auto"/>
               <w:jc w:val="both"/>
               <w:rPr>
-                <w:rFonts w:ascii="바탕" w:eastAsia="바탕" w:hAnsi="바탕" w:cs="굴림"/>
+                <w:rFonts w:ascii="바탕" w:eastAsia="바탕" w:hAnsi="바탕" w:cs="Gulim"/>
                 <w:color w:val="000000"/>
                 <w:kern w:val="0"/>
                 <w:szCs w:val="22"/>
@@ -2365,7 +2365,7 @@
               <w:jc w:val="center"/>
               <w:textAlignment w:val="baseline"/>
               <w:rPr>
-                <w:rFonts w:ascii="바탕" w:eastAsia="바탕" w:hAnsi="바탕" w:cs="굴림"/>
+                <w:rFonts w:ascii="바탕" w:eastAsia="바탕" w:hAnsi="바탕" w:cs="Gulim"/>
                 <w:color w:val="000000"/>
                 <w:kern w:val="0"/>
                 <w:szCs w:val="22"/>
@@ -2374,7 +2374,7 @@
             </w:pPr>
             <w:r>
               <w:rPr>
-                <w:rFonts w:ascii="바탕" w:eastAsia="바탕" w:hAnsi="바탕" w:cs="굴림" w:hint="eastAsia"/>
+                <w:rFonts w:ascii="바탕" w:eastAsia="바탕" w:hAnsi="바탕" w:cs="Gulim" w:hint="eastAsia"/>
                 <w:color w:val="000000"/>
                 <w:kern w:val="0"/>
                 <w:szCs w:val="22"/>
@@ -2390,7 +2390,7 @@
               <w:jc w:val="center"/>
               <w:textAlignment w:val="baseline"/>
               <w:rPr>
-                <w:rFonts w:ascii="바탕" w:eastAsia="바탕" w:hAnsi="바탕" w:cs="굴림"/>
+                <w:rFonts w:ascii="바탕" w:eastAsia="바탕" w:hAnsi="바탕" w:cs="Gulim"/>
                 <w:color w:val="000000"/>
                 <w:kern w:val="0"/>
                 <w:szCs w:val="22"/>
@@ -2399,7 +2399,7 @@
             </w:pPr>
             <w:r>
               <w:rPr>
-                <w:rFonts w:ascii="바탕" w:eastAsia="바탕" w:hAnsi="바탕" w:cs="굴림" w:hint="eastAsia"/>
+                <w:rFonts w:ascii="바탕" w:eastAsia="바탕" w:hAnsi="바탕" w:cs="Gulim" w:hint="eastAsia"/>
                 <w:color w:val="000000"/>
                 <w:kern w:val="0"/>
                 <w:szCs w:val="22"/>
@@ -2440,7 +2440,7 @@
               <w:jc w:val="both"/>
               <w:textAlignment w:val="baseline"/>
               <w:rPr>
-                <w:rFonts w:ascii="바탕" w:eastAsia="바탕" w:hAnsi="바탕" w:cs="굴림"/>
+                <w:rFonts w:ascii="바탕" w:eastAsia="바탕" w:hAnsi="바탕" w:cs="Gulim"/>
                 <w:kern w:val="0"/>
                 <w:sz w:val="20"/>
                 <w:szCs w:val="20"/>
@@ -2449,7 +2449,7 @@
             </w:pPr>
             <w:r>
               <w:rPr>
-                <w:rFonts w:ascii="바탕" w:eastAsia="바탕" w:hAnsi="바탕" w:cs="굴림" w:hint="eastAsia"/>
+                <w:rFonts w:ascii="바탕" w:eastAsia="바탕" w:hAnsi="바탕" w:cs="Gulim" w:hint="eastAsia"/>
                 <w:kern w:val="0"/>
                 <w:sz w:val="20"/>
                 <w:szCs w:val="20"/>
@@ -2460,7 +2460,7 @@
             <w:sdt>
               <w:sdtPr>
                 <w:rPr>
-                  <w:rFonts w:ascii="바탕" w:eastAsia="바탕" w:hAnsi="바탕" w:cs="굴림" w:hint="eastAsia"/>
+                  <w:rFonts w:ascii="바탕" w:eastAsia="바탕" w:hAnsi="바탕" w:cs="Gulim" w:hint="eastAsia"/>
                   <w:kern w:val="0"/>
                   <w:sz w:val="20"/>
                   <w:szCs w:val="20"/>
@@ -2474,7 +2474,7 @@
               <w:sdtContent>
                 <w:r>
                   <w:rPr>
-                    <w:rFonts w:ascii="바탕" w:eastAsia="바탕" w:hAnsi="바탕" w:cs="굴림" w:hint="eastAsia"/>
+                    <w:rFonts w:ascii="바탕" w:eastAsia="바탕" w:hAnsi="바탕" w:cs="Gulim" w:hint="eastAsia"/>
                     <w:kern w:val="0"/>
                     <w:sz w:val="20"/>
                     <w:szCs w:val="20"/>
@@ -2484,7 +2484,7 @@
                 </w:r>
                 <w:r>
                   <w:rPr>
-                    <w:rFonts w:ascii="바탕" w:eastAsia="바탕" w:hAnsi="바탕" w:cs="굴림" w:hint="eastAsia"/>
+                    <w:rFonts w:ascii="바탕" w:eastAsia="바탕" w:hAnsi="바탕" w:cs="Gulim" w:hint="eastAsia"/>
                     <w:kern w:val="0"/>
                     <w:sz w:val="20"/>
                     <w:szCs w:val="20"/>
@@ -2496,7 +2496,7 @@
             </w:sdt>
             <w:r>
               <w:rPr>
-                <w:rFonts w:ascii="바탕" w:eastAsia="바탕" w:hAnsi="바탕" w:cs="굴림" w:hint="eastAsia"/>
+                <w:rFonts w:ascii="바탕" w:eastAsia="바탕" w:hAnsi="바탕" w:cs="Gulim" w:hint="eastAsia"/>
                 <w:kern w:val="0"/>
                 <w:sz w:val="20"/>
                 <w:szCs w:val="20"/>
@@ -2513,7 +2513,7 @@
               <w:jc w:val="both"/>
               <w:textAlignment w:val="baseline"/>
               <w:rPr>
-                <w:rFonts w:ascii="바탕" w:eastAsia="바탕" w:hAnsi="바탕" w:cs="굴림"/>
+                <w:rFonts w:ascii="바탕" w:eastAsia="바탕" w:hAnsi="바탕" w:cs="Gulim"/>
                 <w:kern w:val="0"/>
                 <w:sz w:val="20"/>
                 <w:szCs w:val="20"/>
@@ -2522,7 +2522,7 @@
             </w:pPr>
             <w:r>
               <w:rPr>
-                <w:rFonts w:ascii="바탕" w:eastAsia="바탕" w:hAnsi="바탕" w:cs="굴림" w:hint="eastAsia"/>
+                <w:rFonts w:ascii="바탕" w:eastAsia="바탕" w:hAnsi="바탕" w:cs="Gulim" w:hint="eastAsia"/>
                 <w:kern w:val="0"/>
                 <w:sz w:val="20"/>
                 <w:szCs w:val="20"/>
@@ -2543,7 +2543,7 @@
               <w:jc w:val="both"/>
               <w:textAlignment w:val="baseline"/>
               <w:rPr>
-                <w:rFonts w:ascii="바탕" w:eastAsia="바탕" w:hAnsi="바탕" w:cs="굴림"/>
+                <w:rFonts w:ascii="바탕" w:eastAsia="바탕" w:hAnsi="바탕" w:cs="Gulim"/>
                 <w:kern w:val="0"/>
                 <w:sz w:val="20"/>
                 <w:szCs w:val="20"/>
@@ -2552,7 +2552,7 @@
             </w:pPr>
             <w:r>
               <w:rPr>
-                <w:rFonts w:ascii="바탕" w:eastAsia="바탕" w:hAnsi="바탕" w:cs="굴림" w:hint="eastAsia"/>
+                <w:rFonts w:ascii="바탕" w:eastAsia="바탕" w:hAnsi="바탕" w:cs="Gulim" w:hint="eastAsia"/>
                 <w:kern w:val="0"/>
                 <w:sz w:val="20"/>
                 <w:szCs w:val="20"/>
@@ -2573,7 +2573,7 @@
               <w:jc w:val="both"/>
               <w:textAlignment w:val="baseline"/>
               <w:rPr>
-                <w:rFonts w:ascii="바탕" w:eastAsia="바탕" w:hAnsi="바탕" w:cs="굴림"/>
+                <w:rFonts w:ascii="바탕" w:eastAsia="바탕" w:hAnsi="바탕" w:cs="Gulim"/>
                 <w:kern w:val="0"/>
                 <w:sz w:val="20"/>
                 <w:szCs w:val="20"/>
@@ -2582,7 +2582,7 @@
             </w:pPr>
             <w:r>
               <w:rPr>
-                <w:rFonts w:ascii="바탕" w:eastAsia="바탕" w:hAnsi="바탕" w:cs="굴림" w:hint="eastAsia"/>
+                <w:rFonts w:ascii="바탕" w:eastAsia="바탕" w:hAnsi="바탕" w:cs="Gulim" w:hint="eastAsia"/>
                 <w:kern w:val="0"/>
                 <w:sz w:val="20"/>
                 <w:szCs w:val="20"/>
@@ -2592,7 +2592,7 @@
             </w:r>
             <w:r>
               <w:rPr>
-                <w:rFonts w:ascii="바탕" w:eastAsia="바탕" w:hAnsi="바탕" w:cs="굴림" w:hint="eastAsia"/>
+                <w:rFonts w:ascii="바탕" w:eastAsia="바탕" w:hAnsi="바탕" w:cs="Gulim" w:hint="eastAsia"/>
                 <w:kern w:val="0"/>
                 <w:sz w:val="20"/>
                 <w:szCs w:val="20"/>
@@ -2602,7 +2602,7 @@
             </w:r>
             <w:r>
               <w:rPr>
-                <w:rFonts w:ascii="바탕" w:eastAsia="바탕" w:hAnsi="바탕" w:cs="굴림" w:hint="eastAsia"/>
+                <w:rFonts w:ascii="바탕" w:eastAsia="바탕" w:hAnsi="바탕" w:cs="Gulim" w:hint="eastAsia"/>
                 <w:kern w:val="0"/>
                 <w:sz w:val="20"/>
                 <w:szCs w:val="20"/>
@@ -2612,7 +2612,7 @@
             </w:r>
             <w:r>
               <w:rPr>
-                <w:rFonts w:ascii="바탕" w:eastAsia="바탕" w:hAnsi="바탕" w:cs="굴림"/>
+                <w:rFonts w:ascii="바탕" w:eastAsia="바탕" w:hAnsi="바탕" w:cs="Gulim"/>
                 <w:kern w:val="0"/>
                 <w:sz w:val="20"/>
                 <w:szCs w:val="20"/>
@@ -2622,7 +2622,7 @@
             </w:r>
             <w:r>
               <w:rPr>
-                <w:rFonts w:ascii="바탕" w:eastAsia="바탕" w:hAnsi="바탕" w:cs="굴림" w:hint="eastAsia"/>
+                <w:rFonts w:ascii="바탕" w:eastAsia="바탕" w:hAnsi="바탕" w:cs="Gulim" w:hint="eastAsia"/>
                 <w:kern w:val="0"/>
                 <w:sz w:val="20"/>
                 <w:szCs w:val="20"/>
@@ -2643,7 +2643,7 @@
               <w:jc w:val="both"/>
               <w:textAlignment w:val="baseline"/>
               <w:rPr>
-                <w:rFonts w:ascii="바탕" w:eastAsia="바탕" w:hAnsi="바탕" w:cs="굴림"/>
+                <w:rFonts w:ascii="바탕" w:eastAsia="바탕" w:hAnsi="바탕" w:cs="Gulim"/>
                 <w:kern w:val="0"/>
                 <w:sz w:val="20"/>
                 <w:szCs w:val="20"/>
@@ -2652,7 +2652,7 @@
             </w:pPr>
             <w:r>
               <w:rPr>
-                <w:rFonts w:ascii="바탕" w:eastAsia="바탕" w:hAnsi="바탕" w:cs="굴림" w:hint="eastAsia"/>
+                <w:rFonts w:ascii="바탕" w:eastAsia="바탕" w:hAnsi="바탕" w:cs="Gulim" w:hint="eastAsia"/>
                 <w:kern w:val="0"/>
                 <w:sz w:val="20"/>
                 <w:szCs w:val="20"/>
@@ -2673,7 +2673,7 @@
               <w:jc w:val="both"/>
               <w:textAlignment w:val="baseline"/>
               <w:rPr>
-                <w:rFonts w:ascii="바탕" w:eastAsia="바탕" w:hAnsi="바탕" w:cs="굴림"/>
+                <w:rFonts w:ascii="바탕" w:eastAsia="바탕" w:hAnsi="바탕" w:cs="Gulim"/>
                 <w:kern w:val="0"/>
                 <w:sz w:val="20"/>
                 <w:szCs w:val="20"/>
@@ -2682,7 +2682,7 @@
             </w:pPr>
             <w:r>
               <w:rPr>
-                <w:rFonts w:ascii="바탕" w:eastAsia="바탕" w:hAnsi="바탕" w:cs="굴림" w:hint="eastAsia"/>
+                <w:rFonts w:ascii="바탕" w:eastAsia="바탕" w:hAnsi="바탕" w:cs="Gulim" w:hint="eastAsia"/>
                 <w:kern w:val="0"/>
                 <w:sz w:val="20"/>
                 <w:szCs w:val="20"/>
@@ -2703,7 +2703,7 @@
               <w:jc w:val="both"/>
               <w:textAlignment w:val="baseline"/>
               <w:rPr>
-                <w:rFonts w:ascii="바탕" w:eastAsia="바탕" w:hAnsi="바탕" w:cs="굴림"/>
+                <w:rFonts w:ascii="바탕" w:eastAsia="바탕" w:hAnsi="바탕" w:cs="Gulim"/>
                 <w:color w:val="000000"/>
                 <w:kern w:val="0"/>
                 <w:szCs w:val="22"/>
@@ -2712,7 +2712,7 @@
             </w:pPr>
             <w:r>
               <w:rPr>
-                <w:rFonts w:ascii="바탕" w:eastAsia="바탕" w:hAnsi="바탕" w:cs="굴림" w:hint="eastAsia"/>
+                <w:rFonts w:ascii="바탕" w:eastAsia="바탕" w:hAnsi="바탕" w:cs="Gulim" w:hint="eastAsia"/>
                 <w:kern w:val="0"/>
                 <w:sz w:val="20"/>
                 <w:szCs w:val="20"/>
@@ -2723,7 +2723,7 @@
             <w:proofErr w:type="spellStart"/>
             <w:r>
               <w:rPr>
-                <w:rFonts w:ascii="바탕" w:eastAsia="바탕" w:hAnsi="바탕" w:cs="굴림" w:hint="eastAsia"/>
+                <w:rFonts w:ascii="바탕" w:eastAsia="바탕" w:hAnsi="바탕" w:cs="Gulim" w:hint="eastAsia"/>
                 <w:kern w:val="0"/>
                 <w:sz w:val="20"/>
                 <w:szCs w:val="20"/>
@@ -2734,7 +2734,7 @@
             <w:proofErr w:type="spellEnd"/>
             <w:r>
               <w:rPr>
-                <w:rFonts w:ascii="바탕" w:eastAsia="바탕" w:hAnsi="바탕" w:cs="굴림" w:hint="eastAsia"/>
+                <w:rFonts w:ascii="바탕" w:eastAsia="바탕" w:hAnsi="바탕" w:cs="Gulim" w:hint="eastAsia"/>
                 <w:kern w:val="0"/>
                 <w:sz w:val="20"/>
                 <w:szCs w:val="20"/>
@@ -2775,7 +2775,7 @@
               <w:jc w:val="center"/>
               <w:textAlignment w:val="baseline"/>
               <w:rPr>
-                <w:rFonts w:ascii="바탕" w:eastAsia="바탕" w:hAnsi="바탕" w:cs="굴림"/>
+                <w:rFonts w:ascii="바탕" w:eastAsia="바탕" w:hAnsi="바탕" w:cs="Gulim"/>
                 <w:color w:val="000000"/>
                 <w:kern w:val="0"/>
                 <w:szCs w:val="22"/>
@@ -2784,7 +2784,7 @@
             </w:pPr>
             <w:r>
               <w:rPr>
-                <w:rFonts w:ascii="바탕" w:eastAsia="바탕" w:hAnsi="바탕" w:cs="굴림" w:hint="eastAsia"/>
+                <w:rFonts w:ascii="바탕" w:eastAsia="바탕" w:hAnsi="바탕" w:cs="Gulim" w:hint="eastAsia"/>
                 <w:color w:val="000000"/>
                 <w:kern w:val="0"/>
                 <w:szCs w:val="22"/>
@@ -2795,7 +2795,7 @@
             <w:proofErr w:type="spellStart"/>
             <w:r>
               <w:rPr>
-                <w:rFonts w:ascii="바탕" w:eastAsia="바탕" w:hAnsi="바탕" w:cs="굴림" w:hint="eastAsia"/>
+                <w:rFonts w:ascii="바탕" w:eastAsia="바탕" w:hAnsi="바탕" w:cs="Gulim" w:hint="eastAsia"/>
                 <w:color w:val="000000"/>
                 <w:kern w:val="0"/>
                 <w:szCs w:val="22"/>
@@ -2806,7 +2806,7 @@
             <w:proofErr w:type="spellEnd"/>
             <w:r>
               <w:rPr>
-                <w:rFonts w:ascii="바탕" w:eastAsia="바탕" w:hAnsi="바탕" w:cs="굴림" w:hint="eastAsia"/>
+                <w:rFonts w:ascii="바탕" w:eastAsia="바탕" w:hAnsi="바탕" w:cs="Gulim" w:hint="eastAsia"/>
                 <w:color w:val="000000"/>
                 <w:kern w:val="0"/>
                 <w:szCs w:val="22"/>
@@ -2825,7 +2825,7 @@
         <w:jc w:val="both"/>
         <w:textAlignment w:val="baseline"/>
         <w:rPr>
-          <w:rFonts w:ascii="바탕" w:eastAsia="바탕" w:hAnsi="바탕" w:cs="굴림"/>
+          <w:rFonts w:ascii="바탕" w:eastAsia="바탕" w:hAnsi="바탕" w:cs="Gulim"/>
           <w:color w:val="000000"/>
           <w:kern w:val="0"/>
           <w:sz w:val="20"/>
@@ -2833,8 +2833,8 @@
           <w14:ligatures w14:val="none"/>
         </w:rPr>
       </w:pPr>
-      <w:bookmarkStart w:id="3" w:name="OLE_LINK9"/>
-      <w:bookmarkStart w:id="4" w:name="OLE_LINK20"/>
+      <w:bookmarkStart w:id="2" w:name="OLE_LINK9"/>
+      <w:bookmarkStart w:id="3" w:name="OLE_LINK20"/>
     </w:p>
     <w:p>
       <w:pPr>
@@ -2843,7 +2843,7 @@
         <w:jc w:val="both"/>
         <w:textAlignment w:val="baseline"/>
         <w:rPr>
-          <w:rFonts w:ascii="바탕" w:eastAsia="바탕" w:hAnsi="바탕" w:cs="굴림"/>
+          <w:rFonts w:ascii="바탕" w:eastAsia="바탕" w:hAnsi="바탕" w:cs="Gulim"/>
           <w:color w:val="000000"/>
           <w:kern w:val="0"/>
           <w:sz w:val="20"/>
@@ -2859,7 +2859,7 @@
         <w:jc w:val="both"/>
         <w:textAlignment w:val="baseline"/>
         <w:rPr>
-          <w:rFonts w:ascii="바탕" w:eastAsia="바탕" w:hAnsi="바탕" w:cs="굴림"/>
+          <w:rFonts w:ascii="바탕" w:eastAsia="바탕" w:hAnsi="바탕" w:cs="Gulim"/>
           <w:color w:val="000000"/>
           <w:kern w:val="0"/>
           <w:sz w:val="20"/>
@@ -2869,7 +2869,7 @@
       </w:pPr>
       <w:r>
         <w:rPr>
-          <w:rFonts w:ascii="바탕" w:eastAsia="바탕" w:hAnsi="바탕" w:cs="굴림" w:hint="eastAsia"/>
+          <w:rFonts w:ascii="바탕" w:eastAsia="바탕" w:hAnsi="바탕" w:cs="Gulim" w:hint="eastAsia"/>
           <w:color w:val="000000"/>
           <w:kern w:val="0"/>
           <w:sz w:val="20"/>
@@ -2880,8 +2880,8 @@
         <w:t>[첨부1] 충전기 운영 및 서비스 약관</w:t>
       </w:r>
     </w:p>
+    <w:bookmarkEnd w:id="2"/>
     <w:bookmarkEnd w:id="3"/>
-    <w:bookmarkEnd w:id="4"/>
     <w:p>
       <w:pPr>
         <w:spacing w:after="0" w:line="384" w:lineRule="auto"/>
@@ -2889,7 +2889,7 @@
         <w:jc w:val="both"/>
         <w:textAlignment w:val="baseline"/>
         <w:rPr>
-          <w:rFonts w:ascii="바탕" w:eastAsia="바탕" w:hAnsi="바탕" w:cs="굴림"/>
+          <w:rFonts w:ascii="바탕" w:eastAsia="바탕" w:hAnsi="바탕" w:cs="Gulim"/>
           <w:color w:val="000000"/>
           <w:kern w:val="0"/>
           <w:sz w:val="20"/>
@@ -2899,7 +2899,7 @@
       </w:pPr>
       <w:r>
         <w:rPr>
-          <w:rFonts w:ascii="바탕" w:eastAsia="바탕" w:hAnsi="바탕" w:cs="굴림" w:hint="eastAsia"/>
+          <w:rFonts w:ascii="바탕" w:eastAsia="바탕" w:hAnsi="바탕" w:cs="Gulim" w:hint="eastAsia"/>
           <w:color w:val="000000"/>
           <w:kern w:val="0"/>
           <w:sz w:val="20"/>
@@ -2916,7 +2916,7 @@
         <w:jc w:val="both"/>
         <w:textAlignment w:val="baseline"/>
         <w:rPr>
-          <w:rFonts w:ascii="바탕" w:eastAsia="바탕" w:hAnsi="바탕" w:cs="굴림"/>
+          <w:rFonts w:ascii="바탕" w:eastAsia="바탕" w:hAnsi="바탕" w:cs="Gulim"/>
           <w:color w:val="000000"/>
           <w:kern w:val="0"/>
           <w:sz w:val="20"/>
@@ -2926,7 +2926,7 @@
       </w:pPr>
       <w:r>
         <w:rPr>
-          <w:rFonts w:ascii="바탕" w:eastAsia="바탕" w:hAnsi="바탕" w:cs="굴림" w:hint="eastAsia"/>
+          <w:rFonts w:ascii="바탕" w:eastAsia="바탕" w:hAnsi="바탕" w:cs="Gulim" w:hint="eastAsia"/>
           <w:color w:val="000000"/>
           <w:kern w:val="0"/>
           <w:sz w:val="20"/>
@@ -2941,7 +2941,7 @@
         <w:spacing w:after="0"/>
         <w:jc w:val="both"/>
         <w:rPr>
-          <w:rFonts w:ascii="바탕" w:eastAsia="바탕" w:hAnsi="바탕" w:cs="굴림"/>
+          <w:rFonts w:ascii="바탕" w:eastAsia="바탕" w:hAnsi="바탕" w:cs="Gulim"/>
           <w:color w:val="000000"/>
           <w:kern w:val="0"/>
           <w:szCs w:val="22"/>
@@ -2949,23 +2949,23 @@
         </w:rPr>
       </w:pPr>
     </w:p>
+    <w:bookmarkStart w:id="4" w:name="OLE_LINK4"/>
     <w:p>
       <w:pPr>
         <w:spacing w:before="120" w:after="0" w:line="360" w:lineRule="auto"/>
         <w:jc w:val="center"/>
         <w:rPr>
-          <w:rFonts w:ascii="바탕" w:eastAsia="바탕" w:hAnsi="바탕" w:cs="굴림"/>
+          <w:rFonts w:ascii="바탕" w:eastAsia="바탕" w:hAnsi="바탕" w:cs="Gulim"/>
           <w:color w:val="000000"/>
           <w:kern w:val="0"/>
           <w:szCs w:val="22"/>
           <w14:ligatures w14:val="none"/>
         </w:rPr>
       </w:pPr>
-      <w:bookmarkStart w:id="5" w:name="OLE_LINK4"/>
       <w:sdt>
         <w:sdtPr>
           <w:rPr>
-            <w:rFonts w:ascii="바탕" w:eastAsia="바탕" w:hAnsi="바탕" w:cs="굴림" w:hint="eastAsia"/>
+            <w:rFonts w:ascii="바탕" w:eastAsia="바탕" w:hAnsi="바탕" w:cs="Gulim" w:hint="eastAsia"/>
             <w:color w:val="000000"/>
             <w:kern w:val="0"/>
             <w:szCs w:val="22"/>
@@ -2979,7 +2979,7 @@
         <w:sdtContent>
           <w:r>
             <w:rPr>
-              <w:rFonts w:ascii="바탕" w:eastAsia="바탕" w:hAnsi="바탕" w:cs="굴림" w:hint="eastAsia"/>
+              <w:rFonts w:ascii="바탕" w:eastAsia="바탕" w:hAnsi="바탕" w:cs="Gulim" w:hint="eastAsia"/>
               <w:color w:val="000000"/>
               <w:kern w:val="0"/>
               <w:szCs w:val="22"/>
@@ -2994,7 +2994,7 @@
       <w:pPr>
         <w:spacing w:before="120" w:after="0" w:line="360" w:lineRule="auto"/>
         <w:rPr>
-          <w:rFonts w:ascii="바탕" w:eastAsia="바탕" w:hAnsi="바탕" w:cs="굴림"/>
+          <w:rFonts w:ascii="바탕" w:eastAsia="바탕" w:hAnsi="바탕" w:cs="Gulim"/>
           <w:color w:val="000000"/>
           <w:kern w:val="0"/>
           <w:szCs w:val="22"/>
@@ -3025,7 +3025,7 @@
             <w:pPr>
               <w:spacing w:before="120" w:after="0" w:line="360" w:lineRule="auto"/>
               <w:rPr>
-                <w:rFonts w:ascii="바탕" w:eastAsia="바탕" w:hAnsi="바탕" w:cs="굴림"/>
+                <w:rFonts w:ascii="바탕" w:eastAsia="바탕" w:hAnsi="바탕" w:cs="Gulim"/>
                 <w:color w:val="000000"/>
                 <w:kern w:val="0"/>
                 <w:szCs w:val="22"/>
@@ -3034,7 +3034,7 @@
             </w:pPr>
             <w:r>
               <w:rPr>
-                <w:rFonts w:ascii="바탕" w:eastAsia="바탕" w:hAnsi="바탕" w:cs="굴림" w:hint="eastAsia"/>
+                <w:rFonts w:ascii="바탕" w:eastAsia="바탕" w:hAnsi="바탕" w:cs="Gulim" w:hint="eastAsia"/>
                 <w:color w:val="000000"/>
                 <w:kern w:val="0"/>
                 <w:szCs w:val="22"/>
@@ -3053,7 +3053,7 @@
             <w:pPr>
               <w:spacing w:before="120" w:after="0" w:line="360" w:lineRule="auto"/>
               <w:rPr>
-                <w:rFonts w:ascii="바탕" w:eastAsia="바탕" w:hAnsi="바탕" w:cs="굴림"/>
+                <w:rFonts w:ascii="바탕" w:eastAsia="바탕" w:hAnsi="바탕" w:cs="Gulim"/>
                 <w:color w:val="000000"/>
                 <w:kern w:val="0"/>
                 <w:szCs w:val="22"/>
@@ -3062,7 +3062,7 @@
             </w:pPr>
             <w:r>
               <w:rPr>
-                <w:rFonts w:ascii="바탕" w:eastAsia="바탕" w:hAnsi="바탕" w:cs="굴림" w:hint="eastAsia"/>
+                <w:rFonts w:ascii="바탕" w:eastAsia="바탕" w:hAnsi="바탕" w:cs="Gulim" w:hint="eastAsia"/>
                 <w:color w:val="000000"/>
                 <w:kern w:val="0"/>
                 <w:szCs w:val="22"/>
@@ -3089,17 +3089,17 @@
               </w:tabs>
               <w:spacing w:before="120" w:after="0" w:line="360" w:lineRule="auto"/>
               <w:rPr>
-                <w:rFonts w:ascii="바탕" w:eastAsia="바탕" w:hAnsi="바탕" w:cs="굴림"/>
+                <w:rFonts w:ascii="바탕" w:eastAsia="바탕" w:hAnsi="바탕" w:cs="Gulim"/>
                 <w:color w:val="000000"/>
                 <w:kern w:val="0"/>
                 <w:szCs w:val="22"/>
                 <w14:ligatures w14:val="none"/>
               </w:rPr>
             </w:pPr>
-            <w:bookmarkStart w:id="6" w:name="_Hlk214349193"/>
-            <w:r>
-              <w:rPr>
-                <w:rFonts w:ascii="바탕" w:eastAsia="바탕" w:hAnsi="바탕" w:cs="굴림" w:hint="eastAsia"/>
+            <w:bookmarkStart w:id="5" w:name="_Hlk214349193"/>
+            <w:r>
+              <w:rPr>
+                <w:rFonts w:ascii="바탕" w:eastAsia="바탕" w:hAnsi="바탕" w:cs="Gulim" w:hint="eastAsia"/>
                 <w:color w:val="000000"/>
                 <w:kern w:val="0"/>
                 <w:szCs w:val="22"/>
@@ -3110,7 +3110,7 @@
             <w:sdt>
               <w:sdtPr>
                 <w:rPr>
-                  <w:rFonts w:ascii="바탕" w:eastAsia="바탕" w:hAnsi="바탕" w:cs="굴림" w:hint="eastAsia"/>
+                  <w:rFonts w:ascii="바탕" w:eastAsia="바탕" w:hAnsi="바탕" w:cs="Gulim" w:hint="eastAsia"/>
                   <w:color w:val="000000"/>
                   <w:kern w:val="0"/>
                   <w:szCs w:val="22"/>
@@ -3121,22 +3121,11 @@
                 <w:id w:val="900000031"/>
                 <w:text/>
               </w:sdtPr>
-              <w:sdtContent>
-                <w:r>
-                  <w:rPr>
-                    <w:rFonts w:ascii="바탕" w:eastAsia="바탕" w:hAnsi="바탕" w:cs="굴림" w:hint="eastAsia"/>
-                    <w:color w:val="000000"/>
-                    <w:kern w:val="0"/>
-                    <w:szCs w:val="22"/>
-                    <w14:ligatures w14:val="none"/>
-                  </w:rPr>
-                  <w:t xml:space="preserve"/>
-                </w:r>
-              </w:sdtContent>
+              <w:sdtContent/>
             </w:sdt>
-            <w:bookmarkStart w:id="7" w:name="OLE_LINK13"/>
-          </w:p>
-          <w:bookmarkEnd w:id="7"/>
+            <w:bookmarkStart w:id="6" w:name="OLE_LINK13"/>
+          </w:p>
+          <w:bookmarkEnd w:id="6"/>
           <w:p>
             <w:pPr>
               <w:tabs>
@@ -3144,7 +3133,7 @@
               </w:tabs>
               <w:spacing w:before="120" w:after="0" w:line="360" w:lineRule="auto"/>
               <w:rPr>
-                <w:rFonts w:ascii="바탕" w:eastAsia="바탕" w:hAnsi="바탕" w:cs="굴림"/>
+                <w:rFonts w:ascii="바탕" w:eastAsia="바탕" w:hAnsi="바탕" w:cs="Gulim"/>
                 <w:color w:val="000000"/>
                 <w:kern w:val="0"/>
                 <w:szCs w:val="22"/>
@@ -3153,7 +3142,7 @@
             </w:pPr>
             <w:r>
               <w:rPr>
-                <w:rFonts w:ascii="바탕" w:eastAsia="바탕" w:hAnsi="바탕" w:cs="굴림" w:hint="eastAsia"/>
+                <w:rFonts w:ascii="바탕" w:eastAsia="바탕" w:hAnsi="바탕" w:cs="Gulim" w:hint="eastAsia"/>
                 <w:color w:val="000000"/>
                 <w:kern w:val="0"/>
                 <w:szCs w:val="22"/>
@@ -3164,7 +3153,7 @@
             <w:sdt>
               <w:sdtPr>
                 <w:rPr>
-                  <w:rFonts w:ascii="바탕" w:eastAsia="바탕" w:hAnsi="바탕" w:cs="굴림" w:hint="eastAsia"/>
+                  <w:rFonts w:ascii="바탕" w:eastAsia="바탕" w:hAnsi="바탕" w:cs="Gulim" w:hint="eastAsia"/>
                   <w:color w:val="000000"/>
                   <w:kern w:val="0"/>
                   <w:szCs w:val="22"/>
@@ -3175,25 +3164,14 @@
                 <w:id w:val="900000033"/>
                 <w:text/>
               </w:sdtPr>
-              <w:sdtContent>
-                <w:r>
-                  <w:rPr>
-                    <w:rFonts w:ascii="바탕" w:eastAsia="바탕" w:hAnsi="바탕" w:cs="굴림" w:hint="eastAsia"/>
-                    <w:color w:val="000000"/>
-                    <w:kern w:val="0"/>
-                    <w:szCs w:val="22"/>
-                    <w14:ligatures w14:val="none"/>
-                  </w:rPr>
-                  <w:t xml:space="preserve"/>
-                </w:r>
-              </w:sdtContent>
+              <w:sdtContent/>
             </w:sdt>
           </w:p>
           <w:p>
             <w:pPr>
               <w:spacing w:before="120" w:after="0" w:line="360" w:lineRule="auto"/>
               <w:rPr>
-                <w:rFonts w:ascii="바탕" w:eastAsia="바탕" w:hAnsi="바탕" w:cs="굴림"/>
+                <w:rFonts w:ascii="바탕" w:eastAsia="바탕" w:hAnsi="바탕" w:cs="Gulim"/>
                 <w:color w:val="000000"/>
                 <w:kern w:val="0"/>
                 <w:szCs w:val="22"/>
@@ -3202,7 +3180,7 @@
             </w:pPr>
             <w:r>
               <w:rPr>
-                <w:rFonts w:ascii="바탕" w:eastAsia="바탕" w:hAnsi="바탕" w:cs="굴림" w:hint="eastAsia"/>
+                <w:rFonts w:ascii="바탕" w:eastAsia="바탕" w:hAnsi="바탕" w:cs="Gulim" w:hint="eastAsia"/>
                 <w:color w:val="000000"/>
                 <w:kern w:val="0"/>
                 <w:szCs w:val="22"/>
@@ -3213,7 +3191,7 @@
             <w:sdt>
               <w:sdtPr>
                 <w:rPr>
-                  <w:rFonts w:ascii="바탕" w:eastAsia="바탕" w:hAnsi="바탕" w:cs="굴림" w:hint="eastAsia"/>
+                  <w:rFonts w:ascii="바탕" w:eastAsia="바탕" w:hAnsi="바탕" w:cs="Gulim" w:hint="eastAsia"/>
                   <w:color w:val="000000"/>
                   <w:kern w:val="0"/>
                   <w:szCs w:val="22"/>
@@ -3227,7 +3205,7 @@
               <w:sdtContent>
                 <w:r>
                   <w:rPr>
-                    <w:rFonts w:ascii="바탕" w:eastAsia="바탕" w:hAnsi="바탕" w:cs="굴림" w:hint="eastAsia"/>
+                    <w:rFonts w:ascii="바탕" w:eastAsia="바탕" w:hAnsi="바탕" w:cs="Gulim" w:hint="eastAsia"/>
                     <w:color w:val="000000"/>
                     <w:kern w:val="0"/>
                     <w:szCs w:val="22"/>
@@ -3239,7 +3217,7 @@
             </w:sdt>
             <w:r>
               <w:rPr>
-                <w:rFonts w:ascii="바탕" w:eastAsia="바탕" w:hAnsi="바탕" w:cs="굴림" w:hint="eastAsia"/>
+                <w:rFonts w:ascii="바탕" w:eastAsia="바탕" w:hAnsi="바탕" w:cs="Gulim" w:hint="eastAsia"/>
                 <w:color w:val="000000"/>
                 <w:kern w:val="0"/>
                 <w:szCs w:val="22"/>
@@ -3258,7 +3236,7 @@
             <w:pPr>
               <w:spacing w:before="120" w:after="0" w:line="360" w:lineRule="auto"/>
               <w:rPr>
-                <w:rFonts w:ascii="바탕" w:eastAsia="바탕" w:hAnsi="바탕" w:cs="굴림"/>
+                <w:rFonts w:ascii="바탕" w:eastAsia="바탕" w:hAnsi="바탕" w:cs="Gulim"/>
                 <w:color w:val="000000"/>
                 <w:kern w:val="0"/>
                 <w:szCs w:val="22"/>
@@ -3267,7 +3245,7 @@
             </w:pPr>
             <w:r>
               <w:rPr>
-                <w:rFonts w:ascii="바탕" w:eastAsia="바탕" w:hAnsi="바탕" w:cs="굴림" w:hint="eastAsia"/>
+                <w:rFonts w:ascii="바탕" w:eastAsia="바탕" w:hAnsi="바탕" w:cs="Gulim" w:hint="eastAsia"/>
                 <w:color w:val="000000"/>
                 <w:kern w:val="0"/>
                 <w:szCs w:val="22"/>
@@ -3277,7 +3255,7 @@
             </w:r>
             <w:r>
               <w:rPr>
-                <w:rFonts w:ascii="바탕" w:eastAsia="바탕" w:hAnsi="바탕" w:cs="굴림" w:hint="eastAsia"/>
+                <w:rFonts w:ascii="바탕" w:eastAsia="바탕" w:hAnsi="바탕" w:cs="Gulim" w:hint="eastAsia"/>
                 <w:color w:val="000000"/>
                 <w:kern w:val="0"/>
                 <w:szCs w:val="22"/>
@@ -3287,7 +3265,7 @@
             </w:r>
             <w:r>
               <w:rPr>
-                <w:rFonts w:ascii="바탕" w:eastAsia="바탕" w:hAnsi="바탕" w:cs="굴림" w:hint="eastAsia"/>
+                <w:rFonts w:ascii="바탕" w:eastAsia="바탕" w:hAnsi="바탕" w:cs="Gulim" w:hint="eastAsia"/>
                 <w:color w:val="000000"/>
                 <w:kern w:val="0"/>
                 <w:szCs w:val="22"/>
@@ -3298,7 +3276,7 @@
             <w:proofErr w:type="spellStart"/>
             <w:r>
               <w:rPr>
-                <w:rFonts w:ascii="바탕" w:eastAsia="바탕" w:hAnsi="바탕" w:cs="굴림" w:hint="eastAsia"/>
+                <w:rFonts w:ascii="바탕" w:eastAsia="바탕" w:hAnsi="바탕" w:cs="Gulim" w:hint="eastAsia"/>
                 <w:color w:val="000000"/>
                 <w:kern w:val="0"/>
                 <w:szCs w:val="22"/>
@@ -3309,7 +3287,7 @@
             <w:proofErr w:type="spellEnd"/>
             <w:r>
               <w:rPr>
-                <w:rFonts w:ascii="바탕" w:eastAsia="바탕" w:hAnsi="바탕" w:cs="굴림" w:hint="eastAsia"/>
+                <w:rFonts w:ascii="바탕" w:eastAsia="바탕" w:hAnsi="바탕" w:cs="Gulim" w:hint="eastAsia"/>
                 <w:color w:val="000000"/>
                 <w:kern w:val="0"/>
                 <w:szCs w:val="22"/>
@@ -3322,7 +3300,7 @@
             <w:pPr>
               <w:spacing w:before="120" w:after="0" w:line="360" w:lineRule="auto"/>
               <w:rPr>
-                <w:rFonts w:ascii="바탕" w:eastAsia="바탕" w:hAnsi="바탕" w:cs="굴림"/>
+                <w:rFonts w:ascii="바탕" w:eastAsia="바탕" w:hAnsi="바탕" w:cs="Gulim"/>
                 <w:color w:val="000000"/>
                 <w:kern w:val="0"/>
                 <w:szCs w:val="22"/>
@@ -3331,7 +3309,7 @@
             </w:pPr>
             <w:r>
               <w:rPr>
-                <w:rFonts w:ascii="바탕" w:eastAsia="바탕" w:hAnsi="바탕" w:cs="굴림" w:hint="eastAsia"/>
+                <w:rFonts w:ascii="바탕" w:eastAsia="바탕" w:hAnsi="바탕" w:cs="Gulim" w:hint="eastAsia"/>
                 <w:color w:val="000000"/>
                 <w:kern w:val="0"/>
                 <w:szCs w:val="22"/>
@@ -3344,7 +3322,7 @@
             <w:pPr>
               <w:spacing w:before="120" w:after="0" w:line="360" w:lineRule="auto"/>
               <w:rPr>
-                <w:rFonts w:ascii="바탕" w:eastAsia="바탕" w:hAnsi="바탕" w:cs="굴림"/>
+                <w:rFonts w:ascii="바탕" w:eastAsia="바탕" w:hAnsi="바탕" w:cs="Gulim"/>
                 <w:color w:val="000000"/>
                 <w:kern w:val="0"/>
                 <w:szCs w:val="22"/>
@@ -3353,7 +3331,7 @@
             </w:pPr>
             <w:r>
               <w:rPr>
-                <w:rFonts w:ascii="바탕" w:eastAsia="바탕" w:hAnsi="바탕" w:cs="굴림" w:hint="eastAsia"/>
+                <w:rFonts w:ascii="바탕" w:eastAsia="바탕" w:hAnsi="바탕" w:cs="Gulim" w:hint="eastAsia"/>
                 <w:color w:val="000000"/>
                 <w:kern w:val="0"/>
                 <w:szCs w:val="22"/>
@@ -3364,8 +3342,8 @@
           </w:p>
         </w:tc>
       </w:tr>
+      <w:bookmarkEnd w:id="4"/>
       <w:bookmarkEnd w:id="5"/>
-      <w:bookmarkEnd w:id="6"/>
     </w:tbl>
     <w:p>
       <w:pPr>
@@ -3708,7 +3686,7 @@
         <w:spacing w:after="0"/>
         <w:jc w:val="both"/>
         <w:rPr>
-          <w:rFonts w:ascii="맑은 고딕" w:eastAsia="맑은 고딕" w:hAnsi="맑은 고딕" w:cs="Times New Roman" w:hint="eastAsia"/>
+          <w:rFonts w:ascii="맑은 고딕" w:eastAsia="맑은 고딕" w:hAnsi="맑은 고딕" w:cs="Times New Roman"/>
           <w:sz w:val="20"/>
           <w:szCs w:val="22"/>
           <w14:ligatures w14:val="none"/>
@@ -3720,7 +3698,7 @@
         <w:spacing w:after="0"/>
         <w:jc w:val="both"/>
         <w:rPr>
-          <w:rFonts w:ascii="바탕" w:eastAsia="바탕" w:hAnsi="바탕" w:cs="굴림"/>
+          <w:rFonts w:ascii="바탕" w:eastAsia="바탕" w:hAnsi="바탕" w:cs="Gulim"/>
           <w:b/>
           <w:bCs/>
           <w:color w:val="000000"/>
@@ -3730,11 +3708,11 @@
           <w14:ligatures w14:val="none"/>
         </w:rPr>
       </w:pPr>
-      <w:bookmarkStart w:id="8" w:name="OLE_LINK2"/>
-      <w:bookmarkStart w:id="9" w:name="OLE_LINK3"/>
-      <w:r>
-        <w:rPr>
-          <w:rFonts w:ascii="바탕" w:eastAsia="바탕" w:hAnsi="바탕" w:cs="굴림" w:hint="eastAsia"/>
+      <w:bookmarkStart w:id="7" w:name="OLE_LINK2"/>
+      <w:bookmarkStart w:id="8" w:name="OLE_LINK3"/>
+      <w:r>
+        <w:rPr>
+          <w:rFonts w:ascii="바탕" w:eastAsia="바탕" w:hAnsi="바탕" w:cs="Gulim" w:hint="eastAsia"/>
           <w:b/>
           <w:bCs/>
           <w:color w:val="000000"/>
@@ -3753,7 +3731,7 @@
         <w:jc w:val="center"/>
         <w:textAlignment w:val="baseline"/>
         <w:rPr>
-          <w:rFonts w:ascii="바탕" w:eastAsia="바탕" w:hAnsi="바탕" w:cs="굴림"/>
+          <w:rFonts w:ascii="바탕" w:eastAsia="바탕" w:hAnsi="바탕" w:cs="Gulim"/>
           <w:b/>
           <w:bCs/>
           <w:color w:val="000000"/>
@@ -3770,7 +3748,7 @@
         <w:jc w:val="center"/>
         <w:textAlignment w:val="baseline"/>
         <w:rPr>
-          <w:rFonts w:ascii="바탕" w:eastAsia="바탕" w:hAnsi="바탕" w:cs="굴림"/>
+          <w:rFonts w:ascii="바탕" w:eastAsia="바탕" w:hAnsi="바탕" w:cs="Gulim"/>
           <w:b/>
           <w:bCs/>
           <w:color w:val="000000"/>
@@ -3782,7 +3760,7 @@
       </w:pPr>
       <w:r>
         <w:rPr>
-          <w:rFonts w:ascii="바탕" w:eastAsia="바탕" w:hAnsi="바탕" w:cs="굴림" w:hint="eastAsia"/>
+          <w:rFonts w:ascii="바탕" w:eastAsia="바탕" w:hAnsi="바탕" w:cs="Gulim" w:hint="eastAsia"/>
           <w:b/>
           <w:bCs/>
           <w:color w:val="000000"/>
@@ -3808,7 +3786,7 @@
       </w:r>
       <w:r>
         <w:rPr>
-          <w:rFonts w:ascii="바탕" w:eastAsia="바탕" w:hAnsi="바탕" w:cs="굴림" w:hint="eastAsia"/>
+          <w:rFonts w:ascii="바탕" w:eastAsia="바탕" w:hAnsi="바탕" w:cs="Gulim" w:hint="eastAsia"/>
           <w:b/>
           <w:bCs/>
           <w:color w:val="000000"/>
@@ -3827,7 +3805,7 @@
         <w:jc w:val="center"/>
         <w:textAlignment w:val="baseline"/>
         <w:rPr>
-          <w:rFonts w:ascii="바탕" w:eastAsia="바탕" w:hAnsi="바탕" w:cs="굴림"/>
+          <w:rFonts w:ascii="바탕" w:eastAsia="바탕" w:hAnsi="바탕" w:cs="Gulim"/>
           <w:color w:val="000000"/>
           <w:kern w:val="0"/>
           <w:sz w:val="20"/>
@@ -3836,15 +3814,15 @@
         </w:rPr>
       </w:pPr>
     </w:p>
+    <w:bookmarkEnd w:id="7"/>
     <w:bookmarkEnd w:id="8"/>
-    <w:bookmarkEnd w:id="9"/>
     <w:p>
       <w:pPr>
         <w:spacing w:after="0" w:line="384" w:lineRule="auto"/>
         <w:jc w:val="both"/>
         <w:textAlignment w:val="baseline"/>
         <w:rPr>
-          <w:rFonts w:ascii="바탕" w:eastAsia="바탕" w:hAnsi="바탕" w:cs="굴림"/>
+          <w:rFonts w:ascii="바탕" w:eastAsia="바탕" w:hAnsi="바탕" w:cs="Gulim"/>
           <w:color w:val="000000"/>
           <w:kern w:val="0"/>
           <w:szCs w:val="22"/>
@@ -3854,7 +3832,7 @@
       <w:sdt>
         <w:sdtPr>
           <w:rPr>
-            <w:rFonts w:ascii="바탕" w:eastAsia="바탕" w:hAnsi="바탕" w:cs="굴림" w:hint="eastAsia"/>
+            <w:rFonts w:ascii="바탕" w:eastAsia="바탕" w:hAnsi="바탕" w:cs="Gulim" w:hint="eastAsia"/>
             <w:b/>
             <w:bCs/>
             <w:color w:val="000000"/>
@@ -3870,7 +3848,7 @@
         <w:sdtContent>
           <w:r>
             <w:rPr>
-              <w:rFonts w:ascii="바탕" w:eastAsia="바탕" w:hAnsi="바탕" w:cs="굴림" w:hint="eastAsia"/>
+              <w:rFonts w:ascii="바탕" w:eastAsia="바탕" w:hAnsi="바탕" w:cs="Gulim" w:hint="eastAsia"/>
               <w:b/>
               <w:bCs/>
               <w:color w:val="000000"/>
@@ -3884,7 +3862,7 @@
       </w:sdt>
       <w:r>
         <w:rPr>
-          <w:rFonts w:ascii="바탕" w:eastAsia="바탕" w:hAnsi="바탕" w:cs="굴림" w:hint="eastAsia"/>
+          <w:rFonts w:ascii="바탕" w:eastAsia="바탕" w:hAnsi="바탕" w:cs="Gulim" w:hint="eastAsia"/>
           <w:color w:val="000000"/>
           <w:kern w:val="0"/>
           <w:szCs w:val="22"/>
@@ -3894,7 +3872,7 @@
       </w:r>
       <w:r>
         <w:rPr>
-          <w:rFonts w:ascii="바탕" w:eastAsia="바탕" w:hAnsi="바탕" w:cs="굴림" w:hint="eastAsia"/>
+          <w:rFonts w:ascii="바탕" w:eastAsia="바탕" w:hAnsi="바탕" w:cs="Gulim" w:hint="eastAsia"/>
           <w:color w:val="000000"/>
           <w:kern w:val="0"/>
           <w:szCs w:val="22"/>
@@ -3905,7 +3883,7 @@
       <w:proofErr w:type="spellStart"/>
       <w:r>
         <w:rPr>
-          <w:rFonts w:ascii="바탕" w:eastAsia="바탕" w:hAnsi="바탕" w:cs="굴림" w:hint="eastAsia"/>
+          <w:rFonts w:ascii="바탕" w:eastAsia="바탕" w:hAnsi="바탕" w:cs="Gulim" w:hint="eastAsia"/>
           <w:color w:val="000000"/>
           <w:kern w:val="0"/>
           <w:szCs w:val="22"/>
@@ -3916,7 +3894,7 @@
       <w:proofErr w:type="spellEnd"/>
       <w:r>
         <w:rPr>
-          <w:rFonts w:ascii="바탕" w:eastAsia="바탕" w:hAnsi="바탕" w:cs="굴림" w:hint="eastAsia"/>
+          <w:rFonts w:ascii="바탕" w:eastAsia="바탕" w:hAnsi="바탕" w:cs="Gulim" w:hint="eastAsia"/>
           <w:color w:val="000000"/>
           <w:kern w:val="0"/>
           <w:szCs w:val="22"/>
@@ -3927,7 +3905,7 @@
       <w:proofErr w:type="spellStart"/>
       <w:r>
         <w:rPr>
-          <w:rFonts w:ascii="바탕" w:eastAsia="바탕" w:hAnsi="바탕" w:cs="굴림" w:hint="eastAsia"/>
+          <w:rFonts w:ascii="바탕" w:eastAsia="바탕" w:hAnsi="바탕" w:cs="Gulim" w:hint="eastAsia"/>
           <w:color w:val="000000"/>
           <w:kern w:val="0"/>
           <w:szCs w:val="22"/>
@@ -3938,7 +3916,7 @@
       <w:proofErr w:type="spellEnd"/>
       <w:r>
         <w:rPr>
-          <w:rFonts w:ascii="바탕" w:eastAsia="바탕" w:hAnsi="바탕" w:cs="굴림" w:hint="eastAsia"/>
+          <w:rFonts w:ascii="바탕" w:eastAsia="바탕" w:hAnsi="바탕" w:cs="Gulim" w:hint="eastAsia"/>
           <w:color w:val="000000"/>
           <w:kern w:val="0"/>
           <w:szCs w:val="22"/>
@@ -3953,7 +3931,7 @@
         <w:jc w:val="both"/>
         <w:textAlignment w:val="baseline"/>
         <w:rPr>
-          <w:rFonts w:ascii="바탕" w:eastAsia="바탕" w:hAnsi="바탕" w:cs="굴림"/>
+          <w:rFonts w:ascii="바탕" w:eastAsia="바탕" w:hAnsi="바탕" w:cs="Gulim"/>
           <w:color w:val="000000"/>
           <w:kern w:val="0"/>
           <w:sz w:val="6"/>
@@ -3967,16 +3945,16 @@
         <w:spacing w:line="384" w:lineRule="auto"/>
         <w:textAlignment w:val="baseline"/>
         <w:rPr>
-          <w:rFonts w:ascii="바탕" w:eastAsia="바탕" w:hAnsi="바탕" w:cs="굴림"/>
+          <w:rFonts w:ascii="바탕" w:eastAsia="바탕" w:hAnsi="바탕" w:cs="Gulim"/>
           <w:color w:val="000000"/>
           <w:kern w:val="0"/>
           <w:szCs w:val="20"/>
         </w:rPr>
       </w:pPr>
-      <w:bookmarkStart w:id="10" w:name="OLE_LINK31"/>
-      <w:r>
-        <w:rPr>
-          <w:rFonts w:ascii="바탕" w:eastAsia="바탕" w:hAnsi="바탕" w:cs="굴림" w:hint="eastAsia"/>
+      <w:bookmarkStart w:id="9" w:name="OLE_LINK31"/>
+      <w:r>
+        <w:rPr>
+          <w:rFonts w:ascii="바탕" w:eastAsia="바탕" w:hAnsi="바탕" w:cs="Gulim" w:hint="eastAsia"/>
           <w:b/>
           <w:bCs/>
           <w:color w:val="000000"/>
@@ -3990,14 +3968,14 @@
         <w:spacing w:line="384" w:lineRule="auto"/>
         <w:textAlignment w:val="baseline"/>
         <w:rPr>
-          <w:rFonts w:ascii="바탕" w:eastAsia="바탕" w:hAnsi="바탕" w:cs="굴림"/>
-          <w:color w:val="000000"/>
-          <w:kern w:val="0"/>
-        </w:rPr>
-      </w:pPr>
-      <w:r>
-        <w:rPr>
-          <w:rFonts w:ascii="바탕" w:eastAsia="바탕" w:hAnsi="바탕" w:cs="굴림"/>
+          <w:rFonts w:ascii="바탕" w:eastAsia="바탕" w:hAnsi="바탕" w:cs="Gulim"/>
+          <w:color w:val="000000"/>
+          <w:kern w:val="0"/>
+        </w:rPr>
+      </w:pPr>
+      <w:r>
+        <w:rPr>
+          <w:rFonts w:ascii="바탕" w:eastAsia="바탕" w:hAnsi="바탕" w:cs="Gulim"/>
           <w:color w:val="000000"/>
           <w:kern w:val="0"/>
         </w:rPr>
@@ -4006,7 +3984,7 @@
       <w:proofErr w:type="spellStart"/>
       <w:r>
         <w:rPr>
-          <w:rFonts w:ascii="바탕" w:eastAsia="바탕" w:hAnsi="바탕" w:cs="굴림"/>
+          <w:rFonts w:ascii="바탕" w:eastAsia="바탕" w:hAnsi="바탕" w:cs="Gulim"/>
           <w:color w:val="000000"/>
           <w:kern w:val="0"/>
         </w:rPr>
@@ -4015,20 +3993,20 @@
       <w:proofErr w:type="spellEnd"/>
       <w:r>
         <w:rPr>
-          <w:rFonts w:ascii="바탕" w:eastAsia="바탕" w:hAnsi="바탕" w:cs="굴림"/>
+          <w:rFonts w:ascii="바탕" w:eastAsia="바탕" w:hAnsi="바탕" w:cs="Gulim"/>
           <w:color w:val="000000"/>
           <w:kern w:val="0"/>
         </w:rPr>
         <w:t xml:space="preserve"> 수행함에 있어 “부지제공자”와 “충전사업자”가 준수하여야 할 사항을 계약함을 목적으로 한다.</w:t>
       </w:r>
     </w:p>
-    <w:bookmarkEnd w:id="10"/>
+    <w:bookmarkEnd w:id="9"/>
     <w:p>
       <w:pPr>
         <w:spacing w:line="384" w:lineRule="auto"/>
         <w:textAlignment w:val="baseline"/>
         <w:rPr>
-          <w:rFonts w:ascii="바탕" w:eastAsia="바탕" w:hAnsi="바탕" w:cs="굴림"/>
+          <w:rFonts w:ascii="바탕" w:eastAsia="바탕" w:hAnsi="바탕" w:cs="Gulim"/>
           <w:color w:val="000000"/>
           <w:kern w:val="0"/>
           <w:sz w:val="6"/>
@@ -4041,7 +4019,7 @@
         <w:spacing w:line="384" w:lineRule="auto"/>
         <w:textAlignment w:val="baseline"/>
         <w:rPr>
-          <w:rFonts w:ascii="바탕" w:eastAsia="바탕" w:hAnsi="바탕" w:cs="굴림"/>
+          <w:rFonts w:ascii="바탕" w:eastAsia="바탕" w:hAnsi="바탕" w:cs="Gulim"/>
           <w:color w:val="000000"/>
           <w:kern w:val="0"/>
           <w:szCs w:val="20"/>
@@ -4049,7 +4027,7 @@
       </w:pPr>
       <w:r>
         <w:rPr>
-          <w:rFonts w:ascii="바탕" w:eastAsia="바탕" w:hAnsi="바탕" w:cs="굴림" w:hint="eastAsia"/>
+          <w:rFonts w:ascii="바탕" w:eastAsia="바탕" w:hAnsi="바탕" w:cs="Gulim" w:hint="eastAsia"/>
           <w:b/>
           <w:bCs/>
           <w:color w:val="000000"/>
@@ -4064,7 +4042,7 @@
         <w:ind w:left="300" w:hanging="300"/>
         <w:textAlignment w:val="baseline"/>
         <w:rPr>
-          <w:rFonts w:ascii="바탕" w:eastAsia="바탕" w:hAnsi="바탕" w:cs="굴림"/>
+          <w:rFonts w:ascii="바탕" w:eastAsia="바탕" w:hAnsi="바탕" w:cs="Gulim"/>
           <w:color w:val="000000"/>
           <w:kern w:val="0"/>
           <w:szCs w:val="20"/>
@@ -4072,7 +4050,7 @@
       </w:pPr>
       <w:r>
         <w:rPr>
-          <w:rFonts w:ascii="바탕" w:eastAsia="바탕" w:hAnsi="바탕" w:cs="굴림" w:hint="eastAsia"/>
+          <w:rFonts w:ascii="바탕" w:eastAsia="바탕" w:hAnsi="바탕" w:cs="Gulim" w:hint="eastAsia"/>
           <w:color w:val="000000"/>
           <w:kern w:val="0"/>
         </w:rPr>
@@ -4081,7 +4059,7 @@
       <w:proofErr w:type="spellStart"/>
       <w:r>
         <w:rPr>
-          <w:rFonts w:ascii="바탕" w:eastAsia="바탕" w:hAnsi="바탕" w:cs="굴림" w:hint="eastAsia"/>
+          <w:rFonts w:ascii="바탕" w:eastAsia="바탕" w:hAnsi="바탕" w:cs="Gulim" w:hint="eastAsia"/>
           <w:color w:val="000000"/>
           <w:kern w:val="0"/>
         </w:rPr>
@@ -4090,7 +4068,7 @@
       <w:proofErr w:type="spellEnd"/>
       <w:r>
         <w:rPr>
-          <w:rFonts w:ascii="바탕" w:eastAsia="바탕" w:hAnsi="바탕" w:cs="굴림" w:hint="eastAsia"/>
+          <w:rFonts w:ascii="바탕" w:eastAsia="바탕" w:hAnsi="바탕" w:cs="Gulim" w:hint="eastAsia"/>
           <w:color w:val="000000"/>
           <w:kern w:val="0"/>
         </w:rPr>
@@ -4099,7 +4077,7 @@
       <w:proofErr w:type="spellStart"/>
       <w:r>
         <w:rPr>
-          <w:rFonts w:ascii="바탕" w:eastAsia="바탕" w:hAnsi="바탕" w:cs="굴림" w:hint="eastAsia"/>
+          <w:rFonts w:ascii="바탕" w:eastAsia="바탕" w:hAnsi="바탕" w:cs="Gulim" w:hint="eastAsia"/>
           <w:color w:val="000000"/>
           <w:kern w:val="0"/>
         </w:rPr>
@@ -4108,7 +4086,7 @@
       <w:proofErr w:type="spellEnd"/>
       <w:r>
         <w:rPr>
-          <w:rFonts w:ascii="바탕" w:eastAsia="바탕" w:hAnsi="바탕" w:cs="굴림" w:hint="eastAsia"/>
+          <w:rFonts w:ascii="바탕" w:eastAsia="바탕" w:hAnsi="바탕" w:cs="Gulim" w:hint="eastAsia"/>
           <w:color w:val="000000"/>
           <w:kern w:val="0"/>
         </w:rPr>
@@ -4117,7 +4095,7 @@
       <w:proofErr w:type="spellStart"/>
       <w:r>
         <w:rPr>
-          <w:rFonts w:ascii="바탕" w:eastAsia="바탕" w:hAnsi="바탕" w:cs="굴림" w:hint="eastAsia"/>
+          <w:rFonts w:ascii="바탕" w:eastAsia="바탕" w:hAnsi="바탕" w:cs="Gulim" w:hint="eastAsia"/>
           <w:color w:val="000000"/>
           <w:kern w:val="0"/>
         </w:rPr>
@@ -4126,7 +4104,7 @@
       <w:proofErr w:type="spellEnd"/>
       <w:r>
         <w:rPr>
-          <w:rFonts w:ascii="바탕" w:eastAsia="바탕" w:hAnsi="바탕" w:cs="굴림" w:hint="eastAsia"/>
+          <w:rFonts w:ascii="바탕" w:eastAsia="바탕" w:hAnsi="바탕" w:cs="Gulim" w:hint="eastAsia"/>
           <w:color w:val="000000"/>
           <w:kern w:val="0"/>
         </w:rPr>
@@ -4138,7 +4116,7 @@
         <w:spacing w:line="384" w:lineRule="auto"/>
         <w:textAlignment w:val="baseline"/>
         <w:rPr>
-          <w:rFonts w:ascii="바탕" w:eastAsia="바탕" w:hAnsi="바탕" w:cs="굴림"/>
+          <w:rFonts w:ascii="바탕" w:eastAsia="바탕" w:hAnsi="바탕" w:cs="Gulim"/>
           <w:color w:val="000000"/>
           <w:kern w:val="0"/>
           <w:szCs w:val="20"/>
@@ -4146,7 +4124,7 @@
       </w:pPr>
       <w:r>
         <w:rPr>
-          <w:rFonts w:ascii="바탕" w:eastAsia="바탕" w:hAnsi="바탕" w:cs="굴림" w:hint="eastAsia"/>
+          <w:rFonts w:ascii="바탕" w:eastAsia="바탕" w:hAnsi="바탕" w:cs="Gulim" w:hint="eastAsia"/>
           <w:color w:val="000000"/>
           <w:kern w:val="0"/>
         </w:rPr>
@@ -4155,7 +4133,7 @@
       <w:proofErr w:type="spellStart"/>
       <w:r>
         <w:rPr>
-          <w:rFonts w:ascii="바탕" w:eastAsia="바탕" w:hAnsi="바탕" w:cs="굴림" w:hint="eastAsia"/>
+          <w:rFonts w:ascii="바탕" w:eastAsia="바탕" w:hAnsi="바탕" w:cs="Gulim" w:hint="eastAsia"/>
           <w:color w:val="000000"/>
           <w:kern w:val="0"/>
         </w:rPr>
@@ -4164,7 +4142,7 @@
       <w:proofErr w:type="spellEnd"/>
       <w:r>
         <w:rPr>
-          <w:rFonts w:ascii="바탕" w:eastAsia="바탕" w:hAnsi="바탕" w:cs="굴림" w:hint="eastAsia"/>
+          <w:rFonts w:ascii="바탕" w:eastAsia="바탕" w:hAnsi="바탕" w:cs="Gulim" w:hint="eastAsia"/>
           <w:color w:val="000000"/>
           <w:kern w:val="0"/>
         </w:rPr>
@@ -4173,7 +4151,7 @@
       <w:proofErr w:type="spellStart"/>
       <w:r>
         <w:rPr>
-          <w:rFonts w:ascii="바탕" w:eastAsia="바탕" w:hAnsi="바탕" w:cs="굴림" w:hint="eastAsia"/>
+          <w:rFonts w:ascii="바탕" w:eastAsia="바탕" w:hAnsi="바탕" w:cs="Gulim" w:hint="eastAsia"/>
           <w:color w:val="000000"/>
           <w:kern w:val="0"/>
         </w:rPr>
@@ -4182,7 +4160,7 @@
       <w:proofErr w:type="spellEnd"/>
       <w:r>
         <w:rPr>
-          <w:rFonts w:ascii="바탕" w:eastAsia="바탕" w:hAnsi="바탕" w:cs="굴림" w:hint="eastAsia"/>
+          <w:rFonts w:ascii="바탕" w:eastAsia="바탕" w:hAnsi="바탕" w:cs="Gulim" w:hint="eastAsia"/>
           <w:color w:val="000000"/>
           <w:kern w:val="0"/>
         </w:rPr>
@@ -4195,7 +4173,7 @@
         <w:ind w:firstLine="284"/>
         <w:textAlignment w:val="baseline"/>
         <w:rPr>
-          <w:rFonts w:ascii="바탕" w:eastAsia="바탕" w:hAnsi="바탕" w:cs="굴림"/>
+          <w:rFonts w:ascii="바탕" w:eastAsia="바탕" w:hAnsi="바탕" w:cs="Gulim"/>
           <w:color w:val="000000"/>
           <w:kern w:val="0"/>
           <w:szCs w:val="20"/>
@@ -4203,7 +4181,7 @@
       </w:pPr>
       <w:r>
         <w:rPr>
-          <w:rFonts w:ascii="바탕" w:eastAsia="바탕" w:hAnsi="바탕" w:cs="굴림" w:hint="eastAsia"/>
+          <w:rFonts w:ascii="바탕" w:eastAsia="바탕" w:hAnsi="바탕" w:cs="Gulim" w:hint="eastAsia"/>
           <w:color w:val="000000"/>
           <w:kern w:val="0"/>
         </w:rPr>
@@ -4216,7 +4194,7 @@
         <w:ind w:firstLine="284"/>
         <w:textAlignment w:val="baseline"/>
         <w:rPr>
-          <w:rFonts w:ascii="바탕" w:eastAsia="바탕" w:hAnsi="바탕" w:cs="굴림"/>
+          <w:rFonts w:ascii="바탕" w:eastAsia="바탕" w:hAnsi="바탕" w:cs="Gulim"/>
           <w:color w:val="000000"/>
           <w:kern w:val="0"/>
           <w:szCs w:val="20"/>
@@ -4224,7 +4202,7 @@
       </w:pPr>
       <w:r>
         <w:rPr>
-          <w:rFonts w:ascii="바탕" w:eastAsia="바탕" w:hAnsi="바탕" w:cs="굴림" w:hint="eastAsia"/>
+          <w:rFonts w:ascii="바탕" w:eastAsia="바탕" w:hAnsi="바탕" w:cs="Gulim" w:hint="eastAsia"/>
           <w:color w:val="000000"/>
           <w:kern w:val="0"/>
         </w:rPr>
@@ -4237,7 +4215,7 @@
         <w:ind w:firstLine="284"/>
         <w:textAlignment w:val="baseline"/>
         <w:rPr>
-          <w:rFonts w:ascii="바탕" w:eastAsia="바탕" w:hAnsi="바탕" w:cs="굴림"/>
+          <w:rFonts w:ascii="바탕" w:eastAsia="바탕" w:hAnsi="바탕" w:cs="Gulim"/>
           <w:color w:val="000000"/>
           <w:kern w:val="0"/>
           <w:szCs w:val="20"/>
@@ -4245,7 +4223,7 @@
       </w:pPr>
       <w:r>
         <w:rPr>
-          <w:rFonts w:ascii="바탕" w:eastAsia="바탕" w:hAnsi="바탕" w:cs="굴림" w:hint="eastAsia"/>
+          <w:rFonts w:ascii="바탕" w:eastAsia="바탕" w:hAnsi="바탕" w:cs="Gulim" w:hint="eastAsia"/>
           <w:color w:val="000000"/>
           <w:kern w:val="0"/>
         </w:rPr>
@@ -4258,7 +4236,7 @@
         <w:ind w:firstLine="284"/>
         <w:textAlignment w:val="baseline"/>
         <w:rPr>
-          <w:rFonts w:ascii="바탕" w:eastAsia="바탕" w:hAnsi="바탕" w:cs="굴림"/>
+          <w:rFonts w:ascii="바탕" w:eastAsia="바탕" w:hAnsi="바탕" w:cs="Gulim"/>
           <w:color w:val="000000"/>
           <w:kern w:val="0"/>
           <w:szCs w:val="20"/>
@@ -4266,7 +4244,7 @@
       </w:pPr>
       <w:r>
         <w:rPr>
-          <w:rFonts w:ascii="바탕" w:eastAsia="바탕" w:hAnsi="바탕" w:cs="굴림" w:hint="eastAsia"/>
+          <w:rFonts w:ascii="바탕" w:eastAsia="바탕" w:hAnsi="바탕" w:cs="Gulim" w:hint="eastAsia"/>
           <w:color w:val="000000"/>
           <w:kern w:val="0"/>
         </w:rPr>
@@ -4279,7 +4257,7 @@
         <w:ind w:firstLine="300"/>
         <w:textAlignment w:val="baseline"/>
         <w:rPr>
-          <w:rFonts w:ascii="바탕" w:eastAsia="바탕" w:hAnsi="바탕" w:cs="굴림"/>
+          <w:rFonts w:ascii="바탕" w:eastAsia="바탕" w:hAnsi="바탕" w:cs="Gulim"/>
           <w:color w:val="000000"/>
           <w:kern w:val="0"/>
           <w:szCs w:val="20"/>
@@ -4287,7 +4265,7 @@
       </w:pPr>
       <w:r>
         <w:rPr>
-          <w:rFonts w:ascii="바탕" w:eastAsia="바탕" w:hAnsi="바탕" w:cs="굴림" w:hint="eastAsia"/>
+          <w:rFonts w:ascii="바탕" w:eastAsia="바탕" w:hAnsi="바탕" w:cs="Gulim" w:hint="eastAsia"/>
           <w:color w:val="000000"/>
           <w:kern w:val="0"/>
         </w:rPr>
@@ -4300,7 +4278,7 @@
         <w:ind w:left="300" w:hanging="300"/>
         <w:textAlignment w:val="baseline"/>
         <w:rPr>
-          <w:rFonts w:ascii="바탕" w:eastAsia="바탕" w:hAnsi="바탕" w:cs="굴림"/>
+          <w:rFonts w:ascii="바탕" w:eastAsia="바탕" w:hAnsi="바탕" w:cs="Gulim"/>
           <w:color w:val="000000"/>
           <w:kern w:val="0"/>
           <w:szCs w:val="20"/>
@@ -4308,7 +4286,7 @@
       </w:pPr>
       <w:r>
         <w:rPr>
-          <w:rFonts w:ascii="바탕" w:eastAsia="바탕" w:hAnsi="바탕" w:cs="굴림" w:hint="eastAsia"/>
+          <w:rFonts w:ascii="바탕" w:eastAsia="바탕" w:hAnsi="바탕" w:cs="Gulim" w:hint="eastAsia"/>
           <w:color w:val="000000"/>
           <w:kern w:val="0"/>
         </w:rPr>
@@ -4317,7 +4295,7 @@
       <w:proofErr w:type="spellStart"/>
       <w:r>
         <w:rPr>
-          <w:rFonts w:ascii="바탕" w:eastAsia="바탕" w:hAnsi="바탕" w:cs="굴림" w:hint="eastAsia"/>
+          <w:rFonts w:ascii="바탕" w:eastAsia="바탕" w:hAnsi="바탕" w:cs="Gulim" w:hint="eastAsia"/>
           <w:color w:val="000000"/>
           <w:kern w:val="0"/>
         </w:rPr>
@@ -4326,7 +4304,7 @@
       <w:proofErr w:type="spellEnd"/>
       <w:r>
         <w:rPr>
-          <w:rFonts w:ascii="바탕" w:eastAsia="바탕" w:hAnsi="바탕" w:cs="굴림" w:hint="eastAsia"/>
+          <w:rFonts w:ascii="바탕" w:eastAsia="바탕" w:hAnsi="바탕" w:cs="Gulim" w:hint="eastAsia"/>
           <w:color w:val="000000"/>
           <w:kern w:val="0"/>
         </w:rPr>
@@ -4335,7 +4313,7 @@
       <w:proofErr w:type="spellStart"/>
       <w:r>
         <w:rPr>
-          <w:rFonts w:ascii="바탕" w:eastAsia="바탕" w:hAnsi="바탕" w:cs="굴림" w:hint="eastAsia"/>
+          <w:rFonts w:ascii="바탕" w:eastAsia="바탕" w:hAnsi="바탕" w:cs="Gulim" w:hint="eastAsia"/>
           <w:color w:val="000000"/>
           <w:kern w:val="0"/>
         </w:rPr>
@@ -4344,7 +4322,7 @@
       <w:proofErr w:type="spellEnd"/>
       <w:r>
         <w:rPr>
-          <w:rFonts w:ascii="바탕" w:eastAsia="바탕" w:hAnsi="바탕" w:cs="굴림" w:hint="eastAsia"/>
+          <w:rFonts w:ascii="바탕" w:eastAsia="바탕" w:hAnsi="바탕" w:cs="Gulim" w:hint="eastAsia"/>
           <w:color w:val="000000"/>
           <w:kern w:val="0"/>
         </w:rPr>
@@ -4353,7 +4331,7 @@
       <w:proofErr w:type="spellStart"/>
       <w:r>
         <w:rPr>
-          <w:rFonts w:ascii="바탕" w:eastAsia="바탕" w:hAnsi="바탕" w:cs="굴림" w:hint="eastAsia"/>
+          <w:rFonts w:ascii="바탕" w:eastAsia="바탕" w:hAnsi="바탕" w:cs="Gulim" w:hint="eastAsia"/>
           <w:color w:val="000000"/>
           <w:kern w:val="0"/>
         </w:rPr>
@@ -4362,7 +4340,7 @@
       <w:proofErr w:type="spellEnd"/>
       <w:r>
         <w:rPr>
-          <w:rFonts w:ascii="바탕" w:eastAsia="바탕" w:hAnsi="바탕" w:cs="굴림" w:hint="eastAsia"/>
+          <w:rFonts w:ascii="바탕" w:eastAsia="바탕" w:hAnsi="바탕" w:cs="Gulim" w:hint="eastAsia"/>
           <w:color w:val="000000"/>
           <w:kern w:val="0"/>
         </w:rPr>
@@ -4375,7 +4353,7 @@
         <w:ind w:left="300" w:hanging="300"/>
         <w:textAlignment w:val="baseline"/>
         <w:rPr>
-          <w:rFonts w:ascii="바탕" w:eastAsia="바탕" w:hAnsi="바탕" w:cs="굴림"/>
+          <w:rFonts w:ascii="바탕" w:eastAsia="바탕" w:hAnsi="바탕" w:cs="Gulim"/>
           <w:color w:val="000000"/>
           <w:kern w:val="0"/>
           <w:szCs w:val="20"/>
@@ -4383,7 +4361,7 @@
       </w:pPr>
       <w:r>
         <w:rPr>
-          <w:rFonts w:ascii="바탕" w:eastAsia="바탕" w:hAnsi="바탕" w:cs="굴림" w:hint="eastAsia"/>
+          <w:rFonts w:ascii="바탕" w:eastAsia="바탕" w:hAnsi="바탕" w:cs="Gulim" w:hint="eastAsia"/>
           <w:color w:val="000000"/>
           <w:kern w:val="0"/>
         </w:rPr>
@@ -4392,7 +4370,7 @@
       <w:proofErr w:type="spellStart"/>
       <w:r>
         <w:rPr>
-          <w:rFonts w:ascii="바탕" w:eastAsia="바탕" w:hAnsi="바탕" w:cs="굴림" w:hint="eastAsia"/>
+          <w:rFonts w:ascii="바탕" w:eastAsia="바탕" w:hAnsi="바탕" w:cs="Gulim" w:hint="eastAsia"/>
           <w:color w:val="000000"/>
           <w:kern w:val="0"/>
         </w:rPr>
@@ -4401,7 +4379,7 @@
       <w:proofErr w:type="spellEnd"/>
       <w:r>
         <w:rPr>
-          <w:rFonts w:ascii="바탕" w:eastAsia="바탕" w:hAnsi="바탕" w:cs="굴림" w:hint="eastAsia"/>
+          <w:rFonts w:ascii="바탕" w:eastAsia="바탕" w:hAnsi="바탕" w:cs="Gulim" w:hint="eastAsia"/>
           <w:color w:val="000000"/>
           <w:kern w:val="0"/>
         </w:rPr>
@@ -4410,7 +4388,7 @@
       <w:proofErr w:type="spellStart"/>
       <w:r>
         <w:rPr>
-          <w:rFonts w:ascii="바탕" w:eastAsia="바탕" w:hAnsi="바탕" w:cs="굴림" w:hint="eastAsia"/>
+          <w:rFonts w:ascii="바탕" w:eastAsia="바탕" w:hAnsi="바탕" w:cs="Gulim" w:hint="eastAsia"/>
           <w:color w:val="000000"/>
           <w:kern w:val="0"/>
         </w:rPr>
@@ -4419,7 +4397,7 @@
       <w:proofErr w:type="spellEnd"/>
       <w:r>
         <w:rPr>
-          <w:rFonts w:ascii="바탕" w:eastAsia="바탕" w:hAnsi="바탕" w:cs="굴림" w:hint="eastAsia"/>
+          <w:rFonts w:ascii="바탕" w:eastAsia="바탕" w:hAnsi="바탕" w:cs="Gulim" w:hint="eastAsia"/>
           <w:color w:val="000000"/>
           <w:kern w:val="0"/>
         </w:rPr>
@@ -4432,7 +4410,7 @@
         <w:ind w:left="542" w:hanging="258"/>
         <w:textAlignment w:val="baseline"/>
         <w:rPr>
-          <w:rFonts w:ascii="바탕" w:eastAsia="바탕" w:hAnsi="바탕" w:cs="굴림"/>
+          <w:rFonts w:ascii="바탕" w:eastAsia="바탕" w:hAnsi="바탕" w:cs="Gulim"/>
           <w:color w:val="000000"/>
           <w:kern w:val="0"/>
           <w:szCs w:val="20"/>
@@ -4440,7 +4418,7 @@
       </w:pPr>
       <w:r>
         <w:rPr>
-          <w:rFonts w:ascii="바탕" w:eastAsia="바탕" w:hAnsi="바탕" w:cs="굴림" w:hint="eastAsia"/>
+          <w:rFonts w:ascii="바탕" w:eastAsia="바탕" w:hAnsi="바탕" w:cs="Gulim" w:hint="eastAsia"/>
           <w:color w:val="000000"/>
           <w:kern w:val="0"/>
         </w:rPr>
@@ -4449,7 +4427,7 @@
       <w:proofErr w:type="spellStart"/>
       <w:r>
         <w:rPr>
-          <w:rFonts w:ascii="바탕" w:eastAsia="바탕" w:hAnsi="바탕" w:cs="굴림" w:hint="eastAsia"/>
+          <w:rFonts w:ascii="바탕" w:eastAsia="바탕" w:hAnsi="바탕" w:cs="Gulim" w:hint="eastAsia"/>
           <w:color w:val="000000"/>
           <w:kern w:val="0"/>
         </w:rPr>
@@ -4458,7 +4436,7 @@
       <w:proofErr w:type="spellEnd"/>
       <w:r>
         <w:rPr>
-          <w:rFonts w:ascii="바탕" w:eastAsia="바탕" w:hAnsi="바탕" w:cs="굴림" w:hint="eastAsia"/>
+          <w:rFonts w:ascii="바탕" w:eastAsia="바탕" w:hAnsi="바탕" w:cs="Gulim" w:hint="eastAsia"/>
           <w:color w:val="000000"/>
           <w:kern w:val="0"/>
         </w:rPr>
@@ -4471,7 +4449,7 @@
         <w:ind w:left="542" w:hanging="258"/>
         <w:textAlignment w:val="baseline"/>
         <w:rPr>
-          <w:rFonts w:ascii="바탕" w:eastAsia="바탕" w:hAnsi="바탕" w:cs="굴림"/>
+          <w:rFonts w:ascii="바탕" w:eastAsia="바탕" w:hAnsi="바탕" w:cs="Gulim"/>
           <w:color w:val="000000"/>
           <w:kern w:val="0"/>
           <w:szCs w:val="20"/>
@@ -4479,7 +4457,7 @@
       </w:pPr>
       <w:r>
         <w:rPr>
-          <w:rFonts w:ascii="바탕" w:eastAsia="바탕" w:hAnsi="바탕" w:cs="굴림" w:hint="eastAsia"/>
+          <w:rFonts w:ascii="바탕" w:eastAsia="바탕" w:hAnsi="바탕" w:cs="Gulim" w:hint="eastAsia"/>
           <w:color w:val="000000"/>
           <w:kern w:val="0"/>
         </w:rPr>
@@ -4488,7 +4466,7 @@
       <w:proofErr w:type="spellStart"/>
       <w:r>
         <w:rPr>
-          <w:rFonts w:ascii="바탕" w:eastAsia="바탕" w:hAnsi="바탕" w:cs="굴림" w:hint="eastAsia"/>
+          <w:rFonts w:ascii="바탕" w:eastAsia="바탕" w:hAnsi="바탕" w:cs="Gulim" w:hint="eastAsia"/>
           <w:color w:val="000000"/>
           <w:kern w:val="0"/>
         </w:rPr>
@@ -4497,7 +4475,7 @@
       <w:proofErr w:type="spellEnd"/>
       <w:r>
         <w:rPr>
-          <w:rFonts w:ascii="바탕" w:eastAsia="바탕" w:hAnsi="바탕" w:cs="굴림" w:hint="eastAsia"/>
+          <w:rFonts w:ascii="바탕" w:eastAsia="바탕" w:hAnsi="바탕" w:cs="Gulim" w:hint="eastAsia"/>
           <w:color w:val="000000"/>
           <w:kern w:val="0"/>
         </w:rPr>
@@ -4516,7 +4494,7 @@
         <w:jc w:val="both"/>
         <w:textAlignment w:val="baseline"/>
         <w:rPr>
-          <w:rFonts w:ascii="바탕" w:eastAsia="바탕" w:hAnsi="바탕" w:cs="굴림"/>
+          <w:rFonts w:ascii="바탕" w:eastAsia="바탕" w:hAnsi="바탕" w:cs="Gulim"/>
           <w:color w:val="000000"/>
           <w:kern w:val="0"/>
           <w:szCs w:val="20"/>
@@ -4524,7 +4502,7 @@
       </w:pPr>
       <w:r>
         <w:rPr>
-          <w:rFonts w:ascii="바탕" w:eastAsia="바탕" w:hAnsi="바탕" w:cs="굴림"/>
+          <w:rFonts w:ascii="바탕" w:eastAsia="바탕" w:hAnsi="바탕" w:cs="Gulim"/>
           <w:color w:val="000000"/>
           <w:kern w:val="0"/>
         </w:rPr>
@@ -4533,7 +4511,7 @@
       </w:r>
       <w:r>
         <w:rPr>
-          <w:rFonts w:ascii="바탕" w:eastAsia="바탕" w:hAnsi="바탕" w:cs="굴림" w:hint="eastAsia"/>
+          <w:rFonts w:ascii="바탕" w:eastAsia="바탕" w:hAnsi="바탕" w:cs="Gulim" w:hint="eastAsia"/>
           <w:color w:val="000000"/>
           <w:kern w:val="0"/>
         </w:rPr>
@@ -4541,7 +4519,7 @@
       </w:r>
       <w:r>
         <w:rPr>
-          <w:rFonts w:ascii="바탕" w:eastAsia="바탕" w:hAnsi="바탕" w:cs="굴림"/>
+          <w:rFonts w:ascii="바탕" w:eastAsia="바탕" w:hAnsi="바탕" w:cs="Gulim"/>
           <w:color w:val="000000"/>
           <w:kern w:val="0"/>
         </w:rPr>
@@ -4554,7 +4532,7 @@
         <w:ind w:leftChars="142" w:left="312" w:firstLine="300"/>
         <w:textAlignment w:val="baseline"/>
         <w:rPr>
-          <w:rFonts w:ascii="바탕" w:eastAsia="바탕" w:hAnsi="바탕" w:cs="굴림"/>
+          <w:rFonts w:ascii="바탕" w:eastAsia="바탕" w:hAnsi="바탕" w:cs="Gulim"/>
           <w:color w:val="000000"/>
           <w:kern w:val="0"/>
           <w:szCs w:val="20"/>
@@ -4562,7 +4540,7 @@
       </w:pPr>
       <w:r>
         <w:rPr>
-          <w:rFonts w:ascii="바탕" w:eastAsia="바탕" w:hAnsi="바탕" w:cs="굴림" w:hint="eastAsia"/>
+          <w:rFonts w:ascii="바탕" w:eastAsia="바탕" w:hAnsi="바탕" w:cs="Gulim" w:hint="eastAsia"/>
           <w:color w:val="000000"/>
           <w:kern w:val="0"/>
         </w:rPr>
@@ -4575,7 +4553,7 @@
         <w:ind w:left="300" w:hanging="300"/>
         <w:textAlignment w:val="baseline"/>
         <w:rPr>
-          <w:rFonts w:ascii="바탕" w:eastAsia="바탕" w:hAnsi="바탕" w:cs="굴림"/>
+          <w:rFonts w:ascii="바탕" w:eastAsia="바탕" w:hAnsi="바탕" w:cs="Gulim"/>
           <w:color w:val="000000"/>
           <w:kern w:val="0"/>
           <w:szCs w:val="20"/>
@@ -4583,7 +4561,7 @@
       </w:pPr>
       <w:r>
         <w:rPr>
-          <w:rFonts w:ascii="바탕" w:eastAsia="바탕" w:hAnsi="바탕" w:cs="굴림" w:hint="eastAsia"/>
+          <w:rFonts w:ascii="바탕" w:eastAsia="바탕" w:hAnsi="바탕" w:cs="Gulim" w:hint="eastAsia"/>
           <w:color w:val="000000"/>
           <w:kern w:val="0"/>
         </w:rPr>
@@ -4592,7 +4570,7 @@
       <w:proofErr w:type="spellStart"/>
       <w:r>
         <w:rPr>
-          <w:rFonts w:ascii="바탕" w:eastAsia="바탕" w:hAnsi="바탕" w:cs="굴림" w:hint="eastAsia"/>
+          <w:rFonts w:ascii="바탕" w:eastAsia="바탕" w:hAnsi="바탕" w:cs="Gulim" w:hint="eastAsia"/>
           <w:color w:val="000000"/>
           <w:kern w:val="0"/>
         </w:rPr>
@@ -4601,7 +4579,7 @@
       <w:proofErr w:type="spellEnd"/>
       <w:r>
         <w:rPr>
-          <w:rFonts w:ascii="바탕" w:eastAsia="바탕" w:hAnsi="바탕" w:cs="굴림" w:hint="eastAsia"/>
+          <w:rFonts w:ascii="바탕" w:eastAsia="바탕" w:hAnsi="바탕" w:cs="Gulim" w:hint="eastAsia"/>
           <w:color w:val="000000"/>
           <w:kern w:val="0"/>
         </w:rPr>
@@ -4610,7 +4588,7 @@
       <w:proofErr w:type="spellStart"/>
       <w:r>
         <w:rPr>
-          <w:rFonts w:ascii="바탕" w:eastAsia="바탕" w:hAnsi="바탕" w:cs="굴림" w:hint="eastAsia"/>
+          <w:rFonts w:ascii="바탕" w:eastAsia="바탕" w:hAnsi="바탕" w:cs="Gulim" w:hint="eastAsia"/>
           <w:color w:val="000000"/>
           <w:kern w:val="0"/>
         </w:rPr>
@@ -4619,7 +4597,7 @@
       <w:proofErr w:type="spellEnd"/>
       <w:r>
         <w:rPr>
-          <w:rFonts w:ascii="바탕" w:eastAsia="바탕" w:hAnsi="바탕" w:cs="굴림" w:hint="eastAsia"/>
+          <w:rFonts w:ascii="바탕" w:eastAsia="바탕" w:hAnsi="바탕" w:cs="Gulim" w:hint="eastAsia"/>
           <w:color w:val="000000"/>
           <w:kern w:val="0"/>
         </w:rPr>
@@ -4627,7 +4605,7 @@
       </w:r>
       <w:r>
         <w:rPr>
-          <w:rFonts w:ascii="바탕" w:eastAsia="바탕" w:hAnsi="바탕" w:cs="굴림" w:hint="eastAsia"/>
+          <w:rFonts w:ascii="바탕" w:eastAsia="바탕" w:hAnsi="바탕" w:cs="Gulim" w:hint="eastAsia"/>
           <w:color w:val="000000"/>
           <w:kern w:val="0"/>
         </w:rPr>
@@ -4640,7 +4618,7 @@
         <w:ind w:left="300" w:hanging="300"/>
         <w:textAlignment w:val="baseline"/>
         <w:rPr>
-          <w:rFonts w:ascii="바탕" w:eastAsia="바탕" w:hAnsi="바탕" w:cs="굴림"/>
+          <w:rFonts w:ascii="바탕" w:eastAsia="바탕" w:hAnsi="바탕" w:cs="Gulim"/>
           <w:color w:val="000000"/>
           <w:kern w:val="0"/>
           <w:szCs w:val="20"/>
@@ -4648,7 +4626,7 @@
       </w:pPr>
       <w:r>
         <w:rPr>
-          <w:rFonts w:ascii="바탕" w:eastAsia="바탕" w:hAnsi="바탕" w:cs="굴림" w:hint="eastAsia"/>
+          <w:rFonts w:ascii="바탕" w:eastAsia="바탕" w:hAnsi="바탕" w:cs="Gulim" w:hint="eastAsia"/>
           <w:color w:val="000000"/>
           <w:kern w:val="0"/>
         </w:rPr>
@@ -4657,7 +4635,7 @@
       <w:proofErr w:type="spellStart"/>
       <w:r>
         <w:rPr>
-          <w:rFonts w:ascii="바탕" w:eastAsia="바탕" w:hAnsi="바탕" w:cs="굴림" w:hint="eastAsia"/>
+          <w:rFonts w:ascii="바탕" w:eastAsia="바탕" w:hAnsi="바탕" w:cs="Gulim" w:hint="eastAsia"/>
           <w:color w:val="000000"/>
           <w:kern w:val="0"/>
         </w:rPr>
@@ -4666,7 +4644,7 @@
       <w:proofErr w:type="spellEnd"/>
       <w:r>
         <w:rPr>
-          <w:rFonts w:ascii="바탕" w:eastAsia="바탕" w:hAnsi="바탕" w:cs="굴림" w:hint="eastAsia"/>
+          <w:rFonts w:ascii="바탕" w:eastAsia="바탕" w:hAnsi="바탕" w:cs="Gulim" w:hint="eastAsia"/>
           <w:color w:val="000000"/>
           <w:kern w:val="0"/>
         </w:rPr>
@@ -4675,7 +4653,7 @@
       <w:proofErr w:type="spellStart"/>
       <w:r>
         <w:rPr>
-          <w:rFonts w:ascii="바탕" w:eastAsia="바탕" w:hAnsi="바탕" w:cs="굴림" w:hint="eastAsia"/>
+          <w:rFonts w:ascii="바탕" w:eastAsia="바탕" w:hAnsi="바탕" w:cs="Gulim" w:hint="eastAsia"/>
           <w:color w:val="000000"/>
           <w:kern w:val="0"/>
         </w:rPr>
@@ -4684,7 +4662,7 @@
       <w:proofErr w:type="spellEnd"/>
       <w:r>
         <w:rPr>
-          <w:rFonts w:ascii="바탕" w:eastAsia="바탕" w:hAnsi="바탕" w:cs="굴림" w:hint="eastAsia"/>
+          <w:rFonts w:ascii="바탕" w:eastAsia="바탕" w:hAnsi="바탕" w:cs="Gulim" w:hint="eastAsia"/>
           <w:color w:val="000000"/>
           <w:kern w:val="0"/>
         </w:rPr>
@@ -4693,7 +4671,7 @@
       <w:proofErr w:type="spellStart"/>
       <w:r>
         <w:rPr>
-          <w:rFonts w:ascii="바탕" w:eastAsia="바탕" w:hAnsi="바탕" w:cs="굴림" w:hint="eastAsia"/>
+          <w:rFonts w:ascii="바탕" w:eastAsia="바탕" w:hAnsi="바탕" w:cs="Gulim" w:hint="eastAsia"/>
           <w:color w:val="000000"/>
           <w:kern w:val="0"/>
         </w:rPr>
@@ -4702,7 +4680,7 @@
       <w:proofErr w:type="spellEnd"/>
       <w:r>
         <w:rPr>
-          <w:rFonts w:ascii="바탕" w:eastAsia="바탕" w:hAnsi="바탕" w:cs="굴림" w:hint="eastAsia"/>
+          <w:rFonts w:ascii="바탕" w:eastAsia="바탕" w:hAnsi="바탕" w:cs="Gulim" w:hint="eastAsia"/>
           <w:color w:val="000000"/>
           <w:kern w:val="0"/>
         </w:rPr>
@@ -4711,7 +4689,7 @@
       <w:proofErr w:type="spellStart"/>
       <w:r>
         <w:rPr>
-          <w:rFonts w:ascii="바탕" w:eastAsia="바탕" w:hAnsi="바탕" w:cs="굴림" w:hint="eastAsia"/>
+          <w:rFonts w:ascii="바탕" w:eastAsia="바탕" w:hAnsi="바탕" w:cs="Gulim" w:hint="eastAsia"/>
           <w:color w:val="000000"/>
           <w:kern w:val="0"/>
         </w:rPr>
@@ -4720,7 +4698,7 @@
       <w:proofErr w:type="spellEnd"/>
       <w:r>
         <w:rPr>
-          <w:rFonts w:ascii="바탕" w:eastAsia="바탕" w:hAnsi="바탕" w:cs="굴림" w:hint="eastAsia"/>
+          <w:rFonts w:ascii="바탕" w:eastAsia="바탕" w:hAnsi="바탕" w:cs="Gulim" w:hint="eastAsia"/>
           <w:color w:val="000000"/>
           <w:kern w:val="0"/>
         </w:rPr>
@@ -4733,14 +4711,14 @@
         <w:ind w:left="300" w:hanging="300"/>
         <w:textAlignment w:val="baseline"/>
         <w:rPr>
-          <w:rFonts w:ascii="바탕" w:eastAsia="바탕" w:hAnsi="바탕" w:cs="굴림"/>
-          <w:color w:val="000000"/>
-          <w:kern w:val="0"/>
-        </w:rPr>
-      </w:pPr>
-      <w:r>
-        <w:rPr>
-          <w:rFonts w:ascii="바탕" w:eastAsia="바탕" w:hAnsi="바탕" w:cs="굴림" w:hint="eastAsia"/>
+          <w:rFonts w:ascii="바탕" w:eastAsia="바탕" w:hAnsi="바탕" w:cs="Gulim"/>
+          <w:color w:val="000000"/>
+          <w:kern w:val="0"/>
+        </w:rPr>
+      </w:pPr>
+      <w:r>
+        <w:rPr>
+          <w:rFonts w:ascii="바탕" w:eastAsia="바탕" w:hAnsi="바탕" w:cs="Gulim" w:hint="eastAsia"/>
           <w:color w:val="000000"/>
           <w:kern w:val="0"/>
         </w:rPr>
@@ -4749,7 +4727,7 @@
       <w:proofErr w:type="spellStart"/>
       <w:r>
         <w:rPr>
-          <w:rFonts w:ascii="바탕" w:eastAsia="바탕" w:hAnsi="바탕" w:cs="굴림" w:hint="eastAsia"/>
+          <w:rFonts w:ascii="바탕" w:eastAsia="바탕" w:hAnsi="바탕" w:cs="Gulim" w:hint="eastAsia"/>
           <w:color w:val="000000"/>
           <w:kern w:val="0"/>
         </w:rPr>
@@ -4758,7 +4736,7 @@
       <w:proofErr w:type="spellEnd"/>
       <w:r>
         <w:rPr>
-          <w:rFonts w:ascii="바탕" w:eastAsia="바탕" w:hAnsi="바탕" w:cs="굴림" w:hint="eastAsia"/>
+          <w:rFonts w:ascii="바탕" w:eastAsia="바탕" w:hAnsi="바탕" w:cs="Gulim" w:hint="eastAsia"/>
           <w:color w:val="000000"/>
           <w:kern w:val="0"/>
         </w:rPr>
@@ -4767,7 +4745,7 @@
       <w:proofErr w:type="spellStart"/>
       <w:r>
         <w:rPr>
-          <w:rFonts w:ascii="바탕" w:eastAsia="바탕" w:hAnsi="바탕" w:cs="굴림" w:hint="eastAsia"/>
+          <w:rFonts w:ascii="바탕" w:eastAsia="바탕" w:hAnsi="바탕" w:cs="Gulim" w:hint="eastAsia"/>
           <w:color w:val="000000"/>
           <w:kern w:val="0"/>
         </w:rPr>
@@ -4776,7 +4754,7 @@
       <w:proofErr w:type="spellEnd"/>
       <w:r>
         <w:rPr>
-          <w:rFonts w:ascii="바탕" w:eastAsia="바탕" w:hAnsi="바탕" w:cs="굴림" w:hint="eastAsia"/>
+          <w:rFonts w:ascii="바탕" w:eastAsia="바탕" w:hAnsi="바탕" w:cs="Gulim" w:hint="eastAsia"/>
           <w:color w:val="000000"/>
           <w:kern w:val="0"/>
         </w:rPr>
@@ -4785,7 +4763,7 @@
       <w:proofErr w:type="spellStart"/>
       <w:r>
         <w:rPr>
-          <w:rFonts w:ascii="바탕" w:eastAsia="바탕" w:hAnsi="바탕" w:cs="굴림" w:hint="eastAsia"/>
+          <w:rFonts w:ascii="바탕" w:eastAsia="바탕" w:hAnsi="바탕" w:cs="Gulim" w:hint="eastAsia"/>
           <w:color w:val="000000"/>
           <w:kern w:val="0"/>
         </w:rPr>
@@ -4794,7 +4772,7 @@
       <w:proofErr w:type="spellEnd"/>
       <w:r>
         <w:rPr>
-          <w:rFonts w:ascii="바탕" w:eastAsia="바탕" w:hAnsi="바탕" w:cs="굴림" w:hint="eastAsia"/>
+          <w:rFonts w:ascii="바탕" w:eastAsia="바탕" w:hAnsi="바탕" w:cs="Gulim" w:hint="eastAsia"/>
           <w:color w:val="000000"/>
           <w:kern w:val="0"/>
         </w:rPr>
@@ -4807,14 +4785,14 @@
         <w:ind w:left="300" w:hanging="300"/>
         <w:textAlignment w:val="baseline"/>
         <w:rPr>
-          <w:rFonts w:ascii="바탕" w:eastAsia="바탕" w:hAnsi="바탕" w:cs="굴림"/>
-          <w:color w:val="000000"/>
-          <w:kern w:val="0"/>
-        </w:rPr>
-      </w:pPr>
-      <w:r>
-        <w:rPr>
-          <w:rFonts w:ascii="바탕" w:eastAsia="바탕" w:hAnsi="바탕" w:cs="굴림" w:hint="eastAsia"/>
+          <w:rFonts w:ascii="바탕" w:eastAsia="바탕" w:hAnsi="바탕" w:cs="Gulim"/>
+          <w:color w:val="000000"/>
+          <w:kern w:val="0"/>
+        </w:rPr>
+      </w:pPr>
+      <w:r>
+        <w:rPr>
+          <w:rFonts w:ascii="바탕" w:eastAsia="바탕" w:hAnsi="바탕" w:cs="Gulim" w:hint="eastAsia"/>
           <w:color w:val="000000"/>
           <w:kern w:val="0"/>
         </w:rPr>
@@ -4823,7 +4801,7 @@
       <w:proofErr w:type="spellStart"/>
       <w:r>
         <w:rPr>
-          <w:rFonts w:ascii="바탕" w:eastAsia="바탕" w:hAnsi="바탕" w:cs="굴림" w:hint="eastAsia"/>
+          <w:rFonts w:ascii="바탕" w:eastAsia="바탕" w:hAnsi="바탕" w:cs="Gulim" w:hint="eastAsia"/>
           <w:color w:val="000000"/>
           <w:kern w:val="0"/>
         </w:rPr>
@@ -4832,7 +4810,7 @@
       <w:proofErr w:type="spellEnd"/>
       <w:r>
         <w:rPr>
-          <w:rFonts w:ascii="바탕" w:eastAsia="바탕" w:hAnsi="바탕" w:cs="굴림" w:hint="eastAsia"/>
+          <w:rFonts w:ascii="바탕" w:eastAsia="바탕" w:hAnsi="바탕" w:cs="Gulim" w:hint="eastAsia"/>
           <w:color w:val="000000"/>
           <w:kern w:val="0"/>
         </w:rPr>
@@ -4841,7 +4819,7 @@
       <w:proofErr w:type="spellStart"/>
       <w:r>
         <w:rPr>
-          <w:rFonts w:ascii="바탕" w:eastAsia="바탕" w:hAnsi="바탕" w:cs="굴림" w:hint="eastAsia"/>
+          <w:rFonts w:ascii="바탕" w:eastAsia="바탕" w:hAnsi="바탕" w:cs="Gulim" w:hint="eastAsia"/>
           <w:color w:val="000000"/>
           <w:kern w:val="0"/>
         </w:rPr>
@@ -4850,7 +4828,7 @@
       <w:proofErr w:type="spellEnd"/>
       <w:r>
         <w:rPr>
-          <w:rFonts w:ascii="바탕" w:eastAsia="바탕" w:hAnsi="바탕" w:cs="굴림" w:hint="eastAsia"/>
+          <w:rFonts w:ascii="바탕" w:eastAsia="바탕" w:hAnsi="바탕" w:cs="Gulim" w:hint="eastAsia"/>
           <w:color w:val="000000"/>
           <w:kern w:val="0"/>
         </w:rPr>
@@ -4859,7 +4837,7 @@
       <w:proofErr w:type="spellStart"/>
       <w:r>
         <w:rPr>
-          <w:rFonts w:ascii="바탕" w:eastAsia="바탕" w:hAnsi="바탕" w:cs="굴림" w:hint="eastAsia"/>
+          <w:rFonts w:ascii="바탕" w:eastAsia="바탕" w:hAnsi="바탕" w:cs="Gulim" w:hint="eastAsia"/>
           <w:color w:val="000000"/>
           <w:kern w:val="0"/>
         </w:rPr>
@@ -4873,15 +4851,15 @@
         <w:ind w:left="300" w:hanging="300"/>
         <w:textAlignment w:val="baseline"/>
         <w:rPr>
-          <w:rFonts w:ascii="바탕" w:eastAsia="바탕" w:hAnsi="바탕" w:cs="굴림"/>
-          <w:color w:val="000000"/>
-          <w:kern w:val="0"/>
-        </w:rPr>
-      </w:pPr>
-      <w:bookmarkStart w:id="11" w:name="OLE_LINK48"/>
-      <w:r>
-        <w:rPr>
-          <w:rFonts w:ascii="바탕" w:eastAsia="바탕" w:hAnsi="바탕" w:cs="굴림" w:hint="eastAsia"/>
+          <w:rFonts w:ascii="바탕" w:eastAsia="바탕" w:hAnsi="바탕" w:cs="Gulim"/>
+          <w:color w:val="000000"/>
+          <w:kern w:val="0"/>
+        </w:rPr>
+      </w:pPr>
+      <w:bookmarkStart w:id="10" w:name="OLE_LINK48"/>
+      <w:r>
+        <w:rPr>
+          <w:rFonts w:ascii="바탕" w:eastAsia="바탕" w:hAnsi="바탕" w:cs="Gulim" w:hint="eastAsia"/>
           <w:color w:val="000000"/>
           <w:kern w:val="0"/>
         </w:rPr>
@@ -4889,7 +4867,7 @@
       </w:r>
       <w:r>
         <w:rPr>
-          <w:rFonts w:ascii="바탕" w:eastAsia="바탕" w:hAnsi="바탕" w:cs="굴림" w:hint="eastAsia"/>
+          <w:rFonts w:ascii="바탕" w:eastAsia="바탕" w:hAnsi="바탕" w:cs="Gulim" w:hint="eastAsia"/>
           <w:color w:val="000000"/>
           <w:kern w:val="0"/>
         </w:rPr>
@@ -4898,7 +4876,7 @@
       <w:proofErr w:type="spellStart"/>
       <w:r>
         <w:rPr>
-          <w:rFonts w:ascii="바탕" w:eastAsia="바탕" w:hAnsi="바탕" w:cs="굴림" w:hint="eastAsia"/>
+          <w:rFonts w:ascii="바탕" w:eastAsia="바탕" w:hAnsi="바탕" w:cs="Gulim" w:hint="eastAsia"/>
           <w:color w:val="000000"/>
           <w:kern w:val="0"/>
         </w:rPr>
@@ -4907,7 +4885,7 @@
       <w:proofErr w:type="spellEnd"/>
       <w:r>
         <w:rPr>
-          <w:rFonts w:ascii="바탕" w:eastAsia="바탕" w:hAnsi="바탕" w:cs="굴림" w:hint="eastAsia"/>
+          <w:rFonts w:ascii="바탕" w:eastAsia="바탕" w:hAnsi="바탕" w:cs="Gulim" w:hint="eastAsia"/>
           <w:color w:val="000000"/>
           <w:kern w:val="0"/>
         </w:rPr>
@@ -4916,7 +4894,7 @@
       <w:proofErr w:type="spellStart"/>
       <w:r>
         <w:rPr>
-          <w:rFonts w:ascii="바탕" w:eastAsia="바탕" w:hAnsi="바탕" w:cs="굴림" w:hint="eastAsia"/>
+          <w:rFonts w:ascii="바탕" w:eastAsia="바탕" w:hAnsi="바탕" w:cs="Gulim" w:hint="eastAsia"/>
           <w:color w:val="000000"/>
           <w:kern w:val="0"/>
         </w:rPr>
@@ -4925,20 +4903,20 @@
       <w:proofErr w:type="spellEnd"/>
       <w:r>
         <w:rPr>
-          <w:rFonts w:ascii="바탕" w:eastAsia="바탕" w:hAnsi="바탕" w:cs="굴림" w:hint="eastAsia"/>
+          <w:rFonts w:ascii="바탕" w:eastAsia="바탕" w:hAnsi="바탕" w:cs="Gulim" w:hint="eastAsia"/>
           <w:color w:val="000000"/>
           <w:kern w:val="0"/>
         </w:rPr>
         <w:t xml:space="preserve"> 충전기 설치 및 운영에 필요한 기존 시설물 (분전함, 전기 배관/배선, 차단기 등 기타 시설물)의 활용을 별도의 비용 부담 없이 허용한다.</w:t>
       </w:r>
     </w:p>
-    <w:bookmarkEnd w:id="11"/>
+    <w:bookmarkEnd w:id="10"/>
     <w:p>
       <w:pPr>
         <w:spacing w:line="384" w:lineRule="auto"/>
         <w:textAlignment w:val="baseline"/>
         <w:rPr>
-          <w:rFonts w:ascii="바탕" w:eastAsia="바탕" w:hAnsi="바탕" w:cs="굴림"/>
+          <w:rFonts w:ascii="바탕" w:eastAsia="바탕" w:hAnsi="바탕" w:cs="Gulim"/>
           <w:color w:val="000000"/>
           <w:kern w:val="0"/>
           <w:sz w:val="6"/>
@@ -4951,17 +4929,17 @@
         <w:spacing w:line="384" w:lineRule="auto"/>
         <w:textAlignment w:val="baseline"/>
         <w:rPr>
-          <w:rFonts w:ascii="바탕" w:eastAsia="바탕" w:hAnsi="바탕" w:cs="굴림"/>
+          <w:rFonts w:ascii="바탕" w:eastAsia="바탕" w:hAnsi="바탕" w:cs="Gulim"/>
           <w:b/>
           <w:bCs/>
           <w:color w:val="000000"/>
           <w:kern w:val="0"/>
         </w:rPr>
       </w:pPr>
-      <w:bookmarkStart w:id="12" w:name="OLE_LINK8"/>
-      <w:r>
-        <w:rPr>
-          <w:rFonts w:ascii="바탕" w:eastAsia="바탕" w:hAnsi="바탕" w:cs="굴림" w:hint="eastAsia"/>
+      <w:bookmarkStart w:id="11" w:name="OLE_LINK8"/>
+      <w:r>
+        <w:rPr>
+          <w:rFonts w:ascii="바탕" w:eastAsia="바탕" w:hAnsi="바탕" w:cs="Gulim" w:hint="eastAsia"/>
           <w:b/>
           <w:bCs/>
           <w:color w:val="000000"/>
@@ -4976,14 +4954,14 @@
         <w:ind w:left="300" w:hanging="300"/>
         <w:textAlignment w:val="baseline"/>
         <w:rPr>
-          <w:rFonts w:ascii="바탕" w:eastAsia="바탕" w:hAnsi="바탕" w:cs="굴림"/>
-          <w:color w:val="000000"/>
-          <w:kern w:val="0"/>
-        </w:rPr>
-      </w:pPr>
-      <w:r>
-        <w:rPr>
-          <w:rFonts w:ascii="바탕" w:eastAsia="바탕" w:hAnsi="바탕" w:cs="굴림" w:hint="eastAsia"/>
+          <w:rFonts w:ascii="바탕" w:eastAsia="바탕" w:hAnsi="바탕" w:cs="Gulim"/>
+          <w:color w:val="000000"/>
+          <w:kern w:val="0"/>
+        </w:rPr>
+      </w:pPr>
+      <w:r>
+        <w:rPr>
+          <w:rFonts w:ascii="바탕" w:eastAsia="바탕" w:hAnsi="바탕" w:cs="Gulim" w:hint="eastAsia"/>
           <w:color w:val="000000"/>
           <w:kern w:val="0"/>
         </w:rPr>
@@ -4992,7 +4970,7 @@
       <w:proofErr w:type="spellStart"/>
       <w:r>
         <w:rPr>
-          <w:rFonts w:ascii="바탕" w:eastAsia="바탕" w:hAnsi="바탕" w:cs="굴림" w:hint="eastAsia"/>
+          <w:rFonts w:ascii="바탕" w:eastAsia="바탕" w:hAnsi="바탕" w:cs="Gulim" w:hint="eastAsia"/>
           <w:color w:val="000000"/>
           <w:kern w:val="0"/>
         </w:rPr>
@@ -5001,7 +4979,7 @@
       <w:proofErr w:type="spellEnd"/>
       <w:r>
         <w:rPr>
-          <w:rFonts w:ascii="바탕" w:eastAsia="바탕" w:hAnsi="바탕" w:cs="굴림" w:hint="eastAsia"/>
+          <w:rFonts w:ascii="바탕" w:eastAsia="바탕" w:hAnsi="바탕" w:cs="Gulim" w:hint="eastAsia"/>
           <w:color w:val="000000"/>
           <w:kern w:val="0"/>
         </w:rPr>
@@ -5014,14 +4992,14 @@
         <w:ind w:left="300" w:hanging="300"/>
         <w:textAlignment w:val="baseline"/>
         <w:rPr>
-          <w:rFonts w:ascii="바탕" w:eastAsia="바탕" w:hAnsi="바탕" w:cs="굴림"/>
-          <w:color w:val="000000"/>
-          <w:kern w:val="0"/>
-        </w:rPr>
-      </w:pPr>
-      <w:r>
-        <w:rPr>
-          <w:rFonts w:ascii="바탕" w:eastAsia="바탕" w:hAnsi="바탕" w:cs="굴림" w:hint="eastAsia"/>
+          <w:rFonts w:ascii="바탕" w:eastAsia="바탕" w:hAnsi="바탕" w:cs="Gulim"/>
+          <w:color w:val="000000"/>
+          <w:kern w:val="0"/>
+        </w:rPr>
+      </w:pPr>
+      <w:r>
+        <w:rPr>
+          <w:rFonts w:ascii="바탕" w:eastAsia="바탕" w:hAnsi="바탕" w:cs="Gulim" w:hint="eastAsia"/>
           <w:color w:val="000000"/>
           <w:kern w:val="0"/>
         </w:rPr>
@@ -5029,7 +5007,7 @@
       </w:r>
       <w:r>
         <w:rPr>
-          <w:rFonts w:ascii="바탕" w:eastAsia="바탕" w:hAnsi="바탕" w:cs="굴림"/>
+          <w:rFonts w:ascii="바탕" w:eastAsia="바탕" w:hAnsi="바탕" w:cs="Gulim"/>
           <w:color w:val="000000"/>
           <w:kern w:val="0"/>
         </w:rPr>
@@ -5037,7 +5015,7 @@
       </w:r>
       <w:r>
         <w:rPr>
-          <w:rFonts w:ascii="바탕" w:eastAsia="바탕" w:hAnsi="바탕" w:cs="굴림" w:hint="eastAsia"/>
+          <w:rFonts w:ascii="바탕" w:eastAsia="바탕" w:hAnsi="바탕" w:cs="Gulim" w:hint="eastAsia"/>
           <w:color w:val="000000"/>
           <w:kern w:val="0"/>
         </w:rPr>
@@ -5045,7 +5023,7 @@
       </w:r>
       <w:r>
         <w:rPr>
-          <w:rFonts w:ascii="바탕" w:eastAsia="바탕" w:hAnsi="바탕" w:cs="굴림"/>
+          <w:rFonts w:ascii="바탕" w:eastAsia="바탕" w:hAnsi="바탕" w:cs="Gulim"/>
           <w:color w:val="000000"/>
           <w:kern w:val="0"/>
         </w:rPr>
@@ -5053,7 +5031,7 @@
       </w:r>
       <w:r>
         <w:rPr>
-          <w:rFonts w:ascii="바탕" w:eastAsia="바탕" w:hAnsi="바탕" w:cs="굴림" w:hint="eastAsia"/>
+          <w:rFonts w:ascii="바탕" w:eastAsia="바탕" w:hAnsi="바탕" w:cs="Gulim" w:hint="eastAsia"/>
           <w:color w:val="000000"/>
           <w:kern w:val="0"/>
         </w:rPr>
@@ -5066,14 +5044,14 @@
         <w:ind w:left="300" w:hanging="300"/>
         <w:textAlignment w:val="baseline"/>
         <w:rPr>
-          <w:rFonts w:ascii="바탕" w:eastAsia="바탕" w:hAnsi="바탕" w:cs="굴림"/>
-          <w:color w:val="000000"/>
-          <w:kern w:val="0"/>
-        </w:rPr>
-      </w:pPr>
-      <w:r>
-        <w:rPr>
-          <w:rFonts w:ascii="바탕" w:eastAsia="바탕" w:hAnsi="바탕" w:cs="굴림" w:hint="eastAsia"/>
+          <w:rFonts w:ascii="바탕" w:eastAsia="바탕" w:hAnsi="바탕" w:cs="Gulim"/>
+          <w:color w:val="000000"/>
+          <w:kern w:val="0"/>
+        </w:rPr>
+      </w:pPr>
+      <w:r>
+        <w:rPr>
+          <w:rFonts w:ascii="바탕" w:eastAsia="바탕" w:hAnsi="바탕" w:cs="Gulim" w:hint="eastAsia"/>
           <w:color w:val="000000"/>
           <w:kern w:val="0"/>
         </w:rPr>
@@ -5081,7 +5059,7 @@
       </w:r>
       <w:r>
         <w:rPr>
-          <w:rFonts w:ascii="바탕" w:eastAsia="바탕" w:hAnsi="바탕" w:cs="굴림"/>
+          <w:rFonts w:ascii="바탕" w:eastAsia="바탕" w:hAnsi="바탕" w:cs="Gulim"/>
           <w:color w:val="000000"/>
           <w:kern w:val="0"/>
         </w:rPr>
@@ -5089,7 +5067,7 @@
       </w:r>
       <w:r>
         <w:rPr>
-          <w:rFonts w:ascii="바탕" w:eastAsia="바탕" w:hAnsi="바탕" w:cs="굴림" w:hint="eastAsia"/>
+          <w:rFonts w:ascii="바탕" w:eastAsia="바탕" w:hAnsi="바탕" w:cs="Gulim" w:hint="eastAsia"/>
           <w:color w:val="000000"/>
           <w:kern w:val="0"/>
         </w:rPr>
@@ -5097,7 +5075,7 @@
       </w:r>
       <w:r>
         <w:rPr>
-          <w:rFonts w:ascii="바탕" w:eastAsia="바탕" w:hAnsi="바탕" w:cs="굴림"/>
+          <w:rFonts w:ascii="바탕" w:eastAsia="바탕" w:hAnsi="바탕" w:cs="Gulim"/>
           <w:color w:val="000000"/>
           <w:kern w:val="0"/>
         </w:rPr>
@@ -5106,7 +5084,7 @@
       <w:proofErr w:type="spellStart"/>
       <w:r>
         <w:rPr>
-          <w:rFonts w:ascii="바탕" w:eastAsia="바탕" w:hAnsi="바탕" w:cs="굴림" w:hint="eastAsia"/>
+          <w:rFonts w:ascii="바탕" w:eastAsia="바탕" w:hAnsi="바탕" w:cs="Gulim" w:hint="eastAsia"/>
           <w:color w:val="000000"/>
           <w:kern w:val="0"/>
         </w:rPr>
@@ -5115,16 +5093,16 @@
       <w:proofErr w:type="spellEnd"/>
       <w:r>
         <w:rPr>
-          <w:rFonts w:ascii="바탕" w:eastAsia="바탕" w:hAnsi="바탕" w:cs="굴림" w:hint="eastAsia"/>
+          <w:rFonts w:ascii="바탕" w:eastAsia="바탕" w:hAnsi="바탕" w:cs="Gulim" w:hint="eastAsia"/>
           <w:color w:val="000000"/>
           <w:kern w:val="0"/>
         </w:rPr>
         <w:t xml:space="preserve"> 사전 서면에 의한 협의를 거쳐 </w:t>
       </w:r>
-      <w:bookmarkEnd w:id="12"/>
-      <w:r>
-        <w:rPr>
-          <w:rFonts w:ascii="바탕" w:eastAsia="바탕" w:hAnsi="바탕" w:cs="굴림" w:hint="eastAsia"/>
+      <w:bookmarkEnd w:id="11"/>
+      <w:r>
+        <w:rPr>
+          <w:rFonts w:ascii="바탕" w:eastAsia="바탕" w:hAnsi="바탕" w:cs="Gulim" w:hint="eastAsia"/>
           <w:color w:val="000000"/>
           <w:kern w:val="0"/>
         </w:rPr>
@@ -5137,14 +5115,14 @@
         <w:ind w:left="300" w:hanging="300"/>
         <w:textAlignment w:val="baseline"/>
         <w:rPr>
-          <w:rFonts w:ascii="바탕" w:eastAsia="바탕" w:hAnsi="바탕" w:cs="굴림"/>
-          <w:color w:val="000000"/>
-          <w:kern w:val="0"/>
-        </w:rPr>
-      </w:pPr>
-      <w:r>
-        <w:rPr>
-          <w:rFonts w:ascii="바탕" w:eastAsia="바탕" w:hAnsi="바탕" w:cs="굴림" w:hint="eastAsia"/>
+          <w:rFonts w:ascii="바탕" w:eastAsia="바탕" w:hAnsi="바탕" w:cs="Gulim"/>
+          <w:color w:val="000000"/>
+          <w:kern w:val="0"/>
+        </w:rPr>
+      </w:pPr>
+      <w:r>
+        <w:rPr>
+          <w:rFonts w:ascii="바탕" w:eastAsia="바탕" w:hAnsi="바탕" w:cs="Gulim" w:hint="eastAsia"/>
           <w:color w:val="000000"/>
           <w:kern w:val="0"/>
         </w:rPr>
@@ -5152,7 +5130,7 @@
       </w:r>
       <w:r>
         <w:rPr>
-          <w:rFonts w:ascii="바탕" w:eastAsia="바탕" w:hAnsi="바탕" w:cs="굴림"/>
+          <w:rFonts w:ascii="바탕" w:eastAsia="바탕" w:hAnsi="바탕" w:cs="Gulim"/>
           <w:color w:val="000000"/>
           <w:kern w:val="0"/>
         </w:rPr>
@@ -5160,7 +5138,7 @@
       </w:r>
       <w:r>
         <w:rPr>
-          <w:rFonts w:ascii="바탕" w:eastAsia="바탕" w:hAnsi="바탕" w:cs="굴림" w:hint="eastAsia"/>
+          <w:rFonts w:ascii="바탕" w:eastAsia="바탕" w:hAnsi="바탕" w:cs="Gulim" w:hint="eastAsia"/>
           <w:color w:val="000000"/>
           <w:kern w:val="0"/>
         </w:rPr>
@@ -5168,7 +5146,7 @@
       </w:r>
       <w:r>
         <w:rPr>
-          <w:rFonts w:ascii="바탕" w:eastAsia="바탕" w:hAnsi="바탕" w:cs="굴림"/>
+          <w:rFonts w:ascii="바탕" w:eastAsia="바탕" w:hAnsi="바탕" w:cs="Gulim"/>
           <w:color w:val="000000"/>
           <w:kern w:val="0"/>
         </w:rPr>
@@ -5176,7 +5154,7 @@
       </w:r>
       <w:r>
         <w:rPr>
-          <w:rFonts w:ascii="바탕" w:eastAsia="바탕" w:hAnsi="바탕" w:cs="굴림" w:hint="eastAsia"/>
+          <w:rFonts w:ascii="바탕" w:eastAsia="바탕" w:hAnsi="바탕" w:cs="Gulim" w:hint="eastAsia"/>
           <w:color w:val="000000"/>
           <w:kern w:val="0"/>
         </w:rPr>
@@ -5189,23 +5167,23 @@
         <w:ind w:left="300" w:hanging="300"/>
         <w:textAlignment w:val="baseline"/>
         <w:rPr>
-          <w:rFonts w:ascii="바탕" w:eastAsia="바탕" w:hAnsi="바탕" w:cs="굴림"/>
-          <w:color w:val="000000"/>
-          <w:kern w:val="0"/>
-        </w:rPr>
-      </w:pPr>
-      <w:r>
-        <w:rPr>
-          <w:rFonts w:ascii="바탕" w:eastAsia="바탕" w:hAnsi="바탕" w:cs="굴림" w:hint="eastAsia"/>
+          <w:rFonts w:ascii="바탕" w:eastAsia="바탕" w:hAnsi="바탕" w:cs="Gulim"/>
+          <w:color w:val="000000"/>
+          <w:kern w:val="0"/>
+        </w:rPr>
+      </w:pPr>
+      <w:r>
+        <w:rPr>
+          <w:rFonts w:ascii="바탕" w:eastAsia="바탕" w:hAnsi="바탕" w:cs="Gulim" w:hint="eastAsia"/>
           <w:color w:val="000000"/>
           <w:kern w:val="0"/>
         </w:rPr>
         <w:t xml:space="preserve">4. </w:t>
       </w:r>
-      <w:bookmarkStart w:id="13" w:name="OLE_LINK14"/>
-      <w:r>
-        <w:rPr>
-          <w:rFonts w:ascii="바탕" w:eastAsia="바탕" w:hAnsi="바탕" w:cs="굴림" w:hint="eastAsia"/>
+      <w:bookmarkStart w:id="12" w:name="OLE_LINK14"/>
+      <w:r>
+        <w:rPr>
+          <w:rFonts w:ascii="바탕" w:eastAsia="바탕" w:hAnsi="바탕" w:cs="Gulim" w:hint="eastAsia"/>
           <w:color w:val="000000"/>
           <w:kern w:val="0"/>
         </w:rPr>
@@ -5213,7 +5191,7 @@
       </w:r>
       <w:r>
         <w:rPr>
-          <w:rFonts w:ascii="바탕" w:eastAsia="바탕" w:hAnsi="바탕" w:cs="굴림"/>
+          <w:rFonts w:ascii="바탕" w:eastAsia="바탕" w:hAnsi="바탕" w:cs="Gulim"/>
           <w:color w:val="000000"/>
           <w:kern w:val="0"/>
         </w:rPr>
@@ -5221,7 +5199,7 @@
       </w:r>
       <w:r>
         <w:rPr>
-          <w:rFonts w:ascii="바탕" w:eastAsia="바탕" w:hAnsi="바탕" w:cs="굴림" w:hint="eastAsia"/>
+          <w:rFonts w:ascii="바탕" w:eastAsia="바탕" w:hAnsi="바탕" w:cs="Gulim" w:hint="eastAsia"/>
           <w:color w:val="000000"/>
           <w:kern w:val="0"/>
         </w:rPr>
@@ -5229,7 +5207,7 @@
       </w:r>
       <w:r>
         <w:rPr>
-          <w:rFonts w:ascii="바탕" w:eastAsia="바탕" w:hAnsi="바탕" w:cs="굴림"/>
+          <w:rFonts w:ascii="바탕" w:eastAsia="바탕" w:hAnsi="바탕" w:cs="Gulim"/>
           <w:color w:val="000000"/>
           <w:kern w:val="0"/>
         </w:rPr>
@@ -5237,7 +5215,7 @@
       </w:r>
       <w:r>
         <w:rPr>
-          <w:rFonts w:ascii="바탕" w:eastAsia="바탕" w:hAnsi="바탕" w:cs="굴림" w:hint="eastAsia"/>
+          <w:rFonts w:ascii="바탕" w:eastAsia="바탕" w:hAnsi="바탕" w:cs="Gulim" w:hint="eastAsia"/>
           <w:color w:val="000000"/>
           <w:kern w:val="0"/>
         </w:rPr>
@@ -5245,7 +5223,7 @@
       </w:r>
       <w:r>
         <w:rPr>
-          <w:rFonts w:ascii="바탕" w:eastAsia="바탕" w:hAnsi="바탕" w:cs="굴림"/>
+          <w:rFonts w:ascii="바탕" w:eastAsia="바탕" w:hAnsi="바탕" w:cs="Gulim"/>
           <w:color w:val="000000"/>
           <w:kern w:val="0"/>
         </w:rPr>
@@ -5253,7 +5231,7 @@
       </w:r>
       <w:r>
         <w:rPr>
-          <w:rFonts w:ascii="바탕" w:eastAsia="바탕" w:hAnsi="바탕" w:cs="굴림" w:hint="eastAsia"/>
+          <w:rFonts w:ascii="바탕" w:eastAsia="바탕" w:hAnsi="바탕" w:cs="Gulim" w:hint="eastAsia"/>
           <w:color w:val="000000"/>
           <w:kern w:val="0"/>
         </w:rPr>
@@ -5261,7 +5239,7 @@
       </w:r>
       <w:r>
         <w:rPr>
-          <w:rFonts w:ascii="바탕" w:eastAsia="바탕" w:hAnsi="바탕" w:cs="굴림"/>
+          <w:rFonts w:ascii="바탕" w:eastAsia="바탕" w:hAnsi="바탕" w:cs="Gulim"/>
           <w:color w:val="000000"/>
           <w:kern w:val="0"/>
         </w:rPr>
@@ -5269,7 +5247,7 @@
       </w:r>
       <w:r>
         <w:rPr>
-          <w:rFonts w:ascii="바탕" w:eastAsia="바탕" w:hAnsi="바탕" w:cs="굴림" w:hint="eastAsia"/>
+          <w:rFonts w:ascii="바탕" w:eastAsia="바탕" w:hAnsi="바탕" w:cs="Gulim" w:hint="eastAsia"/>
           <w:color w:val="000000"/>
           <w:kern w:val="0"/>
         </w:rPr>
@@ -5277,7 +5255,7 @@
       </w:r>
       <w:r>
         <w:rPr>
-          <w:rFonts w:ascii="바탕" w:eastAsia="바탕" w:hAnsi="바탕" w:cs="굴림"/>
+          <w:rFonts w:ascii="바탕" w:eastAsia="바탕" w:hAnsi="바탕" w:cs="Gulim"/>
           <w:color w:val="000000"/>
           <w:kern w:val="0"/>
         </w:rPr>
@@ -5285,7 +5263,7 @@
       </w:r>
       <w:r>
         <w:rPr>
-          <w:rFonts w:ascii="바탕" w:eastAsia="바탕" w:hAnsi="바탕" w:cs="굴림" w:hint="eastAsia"/>
+          <w:rFonts w:ascii="바탕" w:eastAsia="바탕" w:hAnsi="바탕" w:cs="Gulim" w:hint="eastAsia"/>
           <w:color w:val="000000"/>
           <w:kern w:val="0"/>
         </w:rPr>
@@ -5293,7 +5271,7 @@
       </w:r>
       <w:r>
         <w:rPr>
-          <w:rFonts w:ascii="바탕" w:eastAsia="바탕" w:hAnsi="바탕" w:cs="굴림"/>
+          <w:rFonts w:ascii="바탕" w:eastAsia="바탕" w:hAnsi="바탕" w:cs="Gulim"/>
           <w:color w:val="000000"/>
           <w:kern w:val="0"/>
         </w:rPr>
@@ -5301,7 +5279,7 @@
       </w:r>
       <w:r>
         <w:rPr>
-          <w:rFonts w:ascii="바탕" w:eastAsia="바탕" w:hAnsi="바탕" w:cs="굴림" w:hint="eastAsia"/>
+          <w:rFonts w:ascii="바탕" w:eastAsia="바탕" w:hAnsi="바탕" w:cs="Gulim" w:hint="eastAsia"/>
           <w:color w:val="000000"/>
           <w:kern w:val="0"/>
         </w:rPr>
@@ -5309,7 +5287,7 @@
       </w:r>
       <w:r>
         <w:rPr>
-          <w:rFonts w:ascii="바탕" w:eastAsia="바탕" w:hAnsi="바탕" w:cs="굴림"/>
+          <w:rFonts w:ascii="바탕" w:eastAsia="바탕" w:hAnsi="바탕" w:cs="Gulim"/>
           <w:color w:val="000000"/>
           <w:kern w:val="0"/>
         </w:rPr>
@@ -5317,7 +5295,7 @@
       </w:r>
       <w:r>
         <w:rPr>
-          <w:rFonts w:ascii="바탕" w:eastAsia="바탕" w:hAnsi="바탕" w:cs="굴림" w:hint="eastAsia"/>
+          <w:rFonts w:ascii="바탕" w:eastAsia="바탕" w:hAnsi="바탕" w:cs="Gulim" w:hint="eastAsia"/>
           <w:color w:val="000000"/>
           <w:kern w:val="0"/>
         </w:rPr>
@@ -5325,7 +5303,7 @@
       </w:r>
       <w:r>
         <w:rPr>
-          <w:rFonts w:ascii="바탕" w:eastAsia="바탕" w:hAnsi="바탕" w:cs="굴림"/>
+          <w:rFonts w:ascii="바탕" w:eastAsia="바탕" w:hAnsi="바탕" w:cs="Gulim"/>
           <w:color w:val="000000"/>
           <w:kern w:val="0"/>
         </w:rPr>
@@ -5333,7 +5311,7 @@
       </w:r>
       <w:r>
         <w:rPr>
-          <w:rFonts w:ascii="바탕" w:eastAsia="바탕" w:hAnsi="바탕" w:cs="굴림" w:hint="eastAsia"/>
+          <w:rFonts w:ascii="바탕" w:eastAsia="바탕" w:hAnsi="바탕" w:cs="Gulim" w:hint="eastAsia"/>
           <w:color w:val="000000"/>
           <w:kern w:val="0"/>
         </w:rPr>
@@ -5341,7 +5319,7 @@
       </w:r>
       <w:r>
         <w:rPr>
-          <w:rFonts w:ascii="바탕" w:eastAsia="바탕" w:hAnsi="바탕" w:cs="굴림" w:hint="eastAsia"/>
+          <w:rFonts w:ascii="바탕" w:eastAsia="바탕" w:hAnsi="바탕" w:cs="Gulim" w:hint="eastAsia"/>
           <w:color w:val="000000"/>
           <w:kern w:val="0"/>
         </w:rPr>
@@ -5350,20 +5328,20 @@
       </w:r>
       <w:r>
         <w:rPr>
-          <w:rFonts w:ascii="바탕" w:eastAsia="바탕" w:hAnsi="바탕" w:cs="굴림"/>
+          <w:rFonts w:ascii="바탕" w:eastAsia="바탕" w:hAnsi="바탕" w:cs="Gulim"/>
           <w:color w:val="000000"/>
           <w:kern w:val="0"/>
         </w:rPr>
         <w:t xml:space="preserve"> 협조하여야 한다.</w:t>
       </w:r>
-      <w:bookmarkEnd w:id="13"/>
+      <w:bookmarkEnd w:id="12"/>
     </w:p>
     <w:p>
       <w:pPr>
         <w:spacing w:line="384" w:lineRule="auto"/>
         <w:textAlignment w:val="baseline"/>
         <w:rPr>
-          <w:rFonts w:ascii="바탕" w:eastAsia="바탕" w:hAnsi="바탕" w:cs="굴림"/>
+          <w:rFonts w:ascii="바탕" w:eastAsia="바탕" w:hAnsi="바탕" w:cs="Gulim"/>
           <w:color w:val="000000"/>
           <w:kern w:val="0"/>
           <w:sz w:val="6"/>
@@ -5376,7 +5354,7 @@
         <w:spacing w:line="384" w:lineRule="auto"/>
         <w:textAlignment w:val="baseline"/>
         <w:rPr>
-          <w:rFonts w:ascii="바탕" w:eastAsia="바탕" w:hAnsi="바탕" w:cs="굴림"/>
+          <w:rFonts w:ascii="바탕" w:eastAsia="바탕" w:hAnsi="바탕" w:cs="Gulim"/>
           <w:color w:val="000000"/>
           <w:kern w:val="0"/>
           <w:szCs w:val="20"/>
@@ -5384,7 +5362,7 @@
       </w:pPr>
       <w:r>
         <w:rPr>
-          <w:rFonts w:ascii="바탕" w:eastAsia="바탕" w:hAnsi="바탕" w:cs="굴림" w:hint="eastAsia"/>
+          <w:rFonts w:ascii="바탕" w:eastAsia="바탕" w:hAnsi="바탕" w:cs="Gulim" w:hint="eastAsia"/>
           <w:b/>
           <w:bCs/>
           <w:color w:val="000000"/>
@@ -5404,7 +5382,7 @@
         <w:jc w:val="both"/>
         <w:textAlignment w:val="baseline"/>
         <w:rPr>
-          <w:rFonts w:ascii="바탕" w:eastAsia="바탕" w:hAnsi="바탕" w:cs="굴림"/>
+          <w:rFonts w:ascii="바탕" w:eastAsia="바탕" w:hAnsi="바탕" w:cs="Gulim"/>
           <w:color w:val="000000"/>
           <w:kern w:val="0"/>
           <w:szCs w:val="20"/>
@@ -5412,7 +5390,7 @@
       </w:pPr>
       <w:r>
         <w:rPr>
-          <w:rFonts w:ascii="바탕" w:eastAsia="바탕" w:hAnsi="바탕" w:cs="굴림" w:hint="eastAsia"/>
+          <w:rFonts w:ascii="바탕" w:eastAsia="바탕" w:hAnsi="바탕" w:cs="Gulim" w:hint="eastAsia"/>
           <w:color w:val="000000"/>
           <w:kern w:val="0"/>
         </w:rPr>
@@ -5421,7 +5399,7 @@
       <w:proofErr w:type="spellStart"/>
       <w:r>
         <w:rPr>
-          <w:rFonts w:ascii="바탕" w:eastAsia="바탕" w:hAnsi="바탕" w:cs="굴림" w:hint="eastAsia"/>
+          <w:rFonts w:ascii="바탕" w:eastAsia="바탕" w:hAnsi="바탕" w:cs="Gulim" w:hint="eastAsia"/>
           <w:color w:val="000000"/>
           <w:kern w:val="0"/>
         </w:rPr>
@@ -5430,7 +5408,7 @@
       <w:proofErr w:type="spellEnd"/>
       <w:r>
         <w:rPr>
-          <w:rFonts w:ascii="바탕" w:eastAsia="바탕" w:hAnsi="바탕" w:cs="굴림" w:hint="eastAsia"/>
+          <w:rFonts w:ascii="바탕" w:eastAsia="바탕" w:hAnsi="바탕" w:cs="Gulim" w:hint="eastAsia"/>
           <w:color w:val="000000"/>
           <w:kern w:val="0"/>
         </w:rPr>
@@ -5439,7 +5417,7 @@
       <w:proofErr w:type="spellStart"/>
       <w:r>
         <w:rPr>
-          <w:rFonts w:ascii="바탕" w:eastAsia="바탕" w:hAnsi="바탕" w:cs="굴림" w:hint="eastAsia"/>
+          <w:rFonts w:ascii="바탕" w:eastAsia="바탕" w:hAnsi="바탕" w:cs="Gulim" w:hint="eastAsia"/>
           <w:color w:val="000000"/>
           <w:kern w:val="0"/>
         </w:rPr>
@@ -5448,7 +5426,7 @@
       <w:proofErr w:type="spellEnd"/>
       <w:r>
         <w:rPr>
-          <w:rFonts w:ascii="바탕" w:eastAsia="바탕" w:hAnsi="바탕" w:cs="굴림" w:hint="eastAsia"/>
+          <w:rFonts w:ascii="바탕" w:eastAsia="바탕" w:hAnsi="바탕" w:cs="Gulim" w:hint="eastAsia"/>
           <w:color w:val="000000"/>
           <w:kern w:val="0"/>
         </w:rPr>
@@ -5466,7 +5444,7 @@
         <w:jc w:val="both"/>
         <w:textAlignment w:val="baseline"/>
         <w:rPr>
-          <w:rFonts w:ascii="바탕" w:eastAsia="바탕" w:hAnsi="바탕" w:cs="굴림"/>
+          <w:rFonts w:ascii="바탕" w:eastAsia="바탕" w:hAnsi="바탕" w:cs="Gulim"/>
           <w:color w:val="000000"/>
           <w:kern w:val="0"/>
           <w:szCs w:val="20"/>
@@ -5474,7 +5452,7 @@
       </w:pPr>
       <w:r>
         <w:rPr>
-          <w:rFonts w:ascii="바탕" w:eastAsia="바탕" w:hAnsi="바탕" w:cs="굴림" w:hint="eastAsia"/>
+          <w:rFonts w:ascii="바탕" w:eastAsia="바탕" w:hAnsi="바탕" w:cs="Gulim" w:hint="eastAsia"/>
           <w:color w:val="000000"/>
           <w:kern w:val="0"/>
         </w:rPr>
@@ -5482,7 +5460,7 @@
       </w:r>
       <w:r>
         <w:rPr>
-          <w:rFonts w:ascii="바탕" w:eastAsia="바탕" w:hAnsi="바탕" w:cs="굴림"/>
+          <w:rFonts w:ascii="바탕" w:eastAsia="바탕" w:hAnsi="바탕" w:cs="Gulim"/>
           <w:color w:val="000000"/>
           <w:kern w:val="0"/>
         </w:rPr>
@@ -5490,7 +5468,7 @@
       </w:r>
       <w:r>
         <w:rPr>
-          <w:rFonts w:ascii="바탕" w:eastAsia="바탕" w:hAnsi="바탕" w:cs="굴림" w:hint="eastAsia"/>
+          <w:rFonts w:ascii="바탕" w:eastAsia="바탕" w:hAnsi="바탕" w:cs="Gulim" w:hint="eastAsia"/>
           <w:color w:val="000000"/>
           <w:kern w:val="0"/>
         </w:rPr>
@@ -5498,7 +5476,7 @@
       </w:r>
       <w:r>
         <w:rPr>
-          <w:rFonts w:ascii="바탕" w:eastAsia="바탕" w:hAnsi="바탕" w:cs="굴림"/>
+          <w:rFonts w:ascii="바탕" w:eastAsia="바탕" w:hAnsi="바탕" w:cs="Gulim"/>
           <w:color w:val="000000"/>
           <w:kern w:val="0"/>
         </w:rPr>
@@ -5506,7 +5484,7 @@
       </w:r>
       <w:r>
         <w:rPr>
-          <w:rFonts w:ascii="바탕" w:eastAsia="바탕" w:hAnsi="바탕" w:cs="굴림" w:hint="eastAsia"/>
+          <w:rFonts w:ascii="바탕" w:eastAsia="바탕" w:hAnsi="바탕" w:cs="Gulim" w:hint="eastAsia"/>
           <w:color w:val="000000"/>
           <w:kern w:val="0"/>
         </w:rPr>
@@ -5518,7 +5496,7 @@
         <w:spacing w:line="384" w:lineRule="auto"/>
         <w:textAlignment w:val="baseline"/>
         <w:rPr>
-          <w:rFonts w:ascii="바탕" w:eastAsia="바탕" w:hAnsi="바탕" w:cs="굴림"/>
+          <w:rFonts w:ascii="바탕" w:eastAsia="바탕" w:hAnsi="바탕" w:cs="Gulim"/>
           <w:b/>
           <w:bCs/>
           <w:color w:val="000000"/>
@@ -5533,7 +5511,7 @@
         <w:spacing w:line="384" w:lineRule="auto"/>
         <w:textAlignment w:val="baseline"/>
         <w:rPr>
-          <w:rFonts w:ascii="바탕" w:eastAsia="바탕" w:hAnsi="바탕" w:cs="굴림"/>
+          <w:rFonts w:ascii="바탕" w:eastAsia="바탕" w:hAnsi="바탕" w:cs="Gulim"/>
           <w:color w:val="000000"/>
           <w:kern w:val="0"/>
           <w:szCs w:val="20"/>
@@ -5541,7 +5519,7 @@
       </w:pPr>
       <w:r>
         <w:rPr>
-          <w:rFonts w:ascii="바탕" w:eastAsia="바탕" w:hAnsi="바탕" w:cs="굴림" w:hint="eastAsia"/>
+          <w:rFonts w:ascii="바탕" w:eastAsia="바탕" w:hAnsi="바탕" w:cs="Gulim" w:hint="eastAsia"/>
           <w:b/>
           <w:bCs/>
           <w:color w:val="000000"/>
@@ -5561,14 +5539,14 @@
         <w:jc w:val="both"/>
         <w:textAlignment w:val="baseline"/>
         <w:rPr>
-          <w:rFonts w:ascii="바탕" w:eastAsia="바탕" w:hAnsi="바탕" w:cs="굴림"/>
-          <w:color w:val="000000"/>
-          <w:kern w:val="0"/>
-        </w:rPr>
-      </w:pPr>
-      <w:r>
-        <w:rPr>
-          <w:rFonts w:ascii="바탕" w:eastAsia="바탕" w:hAnsi="바탕" w:cs="굴림" w:hint="eastAsia"/>
+          <w:rFonts w:ascii="바탕" w:eastAsia="바탕" w:hAnsi="바탕" w:cs="Gulim"/>
+          <w:color w:val="000000"/>
+          <w:kern w:val="0"/>
+        </w:rPr>
+      </w:pPr>
+      <w:r>
+        <w:rPr>
+          <w:rFonts w:ascii="바탕" w:eastAsia="바탕" w:hAnsi="바탕" w:cs="Gulim" w:hint="eastAsia"/>
           <w:color w:val="000000"/>
           <w:kern w:val="0"/>
         </w:rPr>
@@ -5577,7 +5555,7 @@
       <w:proofErr w:type="spellStart"/>
       <w:r>
         <w:rPr>
-          <w:rFonts w:ascii="바탕" w:eastAsia="바탕" w:hAnsi="바탕" w:cs="굴림" w:hint="eastAsia"/>
+          <w:rFonts w:ascii="바탕" w:eastAsia="바탕" w:hAnsi="바탕" w:cs="Gulim" w:hint="eastAsia"/>
           <w:color w:val="000000"/>
           <w:kern w:val="0"/>
         </w:rPr>
@@ -5586,7 +5564,7 @@
       <w:proofErr w:type="spellEnd"/>
       <w:r>
         <w:rPr>
-          <w:rFonts w:ascii="바탕" w:eastAsia="바탕" w:hAnsi="바탕" w:cs="굴림" w:hint="eastAsia"/>
+          <w:rFonts w:ascii="바탕" w:eastAsia="바탕" w:hAnsi="바탕" w:cs="Gulim" w:hint="eastAsia"/>
           <w:color w:val="000000"/>
           <w:kern w:val="0"/>
         </w:rPr>
@@ -5595,7 +5573,7 @@
       <w:proofErr w:type="spellStart"/>
       <w:r>
         <w:rPr>
-          <w:rFonts w:ascii="바탕" w:eastAsia="바탕" w:hAnsi="바탕" w:cs="굴림" w:hint="eastAsia"/>
+          <w:rFonts w:ascii="바탕" w:eastAsia="바탕" w:hAnsi="바탕" w:cs="Gulim" w:hint="eastAsia"/>
           <w:color w:val="000000"/>
           <w:kern w:val="0"/>
         </w:rPr>
@@ -5604,7 +5582,7 @@
       <w:proofErr w:type="spellEnd"/>
       <w:r>
         <w:rPr>
-          <w:rFonts w:ascii="바탕" w:eastAsia="바탕" w:hAnsi="바탕" w:cs="굴림" w:hint="eastAsia"/>
+          <w:rFonts w:ascii="바탕" w:eastAsia="바탕" w:hAnsi="바탕" w:cs="Gulim" w:hint="eastAsia"/>
           <w:color w:val="000000"/>
           <w:kern w:val="0"/>
         </w:rPr>
@@ -5622,7 +5600,7 @@
         <w:jc w:val="both"/>
         <w:textAlignment w:val="baseline"/>
         <w:rPr>
-          <w:rFonts w:ascii="바탕" w:eastAsia="바탕" w:hAnsi="바탕" w:cs="굴림"/>
+          <w:rFonts w:ascii="바탕" w:eastAsia="바탕" w:hAnsi="바탕" w:cs="Gulim"/>
           <w:color w:val="000000"/>
           <w:kern w:val="0"/>
           <w:szCs w:val="20"/>
@@ -5630,7 +5608,7 @@
       </w:pPr>
       <w:r>
         <w:rPr>
-          <w:rFonts w:ascii="바탕" w:eastAsia="바탕" w:hAnsi="바탕" w:cs="굴림" w:hint="eastAsia"/>
+          <w:rFonts w:ascii="바탕" w:eastAsia="바탕" w:hAnsi="바탕" w:cs="Gulim" w:hint="eastAsia"/>
           <w:color w:val="000000"/>
           <w:kern w:val="0"/>
         </w:rPr>
@@ -5639,7 +5617,7 @@
       <w:proofErr w:type="spellStart"/>
       <w:r>
         <w:rPr>
-          <w:rFonts w:ascii="바탕" w:eastAsia="바탕" w:hAnsi="바탕" w:cs="굴림" w:hint="eastAsia"/>
+          <w:rFonts w:ascii="바탕" w:eastAsia="바탕" w:hAnsi="바탕" w:cs="Gulim" w:hint="eastAsia"/>
           <w:color w:val="000000"/>
           <w:kern w:val="0"/>
         </w:rPr>
@@ -5648,7 +5626,7 @@
       <w:proofErr w:type="spellEnd"/>
       <w:r>
         <w:rPr>
-          <w:rFonts w:ascii="바탕" w:eastAsia="바탕" w:hAnsi="바탕" w:cs="굴림"/>
+          <w:rFonts w:ascii="바탕" w:eastAsia="바탕" w:hAnsi="바탕" w:cs="Gulim"/>
           <w:color w:val="000000"/>
           <w:kern w:val="0"/>
         </w:rPr>
@@ -5656,7 +5634,7 @@
       </w:r>
       <w:r>
         <w:rPr>
-          <w:rFonts w:ascii="바탕" w:eastAsia="바탕" w:hAnsi="바탕" w:cs="굴림" w:hint="eastAsia"/>
+          <w:rFonts w:ascii="바탕" w:eastAsia="바탕" w:hAnsi="바탕" w:cs="Gulim" w:hint="eastAsia"/>
           <w:color w:val="000000"/>
           <w:kern w:val="0"/>
         </w:rPr>
@@ -5664,7 +5642,7 @@
       </w:r>
       <w:r>
         <w:rPr>
-          <w:rFonts w:ascii="바탕" w:eastAsia="바탕" w:hAnsi="바탕" w:cs="굴림"/>
+          <w:rFonts w:ascii="바탕" w:eastAsia="바탕" w:hAnsi="바탕" w:cs="Gulim"/>
           <w:color w:val="000000"/>
           <w:kern w:val="0"/>
         </w:rPr>
@@ -5672,7 +5650,7 @@
       </w:r>
       <w:r>
         <w:rPr>
-          <w:rFonts w:ascii="바탕" w:eastAsia="바탕" w:hAnsi="바탕" w:cs="굴림" w:hint="eastAsia"/>
+          <w:rFonts w:ascii="바탕" w:eastAsia="바탕" w:hAnsi="바탕" w:cs="Gulim" w:hint="eastAsia"/>
           <w:color w:val="000000"/>
           <w:kern w:val="0"/>
         </w:rPr>
@@ -5680,7 +5658,7 @@
       </w:r>
       <w:r>
         <w:rPr>
-          <w:rFonts w:ascii="바탕" w:eastAsia="바탕" w:hAnsi="바탕" w:cs="굴림"/>
+          <w:rFonts w:ascii="바탕" w:eastAsia="바탕" w:hAnsi="바탕" w:cs="Gulim"/>
           <w:color w:val="000000"/>
           <w:kern w:val="0"/>
         </w:rPr>
@@ -5698,14 +5676,14 @@
         <w:jc w:val="both"/>
         <w:textAlignment w:val="baseline"/>
         <w:rPr>
-          <w:rFonts w:ascii="바탕" w:eastAsia="바탕" w:hAnsi="바탕" w:cs="굴림"/>
-          <w:color w:val="000000"/>
-          <w:kern w:val="0"/>
-        </w:rPr>
-      </w:pPr>
-      <w:r>
-        <w:rPr>
-          <w:rFonts w:ascii="바탕" w:eastAsia="바탕" w:hAnsi="바탕" w:cs="굴림" w:hint="eastAsia"/>
+          <w:rFonts w:ascii="바탕" w:eastAsia="바탕" w:hAnsi="바탕" w:cs="Gulim"/>
+          <w:color w:val="000000"/>
+          <w:kern w:val="0"/>
+        </w:rPr>
+      </w:pPr>
+      <w:r>
+        <w:rPr>
+          <w:rFonts w:ascii="바탕" w:eastAsia="바탕" w:hAnsi="바탕" w:cs="Gulim" w:hint="eastAsia"/>
           <w:color w:val="000000"/>
           <w:kern w:val="0"/>
         </w:rPr>
@@ -5714,7 +5692,7 @@
       <w:proofErr w:type="spellStart"/>
       <w:r>
         <w:rPr>
-          <w:rFonts w:ascii="바탕" w:eastAsia="바탕" w:hAnsi="바탕" w:cs="굴림" w:hint="eastAsia"/>
+          <w:rFonts w:ascii="바탕" w:eastAsia="바탕" w:hAnsi="바탕" w:cs="Gulim" w:hint="eastAsia"/>
           <w:color w:val="000000"/>
           <w:kern w:val="0"/>
         </w:rPr>
@@ -5723,7 +5701,7 @@
       <w:proofErr w:type="spellEnd"/>
       <w:r>
         <w:rPr>
-          <w:rFonts w:ascii="바탕" w:eastAsia="바탕" w:hAnsi="바탕" w:cs="굴림" w:hint="eastAsia"/>
+          <w:rFonts w:ascii="바탕" w:eastAsia="바탕" w:hAnsi="바탕" w:cs="Gulim" w:hint="eastAsia"/>
           <w:color w:val="000000"/>
           <w:kern w:val="0"/>
         </w:rPr>
@@ -5741,14 +5719,14 @@
         <w:jc w:val="both"/>
         <w:textAlignment w:val="baseline"/>
         <w:rPr>
-          <w:rFonts w:ascii="바탕" w:eastAsia="바탕" w:hAnsi="바탕" w:cs="굴림"/>
-          <w:color w:val="000000"/>
-          <w:kern w:val="0"/>
-        </w:rPr>
-      </w:pPr>
-      <w:r>
-        <w:rPr>
-          <w:rFonts w:ascii="바탕" w:eastAsia="바탕" w:hAnsi="바탕" w:cs="굴림"/>
+          <w:rFonts w:ascii="바탕" w:eastAsia="바탕" w:hAnsi="바탕" w:cs="Gulim"/>
+          <w:color w:val="000000"/>
+          <w:kern w:val="0"/>
+        </w:rPr>
+      </w:pPr>
+      <w:r>
+        <w:rPr>
+          <w:rFonts w:ascii="바탕" w:eastAsia="바탕" w:hAnsi="바탕" w:cs="Gulim"/>
           <w:color w:val="000000"/>
           <w:kern w:val="0"/>
         </w:rPr>
@@ -5756,7 +5734,7 @@
       </w:r>
       <w:r>
         <w:rPr>
-          <w:rFonts w:ascii="바탕" w:eastAsia="바탕" w:hAnsi="바탕" w:cs="굴림" w:hint="eastAsia"/>
+          <w:rFonts w:ascii="바탕" w:eastAsia="바탕" w:hAnsi="바탕" w:cs="Gulim" w:hint="eastAsia"/>
           <w:color w:val="000000"/>
           <w:kern w:val="0"/>
         </w:rPr>
@@ -5764,7 +5742,7 @@
       </w:r>
       <w:r>
         <w:rPr>
-          <w:rFonts w:ascii="바탕" w:eastAsia="바탕" w:hAnsi="바탕" w:cs="굴림"/>
+          <w:rFonts w:ascii="바탕" w:eastAsia="바탕" w:hAnsi="바탕" w:cs="Gulim"/>
           <w:color w:val="000000"/>
           <w:kern w:val="0"/>
         </w:rPr>
@@ -5772,7 +5750,7 @@
       </w:r>
       <w:r>
         <w:rPr>
-          <w:rFonts w:ascii="바탕" w:eastAsia="바탕" w:hAnsi="바탕" w:cs="굴림" w:hint="eastAsia"/>
+          <w:rFonts w:ascii="바탕" w:eastAsia="바탕" w:hAnsi="바탕" w:cs="Gulim" w:hint="eastAsia"/>
           <w:color w:val="000000"/>
           <w:kern w:val="0"/>
         </w:rPr>
@@ -5780,7 +5758,7 @@
       </w:r>
       <w:r>
         <w:rPr>
-          <w:rFonts w:ascii="바탕" w:eastAsia="바탕" w:hAnsi="바탕" w:cs="굴림"/>
+          <w:rFonts w:ascii="바탕" w:eastAsia="바탕" w:hAnsi="바탕" w:cs="Gulim"/>
           <w:color w:val="000000"/>
           <w:kern w:val="0"/>
         </w:rPr>
@@ -5788,7 +5766,7 @@
       </w:r>
       <w:r>
         <w:rPr>
-          <w:rFonts w:ascii="바탕" w:eastAsia="바탕" w:hAnsi="바탕" w:cs="굴림" w:hint="eastAsia"/>
+          <w:rFonts w:ascii="바탕" w:eastAsia="바탕" w:hAnsi="바탕" w:cs="Gulim" w:hint="eastAsia"/>
           <w:color w:val="000000"/>
           <w:kern w:val="0"/>
         </w:rPr>
@@ -5796,7 +5774,7 @@
       </w:r>
       <w:r>
         <w:rPr>
-          <w:rFonts w:ascii="바탕" w:eastAsia="바탕" w:hAnsi="바탕" w:cs="굴림"/>
+          <w:rFonts w:ascii="바탕" w:eastAsia="바탕" w:hAnsi="바탕" w:cs="Gulim"/>
           <w:color w:val="000000"/>
           <w:kern w:val="0"/>
         </w:rPr>
@@ -5804,7 +5782,7 @@
       </w:r>
       <w:r>
         <w:rPr>
-          <w:rFonts w:ascii="바탕" w:eastAsia="바탕" w:hAnsi="바탕" w:cs="굴림" w:hint="eastAsia"/>
+          <w:rFonts w:ascii="바탕" w:eastAsia="바탕" w:hAnsi="바탕" w:cs="Gulim" w:hint="eastAsia"/>
           <w:color w:val="000000"/>
           <w:kern w:val="0"/>
         </w:rPr>
@@ -5812,7 +5790,7 @@
       </w:r>
       <w:r>
         <w:rPr>
-          <w:rFonts w:ascii="바탕" w:eastAsia="바탕" w:hAnsi="바탕" w:cs="굴림"/>
+          <w:rFonts w:ascii="바탕" w:eastAsia="바탕" w:hAnsi="바탕" w:cs="Gulim"/>
           <w:color w:val="000000"/>
           <w:kern w:val="0"/>
         </w:rPr>
@@ -5820,7 +5798,7 @@
       </w:r>
       <w:r>
         <w:rPr>
-          <w:rFonts w:ascii="바탕" w:eastAsia="바탕" w:hAnsi="바탕" w:cs="굴림" w:hint="eastAsia"/>
+          <w:rFonts w:ascii="바탕" w:eastAsia="바탕" w:hAnsi="바탕" w:cs="Gulim" w:hint="eastAsia"/>
           <w:color w:val="000000"/>
           <w:kern w:val="0"/>
         </w:rPr>
@@ -5828,7 +5806,7 @@
       </w:r>
       <w:r>
         <w:rPr>
-          <w:rFonts w:ascii="바탕" w:eastAsia="바탕" w:hAnsi="바탕" w:cs="굴림"/>
+          <w:rFonts w:ascii="바탕" w:eastAsia="바탕" w:hAnsi="바탕" w:cs="Gulim"/>
           <w:color w:val="000000"/>
           <w:kern w:val="0"/>
         </w:rPr>
@@ -5836,7 +5814,7 @@
       </w:r>
       <w:r>
         <w:rPr>
-          <w:rFonts w:ascii="바탕" w:eastAsia="바탕" w:hAnsi="바탕" w:cs="굴림" w:hint="eastAsia"/>
+          <w:rFonts w:ascii="바탕" w:eastAsia="바탕" w:hAnsi="바탕" w:cs="Gulim" w:hint="eastAsia"/>
           <w:color w:val="000000"/>
           <w:kern w:val="0"/>
         </w:rPr>
@@ -5844,7 +5822,7 @@
       </w:r>
       <w:r>
         <w:rPr>
-          <w:rFonts w:ascii="바탕" w:eastAsia="바탕" w:hAnsi="바탕" w:cs="굴림"/>
+          <w:rFonts w:ascii="바탕" w:eastAsia="바탕" w:hAnsi="바탕" w:cs="Gulim"/>
           <w:color w:val="000000"/>
           <w:kern w:val="0"/>
         </w:rPr>
@@ -5852,7 +5830,7 @@
       </w:r>
       <w:r>
         <w:rPr>
-          <w:rFonts w:ascii="바탕" w:eastAsia="바탕" w:hAnsi="바탕" w:cs="굴림" w:hint="eastAsia"/>
+          <w:rFonts w:ascii="바탕" w:eastAsia="바탕" w:hAnsi="바탕" w:cs="Gulim" w:hint="eastAsia"/>
           <w:color w:val="000000"/>
           <w:kern w:val="0"/>
         </w:rPr>
@@ -5860,7 +5838,7 @@
       </w:r>
       <w:r>
         <w:rPr>
-          <w:rFonts w:ascii="바탕" w:eastAsia="바탕" w:hAnsi="바탕" w:cs="굴림"/>
+          <w:rFonts w:ascii="바탕" w:eastAsia="바탕" w:hAnsi="바탕" w:cs="Gulim"/>
           <w:color w:val="000000"/>
           <w:kern w:val="0"/>
         </w:rPr>
@@ -5868,7 +5846,7 @@
       </w:r>
       <w:r>
         <w:rPr>
-          <w:rFonts w:ascii="바탕" w:eastAsia="바탕" w:hAnsi="바탕" w:cs="굴림" w:hint="eastAsia"/>
+          <w:rFonts w:ascii="바탕" w:eastAsia="바탕" w:hAnsi="바탕" w:cs="Gulim" w:hint="eastAsia"/>
           <w:color w:val="000000"/>
           <w:kern w:val="0"/>
         </w:rPr>
@@ -5881,7 +5859,7 @@
         <w:ind w:left="284"/>
         <w:textAlignment w:val="baseline"/>
         <w:rPr>
-          <w:rFonts w:ascii="바탕" w:eastAsia="바탕" w:hAnsi="바탕" w:cs="굴림"/>
+          <w:rFonts w:ascii="바탕" w:eastAsia="바탕" w:hAnsi="바탕" w:cs="Gulim"/>
           <w:color w:val="000000"/>
           <w:kern w:val="0"/>
           <w:sz w:val="6"/>
@@ -5894,16 +5872,16 @@
         <w:spacing w:line="384" w:lineRule="auto"/>
         <w:textAlignment w:val="baseline"/>
         <w:rPr>
-          <w:rFonts w:ascii="바탕" w:eastAsia="바탕" w:hAnsi="바탕" w:cs="굴림"/>
+          <w:rFonts w:ascii="바탕" w:eastAsia="바탕" w:hAnsi="바탕" w:cs="Gulim"/>
           <w:color w:val="000000"/>
           <w:kern w:val="0"/>
           <w:szCs w:val="20"/>
         </w:rPr>
       </w:pPr>
-      <w:bookmarkStart w:id="14" w:name="OLE_LINK32"/>
-      <w:r>
-        <w:rPr>
-          <w:rFonts w:ascii="바탕" w:eastAsia="바탕" w:hAnsi="바탕" w:cs="굴림" w:hint="eastAsia"/>
+      <w:bookmarkStart w:id="13" w:name="OLE_LINK32"/>
+      <w:r>
+        <w:rPr>
+          <w:rFonts w:ascii="바탕" w:eastAsia="바탕" w:hAnsi="바탕" w:cs="Gulim" w:hint="eastAsia"/>
           <w:b/>
           <w:bCs/>
           <w:kern w:val="0"/>
@@ -5922,14 +5900,14 @@
         <w:jc w:val="both"/>
         <w:textAlignment w:val="baseline"/>
         <w:rPr>
-          <w:rFonts w:ascii="바탕" w:eastAsia="바탕" w:hAnsi="바탕" w:cs="굴림"/>
-          <w:color w:val="000000"/>
-          <w:kern w:val="0"/>
-        </w:rPr>
-      </w:pPr>
-      <w:r>
-        <w:rPr>
-          <w:rFonts w:ascii="바탕" w:eastAsia="바탕" w:hAnsi="바탕" w:cs="굴림" w:hint="eastAsia"/>
+          <w:rFonts w:ascii="바탕" w:eastAsia="바탕" w:hAnsi="바탕" w:cs="Gulim"/>
+          <w:color w:val="000000"/>
+          <w:kern w:val="0"/>
+        </w:rPr>
+      </w:pPr>
+      <w:r>
+        <w:rPr>
+          <w:rFonts w:ascii="바탕" w:eastAsia="바탕" w:hAnsi="바탕" w:cs="Gulim" w:hint="eastAsia"/>
           <w:color w:val="000000"/>
           <w:kern w:val="0"/>
         </w:rPr>
@@ -5937,7 +5915,7 @@
       </w:r>
       <w:r>
         <w:rPr>
-          <w:rFonts w:ascii="바탕" w:eastAsia="바탕" w:hAnsi="바탕" w:cs="굴림" w:hint="eastAsia"/>
+          <w:rFonts w:ascii="바탕" w:eastAsia="바탕" w:hAnsi="바탕" w:cs="Gulim" w:hint="eastAsia"/>
           <w:color w:val="000000"/>
           <w:kern w:val="0"/>
         </w:rPr>
@@ -5945,7 +5923,7 @@
       </w:r>
       <w:r>
         <w:rPr>
-          <w:rFonts w:ascii="바탕" w:eastAsia="바탕" w:hAnsi="바탕" w:cs="굴림" w:hint="eastAsia"/>
+          <w:rFonts w:ascii="바탕" w:eastAsia="바탕" w:hAnsi="바탕" w:cs="Gulim" w:hint="eastAsia"/>
           <w:color w:val="000000"/>
           <w:kern w:val="0"/>
         </w:rPr>
@@ -5963,15 +5941,15 @@
         <w:jc w:val="both"/>
         <w:textAlignment w:val="baseline"/>
         <w:rPr>
-          <w:rFonts w:ascii="바탕" w:eastAsia="바탕" w:hAnsi="바탕" w:cs="굴림"/>
-          <w:color w:val="000000"/>
-          <w:kern w:val="0"/>
-        </w:rPr>
-      </w:pPr>
-      <w:bookmarkStart w:id="15" w:name="OLE_LINK6"/>
-      <w:r>
-        <w:rPr>
-          <w:rFonts w:ascii="바탕" w:eastAsia="바탕" w:hAnsi="바탕" w:cs="굴림"/>
+          <w:rFonts w:ascii="바탕" w:eastAsia="바탕" w:hAnsi="바탕" w:cs="Gulim"/>
+          <w:color w:val="000000"/>
+          <w:kern w:val="0"/>
+        </w:rPr>
+      </w:pPr>
+      <w:bookmarkStart w:id="14" w:name="OLE_LINK6"/>
+      <w:r>
+        <w:rPr>
+          <w:rFonts w:ascii="바탕" w:eastAsia="바탕" w:hAnsi="바탕" w:cs="Gulim"/>
           <w:color w:val="000000"/>
           <w:kern w:val="0"/>
         </w:rPr>
@@ -5979,7 +5957,7 @@
       </w:r>
       <w:r>
         <w:rPr>
-          <w:rFonts w:ascii="바탕" w:eastAsia="바탕" w:hAnsi="바탕" w:cs="굴림" w:hint="eastAsia"/>
+          <w:rFonts w:ascii="바탕" w:eastAsia="바탕" w:hAnsi="바탕" w:cs="Gulim" w:hint="eastAsia"/>
           <w:color w:val="000000"/>
           <w:kern w:val="0"/>
         </w:rPr>
@@ -5987,7 +5965,7 @@
       </w:r>
       <w:r>
         <w:rPr>
-          <w:rFonts w:ascii="바탕" w:eastAsia="바탕" w:hAnsi="바탕" w:cs="굴림"/>
+          <w:rFonts w:ascii="바탕" w:eastAsia="바탕" w:hAnsi="바탕" w:cs="Gulim"/>
           <w:color w:val="000000"/>
           <w:kern w:val="0"/>
         </w:rPr>
@@ -5995,7 +5973,7 @@
       </w:r>
       <w:r>
         <w:rPr>
-          <w:rFonts w:ascii="바탕" w:eastAsia="바탕" w:hAnsi="바탕" w:cs="굴림" w:hint="eastAsia"/>
+          <w:rFonts w:ascii="바탕" w:eastAsia="바탕" w:hAnsi="바탕" w:cs="Gulim" w:hint="eastAsia"/>
           <w:color w:val="000000"/>
           <w:kern w:val="0"/>
         </w:rPr>
@@ -6003,7 +5981,7 @@
       </w:r>
       <w:r>
         <w:rPr>
-          <w:rFonts w:ascii="바탕" w:eastAsia="바탕" w:hAnsi="바탕" w:cs="굴림"/>
+          <w:rFonts w:ascii="바탕" w:eastAsia="바탕" w:hAnsi="바탕" w:cs="Gulim"/>
           <w:color w:val="000000"/>
           <w:kern w:val="0"/>
         </w:rPr>
@@ -6012,7 +5990,7 @@
       <w:proofErr w:type="spellStart"/>
       <w:r>
         <w:rPr>
-          <w:rFonts w:ascii="바탕" w:eastAsia="바탕" w:hAnsi="바탕" w:cs="굴림"/>
+          <w:rFonts w:ascii="바탕" w:eastAsia="바탕" w:hAnsi="바탕" w:cs="Gulim"/>
           <w:color w:val="000000"/>
           <w:kern w:val="0"/>
         </w:rPr>
@@ -6021,7 +5999,7 @@
       <w:proofErr w:type="spellEnd"/>
       <w:r>
         <w:rPr>
-          <w:rFonts w:ascii="바탕" w:eastAsia="바탕" w:hAnsi="바탕" w:cs="굴림"/>
+          <w:rFonts w:ascii="바탕" w:eastAsia="바탕" w:hAnsi="바탕" w:cs="Gulim"/>
           <w:color w:val="000000"/>
           <w:kern w:val="0"/>
         </w:rPr>
@@ -6029,7 +6007,7 @@
       </w:r>
       <w:r>
         <w:rPr>
-          <w:rFonts w:ascii="바탕" w:eastAsia="바탕" w:hAnsi="바탕" w:cs="굴림" w:hint="eastAsia"/>
+          <w:rFonts w:ascii="바탕" w:eastAsia="바탕" w:hAnsi="바탕" w:cs="Gulim" w:hint="eastAsia"/>
           <w:color w:val="000000"/>
           <w:kern w:val="0"/>
         </w:rPr>
@@ -6038,7 +6016,7 @@
       <w:proofErr w:type="spellStart"/>
       <w:r>
         <w:rPr>
-          <w:rFonts w:ascii="바탕" w:eastAsia="바탕" w:hAnsi="바탕" w:cs="굴림" w:hint="eastAsia"/>
+          <w:rFonts w:ascii="바탕" w:eastAsia="바탕" w:hAnsi="바탕" w:cs="Gulim" w:hint="eastAsia"/>
           <w:color w:val="000000"/>
           <w:kern w:val="0"/>
         </w:rPr>
@@ -6047,7 +6025,7 @@
       <w:proofErr w:type="spellEnd"/>
       <w:r>
         <w:rPr>
-          <w:rFonts w:ascii="바탕" w:eastAsia="바탕" w:hAnsi="바탕" w:cs="굴림" w:hint="eastAsia"/>
+          <w:rFonts w:ascii="바탕" w:eastAsia="바탕" w:hAnsi="바탕" w:cs="Gulim" w:hint="eastAsia"/>
           <w:color w:val="000000"/>
           <w:kern w:val="0"/>
         </w:rPr>
@@ -6055,7 +6033,7 @@
       </w:r>
       <w:r>
         <w:rPr>
-          <w:rFonts w:ascii="바탕" w:eastAsia="바탕" w:hAnsi="바탕" w:cs="굴림"/>
+          <w:rFonts w:ascii="바탕" w:eastAsia="바탕" w:hAnsi="바탕" w:cs="Gulim"/>
           <w:color w:val="000000"/>
           <w:kern w:val="0"/>
         </w:rPr>
@@ -6064,7 +6042,7 @@
       <w:proofErr w:type="spellStart"/>
       <w:r>
         <w:rPr>
-          <w:rFonts w:ascii="바탕" w:eastAsia="바탕" w:hAnsi="바탕" w:cs="굴림"/>
+          <w:rFonts w:ascii="바탕" w:eastAsia="바탕" w:hAnsi="바탕" w:cs="Gulim"/>
           <w:color w:val="000000"/>
           <w:kern w:val="0"/>
         </w:rPr>
@@ -6073,16 +6051,16 @@
       <w:proofErr w:type="spellEnd"/>
       <w:r>
         <w:rPr>
-          <w:rFonts w:ascii="바탕" w:eastAsia="바탕" w:hAnsi="바탕" w:cs="굴림"/>
+          <w:rFonts w:ascii="바탕" w:eastAsia="바탕" w:hAnsi="바탕" w:cs="Gulim"/>
           <w:color w:val="000000"/>
           <w:kern w:val="0"/>
         </w:rPr>
         <w:t>)된 경우, "충전사업자"는 별도의 책임 없이 본 계약의 전부 또는 일부를 해제 또는 해지할 수 있다</w:t>
       </w:r>
-      <w:bookmarkEnd w:id="15"/>
-      <w:r>
-        <w:rPr>
-          <w:rFonts w:ascii="바탕" w:eastAsia="바탕" w:hAnsi="바탕" w:cs="굴림"/>
+      <w:bookmarkEnd w:id="14"/>
+      <w:r>
+        <w:rPr>
+          <w:rFonts w:ascii="바탕" w:eastAsia="바탕" w:hAnsi="바탕" w:cs="Gulim"/>
           <w:color w:val="000000"/>
           <w:kern w:val="0"/>
         </w:rPr>
@@ -6090,16 +6068,16 @@
       </w:r>
       <w:r>
         <w:rPr>
-          <w:rFonts w:ascii="바탕" w:eastAsia="바탕" w:hAnsi="바탕" w:cs="굴림" w:hint="eastAsia"/>
+          <w:rFonts w:ascii="바탕" w:eastAsia="바탕" w:hAnsi="바탕" w:cs="Gulim" w:hint="eastAsia"/>
           <w:color w:val="000000"/>
           <w:kern w:val="0"/>
         </w:rPr>
         <w:t xml:space="preserve"> </w:t>
       </w:r>
-      <w:bookmarkStart w:id="16" w:name="OLE_LINK7"/>
-      <w:r>
-        <w:rPr>
-          <w:rFonts w:ascii="바탕" w:eastAsia="바탕" w:hAnsi="바탕" w:cs="굴림" w:hint="eastAsia"/>
+      <w:bookmarkStart w:id="15" w:name="OLE_LINK7"/>
+      <w:r>
+        <w:rPr>
+          <w:rFonts w:ascii="바탕" w:eastAsia="바탕" w:hAnsi="바탕" w:cs="Gulim" w:hint="eastAsia"/>
           <w:color w:val="000000"/>
           <w:kern w:val="0"/>
         </w:rPr>
@@ -6107,7 +6085,7 @@
       </w:r>
       <w:r>
         <w:rPr>
-          <w:rFonts w:ascii="바탕" w:eastAsia="바탕" w:hAnsi="바탕" w:cs="굴림"/>
+          <w:rFonts w:ascii="바탕" w:eastAsia="바탕" w:hAnsi="바탕" w:cs="Gulim"/>
           <w:color w:val="000000"/>
           <w:kern w:val="0"/>
         </w:rPr>
@@ -6115,7 +6093,7 @@
       </w:r>
       <w:r>
         <w:rPr>
-          <w:rFonts w:ascii="바탕" w:eastAsia="바탕" w:hAnsi="바탕" w:cs="굴림"/>
+          <w:rFonts w:ascii="바탕" w:eastAsia="바탕" w:hAnsi="바탕" w:cs="Gulim"/>
           <w:color w:val="000000"/>
           <w:kern w:val="0"/>
         </w:rPr>
@@ -6123,7 +6101,7 @@
       </w:r>
       <w:r>
         <w:rPr>
-          <w:rFonts w:ascii="바탕" w:eastAsia="바탕" w:hAnsi="바탕" w:cs="굴림"/>
+          <w:rFonts w:ascii="바탕" w:eastAsia="바탕" w:hAnsi="바탕" w:cs="Gulim"/>
           <w:color w:val="000000"/>
           <w:kern w:val="0"/>
         </w:rPr>
@@ -6141,17 +6119,17 @@
         <w:jc w:val="both"/>
         <w:textAlignment w:val="baseline"/>
         <w:rPr>
-          <w:rFonts w:ascii="바탕" w:eastAsia="바탕" w:hAnsi="바탕" w:cs="굴림"/>
-          <w:color w:val="000000"/>
-          <w:kern w:val="0"/>
-        </w:rPr>
-      </w:pPr>
-      <w:bookmarkStart w:id="17" w:name="OLE_LINK5"/>
-      <w:bookmarkEnd w:id="14"/>
-      <w:bookmarkEnd w:id="16"/>
-      <w:r>
-        <w:rPr>
-          <w:rFonts w:ascii="바탕" w:eastAsia="바탕" w:hAnsi="바탕" w:cs="굴림" w:hint="eastAsia"/>
+          <w:rFonts w:ascii="바탕" w:eastAsia="바탕" w:hAnsi="바탕" w:cs="Gulim"/>
+          <w:color w:val="000000"/>
+          <w:kern w:val="0"/>
+        </w:rPr>
+      </w:pPr>
+      <w:bookmarkStart w:id="16" w:name="OLE_LINK5"/>
+      <w:bookmarkEnd w:id="13"/>
+      <w:bookmarkEnd w:id="15"/>
+      <w:r>
+        <w:rPr>
+          <w:rFonts w:ascii="바탕" w:eastAsia="바탕" w:hAnsi="바탕" w:cs="Gulim" w:hint="eastAsia"/>
           <w:color w:val="000000"/>
           <w:kern w:val="0"/>
         </w:rPr>
@@ -6160,7 +6138,7 @@
       <w:proofErr w:type="spellStart"/>
       <w:r>
         <w:rPr>
-          <w:rFonts w:ascii="바탕" w:eastAsia="바탕" w:hAnsi="바탕" w:cs="굴림" w:hint="eastAsia"/>
+          <w:rFonts w:ascii="바탕" w:eastAsia="바탕" w:hAnsi="바탕" w:cs="Gulim" w:hint="eastAsia"/>
           <w:color w:val="000000"/>
           <w:kern w:val="0"/>
         </w:rPr>
@@ -6169,7 +6147,7 @@
       <w:proofErr w:type="spellEnd"/>
       <w:r>
         <w:rPr>
-          <w:rFonts w:ascii="바탕" w:eastAsia="바탕" w:hAnsi="바탕" w:cs="굴림"/>
+          <w:rFonts w:ascii="바탕" w:eastAsia="바탕" w:hAnsi="바탕" w:cs="Gulim"/>
           <w:color w:val="000000"/>
           <w:kern w:val="0"/>
         </w:rPr>
@@ -6177,7 +6155,7 @@
       </w:r>
       <w:r>
         <w:rPr>
-          <w:rFonts w:ascii="바탕" w:eastAsia="바탕" w:hAnsi="바탕" w:cs="굴림" w:hint="eastAsia"/>
+          <w:rFonts w:ascii="바탕" w:eastAsia="바탕" w:hAnsi="바탕" w:cs="Gulim" w:hint="eastAsia"/>
           <w:color w:val="000000"/>
           <w:kern w:val="0"/>
         </w:rPr>
@@ -6185,7 +6163,7 @@
       </w:r>
       <w:r>
         <w:rPr>
-          <w:rFonts w:ascii="바탕" w:eastAsia="바탕" w:hAnsi="바탕" w:cs="굴림"/>
+          <w:rFonts w:ascii="바탕" w:eastAsia="바탕" w:hAnsi="바탕" w:cs="Gulim"/>
           <w:color w:val="000000"/>
           <w:kern w:val="0"/>
         </w:rPr>
@@ -6193,7 +6171,7 @@
       </w:r>
       <w:r>
         <w:rPr>
-          <w:rFonts w:ascii="바탕" w:eastAsia="바탕" w:hAnsi="바탕" w:cs="굴림" w:hint="eastAsia"/>
+          <w:rFonts w:ascii="바탕" w:eastAsia="바탕" w:hAnsi="바탕" w:cs="Gulim" w:hint="eastAsia"/>
           <w:color w:val="000000"/>
           <w:kern w:val="0"/>
         </w:rPr>
@@ -6201,7 +6179,7 @@
       </w:r>
       <w:r>
         <w:rPr>
-          <w:rFonts w:ascii="바탕" w:eastAsia="바탕" w:hAnsi="바탕" w:cs="굴림"/>
+          <w:rFonts w:ascii="바탕" w:eastAsia="바탕" w:hAnsi="바탕" w:cs="Gulim"/>
           <w:color w:val="000000"/>
           <w:kern w:val="0"/>
         </w:rPr>
@@ -6209,7 +6187,7 @@
       </w:r>
       <w:r>
         <w:rPr>
-          <w:rFonts w:ascii="바탕" w:eastAsia="바탕" w:hAnsi="바탕" w:cs="굴림" w:hint="eastAsia"/>
+          <w:rFonts w:ascii="바탕" w:eastAsia="바탕" w:hAnsi="바탕" w:cs="Gulim" w:hint="eastAsia"/>
           <w:color w:val="000000"/>
           <w:kern w:val="0"/>
         </w:rPr>
@@ -6218,7 +6196,7 @@
       <w:proofErr w:type="spellStart"/>
       <w:r>
         <w:rPr>
-          <w:rFonts w:ascii="바탕" w:eastAsia="바탕" w:hAnsi="바탕" w:cs="굴림" w:hint="eastAsia"/>
+          <w:rFonts w:ascii="바탕" w:eastAsia="바탕" w:hAnsi="바탕" w:cs="Gulim" w:hint="eastAsia"/>
           <w:color w:val="000000"/>
           <w:kern w:val="0"/>
         </w:rPr>
@@ -6227,7 +6205,7 @@
       <w:proofErr w:type="spellEnd"/>
       <w:r>
         <w:rPr>
-          <w:rFonts w:ascii="바탕" w:eastAsia="바탕" w:hAnsi="바탕" w:cs="굴림"/>
+          <w:rFonts w:ascii="바탕" w:eastAsia="바탕" w:hAnsi="바탕" w:cs="Gulim"/>
           <w:color w:val="000000"/>
           <w:kern w:val="0"/>
         </w:rPr>
@@ -6236,7 +6214,7 @@
       <w:proofErr w:type="spellStart"/>
       <w:r>
         <w:rPr>
-          <w:rFonts w:ascii="바탕" w:eastAsia="바탕" w:hAnsi="바탕" w:cs="굴림" w:hint="eastAsia"/>
+          <w:rFonts w:ascii="바탕" w:eastAsia="바탕" w:hAnsi="바탕" w:cs="Gulim" w:hint="eastAsia"/>
           <w:color w:val="000000"/>
           <w:kern w:val="0"/>
         </w:rPr>
@@ -6245,7 +6223,7 @@
       <w:proofErr w:type="spellEnd"/>
       <w:r>
         <w:rPr>
-          <w:rFonts w:ascii="바탕" w:eastAsia="바탕" w:hAnsi="바탕" w:cs="굴림"/>
+          <w:rFonts w:ascii="바탕" w:eastAsia="바탕" w:hAnsi="바탕" w:cs="Gulim"/>
           <w:color w:val="000000"/>
           <w:kern w:val="0"/>
         </w:rPr>
@@ -6253,7 +6231,7 @@
       </w:r>
       <w:r>
         <w:rPr>
-          <w:rFonts w:ascii="바탕" w:eastAsia="바탕" w:hAnsi="바탕" w:cs="굴림" w:hint="eastAsia"/>
+          <w:rFonts w:ascii="바탕" w:eastAsia="바탕" w:hAnsi="바탕" w:cs="Gulim" w:hint="eastAsia"/>
           <w:color w:val="000000"/>
           <w:kern w:val="0"/>
         </w:rPr>
@@ -6261,7 +6239,7 @@
       </w:r>
       <w:r>
         <w:rPr>
-          <w:rFonts w:ascii="바탕" w:eastAsia="바탕" w:hAnsi="바탕" w:cs="굴림"/>
+          <w:rFonts w:ascii="바탕" w:eastAsia="바탕" w:hAnsi="바탕" w:cs="Gulim"/>
           <w:color w:val="000000"/>
           <w:kern w:val="0"/>
         </w:rPr>
@@ -6269,7 +6247,7 @@
       </w:r>
       <w:r>
         <w:rPr>
-          <w:rFonts w:ascii="바탕" w:eastAsia="바탕" w:hAnsi="바탕" w:cs="굴림"/>
+          <w:rFonts w:ascii="바탕" w:eastAsia="바탕" w:hAnsi="바탕" w:cs="Gulim"/>
           <w:color w:val="000000"/>
           <w:kern w:val="0"/>
         </w:rPr>
@@ -6278,7 +6256,7 @@
       </w:r>
       <w:r>
         <w:rPr>
-          <w:rFonts w:ascii="바탕" w:eastAsia="바탕" w:hAnsi="바탕" w:cs="굴림" w:hint="eastAsia"/>
+          <w:rFonts w:ascii="바탕" w:eastAsia="바탕" w:hAnsi="바탕" w:cs="Gulim" w:hint="eastAsia"/>
           <w:color w:val="000000"/>
           <w:kern w:val="0"/>
         </w:rPr>
@@ -6286,7 +6264,7 @@
       </w:r>
       <w:r>
         <w:rPr>
-          <w:rFonts w:ascii="바탕" w:eastAsia="바탕" w:hAnsi="바탕" w:cs="굴림"/>
+          <w:rFonts w:ascii="바탕" w:eastAsia="바탕" w:hAnsi="바탕" w:cs="Gulim"/>
           <w:color w:val="000000"/>
           <w:kern w:val="0"/>
         </w:rPr>
@@ -6294,7 +6272,7 @@
       </w:r>
       <w:r>
         <w:rPr>
-          <w:rFonts w:ascii="바탕" w:eastAsia="바탕" w:hAnsi="바탕" w:cs="굴림" w:hint="eastAsia"/>
+          <w:rFonts w:ascii="바탕" w:eastAsia="바탕" w:hAnsi="바탕" w:cs="Gulim" w:hint="eastAsia"/>
           <w:color w:val="000000"/>
           <w:kern w:val="0"/>
         </w:rPr>
@@ -6302,7 +6280,7 @@
       </w:r>
       <w:r>
         <w:rPr>
-          <w:rFonts w:ascii="바탕" w:eastAsia="바탕" w:hAnsi="바탕" w:cs="굴림"/>
+          <w:rFonts w:ascii="바탕" w:eastAsia="바탕" w:hAnsi="바탕" w:cs="Gulim"/>
           <w:color w:val="000000"/>
           <w:kern w:val="0"/>
         </w:rPr>
@@ -6310,7 +6288,7 @@
       </w:r>
       <w:r>
         <w:rPr>
-          <w:rFonts w:ascii="바탕" w:eastAsia="바탕" w:hAnsi="바탕" w:cs="굴림" w:hint="eastAsia"/>
+          <w:rFonts w:ascii="바탕" w:eastAsia="바탕" w:hAnsi="바탕" w:cs="Gulim" w:hint="eastAsia"/>
           <w:color w:val="000000"/>
           <w:kern w:val="0"/>
         </w:rPr>
@@ -6318,7 +6296,7 @@
       </w:r>
       <w:r>
         <w:rPr>
-          <w:rFonts w:ascii="바탕" w:eastAsia="바탕" w:hAnsi="바탕" w:cs="굴림"/>
+          <w:rFonts w:ascii="바탕" w:eastAsia="바탕" w:hAnsi="바탕" w:cs="Gulim"/>
           <w:color w:val="000000"/>
           <w:kern w:val="0"/>
         </w:rPr>
@@ -6326,7 +6304,7 @@
       </w:r>
       <w:r>
         <w:rPr>
-          <w:rFonts w:ascii="바탕" w:eastAsia="바탕" w:hAnsi="바탕" w:cs="굴림" w:hint="eastAsia"/>
+          <w:rFonts w:ascii="바탕" w:eastAsia="바탕" w:hAnsi="바탕" w:cs="Gulim" w:hint="eastAsia"/>
           <w:color w:val="000000"/>
           <w:kern w:val="0"/>
         </w:rPr>
@@ -6334,7 +6312,7 @@
       </w:r>
       <w:r>
         <w:rPr>
-          <w:rFonts w:ascii="바탕" w:eastAsia="바탕" w:hAnsi="바탕" w:cs="굴림"/>
+          <w:rFonts w:ascii="바탕" w:eastAsia="바탕" w:hAnsi="바탕" w:cs="Gulim"/>
           <w:color w:val="000000"/>
           <w:kern w:val="0"/>
         </w:rPr>
@@ -6343,7 +6321,7 @@
       <w:proofErr w:type="spellStart"/>
       <w:r>
         <w:rPr>
-          <w:rFonts w:ascii="바탕" w:eastAsia="바탕" w:hAnsi="바탕" w:cs="굴림" w:hint="eastAsia"/>
+          <w:rFonts w:ascii="바탕" w:eastAsia="바탕" w:hAnsi="바탕" w:cs="Gulim" w:hint="eastAsia"/>
           <w:color w:val="000000"/>
           <w:kern w:val="0"/>
         </w:rPr>
@@ -6352,7 +6330,7 @@
       <w:proofErr w:type="spellEnd"/>
       <w:r>
         <w:rPr>
-          <w:rFonts w:ascii="바탕" w:eastAsia="바탕" w:hAnsi="바탕" w:cs="굴림"/>
+          <w:rFonts w:ascii="바탕" w:eastAsia="바탕" w:hAnsi="바탕" w:cs="Gulim"/>
           <w:color w:val="000000"/>
           <w:kern w:val="0"/>
         </w:rPr>
@@ -6364,7 +6342,7 @@
         <w:spacing w:line="384" w:lineRule="auto"/>
         <w:textAlignment w:val="baseline"/>
         <w:rPr>
-          <w:rFonts w:ascii="바탕" w:eastAsia="바탕" w:hAnsi="바탕" w:cs="굴림"/>
+          <w:rFonts w:ascii="바탕" w:eastAsia="바탕" w:hAnsi="바탕" w:cs="Gulim"/>
           <w:color w:val="000000"/>
           <w:kern w:val="0"/>
           <w:sz w:val="6"/>
@@ -6377,17 +6355,17 @@
         <w:spacing w:line="384" w:lineRule="auto"/>
         <w:textAlignment w:val="baseline"/>
         <w:rPr>
-          <w:rFonts w:ascii="바탕" w:eastAsia="바탕" w:hAnsi="바탕" w:cs="굴림"/>
+          <w:rFonts w:ascii="바탕" w:eastAsia="바탕" w:hAnsi="바탕" w:cs="Gulim"/>
           <w:color w:val="000000"/>
           <w:kern w:val="0"/>
           <w:sz w:val="18"/>
           <w:szCs w:val="18"/>
         </w:rPr>
       </w:pPr>
-      <w:bookmarkStart w:id="18" w:name="OLE_LINK15"/>
-      <w:r>
-        <w:rPr>
-          <w:rFonts w:ascii="바탕" w:eastAsia="바탕" w:hAnsi="바탕" w:cs="굴림" w:hint="eastAsia"/>
+      <w:bookmarkStart w:id="17" w:name="OLE_LINK15"/>
+      <w:r>
+        <w:rPr>
+          <w:rFonts w:ascii="바탕" w:eastAsia="바탕" w:hAnsi="바탕" w:cs="Gulim" w:hint="eastAsia"/>
           <w:color w:val="000000"/>
           <w:kern w:val="0"/>
           <w:sz w:val="18"/>
@@ -6437,18 +6415,18 @@
               <w:jc w:val="center"/>
               <w:textAlignment w:val="baseline"/>
               <w:rPr>
-                <w:rFonts w:ascii="바탕" w:eastAsia="바탕" w:hAnsi="바탕" w:cs="굴림"/>
-                <w:color w:val="000000"/>
-                <w:sz w:val="18"/>
-                <w:szCs w:val="18"/>
-              </w:rPr>
-            </w:pPr>
-            <w:bookmarkStart w:id="19" w:name="_Hlk229128127"/>
+                <w:rFonts w:ascii="바탕" w:eastAsia="바탕" w:hAnsi="바탕" w:cs="Gulim"/>
+                <w:color w:val="000000"/>
+                <w:sz w:val="18"/>
+                <w:szCs w:val="18"/>
+              </w:rPr>
+            </w:pPr>
+            <w:bookmarkStart w:id="18" w:name="_Hlk229128127"/>
+            <w:bookmarkEnd w:id="16"/>
             <w:bookmarkEnd w:id="17"/>
-            <w:bookmarkEnd w:id="18"/>
-            <w:r>
-              <w:rPr>
-                <w:rFonts w:ascii="바탕" w:eastAsia="바탕" w:hAnsi="바탕" w:cs="굴림" w:hint="eastAsia"/>
+            <w:r>
+              <w:rPr>
+                <w:rFonts w:ascii="바탕" w:eastAsia="바탕" w:hAnsi="바탕" w:cs="Gulim" w:hint="eastAsia"/>
                 <w:color w:val="000000"/>
                 <w:sz w:val="18"/>
                 <w:szCs w:val="18"/>
@@ -6477,15 +6455,15 @@
               <w:jc w:val="center"/>
               <w:textAlignment w:val="baseline"/>
               <w:rPr>
-                <w:rFonts w:ascii="바탕" w:eastAsia="바탕" w:hAnsi="바탕" w:cs="굴림"/>
-                <w:color w:val="000000"/>
-                <w:sz w:val="18"/>
-                <w:szCs w:val="18"/>
-              </w:rPr>
-            </w:pPr>
-            <w:r>
-              <w:rPr>
-                <w:rFonts w:ascii="바탕" w:eastAsia="바탕" w:hAnsi="바탕" w:cs="굴림" w:hint="eastAsia"/>
+                <w:rFonts w:ascii="바탕" w:eastAsia="바탕" w:hAnsi="바탕" w:cs="Gulim"/>
+                <w:color w:val="000000"/>
+                <w:sz w:val="18"/>
+                <w:szCs w:val="18"/>
+              </w:rPr>
+            </w:pPr>
+            <w:r>
+              <w:rPr>
+                <w:rFonts w:ascii="바탕" w:eastAsia="바탕" w:hAnsi="바탕" w:cs="Gulim" w:hint="eastAsia"/>
                 <w:color w:val="000000"/>
                 <w:sz w:val="18"/>
                 <w:szCs w:val="18"/>
@@ -6514,15 +6492,15 @@
               <w:jc w:val="center"/>
               <w:textAlignment w:val="baseline"/>
               <w:rPr>
-                <w:rFonts w:ascii="바탕" w:eastAsia="바탕" w:hAnsi="바탕" w:cs="굴림"/>
-                <w:color w:val="000000"/>
-                <w:sz w:val="18"/>
-                <w:szCs w:val="18"/>
-              </w:rPr>
-            </w:pPr>
-            <w:r>
-              <w:rPr>
-                <w:rFonts w:ascii="바탕" w:eastAsia="바탕" w:hAnsi="바탕" w:cs="굴림" w:hint="eastAsia"/>
+                <w:rFonts w:ascii="바탕" w:eastAsia="바탕" w:hAnsi="바탕" w:cs="Gulim"/>
+                <w:color w:val="000000"/>
+                <w:sz w:val="18"/>
+                <w:szCs w:val="18"/>
+              </w:rPr>
+            </w:pPr>
+            <w:r>
+              <w:rPr>
+                <w:rFonts w:ascii="바탕" w:eastAsia="바탕" w:hAnsi="바탕" w:cs="Gulim" w:hint="eastAsia"/>
                 <w:color w:val="000000"/>
                 <w:sz w:val="18"/>
                 <w:szCs w:val="18"/>
@@ -6551,15 +6529,15 @@
               <w:jc w:val="center"/>
               <w:textAlignment w:val="baseline"/>
               <w:rPr>
-                <w:rFonts w:ascii="바탕" w:eastAsia="바탕" w:hAnsi="바탕" w:cs="굴림"/>
-                <w:color w:val="000000"/>
-                <w:sz w:val="18"/>
-                <w:szCs w:val="18"/>
-              </w:rPr>
-            </w:pPr>
-            <w:r>
-              <w:rPr>
-                <w:rFonts w:ascii="바탕" w:eastAsia="바탕" w:hAnsi="바탕" w:cs="굴림" w:hint="eastAsia"/>
+                <w:rFonts w:ascii="바탕" w:eastAsia="바탕" w:hAnsi="바탕" w:cs="Gulim"/>
+                <w:color w:val="000000"/>
+                <w:sz w:val="18"/>
+                <w:szCs w:val="18"/>
+              </w:rPr>
+            </w:pPr>
+            <w:r>
+              <w:rPr>
+                <w:rFonts w:ascii="바탕" w:eastAsia="바탕" w:hAnsi="바탕" w:cs="Gulim" w:hint="eastAsia"/>
                 <w:color w:val="000000"/>
                 <w:sz w:val="18"/>
                 <w:szCs w:val="18"/>
@@ -6588,15 +6566,15 @@
               <w:jc w:val="center"/>
               <w:textAlignment w:val="baseline"/>
               <w:rPr>
-                <w:rFonts w:ascii="바탕" w:eastAsia="바탕" w:hAnsi="바탕" w:cs="굴림"/>
-                <w:color w:val="000000"/>
-                <w:sz w:val="18"/>
-                <w:szCs w:val="18"/>
-              </w:rPr>
-            </w:pPr>
-            <w:r>
-              <w:rPr>
-                <w:rFonts w:ascii="바탕" w:eastAsia="바탕" w:hAnsi="바탕" w:cs="굴림" w:hint="eastAsia"/>
+                <w:rFonts w:ascii="바탕" w:eastAsia="바탕" w:hAnsi="바탕" w:cs="Gulim"/>
+                <w:color w:val="000000"/>
+                <w:sz w:val="18"/>
+                <w:szCs w:val="18"/>
+              </w:rPr>
+            </w:pPr>
+            <w:r>
+              <w:rPr>
+                <w:rFonts w:ascii="바탕" w:eastAsia="바탕" w:hAnsi="바탕" w:cs="Gulim" w:hint="eastAsia"/>
                 <w:color w:val="000000"/>
                 <w:sz w:val="18"/>
                 <w:szCs w:val="18"/>
@@ -6625,15 +6603,15 @@
               <w:jc w:val="center"/>
               <w:textAlignment w:val="baseline"/>
               <w:rPr>
-                <w:rFonts w:ascii="바탕" w:eastAsia="바탕" w:hAnsi="바탕" w:cs="굴림"/>
-                <w:color w:val="000000"/>
-                <w:sz w:val="18"/>
-                <w:szCs w:val="18"/>
-              </w:rPr>
-            </w:pPr>
-            <w:r>
-              <w:rPr>
-                <w:rFonts w:ascii="바탕" w:eastAsia="바탕" w:hAnsi="바탕" w:cs="굴림" w:hint="eastAsia"/>
+                <w:rFonts w:ascii="바탕" w:eastAsia="바탕" w:hAnsi="바탕" w:cs="Gulim"/>
+                <w:color w:val="000000"/>
+                <w:sz w:val="18"/>
+                <w:szCs w:val="18"/>
+              </w:rPr>
+            </w:pPr>
+            <w:r>
+              <w:rPr>
+                <w:rFonts w:ascii="바탕" w:eastAsia="바탕" w:hAnsi="바탕" w:cs="Gulim" w:hint="eastAsia"/>
                 <w:color w:val="000000"/>
                 <w:sz w:val="18"/>
                 <w:szCs w:val="18"/>
@@ -6662,15 +6640,15 @@
               <w:jc w:val="center"/>
               <w:textAlignment w:val="baseline"/>
               <w:rPr>
-                <w:rFonts w:ascii="바탕" w:eastAsia="바탕" w:hAnsi="바탕" w:cs="굴림"/>
-                <w:color w:val="000000"/>
-                <w:sz w:val="18"/>
-                <w:szCs w:val="18"/>
-              </w:rPr>
-            </w:pPr>
-            <w:r>
-              <w:rPr>
-                <w:rFonts w:ascii="바탕" w:eastAsia="바탕" w:hAnsi="바탕" w:cs="굴림" w:hint="eastAsia"/>
+                <w:rFonts w:ascii="바탕" w:eastAsia="바탕" w:hAnsi="바탕" w:cs="Gulim"/>
+                <w:color w:val="000000"/>
+                <w:sz w:val="18"/>
+                <w:szCs w:val="18"/>
+              </w:rPr>
+            </w:pPr>
+            <w:r>
+              <w:rPr>
+                <w:rFonts w:ascii="바탕" w:eastAsia="바탕" w:hAnsi="바탕" w:cs="Gulim" w:hint="eastAsia"/>
                 <w:color w:val="000000"/>
                 <w:sz w:val="18"/>
                 <w:szCs w:val="18"/>
@@ -6699,15 +6677,15 @@
               <w:jc w:val="center"/>
               <w:textAlignment w:val="baseline"/>
               <w:rPr>
-                <w:rFonts w:ascii="바탕" w:eastAsia="바탕" w:hAnsi="바탕" w:cs="굴림"/>
-                <w:color w:val="000000"/>
-                <w:sz w:val="18"/>
-                <w:szCs w:val="18"/>
-              </w:rPr>
-            </w:pPr>
-            <w:r>
-              <w:rPr>
-                <w:rFonts w:ascii="바탕" w:eastAsia="바탕" w:hAnsi="바탕" w:cs="굴림" w:hint="eastAsia"/>
+                <w:rFonts w:ascii="바탕" w:eastAsia="바탕" w:hAnsi="바탕" w:cs="Gulim"/>
+                <w:color w:val="000000"/>
+                <w:sz w:val="18"/>
+                <w:szCs w:val="18"/>
+              </w:rPr>
+            </w:pPr>
+            <w:r>
+              <w:rPr>
+                <w:rFonts w:ascii="바탕" w:eastAsia="바탕" w:hAnsi="바탕" w:cs="Gulim" w:hint="eastAsia"/>
                 <w:color w:val="000000"/>
                 <w:sz w:val="18"/>
                 <w:szCs w:val="18"/>
@@ -6736,15 +6714,15 @@
               <w:jc w:val="center"/>
               <w:textAlignment w:val="baseline"/>
               <w:rPr>
-                <w:rFonts w:ascii="바탕" w:eastAsia="바탕" w:hAnsi="바탕" w:cs="굴림"/>
-                <w:color w:val="000000"/>
-                <w:sz w:val="18"/>
-                <w:szCs w:val="18"/>
-              </w:rPr>
-            </w:pPr>
-            <w:r>
-              <w:rPr>
-                <w:rFonts w:ascii="바탕" w:eastAsia="바탕" w:hAnsi="바탕" w:cs="굴림" w:hint="eastAsia"/>
+                <w:rFonts w:ascii="바탕" w:eastAsia="바탕" w:hAnsi="바탕" w:cs="Gulim"/>
+                <w:color w:val="000000"/>
+                <w:sz w:val="18"/>
+                <w:szCs w:val="18"/>
+              </w:rPr>
+            </w:pPr>
+            <w:r>
+              <w:rPr>
+                <w:rFonts w:ascii="바탕" w:eastAsia="바탕" w:hAnsi="바탕" w:cs="Gulim" w:hint="eastAsia"/>
                 <w:color w:val="000000"/>
                 <w:sz w:val="18"/>
                 <w:szCs w:val="18"/>
@@ -6773,15 +6751,15 @@
               <w:jc w:val="center"/>
               <w:textAlignment w:val="baseline"/>
               <w:rPr>
-                <w:rFonts w:ascii="바탕" w:eastAsia="바탕" w:hAnsi="바탕" w:cs="굴림"/>
-                <w:color w:val="000000"/>
-                <w:sz w:val="18"/>
-                <w:szCs w:val="18"/>
-              </w:rPr>
-            </w:pPr>
-            <w:r>
-              <w:rPr>
-                <w:rFonts w:ascii="바탕" w:eastAsia="바탕" w:hAnsi="바탕" w:cs="굴림" w:hint="eastAsia"/>
+                <w:rFonts w:ascii="바탕" w:eastAsia="바탕" w:hAnsi="바탕" w:cs="Gulim"/>
+                <w:color w:val="000000"/>
+                <w:sz w:val="18"/>
+                <w:szCs w:val="18"/>
+              </w:rPr>
+            </w:pPr>
+            <w:r>
+              <w:rPr>
+                <w:rFonts w:ascii="바탕" w:eastAsia="바탕" w:hAnsi="바탕" w:cs="Gulim" w:hint="eastAsia"/>
                 <w:color w:val="000000"/>
                 <w:sz w:val="18"/>
                 <w:szCs w:val="18"/>
@@ -6810,15 +6788,15 @@
               <w:jc w:val="center"/>
               <w:textAlignment w:val="baseline"/>
               <w:rPr>
-                <w:rFonts w:ascii="바탕" w:eastAsia="바탕" w:hAnsi="바탕" w:cs="굴림"/>
-                <w:color w:val="000000"/>
-                <w:sz w:val="18"/>
-                <w:szCs w:val="18"/>
-              </w:rPr>
-            </w:pPr>
-            <w:r>
-              <w:rPr>
-                <w:rFonts w:ascii="바탕" w:eastAsia="바탕" w:hAnsi="바탕" w:cs="굴림" w:hint="eastAsia"/>
+                <w:rFonts w:ascii="바탕" w:eastAsia="바탕" w:hAnsi="바탕" w:cs="Gulim"/>
+                <w:color w:val="000000"/>
+                <w:sz w:val="18"/>
+                <w:szCs w:val="18"/>
+              </w:rPr>
+            </w:pPr>
+            <w:r>
+              <w:rPr>
+                <w:rFonts w:ascii="바탕" w:eastAsia="바탕" w:hAnsi="바탕" w:cs="Gulim" w:hint="eastAsia"/>
                 <w:color w:val="000000"/>
                 <w:sz w:val="18"/>
                 <w:szCs w:val="18"/>
@@ -6849,7 +6827,7 @@
               <w:jc w:val="center"/>
               <w:textAlignment w:val="baseline"/>
               <w:rPr>
-                <w:rFonts w:ascii="바탕" w:eastAsia="바탕" w:hAnsi="바탕" w:cs="굴림"/>
+                <w:rFonts w:ascii="바탕" w:eastAsia="바탕" w:hAnsi="바탕" w:cs="Gulim"/>
                 <w:color w:val="000000"/>
                 <w:sz w:val="18"/>
               </w:rPr>
@@ -6857,7 +6835,7 @@
             <w:proofErr w:type="spellStart"/>
             <w:r>
               <w:rPr>
-                <w:rFonts w:ascii="바탕" w:eastAsia="바탕" w:hAnsi="바탕" w:cs="굴림" w:hint="eastAsia"/>
+                <w:rFonts w:ascii="바탕" w:eastAsia="바탕" w:hAnsi="바탕" w:cs="Gulim" w:hint="eastAsia"/>
                 <w:color w:val="000000"/>
                 <w:sz w:val="18"/>
               </w:rPr>
@@ -6886,14 +6864,14 @@
               <w:jc w:val="center"/>
               <w:textAlignment w:val="baseline"/>
               <w:rPr>
-                <w:rFonts w:ascii="바탕" w:eastAsia="바탕" w:hAnsi="바탕" w:cs="굴림"/>
-                <w:color w:val="000000"/>
-                <w:sz w:val="18"/>
-              </w:rPr>
-            </w:pPr>
-            <w:r>
-              <w:rPr>
-                <w:rFonts w:ascii="바탕" w:eastAsia="바탕" w:hAnsi="바탕" w:cs="굴림" w:hint="eastAsia"/>
+                <w:rFonts w:ascii="바탕" w:eastAsia="바탕" w:hAnsi="바탕" w:cs="Gulim"/>
+                <w:color w:val="000000"/>
+                <w:sz w:val="18"/>
+              </w:rPr>
+            </w:pPr>
+            <w:r>
+              <w:rPr>
+                <w:rFonts w:ascii="바탕" w:eastAsia="바탕" w:hAnsi="바탕" w:cs="Gulim" w:hint="eastAsia"/>
                 <w:color w:val="000000"/>
                 <w:sz w:val="18"/>
               </w:rPr>
@@ -6921,14 +6899,14 @@
               <w:jc w:val="center"/>
               <w:textAlignment w:val="baseline"/>
               <w:rPr>
-                <w:rFonts w:ascii="바탕" w:eastAsia="바탕" w:hAnsi="바탕" w:cs="굴림"/>
-                <w:color w:val="000000"/>
-                <w:sz w:val="18"/>
-              </w:rPr>
-            </w:pPr>
-            <w:r>
-              <w:rPr>
-                <w:rFonts w:ascii="바탕" w:eastAsia="바탕" w:hAnsi="바탕" w:cs="굴림" w:hint="eastAsia"/>
+                <w:rFonts w:ascii="바탕" w:eastAsia="바탕" w:hAnsi="바탕" w:cs="Gulim"/>
+                <w:color w:val="000000"/>
+                <w:sz w:val="18"/>
+              </w:rPr>
+            </w:pPr>
+            <w:r>
+              <w:rPr>
+                <w:rFonts w:ascii="바탕" w:eastAsia="바탕" w:hAnsi="바탕" w:cs="Gulim" w:hint="eastAsia"/>
                 <w:color w:val="000000"/>
                 <w:sz w:val="18"/>
               </w:rPr>
@@ -6956,14 +6934,14 @@
               <w:jc w:val="center"/>
               <w:textAlignment w:val="baseline"/>
               <w:rPr>
-                <w:rFonts w:ascii="바탕" w:eastAsia="바탕" w:hAnsi="바탕" w:cs="굴림"/>
-                <w:color w:val="000000"/>
-                <w:sz w:val="18"/>
-              </w:rPr>
-            </w:pPr>
-            <w:r>
-              <w:rPr>
-                <w:rFonts w:ascii="바탕" w:eastAsia="바탕" w:hAnsi="바탕" w:cs="굴림" w:hint="eastAsia"/>
+                <w:rFonts w:ascii="바탕" w:eastAsia="바탕" w:hAnsi="바탕" w:cs="Gulim"/>
+                <w:color w:val="000000"/>
+                <w:sz w:val="18"/>
+              </w:rPr>
+            </w:pPr>
+            <w:r>
+              <w:rPr>
+                <w:rFonts w:ascii="바탕" w:eastAsia="바탕" w:hAnsi="바탕" w:cs="Gulim" w:hint="eastAsia"/>
                 <w:color w:val="000000"/>
                 <w:sz w:val="18"/>
               </w:rPr>
@@ -6991,14 +6969,14 @@
               <w:jc w:val="center"/>
               <w:textAlignment w:val="baseline"/>
               <w:rPr>
-                <w:rFonts w:ascii="바탕" w:eastAsia="바탕" w:hAnsi="바탕" w:cs="굴림"/>
-                <w:color w:val="000000"/>
-                <w:sz w:val="18"/>
-              </w:rPr>
-            </w:pPr>
-            <w:r>
-              <w:rPr>
-                <w:rFonts w:ascii="바탕" w:eastAsia="바탕" w:hAnsi="바탕" w:cs="굴림" w:hint="eastAsia"/>
+                <w:rFonts w:ascii="바탕" w:eastAsia="바탕" w:hAnsi="바탕" w:cs="Gulim"/>
+                <w:color w:val="000000"/>
+                <w:sz w:val="18"/>
+              </w:rPr>
+            </w:pPr>
+            <w:r>
+              <w:rPr>
+                <w:rFonts w:ascii="바탕" w:eastAsia="바탕" w:hAnsi="바탕" w:cs="Gulim" w:hint="eastAsia"/>
                 <w:color w:val="000000"/>
                 <w:sz w:val="18"/>
               </w:rPr>
@@ -7026,14 +7004,14 @@
               <w:jc w:val="center"/>
               <w:textAlignment w:val="baseline"/>
               <w:rPr>
-                <w:rFonts w:ascii="바탕" w:eastAsia="바탕" w:hAnsi="바탕" w:cs="굴림"/>
-                <w:color w:val="000000"/>
-                <w:sz w:val="18"/>
-              </w:rPr>
-            </w:pPr>
-            <w:r>
-              <w:rPr>
-                <w:rFonts w:ascii="바탕" w:eastAsia="바탕" w:hAnsi="바탕" w:cs="굴림" w:hint="eastAsia"/>
+                <w:rFonts w:ascii="바탕" w:eastAsia="바탕" w:hAnsi="바탕" w:cs="Gulim"/>
+                <w:color w:val="000000"/>
+                <w:sz w:val="18"/>
+              </w:rPr>
+            </w:pPr>
+            <w:r>
+              <w:rPr>
+                <w:rFonts w:ascii="바탕" w:eastAsia="바탕" w:hAnsi="바탕" w:cs="Gulim" w:hint="eastAsia"/>
                 <w:color w:val="000000"/>
                 <w:sz w:val="18"/>
               </w:rPr>
@@ -7061,14 +7039,14 @@
               <w:jc w:val="center"/>
               <w:textAlignment w:val="baseline"/>
               <w:rPr>
-                <w:rFonts w:ascii="바탕" w:eastAsia="바탕" w:hAnsi="바탕" w:cs="굴림"/>
-                <w:color w:val="000000"/>
-                <w:sz w:val="18"/>
-              </w:rPr>
-            </w:pPr>
-            <w:r>
-              <w:rPr>
-                <w:rFonts w:ascii="바탕" w:eastAsia="바탕" w:hAnsi="바탕" w:cs="굴림" w:hint="eastAsia"/>
+                <w:rFonts w:ascii="바탕" w:eastAsia="바탕" w:hAnsi="바탕" w:cs="Gulim"/>
+                <w:color w:val="000000"/>
+                <w:sz w:val="18"/>
+              </w:rPr>
+            </w:pPr>
+            <w:r>
+              <w:rPr>
+                <w:rFonts w:ascii="바탕" w:eastAsia="바탕" w:hAnsi="바탕" w:cs="Gulim" w:hint="eastAsia"/>
                 <w:color w:val="000000"/>
                 <w:sz w:val="18"/>
               </w:rPr>
@@ -7096,14 +7074,14 @@
               <w:jc w:val="center"/>
               <w:textAlignment w:val="baseline"/>
               <w:rPr>
-                <w:rFonts w:ascii="바탕" w:eastAsia="바탕" w:hAnsi="바탕" w:cs="굴림"/>
-                <w:color w:val="000000"/>
-                <w:sz w:val="18"/>
-              </w:rPr>
-            </w:pPr>
-            <w:r>
-              <w:rPr>
-                <w:rFonts w:ascii="바탕" w:eastAsia="바탕" w:hAnsi="바탕" w:cs="굴림" w:hint="eastAsia"/>
+                <w:rFonts w:ascii="바탕" w:eastAsia="바탕" w:hAnsi="바탕" w:cs="Gulim"/>
+                <w:color w:val="000000"/>
+                <w:sz w:val="18"/>
+              </w:rPr>
+            </w:pPr>
+            <w:r>
+              <w:rPr>
+                <w:rFonts w:ascii="바탕" w:eastAsia="바탕" w:hAnsi="바탕" w:cs="Gulim" w:hint="eastAsia"/>
                 <w:color w:val="000000"/>
                 <w:sz w:val="18"/>
               </w:rPr>
@@ -7131,14 +7109,14 @@
               <w:jc w:val="center"/>
               <w:textAlignment w:val="baseline"/>
               <w:rPr>
-                <w:rFonts w:ascii="바탕" w:eastAsia="바탕" w:hAnsi="바탕" w:cs="굴림"/>
-                <w:color w:val="000000"/>
-                <w:sz w:val="18"/>
-              </w:rPr>
-            </w:pPr>
-            <w:r>
-              <w:rPr>
-                <w:rFonts w:ascii="바탕" w:eastAsia="바탕" w:hAnsi="바탕" w:cs="굴림" w:hint="eastAsia"/>
+                <w:rFonts w:ascii="바탕" w:eastAsia="바탕" w:hAnsi="바탕" w:cs="Gulim"/>
+                <w:color w:val="000000"/>
+                <w:sz w:val="18"/>
+              </w:rPr>
+            </w:pPr>
+            <w:r>
+              <w:rPr>
+                <w:rFonts w:ascii="바탕" w:eastAsia="바탕" w:hAnsi="바탕" w:cs="Gulim" w:hint="eastAsia"/>
                 <w:color w:val="000000"/>
                 <w:sz w:val="18"/>
               </w:rPr>
@@ -7166,14 +7144,14 @@
               <w:jc w:val="center"/>
               <w:textAlignment w:val="baseline"/>
               <w:rPr>
-                <w:rFonts w:ascii="바탕" w:eastAsia="바탕" w:hAnsi="바탕" w:cs="굴림"/>
-                <w:color w:val="000000"/>
-                <w:sz w:val="18"/>
-              </w:rPr>
-            </w:pPr>
-            <w:r>
-              <w:rPr>
-                <w:rFonts w:ascii="바탕" w:eastAsia="바탕" w:hAnsi="바탕" w:cs="굴림" w:hint="eastAsia"/>
+                <w:rFonts w:ascii="바탕" w:eastAsia="바탕" w:hAnsi="바탕" w:cs="Gulim"/>
+                <w:color w:val="000000"/>
+                <w:sz w:val="18"/>
+              </w:rPr>
+            </w:pPr>
+            <w:r>
+              <w:rPr>
+                <w:rFonts w:ascii="바탕" w:eastAsia="바탕" w:hAnsi="바탕" w:cs="Gulim" w:hint="eastAsia"/>
                 <w:color w:val="000000"/>
                 <w:sz w:val="18"/>
               </w:rPr>
@@ -7201,14 +7179,14 @@
               <w:jc w:val="center"/>
               <w:textAlignment w:val="baseline"/>
               <w:rPr>
-                <w:rFonts w:ascii="바탕" w:eastAsia="바탕" w:hAnsi="바탕" w:cs="굴림"/>
-                <w:color w:val="000000"/>
-                <w:sz w:val="18"/>
-              </w:rPr>
-            </w:pPr>
-            <w:r>
-              <w:rPr>
-                <w:rFonts w:ascii="바탕" w:eastAsia="바탕" w:hAnsi="바탕" w:cs="굴림" w:hint="eastAsia"/>
+                <w:rFonts w:ascii="바탕" w:eastAsia="바탕" w:hAnsi="바탕" w:cs="Gulim"/>
+                <w:color w:val="000000"/>
+                <w:sz w:val="18"/>
+              </w:rPr>
+            </w:pPr>
+            <w:r>
+              <w:rPr>
+                <w:rFonts w:ascii="바탕" w:eastAsia="바탕" w:hAnsi="바탕" w:cs="Gulim" w:hint="eastAsia"/>
                 <w:color w:val="000000"/>
                 <w:sz w:val="18"/>
               </w:rPr>
@@ -7217,14 +7195,14 @@
           </w:p>
         </w:tc>
       </w:tr>
-      <w:bookmarkEnd w:id="19"/>
+      <w:bookmarkEnd w:id="18"/>
     </w:tbl>
     <w:p>
       <w:pPr>
         <w:spacing w:line="384" w:lineRule="auto"/>
         <w:textAlignment w:val="baseline"/>
         <w:rPr>
-          <w:rFonts w:ascii="바탕" w:eastAsia="바탕" w:hAnsi="바탕" w:cs="굴림"/>
+          <w:rFonts w:ascii="바탕" w:eastAsia="바탕" w:hAnsi="바탕" w:cs="Gulim"/>
           <w:color w:val="000000"/>
           <w:kern w:val="0"/>
           <w:sz w:val="6"/>
@@ -7237,7 +7215,7 @@
         <w:spacing w:line="384" w:lineRule="auto"/>
         <w:textAlignment w:val="baseline"/>
         <w:rPr>
-          <w:rFonts w:ascii="바탕" w:eastAsia="바탕" w:hAnsi="바탕" w:cs="굴림"/>
+          <w:rFonts w:ascii="바탕" w:eastAsia="바탕" w:hAnsi="바탕" w:cs="Gulim"/>
           <w:color w:val="000000"/>
           <w:kern w:val="0"/>
           <w:sz w:val="18"/>
@@ -7246,7 +7224,7 @@
       </w:pPr>
       <w:r>
         <w:rPr>
-          <w:rFonts w:ascii="바탕" w:eastAsia="바탕" w:hAnsi="바탕" w:cs="굴림" w:hint="eastAsia"/>
+          <w:rFonts w:ascii="바탕" w:eastAsia="바탕" w:hAnsi="바탕" w:cs="Gulim" w:hint="eastAsia"/>
           <w:color w:val="000000"/>
           <w:kern w:val="0"/>
           <w:sz w:val="18"/>
@@ -7294,15 +7272,15 @@
               <w:jc w:val="center"/>
               <w:textAlignment w:val="baseline"/>
               <w:rPr>
-                <w:rFonts w:ascii="바탕" w:eastAsia="바탕" w:hAnsi="바탕" w:cs="굴림"/>
-                <w:color w:val="000000"/>
-                <w:sz w:val="18"/>
-                <w:szCs w:val="18"/>
-              </w:rPr>
-            </w:pPr>
-            <w:r>
-              <w:rPr>
-                <w:rFonts w:ascii="바탕" w:eastAsia="바탕" w:hAnsi="바탕" w:cs="굴림" w:hint="eastAsia"/>
+                <w:rFonts w:ascii="바탕" w:eastAsia="바탕" w:hAnsi="바탕" w:cs="Gulim"/>
+                <w:color w:val="000000"/>
+                <w:sz w:val="18"/>
+                <w:szCs w:val="18"/>
+              </w:rPr>
+            </w:pPr>
+            <w:r>
+              <w:rPr>
+                <w:rFonts w:ascii="바탕" w:eastAsia="바탕" w:hAnsi="바탕" w:cs="Gulim" w:hint="eastAsia"/>
                 <w:color w:val="000000"/>
                 <w:sz w:val="18"/>
                 <w:szCs w:val="18"/>
@@ -7329,15 +7307,15 @@
               <w:jc w:val="center"/>
               <w:textAlignment w:val="baseline"/>
               <w:rPr>
-                <w:rFonts w:ascii="바탕" w:eastAsia="바탕" w:hAnsi="바탕" w:cs="굴림"/>
-                <w:color w:val="000000"/>
-                <w:sz w:val="18"/>
-                <w:szCs w:val="18"/>
-              </w:rPr>
-            </w:pPr>
-            <w:r>
-              <w:rPr>
-                <w:rFonts w:ascii="바탕" w:eastAsia="바탕" w:hAnsi="바탕" w:cs="굴림" w:hint="eastAsia"/>
+                <w:rFonts w:ascii="바탕" w:eastAsia="바탕" w:hAnsi="바탕" w:cs="Gulim"/>
+                <w:color w:val="000000"/>
+                <w:sz w:val="18"/>
+                <w:szCs w:val="18"/>
+              </w:rPr>
+            </w:pPr>
+            <w:r>
+              <w:rPr>
+                <w:rFonts w:ascii="바탕" w:eastAsia="바탕" w:hAnsi="바탕" w:cs="Gulim" w:hint="eastAsia"/>
                 <w:color w:val="000000"/>
                 <w:sz w:val="18"/>
                 <w:szCs w:val="18"/>
@@ -7364,15 +7342,15 @@
               <w:jc w:val="center"/>
               <w:textAlignment w:val="baseline"/>
               <w:rPr>
-                <w:rFonts w:ascii="바탕" w:eastAsia="바탕" w:hAnsi="바탕" w:cs="굴림"/>
-                <w:color w:val="000000"/>
-                <w:sz w:val="18"/>
-                <w:szCs w:val="18"/>
-              </w:rPr>
-            </w:pPr>
-            <w:r>
-              <w:rPr>
-                <w:rFonts w:ascii="바탕" w:eastAsia="바탕" w:hAnsi="바탕" w:cs="굴림" w:hint="eastAsia"/>
+                <w:rFonts w:ascii="바탕" w:eastAsia="바탕" w:hAnsi="바탕" w:cs="Gulim"/>
+                <w:color w:val="000000"/>
+                <w:sz w:val="18"/>
+                <w:szCs w:val="18"/>
+              </w:rPr>
+            </w:pPr>
+            <w:r>
+              <w:rPr>
+                <w:rFonts w:ascii="바탕" w:eastAsia="바탕" w:hAnsi="바탕" w:cs="Gulim" w:hint="eastAsia"/>
                 <w:color w:val="000000"/>
                 <w:sz w:val="18"/>
                 <w:szCs w:val="18"/>
@@ -7399,15 +7377,15 @@
               <w:jc w:val="center"/>
               <w:textAlignment w:val="baseline"/>
               <w:rPr>
-                <w:rFonts w:ascii="바탕" w:eastAsia="바탕" w:hAnsi="바탕" w:cs="굴림"/>
-                <w:color w:val="000000"/>
-                <w:sz w:val="18"/>
-                <w:szCs w:val="18"/>
-              </w:rPr>
-            </w:pPr>
-            <w:r>
-              <w:rPr>
-                <w:rFonts w:ascii="바탕" w:eastAsia="바탕" w:hAnsi="바탕" w:cs="굴림" w:hint="eastAsia"/>
+                <w:rFonts w:ascii="바탕" w:eastAsia="바탕" w:hAnsi="바탕" w:cs="Gulim"/>
+                <w:color w:val="000000"/>
+                <w:sz w:val="18"/>
+                <w:szCs w:val="18"/>
+              </w:rPr>
+            </w:pPr>
+            <w:r>
+              <w:rPr>
+                <w:rFonts w:ascii="바탕" w:eastAsia="바탕" w:hAnsi="바탕" w:cs="Gulim" w:hint="eastAsia"/>
                 <w:color w:val="000000"/>
                 <w:sz w:val="18"/>
                 <w:szCs w:val="18"/>
@@ -7434,15 +7412,15 @@
               <w:jc w:val="center"/>
               <w:textAlignment w:val="baseline"/>
               <w:rPr>
-                <w:rFonts w:ascii="바탕" w:eastAsia="바탕" w:hAnsi="바탕" w:cs="굴림"/>
-                <w:color w:val="000000"/>
-                <w:sz w:val="18"/>
-                <w:szCs w:val="18"/>
-              </w:rPr>
-            </w:pPr>
-            <w:r>
-              <w:rPr>
-                <w:rFonts w:ascii="바탕" w:eastAsia="바탕" w:hAnsi="바탕" w:cs="굴림" w:hint="eastAsia"/>
+                <w:rFonts w:ascii="바탕" w:eastAsia="바탕" w:hAnsi="바탕" w:cs="Gulim"/>
+                <w:color w:val="000000"/>
+                <w:sz w:val="18"/>
+                <w:szCs w:val="18"/>
+              </w:rPr>
+            </w:pPr>
+            <w:r>
+              <w:rPr>
+                <w:rFonts w:ascii="바탕" w:eastAsia="바탕" w:hAnsi="바탕" w:cs="Gulim" w:hint="eastAsia"/>
                 <w:color w:val="000000"/>
                 <w:sz w:val="18"/>
                 <w:szCs w:val="18"/>
@@ -7469,15 +7447,15 @@
               <w:jc w:val="center"/>
               <w:textAlignment w:val="baseline"/>
               <w:rPr>
-                <w:rFonts w:ascii="바탕" w:eastAsia="바탕" w:hAnsi="바탕" w:cs="굴림"/>
-                <w:color w:val="000000"/>
-                <w:sz w:val="18"/>
-                <w:szCs w:val="18"/>
-              </w:rPr>
-            </w:pPr>
-            <w:r>
-              <w:rPr>
-                <w:rFonts w:ascii="바탕" w:eastAsia="바탕" w:hAnsi="바탕" w:cs="굴림" w:hint="eastAsia"/>
+                <w:rFonts w:ascii="바탕" w:eastAsia="바탕" w:hAnsi="바탕" w:cs="Gulim"/>
+                <w:color w:val="000000"/>
+                <w:sz w:val="18"/>
+                <w:szCs w:val="18"/>
+              </w:rPr>
+            </w:pPr>
+            <w:r>
+              <w:rPr>
+                <w:rFonts w:ascii="바탕" w:eastAsia="바탕" w:hAnsi="바탕" w:cs="Gulim" w:hint="eastAsia"/>
                 <w:color w:val="000000"/>
                 <w:sz w:val="18"/>
                 <w:szCs w:val="18"/>
@@ -7504,15 +7482,15 @@
               <w:jc w:val="center"/>
               <w:textAlignment w:val="baseline"/>
               <w:rPr>
-                <w:rFonts w:ascii="바탕" w:eastAsia="바탕" w:hAnsi="바탕" w:cs="굴림"/>
-                <w:color w:val="000000"/>
-                <w:sz w:val="18"/>
-                <w:szCs w:val="18"/>
-              </w:rPr>
-            </w:pPr>
-            <w:r>
-              <w:rPr>
-                <w:rFonts w:ascii="바탕" w:eastAsia="바탕" w:hAnsi="바탕" w:cs="굴림" w:hint="eastAsia"/>
+                <w:rFonts w:ascii="바탕" w:eastAsia="바탕" w:hAnsi="바탕" w:cs="Gulim"/>
+                <w:color w:val="000000"/>
+                <w:sz w:val="18"/>
+                <w:szCs w:val="18"/>
+              </w:rPr>
+            </w:pPr>
+            <w:r>
+              <w:rPr>
+                <w:rFonts w:ascii="바탕" w:eastAsia="바탕" w:hAnsi="바탕" w:cs="Gulim" w:hint="eastAsia"/>
                 <w:color w:val="000000"/>
                 <w:sz w:val="18"/>
                 <w:szCs w:val="18"/>
@@ -7539,15 +7517,15 @@
               <w:jc w:val="center"/>
               <w:textAlignment w:val="baseline"/>
               <w:rPr>
-                <w:rFonts w:ascii="바탕" w:eastAsia="바탕" w:hAnsi="바탕" w:cs="굴림"/>
-                <w:color w:val="000000"/>
-                <w:sz w:val="18"/>
-                <w:szCs w:val="18"/>
-              </w:rPr>
-            </w:pPr>
-            <w:r>
-              <w:rPr>
-                <w:rFonts w:ascii="바탕" w:eastAsia="바탕" w:hAnsi="바탕" w:cs="굴림" w:hint="eastAsia"/>
+                <w:rFonts w:ascii="바탕" w:eastAsia="바탕" w:hAnsi="바탕" w:cs="Gulim"/>
+                <w:color w:val="000000"/>
+                <w:sz w:val="18"/>
+                <w:szCs w:val="18"/>
+              </w:rPr>
+            </w:pPr>
+            <w:r>
+              <w:rPr>
+                <w:rFonts w:ascii="바탕" w:eastAsia="바탕" w:hAnsi="바탕" w:cs="Gulim" w:hint="eastAsia"/>
                 <w:color w:val="000000"/>
                 <w:sz w:val="18"/>
                 <w:szCs w:val="18"/>
@@ -7576,7 +7554,7 @@
               <w:jc w:val="center"/>
               <w:textAlignment w:val="baseline"/>
               <w:rPr>
-                <w:rFonts w:ascii="바탕" w:eastAsia="바탕" w:hAnsi="바탕" w:cs="굴림"/>
+                <w:rFonts w:ascii="바탕" w:eastAsia="바탕" w:hAnsi="바탕" w:cs="Gulim"/>
                 <w:color w:val="000000"/>
                 <w:sz w:val="18"/>
                 <w:szCs w:val="18"/>
@@ -7585,7 +7563,7 @@
             <w:proofErr w:type="spellStart"/>
             <w:r>
               <w:rPr>
-                <w:rFonts w:ascii="바탕" w:eastAsia="바탕" w:hAnsi="바탕" w:cs="굴림" w:hint="eastAsia"/>
+                <w:rFonts w:ascii="바탕" w:eastAsia="바탕" w:hAnsi="바탕" w:cs="Gulim" w:hint="eastAsia"/>
                 <w:color w:val="000000"/>
                 <w:sz w:val="18"/>
                 <w:szCs w:val="18"/>
@@ -7613,15 +7591,15 @@
               <w:jc w:val="center"/>
               <w:textAlignment w:val="baseline"/>
               <w:rPr>
-                <w:rFonts w:ascii="바탕" w:eastAsia="바탕" w:hAnsi="바탕" w:cs="굴림"/>
-                <w:color w:val="000000"/>
-                <w:sz w:val="18"/>
-                <w:szCs w:val="18"/>
-              </w:rPr>
-            </w:pPr>
-            <w:r>
-              <w:rPr>
-                <w:rFonts w:ascii="바탕" w:eastAsia="바탕" w:hAnsi="바탕" w:cs="굴림" w:hint="eastAsia"/>
+                <w:rFonts w:ascii="바탕" w:eastAsia="바탕" w:hAnsi="바탕" w:cs="Gulim"/>
+                <w:color w:val="000000"/>
+                <w:sz w:val="18"/>
+                <w:szCs w:val="18"/>
+              </w:rPr>
+            </w:pPr>
+            <w:r>
+              <w:rPr>
+                <w:rFonts w:ascii="바탕" w:eastAsia="바탕" w:hAnsi="바탕" w:cs="Gulim" w:hint="eastAsia"/>
                 <w:color w:val="000000"/>
                 <w:sz w:val="18"/>
                 <w:szCs w:val="18"/>
@@ -7648,15 +7626,15 @@
               <w:jc w:val="center"/>
               <w:textAlignment w:val="baseline"/>
               <w:rPr>
-                <w:rFonts w:ascii="바탕" w:eastAsia="바탕" w:hAnsi="바탕" w:cs="굴림"/>
-                <w:color w:val="000000"/>
-                <w:sz w:val="18"/>
-                <w:szCs w:val="18"/>
-              </w:rPr>
-            </w:pPr>
-            <w:r>
-              <w:rPr>
-                <w:rFonts w:ascii="바탕" w:eastAsia="바탕" w:hAnsi="바탕" w:cs="굴림" w:hint="eastAsia"/>
+                <w:rFonts w:ascii="바탕" w:eastAsia="바탕" w:hAnsi="바탕" w:cs="Gulim"/>
+                <w:color w:val="000000"/>
+                <w:sz w:val="18"/>
+                <w:szCs w:val="18"/>
+              </w:rPr>
+            </w:pPr>
+            <w:r>
+              <w:rPr>
+                <w:rFonts w:ascii="바탕" w:eastAsia="바탕" w:hAnsi="바탕" w:cs="Gulim" w:hint="eastAsia"/>
                 <w:color w:val="000000"/>
                 <w:sz w:val="18"/>
                 <w:szCs w:val="18"/>
@@ -7683,15 +7661,15 @@
               <w:jc w:val="center"/>
               <w:textAlignment w:val="baseline"/>
               <w:rPr>
-                <w:rFonts w:ascii="바탕" w:eastAsia="바탕" w:hAnsi="바탕" w:cs="굴림"/>
-                <w:color w:val="000000"/>
-                <w:sz w:val="18"/>
-                <w:szCs w:val="18"/>
-              </w:rPr>
-            </w:pPr>
-            <w:r>
-              <w:rPr>
-                <w:rFonts w:ascii="바탕" w:eastAsia="바탕" w:hAnsi="바탕" w:cs="굴림" w:hint="eastAsia"/>
+                <w:rFonts w:ascii="바탕" w:eastAsia="바탕" w:hAnsi="바탕" w:cs="Gulim"/>
+                <w:color w:val="000000"/>
+                <w:sz w:val="18"/>
+                <w:szCs w:val="18"/>
+              </w:rPr>
+            </w:pPr>
+            <w:r>
+              <w:rPr>
+                <w:rFonts w:ascii="바탕" w:eastAsia="바탕" w:hAnsi="바탕" w:cs="Gulim" w:hint="eastAsia"/>
                 <w:color w:val="000000"/>
                 <w:sz w:val="18"/>
                 <w:szCs w:val="18"/>
@@ -7718,15 +7696,15 @@
               <w:jc w:val="center"/>
               <w:textAlignment w:val="baseline"/>
               <w:rPr>
-                <w:rFonts w:ascii="바탕" w:eastAsia="바탕" w:hAnsi="바탕" w:cs="굴림"/>
-                <w:color w:val="000000"/>
-                <w:sz w:val="18"/>
-                <w:szCs w:val="18"/>
-              </w:rPr>
-            </w:pPr>
-            <w:r>
-              <w:rPr>
-                <w:rFonts w:ascii="바탕" w:eastAsia="바탕" w:hAnsi="바탕" w:cs="굴림" w:hint="eastAsia"/>
+                <w:rFonts w:ascii="바탕" w:eastAsia="바탕" w:hAnsi="바탕" w:cs="Gulim"/>
+                <w:color w:val="000000"/>
+                <w:sz w:val="18"/>
+                <w:szCs w:val="18"/>
+              </w:rPr>
+            </w:pPr>
+            <w:r>
+              <w:rPr>
+                <w:rFonts w:ascii="바탕" w:eastAsia="바탕" w:hAnsi="바탕" w:cs="Gulim" w:hint="eastAsia"/>
                 <w:color w:val="000000"/>
                 <w:sz w:val="18"/>
                 <w:szCs w:val="18"/>
@@ -7753,15 +7731,15 @@
               <w:jc w:val="center"/>
               <w:textAlignment w:val="baseline"/>
               <w:rPr>
-                <w:rFonts w:ascii="바탕" w:eastAsia="바탕" w:hAnsi="바탕" w:cs="굴림"/>
-                <w:color w:val="000000"/>
-                <w:sz w:val="18"/>
-                <w:szCs w:val="18"/>
-              </w:rPr>
-            </w:pPr>
-            <w:r>
-              <w:rPr>
-                <w:rFonts w:ascii="바탕" w:eastAsia="바탕" w:hAnsi="바탕" w:cs="굴림" w:hint="eastAsia"/>
+                <w:rFonts w:ascii="바탕" w:eastAsia="바탕" w:hAnsi="바탕" w:cs="Gulim"/>
+                <w:color w:val="000000"/>
+                <w:sz w:val="18"/>
+                <w:szCs w:val="18"/>
+              </w:rPr>
+            </w:pPr>
+            <w:r>
+              <w:rPr>
+                <w:rFonts w:ascii="바탕" w:eastAsia="바탕" w:hAnsi="바탕" w:cs="Gulim" w:hint="eastAsia"/>
                 <w:color w:val="000000"/>
                 <w:sz w:val="18"/>
                 <w:szCs w:val="18"/>
@@ -7788,15 +7766,15 @@
               <w:jc w:val="center"/>
               <w:textAlignment w:val="baseline"/>
               <w:rPr>
-                <w:rFonts w:ascii="바탕" w:eastAsia="바탕" w:hAnsi="바탕" w:cs="굴림"/>
-                <w:color w:val="000000"/>
-                <w:sz w:val="18"/>
-                <w:szCs w:val="18"/>
-              </w:rPr>
-            </w:pPr>
-            <w:r>
-              <w:rPr>
-                <w:rFonts w:ascii="바탕" w:eastAsia="바탕" w:hAnsi="바탕" w:cs="굴림" w:hint="eastAsia"/>
+                <w:rFonts w:ascii="바탕" w:eastAsia="바탕" w:hAnsi="바탕" w:cs="Gulim"/>
+                <w:color w:val="000000"/>
+                <w:sz w:val="18"/>
+                <w:szCs w:val="18"/>
+              </w:rPr>
+            </w:pPr>
+            <w:r>
+              <w:rPr>
+                <w:rFonts w:ascii="바탕" w:eastAsia="바탕" w:hAnsi="바탕" w:cs="Gulim" w:hint="eastAsia"/>
                 <w:color w:val="000000"/>
                 <w:sz w:val="18"/>
                 <w:szCs w:val="18"/>
@@ -7823,15 +7801,15 @@
               <w:jc w:val="center"/>
               <w:textAlignment w:val="baseline"/>
               <w:rPr>
-                <w:rFonts w:ascii="바탕" w:eastAsia="바탕" w:hAnsi="바탕" w:cs="굴림"/>
-                <w:color w:val="000000"/>
-                <w:sz w:val="18"/>
-                <w:szCs w:val="18"/>
-              </w:rPr>
-            </w:pPr>
-            <w:r>
-              <w:rPr>
-                <w:rFonts w:ascii="바탕" w:eastAsia="바탕" w:hAnsi="바탕" w:cs="굴림" w:hint="eastAsia"/>
+                <w:rFonts w:ascii="바탕" w:eastAsia="바탕" w:hAnsi="바탕" w:cs="Gulim"/>
+                <w:color w:val="000000"/>
+                <w:sz w:val="18"/>
+                <w:szCs w:val="18"/>
+              </w:rPr>
+            </w:pPr>
+            <w:r>
+              <w:rPr>
+                <w:rFonts w:ascii="바탕" w:eastAsia="바탕" w:hAnsi="바탕" w:cs="Gulim" w:hint="eastAsia"/>
                 <w:color w:val="000000"/>
                 <w:sz w:val="18"/>
                 <w:szCs w:val="18"/>
@@ -7847,7 +7825,7 @@
         <w:spacing w:line="384" w:lineRule="auto"/>
         <w:textAlignment w:val="baseline"/>
         <w:rPr>
-          <w:rFonts w:ascii="바탕" w:eastAsia="바탕" w:hAnsi="바탕" w:cs="굴림"/>
+          <w:rFonts w:ascii="바탕" w:eastAsia="바탕" w:hAnsi="바탕" w:cs="Gulim"/>
           <w:color w:val="000000"/>
           <w:kern w:val="0"/>
           <w:sz w:val="6"/>
@@ -7860,26 +7838,26 @@
         <w:spacing w:line="384" w:lineRule="auto"/>
         <w:textAlignment w:val="baseline"/>
         <w:rPr>
-          <w:rFonts w:ascii="바탕" w:eastAsia="바탕" w:hAnsi="바탕" w:cs="굴림"/>
+          <w:rFonts w:ascii="바탕" w:eastAsia="바탕" w:hAnsi="바탕" w:cs="Gulim"/>
           <w:color w:val="000000"/>
           <w:kern w:val="0"/>
           <w:szCs w:val="20"/>
         </w:rPr>
       </w:pPr>
-      <w:bookmarkStart w:id="20" w:name="OLE_LINK16"/>
-      <w:r>
-        <w:rPr>
-          <w:rFonts w:ascii="바탕" w:eastAsia="바탕" w:hAnsi="바탕" w:cs="굴림" w:hint="eastAsia"/>
+      <w:bookmarkStart w:id="19" w:name="OLE_LINK16"/>
+      <w:r>
+        <w:rPr>
+          <w:rFonts w:ascii="바탕" w:eastAsia="바탕" w:hAnsi="바탕" w:cs="Gulim" w:hint="eastAsia"/>
           <w:color w:val="000000"/>
           <w:kern w:val="0"/>
           <w:szCs w:val="20"/>
         </w:rPr>
         <w:t xml:space="preserve">* </w:t>
       </w:r>
-      <w:bookmarkStart w:id="21" w:name="OLE_LINK17"/>
-      <w:r>
-        <w:rPr>
-          <w:rFonts w:ascii="바탕" w:eastAsia="바탕" w:hAnsi="바탕" w:cs="굴림" w:hint="eastAsia"/>
+      <w:bookmarkStart w:id="20" w:name="OLE_LINK17"/>
+      <w:r>
+        <w:rPr>
+          <w:rFonts w:ascii="바탕" w:eastAsia="바탕" w:hAnsi="바탕" w:cs="Gulim" w:hint="eastAsia"/>
           <w:color w:val="000000"/>
           <w:kern w:val="0"/>
           <w:szCs w:val="20"/>
@@ -7888,7 +7866,7 @@
       </w:r>
       <w:r>
         <w:rPr>
-          <w:rFonts w:ascii="바탕" w:eastAsia="바탕" w:hAnsi="바탕" w:cs="굴림"/>
+          <w:rFonts w:ascii="바탕" w:eastAsia="바탕" w:hAnsi="바탕" w:cs="Gulim"/>
           <w:color w:val="000000"/>
           <w:kern w:val="0"/>
           <w:szCs w:val="20"/>
@@ -7897,21 +7875,21 @@
       </w:r>
       <w:r>
         <w:rPr>
-          <w:rFonts w:ascii="바탕" w:eastAsia="바탕" w:hAnsi="바탕" w:cs="굴림" w:hint="eastAsia"/>
+          <w:rFonts w:ascii="바탕" w:eastAsia="바탕" w:hAnsi="바탕" w:cs="Gulim" w:hint="eastAsia"/>
           <w:color w:val="000000"/>
           <w:kern w:val="0"/>
           <w:szCs w:val="20"/>
         </w:rPr>
         <w:t>.</w:t>
       </w:r>
-      <w:bookmarkEnd w:id="21"/>
+      <w:bookmarkEnd w:id="20"/>
     </w:p>
     <w:p>
       <w:pPr>
         <w:spacing w:line="384" w:lineRule="auto"/>
         <w:textAlignment w:val="baseline"/>
         <w:rPr>
-          <w:rFonts w:ascii="바탕" w:eastAsia="바탕" w:hAnsi="바탕" w:cs="굴림"/>
+          <w:rFonts w:ascii="바탕" w:eastAsia="바탕" w:hAnsi="바탕" w:cs="Gulim"/>
           <w:color w:val="000000"/>
           <w:kern w:val="0"/>
           <w:sz w:val="6"/>
@@ -7919,7 +7897,7 @@
         </w:rPr>
       </w:pPr>
     </w:p>
-    <w:bookmarkEnd w:id="20"/>
+    <w:bookmarkEnd w:id="19"/>
     <w:p>
       <w:pPr>
         <w:numPr>
@@ -7931,14 +7909,14 @@
         <w:jc w:val="both"/>
         <w:textAlignment w:val="baseline"/>
         <w:rPr>
-          <w:rFonts w:ascii="바탕" w:eastAsia="바탕" w:hAnsi="바탕" w:cs="굴림"/>
-          <w:color w:val="000000"/>
-          <w:kern w:val="0"/>
-        </w:rPr>
-      </w:pPr>
-      <w:r>
-        <w:rPr>
-          <w:rFonts w:ascii="바탕" w:eastAsia="바탕" w:hAnsi="바탕" w:cs="굴림" w:hint="eastAsia"/>
+          <w:rFonts w:ascii="바탕" w:eastAsia="바탕" w:hAnsi="바탕" w:cs="Gulim"/>
+          <w:color w:val="000000"/>
+          <w:kern w:val="0"/>
+        </w:rPr>
+      </w:pPr>
+      <w:r>
+        <w:rPr>
+          <w:rFonts w:ascii="바탕" w:eastAsia="바탕" w:hAnsi="바탕" w:cs="Gulim" w:hint="eastAsia"/>
           <w:color w:val="000000"/>
           <w:kern w:val="0"/>
         </w:rPr>
@@ -7946,7 +7924,7 @@
       </w:r>
       <w:r>
         <w:rPr>
-          <w:rFonts w:ascii="바탕" w:eastAsia="바탕" w:hAnsi="바탕" w:cs="굴림"/>
+          <w:rFonts w:ascii="바탕" w:eastAsia="바탕" w:hAnsi="바탕" w:cs="Gulim"/>
           <w:color w:val="000000"/>
           <w:kern w:val="0"/>
         </w:rPr>
@@ -7954,7 +7932,7 @@
       </w:r>
       <w:r>
         <w:rPr>
-          <w:rFonts w:ascii="바탕" w:eastAsia="바탕" w:hAnsi="바탕" w:cs="굴림" w:hint="eastAsia"/>
+          <w:rFonts w:ascii="바탕" w:eastAsia="바탕" w:hAnsi="바탕" w:cs="Gulim" w:hint="eastAsia"/>
           <w:color w:val="000000"/>
           <w:kern w:val="0"/>
         </w:rPr>
@@ -7962,7 +7940,7 @@
       </w:r>
       <w:r>
         <w:rPr>
-          <w:rFonts w:ascii="바탕" w:eastAsia="바탕" w:hAnsi="바탕" w:cs="굴림"/>
+          <w:rFonts w:ascii="바탕" w:eastAsia="바탕" w:hAnsi="바탕" w:cs="Gulim"/>
           <w:color w:val="000000"/>
           <w:kern w:val="0"/>
         </w:rPr>
@@ -7970,7 +7948,7 @@
       </w:r>
       <w:r>
         <w:rPr>
-          <w:rFonts w:ascii="바탕" w:eastAsia="바탕" w:hAnsi="바탕" w:cs="굴림" w:hint="eastAsia"/>
+          <w:rFonts w:ascii="바탕" w:eastAsia="바탕" w:hAnsi="바탕" w:cs="Gulim" w:hint="eastAsia"/>
           <w:color w:val="000000"/>
           <w:kern w:val="0"/>
         </w:rPr>
@@ -7978,7 +7956,7 @@
       </w:r>
       <w:r>
         <w:rPr>
-          <w:rFonts w:ascii="바탕" w:eastAsia="바탕" w:hAnsi="바탕" w:cs="굴림"/>
+          <w:rFonts w:ascii="바탕" w:eastAsia="바탕" w:hAnsi="바탕" w:cs="Gulim"/>
           <w:color w:val="000000"/>
           <w:kern w:val="0"/>
         </w:rPr>
@@ -7986,7 +7964,7 @@
       </w:r>
       <w:r>
         <w:rPr>
-          <w:rFonts w:ascii="바탕" w:eastAsia="바탕" w:hAnsi="바탕" w:cs="굴림" w:hint="eastAsia"/>
+          <w:rFonts w:ascii="바탕" w:eastAsia="바탕" w:hAnsi="바탕" w:cs="Gulim" w:hint="eastAsia"/>
           <w:color w:val="000000"/>
           <w:kern w:val="0"/>
         </w:rPr>
@@ -7995,7 +7973,7 @@
       <w:proofErr w:type="spellStart"/>
       <w:r>
         <w:rPr>
-          <w:rFonts w:ascii="바탕" w:eastAsia="바탕" w:hAnsi="바탕" w:cs="굴림" w:hint="eastAsia"/>
+          <w:rFonts w:ascii="바탕" w:eastAsia="바탕" w:hAnsi="바탕" w:cs="Gulim" w:hint="eastAsia"/>
           <w:color w:val="000000"/>
           <w:kern w:val="0"/>
         </w:rPr>
@@ -8004,7 +7982,7 @@
       <w:proofErr w:type="spellEnd"/>
       <w:r>
         <w:rPr>
-          <w:rFonts w:ascii="바탕" w:eastAsia="바탕" w:hAnsi="바탕" w:cs="굴림"/>
+          <w:rFonts w:ascii="바탕" w:eastAsia="바탕" w:hAnsi="바탕" w:cs="Gulim"/>
           <w:color w:val="000000"/>
           <w:kern w:val="0"/>
         </w:rPr>
@@ -8013,7 +7991,7 @@
       <w:proofErr w:type="spellStart"/>
       <w:r>
         <w:rPr>
-          <w:rFonts w:ascii="바탕" w:eastAsia="바탕" w:hAnsi="바탕" w:cs="굴림" w:hint="eastAsia"/>
+          <w:rFonts w:ascii="바탕" w:eastAsia="바탕" w:hAnsi="바탕" w:cs="Gulim" w:hint="eastAsia"/>
           <w:color w:val="000000"/>
           <w:kern w:val="0"/>
         </w:rPr>
@@ -8022,7 +8000,7 @@
       <w:proofErr w:type="spellEnd"/>
       <w:r>
         <w:rPr>
-          <w:rFonts w:ascii="바탕" w:eastAsia="바탕" w:hAnsi="바탕" w:cs="굴림"/>
+          <w:rFonts w:ascii="바탕" w:eastAsia="바탕" w:hAnsi="바탕" w:cs="Gulim"/>
           <w:color w:val="000000"/>
           <w:kern w:val="0"/>
         </w:rPr>
@@ -8031,7 +8009,7 @@
       <w:proofErr w:type="spellStart"/>
       <w:r>
         <w:rPr>
-          <w:rFonts w:ascii="바탕" w:eastAsia="바탕" w:hAnsi="바탕" w:cs="굴림" w:hint="eastAsia"/>
+          <w:rFonts w:ascii="바탕" w:eastAsia="바탕" w:hAnsi="바탕" w:cs="Gulim" w:hint="eastAsia"/>
           <w:color w:val="000000"/>
           <w:kern w:val="0"/>
         </w:rPr>
@@ -8040,7 +8018,7 @@
       <w:proofErr w:type="spellEnd"/>
       <w:r>
         <w:rPr>
-          <w:rFonts w:ascii="바탕" w:eastAsia="바탕" w:hAnsi="바탕" w:cs="굴림"/>
+          <w:rFonts w:ascii="바탕" w:eastAsia="바탕" w:hAnsi="바탕" w:cs="Gulim"/>
           <w:color w:val="000000"/>
           <w:kern w:val="0"/>
         </w:rPr>
@@ -8048,7 +8026,7 @@
       </w:r>
       <w:r>
         <w:rPr>
-          <w:rFonts w:ascii="바탕" w:eastAsia="바탕" w:hAnsi="바탕" w:cs="굴림" w:hint="eastAsia"/>
+          <w:rFonts w:ascii="바탕" w:eastAsia="바탕" w:hAnsi="바탕" w:cs="Gulim" w:hint="eastAsia"/>
           <w:color w:val="000000"/>
           <w:kern w:val="0"/>
         </w:rPr>
@@ -8056,7 +8034,7 @@
       </w:r>
       <w:r>
         <w:rPr>
-          <w:rFonts w:ascii="바탕" w:eastAsia="바탕" w:hAnsi="바탕" w:cs="굴림"/>
+          <w:rFonts w:ascii="바탕" w:eastAsia="바탕" w:hAnsi="바탕" w:cs="Gulim"/>
           <w:color w:val="000000"/>
           <w:kern w:val="0"/>
         </w:rPr>
@@ -8074,14 +8052,14 @@
         <w:jc w:val="both"/>
         <w:textAlignment w:val="baseline"/>
         <w:rPr>
-          <w:rFonts w:ascii="바탕" w:eastAsia="바탕" w:hAnsi="바탕" w:cs="굴림"/>
-          <w:color w:val="000000"/>
-          <w:kern w:val="0"/>
-        </w:rPr>
-      </w:pPr>
-      <w:r>
-        <w:rPr>
-          <w:rFonts w:ascii="바탕" w:eastAsia="바탕" w:hAnsi="바탕" w:cs="굴림" w:hint="eastAsia"/>
+          <w:rFonts w:ascii="바탕" w:eastAsia="바탕" w:hAnsi="바탕" w:cs="Gulim"/>
+          <w:color w:val="000000"/>
+          <w:kern w:val="0"/>
+        </w:rPr>
+      </w:pPr>
+      <w:r>
+        <w:rPr>
+          <w:rFonts w:ascii="바탕" w:eastAsia="바탕" w:hAnsi="바탕" w:cs="Gulim" w:hint="eastAsia"/>
           <w:color w:val="000000"/>
           <w:kern w:val="0"/>
         </w:rPr>
@@ -8090,7 +8068,7 @@
       <w:proofErr w:type="spellStart"/>
       <w:r>
         <w:rPr>
-          <w:rFonts w:ascii="바탕" w:eastAsia="바탕" w:hAnsi="바탕" w:cs="굴림" w:hint="eastAsia"/>
+          <w:rFonts w:ascii="바탕" w:eastAsia="바탕" w:hAnsi="바탕" w:cs="Gulim" w:hint="eastAsia"/>
           <w:color w:val="000000"/>
           <w:kern w:val="0"/>
         </w:rPr>
@@ -8099,7 +8077,7 @@
       <w:proofErr w:type="spellEnd"/>
       <w:r>
         <w:rPr>
-          <w:rFonts w:ascii="바탕" w:eastAsia="바탕" w:hAnsi="바탕" w:cs="굴림"/>
+          <w:rFonts w:ascii="바탕" w:eastAsia="바탕" w:hAnsi="바탕" w:cs="Gulim"/>
           <w:color w:val="000000"/>
           <w:kern w:val="0"/>
         </w:rPr>
@@ -8108,7 +8086,7 @@
       <w:proofErr w:type="spellStart"/>
       <w:r>
         <w:rPr>
-          <w:rFonts w:ascii="바탕" w:eastAsia="바탕" w:hAnsi="바탕" w:cs="굴림" w:hint="eastAsia"/>
+          <w:rFonts w:ascii="바탕" w:eastAsia="바탕" w:hAnsi="바탕" w:cs="Gulim" w:hint="eastAsia"/>
           <w:color w:val="000000"/>
           <w:kern w:val="0"/>
         </w:rPr>
@@ -8117,7 +8095,7 @@
       <w:proofErr w:type="spellEnd"/>
       <w:r>
         <w:rPr>
-          <w:rFonts w:ascii="바탕" w:eastAsia="바탕" w:hAnsi="바탕" w:cs="굴림"/>
+          <w:rFonts w:ascii="바탕" w:eastAsia="바탕" w:hAnsi="바탕" w:cs="Gulim"/>
           <w:color w:val="000000"/>
           <w:kern w:val="0"/>
         </w:rPr>
@@ -8126,7 +8104,7 @@
       <w:proofErr w:type="spellStart"/>
       <w:r>
         <w:rPr>
-          <w:rFonts w:ascii="바탕" w:eastAsia="바탕" w:hAnsi="바탕" w:cs="굴림" w:hint="eastAsia"/>
+          <w:rFonts w:ascii="바탕" w:eastAsia="바탕" w:hAnsi="바탕" w:cs="Gulim" w:hint="eastAsia"/>
           <w:color w:val="000000"/>
           <w:kern w:val="0"/>
         </w:rPr>
@@ -8135,7 +8113,7 @@
       <w:proofErr w:type="spellEnd"/>
       <w:r>
         <w:rPr>
-          <w:rFonts w:ascii="바탕" w:eastAsia="바탕" w:hAnsi="바탕" w:cs="굴림"/>
+          <w:rFonts w:ascii="바탕" w:eastAsia="바탕" w:hAnsi="바탕" w:cs="Gulim"/>
           <w:color w:val="000000"/>
           <w:kern w:val="0"/>
         </w:rPr>
@@ -8144,7 +8122,7 @@
       <w:proofErr w:type="spellStart"/>
       <w:r>
         <w:rPr>
-          <w:rFonts w:ascii="바탕" w:eastAsia="바탕" w:hAnsi="바탕" w:cs="굴림" w:hint="eastAsia"/>
+          <w:rFonts w:ascii="바탕" w:eastAsia="바탕" w:hAnsi="바탕" w:cs="Gulim" w:hint="eastAsia"/>
           <w:color w:val="000000"/>
           <w:kern w:val="0"/>
         </w:rPr>
@@ -8153,7 +8131,7 @@
       <w:proofErr w:type="spellEnd"/>
       <w:r>
         <w:rPr>
-          <w:rFonts w:ascii="바탕" w:eastAsia="바탕" w:hAnsi="바탕" w:cs="굴림"/>
+          <w:rFonts w:ascii="바탕" w:eastAsia="바탕" w:hAnsi="바탕" w:cs="Gulim"/>
           <w:color w:val="000000"/>
           <w:kern w:val="0"/>
         </w:rPr>
@@ -8171,14 +8149,14 @@
         <w:jc w:val="both"/>
         <w:textAlignment w:val="baseline"/>
         <w:rPr>
-          <w:rFonts w:ascii="바탕" w:eastAsia="바탕" w:hAnsi="바탕" w:cs="굴림"/>
-          <w:color w:val="000000"/>
-          <w:kern w:val="0"/>
-        </w:rPr>
-      </w:pPr>
-      <w:r>
-        <w:rPr>
-          <w:rFonts w:ascii="바탕" w:eastAsia="바탕" w:hAnsi="바탕" w:cs="굴림" w:hint="eastAsia"/>
+          <w:rFonts w:ascii="바탕" w:eastAsia="바탕" w:hAnsi="바탕" w:cs="Gulim"/>
+          <w:color w:val="000000"/>
+          <w:kern w:val="0"/>
+        </w:rPr>
+      </w:pPr>
+      <w:r>
+        <w:rPr>
+          <w:rFonts w:ascii="바탕" w:eastAsia="바탕" w:hAnsi="바탕" w:cs="Gulim" w:hint="eastAsia"/>
           <w:color w:val="000000"/>
           <w:kern w:val="0"/>
         </w:rPr>
@@ -8187,7 +8165,7 @@
       <w:proofErr w:type="spellStart"/>
       <w:r>
         <w:rPr>
-          <w:rFonts w:ascii="바탕" w:eastAsia="바탕" w:hAnsi="바탕" w:cs="굴림" w:hint="eastAsia"/>
+          <w:rFonts w:ascii="바탕" w:eastAsia="바탕" w:hAnsi="바탕" w:cs="Gulim" w:hint="eastAsia"/>
           <w:color w:val="000000"/>
           <w:kern w:val="0"/>
         </w:rPr>
@@ -8196,7 +8174,7 @@
       <w:proofErr w:type="spellEnd"/>
       <w:r>
         <w:rPr>
-          <w:rFonts w:ascii="바탕" w:eastAsia="바탕" w:hAnsi="바탕" w:cs="굴림"/>
+          <w:rFonts w:ascii="바탕" w:eastAsia="바탕" w:hAnsi="바탕" w:cs="Gulim"/>
           <w:color w:val="000000"/>
           <w:kern w:val="0"/>
         </w:rPr>
@@ -8205,7 +8183,7 @@
       <w:proofErr w:type="spellStart"/>
       <w:r>
         <w:rPr>
-          <w:rFonts w:ascii="바탕" w:eastAsia="바탕" w:hAnsi="바탕" w:cs="굴림" w:hint="eastAsia"/>
+          <w:rFonts w:ascii="바탕" w:eastAsia="바탕" w:hAnsi="바탕" w:cs="Gulim" w:hint="eastAsia"/>
           <w:color w:val="000000"/>
           <w:kern w:val="0"/>
         </w:rPr>
@@ -8214,7 +8192,7 @@
       <w:proofErr w:type="spellEnd"/>
       <w:r>
         <w:rPr>
-          <w:rFonts w:ascii="바탕" w:eastAsia="바탕" w:hAnsi="바탕" w:cs="굴림"/>
+          <w:rFonts w:ascii="바탕" w:eastAsia="바탕" w:hAnsi="바탕" w:cs="Gulim"/>
           <w:color w:val="000000"/>
           <w:kern w:val="0"/>
         </w:rPr>
@@ -8223,7 +8201,7 @@
       <w:proofErr w:type="spellStart"/>
       <w:r>
         <w:rPr>
-          <w:rFonts w:ascii="바탕" w:eastAsia="바탕" w:hAnsi="바탕" w:cs="굴림" w:hint="eastAsia"/>
+          <w:rFonts w:ascii="바탕" w:eastAsia="바탕" w:hAnsi="바탕" w:cs="Gulim" w:hint="eastAsia"/>
           <w:color w:val="000000"/>
           <w:kern w:val="0"/>
         </w:rPr>
@@ -8232,7 +8210,7 @@
       <w:proofErr w:type="spellEnd"/>
       <w:r>
         <w:rPr>
-          <w:rFonts w:ascii="바탕" w:eastAsia="바탕" w:hAnsi="바탕" w:cs="굴림"/>
+          <w:rFonts w:ascii="바탕" w:eastAsia="바탕" w:hAnsi="바탕" w:cs="Gulim"/>
           <w:color w:val="000000"/>
           <w:kern w:val="0"/>
         </w:rPr>
@@ -8240,7 +8218,7 @@
       </w:r>
       <w:r>
         <w:rPr>
-          <w:rFonts w:ascii="바탕" w:eastAsia="바탕" w:hAnsi="바탕" w:cs="굴림" w:hint="eastAsia"/>
+          <w:rFonts w:ascii="바탕" w:eastAsia="바탕" w:hAnsi="바탕" w:cs="Gulim" w:hint="eastAsia"/>
           <w:color w:val="000000"/>
           <w:kern w:val="0"/>
         </w:rPr>
@@ -8248,7 +8226,7 @@
       </w:r>
       <w:r>
         <w:rPr>
-          <w:rFonts w:ascii="바탕" w:eastAsia="바탕" w:hAnsi="바탕" w:cs="굴림"/>
+          <w:rFonts w:ascii="바탕" w:eastAsia="바탕" w:hAnsi="바탕" w:cs="Gulim"/>
           <w:color w:val="000000"/>
           <w:kern w:val="0"/>
         </w:rPr>
@@ -8256,7 +8234,7 @@
       </w:r>
       <w:r>
         <w:rPr>
-          <w:rFonts w:ascii="바탕" w:eastAsia="바탕" w:hAnsi="바탕" w:cs="굴림" w:hint="eastAsia"/>
+          <w:rFonts w:ascii="바탕" w:eastAsia="바탕" w:hAnsi="바탕" w:cs="Gulim" w:hint="eastAsia"/>
           <w:color w:val="000000"/>
           <w:kern w:val="0"/>
         </w:rPr>
@@ -8264,7 +8242,7 @@
       </w:r>
       <w:r>
         <w:rPr>
-          <w:rFonts w:ascii="바탕" w:eastAsia="바탕" w:hAnsi="바탕" w:cs="굴림"/>
+          <w:rFonts w:ascii="바탕" w:eastAsia="바탕" w:hAnsi="바탕" w:cs="Gulim"/>
           <w:color w:val="000000"/>
           <w:kern w:val="0"/>
         </w:rPr>
@@ -8272,7 +8250,7 @@
       </w:r>
       <w:r>
         <w:rPr>
-          <w:rFonts w:ascii="바탕" w:eastAsia="바탕" w:hAnsi="바탕" w:cs="굴림" w:hint="eastAsia"/>
+          <w:rFonts w:ascii="바탕" w:eastAsia="바탕" w:hAnsi="바탕" w:cs="Gulim" w:hint="eastAsia"/>
           <w:color w:val="000000"/>
           <w:kern w:val="0"/>
         </w:rPr>
@@ -8280,7 +8258,7 @@
       </w:r>
       <w:r>
         <w:rPr>
-          <w:rFonts w:ascii="바탕" w:eastAsia="바탕" w:hAnsi="바탕" w:cs="굴림"/>
+          <w:rFonts w:ascii="바탕" w:eastAsia="바탕" w:hAnsi="바탕" w:cs="Gulim"/>
           <w:color w:val="000000"/>
           <w:kern w:val="0"/>
         </w:rPr>
@@ -8288,7 +8266,7 @@
       </w:r>
       <w:r>
         <w:rPr>
-          <w:rFonts w:ascii="바탕" w:eastAsia="바탕" w:hAnsi="바탕" w:cs="굴림" w:hint="eastAsia"/>
+          <w:rFonts w:ascii="바탕" w:eastAsia="바탕" w:hAnsi="바탕" w:cs="Gulim" w:hint="eastAsia"/>
           <w:color w:val="000000"/>
           <w:kern w:val="0"/>
         </w:rPr>
@@ -8296,7 +8274,7 @@
       </w:r>
       <w:r>
         <w:rPr>
-          <w:rFonts w:ascii="바탕" w:eastAsia="바탕" w:hAnsi="바탕" w:cs="굴림"/>
+          <w:rFonts w:ascii="바탕" w:eastAsia="바탕" w:hAnsi="바탕" w:cs="Gulim"/>
           <w:color w:val="000000"/>
           <w:kern w:val="0"/>
         </w:rPr>
@@ -8304,7 +8282,7 @@
       </w:r>
       <w:r>
         <w:rPr>
-          <w:rFonts w:ascii="바탕" w:eastAsia="바탕" w:hAnsi="바탕" w:cs="굴림" w:hint="eastAsia"/>
+          <w:rFonts w:ascii="바탕" w:eastAsia="바탕" w:hAnsi="바탕" w:cs="Gulim" w:hint="eastAsia"/>
           <w:color w:val="000000"/>
           <w:kern w:val="0"/>
         </w:rPr>
@@ -8312,7 +8290,7 @@
       </w:r>
       <w:r>
         <w:rPr>
-          <w:rFonts w:ascii="바탕" w:eastAsia="바탕" w:hAnsi="바탕" w:cs="굴림"/>
+          <w:rFonts w:ascii="바탕" w:eastAsia="바탕" w:hAnsi="바탕" w:cs="Gulim"/>
           <w:color w:val="000000"/>
           <w:kern w:val="0"/>
         </w:rPr>
@@ -8320,7 +8298,7 @@
       </w:r>
       <w:r>
         <w:rPr>
-          <w:rFonts w:ascii="바탕" w:eastAsia="바탕" w:hAnsi="바탕" w:cs="굴림" w:hint="eastAsia"/>
+          <w:rFonts w:ascii="바탕" w:eastAsia="바탕" w:hAnsi="바탕" w:cs="Gulim" w:hint="eastAsia"/>
           <w:color w:val="000000"/>
           <w:kern w:val="0"/>
         </w:rPr>
@@ -8329,7 +8307,7 @@
       <w:proofErr w:type="spellStart"/>
       <w:r>
         <w:rPr>
-          <w:rFonts w:ascii="바탕" w:eastAsia="바탕" w:hAnsi="바탕" w:cs="굴림" w:hint="eastAsia"/>
+          <w:rFonts w:ascii="바탕" w:eastAsia="바탕" w:hAnsi="바탕" w:cs="Gulim" w:hint="eastAsia"/>
           <w:color w:val="000000"/>
           <w:kern w:val="0"/>
         </w:rPr>
@@ -8338,7 +8316,7 @@
       <w:proofErr w:type="spellEnd"/>
       <w:r>
         <w:rPr>
-          <w:rFonts w:ascii="바탕" w:eastAsia="바탕" w:hAnsi="바탕" w:cs="굴림"/>
+          <w:rFonts w:ascii="바탕" w:eastAsia="바탕" w:hAnsi="바탕" w:cs="Gulim"/>
           <w:color w:val="000000"/>
           <w:kern w:val="0"/>
         </w:rPr>
@@ -8347,7 +8325,7 @@
       <w:proofErr w:type="spellStart"/>
       <w:r>
         <w:rPr>
-          <w:rFonts w:ascii="바탕" w:eastAsia="바탕" w:hAnsi="바탕" w:cs="굴림" w:hint="eastAsia"/>
+          <w:rFonts w:ascii="바탕" w:eastAsia="바탕" w:hAnsi="바탕" w:cs="Gulim" w:hint="eastAsia"/>
           <w:color w:val="000000"/>
           <w:kern w:val="0"/>
         </w:rPr>
@@ -8356,7 +8334,7 @@
       <w:proofErr w:type="spellEnd"/>
       <w:r>
         <w:rPr>
-          <w:rFonts w:ascii="바탕" w:eastAsia="바탕" w:hAnsi="바탕" w:cs="굴림"/>
+          <w:rFonts w:ascii="바탕" w:eastAsia="바탕" w:hAnsi="바탕" w:cs="Gulim"/>
           <w:color w:val="000000"/>
           <w:kern w:val="0"/>
         </w:rPr>
@@ -8364,7 +8342,7 @@
       </w:r>
       <w:r>
         <w:rPr>
-          <w:rFonts w:ascii="바탕" w:eastAsia="바탕" w:hAnsi="바탕" w:cs="굴림" w:hint="eastAsia"/>
+          <w:rFonts w:ascii="바탕" w:eastAsia="바탕" w:hAnsi="바탕" w:cs="Gulim" w:hint="eastAsia"/>
           <w:color w:val="000000"/>
           <w:kern w:val="0"/>
         </w:rPr>
@@ -8372,7 +8350,7 @@
       </w:r>
       <w:r>
         <w:rPr>
-          <w:rFonts w:ascii="바탕" w:eastAsia="바탕" w:hAnsi="바탕" w:cs="굴림"/>
+          <w:rFonts w:ascii="바탕" w:eastAsia="바탕" w:hAnsi="바탕" w:cs="Gulim"/>
           <w:color w:val="000000"/>
           <w:kern w:val="0"/>
         </w:rPr>
@@ -8380,7 +8358,7 @@
       </w:r>
       <w:r>
         <w:rPr>
-          <w:rFonts w:ascii="바탕" w:eastAsia="바탕" w:hAnsi="바탕" w:cs="굴림" w:hint="eastAsia"/>
+          <w:rFonts w:ascii="바탕" w:eastAsia="바탕" w:hAnsi="바탕" w:cs="Gulim" w:hint="eastAsia"/>
           <w:color w:val="000000"/>
           <w:kern w:val="0"/>
         </w:rPr>
@@ -8388,7 +8366,7 @@
       </w:r>
       <w:r>
         <w:rPr>
-          <w:rFonts w:ascii="바탕" w:eastAsia="바탕" w:hAnsi="바탕" w:cs="굴림"/>
+          <w:rFonts w:ascii="바탕" w:eastAsia="바탕" w:hAnsi="바탕" w:cs="Gulim"/>
           <w:color w:val="000000"/>
           <w:kern w:val="0"/>
         </w:rPr>
@@ -8396,7 +8374,7 @@
       </w:r>
       <w:r>
         <w:rPr>
-          <w:rFonts w:ascii="바탕" w:eastAsia="바탕" w:hAnsi="바탕" w:cs="굴림" w:hint="eastAsia"/>
+          <w:rFonts w:ascii="바탕" w:eastAsia="바탕" w:hAnsi="바탕" w:cs="Gulim" w:hint="eastAsia"/>
           <w:color w:val="000000"/>
           <w:kern w:val="0"/>
         </w:rPr>
@@ -8404,7 +8382,7 @@
       </w:r>
       <w:r>
         <w:rPr>
-          <w:rFonts w:ascii="바탕" w:eastAsia="바탕" w:hAnsi="바탕" w:cs="굴림"/>
+          <w:rFonts w:ascii="바탕" w:eastAsia="바탕" w:hAnsi="바탕" w:cs="Gulim"/>
           <w:color w:val="000000"/>
           <w:kern w:val="0"/>
         </w:rPr>
@@ -8422,14 +8400,14 @@
         <w:jc w:val="both"/>
         <w:textAlignment w:val="baseline"/>
         <w:rPr>
-          <w:rFonts w:ascii="바탕" w:eastAsia="바탕" w:hAnsi="바탕" w:cs="굴림"/>
-          <w:color w:val="000000"/>
-          <w:kern w:val="0"/>
-        </w:rPr>
-      </w:pPr>
-      <w:r>
-        <w:rPr>
-          <w:rFonts w:ascii="바탕" w:eastAsia="바탕" w:hAnsi="바탕" w:cs="굴림" w:hint="eastAsia"/>
+          <w:rFonts w:ascii="바탕" w:eastAsia="바탕" w:hAnsi="바탕" w:cs="Gulim"/>
+          <w:color w:val="000000"/>
+          <w:kern w:val="0"/>
+        </w:rPr>
+      </w:pPr>
+      <w:r>
+        <w:rPr>
+          <w:rFonts w:ascii="바탕" w:eastAsia="바탕" w:hAnsi="바탕" w:cs="Gulim" w:hint="eastAsia"/>
           <w:color w:val="000000"/>
           <w:kern w:val="0"/>
         </w:rPr>
@@ -8437,7 +8415,7 @@
       </w:r>
       <w:r>
         <w:rPr>
-          <w:rFonts w:ascii="바탕" w:eastAsia="바탕" w:hAnsi="바탕" w:cs="굴림"/>
+          <w:rFonts w:ascii="바탕" w:eastAsia="바탕" w:hAnsi="바탕" w:cs="Gulim"/>
           <w:color w:val="000000"/>
           <w:kern w:val="0"/>
         </w:rPr>
@@ -8445,7 +8423,7 @@
       </w:r>
       <w:r>
         <w:rPr>
-          <w:rFonts w:ascii="바탕" w:eastAsia="바탕" w:hAnsi="바탕" w:cs="굴림" w:hint="eastAsia"/>
+          <w:rFonts w:ascii="바탕" w:eastAsia="바탕" w:hAnsi="바탕" w:cs="Gulim" w:hint="eastAsia"/>
           <w:color w:val="000000"/>
           <w:kern w:val="0"/>
         </w:rPr>
@@ -8453,7 +8431,7 @@
       </w:r>
       <w:r>
         <w:rPr>
-          <w:rFonts w:ascii="바탕" w:eastAsia="바탕" w:hAnsi="바탕" w:cs="굴림"/>
+          <w:rFonts w:ascii="바탕" w:eastAsia="바탕" w:hAnsi="바탕" w:cs="Gulim"/>
           <w:color w:val="000000"/>
           <w:kern w:val="0"/>
         </w:rPr>
@@ -8461,7 +8439,7 @@
       </w:r>
       <w:r>
         <w:rPr>
-          <w:rFonts w:ascii="바탕" w:eastAsia="바탕" w:hAnsi="바탕" w:cs="굴림" w:hint="eastAsia"/>
+          <w:rFonts w:ascii="바탕" w:eastAsia="바탕" w:hAnsi="바탕" w:cs="Gulim" w:hint="eastAsia"/>
           <w:color w:val="000000"/>
           <w:kern w:val="0"/>
         </w:rPr>
@@ -8469,7 +8447,7 @@
       </w:r>
       <w:r>
         <w:rPr>
-          <w:rFonts w:ascii="바탕" w:eastAsia="바탕" w:hAnsi="바탕" w:cs="굴림"/>
+          <w:rFonts w:ascii="바탕" w:eastAsia="바탕" w:hAnsi="바탕" w:cs="Gulim"/>
           <w:color w:val="000000"/>
           <w:kern w:val="0"/>
         </w:rPr>
@@ -8483,7 +8461,7 @@
         <w:ind w:left="284"/>
         <w:textAlignment w:val="baseline"/>
         <w:rPr>
-          <w:rFonts w:ascii="바탕" w:eastAsia="바탕" w:hAnsi="바탕" w:cs="굴림"/>
+          <w:rFonts w:ascii="바탕" w:eastAsia="바탕" w:hAnsi="바탕" w:cs="Gulim"/>
           <w:kern w:val="0"/>
           <w:sz w:val="6"/>
           <w:szCs w:val="6"/>
@@ -8495,17 +8473,17 @@
         <w:spacing w:line="384" w:lineRule="auto"/>
         <w:textAlignment w:val="baseline"/>
         <w:rPr>
-          <w:rFonts w:ascii="바탕" w:eastAsia="바탕" w:hAnsi="바탕" w:cs="굴림"/>
+          <w:rFonts w:ascii="바탕" w:eastAsia="바탕" w:hAnsi="바탕" w:cs="Gulim"/>
           <w:b/>
           <w:bCs/>
           <w:color w:val="000000"/>
           <w:kern w:val="0"/>
         </w:rPr>
       </w:pPr>
-      <w:bookmarkStart w:id="22" w:name="OLE_LINK33"/>
-      <w:r>
-        <w:rPr>
-          <w:rFonts w:ascii="바탕" w:eastAsia="바탕" w:hAnsi="바탕" w:cs="굴림" w:hint="eastAsia"/>
+      <w:bookmarkStart w:id="21" w:name="OLE_LINK33"/>
+      <w:r>
+        <w:rPr>
+          <w:rFonts w:ascii="바탕" w:eastAsia="바탕" w:hAnsi="바탕" w:cs="Gulim" w:hint="eastAsia"/>
           <w:b/>
           <w:bCs/>
           <w:color w:val="000000"/>
@@ -8525,14 +8503,14 @@
         <w:jc w:val="both"/>
         <w:textAlignment w:val="baseline"/>
         <w:rPr>
-          <w:rFonts w:ascii="바탕" w:eastAsia="바탕" w:hAnsi="바탕" w:cs="굴림"/>
-          <w:color w:val="000000"/>
-          <w:kern w:val="0"/>
-        </w:rPr>
-      </w:pPr>
-      <w:r>
-        <w:rPr>
-          <w:rFonts w:ascii="바탕" w:eastAsia="바탕" w:hAnsi="바탕" w:cs="굴림"/>
+          <w:rFonts w:ascii="바탕" w:eastAsia="바탕" w:hAnsi="바탕" w:cs="Gulim"/>
+          <w:color w:val="000000"/>
+          <w:kern w:val="0"/>
+        </w:rPr>
+      </w:pPr>
+      <w:r>
+        <w:rPr>
+          <w:rFonts w:ascii="바탕" w:eastAsia="바탕" w:hAnsi="바탕" w:cs="Gulim"/>
           <w:color w:val="000000"/>
           <w:kern w:val="0"/>
         </w:rPr>
@@ -8540,7 +8518,7 @@
       </w:r>
       <w:r>
         <w:rPr>
-          <w:rFonts w:ascii="바탕" w:eastAsia="바탕" w:hAnsi="바탕" w:cs="굴림" w:hint="eastAsia"/>
+          <w:rFonts w:ascii="바탕" w:eastAsia="바탕" w:hAnsi="바탕" w:cs="Gulim" w:hint="eastAsia"/>
           <w:color w:val="000000"/>
           <w:kern w:val="0"/>
         </w:rPr>
@@ -8548,7 +8526,7 @@
       </w:r>
       <w:r>
         <w:rPr>
-          <w:rFonts w:ascii="바탕" w:eastAsia="바탕" w:hAnsi="바탕" w:cs="굴림"/>
+          <w:rFonts w:ascii="바탕" w:eastAsia="바탕" w:hAnsi="바탕" w:cs="Gulim"/>
           <w:color w:val="000000"/>
           <w:kern w:val="0"/>
         </w:rPr>
@@ -8556,7 +8534,7 @@
       </w:r>
       <w:r>
         <w:rPr>
-          <w:rFonts w:ascii="바탕" w:eastAsia="바탕" w:hAnsi="바탕" w:cs="굴림" w:hint="eastAsia"/>
+          <w:rFonts w:ascii="바탕" w:eastAsia="바탕" w:hAnsi="바탕" w:cs="Gulim" w:hint="eastAsia"/>
           <w:color w:val="000000"/>
           <w:kern w:val="0"/>
         </w:rPr>
@@ -8564,7 +8542,7 @@
       </w:r>
       <w:r>
         <w:rPr>
-          <w:rFonts w:ascii="바탕" w:eastAsia="바탕" w:hAnsi="바탕" w:cs="굴림"/>
+          <w:rFonts w:ascii="바탕" w:eastAsia="바탕" w:hAnsi="바탕" w:cs="Gulim"/>
           <w:color w:val="000000"/>
           <w:kern w:val="0"/>
         </w:rPr>
@@ -8572,7 +8550,7 @@
       </w:r>
       <w:r>
         <w:rPr>
-          <w:rFonts w:ascii="바탕" w:eastAsia="바탕" w:hAnsi="바탕" w:cs="굴림" w:hint="eastAsia"/>
+          <w:rFonts w:ascii="바탕" w:eastAsia="바탕" w:hAnsi="바탕" w:cs="Gulim" w:hint="eastAsia"/>
           <w:color w:val="000000"/>
           <w:kern w:val="0"/>
         </w:rPr>
@@ -8580,7 +8558,7 @@
       </w:r>
       <w:r>
         <w:rPr>
-          <w:rFonts w:ascii="바탕" w:eastAsia="바탕" w:hAnsi="바탕" w:cs="굴림"/>
+          <w:rFonts w:ascii="바탕" w:eastAsia="바탕" w:hAnsi="바탕" w:cs="Gulim"/>
           <w:color w:val="000000"/>
           <w:kern w:val="0"/>
         </w:rPr>
@@ -8588,7 +8566,7 @@
       </w:r>
       <w:r>
         <w:rPr>
-          <w:rFonts w:ascii="바탕" w:eastAsia="바탕" w:hAnsi="바탕" w:cs="굴림" w:hint="eastAsia"/>
+          <w:rFonts w:ascii="바탕" w:eastAsia="바탕" w:hAnsi="바탕" w:cs="Gulim" w:hint="eastAsia"/>
           <w:color w:val="000000"/>
           <w:kern w:val="0"/>
         </w:rPr>
@@ -8596,7 +8574,7 @@
       </w:r>
       <w:r>
         <w:rPr>
-          <w:rFonts w:ascii="바탕" w:eastAsia="바탕" w:hAnsi="바탕" w:cs="굴림"/>
+          <w:rFonts w:ascii="바탕" w:eastAsia="바탕" w:hAnsi="바탕" w:cs="Gulim"/>
           <w:color w:val="000000"/>
           <w:kern w:val="0"/>
         </w:rPr>
@@ -8604,7 +8582,7 @@
       </w:r>
       <w:r>
         <w:rPr>
-          <w:rFonts w:ascii="바탕" w:eastAsia="바탕" w:hAnsi="바탕" w:cs="굴림" w:hint="eastAsia"/>
+          <w:rFonts w:ascii="바탕" w:eastAsia="바탕" w:hAnsi="바탕" w:cs="Gulim" w:hint="eastAsia"/>
           <w:color w:val="000000"/>
           <w:kern w:val="0"/>
         </w:rPr>
@@ -8613,7 +8591,7 @@
       <w:proofErr w:type="spellStart"/>
       <w:r>
         <w:rPr>
-          <w:rFonts w:ascii="바탕" w:eastAsia="바탕" w:hAnsi="바탕" w:cs="굴림" w:hint="eastAsia"/>
+          <w:rFonts w:ascii="바탕" w:eastAsia="바탕" w:hAnsi="바탕" w:cs="Gulim" w:hint="eastAsia"/>
           <w:color w:val="000000"/>
           <w:kern w:val="0"/>
         </w:rPr>
@@ -8622,7 +8600,7 @@
       <w:proofErr w:type="spellEnd"/>
       <w:r>
         <w:rPr>
-          <w:rFonts w:ascii="바탕" w:eastAsia="바탕" w:hAnsi="바탕" w:cs="굴림" w:hint="eastAsia"/>
+          <w:rFonts w:ascii="바탕" w:eastAsia="바탕" w:hAnsi="바탕" w:cs="Gulim" w:hint="eastAsia"/>
           <w:color w:val="000000"/>
           <w:kern w:val="0"/>
         </w:rPr>
@@ -8630,7 +8608,7 @@
       </w:r>
       <w:r>
         <w:rPr>
-          <w:rFonts w:ascii="바탕" w:eastAsia="바탕" w:hAnsi="바탕" w:cs="굴림"/>
+          <w:rFonts w:ascii="바탕" w:eastAsia="바탕" w:hAnsi="바탕" w:cs="Gulim"/>
           <w:color w:val="000000"/>
           <w:kern w:val="0"/>
         </w:rPr>
@@ -8638,7 +8616,7 @@
       </w:r>
       <w:r>
         <w:rPr>
-          <w:rFonts w:ascii="바탕" w:eastAsia="바탕" w:hAnsi="바탕" w:cs="굴림" w:hint="eastAsia"/>
+          <w:rFonts w:ascii="바탕" w:eastAsia="바탕" w:hAnsi="바탕" w:cs="Gulim" w:hint="eastAsia"/>
           <w:color w:val="000000"/>
           <w:kern w:val="0"/>
         </w:rPr>
@@ -8656,14 +8634,14 @@
         <w:jc w:val="both"/>
         <w:textAlignment w:val="baseline"/>
         <w:rPr>
-          <w:rFonts w:ascii="바탕" w:eastAsia="바탕" w:hAnsi="바탕" w:cs="굴림"/>
-          <w:color w:val="000000"/>
-          <w:kern w:val="0"/>
-        </w:rPr>
-      </w:pPr>
-      <w:r>
-        <w:rPr>
-          <w:rFonts w:ascii="바탕" w:eastAsia="바탕" w:hAnsi="바탕" w:cs="굴림"/>
+          <w:rFonts w:ascii="바탕" w:eastAsia="바탕" w:hAnsi="바탕" w:cs="Gulim"/>
+          <w:color w:val="000000"/>
+          <w:kern w:val="0"/>
+        </w:rPr>
+      </w:pPr>
+      <w:r>
+        <w:rPr>
+          <w:rFonts w:ascii="바탕" w:eastAsia="바탕" w:hAnsi="바탕" w:cs="Gulim"/>
           <w:color w:val="000000"/>
           <w:kern w:val="0"/>
         </w:rPr>
@@ -8681,18 +8659,55 @@
         <w:jc w:val="both"/>
         <w:textAlignment w:val="baseline"/>
         <w:rPr>
-          <w:rFonts w:ascii="바탕" w:eastAsia="바탕" w:hAnsi="바탕" w:cs="굴림"/>
-          <w:color w:val="000000"/>
-          <w:kern w:val="0"/>
-        </w:rPr>
-      </w:pPr>
-      <w:r>
-        <w:rPr>
-          <w:rFonts w:ascii="바탕" w:eastAsia="바탕" w:hAnsi="바탕" w:cs="굴림"/>
+          <w:rFonts w:ascii="바탕" w:eastAsia="바탕" w:hAnsi="바탕" w:cs="Gulim"/>
+          <w:color w:val="000000"/>
+          <w:kern w:val="0"/>
+        </w:rPr>
+      </w:pPr>
+      <w:r>
+        <w:rPr>
+          <w:rFonts w:ascii="바탕" w:eastAsia="바탕" w:hAnsi="바탕" w:cs="Gulim"/>
           <w:color w:val="000000"/>
           <w:kern w:val="0"/>
         </w:rPr>
         <w:t>1항에 의한 합의는 본 계약의 일부를 이루며, 본 계약의 내용과 상치되는 사항이 있는 경우에는 본 계약의 내용이 우선한다.</w:t>
+      </w:r>
+    </w:p>
+    <w:bookmarkEnd w:id="21"/>
+    <w:p>
+      <w:pPr>
+        <w:spacing w:line="384" w:lineRule="auto"/>
+        <w:textAlignment w:val="baseline"/>
+        <w:rPr>
+          <w:rFonts w:ascii="바탕" w:eastAsia="바탕" w:hAnsi="바탕" w:cs="Gulim"/>
+          <w:color w:val="000000"/>
+          <w:kern w:val="0"/>
+          <w:sz w:val="6"/>
+          <w:szCs w:val="6"/>
+        </w:rPr>
+      </w:pPr>
+    </w:p>
+    <w:p>
+      <w:pPr>
+        <w:spacing w:line="384" w:lineRule="auto"/>
+        <w:textAlignment w:val="baseline"/>
+        <w:rPr>
+          <w:rFonts w:ascii="바탕" w:eastAsia="바탕" w:hAnsi="바탕" w:cs="Gulim"/>
+          <w:color w:val="000000"/>
+          <w:kern w:val="0"/>
+          <w:szCs w:val="20"/>
+        </w:rPr>
+      </w:pPr>
+      <w:bookmarkStart w:id="22" w:name="OLE_LINK29"/>
+      <w:r>
+        <w:rPr>
+          <w:rFonts w:ascii="바탕" w:eastAsia="바탕" w:hAnsi="바탕" w:cs="Gulim" w:hint="eastAsia"/>
+          <w:b/>
+          <w:bCs/>
+          <w:color w:val="000000"/>
+          <w:kern w:val="0"/>
+        </w:rPr>
+        <w:t>제8조(개인정보보호)</w:t>
       </w:r>
     </w:p>
     <w:bookmarkEnd w:id="22"/>
@@ -8701,7 +8716,72 @@
         <w:spacing w:line="384" w:lineRule="auto"/>
         <w:textAlignment w:val="baseline"/>
         <w:rPr>
-          <w:rFonts w:ascii="바탕" w:eastAsia="바탕" w:hAnsi="바탕" w:cs="굴림"/>
+          <w:rFonts w:ascii="바탕" w:eastAsia="바탕" w:hAnsi="바탕" w:cs="Gulim"/>
+          <w:color w:val="000000"/>
+          <w:kern w:val="0"/>
+          <w:szCs w:val="20"/>
+        </w:rPr>
+      </w:pPr>
+      <w:r>
+        <w:rPr>
+          <w:rFonts w:ascii="바탕" w:eastAsia="바탕" w:hAnsi="바탕" w:cs="Gulim" w:hint="eastAsia"/>
+          <w:color w:val="000000"/>
+          <w:kern w:val="0"/>
+        </w:rPr>
+        <w:t>“</w:t>
+      </w:r>
+      <w:proofErr w:type="spellStart"/>
+      <w:r>
+        <w:rPr>
+          <w:rFonts w:ascii="바탕" w:eastAsia="바탕" w:hAnsi="바탕" w:cs="Gulim" w:hint="eastAsia"/>
+          <w:color w:val="000000"/>
+          <w:kern w:val="0"/>
+        </w:rPr>
+        <w:t>부지제공자”와</w:t>
+      </w:r>
+      <w:proofErr w:type="spellEnd"/>
+      <w:r>
+        <w:rPr>
+          <w:rFonts w:ascii="바탕" w:eastAsia="바탕" w:hAnsi="바탕" w:cs="Gulim" w:hint="eastAsia"/>
+          <w:color w:val="000000"/>
+          <w:kern w:val="0"/>
+        </w:rPr>
+        <w:t xml:space="preserve"> “</w:t>
+      </w:r>
+      <w:proofErr w:type="spellStart"/>
+      <w:r>
+        <w:rPr>
+          <w:rFonts w:ascii="바탕" w:eastAsia="바탕" w:hAnsi="바탕" w:cs="Gulim" w:hint="eastAsia"/>
+          <w:color w:val="000000"/>
+          <w:kern w:val="0"/>
+        </w:rPr>
+        <w:t>충전사업자”는</w:t>
+      </w:r>
+      <w:proofErr w:type="spellEnd"/>
+      <w:r>
+        <w:rPr>
+          <w:rFonts w:ascii="바탕" w:eastAsia="바탕" w:hAnsi="바탕" w:cs="Gulim" w:hint="eastAsia"/>
+          <w:color w:val="000000"/>
+          <w:kern w:val="0"/>
+        </w:rPr>
+        <w:t xml:space="preserve"> 개인정보보호를 위해 기술적, 관리적 조치를 취해 개인정보가 도난, </w:t>
+      </w:r>
+      <w:r>
+        <w:rPr>
+          <w:rFonts w:ascii="바탕" w:eastAsia="바탕" w:hAnsi="바탕" w:cs="Gulim" w:hint="eastAsia"/>
+          <w:color w:val="000000"/>
+          <w:kern w:val="0"/>
+        </w:rPr>
+        <w:lastRenderedPageBreak/>
+        <w:t>누출, 침해되지 않도록 한다.</w:t>
+      </w:r>
+    </w:p>
+    <w:p>
+      <w:pPr>
+        <w:spacing w:line="384" w:lineRule="auto"/>
+        <w:textAlignment w:val="baseline"/>
+        <w:rPr>
+          <w:rFonts w:ascii="바탕" w:eastAsia="바탕" w:hAnsi="바탕" w:cs="Gulim"/>
           <w:color w:val="000000"/>
           <w:kern w:val="0"/>
           <w:sz w:val="6"/>
@@ -8714,31 +8794,29 @@
         <w:spacing w:line="384" w:lineRule="auto"/>
         <w:textAlignment w:val="baseline"/>
         <w:rPr>
-          <w:rFonts w:ascii="바탕" w:eastAsia="바탕" w:hAnsi="바탕" w:cs="굴림"/>
+          <w:rFonts w:ascii="바탕" w:eastAsia="바탕" w:hAnsi="바탕" w:cs="Gulim"/>
           <w:color w:val="000000"/>
           <w:kern w:val="0"/>
           <w:szCs w:val="20"/>
         </w:rPr>
       </w:pPr>
-      <w:bookmarkStart w:id="23" w:name="OLE_LINK29"/>
-      <w:r>
-        <w:rPr>
-          <w:rFonts w:ascii="바탕" w:eastAsia="바탕" w:hAnsi="바탕" w:cs="굴림" w:hint="eastAsia"/>
+      <w:r>
+        <w:rPr>
+          <w:rFonts w:ascii="바탕" w:eastAsia="바탕" w:hAnsi="바탕" w:cs="Gulim" w:hint="eastAsia"/>
           <w:b/>
           <w:bCs/>
           <w:color w:val="000000"/>
           <w:kern w:val="0"/>
         </w:rPr>
-        <w:t>제8조(개인정보보호)</w:t>
+        <w:t>제9조(제3자 위임금지 등)</w:t>
       </w:r>
     </w:p>
-    <w:bookmarkEnd w:id="23"/>
     <w:p>
       <w:pPr>
         <w:spacing w:line="384" w:lineRule="auto"/>
         <w:textAlignment w:val="baseline"/>
         <w:rPr>
-          <w:rFonts w:ascii="바탕" w:eastAsia="바탕" w:hAnsi="바탕" w:cs="굴림"/>
+          <w:rFonts w:ascii="바탕" w:eastAsia="바탕" w:hAnsi="바탕" w:cs="Gulim"/>
           <w:color w:val="000000"/>
           <w:kern w:val="0"/>
           <w:szCs w:val="20"/>
@@ -8746,7 +8824,7 @@
       </w:pPr>
       <w:r>
         <w:rPr>
-          <w:rFonts w:ascii="바탕" w:eastAsia="바탕" w:hAnsi="바탕" w:cs="굴림" w:hint="eastAsia"/>
+          <w:rFonts w:ascii="바탕" w:eastAsia="바탕" w:hAnsi="바탕" w:cs="Gulim" w:hint="eastAsia"/>
           <w:color w:val="000000"/>
           <w:kern w:val="0"/>
         </w:rPr>
@@ -8755,16 +8833,16 @@
       <w:proofErr w:type="spellStart"/>
       <w:r>
         <w:rPr>
-          <w:rFonts w:ascii="바탕" w:eastAsia="바탕" w:hAnsi="바탕" w:cs="굴림" w:hint="eastAsia"/>
-          <w:color w:val="000000"/>
-          <w:kern w:val="0"/>
-        </w:rPr>
-        <w:t>부지제공자”와</w:t>
+          <w:rFonts w:ascii="바탕" w:eastAsia="바탕" w:hAnsi="바탕" w:cs="Gulim" w:hint="eastAsia"/>
+          <w:color w:val="000000"/>
+          <w:kern w:val="0"/>
+        </w:rPr>
+        <w:t>충전사업자”와</w:t>
       </w:r>
       <w:proofErr w:type="spellEnd"/>
       <w:r>
         <w:rPr>
-          <w:rFonts w:ascii="바탕" w:eastAsia="바탕" w:hAnsi="바탕" w:cs="굴림" w:hint="eastAsia"/>
+          <w:rFonts w:ascii="바탕" w:eastAsia="바탕" w:hAnsi="바탕" w:cs="Gulim" w:hint="eastAsia"/>
           <w:color w:val="000000"/>
           <w:kern w:val="0"/>
         </w:rPr>
@@ -8773,29 +8851,20 @@
       <w:proofErr w:type="spellStart"/>
       <w:r>
         <w:rPr>
-          <w:rFonts w:ascii="바탕" w:eastAsia="바탕" w:hAnsi="바탕" w:cs="굴림" w:hint="eastAsia"/>
-          <w:color w:val="000000"/>
-          <w:kern w:val="0"/>
-        </w:rPr>
-        <w:t>충전사업자”는</w:t>
+          <w:rFonts w:ascii="바탕" w:eastAsia="바탕" w:hAnsi="바탕" w:cs="Gulim" w:hint="eastAsia"/>
+          <w:color w:val="000000"/>
+          <w:kern w:val="0"/>
+        </w:rPr>
+        <w:t>부지제공자”는</w:t>
       </w:r>
       <w:proofErr w:type="spellEnd"/>
       <w:r>
         <w:rPr>
-          <w:rFonts w:ascii="바탕" w:eastAsia="바탕" w:hAnsi="바탕" w:cs="굴림" w:hint="eastAsia"/>
-          <w:color w:val="000000"/>
-          <w:kern w:val="0"/>
-        </w:rPr>
-        <w:t xml:space="preserve"> 개인정보보호를 위해 기술적, 관리적 조치를 취해 개인정보가 도난, </w:t>
-      </w:r>
-      <w:r>
-        <w:rPr>
-          <w:rFonts w:ascii="바탕" w:eastAsia="바탕" w:hAnsi="바탕" w:cs="굴림" w:hint="eastAsia"/>
-          <w:color w:val="000000"/>
-          <w:kern w:val="0"/>
-        </w:rPr>
-        <w:lastRenderedPageBreak/>
-        <w:t>누출, 침해되지 않도록 한다.</w:t>
+          <w:rFonts w:ascii="바탕" w:eastAsia="바탕" w:hAnsi="바탕" w:cs="Gulim" w:hint="eastAsia"/>
+          <w:color w:val="000000"/>
+          <w:kern w:val="0"/>
+        </w:rPr>
+        <w:t xml:space="preserve"> 사전 서면동의 없이는 본 계약상의 권리 의무를 제3자에게 위임하거나 양도할 수 없으며 담보로 제공할 수 없다.</w:t>
       </w:r>
     </w:p>
     <w:p>
@@ -8803,7 +8872,9 @@
         <w:spacing w:line="384" w:lineRule="auto"/>
         <w:textAlignment w:val="baseline"/>
         <w:rPr>
-          <w:rFonts w:ascii="바탕" w:eastAsia="바탕" w:hAnsi="바탕" w:cs="굴림"/>
+          <w:rFonts w:ascii="바탕" w:eastAsia="바탕" w:hAnsi="바탕" w:cs="Gulim"/>
+          <w:b/>
+          <w:bCs/>
           <w:color w:val="000000"/>
           <w:kern w:val="0"/>
           <w:sz w:val="6"/>
@@ -8816,7 +8887,7 @@
         <w:spacing w:line="384" w:lineRule="auto"/>
         <w:textAlignment w:val="baseline"/>
         <w:rPr>
-          <w:rFonts w:ascii="바탕" w:eastAsia="바탕" w:hAnsi="바탕" w:cs="굴림"/>
+          <w:rFonts w:ascii="바탕" w:eastAsia="바탕" w:hAnsi="바탕" w:cs="Gulim"/>
           <w:color w:val="000000"/>
           <w:kern w:val="0"/>
           <w:szCs w:val="20"/>
@@ -8824,13 +8895,13 @@
       </w:pPr>
       <w:r>
         <w:rPr>
-          <w:rFonts w:ascii="바탕" w:eastAsia="바탕" w:hAnsi="바탕" w:cs="굴림" w:hint="eastAsia"/>
+          <w:rFonts w:ascii="바탕" w:eastAsia="바탕" w:hAnsi="바탕" w:cs="Gulim" w:hint="eastAsia"/>
           <w:b/>
           <w:bCs/>
           <w:color w:val="000000"/>
           <w:kern w:val="0"/>
         </w:rPr>
-        <w:t>제9조(제3자 위임금지 등)</w:t>
+        <w:t>제10조(비밀유지)</w:t>
       </w:r>
     </w:p>
     <w:p>
@@ -8838,15 +8909,14 @@
         <w:spacing w:line="384" w:lineRule="auto"/>
         <w:textAlignment w:val="baseline"/>
         <w:rPr>
-          <w:rFonts w:ascii="바탕" w:eastAsia="바탕" w:hAnsi="바탕" w:cs="굴림"/>
-          <w:color w:val="000000"/>
-          <w:kern w:val="0"/>
-          <w:szCs w:val="20"/>
-        </w:rPr>
-      </w:pPr>
-      <w:r>
-        <w:rPr>
-          <w:rFonts w:ascii="바탕" w:eastAsia="바탕" w:hAnsi="바탕" w:cs="굴림" w:hint="eastAsia"/>
+          <w:rFonts w:ascii="바탕" w:eastAsia="바탕" w:hAnsi="바탕" w:cs="Gulim"/>
+          <w:color w:val="000000"/>
+          <w:kern w:val="0"/>
+        </w:rPr>
+      </w:pPr>
+      <w:r>
+        <w:rPr>
+          <w:rFonts w:ascii="바탕" w:eastAsia="바탕" w:hAnsi="바탕" w:cs="Gulim" w:hint="eastAsia"/>
           <w:color w:val="000000"/>
           <w:kern w:val="0"/>
         </w:rPr>
@@ -8855,16 +8925,16 @@
       <w:proofErr w:type="spellStart"/>
       <w:r>
         <w:rPr>
-          <w:rFonts w:ascii="바탕" w:eastAsia="바탕" w:hAnsi="바탕" w:cs="굴림" w:hint="eastAsia"/>
-          <w:color w:val="000000"/>
-          <w:kern w:val="0"/>
-        </w:rPr>
-        <w:t>충전사업자”와</w:t>
+          <w:rFonts w:ascii="바탕" w:eastAsia="바탕" w:hAnsi="바탕" w:cs="Gulim" w:hint="eastAsia"/>
+          <w:color w:val="000000"/>
+          <w:kern w:val="0"/>
+        </w:rPr>
+        <w:t>부지제공자”와</w:t>
       </w:r>
       <w:proofErr w:type="spellEnd"/>
       <w:r>
         <w:rPr>
-          <w:rFonts w:ascii="바탕" w:eastAsia="바탕" w:hAnsi="바탕" w:cs="굴림" w:hint="eastAsia"/>
+          <w:rFonts w:ascii="바탕" w:eastAsia="바탕" w:hAnsi="바탕" w:cs="Gulim" w:hint="eastAsia"/>
           <w:color w:val="000000"/>
           <w:kern w:val="0"/>
         </w:rPr>
@@ -8873,20 +8943,20 @@
       <w:proofErr w:type="spellStart"/>
       <w:r>
         <w:rPr>
-          <w:rFonts w:ascii="바탕" w:eastAsia="바탕" w:hAnsi="바탕" w:cs="굴림" w:hint="eastAsia"/>
-          <w:color w:val="000000"/>
-          <w:kern w:val="0"/>
-        </w:rPr>
-        <w:t>부지제공자”는</w:t>
+          <w:rFonts w:ascii="바탕" w:eastAsia="바탕" w:hAnsi="바탕" w:cs="Gulim" w:hint="eastAsia"/>
+          <w:color w:val="000000"/>
+          <w:kern w:val="0"/>
+        </w:rPr>
+        <w:t>충전사업자”는</w:t>
       </w:r>
       <w:proofErr w:type="spellEnd"/>
       <w:r>
         <w:rPr>
-          <w:rFonts w:ascii="바탕" w:eastAsia="바탕" w:hAnsi="바탕" w:cs="굴림" w:hint="eastAsia"/>
-          <w:color w:val="000000"/>
-          <w:kern w:val="0"/>
-        </w:rPr>
-        <w:t xml:space="preserve"> 사전 서면동의 없이는 본 계약상의 권리 의무를 제3자에게 위임하거나 양도할 수 없으며 담보로 제공할 수 없다.</w:t>
+          <w:rFonts w:ascii="바탕" w:eastAsia="바탕" w:hAnsi="바탕" w:cs="Gulim" w:hint="eastAsia"/>
+          <w:color w:val="000000"/>
+          <w:kern w:val="0"/>
+        </w:rPr>
+        <w:t xml:space="preserve"> 본 계약과 관련하여 인지 또는 취득한 모든 정보에 대하여 사전 서면동의 없이는 계약기간 중이거나 계약종료 이후에도 업무 목적 이외로 사용하거나 제3자에게 누설 또는 제공하면 안 된다.</w:t>
       </w:r>
     </w:p>
     <w:p>
@@ -8894,7 +8964,7 @@
         <w:spacing w:line="384" w:lineRule="auto"/>
         <w:textAlignment w:val="baseline"/>
         <w:rPr>
-          <w:rFonts w:ascii="바탕" w:eastAsia="바탕" w:hAnsi="바탕" w:cs="굴림"/>
+          <w:rFonts w:ascii="바탕" w:eastAsia="바탕" w:hAnsi="바탕" w:cs="Gulim"/>
           <w:b/>
           <w:bCs/>
           <w:color w:val="000000"/>
@@ -8909,7 +8979,7 @@
         <w:spacing w:line="384" w:lineRule="auto"/>
         <w:textAlignment w:val="baseline"/>
         <w:rPr>
-          <w:rFonts w:ascii="바탕" w:eastAsia="바탕" w:hAnsi="바탕" w:cs="굴림"/>
+          <w:rFonts w:ascii="바탕" w:eastAsia="바탕" w:hAnsi="바탕" w:cs="Gulim"/>
           <w:color w:val="000000"/>
           <w:kern w:val="0"/>
           <w:szCs w:val="20"/>
@@ -8917,99 +8987,7 @@
       </w:pPr>
       <w:r>
         <w:rPr>
-          <w:rFonts w:ascii="바탕" w:eastAsia="바탕" w:hAnsi="바탕" w:cs="굴림" w:hint="eastAsia"/>
-          <w:b/>
-          <w:bCs/>
-          <w:color w:val="000000"/>
-          <w:kern w:val="0"/>
-        </w:rPr>
-        <w:t>제10조(비밀유지)</w:t>
-      </w:r>
-    </w:p>
-    <w:p>
-      <w:pPr>
-        <w:spacing w:line="384" w:lineRule="auto"/>
-        <w:textAlignment w:val="baseline"/>
-        <w:rPr>
-          <w:rFonts w:ascii="바탕" w:eastAsia="바탕" w:hAnsi="바탕" w:cs="굴림"/>
-          <w:color w:val="000000"/>
-          <w:kern w:val="0"/>
-        </w:rPr>
-      </w:pPr>
-      <w:r>
-        <w:rPr>
-          <w:rFonts w:ascii="바탕" w:eastAsia="바탕" w:hAnsi="바탕" w:cs="굴림" w:hint="eastAsia"/>
-          <w:color w:val="000000"/>
-          <w:kern w:val="0"/>
-        </w:rPr>
-        <w:t>“</w:t>
-      </w:r>
-      <w:proofErr w:type="spellStart"/>
-      <w:r>
-        <w:rPr>
-          <w:rFonts w:ascii="바탕" w:eastAsia="바탕" w:hAnsi="바탕" w:cs="굴림" w:hint="eastAsia"/>
-          <w:color w:val="000000"/>
-          <w:kern w:val="0"/>
-        </w:rPr>
-        <w:t>부지제공자”와</w:t>
-      </w:r>
-      <w:proofErr w:type="spellEnd"/>
-      <w:r>
-        <w:rPr>
-          <w:rFonts w:ascii="바탕" w:eastAsia="바탕" w:hAnsi="바탕" w:cs="굴림" w:hint="eastAsia"/>
-          <w:color w:val="000000"/>
-          <w:kern w:val="0"/>
-        </w:rPr>
-        <w:t xml:space="preserve"> “</w:t>
-      </w:r>
-      <w:proofErr w:type="spellStart"/>
-      <w:r>
-        <w:rPr>
-          <w:rFonts w:ascii="바탕" w:eastAsia="바탕" w:hAnsi="바탕" w:cs="굴림" w:hint="eastAsia"/>
-          <w:color w:val="000000"/>
-          <w:kern w:val="0"/>
-        </w:rPr>
-        <w:t>충전사업자”는</w:t>
-      </w:r>
-      <w:proofErr w:type="spellEnd"/>
-      <w:r>
-        <w:rPr>
-          <w:rFonts w:ascii="바탕" w:eastAsia="바탕" w:hAnsi="바탕" w:cs="굴림" w:hint="eastAsia"/>
-          <w:color w:val="000000"/>
-          <w:kern w:val="0"/>
-        </w:rPr>
-        <w:t xml:space="preserve"> 본 계약과 관련하여 인지 또는 취득한 모든 정보에 대하여 사전 서면동의 없이는 계약기간 중이거나 계약종료 이후에도 업무 목적 이외로 사용하거나 제3자에게 누설 또는 제공하면 안 된다.</w:t>
-      </w:r>
-    </w:p>
-    <w:p>
-      <w:pPr>
-        <w:spacing w:line="384" w:lineRule="auto"/>
-        <w:textAlignment w:val="baseline"/>
-        <w:rPr>
-          <w:rFonts w:ascii="바탕" w:eastAsia="바탕" w:hAnsi="바탕" w:cs="굴림"/>
-          <w:b/>
-          <w:bCs/>
-          <w:color w:val="000000"/>
-          <w:kern w:val="0"/>
-          <w:sz w:val="6"/>
-          <w:szCs w:val="6"/>
-        </w:rPr>
-      </w:pPr>
-    </w:p>
-    <w:p>
-      <w:pPr>
-        <w:spacing w:line="384" w:lineRule="auto"/>
-        <w:textAlignment w:val="baseline"/>
-        <w:rPr>
-          <w:rFonts w:ascii="바탕" w:eastAsia="바탕" w:hAnsi="바탕" w:cs="굴림"/>
-          <w:color w:val="000000"/>
-          <w:kern w:val="0"/>
-          <w:szCs w:val="20"/>
-        </w:rPr>
-      </w:pPr>
-      <w:r>
-        <w:rPr>
-          <w:rFonts w:ascii="바탕" w:eastAsia="바탕" w:hAnsi="바탕" w:cs="굴림" w:hint="eastAsia"/>
+          <w:rFonts w:ascii="바탕" w:eastAsia="바탕" w:hAnsi="바탕" w:cs="Gulim" w:hint="eastAsia"/>
           <w:b/>
           <w:bCs/>
           <w:color w:val="000000"/>
@@ -9028,7 +9006,7 @@
         <w:jc w:val="both"/>
         <w:textAlignment w:val="baseline"/>
         <w:rPr>
-          <w:rFonts w:ascii="바탕" w:eastAsia="바탕" w:hAnsi="바탕" w:cs="굴림"/>
+          <w:rFonts w:ascii="바탕" w:eastAsia="바탕" w:hAnsi="바탕" w:cs="Gulim"/>
           <w:color w:val="000000"/>
           <w:kern w:val="0"/>
           <w:szCs w:val="20"/>
@@ -9036,7 +9014,7 @@
       </w:pPr>
       <w:r>
         <w:rPr>
-          <w:rFonts w:ascii="바탕" w:eastAsia="바탕" w:hAnsi="바탕" w:cs="굴림" w:hint="eastAsia"/>
+          <w:rFonts w:ascii="바탕" w:eastAsia="바탕" w:hAnsi="바탕" w:cs="Gulim" w:hint="eastAsia"/>
           <w:color w:val="000000"/>
           <w:kern w:val="0"/>
         </w:rPr>
@@ -9054,14 +9032,14 @@
         <w:jc w:val="both"/>
         <w:textAlignment w:val="baseline"/>
         <w:rPr>
-          <w:rFonts w:ascii="바탕" w:eastAsia="바탕" w:hAnsi="바탕" w:cs="굴림"/>
-          <w:color w:val="000000"/>
-          <w:kern w:val="0"/>
-        </w:rPr>
-      </w:pPr>
-      <w:r>
-        <w:rPr>
-          <w:rFonts w:ascii="바탕" w:eastAsia="바탕" w:hAnsi="바탕" w:cs="굴림" w:hint="eastAsia"/>
+          <w:rFonts w:ascii="바탕" w:eastAsia="바탕" w:hAnsi="바탕" w:cs="Gulim"/>
+          <w:color w:val="000000"/>
+          <w:kern w:val="0"/>
+        </w:rPr>
+      </w:pPr>
+      <w:r>
+        <w:rPr>
+          <w:rFonts w:ascii="바탕" w:eastAsia="바탕" w:hAnsi="바탕" w:cs="Gulim" w:hint="eastAsia"/>
           <w:color w:val="000000"/>
           <w:kern w:val="0"/>
         </w:rPr>
@@ -9079,7 +9057,7 @@
         <w:jc w:val="both"/>
         <w:textAlignment w:val="baseline"/>
         <w:rPr>
-          <w:rFonts w:ascii="바탕" w:eastAsia="바탕" w:hAnsi="바탕" w:cs="굴림"/>
+          <w:rFonts w:ascii="바탕" w:eastAsia="바탕" w:hAnsi="바탕" w:cs="Gulim"/>
           <w:color w:val="000000"/>
           <w:kern w:val="0"/>
           <w:szCs w:val="20"/>
@@ -9087,7 +9065,7 @@
       </w:pPr>
       <w:r>
         <w:rPr>
-          <w:rFonts w:ascii="바탕" w:eastAsia="바탕" w:hAnsi="바탕" w:cs="굴림" w:hint="eastAsia"/>
+          <w:rFonts w:ascii="바탕" w:eastAsia="바탕" w:hAnsi="바탕" w:cs="Gulim" w:hint="eastAsia"/>
           <w:color w:val="000000"/>
           <w:kern w:val="0"/>
         </w:rPr>
@@ -9105,16 +9083,16 @@
         <w:jc w:val="both"/>
         <w:textAlignment w:val="baseline"/>
         <w:rPr>
-          <w:rFonts w:ascii="바탕" w:eastAsia="바탕" w:hAnsi="바탕" w:cs="굴림"/>
-          <w:color w:val="000000"/>
-          <w:kern w:val="0"/>
-        </w:rPr>
-      </w:pPr>
-      <w:bookmarkStart w:id="24" w:name="OLE_LINK23"/>
-      <w:bookmarkStart w:id="25" w:name="OLE_LINK24"/>
-      <w:r>
-        <w:rPr>
-          <w:rFonts w:ascii="바탕" w:eastAsia="바탕" w:hAnsi="바탕" w:cs="굴림" w:hint="eastAsia"/>
+          <w:rFonts w:ascii="바탕" w:eastAsia="바탕" w:hAnsi="바탕" w:cs="Gulim"/>
+          <w:color w:val="000000"/>
+          <w:kern w:val="0"/>
+        </w:rPr>
+      </w:pPr>
+      <w:bookmarkStart w:id="23" w:name="OLE_LINK23"/>
+      <w:bookmarkStart w:id="24" w:name="OLE_LINK24"/>
+      <w:r>
+        <w:rPr>
+          <w:rFonts w:ascii="바탕" w:eastAsia="바탕" w:hAnsi="바탕" w:cs="Gulim" w:hint="eastAsia"/>
           <w:color w:val="000000"/>
           <w:kern w:val="0"/>
         </w:rPr>
@@ -9123,7 +9101,7 @@
       <w:proofErr w:type="spellStart"/>
       <w:r>
         <w:rPr>
-          <w:rFonts w:ascii="바탕" w:eastAsia="바탕" w:hAnsi="바탕" w:cs="굴림" w:hint="eastAsia"/>
+          <w:rFonts w:ascii="바탕" w:eastAsia="바탕" w:hAnsi="바탕" w:cs="Gulim" w:hint="eastAsia"/>
           <w:color w:val="000000"/>
           <w:kern w:val="0"/>
         </w:rPr>
@@ -9131,7 +9109,7 @@
       </w:r>
       <w:r>
         <w:rPr>
-          <w:rFonts w:ascii="바탕" w:eastAsia="바탕" w:hAnsi="바탕" w:cs="굴림"/>
+          <w:rFonts w:ascii="바탕" w:eastAsia="바탕" w:hAnsi="바탕" w:cs="Gulim"/>
           <w:color w:val="000000"/>
           <w:kern w:val="0"/>
         </w:rPr>
@@ -9139,7 +9117,7 @@
       </w:r>
       <w:r>
         <w:rPr>
-          <w:rFonts w:ascii="바탕" w:eastAsia="바탕" w:hAnsi="바탕" w:cs="굴림" w:hint="eastAsia"/>
+          <w:rFonts w:ascii="바탕" w:eastAsia="바탕" w:hAnsi="바탕" w:cs="Gulim" w:hint="eastAsia"/>
           <w:color w:val="000000"/>
           <w:kern w:val="0"/>
         </w:rPr>
@@ -9147,7 +9125,7 @@
       </w:r>
       <w:r>
         <w:rPr>
-          <w:rFonts w:ascii="바탕" w:eastAsia="바탕" w:hAnsi="바탕" w:cs="굴림"/>
+          <w:rFonts w:ascii="바탕" w:eastAsia="바탕" w:hAnsi="바탕" w:cs="Gulim"/>
           <w:color w:val="000000"/>
           <w:kern w:val="0"/>
         </w:rPr>
@@ -9155,7 +9133,7 @@
       </w:r>
       <w:r>
         <w:rPr>
-          <w:rFonts w:ascii="바탕" w:eastAsia="바탕" w:hAnsi="바탕" w:cs="굴림" w:hint="eastAsia"/>
+          <w:rFonts w:ascii="바탕" w:eastAsia="바탕" w:hAnsi="바탕" w:cs="Gulim" w:hint="eastAsia"/>
           <w:color w:val="000000"/>
           <w:kern w:val="0"/>
         </w:rPr>
@@ -9164,23 +9142,23 @@
       <w:proofErr w:type="spellEnd"/>
       <w:r>
         <w:rPr>
-          <w:rFonts w:ascii="바탕" w:eastAsia="바탕" w:hAnsi="바탕" w:cs="굴림" w:hint="eastAsia"/>
+          <w:rFonts w:ascii="바탕" w:eastAsia="바탕" w:hAnsi="바탕" w:cs="Gulim" w:hint="eastAsia"/>
           <w:color w:val="000000"/>
           <w:kern w:val="0"/>
         </w:rPr>
         <w:t>11조의5의 따른 지자체 등의 명령이나 제재는 동법 제11조의</w:t>
       </w:r>
-      <w:bookmarkEnd w:id="24"/>
-      <w:r>
-        <w:rPr>
-          <w:rFonts w:ascii="바탕" w:eastAsia="바탕" w:hAnsi="바탕" w:cs="굴림" w:hint="eastAsia"/>
+      <w:bookmarkEnd w:id="23"/>
+      <w:r>
+        <w:rPr>
+          <w:rFonts w:ascii="바탕" w:eastAsia="바탕" w:hAnsi="바탕" w:cs="Gulim" w:hint="eastAsia"/>
           <w:color w:val="000000"/>
           <w:kern w:val="0"/>
         </w:rPr>
         <w:t>2 시설소유자(공동주택 등)의 책임이며, 충전사업자에게는 의무나 책임이 없다.</w:t>
       </w:r>
     </w:p>
-    <w:bookmarkEnd w:id="25"/>
+    <w:bookmarkEnd w:id="24"/>
     <w:p>
       <w:pPr>
         <w:numPr>
@@ -9192,14 +9170,14 @@
         <w:jc w:val="both"/>
         <w:textAlignment w:val="baseline"/>
         <w:rPr>
-          <w:rFonts w:ascii="바탕" w:eastAsia="바탕" w:hAnsi="바탕" w:cs="굴림"/>
-          <w:color w:val="000000"/>
-          <w:kern w:val="0"/>
-        </w:rPr>
-      </w:pPr>
-      <w:r>
-        <w:rPr>
-          <w:rFonts w:ascii="바탕" w:eastAsia="바탕" w:hAnsi="바탕" w:cs="굴림" w:hint="eastAsia"/>
+          <w:rFonts w:ascii="바탕" w:eastAsia="바탕" w:hAnsi="바탕" w:cs="Gulim"/>
+          <w:color w:val="000000"/>
+          <w:kern w:val="0"/>
+        </w:rPr>
+      </w:pPr>
+      <w:r>
+        <w:rPr>
+          <w:rFonts w:ascii="바탕" w:eastAsia="바탕" w:hAnsi="바탕" w:cs="Gulim" w:hint="eastAsia"/>
           <w:color w:val="000000"/>
           <w:kern w:val="0"/>
         </w:rPr>
@@ -9211,7 +9189,7 @@
         <w:spacing w:before="120" w:after="0" w:line="360" w:lineRule="auto"/>
         <w:jc w:val="center"/>
         <w:rPr>
-          <w:rFonts w:ascii="바탕" w:eastAsia="바탕" w:hAnsi="바탕" w:cs="굴림"/>
+          <w:rFonts w:ascii="바탕" w:eastAsia="바탕" w:hAnsi="바탕" w:cs="Gulim"/>
           <w:color w:val="000000"/>
           <w:kern w:val="0"/>
           <w:szCs w:val="22"/>
@@ -9224,7 +9202,7 @@
         <w:spacing w:before="120" w:after="0" w:line="360" w:lineRule="auto"/>
         <w:jc w:val="center"/>
         <w:rPr>
-          <w:rFonts w:ascii="바탕" w:eastAsia="바탕" w:hAnsi="바탕" w:cs="굴림"/>
+          <w:rFonts w:ascii="바탕" w:eastAsia="바탕" w:hAnsi="바탕" w:cs="Gulim"/>
           <w:color w:val="000000"/>
           <w:kern w:val="0"/>
           <w:szCs w:val="22"/>
@@ -9234,7 +9212,7 @@
       <w:sdt>
         <w:sdtPr>
           <w:rPr>
-            <w:rFonts w:ascii="바탕" w:eastAsia="바탕" w:hAnsi="바탕" w:cs="굴림" w:hint="eastAsia"/>
+            <w:rFonts w:ascii="바탕" w:eastAsia="바탕" w:hAnsi="바탕" w:cs="Gulim" w:hint="eastAsia"/>
             <w:color w:val="000000"/>
             <w:kern w:val="0"/>
             <w:szCs w:val="22"/>
@@ -9248,7 +9226,7 @@
         <w:sdtContent>
           <w:r>
             <w:rPr>
-              <w:rFonts w:ascii="바탕" w:eastAsia="바탕" w:hAnsi="바탕" w:cs="굴림" w:hint="eastAsia"/>
+              <w:rFonts w:ascii="바탕" w:eastAsia="바탕" w:hAnsi="바탕" w:cs="Gulim" w:hint="eastAsia"/>
               <w:color w:val="000000"/>
               <w:kern w:val="0"/>
               <w:szCs w:val="22"/>
@@ -9258,7 +9236,7 @@
           </w:r>
           <w:r>
             <w:rPr>
-              <w:rFonts w:ascii="바탕" w:eastAsia="바탕" w:hAnsi="바탕" w:cs="굴림" w:hint="eastAsia"/>
+              <w:rFonts w:ascii="바탕" w:eastAsia="바탕" w:hAnsi="바탕" w:cs="Gulim" w:hint="eastAsia"/>
               <w:color w:val="000000"/>
               <w:kern w:val="0"/>
               <w:szCs w:val="22"/>
@@ -9273,7 +9251,7 @@
       <w:pPr>
         <w:spacing w:before="120" w:after="0" w:line="360" w:lineRule="auto"/>
         <w:rPr>
-          <w:rFonts w:ascii="바탕" w:eastAsia="바탕" w:hAnsi="바탕" w:cs="굴림"/>
+          <w:rFonts w:ascii="바탕" w:eastAsia="바탕" w:hAnsi="바탕" w:cs="Gulim"/>
           <w:color w:val="000000"/>
           <w:kern w:val="0"/>
           <w:szCs w:val="22"/>
@@ -9304,7 +9282,7 @@
             <w:pPr>
               <w:spacing w:before="120" w:after="0" w:line="360" w:lineRule="auto"/>
               <w:rPr>
-                <w:rFonts w:ascii="바탕" w:eastAsia="바탕" w:hAnsi="바탕" w:cs="굴림"/>
+                <w:rFonts w:ascii="바탕" w:eastAsia="바탕" w:hAnsi="바탕" w:cs="Gulim"/>
                 <w:color w:val="000000"/>
                 <w:kern w:val="0"/>
                 <w:szCs w:val="22"/>
@@ -9313,7 +9291,7 @@
             </w:pPr>
             <w:r>
               <w:rPr>
-                <w:rFonts w:ascii="바탕" w:eastAsia="바탕" w:hAnsi="바탕" w:cs="굴림" w:hint="eastAsia"/>
+                <w:rFonts w:ascii="바탕" w:eastAsia="바탕" w:hAnsi="바탕" w:cs="Gulim" w:hint="eastAsia"/>
                 <w:color w:val="000000"/>
                 <w:kern w:val="0"/>
                 <w:szCs w:val="22"/>
@@ -9332,7 +9310,7 @@
             <w:pPr>
               <w:spacing w:before="120" w:after="0" w:line="360" w:lineRule="auto"/>
               <w:rPr>
-                <w:rFonts w:ascii="바탕" w:eastAsia="바탕" w:hAnsi="바탕" w:cs="굴림"/>
+                <w:rFonts w:ascii="바탕" w:eastAsia="바탕" w:hAnsi="바탕" w:cs="Gulim"/>
                 <w:color w:val="000000"/>
                 <w:kern w:val="0"/>
                 <w:szCs w:val="22"/>
@@ -9341,7 +9319,7 @@
             </w:pPr>
             <w:r>
               <w:rPr>
-                <w:rFonts w:ascii="바탕" w:eastAsia="바탕" w:hAnsi="바탕" w:cs="굴림" w:hint="eastAsia"/>
+                <w:rFonts w:ascii="바탕" w:eastAsia="바탕" w:hAnsi="바탕" w:cs="Gulim" w:hint="eastAsia"/>
                 <w:color w:val="000000"/>
                 <w:kern w:val="0"/>
                 <w:szCs w:val="22"/>
@@ -9368,17 +9346,17 @@
               </w:tabs>
               <w:spacing w:before="120" w:after="0" w:line="360" w:lineRule="auto"/>
               <w:rPr>
-                <w:rFonts w:ascii="바탕" w:eastAsia="바탕" w:hAnsi="바탕" w:cs="굴림"/>
+                <w:rFonts w:ascii="바탕" w:eastAsia="바탕" w:hAnsi="바탕" w:cs="Gulim"/>
                 <w:color w:val="000000"/>
                 <w:kern w:val="0"/>
                 <w:szCs w:val="22"/>
                 <w14:ligatures w14:val="none"/>
               </w:rPr>
             </w:pPr>
-            <w:bookmarkStart w:id="26" w:name="_Hlk214350236"/>
-            <w:r>
-              <w:rPr>
-                <w:rFonts w:ascii="바탕" w:eastAsia="바탕" w:hAnsi="바탕" w:cs="굴림" w:hint="eastAsia"/>
+            <w:bookmarkStart w:id="25" w:name="_Hlk214350236"/>
+            <w:r>
+              <w:rPr>
+                <w:rFonts w:ascii="바탕" w:eastAsia="바탕" w:hAnsi="바탕" w:cs="Gulim" w:hint="eastAsia"/>
                 <w:color w:val="000000"/>
                 <w:kern w:val="0"/>
                 <w:szCs w:val="22"/>
@@ -9389,7 +9367,7 @@
             <w:sdt>
               <w:sdtPr>
                 <w:rPr>
-                  <w:rFonts w:ascii="바탕" w:eastAsia="바탕" w:hAnsi="바탕" w:cs="굴림" w:hint="eastAsia"/>
+                  <w:rFonts w:ascii="바탕" w:eastAsia="바탕" w:hAnsi="바탕" w:cs="Gulim" w:hint="eastAsia"/>
                   <w:color w:val="000000"/>
                   <w:kern w:val="0"/>
                   <w:szCs w:val="22"/>
@@ -9400,18 +9378,7 @@
                 <w:id w:val="900000032"/>
                 <w:text/>
               </w:sdtPr>
-              <w:sdtContent>
-                <w:r>
-                  <w:rPr>
-                    <w:rFonts w:ascii="바탕" w:eastAsia="바탕" w:hAnsi="바탕" w:cs="굴림" w:hint="eastAsia"/>
-                    <w:color w:val="000000"/>
-                    <w:kern w:val="0"/>
-                    <w:szCs w:val="22"/>
-                    <w14:ligatures w14:val="none"/>
-                  </w:rPr>
-                  <w:t xml:space="preserve"/>
-                </w:r>
-              </w:sdtContent>
+              <w:sdtContent/>
             </w:sdt>
           </w:p>
           <w:p>
@@ -9421,7 +9388,7 @@
               </w:tabs>
               <w:spacing w:before="120" w:after="0" w:line="360" w:lineRule="auto"/>
               <w:rPr>
-                <w:rFonts w:ascii="바탕" w:eastAsia="바탕" w:hAnsi="바탕" w:cs="굴림"/>
+                <w:rFonts w:ascii="바탕" w:eastAsia="바탕" w:hAnsi="바탕" w:cs="Gulim"/>
                 <w:color w:val="000000"/>
                 <w:kern w:val="0"/>
                 <w:szCs w:val="22"/>
@@ -9430,7 +9397,7 @@
             </w:pPr>
             <w:r>
               <w:rPr>
-                <w:rFonts w:ascii="바탕" w:eastAsia="바탕" w:hAnsi="바탕" w:cs="굴림" w:hint="eastAsia"/>
+                <w:rFonts w:ascii="바탕" w:eastAsia="바탕" w:hAnsi="바탕" w:cs="Gulim" w:hint="eastAsia"/>
                 <w:color w:val="000000"/>
                 <w:kern w:val="0"/>
                 <w:szCs w:val="22"/>
@@ -9441,7 +9408,7 @@
             <w:sdt>
               <w:sdtPr>
                 <w:rPr>
-                  <w:rFonts w:ascii="바탕" w:eastAsia="바탕" w:hAnsi="바탕" w:cs="굴림" w:hint="eastAsia"/>
+                  <w:rFonts w:ascii="바탕" w:eastAsia="바탕" w:hAnsi="바탕" w:cs="Gulim" w:hint="eastAsia"/>
                   <w:color w:val="000000"/>
                   <w:kern w:val="0"/>
                   <w:szCs w:val="22"/>
@@ -9452,25 +9419,14 @@
                 <w:id w:val="900000034"/>
                 <w:text/>
               </w:sdtPr>
-              <w:sdtContent>
-                <w:r>
-                  <w:rPr>
-                    <w:rFonts w:ascii="바탕" w:eastAsia="바탕" w:hAnsi="바탕" w:cs="굴림" w:hint="eastAsia"/>
-                    <w:color w:val="000000"/>
-                    <w:kern w:val="0"/>
-                    <w:szCs w:val="22"/>
-                    <w14:ligatures w14:val="none"/>
-                  </w:rPr>
-                  <w:t xml:space="preserve"/>
-                </w:r>
-              </w:sdtContent>
+              <w:sdtContent/>
             </w:sdt>
           </w:p>
           <w:p>
             <w:pPr>
               <w:spacing w:before="120" w:after="0" w:line="360" w:lineRule="auto"/>
               <w:rPr>
-                <w:rFonts w:ascii="바탕" w:eastAsia="바탕" w:hAnsi="바탕" w:cs="굴림"/>
+                <w:rFonts w:ascii="바탕" w:eastAsia="바탕" w:hAnsi="바탕" w:cs="Gulim"/>
                 <w:color w:val="000000"/>
                 <w:kern w:val="0"/>
                 <w:szCs w:val="22"/>
@@ -9479,7 +9435,7 @@
             </w:pPr>
             <w:r>
               <w:rPr>
-                <w:rFonts w:ascii="바탕" w:eastAsia="바탕" w:hAnsi="바탕" w:cs="굴림" w:hint="eastAsia"/>
+                <w:rFonts w:ascii="바탕" w:eastAsia="바탕" w:hAnsi="바탕" w:cs="Gulim" w:hint="eastAsia"/>
                 <w:color w:val="000000"/>
                 <w:kern w:val="0"/>
                 <w:szCs w:val="22"/>
@@ -9487,11 +9443,11 @@
               </w:rPr>
               <w:t xml:space="preserve">대표자 : </w:t>
             </w:r>
-            <w:bookmarkStart w:id="27" w:name="OLE_LINK27"/>
+            <w:bookmarkStart w:id="26" w:name="OLE_LINK27"/>
             <w:sdt>
               <w:sdtPr>
                 <w:rPr>
-                  <w:rFonts w:ascii="바탕" w:eastAsia="바탕" w:hAnsi="바탕" w:cs="굴림" w:hint="eastAsia"/>
+                  <w:rFonts w:ascii="바탕" w:eastAsia="바탕" w:hAnsi="바탕" w:cs="Gulim" w:hint="eastAsia"/>
                   <w:color w:val="000000"/>
                   <w:kern w:val="0"/>
                   <w:szCs w:val="22"/>
@@ -9505,7 +9461,7 @@
               <w:sdtContent>
                 <w:r>
                   <w:rPr>
-                    <w:rFonts w:ascii="바탕" w:eastAsia="바탕" w:hAnsi="바탕" w:cs="굴림" w:hint="eastAsia"/>
+                    <w:rFonts w:ascii="바탕" w:eastAsia="바탕" w:hAnsi="바탕" w:cs="Gulim" w:hint="eastAsia"/>
                     <w:color w:val="000000"/>
                     <w:kern w:val="0"/>
                     <w:szCs w:val="22"/>
@@ -9517,7 +9473,7 @@
             </w:sdt>
             <w:r>
               <w:rPr>
-                <w:rFonts w:ascii="바탕" w:eastAsia="바탕" w:hAnsi="바탕" w:cs="굴림" w:hint="eastAsia"/>
+                <w:rFonts w:ascii="바탕" w:eastAsia="바탕" w:hAnsi="바탕" w:cs="Gulim" w:hint="eastAsia"/>
                 <w:color w:val="000000"/>
                 <w:kern w:val="0"/>
                 <w:szCs w:val="22"/>
@@ -9525,7 +9481,7 @@
               </w:rPr>
               <w:t xml:space="preserve"> (인)</w:t>
             </w:r>
-            <w:bookmarkEnd w:id="27"/>
+            <w:bookmarkEnd w:id="26"/>
           </w:p>
         </w:tc>
         <w:tc>
@@ -9537,7 +9493,7 @@
             <w:pPr>
               <w:spacing w:before="120" w:after="0" w:line="360" w:lineRule="auto"/>
               <w:rPr>
-                <w:rFonts w:ascii="바탕" w:eastAsia="바탕" w:hAnsi="바탕" w:cs="굴림"/>
+                <w:rFonts w:ascii="바탕" w:eastAsia="바탕" w:hAnsi="바탕" w:cs="Gulim"/>
                 <w:color w:val="000000"/>
                 <w:kern w:val="0"/>
                 <w:szCs w:val="22"/>
@@ -9546,7 +9502,7 @@
             </w:pPr>
             <w:r>
               <w:rPr>
-                <w:rFonts w:ascii="바탕" w:eastAsia="바탕" w:hAnsi="바탕" w:cs="굴림" w:hint="eastAsia"/>
+                <w:rFonts w:ascii="바탕" w:eastAsia="바탕" w:hAnsi="바탕" w:cs="Gulim" w:hint="eastAsia"/>
                 <w:color w:val="000000"/>
                 <w:kern w:val="0"/>
                 <w:szCs w:val="22"/>
@@ -9557,7 +9513,7 @@
             <w:proofErr w:type="spellStart"/>
             <w:r>
               <w:rPr>
-                <w:rFonts w:ascii="바탕" w:eastAsia="바탕" w:hAnsi="바탕" w:cs="굴림" w:hint="eastAsia"/>
+                <w:rFonts w:ascii="바탕" w:eastAsia="바탕" w:hAnsi="바탕" w:cs="Gulim" w:hint="eastAsia"/>
                 <w:color w:val="000000"/>
                 <w:kern w:val="0"/>
                 <w:szCs w:val="22"/>
@@ -9568,7 +9524,7 @@
             <w:proofErr w:type="spellEnd"/>
             <w:r>
               <w:rPr>
-                <w:rFonts w:ascii="바탕" w:eastAsia="바탕" w:hAnsi="바탕" w:cs="굴림" w:hint="eastAsia"/>
+                <w:rFonts w:ascii="바탕" w:eastAsia="바탕" w:hAnsi="바탕" w:cs="Gulim" w:hint="eastAsia"/>
                 <w:color w:val="000000"/>
                 <w:kern w:val="0"/>
                 <w:szCs w:val="22"/>
@@ -9581,7 +9537,7 @@
             <w:pPr>
               <w:spacing w:before="120" w:after="0" w:line="360" w:lineRule="auto"/>
               <w:rPr>
-                <w:rFonts w:ascii="바탕" w:eastAsia="바탕" w:hAnsi="바탕" w:cs="굴림"/>
+                <w:rFonts w:ascii="바탕" w:eastAsia="바탕" w:hAnsi="바탕" w:cs="Gulim"/>
                 <w:color w:val="000000"/>
                 <w:kern w:val="0"/>
                 <w:szCs w:val="22"/>
@@ -9590,7 +9546,7 @@
             </w:pPr>
             <w:r>
               <w:rPr>
-                <w:rFonts w:ascii="바탕" w:eastAsia="바탕" w:hAnsi="바탕" w:cs="굴림" w:hint="eastAsia"/>
+                <w:rFonts w:ascii="바탕" w:eastAsia="바탕" w:hAnsi="바탕" w:cs="Gulim" w:hint="eastAsia"/>
                 <w:color w:val="000000"/>
                 <w:kern w:val="0"/>
                 <w:szCs w:val="22"/>
@@ -9603,7 +9559,7 @@
             <w:pPr>
               <w:spacing w:before="120" w:after="0" w:line="360" w:lineRule="auto"/>
               <w:rPr>
-                <w:rFonts w:ascii="바탕" w:eastAsia="바탕" w:hAnsi="바탕" w:cs="굴림"/>
+                <w:rFonts w:ascii="바탕" w:eastAsia="바탕" w:hAnsi="바탕" w:cs="Gulim"/>
                 <w:color w:val="000000"/>
                 <w:kern w:val="0"/>
                 <w:szCs w:val="22"/>
@@ -9612,7 +9568,7 @@
             </w:pPr>
             <w:r>
               <w:rPr>
-                <w:rFonts w:ascii="바탕" w:eastAsia="바탕" w:hAnsi="바탕" w:cs="굴림" w:hint="eastAsia"/>
+                <w:rFonts w:ascii="바탕" w:eastAsia="바탕" w:hAnsi="바탕" w:cs="Gulim" w:hint="eastAsia"/>
                 <w:color w:val="000000"/>
                 <w:kern w:val="0"/>
                 <w:szCs w:val="22"/>
@@ -9623,15 +9579,15 @@
           </w:p>
         </w:tc>
       </w:tr>
-      <w:bookmarkEnd w:id="1"/>
-      <w:bookmarkEnd w:id="26"/>
+      <w:bookmarkEnd w:id="0"/>
+      <w:bookmarkEnd w:id="25"/>
     </w:tbl>
     <w:p>
       <w:pPr>
         <w:spacing w:after="0"/>
         <w:jc w:val="both"/>
         <w:rPr>
-          <w:rFonts w:ascii="바탕" w:eastAsia="바탕" w:hAnsi="바탕" w:cs="굴림"/>
+          <w:rFonts w:ascii="바탕" w:eastAsia="바탕" w:hAnsi="바탕" w:cs="Gulim"/>
           <w:color w:val="000000"/>
           <w:kern w:val="0"/>
           <w:szCs w:val="22"/>
@@ -9666,7 +9622,7 @@
           <w14:ligatures w14:val="none"/>
         </w:rPr>
       </w:pPr>
-      <w:bookmarkStart w:id="28" w:name="OLE_LINK26"/>
+      <w:bookmarkStart w:id="27" w:name="OLE_LINK26"/>
       <w:r>
         <w:rPr>
           <w:rFonts w:ascii="맑은 고딕" w:eastAsia="맑은 고딕" w:hAnsi="맑은 고딕" w:cs="Times New Roman"/>
@@ -9806,8 +9762,8 @@
             </w:r>
           </w:p>
         </w:tc>
-        <w:bookmarkStart w:id="29" w:name="CustName4"/>
-        <w:bookmarkEnd w:id="29"/>
+        <w:bookmarkStart w:id="28" w:name="CustName4"/>
+        <w:bookmarkEnd w:id="28"/>
         <w:tc>
           <w:tcPr>
             <w:tcW w:w="5105" w:type="dxa"/>
@@ -9892,8 +9848,8 @@
             <w:proofErr w:type="spellEnd"/>
           </w:p>
         </w:tc>
-        <w:bookmarkStart w:id="30" w:name="Parkinglot"/>
-        <w:bookmarkEnd w:id="30"/>
+        <w:bookmarkStart w:id="29" w:name="Parkinglot"/>
+        <w:bookmarkEnd w:id="29"/>
         <w:tc>
           <w:tcPr>
             <w:tcW w:w="1931" w:type="dxa"/>
@@ -10215,8 +10171,8 @@
               </w:rPr>
               <w:t xml:space="preserve">도로명 주소 : </w:t>
             </w:r>
-            <w:bookmarkStart w:id="31" w:name="InstallAddr2"/>
-            <w:bookmarkEnd w:id="31"/>
+            <w:bookmarkStart w:id="30" w:name="InstallAddr2"/>
+            <w:bookmarkEnd w:id="30"/>
             <w:sdt>
               <w:sdtPr>
                 <w:rPr>
@@ -10338,8 +10294,8 @@
             </w:r>
           </w:p>
         </w:tc>
-        <w:bookmarkStart w:id="32" w:name="CustName8"/>
-        <w:bookmarkEnd w:id="32"/>
+        <w:bookmarkStart w:id="31" w:name="CustName8"/>
+        <w:bookmarkEnd w:id="31"/>
         <w:tc>
           <w:tcPr>
             <w:tcW w:w="1554" w:type="dxa"/>
@@ -10575,8 +10531,8 @@
             </w:r>
           </w:p>
         </w:tc>
-        <w:bookmarkStart w:id="33" w:name="CustTel2" w:displacedByCustomXml="next"/>
-        <w:bookmarkEnd w:id="33" w:displacedByCustomXml="next"/>
+        <w:bookmarkStart w:id="32" w:name="CustTel2" w:displacedByCustomXml="next"/>
+        <w:bookmarkEnd w:id="32" w:displacedByCustomXml="next"/>
         <w:sdt>
           <w:sdtPr>
             <w:rPr>
@@ -10834,8 +10790,8 @@
             </w:pPr>
           </w:p>
         </w:tc>
-        <w:bookmarkStart w:id="34" w:name="SalesComp" w:displacedByCustomXml="next"/>
-        <w:bookmarkEnd w:id="34" w:displacedByCustomXml="next"/>
+        <w:bookmarkStart w:id="33" w:name="SalesComp" w:displacedByCustomXml="next"/>
+        <w:bookmarkEnd w:id="33" w:displacedByCustomXml="next"/>
         <w:sdt>
           <w:sdtPr>
             <w:rPr>
@@ -10900,8 +10856,8 @@
             </w:tc>
           </w:sdtContent>
         </w:sdt>
-        <w:bookmarkStart w:id="35" w:name="SalesName" w:displacedByCustomXml="next"/>
-        <w:bookmarkEnd w:id="35" w:displacedByCustomXml="next"/>
+        <w:bookmarkStart w:id="34" w:name="SalesName" w:displacedByCustomXml="next"/>
+        <w:bookmarkEnd w:id="34" w:displacedByCustomXml="next"/>
         <w:sdt>
           <w:sdtPr>
             <w:rPr>
@@ -10966,8 +10922,8 @@
             </w:tc>
           </w:sdtContent>
         </w:sdt>
-        <w:bookmarkStart w:id="36" w:name="SalesTel" w:displacedByCustomXml="next"/>
-        <w:bookmarkEnd w:id="36" w:displacedByCustomXml="next"/>
+        <w:bookmarkStart w:id="35" w:name="SalesTel" w:displacedByCustomXml="next"/>
+        <w:bookmarkEnd w:id="35" w:displacedByCustomXml="next"/>
         <w:sdt>
           <w:sdtPr>
             <w:rPr>
@@ -11117,8 +11073,33 @@
               <w:jc w:val="center"/>
               <w:rPr>
                 <w:rStyle w:val="9pt"/>
-              </w:rPr>
-            </w:pPr>
+                <w:bCs/>
+              </w:rPr>
+            </w:pPr>
+            <w:r>
+              <w:rPr>
+                <w:rFonts w:eastAsiaTheme="majorEastAsia" w:hint="eastAsia"/>
+                <w:bCs/>
+                <w:sz w:val="18"/>
+              </w:rPr>
+              <w:t>입대</w:t>
+            </w:r>
+            <w:r>
+              <w:rPr>
+                <w:rFonts w:eastAsiaTheme="majorEastAsia" w:hint="eastAsia"/>
+                <w:bCs/>
+                <w:sz w:val="18"/>
+              </w:rPr>
+              <w:t>의</w:t>
+            </w:r>
+            <w:r>
+              <w:rPr>
+                <w:rFonts w:eastAsiaTheme="majorEastAsia" w:hint="eastAsia"/>
+                <w:bCs/>
+                <w:sz w:val="18"/>
+              </w:rPr>
+              <w:t xml:space="preserve"> 의결 결과에 따라 설치신청서 작성</w:t>
+            </w:r>
           </w:p>
         </w:tc>
       </w:tr>
@@ -11227,6 +11208,12 @@
         </w:tc>
       </w:tr>
       <w:tr>
+        <w:tblPrEx>
+          <w:tblCellMar>
+            <w:left w:w="99" w:type="dxa"/>
+            <w:right w:w="99" w:type="dxa"/>
+          </w:tblCellMar>
+        </w:tblPrEx>
         <w:trPr>
           <w:trHeight w:val="976"/>
         </w:trPr>
@@ -11310,11 +11297,93 @@
             </w:pPr>
             <w:r>
               <w:rPr>
+                <w:noProof/>
+              </w:rPr>
+              <w:drawing>
+                <wp:anchor distT="0" distB="0" distL="114300" distR="114300" simplePos="0" relativeHeight="251662336" behindDoc="0" locked="0" layoutInCell="1" allowOverlap="1" wp14:anchorId="602410CF" wp14:editId="06D92E55">
+                  <wp:simplePos x="0" y="0"/>
+                  <wp:positionH relativeFrom="column">
+                    <wp:posOffset>45720</wp:posOffset>
+                  </wp:positionH>
+                  <wp:positionV relativeFrom="paragraph">
+                    <wp:posOffset>-145415</wp:posOffset>
+                  </wp:positionV>
+                  <wp:extent cx="1006475" cy="787400"/>
+                  <wp:effectExtent l="0" t="12700" r="0" b="76200"/>
+                  <wp:wrapNone/>
+                  <wp:docPr id="1870292720" name="그림 10">
+                    <a:extLst xmlns:a="http://schemas.openxmlformats.org/drawingml/2006/main">
+                      <a:ext uri="{FF2B5EF4-FFF2-40B4-BE49-F238E27FC236}">
+                        <a16:creationId xmlns:a16="http://schemas.microsoft.com/office/drawing/2014/main" id="{AEF91718-C823-EF7D-36AB-FD23DE1F28C5}"/>
+                      </a:ext>
+                    </a:extLst>
+                  </wp:docPr>
+                  <wp:cNvGraphicFramePr>
+                    <a:graphicFrameLocks xmlns:a="http://schemas.openxmlformats.org/drawingml/2006/main" noChangeAspect="1"/>
+                  </wp:cNvGraphicFramePr>
+                  <a:graphic xmlns:a="http://schemas.openxmlformats.org/drawingml/2006/main">
+                    <a:graphicData uri="http://schemas.openxmlformats.org/drawingml/2006/picture">
+                      <pic:pic xmlns:pic="http://schemas.openxmlformats.org/drawingml/2006/picture">
+                        <pic:nvPicPr>
+                          <pic:cNvPr id="11" name="그림 10">
+                            <a:extLst>
+                              <a:ext uri="{FF2B5EF4-FFF2-40B4-BE49-F238E27FC236}">
+                                <a16:creationId xmlns:a16="http://schemas.microsoft.com/office/drawing/2014/main" id="{AEF91718-C823-EF7D-36AB-FD23DE1F28C5}"/>
+                              </a:ext>
+                            </a:extLst>
+                          </pic:cNvPr>
+                          <pic:cNvPicPr>
+                            <a:picLocks noChangeAspect="1" noChangeArrowheads="1"/>
+                          </pic:cNvPicPr>
+                        </pic:nvPicPr>
+                        <pic:blipFill>
+                          <a:blip r:embed="rId7" cstate="print">
+                            <a:extLst>
+                              <a:ext uri="{28A0092B-C50C-407E-A947-70E740481C1C}">
+                                <a14:useLocalDpi xmlns:a14="http://schemas.microsoft.com/office/drawing/2010/main" val="0"/>
+                              </a:ext>
+                            </a:extLst>
+                          </a:blip>
+                          <a:srcRect/>
+                          <a:stretch>
+                            <a:fillRect/>
+                          </a:stretch>
+                        </pic:blipFill>
+                        <pic:spPr bwMode="auto">
+                          <a:xfrm rot="2263820">
+                            <a:off x="0" y="0"/>
+                            <a:ext cx="1006475" cy="787400"/>
+                          </a:xfrm>
+                          <a:prstGeom prst="rect">
+                            <a:avLst/>
+                          </a:prstGeom>
+                          <a:noFill/>
+                        </pic:spPr>
+                      </pic:pic>
+                    </a:graphicData>
+                  </a:graphic>
+                  <wp14:sizeRelH relativeFrom="page">
+                    <wp14:pctWidth>0</wp14:pctWidth>
+                  </wp14:sizeRelH>
+                  <wp14:sizeRelV relativeFrom="page">
+                    <wp14:pctHeight>0</wp14:pctHeight>
+                  </wp14:sizeRelV>
+                </wp:anchor>
+              </w:drawing>
+            </w:r>
+            <w:r>
+              <w:rPr>
                 <w:rFonts w:hint="eastAsia"/>
                 <w:sz w:val="18"/>
                 <w:szCs w:val="18"/>
               </w:rPr>
               <w:t>(서명)</w:t>
+            </w:r>
+            <w:r>
+              <w:rPr>
+                <w:noProof/>
+              </w:rPr>
+              <w:t xml:space="preserve"> </w:t>
             </w:r>
           </w:p>
         </w:tc>
@@ -11424,6 +11493,82 @@
                 <w:szCs w:val="18"/>
               </w:rPr>
             </w:pPr>
+            <w:r>
+              <w:rPr>
+                <w:noProof/>
+              </w:rPr>
+              <w:drawing>
+                <wp:anchor distT="0" distB="0" distL="114300" distR="114300" simplePos="0" relativeHeight="251660288" behindDoc="0" locked="0" layoutInCell="1" allowOverlap="1" wp14:anchorId="13D2D189" wp14:editId="60F93467">
+                  <wp:simplePos x="0" y="0"/>
+                  <wp:positionH relativeFrom="column">
+                    <wp:posOffset>17145</wp:posOffset>
+                  </wp:positionH>
+                  <wp:positionV relativeFrom="paragraph">
+                    <wp:posOffset>-81915</wp:posOffset>
+                  </wp:positionV>
+                  <wp:extent cx="1006475" cy="787400"/>
+                  <wp:effectExtent l="0" t="12700" r="0" b="38100"/>
+                  <wp:wrapNone/>
+                  <wp:docPr id="11" name="그림 10">
+                    <a:extLst xmlns:a="http://schemas.openxmlformats.org/drawingml/2006/main">
+                      <a:ext uri="{FF2B5EF4-FFF2-40B4-BE49-F238E27FC236}">
+                        <a16:creationId xmlns:a16="http://schemas.microsoft.com/office/drawing/2014/main" id="{AEF91718-C823-EF7D-36AB-FD23DE1F28C5}"/>
+                      </a:ext>
+                    </a:extLst>
+                  </wp:docPr>
+                  <wp:cNvGraphicFramePr>
+                    <a:graphicFrameLocks xmlns:a="http://schemas.openxmlformats.org/drawingml/2006/main" noChangeAspect="1"/>
+                  </wp:cNvGraphicFramePr>
+                  <a:graphic xmlns:a="http://schemas.openxmlformats.org/drawingml/2006/main">
+                    <a:graphicData uri="http://schemas.openxmlformats.org/drawingml/2006/picture">
+                      <pic:pic xmlns:pic="http://schemas.openxmlformats.org/drawingml/2006/picture">
+                        <pic:nvPicPr>
+                          <pic:cNvPr id="11" name="그림 10">
+                            <a:extLst>
+                              <a:ext uri="{FF2B5EF4-FFF2-40B4-BE49-F238E27FC236}">
+                                <a16:creationId xmlns:a16="http://schemas.microsoft.com/office/drawing/2014/main" id="{AEF91718-C823-EF7D-36AB-FD23DE1F28C5}"/>
+                              </a:ext>
+                            </a:extLst>
+                          </pic:cNvPr>
+                          <pic:cNvPicPr>
+                            <a:picLocks noChangeAspect="1" noChangeArrowheads="1"/>
+                          </pic:cNvPicPr>
+                        </pic:nvPicPr>
+                        <pic:blipFill>
+                          <a:blip r:embed="rId7" cstate="print">
+                            <a:extLst>
+                              <a:ext uri="{28A0092B-C50C-407E-A947-70E740481C1C}">
+                                <a14:useLocalDpi xmlns:a14="http://schemas.microsoft.com/office/drawing/2010/main" val="0"/>
+                              </a:ext>
+                            </a:extLst>
+                          </a:blip>
+                          <a:srcRect/>
+                          <a:stretch>
+                            <a:fillRect/>
+                          </a:stretch>
+                        </pic:blipFill>
+                        <pic:spPr bwMode="auto">
+                          <a:xfrm rot="1634651">
+                            <a:off x="0" y="0"/>
+                            <a:ext cx="1006475" cy="787400"/>
+                          </a:xfrm>
+                          <a:prstGeom prst="rect">
+                            <a:avLst/>
+                          </a:prstGeom>
+                          <a:noFill/>
+                        </pic:spPr>
+                      </pic:pic>
+                    </a:graphicData>
+                  </a:graphic>
+                  <wp14:sizeRelH relativeFrom="page">
+                    <wp14:pctWidth>0</wp14:pctWidth>
+                  </wp14:sizeRelH>
+                  <wp14:sizeRelV relativeFrom="page">
+                    <wp14:pctHeight>0</wp14:pctHeight>
+                  </wp14:sizeRelV>
+                </wp:anchor>
+              </w:drawing>
+            </w:r>
             <w:r>
               <w:rPr>
                 <w:rFonts w:hint="eastAsia"/>
@@ -11872,8 +12017,8 @@
             </w:r>
           </w:p>
         </w:tc>
-        <w:bookmarkStart w:id="37" w:name="InstallQty2"/>
-        <w:bookmarkEnd w:id="37"/>
+        <w:bookmarkStart w:id="36" w:name="InstallQty2"/>
+        <w:bookmarkEnd w:id="36"/>
         <w:tc>
           <w:tcPr>
             <w:tcW w:w="3798" w:type="dxa"/>
@@ -12306,8 +12451,8 @@
                 </w:r>
               </w:sdtContent>
             </w:sdt>
-            <w:bookmarkStart w:id="38" w:name="ContMonth4"/>
-            <w:bookmarkEnd w:id="38"/>
+            <w:bookmarkStart w:id="37" w:name="ContMonth4"/>
+            <w:bookmarkEnd w:id="37"/>
             <w:r>
               <w:rPr>
                 <w:sz w:val="24"/>
@@ -12357,8 +12502,8 @@
                 </w:r>
               </w:sdtContent>
             </w:sdt>
-            <w:bookmarkStart w:id="39" w:name="ContDay4"/>
-            <w:bookmarkEnd w:id="39"/>
+            <w:bookmarkStart w:id="38" w:name="ContDay4"/>
+            <w:bookmarkEnd w:id="38"/>
             <w:r>
               <w:rPr>
                 <w:sz w:val="24"/>
@@ -12395,8 +12540,8 @@
               </w:rPr>
               <w:t xml:space="preserve">: </w:t>
             </w:r>
-            <w:bookmarkStart w:id="40" w:name="CustName5"/>
-            <w:bookmarkEnd w:id="40"/>
+            <w:bookmarkStart w:id="39" w:name="CustName5"/>
+            <w:bookmarkEnd w:id="39"/>
             <w:sdt>
               <w:sdtPr>
                 <w:rPr>
@@ -12498,7 +12643,7 @@
         <w:spacing w:after="0"/>
       </w:pPr>
     </w:p>
-    <w:bookmarkEnd w:id="28"/>
+    <w:bookmarkEnd w:id="27"/>
     <w:p>
       <w:pPr>
         <w:jc w:val="center"/>
@@ -12661,7 +12806,7 @@
             <w:rPr>
               <w:rFonts w:hint="eastAsia"/>
             </w:rPr>
-            <w:t xml:space="preserve">운암포레스힐2 관리사무소</w:t>
+            <w:t>운암포레스힐2 관리사무소</w:t>
           </w:r>
         </w:sdtContent>
       </w:sdt>
@@ -12688,7 +12833,7 @@
             <w:rPr>
               <w:rFonts w:hint="eastAsia"/>
             </w:rPr>
-            <w:t xml:space="preserve">광주광역시 북구 대자실로 22</w:t>
+            <w:t>광주광역시 북구 대자실로 22</w:t>
           </w:r>
         </w:sdtContent>
       </w:sdt>
@@ -12715,7 +12860,7 @@
             <w:rPr>
               <w:rFonts w:hint="eastAsia"/>
             </w:rPr>
-            <w:t xml:space="preserve">이명주</w:t>
+            <w:t>이명주</w:t>
           </w:r>
         </w:sdtContent>
       </w:sdt>
@@ -12760,7 +12905,7 @@
               <w:spacing w:after="0"/>
               <w:jc w:val="center"/>
               <w:rPr>
-                <w:rFonts w:ascii="맑은 고딕" w:eastAsia="맑은 고딕" w:hAnsi="맑은 고딕" w:cs="굴림"/>
+                <w:rFonts w:ascii="맑은 고딕" w:eastAsia="맑은 고딕" w:hAnsi="맑은 고딕" w:cs="Gulim"/>
                 <w:color w:val="000000"/>
                 <w:kern w:val="0"/>
                 <w:sz w:val="20"/>
@@ -12770,7 +12915,7 @@
             </w:pPr>
             <w:r>
               <w:rPr>
-                <w:rFonts w:ascii="맑은 고딕" w:eastAsia="맑은 고딕" w:hAnsi="맑은 고딕" w:cs="굴림" w:hint="eastAsia"/>
+                <w:rFonts w:ascii="맑은 고딕" w:eastAsia="맑은 고딕" w:hAnsi="맑은 고딕" w:cs="Gulim" w:hint="eastAsia"/>
                 <w:color w:val="000000"/>
                 <w:kern w:val="0"/>
                 <w:sz w:val="20"/>
@@ -12807,7 +12952,7 @@
               <w:autoSpaceDN/>
               <w:spacing w:after="0"/>
               <w:rPr>
-                <w:rFonts w:ascii="맑은 고딕" w:eastAsia="맑은 고딕" w:hAnsi="맑은 고딕" w:cs="굴림"/>
+                <w:rFonts w:ascii="맑은 고딕" w:eastAsia="맑은 고딕" w:hAnsi="맑은 고딕" w:cs="Gulim"/>
                 <w:color w:val="000000"/>
                 <w:kern w:val="0"/>
                 <w:sz w:val="20"/>
@@ -12817,7 +12962,7 @@
             </w:pPr>
             <w:r>
               <w:rPr>
-                <w:rFonts w:ascii="맑은 고딕" w:eastAsia="맑은 고딕" w:hAnsi="맑은 고딕" w:cs="굴림" w:hint="eastAsia"/>
+                <w:rFonts w:ascii="맑은 고딕" w:eastAsia="맑은 고딕" w:hAnsi="맑은 고딕" w:cs="Gulim" w:hint="eastAsia"/>
                 <w:color w:val="000000"/>
                 <w:kern w:val="0"/>
                 <w:sz w:val="20"/>
@@ -12835,7 +12980,7 @@
               <w:autoSpaceDN/>
               <w:spacing w:after="0"/>
               <w:rPr>
-                <w:rFonts w:ascii="맑은 고딕" w:eastAsia="맑은 고딕" w:hAnsi="맑은 고딕" w:cs="굴림"/>
+                <w:rFonts w:ascii="맑은 고딕" w:eastAsia="맑은 고딕" w:hAnsi="맑은 고딕" w:cs="Gulim"/>
                 <w:color w:val="000000"/>
                 <w:kern w:val="0"/>
                 <w:sz w:val="20"/>
@@ -12845,7 +12990,7 @@
             </w:pPr>
             <w:r>
               <w:rPr>
-                <w:rFonts w:ascii="맑은 고딕" w:eastAsia="맑은 고딕" w:hAnsi="맑은 고딕" w:cs="굴림" w:hint="eastAsia"/>
+                <w:rFonts w:ascii="맑은 고딕" w:eastAsia="맑은 고딕" w:hAnsi="맑은 고딕" w:cs="Gulim" w:hint="eastAsia"/>
                 <w:color w:val="000000"/>
                 <w:kern w:val="0"/>
                 <w:sz w:val="20"/>
@@ -12881,7 +13026,7 @@
               <w:autoSpaceDN/>
               <w:spacing w:after="0"/>
               <w:rPr>
-                <w:rFonts w:ascii="맑은 고딕" w:eastAsia="맑은 고딕" w:hAnsi="맑은 고딕" w:cs="굴림"/>
+                <w:rFonts w:ascii="맑은 고딕" w:eastAsia="맑은 고딕" w:hAnsi="맑은 고딕" w:cs="Gulim"/>
                 <w:color w:val="000000"/>
                 <w:kern w:val="0"/>
                 <w:sz w:val="20"/>
@@ -12916,7 +13061,7 @@
               <w:autoSpaceDN/>
               <w:spacing w:after="0"/>
               <w:rPr>
-                <w:rFonts w:ascii="맑은 고딕" w:eastAsia="맑은 고딕" w:hAnsi="맑은 고딕" w:cs="굴림"/>
+                <w:rFonts w:ascii="맑은 고딕" w:eastAsia="맑은 고딕" w:hAnsi="맑은 고딕" w:cs="Gulim"/>
                 <w:color w:val="000000"/>
                 <w:kern w:val="0"/>
                 <w:sz w:val="20"/>
@@ -12951,7 +13096,7 @@
               <w:autoSpaceDN/>
               <w:spacing w:after="0"/>
               <w:rPr>
-                <w:rFonts w:ascii="맑은 고딕" w:eastAsia="맑은 고딕" w:hAnsi="맑은 고딕" w:cs="굴림"/>
+                <w:rFonts w:ascii="맑은 고딕" w:eastAsia="맑은 고딕" w:hAnsi="맑은 고딕" w:cs="Gulim"/>
                 <w:color w:val="000000"/>
                 <w:kern w:val="0"/>
                 <w:sz w:val="20"/>
@@ -12986,7 +13131,7 @@
               <w:autoSpaceDN/>
               <w:spacing w:after="0"/>
               <w:rPr>
-                <w:rFonts w:ascii="맑은 고딕" w:eastAsia="맑은 고딕" w:hAnsi="맑은 고딕" w:cs="굴림"/>
+                <w:rFonts w:ascii="맑은 고딕" w:eastAsia="맑은 고딕" w:hAnsi="맑은 고딕" w:cs="Gulim"/>
                 <w:color w:val="000000"/>
                 <w:kern w:val="0"/>
                 <w:sz w:val="20"/>
@@ -13021,7 +13166,7 @@
               <w:autoSpaceDN/>
               <w:spacing w:after="0"/>
               <w:rPr>
-                <w:rFonts w:ascii="맑은 고딕" w:eastAsia="맑은 고딕" w:hAnsi="맑은 고딕" w:cs="굴림"/>
+                <w:rFonts w:ascii="맑은 고딕" w:eastAsia="맑은 고딕" w:hAnsi="맑은 고딕" w:cs="Gulim"/>
                 <w:color w:val="000000"/>
                 <w:kern w:val="0"/>
                 <w:sz w:val="20"/>
@@ -13065,7 +13210,7 @@
               <w:b/>
               <w:bCs/>
             </w:rPr>
-            <w:t xml:space="preserve">2025년 9월 25일</w:t>
+            <w:t>2025년 9월 25일</w:t>
           </w:r>
         </w:sdtContent>
       </w:sdt>
@@ -13090,7 +13235,7 @@
       </w:pPr>
       <w:r>
         <w:rPr>
-          <w:rFonts w:ascii="Pretendard" w:eastAsia="굴림" w:hAnsi="Pretendard" w:cs="굴림"/>
+          <w:rFonts w:ascii="Pretendard" w:eastAsia="Gulim" w:hAnsi="Pretendard" w:cs="Gulim"/>
           <w:noProof/>
           <w:color w:val="000000"/>
           <w:kern w:val="0"/>
@@ -13098,7 +13243,7 @@
           <w14:ligatures w14:val="none"/>
         </w:rPr>
         <w:drawing>
-          <wp:anchor distT="0" distB="0" distL="114300" distR="114300" simplePos="0" relativeHeight="251659264" behindDoc="0" locked="0" layoutInCell="1" allowOverlap="1" wp14:anchorId="6EF8B1ED" wp14:editId="7E0AB35D">
+          <wp:anchor distT="0" distB="0" distL="114300" distR="114300" simplePos="0" relativeHeight="251659264" behindDoc="0" locked="0" layoutInCell="1" allowOverlap="1" wp14:anchorId="6EF8B1ED" wp14:editId="54D33138">
             <wp:simplePos x="0" y="0"/>
             <wp:positionH relativeFrom="column">
               <wp:posOffset>2372088</wp:posOffset>
@@ -13133,7 +13278,7 @@
                     </pic:cNvPicPr>
                   </pic:nvPicPr>
                   <pic:blipFill>
-                    <a:blip r:embed="rId7" cstate="print">
+                    <a:blip r:embed="rId8" cstate="print">
                       <a:extLst>
                         <a:ext uri="{28A0092B-C50C-407E-A947-70E740481C1C}">
                           <a14:useLocalDpi xmlns:a14="http://schemas.microsoft.com/office/drawing/2010/main" val="0"/>
@@ -14345,8 +14490,8 @@
               </w:rPr>
               <w:t xml:space="preserve">2026년 </w:t>
             </w:r>
-            <w:bookmarkStart w:id="41" w:name="ContMonth5"/>
-            <w:bookmarkEnd w:id="41"/>
+            <w:bookmarkStart w:id="40" w:name="ContMonth5"/>
+            <w:bookmarkEnd w:id="40"/>
             <w:sdt>
               <w:sdtPr>
                 <w:rPr>
@@ -14400,8 +14545,8 @@
               </w:rPr>
               <w:t xml:space="preserve">월 </w:t>
             </w:r>
-            <w:bookmarkStart w:id="42" w:name="ContDay5"/>
-            <w:bookmarkEnd w:id="42"/>
+            <w:bookmarkStart w:id="41" w:name="ContDay5"/>
+            <w:bookmarkEnd w:id="41"/>
             <w:sdt>
               <w:sdtPr>
                 <w:rPr>
@@ -14493,8 +14638,8 @@
               </w:rPr>
               <w:t xml:space="preserve">신 청 자 : </w:t>
             </w:r>
-            <w:bookmarkStart w:id="43" w:name="CustName7"/>
-            <w:bookmarkEnd w:id="43"/>
+            <w:bookmarkStart w:id="42" w:name="CustName7"/>
+            <w:bookmarkEnd w:id="42"/>
             <w:sdt>
               <w:sdtPr>
                 <w:rPr>
@@ -14713,8 +14858,8 @@
             </w:r>
           </w:p>
         </w:tc>
-        <w:bookmarkStart w:id="44" w:name="CustName6"/>
-        <w:bookmarkEnd w:id="44"/>
+        <w:bookmarkStart w:id="43" w:name="CustName6"/>
+        <w:bookmarkEnd w:id="43"/>
         <w:tc>
           <w:tcPr>
             <w:tcW w:w="1570" w:type="pct"/>
@@ -14781,8 +14926,8 @@
             </w:r>
           </w:p>
         </w:tc>
-        <w:bookmarkStart w:id="45" w:name="CustTel3" w:displacedByCustomXml="next"/>
-        <w:bookmarkEnd w:id="45" w:displacedByCustomXml="next"/>
+        <w:bookmarkStart w:id="44" w:name="CustTel3" w:displacedByCustomXml="next"/>
+        <w:bookmarkEnd w:id="44" w:displacedByCustomXml="next"/>
         <w:sdt>
           <w:sdtPr>
             <w:rPr>
@@ -14865,8 +15010,8 @@
             </w:r>
           </w:p>
         </w:tc>
-        <w:bookmarkStart w:id="46" w:name="CustAddr3" w:displacedByCustomXml="next"/>
-        <w:bookmarkEnd w:id="46" w:displacedByCustomXml="next"/>
+        <w:bookmarkStart w:id="45" w:name="CustAddr3" w:displacedByCustomXml="next"/>
+        <w:bookmarkEnd w:id="45" w:displacedByCustomXml="next"/>
         <w:sdt>
           <w:sdtPr>
             <w:rPr>
@@ -15312,8 +15457,8 @@
             </w:r>
           </w:p>
         </w:tc>
-        <w:bookmarkStart w:id="47" w:name="Parkinglot2"/>
-        <w:bookmarkEnd w:id="47"/>
+        <w:bookmarkStart w:id="46" w:name="Parkinglot2"/>
+        <w:bookmarkEnd w:id="46"/>
         <w:tc>
           <w:tcPr>
             <w:tcW w:w="785" w:type="pct"/>
@@ -15609,8 +15754,8 @@
               </w:rPr>
               <w:t xml:space="preserve"> 기타 ( </w:t>
             </w:r>
-            <w:bookmarkStart w:id="48" w:name="Type33txt"/>
-            <w:bookmarkEnd w:id="48"/>
+            <w:bookmarkStart w:id="47" w:name="Type33txt"/>
+            <w:bookmarkEnd w:id="47"/>
             <w:sdt>
               <w:sdtPr>
                 <w:rPr>
@@ -15733,8 +15878,8 @@
             </w:r>
           </w:p>
         </w:tc>
-        <w:bookmarkStart w:id="49" w:name="InstallAddr3" w:displacedByCustomXml="next"/>
-        <w:bookmarkEnd w:id="49" w:displacedByCustomXml="next"/>
+        <w:bookmarkStart w:id="48" w:name="InstallAddr3" w:displacedByCustomXml="next"/>
+        <w:bookmarkEnd w:id="48" w:displacedByCustomXml="next"/>
         <w:sdt>
           <w:sdtPr>
             <w:rPr>
@@ -17683,8 +17828,8 @@
               </w:rPr>
               <w:t xml:space="preserve"> </w:t>
             </w:r>
-            <w:bookmarkStart w:id="50" w:name="FastQty"/>
-            <w:bookmarkEnd w:id="50"/>
+            <w:bookmarkStart w:id="49" w:name="FastQty"/>
+            <w:bookmarkEnd w:id="49"/>
             <w:r>
               <w:rPr>
                 <w:rFonts w:asciiTheme="majorHAnsi" w:eastAsiaTheme="majorHAnsi" w:hAnsiTheme="majorHAnsi"/>
@@ -17812,8 +17957,8 @@
               </w:rPr>
               <w:t xml:space="preserve"> </w:t>
             </w:r>
-            <w:bookmarkStart w:id="51" w:name="SlowQty"/>
-            <w:bookmarkEnd w:id="51"/>
+            <w:bookmarkStart w:id="50" w:name="SlowQty"/>
+            <w:bookmarkEnd w:id="50"/>
             <w:r>
               <w:rPr>
                 <w:rFonts w:asciiTheme="majorHAnsi" w:eastAsiaTheme="majorHAnsi" w:hAnsiTheme="majorHAnsi"/>
@@ -18102,8 +18247,8 @@
               </w:rPr>
               <w:t xml:space="preserve"> </w:t>
             </w:r>
-            <w:bookmarkStart w:id="52" w:name="PlugQty"/>
-            <w:bookmarkEnd w:id="52"/>
+            <w:bookmarkStart w:id="51" w:name="PlugQty"/>
+            <w:bookmarkEnd w:id="51"/>
             <w:r>
               <w:rPr>
                 <w:rFonts w:asciiTheme="majorHAnsi" w:eastAsiaTheme="majorHAnsi" w:hAnsiTheme="majorHAnsi"/>
@@ -18363,8 +18508,8 @@
             </w:r>
           </w:p>
         </w:tc>
-        <w:bookmarkStart w:id="53" w:name="SurveyComp"/>
-        <w:bookmarkEnd w:id="53"/>
+        <w:bookmarkStart w:id="52" w:name="SurveyComp"/>
+        <w:bookmarkEnd w:id="52"/>
         <w:tc>
           <w:tcPr>
             <w:tcW w:w="1570" w:type="pct"/>
@@ -18440,8 +18585,8 @@
             </w:r>
           </w:p>
         </w:tc>
-        <w:bookmarkStart w:id="54" w:name="SurveyTel"/>
-        <w:bookmarkEnd w:id="54"/>
+        <w:bookmarkStart w:id="53" w:name="SurveyTel"/>
+        <w:bookmarkEnd w:id="53"/>
         <w:tc>
           <w:tcPr>
             <w:tcW w:w="1570" w:type="pct"/>
@@ -18574,7 +18719,7 @@
             </w:r>
           </w:p>
         </w:tc>
-        <w:bookmarkStart w:id="55" w:name="SurveyName"/>
+        <w:bookmarkStart w:id="54" w:name="SurveyName"/>
         <w:tc>
           <w:tcPr>
             <w:tcW w:w="1570" w:type="pct"/>
@@ -18630,7 +18775,7 @@
             <w:r>
               <w:t xml:space="preserve"> (인)</w:t>
             </w:r>
-            <w:bookmarkEnd w:id="55"/>
+            <w:bookmarkEnd w:id="54"/>
           </w:p>
         </w:tc>
         <w:tc>
@@ -18653,8 +18798,8 @@
             </w:r>
           </w:p>
         </w:tc>
-        <w:bookmarkStart w:id="56" w:name="SurveyDate"/>
-        <w:bookmarkEnd w:id="56"/>
+        <w:bookmarkStart w:id="55" w:name="SurveyDate"/>
+        <w:bookmarkEnd w:id="55"/>
         <w:tc>
           <w:tcPr>
             <w:tcW w:w="1570" w:type="pct"/>
@@ -18773,7 +18918,7 @@
         <w:spacing w:after="0" w:line="276" w:lineRule="auto"/>
         <w:jc w:val="both"/>
         <w:rPr>
-          <w:rFonts w:ascii="함초롬바탕" w:eastAsia="함초롬바탕" w:hAnsi="함초롬바탕" w:cs="굴림"/>
+          <w:rFonts w:ascii="함초롬바탕" w:eastAsia="함초롬바탕" w:hAnsi="함초롬바탕" w:cs="Gulim"/>
           <w:color w:val="000000"/>
           <w:kern w:val="0"/>
           <w:sz w:val="20"/>
@@ -18783,7 +18928,7 @@
       </w:pPr>
       <w:r>
         <w:rPr>
-          <w:rFonts w:ascii="맑은 고딕" w:eastAsia="맑은 고딕" w:hAnsi="맑은 고딕" w:cs="굴림" w:hint="eastAsia"/>
+          <w:rFonts w:ascii="맑은 고딕" w:eastAsia="맑은 고딕" w:hAnsi="맑은 고딕" w:cs="Gulim" w:hint="eastAsia"/>
           <w:color w:val="000000"/>
           <w:kern w:val="0"/>
           <w:sz w:val="20"/>
@@ -18795,7 +18940,7 @@
       </w:r>
       <w:r>
         <w:rPr>
-          <w:rFonts w:ascii="맑은 고딕" w:eastAsia="맑은 고딕" w:hAnsi="맑은 고딕" w:cs="굴림" w:hint="eastAsia"/>
+          <w:rFonts w:ascii="맑은 고딕" w:eastAsia="맑은 고딕" w:hAnsi="맑은 고딕" w:cs="Gulim" w:hint="eastAsia"/>
           <w:b/>
           <w:bCs/>
           <w:color w:val="000000"/>
@@ -18816,7 +18961,7 @@
         <w:spacing w:after="0" w:line="276" w:lineRule="auto"/>
         <w:jc w:val="both"/>
         <w:rPr>
-          <w:rFonts w:ascii="함초롬바탕" w:eastAsia="함초롬바탕" w:hAnsi="함초롬바탕" w:cs="굴림"/>
+          <w:rFonts w:ascii="함초롬바탕" w:eastAsia="함초롬바탕" w:hAnsi="함초롬바탕" w:cs="Gulim"/>
           <w:color w:val="000000"/>
           <w:kern w:val="0"/>
           <w:sz w:val="20"/>
@@ -18826,7 +18971,7 @@
       </w:pPr>
       <w:r>
         <w:rPr>
-          <w:rFonts w:ascii="맑은 고딕" w:eastAsia="맑은 고딕" w:hAnsi="맑은 고딕" w:cs="굴림" w:hint="eastAsia"/>
+          <w:rFonts w:ascii="맑은 고딕" w:eastAsia="맑은 고딕" w:hAnsi="맑은 고딕" w:cs="Gulim" w:hint="eastAsia"/>
           <w:color w:val="000000"/>
           <w:kern w:val="0"/>
           <w:sz w:val="20"/>
@@ -18835,11 +18980,10 @@
         </w:rPr>
         <w:t xml:space="preserve">발   신 : </w:t>
       </w:r>
-      <w:proofErr w:type="spellStart"/>
       <w:sdt>
         <w:sdtPr>
           <w:rPr>
-            <w:rFonts w:ascii="맑은 고딕" w:eastAsia="맑은 고딕" w:hAnsi="맑은 고딕" w:cs="굴림" w:hint="eastAsia"/>
+            <w:rFonts w:ascii="맑은 고딕" w:eastAsia="맑은 고딕" w:hAnsi="맑은 고딕" w:cs="Gulim" w:hint="eastAsia"/>
             <w:b/>
             <w:bCs/>
             <w:color w:val="000000"/>
@@ -18854,9 +18998,10 @@
           <w:text/>
         </w:sdtPr>
         <w:sdtContent>
+          <w:proofErr w:type="spellStart"/>
           <w:r>
             <w:rPr>
-              <w:rFonts w:ascii="맑은 고딕" w:eastAsia="맑은 고딕" w:hAnsi="맑은 고딕" w:cs="굴림" w:hint="eastAsia"/>
+              <w:rFonts w:ascii="맑은 고딕" w:eastAsia="맑은 고딕" w:hAnsi="맑은 고딕" w:cs="Gulim" w:hint="eastAsia"/>
               <w:b/>
               <w:bCs/>
               <w:color w:val="000000"/>
@@ -18870,7 +19015,7 @@
           <w:proofErr w:type="spellEnd"/>
           <w:r>
             <w:rPr>
-              <w:rFonts w:ascii="맑은 고딕" w:eastAsia="맑은 고딕" w:hAnsi="맑은 고딕" w:cs="굴림" w:hint="eastAsia"/>
+              <w:rFonts w:ascii="맑은 고딕" w:eastAsia="맑은 고딕" w:hAnsi="맑은 고딕" w:cs="Gulim" w:hint="eastAsia"/>
               <w:b/>
               <w:bCs/>
               <w:color w:val="000000"/>
@@ -18885,7 +19030,7 @@
       </w:sdt>
       <w:r>
         <w:rPr>
-          <w:rFonts w:ascii="함초롬바탕" w:eastAsia="함초롬바탕" w:hAnsi="함초롬바탕" w:cs="굴림" w:hint="eastAsia"/>
+          <w:rFonts w:ascii="함초롬바탕" w:eastAsia="함초롬바탕" w:hAnsi="함초롬바탕" w:cs="Gulim" w:hint="eastAsia"/>
           <w:color w:val="000000"/>
           <w:kern w:val="0"/>
           <w:sz w:val="20"/>
@@ -18896,7 +19041,7 @@
       </w:r>
       <w:r>
         <w:rPr>
-          <w:rFonts w:ascii="맑은 고딕" w:eastAsia="맑은 고딕" w:hAnsi="맑은 고딕" w:cs="굴림" w:hint="eastAsia"/>
+          <w:rFonts w:ascii="맑은 고딕" w:eastAsia="맑은 고딕" w:hAnsi="맑은 고딕" w:cs="Gulim" w:hint="eastAsia"/>
           <w:color w:val="000000"/>
           <w:kern w:val="0"/>
           <w:sz w:val="20"/>
@@ -18908,7 +19053,7 @@
       <w:sdt>
         <w:sdtPr>
           <w:rPr>
-            <w:rFonts w:ascii="맑은 고딕" w:eastAsia="맑은 고딕" w:hAnsi="맑은 고딕" w:cs="굴림" w:hint="eastAsia"/>
+            <w:rFonts w:ascii="맑은 고딕" w:eastAsia="맑은 고딕" w:hAnsi="맑은 고딕" w:cs="Gulim" w:hint="eastAsia"/>
             <w:b/>
             <w:bCs/>
             <w:color w:val="000000"/>
@@ -18925,7 +19070,7 @@
         <w:sdtContent>
           <w:r>
             <w:rPr>
-              <w:rFonts w:ascii="맑은 고딕" w:eastAsia="맑은 고딕" w:hAnsi="맑은 고딕" w:cs="굴림" w:hint="eastAsia"/>
+              <w:rFonts w:ascii="맑은 고딕" w:eastAsia="맑은 고딕" w:hAnsi="맑은 고딕" w:cs="Gulim" w:hint="eastAsia"/>
               <w:b/>
               <w:bCs/>
               <w:color w:val="000000"/>
@@ -18951,7 +19096,7 @@
         <w:spacing w:after="0" w:line="276" w:lineRule="auto"/>
         <w:jc w:val="both"/>
         <w:rPr>
-          <w:rFonts w:ascii="함초롬바탕" w:eastAsia="함초롬바탕" w:hAnsi="함초롬바탕" w:cs="굴림"/>
+          <w:rFonts w:ascii="함초롬바탕" w:eastAsia="함초롬바탕" w:hAnsi="함초롬바탕" w:cs="Gulim"/>
           <w:color w:val="000000"/>
           <w:kern w:val="0"/>
           <w:sz w:val="20"/>
@@ -18961,7 +19106,7 @@
       </w:pPr>
       <w:r>
         <w:rPr>
-          <w:rFonts w:ascii="맑은 고딕" w:eastAsia="맑은 고딕" w:hAnsi="맑은 고딕" w:cs="굴림" w:hint="eastAsia"/>
+          <w:rFonts w:ascii="맑은 고딕" w:eastAsia="맑은 고딕" w:hAnsi="맑은 고딕" w:cs="Gulim" w:hint="eastAsia"/>
           <w:color w:val="000000"/>
           <w:kern w:val="0"/>
           <w:sz w:val="20"/>
@@ -18972,7 +19117,7 @@
       </w:r>
       <w:r>
         <w:rPr>
-          <w:rFonts w:ascii="맑은 고딕" w:eastAsia="맑은 고딕" w:hAnsi="맑은 고딕" w:cs="굴림" w:hint="eastAsia"/>
+          <w:rFonts w:ascii="맑은 고딕" w:eastAsia="맑은 고딕" w:hAnsi="맑은 고딕" w:cs="Gulim" w:hint="eastAsia"/>
           <w:b/>
           <w:bCs/>
           <w:color w:val="000000"/>
@@ -18993,7 +19138,7 @@
         <w:spacing w:after="0" w:line="276" w:lineRule="auto"/>
         <w:jc w:val="both"/>
         <w:rPr>
-          <w:rFonts w:ascii="함초롬바탕" w:eastAsia="함초롬바탕" w:hAnsi="함초롬바탕" w:cs="굴림"/>
+          <w:rFonts w:ascii="함초롬바탕" w:eastAsia="함초롬바탕" w:hAnsi="함초롬바탕" w:cs="Gulim"/>
           <w:color w:val="000000"/>
           <w:kern w:val="0"/>
           <w:sz w:val="20"/>
@@ -19011,7 +19156,7 @@
         <w:spacing w:after="0" w:line="276" w:lineRule="auto"/>
         <w:jc w:val="both"/>
         <w:rPr>
-          <w:rFonts w:ascii="함초롬바탕" w:eastAsia="함초롬바탕" w:hAnsi="함초롬바탕" w:cs="굴림"/>
+          <w:rFonts w:ascii="함초롬바탕" w:eastAsia="함초롬바탕" w:hAnsi="함초롬바탕" w:cs="Gulim"/>
           <w:color w:val="000000"/>
           <w:kern w:val="0"/>
           <w:sz w:val="20"/>
@@ -19021,7 +19166,7 @@
       </w:pPr>
       <w:r>
         <w:rPr>
-          <w:rFonts w:ascii="함초롬바탕" w:eastAsia="함초롬바탕" w:hAnsi="함초롬바탕" w:cs="굴림" w:hint="eastAsia"/>
+          <w:rFonts w:ascii="함초롬바탕" w:eastAsia="함초롬바탕" w:hAnsi="함초롬바탕" w:cs="Gulim" w:hint="eastAsia"/>
           <w:color w:val="000000"/>
           <w:kern w:val="0"/>
           <w:sz w:val="20"/>
@@ -19032,7 +19177,7 @@
       </w:r>
       <w:r>
         <w:rPr>
-          <w:rFonts w:ascii="맑은 고딕" w:eastAsia="맑은 고딕" w:hAnsi="맑은 고딕" w:cs="굴림" w:hint="eastAsia"/>
+          <w:rFonts w:ascii="맑은 고딕" w:eastAsia="맑은 고딕" w:hAnsi="맑은 고딕" w:cs="Gulim" w:hint="eastAsia"/>
           <w:color w:val="000000"/>
           <w:kern w:val="0"/>
           <w:sz w:val="20"/>
@@ -19051,7 +19196,7 @@
         <w:spacing w:after="0" w:line="276" w:lineRule="auto"/>
         <w:jc w:val="both"/>
         <w:rPr>
-          <w:rFonts w:ascii="함초롬바탕" w:eastAsia="함초롬바탕" w:hAnsi="함초롬바탕" w:cs="굴림"/>
+          <w:rFonts w:ascii="함초롬바탕" w:eastAsia="함초롬바탕" w:hAnsi="함초롬바탕" w:cs="Gulim"/>
           <w:color w:val="000000"/>
           <w:kern w:val="0"/>
           <w:sz w:val="20"/>
@@ -19061,7 +19206,7 @@
       </w:pPr>
       <w:r>
         <w:rPr>
-          <w:rFonts w:ascii="함초롬바탕" w:eastAsia="함초롬바탕" w:hAnsi="함초롬바탕" w:cs="굴림" w:hint="eastAsia"/>
+          <w:rFonts w:ascii="함초롬바탕" w:eastAsia="함초롬바탕" w:hAnsi="함초롬바탕" w:cs="Gulim" w:hint="eastAsia"/>
           <w:color w:val="000000"/>
           <w:kern w:val="0"/>
           <w:sz w:val="20"/>
@@ -19072,7 +19217,7 @@
       </w:r>
       <w:r>
         <w:rPr>
-          <w:rFonts w:ascii="맑은 고딕" w:eastAsia="맑은 고딕" w:hAnsi="맑은 고딕" w:cs="굴림" w:hint="eastAsia"/>
+          <w:rFonts w:ascii="맑은 고딕" w:eastAsia="맑은 고딕" w:hAnsi="맑은 고딕" w:cs="Gulim" w:hint="eastAsia"/>
           <w:color w:val="000000"/>
           <w:kern w:val="0"/>
           <w:sz w:val="20"/>
@@ -19084,7 +19229,7 @@
       <w:proofErr w:type="spellStart"/>
       <w:r>
         <w:rPr>
-          <w:rFonts w:ascii="맑은 고딕" w:eastAsia="맑은 고딕" w:hAnsi="맑은 고딕" w:cs="굴림" w:hint="eastAsia"/>
+          <w:rFonts w:ascii="맑은 고딕" w:eastAsia="맑은 고딕" w:hAnsi="맑은 고딕" w:cs="Gulim" w:hint="eastAsia"/>
           <w:color w:val="000000"/>
           <w:kern w:val="0"/>
           <w:sz w:val="20"/>
@@ -19096,7 +19241,7 @@
       <w:proofErr w:type="spellEnd"/>
       <w:r>
         <w:rPr>
-          <w:rFonts w:ascii="맑은 고딕" w:eastAsia="맑은 고딕" w:hAnsi="맑은 고딕" w:cs="굴림" w:hint="eastAsia"/>
+          <w:rFonts w:ascii="맑은 고딕" w:eastAsia="맑은 고딕" w:hAnsi="맑은 고딕" w:cs="Gulim" w:hint="eastAsia"/>
           <w:color w:val="000000"/>
           <w:kern w:val="0"/>
           <w:sz w:val="20"/>
@@ -19108,7 +19253,7 @@
       <w:proofErr w:type="spellStart"/>
       <w:r>
         <w:rPr>
-          <w:rFonts w:ascii="맑은 고딕" w:eastAsia="맑은 고딕" w:hAnsi="맑은 고딕" w:cs="굴림" w:hint="eastAsia"/>
+          <w:rFonts w:ascii="맑은 고딕" w:eastAsia="맑은 고딕" w:hAnsi="맑은 고딕" w:cs="Gulim" w:hint="eastAsia"/>
           <w:color w:val="000000"/>
           <w:kern w:val="0"/>
           <w:sz w:val="20"/>
@@ -19120,7 +19265,7 @@
       <w:proofErr w:type="spellEnd"/>
       <w:r>
         <w:rPr>
-          <w:rFonts w:ascii="맑은 고딕" w:eastAsia="맑은 고딕" w:hAnsi="맑은 고딕" w:cs="굴림" w:hint="eastAsia"/>
+          <w:rFonts w:ascii="맑은 고딕" w:eastAsia="맑은 고딕" w:hAnsi="맑은 고딕" w:cs="Gulim" w:hint="eastAsia"/>
           <w:color w:val="000000"/>
           <w:kern w:val="0"/>
           <w:sz w:val="20"/>
@@ -19132,7 +19277,7 @@
       <w:proofErr w:type="spellStart"/>
       <w:r>
         <w:rPr>
-          <w:rFonts w:ascii="맑은 고딕" w:eastAsia="맑은 고딕" w:hAnsi="맑은 고딕" w:cs="굴림" w:hint="eastAsia"/>
+          <w:rFonts w:ascii="맑은 고딕" w:eastAsia="맑은 고딕" w:hAnsi="맑은 고딕" w:cs="Gulim" w:hint="eastAsia"/>
           <w:color w:val="000000"/>
           <w:kern w:val="0"/>
           <w:sz w:val="20"/>
@@ -19144,7 +19289,7 @@
       <w:proofErr w:type="spellEnd"/>
       <w:r>
         <w:rPr>
-          <w:rFonts w:ascii="맑은 고딕" w:eastAsia="맑은 고딕" w:hAnsi="맑은 고딕" w:cs="굴림" w:hint="eastAsia"/>
+          <w:rFonts w:ascii="맑은 고딕" w:eastAsia="맑은 고딕" w:hAnsi="맑은 고딕" w:cs="Gulim" w:hint="eastAsia"/>
           <w:color w:val="000000"/>
           <w:kern w:val="0"/>
           <w:sz w:val="20"/>
@@ -19163,7 +19308,7 @@
         <w:spacing w:after="0" w:line="276" w:lineRule="auto"/>
         <w:jc w:val="both"/>
         <w:rPr>
-          <w:rFonts w:ascii="함초롬바탕" w:eastAsia="함초롬바탕" w:hAnsi="함초롬바탕" w:cs="굴림"/>
+          <w:rFonts w:ascii="함초롬바탕" w:eastAsia="함초롬바탕" w:hAnsi="함초롬바탕" w:cs="Gulim"/>
           <w:color w:val="000000"/>
           <w:kern w:val="0"/>
           <w:sz w:val="20"/>
@@ -19173,7 +19318,7 @@
       </w:pPr>
       <w:r>
         <w:rPr>
-          <w:rFonts w:ascii="맑은 고딕" w:eastAsia="맑은 고딕" w:hAnsi="맑은 고딕" w:cs="굴림" w:hint="eastAsia"/>
+          <w:rFonts w:ascii="맑은 고딕" w:eastAsia="맑은 고딕" w:hAnsi="맑은 고딕" w:cs="Gulim" w:hint="eastAsia"/>
           <w:color w:val="000000"/>
           <w:kern w:val="0"/>
           <w:sz w:val="20"/>
@@ -19185,7 +19330,7 @@
       <w:proofErr w:type="spellStart"/>
       <w:r>
         <w:rPr>
-          <w:rFonts w:ascii="맑은 고딕" w:eastAsia="맑은 고딕" w:hAnsi="맑은 고딕" w:cs="굴림" w:hint="eastAsia"/>
+          <w:rFonts w:ascii="맑은 고딕" w:eastAsia="맑은 고딕" w:hAnsi="맑은 고딕" w:cs="Gulim" w:hint="eastAsia"/>
           <w:color w:val="000000"/>
           <w:kern w:val="0"/>
           <w:sz w:val="20"/>
@@ -19197,7 +19342,7 @@
       <w:proofErr w:type="spellEnd"/>
       <w:r>
         <w:rPr>
-          <w:rFonts w:ascii="맑은 고딕" w:eastAsia="맑은 고딕" w:hAnsi="맑은 고딕" w:cs="굴림" w:hint="eastAsia"/>
+          <w:rFonts w:ascii="맑은 고딕" w:eastAsia="맑은 고딕" w:hAnsi="맑은 고딕" w:cs="Gulim" w:hint="eastAsia"/>
           <w:color w:val="000000"/>
           <w:kern w:val="0"/>
           <w:sz w:val="20"/>
@@ -19216,7 +19361,7 @@
         <w:spacing w:after="0" w:line="276" w:lineRule="auto"/>
         <w:jc w:val="both"/>
         <w:rPr>
-          <w:rFonts w:ascii="함초롬바탕" w:eastAsia="함초롬바탕" w:hAnsi="함초롬바탕" w:cs="굴림"/>
+          <w:rFonts w:ascii="함초롬바탕" w:eastAsia="함초롬바탕" w:hAnsi="함초롬바탕" w:cs="Gulim"/>
           <w:color w:val="000000"/>
           <w:kern w:val="0"/>
           <w:sz w:val="20"/>
@@ -19226,7 +19371,7 @@
       </w:pPr>
       <w:r>
         <w:rPr>
-          <w:rFonts w:ascii="함초롬바탕" w:eastAsia="함초롬바탕" w:hAnsi="함초롬바탕" w:cs="굴림" w:hint="eastAsia"/>
+          <w:rFonts w:ascii="함초롬바탕" w:eastAsia="함초롬바탕" w:hAnsi="함초롬바탕" w:cs="Gulim" w:hint="eastAsia"/>
           <w:color w:val="000000"/>
           <w:kern w:val="0"/>
           <w:sz w:val="20"/>
@@ -19245,7 +19390,7 @@
         <w:spacing w:after="0" w:line="276" w:lineRule="auto"/>
         <w:jc w:val="both"/>
         <w:rPr>
-          <w:rFonts w:ascii="함초롬바탕" w:eastAsia="함초롬바탕" w:hAnsi="함초롬바탕" w:cs="굴림"/>
+          <w:rFonts w:ascii="함초롬바탕" w:eastAsia="함초롬바탕" w:hAnsi="함초롬바탕" w:cs="Gulim"/>
           <w:color w:val="000000"/>
           <w:kern w:val="0"/>
           <w:sz w:val="20"/>
@@ -19255,7 +19400,7 @@
       </w:pPr>
       <w:r>
         <w:rPr>
-          <w:rFonts w:ascii="맑은 고딕" w:eastAsia="맑은 고딕" w:hAnsi="맑은 고딕" w:cs="굴림" w:hint="eastAsia"/>
+          <w:rFonts w:ascii="맑은 고딕" w:eastAsia="맑은 고딕" w:hAnsi="맑은 고딕" w:cs="Gulim" w:hint="eastAsia"/>
           <w:color w:val="000000"/>
           <w:kern w:val="0"/>
           <w:sz w:val="20"/>
@@ -19274,7 +19419,7 @@
         <w:spacing w:after="0" w:line="276" w:lineRule="auto"/>
         <w:jc w:val="both"/>
         <w:rPr>
-          <w:rFonts w:ascii="함초롬바탕" w:eastAsia="함초롬바탕" w:hAnsi="함초롬바탕" w:cs="굴림"/>
+          <w:rFonts w:ascii="함초롬바탕" w:eastAsia="함초롬바탕" w:hAnsi="함초롬바탕" w:cs="Gulim"/>
           <w:color w:val="000000"/>
           <w:kern w:val="0"/>
           <w:sz w:val="20"/>
@@ -19284,7 +19429,7 @@
       </w:pPr>
       <w:r>
         <w:rPr>
-          <w:rFonts w:ascii="맑은 고딕" w:eastAsia="맑은 고딕" w:hAnsi="맑은 고딕" w:cs="굴림" w:hint="eastAsia"/>
+          <w:rFonts w:ascii="맑은 고딕" w:eastAsia="맑은 고딕" w:hAnsi="맑은 고딕" w:cs="Gulim" w:hint="eastAsia"/>
           <w:color w:val="000000"/>
           <w:kern w:val="0"/>
           <w:sz w:val="20"/>
@@ -19296,7 +19441,7 @@
       <w:sdt>
         <w:sdtPr>
           <w:rPr>
-            <w:rFonts w:ascii="맑은 고딕" w:eastAsia="맑은 고딕" w:hAnsi="맑은 고딕" w:cs="굴림" w:hint="eastAsia"/>
+            <w:rFonts w:ascii="맑은 고딕" w:eastAsia="맑은 고딕" w:hAnsi="맑은 고딕" w:cs="Gulim" w:hint="eastAsia"/>
             <w:color w:val="000000"/>
             <w:kern w:val="0"/>
             <w:sz w:val="20"/>
@@ -19311,14 +19456,14 @@
         <w:sdtContent>
           <w:r>
             <w:rPr>
-              <w:rFonts w:ascii="맑은 고딕" w:eastAsia="맑은 고딕" w:hAnsi="맑은 고딕" w:cs="굴림" w:hint="eastAsia"/>
+              <w:rFonts w:ascii="맑은 고딕" w:eastAsia="맑은 고딕" w:hAnsi="맑은 고딕" w:cs="Gulim" w:hint="eastAsia"/>
               <w:color w:val="000000"/>
               <w:kern w:val="0"/>
               <w:sz w:val="20"/>
               <w:szCs w:val="20"/>
               <w14:ligatures w14:val="none"/>
             </w:rPr>
-            <w:t xml:space="preserve">2025년 12월 기준</w:t>
+            <w:t>2025년 12월 기준</w:t>
           </w:r>
         </w:sdtContent>
       </w:sdt>
@@ -19332,7 +19477,7 @@
         <w:spacing w:after="0" w:line="276" w:lineRule="auto"/>
         <w:jc w:val="both"/>
         <w:rPr>
-          <w:rFonts w:ascii="함초롬바탕" w:eastAsia="함초롬바탕" w:hAnsi="함초롬바탕" w:cs="굴림"/>
+          <w:rFonts w:ascii="함초롬바탕" w:eastAsia="함초롬바탕" w:hAnsi="함초롬바탕" w:cs="Gulim"/>
           <w:color w:val="000000"/>
           <w:kern w:val="0"/>
           <w:sz w:val="20"/>
@@ -19342,7 +19487,7 @@
       </w:pPr>
       <w:r>
         <w:rPr>
-          <w:rFonts w:ascii="맑은 고딕" w:eastAsia="맑은 고딕" w:hAnsi="맑은 고딕" w:cs="굴림" w:hint="eastAsia"/>
+          <w:rFonts w:ascii="맑은 고딕" w:eastAsia="맑은 고딕" w:hAnsi="맑은 고딕" w:cs="Gulim" w:hint="eastAsia"/>
           <w:color w:val="000000"/>
           <w:kern w:val="0"/>
           <w:sz w:val="20"/>
@@ -19354,7 +19499,7 @@
       <w:sdt>
         <w:sdtPr>
           <w:rPr>
-            <w:rFonts w:ascii="맑은 고딕" w:eastAsia="맑은 고딕" w:hAnsi="맑은 고딕" w:cs="굴림" w:hint="eastAsia"/>
+            <w:rFonts w:ascii="맑은 고딕" w:eastAsia="맑은 고딕" w:hAnsi="맑은 고딕" w:cs="Gulim" w:hint="eastAsia"/>
             <w:color w:val="000000"/>
             <w:kern w:val="0"/>
             <w:sz w:val="20"/>
@@ -19369,27 +19514,27 @@
         <w:sdtContent>
           <w:r>
             <w:rPr>
-              <w:rFonts w:ascii="맑은 고딕" w:eastAsia="맑은 고딕" w:hAnsi="맑은 고딕" w:cs="굴림" w:hint="eastAsia"/>
+              <w:rFonts w:ascii="맑은 고딕" w:eastAsia="맑은 고딕" w:hAnsi="맑은 고딕" w:cs="Gulim" w:hint="eastAsia"/>
               <w:color w:val="000000"/>
               <w:kern w:val="0"/>
               <w:sz w:val="20"/>
               <w:szCs w:val="20"/>
               <w14:ligatures w14:val="none"/>
             </w:rPr>
-            <w:t xml:space="preserve">6</w:t>
+            <w:t>6</w:t>
           </w:r>
         </w:sdtContent>
       </w:sdt>
       <w:r>
         <w:rPr>
-          <w:rFonts w:ascii="맑은 고딕" w:eastAsia="맑은 고딕" w:hAnsi="맑은 고딕" w:cs="굴림" w:hint="eastAsia"/>
+          <w:rFonts w:ascii="맑은 고딕" w:eastAsia="맑은 고딕" w:hAnsi="맑은 고딕" w:cs="Gulim" w:hint="eastAsia"/>
           <w:color w:val="000000"/>
           <w:kern w:val="0"/>
           <w:sz w:val="20"/>
           <w:szCs w:val="20"/>
           <w14:ligatures w14:val="none"/>
         </w:rPr>
-        <w:t xml:space="preserve">대</w:t>
+        <w:t>대</w:t>
       </w:r>
     </w:p>
     <w:p>
@@ -19401,7 +19546,7 @@
         <w:spacing w:after="0" w:line="276" w:lineRule="auto"/>
         <w:jc w:val="both"/>
         <w:rPr>
-          <w:rFonts w:ascii="함초롬바탕" w:eastAsia="함초롬바탕" w:hAnsi="함초롬바탕" w:cs="굴림"/>
+          <w:rFonts w:ascii="함초롬바탕" w:eastAsia="함초롬바탕" w:hAnsi="함초롬바탕" w:cs="Gulim"/>
           <w:color w:val="000000"/>
           <w:kern w:val="0"/>
           <w:sz w:val="20"/>
@@ -19411,7 +19556,7 @@
       </w:pPr>
       <w:r>
         <w:rPr>
-          <w:rFonts w:ascii="맑은 고딕" w:eastAsia="맑은 고딕" w:hAnsi="맑은 고딕" w:cs="굴림" w:hint="eastAsia"/>
+          <w:rFonts w:ascii="맑은 고딕" w:eastAsia="맑은 고딕" w:hAnsi="맑은 고딕" w:cs="Gulim" w:hint="eastAsia"/>
           <w:color w:val="000000"/>
           <w:kern w:val="0"/>
           <w:sz w:val="20"/>
@@ -19467,7 +19612,7 @@
               <w:spacing w:after="0" w:line="276" w:lineRule="auto"/>
               <w:jc w:val="center"/>
               <w:rPr>
-                <w:rFonts w:ascii="함초롬바탕" w:eastAsia="함초롬바탕" w:hAnsi="함초롬바탕" w:cs="굴림"/>
+                <w:rFonts w:ascii="함초롬바탕" w:eastAsia="함초롬바탕" w:hAnsi="함초롬바탕" w:cs="Gulim"/>
                 <w:color w:val="000000"/>
                 <w:kern w:val="0"/>
                 <w:sz w:val="20"/>
@@ -19477,7 +19622,7 @@
             </w:pPr>
             <w:r>
               <w:rPr>
-                <w:rFonts w:ascii="맑은 고딕" w:eastAsia="맑은 고딕" w:hAnsi="맑은 고딕" w:cs="굴림" w:hint="eastAsia"/>
+                <w:rFonts w:ascii="맑은 고딕" w:eastAsia="맑은 고딕" w:hAnsi="맑은 고딕" w:cs="Gulim" w:hint="eastAsia"/>
                 <w:color w:val="000000"/>
                 <w:kern w:val="0"/>
                 <w:sz w:val="16"/>
@@ -19515,7 +19660,7 @@
               <w:spacing w:after="0" w:line="276" w:lineRule="auto"/>
               <w:jc w:val="center"/>
               <w:rPr>
-                <w:rFonts w:ascii="함초롬바탕" w:eastAsia="함초롬바탕" w:hAnsi="함초롬바탕" w:cs="굴림"/>
+                <w:rFonts w:ascii="함초롬바탕" w:eastAsia="함초롬바탕" w:hAnsi="함초롬바탕" w:cs="Gulim"/>
                 <w:color w:val="000000"/>
                 <w:kern w:val="0"/>
                 <w:sz w:val="20"/>
@@ -19525,7 +19670,7 @@
             </w:pPr>
             <w:r>
               <w:rPr>
-                <w:rFonts w:ascii="맑은 고딕" w:eastAsia="맑은 고딕" w:hAnsi="맑은 고딕" w:cs="굴림" w:hint="eastAsia"/>
+                <w:rFonts w:ascii="맑은 고딕" w:eastAsia="맑은 고딕" w:hAnsi="맑은 고딕" w:cs="Gulim" w:hint="eastAsia"/>
                 <w:color w:val="000000"/>
                 <w:kern w:val="0"/>
                 <w:sz w:val="16"/>
@@ -19563,7 +19708,7 @@
               <w:spacing w:after="0" w:line="276" w:lineRule="auto"/>
               <w:jc w:val="center"/>
               <w:rPr>
-                <w:rFonts w:ascii="함초롬바탕" w:eastAsia="함초롬바탕" w:hAnsi="함초롬바탕" w:cs="굴림"/>
+                <w:rFonts w:ascii="함초롬바탕" w:eastAsia="함초롬바탕" w:hAnsi="함초롬바탕" w:cs="Gulim"/>
                 <w:color w:val="000000"/>
                 <w:kern w:val="0"/>
                 <w:sz w:val="20"/>
@@ -19573,7 +19718,7 @@
             </w:pPr>
             <w:r>
               <w:rPr>
-                <w:rFonts w:ascii="맑은 고딕" w:eastAsia="맑은 고딕" w:hAnsi="맑은 고딕" w:cs="굴림" w:hint="eastAsia"/>
+                <w:rFonts w:ascii="맑은 고딕" w:eastAsia="맑은 고딕" w:hAnsi="맑은 고딕" w:cs="Gulim" w:hint="eastAsia"/>
                 <w:color w:val="000000"/>
                 <w:kern w:val="0"/>
                 <w:sz w:val="16"/>
@@ -19611,7 +19756,7 @@
               <w:spacing w:after="0" w:line="276" w:lineRule="auto"/>
               <w:jc w:val="center"/>
               <w:rPr>
-                <w:rFonts w:ascii="함초롬바탕" w:eastAsia="함초롬바탕" w:hAnsi="함초롬바탕" w:cs="굴림"/>
+                <w:rFonts w:ascii="함초롬바탕" w:eastAsia="함초롬바탕" w:hAnsi="함초롬바탕" w:cs="Gulim"/>
                 <w:color w:val="000000"/>
                 <w:kern w:val="0"/>
                 <w:sz w:val="20"/>
@@ -19621,7 +19766,7 @@
             </w:pPr>
             <w:r>
               <w:rPr>
-                <w:rFonts w:ascii="맑은 고딕" w:eastAsia="맑은 고딕" w:hAnsi="맑은 고딕" w:cs="굴림" w:hint="eastAsia"/>
+                <w:rFonts w:ascii="맑은 고딕" w:eastAsia="맑은 고딕" w:hAnsi="맑은 고딕" w:cs="Gulim" w:hint="eastAsia"/>
                 <w:color w:val="000000"/>
                 <w:kern w:val="0"/>
                 <w:sz w:val="16"/>
@@ -19664,7 +19809,7 @@
               <w:spacing w:after="0" w:line="276" w:lineRule="auto"/>
               <w:jc w:val="center"/>
               <w:rPr>
-                <w:rFonts w:ascii="함초롬바탕" w:eastAsia="함초롬바탕" w:hAnsi="함초롬바탕" w:cs="굴림"/>
+                <w:rFonts w:ascii="함초롬바탕" w:eastAsia="함초롬바탕" w:hAnsi="함초롬바탕" w:cs="Gulim"/>
                 <w:color w:val="000000"/>
                 <w:kern w:val="0"/>
                 <w:sz w:val="20"/>
@@ -19674,7 +19819,7 @@
             </w:pPr>
             <w:r>
               <w:rPr>
-                <w:rFonts w:ascii="함초롬바탕" w:eastAsia="함초롬바탕" w:hAnsi="함초롬바탕" w:cs="굴림" w:hint="eastAsia"/>
+                <w:rFonts w:ascii="함초롬바탕" w:eastAsia="함초롬바탕" w:hAnsi="함초롬바탕" w:cs="Gulim" w:hint="eastAsia"/>
                 <w:color w:val="000000"/>
                 <w:kern w:val="0"/>
                 <w:sz w:val="20"/>
@@ -19712,7 +19857,7 @@
               <w:spacing w:after="0" w:line="276" w:lineRule="auto"/>
               <w:jc w:val="center"/>
               <w:rPr>
-                <w:rFonts w:ascii="함초롬바탕" w:eastAsia="함초롬바탕" w:hAnsi="함초롬바탕" w:cs="굴림"/>
+                <w:rFonts w:ascii="함초롬바탕" w:eastAsia="함초롬바탕" w:hAnsi="함초롬바탕" w:cs="Gulim"/>
                 <w:color w:val="000000"/>
                 <w:kern w:val="0"/>
                 <w:sz w:val="20"/>
@@ -19722,7 +19867,7 @@
             </w:pPr>
             <w:r>
               <w:rPr>
-                <w:rFonts w:ascii="함초롬바탕" w:eastAsia="함초롬바탕" w:hAnsi="함초롬바탕" w:cs="굴림" w:hint="eastAsia"/>
+                <w:rFonts w:ascii="함초롬바탕" w:eastAsia="함초롬바탕" w:hAnsi="함초롬바탕" w:cs="Gulim" w:hint="eastAsia"/>
                 <w:color w:val="000000"/>
                 <w:kern w:val="0"/>
                 <w:sz w:val="20"/>
@@ -19760,7 +19905,7 @@
               <w:spacing w:after="0" w:line="276" w:lineRule="auto"/>
               <w:jc w:val="center"/>
               <w:rPr>
-                <w:rFonts w:ascii="함초롬바탕" w:eastAsia="함초롬바탕" w:hAnsi="함초롬바탕" w:cs="굴림"/>
+                <w:rFonts w:ascii="함초롬바탕" w:eastAsia="함초롬바탕" w:hAnsi="함초롬바탕" w:cs="Gulim"/>
                 <w:color w:val="000000"/>
                 <w:kern w:val="0"/>
                 <w:sz w:val="20"/>
@@ -19770,7 +19915,7 @@
             </w:pPr>
             <w:r>
               <w:rPr>
-                <w:rFonts w:ascii="함초롬바탕" w:eastAsia="함초롬바탕" w:hAnsi="함초롬바탕" w:cs="굴림" w:hint="eastAsia"/>
+                <w:rFonts w:ascii="함초롬바탕" w:eastAsia="함초롬바탕" w:hAnsi="함초롬바탕" w:cs="Gulim" w:hint="eastAsia"/>
                 <w:color w:val="000000"/>
                 <w:kern w:val="0"/>
                 <w:sz w:val="20"/>
@@ -19808,7 +19953,7 @@
               <w:spacing w:after="0" w:line="276" w:lineRule="auto"/>
               <w:jc w:val="center"/>
               <w:rPr>
-                <w:rFonts w:ascii="함초롬바탕" w:eastAsia="함초롬바탕" w:hAnsi="함초롬바탕" w:cs="굴림"/>
+                <w:rFonts w:ascii="함초롬바탕" w:eastAsia="함초롬바탕" w:hAnsi="함초롬바탕" w:cs="Gulim"/>
                 <w:color w:val="000000"/>
                 <w:kern w:val="0"/>
                 <w:sz w:val="20"/>
@@ -19818,7 +19963,7 @@
             </w:pPr>
             <w:r>
               <w:rPr>
-                <w:rFonts w:ascii="함초롬바탕" w:eastAsia="함초롬바탕" w:hAnsi="함초롬바탕" w:cs="굴림" w:hint="eastAsia"/>
+                <w:rFonts w:ascii="함초롬바탕" w:eastAsia="함초롬바탕" w:hAnsi="함초롬바탕" w:cs="Gulim" w:hint="eastAsia"/>
                 <w:color w:val="000000"/>
                 <w:kern w:val="0"/>
                 <w:sz w:val="20"/>
@@ -19861,7 +20006,7 @@
               <w:spacing w:after="0" w:line="276" w:lineRule="auto"/>
               <w:jc w:val="center"/>
               <w:rPr>
-                <w:rFonts w:ascii="함초롬바탕" w:eastAsia="함초롬바탕" w:hAnsi="함초롬바탕" w:cs="굴림"/>
+                <w:rFonts w:ascii="함초롬바탕" w:eastAsia="함초롬바탕" w:hAnsi="함초롬바탕" w:cs="Gulim"/>
                 <w:color w:val="000000"/>
                 <w:kern w:val="0"/>
                 <w:sz w:val="20"/>
@@ -19871,7 +20016,7 @@
             </w:pPr>
             <w:r>
               <w:rPr>
-                <w:rFonts w:ascii="함초롬바탕" w:eastAsia="함초롬바탕" w:hAnsi="함초롬바탕" w:cs="굴림" w:hint="eastAsia"/>
+                <w:rFonts w:ascii="함초롬바탕" w:eastAsia="함초롬바탕" w:hAnsi="함초롬바탕" w:cs="Gulim" w:hint="eastAsia"/>
                 <w:color w:val="000000"/>
                 <w:kern w:val="0"/>
                 <w:sz w:val="20"/>
@@ -19909,7 +20054,7 @@
               <w:spacing w:after="0" w:line="276" w:lineRule="auto"/>
               <w:jc w:val="center"/>
               <w:rPr>
-                <w:rFonts w:ascii="함초롬바탕" w:eastAsia="함초롬바탕" w:hAnsi="함초롬바탕" w:cs="굴림"/>
+                <w:rFonts w:ascii="함초롬바탕" w:eastAsia="함초롬바탕" w:hAnsi="함초롬바탕" w:cs="Gulim"/>
                 <w:color w:val="000000"/>
                 <w:kern w:val="0"/>
                 <w:sz w:val="20"/>
@@ -19919,7 +20064,7 @@
             </w:pPr>
             <w:r>
               <w:rPr>
-                <w:rFonts w:ascii="함초롬바탕" w:eastAsia="함초롬바탕" w:hAnsi="함초롬바탕" w:cs="굴림" w:hint="eastAsia"/>
+                <w:rFonts w:ascii="함초롬바탕" w:eastAsia="함초롬바탕" w:hAnsi="함초롬바탕" w:cs="Gulim" w:hint="eastAsia"/>
                 <w:color w:val="000000"/>
                 <w:kern w:val="0"/>
                 <w:sz w:val="20"/>
@@ -19957,7 +20102,7 @@
               <w:spacing w:after="0" w:line="276" w:lineRule="auto"/>
               <w:jc w:val="center"/>
               <w:rPr>
-                <w:rFonts w:ascii="함초롬바탕" w:eastAsia="함초롬바탕" w:hAnsi="함초롬바탕" w:cs="굴림"/>
+                <w:rFonts w:ascii="함초롬바탕" w:eastAsia="함초롬바탕" w:hAnsi="함초롬바탕" w:cs="Gulim"/>
                 <w:color w:val="000000"/>
                 <w:kern w:val="0"/>
                 <w:sz w:val="20"/>
@@ -19967,7 +20112,7 @@
             </w:pPr>
             <w:r>
               <w:rPr>
-                <w:rFonts w:ascii="함초롬바탕" w:eastAsia="함초롬바탕" w:hAnsi="함초롬바탕" w:cs="굴림" w:hint="eastAsia"/>
+                <w:rFonts w:ascii="함초롬바탕" w:eastAsia="함초롬바탕" w:hAnsi="함초롬바탕" w:cs="Gulim" w:hint="eastAsia"/>
                 <w:color w:val="000000"/>
                 <w:kern w:val="0"/>
                 <w:sz w:val="20"/>
@@ -20005,7 +20150,7 @@
               <w:spacing w:after="0" w:line="276" w:lineRule="auto"/>
               <w:jc w:val="center"/>
               <w:rPr>
-                <w:rFonts w:ascii="함초롬바탕" w:eastAsia="함초롬바탕" w:hAnsi="함초롬바탕" w:cs="굴림"/>
+                <w:rFonts w:ascii="함초롬바탕" w:eastAsia="함초롬바탕" w:hAnsi="함초롬바탕" w:cs="Gulim"/>
                 <w:color w:val="000000"/>
                 <w:kern w:val="0"/>
                 <w:sz w:val="20"/>
@@ -20015,7 +20160,7 @@
             </w:pPr>
             <w:r>
               <w:rPr>
-                <w:rFonts w:ascii="함초롬바탕" w:eastAsia="함초롬바탕" w:hAnsi="함초롬바탕" w:cs="굴림" w:hint="eastAsia"/>
+                <w:rFonts w:ascii="함초롬바탕" w:eastAsia="함초롬바탕" w:hAnsi="함초롬바탕" w:cs="Gulim" w:hint="eastAsia"/>
                 <w:color w:val="000000"/>
                 <w:kern w:val="0"/>
                 <w:sz w:val="20"/>
@@ -20058,7 +20203,7 @@
               <w:spacing w:after="0" w:line="276" w:lineRule="auto"/>
               <w:jc w:val="center"/>
               <w:rPr>
-                <w:rFonts w:ascii="함초롬바탕" w:eastAsia="함초롬바탕" w:hAnsi="함초롬바탕" w:cs="굴림"/>
+                <w:rFonts w:ascii="함초롬바탕" w:eastAsia="함초롬바탕" w:hAnsi="함초롬바탕" w:cs="Gulim"/>
                 <w:color w:val="000000"/>
                 <w:kern w:val="0"/>
                 <w:sz w:val="20"/>
@@ -20068,7 +20213,7 @@
             </w:pPr>
             <w:r>
               <w:rPr>
-                <w:rFonts w:ascii="함초롬바탕" w:eastAsia="함초롬바탕" w:hAnsi="함초롬바탕" w:cs="굴림" w:hint="eastAsia"/>
+                <w:rFonts w:ascii="함초롬바탕" w:eastAsia="함초롬바탕" w:hAnsi="함초롬바탕" w:cs="Gulim" w:hint="eastAsia"/>
                 <w:color w:val="000000"/>
                 <w:kern w:val="0"/>
                 <w:sz w:val="20"/>
@@ -20106,7 +20251,7 @@
               <w:spacing w:after="0" w:line="276" w:lineRule="auto"/>
               <w:jc w:val="center"/>
               <w:rPr>
-                <w:rFonts w:ascii="함초롬바탕" w:eastAsia="함초롬바탕" w:hAnsi="함초롬바탕" w:cs="굴림"/>
+                <w:rFonts w:ascii="함초롬바탕" w:eastAsia="함초롬바탕" w:hAnsi="함초롬바탕" w:cs="Gulim"/>
                 <w:color w:val="000000"/>
                 <w:kern w:val="0"/>
                 <w:sz w:val="20"/>
@@ -20116,7 +20261,7 @@
             </w:pPr>
             <w:r>
               <w:rPr>
-                <w:rFonts w:ascii="함초롬바탕" w:eastAsia="함초롬바탕" w:hAnsi="함초롬바탕" w:cs="굴림" w:hint="eastAsia"/>
+                <w:rFonts w:ascii="함초롬바탕" w:eastAsia="함초롬바탕" w:hAnsi="함초롬바탕" w:cs="Gulim" w:hint="eastAsia"/>
                 <w:color w:val="000000"/>
                 <w:kern w:val="0"/>
                 <w:sz w:val="20"/>
@@ -20154,7 +20299,7 @@
               <w:spacing w:after="0" w:line="276" w:lineRule="auto"/>
               <w:jc w:val="center"/>
               <w:rPr>
-                <w:rFonts w:ascii="함초롬바탕" w:eastAsia="함초롬바탕" w:hAnsi="함초롬바탕" w:cs="굴림"/>
+                <w:rFonts w:ascii="함초롬바탕" w:eastAsia="함초롬바탕" w:hAnsi="함초롬바탕" w:cs="Gulim"/>
                 <w:color w:val="000000"/>
                 <w:kern w:val="0"/>
                 <w:sz w:val="20"/>
@@ -20164,7 +20309,7 @@
             </w:pPr>
             <w:r>
               <w:rPr>
-                <w:rFonts w:ascii="함초롬바탕" w:eastAsia="함초롬바탕" w:hAnsi="함초롬바탕" w:cs="굴림" w:hint="eastAsia"/>
+                <w:rFonts w:ascii="함초롬바탕" w:eastAsia="함초롬바탕" w:hAnsi="함초롬바탕" w:cs="Gulim" w:hint="eastAsia"/>
                 <w:color w:val="000000"/>
                 <w:kern w:val="0"/>
                 <w:sz w:val="20"/>
@@ -20202,7 +20347,7 @@
               <w:spacing w:after="0" w:line="276" w:lineRule="auto"/>
               <w:jc w:val="center"/>
               <w:rPr>
-                <w:rFonts w:ascii="함초롬바탕" w:eastAsia="함초롬바탕" w:hAnsi="함초롬바탕" w:cs="굴림"/>
+                <w:rFonts w:ascii="함초롬바탕" w:eastAsia="함초롬바탕" w:hAnsi="함초롬바탕" w:cs="Gulim"/>
                 <w:color w:val="000000"/>
                 <w:kern w:val="0"/>
                 <w:sz w:val="20"/>
@@ -20212,7 +20357,7 @@
             </w:pPr>
             <w:r>
               <w:rPr>
-                <w:rFonts w:ascii="함초롬바탕" w:eastAsia="함초롬바탕" w:hAnsi="함초롬바탕" w:cs="굴림" w:hint="eastAsia"/>
+                <w:rFonts w:ascii="함초롬바탕" w:eastAsia="함초롬바탕" w:hAnsi="함초롬바탕" w:cs="Gulim" w:hint="eastAsia"/>
                 <w:color w:val="000000"/>
                 <w:kern w:val="0"/>
                 <w:sz w:val="20"/>
@@ -20255,7 +20400,7 @@
               <w:spacing w:after="0" w:line="276" w:lineRule="auto"/>
               <w:jc w:val="center"/>
               <w:rPr>
-                <w:rFonts w:ascii="함초롬바탕" w:eastAsia="함초롬바탕" w:hAnsi="함초롬바탕" w:cs="굴림"/>
+                <w:rFonts w:ascii="함초롬바탕" w:eastAsia="함초롬바탕" w:hAnsi="함초롬바탕" w:cs="Gulim"/>
                 <w:color w:val="000000"/>
                 <w:kern w:val="0"/>
                 <w:sz w:val="20"/>
@@ -20265,7 +20410,7 @@
             </w:pPr>
             <w:r>
               <w:rPr>
-                <w:rFonts w:ascii="함초롬바탕" w:eastAsia="함초롬바탕" w:hAnsi="함초롬바탕" w:cs="굴림" w:hint="eastAsia"/>
+                <w:rFonts w:ascii="함초롬바탕" w:eastAsia="함초롬바탕" w:hAnsi="함초롬바탕" w:cs="Gulim" w:hint="eastAsia"/>
                 <w:color w:val="000000"/>
                 <w:kern w:val="0"/>
                 <w:sz w:val="20"/>
@@ -20303,7 +20448,7 @@
               <w:spacing w:after="0" w:line="276" w:lineRule="auto"/>
               <w:jc w:val="center"/>
               <w:rPr>
-                <w:rFonts w:ascii="함초롬바탕" w:eastAsia="함초롬바탕" w:hAnsi="함초롬바탕" w:cs="굴림"/>
+                <w:rFonts w:ascii="함초롬바탕" w:eastAsia="함초롬바탕" w:hAnsi="함초롬바탕" w:cs="Gulim"/>
                 <w:color w:val="000000"/>
                 <w:kern w:val="0"/>
                 <w:sz w:val="20"/>
@@ -20313,7 +20458,7 @@
             </w:pPr>
             <w:r>
               <w:rPr>
-                <w:rFonts w:ascii="함초롬바탕" w:eastAsia="함초롬바탕" w:hAnsi="함초롬바탕" w:cs="굴림" w:hint="eastAsia"/>
+                <w:rFonts w:ascii="함초롬바탕" w:eastAsia="함초롬바탕" w:hAnsi="함초롬바탕" w:cs="Gulim" w:hint="eastAsia"/>
                 <w:color w:val="000000"/>
                 <w:kern w:val="0"/>
                 <w:sz w:val="20"/>
@@ -20351,7 +20496,7 @@
               <w:spacing w:after="0" w:line="276" w:lineRule="auto"/>
               <w:jc w:val="center"/>
               <w:rPr>
-                <w:rFonts w:ascii="함초롬바탕" w:eastAsia="함초롬바탕" w:hAnsi="함초롬바탕" w:cs="굴림"/>
+                <w:rFonts w:ascii="함초롬바탕" w:eastAsia="함초롬바탕" w:hAnsi="함초롬바탕" w:cs="Gulim"/>
                 <w:color w:val="000000"/>
                 <w:kern w:val="0"/>
                 <w:sz w:val="20"/>
@@ -20361,7 +20506,7 @@
             </w:pPr>
             <w:r>
               <w:rPr>
-                <w:rFonts w:ascii="함초롬바탕" w:eastAsia="함초롬바탕" w:hAnsi="함초롬바탕" w:cs="굴림" w:hint="eastAsia"/>
+                <w:rFonts w:ascii="함초롬바탕" w:eastAsia="함초롬바탕" w:hAnsi="함초롬바탕" w:cs="Gulim" w:hint="eastAsia"/>
                 <w:color w:val="000000"/>
                 <w:kern w:val="0"/>
                 <w:sz w:val="20"/>
@@ -20399,7 +20544,7 @@
               <w:spacing w:after="0" w:line="276" w:lineRule="auto"/>
               <w:jc w:val="center"/>
               <w:rPr>
-                <w:rFonts w:ascii="함초롬바탕" w:eastAsia="함초롬바탕" w:hAnsi="함초롬바탕" w:cs="굴림"/>
+                <w:rFonts w:ascii="함초롬바탕" w:eastAsia="함초롬바탕" w:hAnsi="함초롬바탕" w:cs="Gulim"/>
                 <w:color w:val="000000"/>
                 <w:kern w:val="0"/>
                 <w:sz w:val="20"/>
@@ -20409,7 +20554,7 @@
             </w:pPr>
             <w:r>
               <w:rPr>
-                <w:rFonts w:ascii="함초롬바탕" w:eastAsia="함초롬바탕" w:hAnsi="함초롬바탕" w:cs="굴림" w:hint="eastAsia"/>
+                <w:rFonts w:ascii="함초롬바탕" w:eastAsia="함초롬바탕" w:hAnsi="함초롬바탕" w:cs="Gulim" w:hint="eastAsia"/>
                 <w:color w:val="000000"/>
                 <w:kern w:val="0"/>
                 <w:sz w:val="20"/>
@@ -20452,7 +20597,7 @@
               <w:spacing w:after="0" w:line="276" w:lineRule="auto"/>
               <w:jc w:val="center"/>
               <w:rPr>
-                <w:rFonts w:ascii="함초롬바탕" w:eastAsia="함초롬바탕" w:hAnsi="함초롬바탕" w:cs="굴림"/>
+                <w:rFonts w:ascii="함초롬바탕" w:eastAsia="함초롬바탕" w:hAnsi="함초롬바탕" w:cs="Gulim"/>
                 <w:color w:val="000000"/>
                 <w:kern w:val="0"/>
                 <w:sz w:val="20"/>
@@ -20462,7 +20607,7 @@
             </w:pPr>
             <w:r>
               <w:rPr>
-                <w:rFonts w:ascii="함초롬바탕" w:eastAsia="함초롬바탕" w:hAnsi="함초롬바탕" w:cs="굴림" w:hint="eastAsia"/>
+                <w:rFonts w:ascii="함초롬바탕" w:eastAsia="함초롬바탕" w:hAnsi="함초롬바탕" w:cs="Gulim" w:hint="eastAsia"/>
                 <w:color w:val="000000"/>
                 <w:kern w:val="0"/>
                 <w:sz w:val="20"/>
@@ -20500,7 +20645,7 @@
               <w:spacing w:after="0" w:line="276" w:lineRule="auto"/>
               <w:jc w:val="center"/>
               <w:rPr>
-                <w:rFonts w:ascii="함초롬바탕" w:eastAsia="함초롬바탕" w:hAnsi="함초롬바탕" w:cs="굴림"/>
+                <w:rFonts w:ascii="함초롬바탕" w:eastAsia="함초롬바탕" w:hAnsi="함초롬바탕" w:cs="Gulim"/>
                 <w:color w:val="000000"/>
                 <w:kern w:val="0"/>
                 <w:sz w:val="20"/>
@@ -20510,7 +20655,7 @@
             </w:pPr>
             <w:r>
               <w:rPr>
-                <w:rFonts w:ascii="함초롬바탕" w:eastAsia="함초롬바탕" w:hAnsi="함초롬바탕" w:cs="굴림" w:hint="eastAsia"/>
+                <w:rFonts w:ascii="함초롬바탕" w:eastAsia="함초롬바탕" w:hAnsi="함초롬바탕" w:cs="Gulim" w:hint="eastAsia"/>
                 <w:color w:val="000000"/>
                 <w:kern w:val="0"/>
                 <w:sz w:val="20"/>
@@ -20548,7 +20693,7 @@
               <w:spacing w:after="0" w:line="276" w:lineRule="auto"/>
               <w:jc w:val="center"/>
               <w:rPr>
-                <w:rFonts w:ascii="함초롬바탕" w:eastAsia="함초롬바탕" w:hAnsi="함초롬바탕" w:cs="굴림"/>
+                <w:rFonts w:ascii="함초롬바탕" w:eastAsia="함초롬바탕" w:hAnsi="함초롬바탕" w:cs="Gulim"/>
                 <w:color w:val="000000"/>
                 <w:kern w:val="0"/>
                 <w:sz w:val="20"/>
@@ -20558,7 +20703,7 @@
             </w:pPr>
             <w:r>
               <w:rPr>
-                <w:rFonts w:ascii="함초롬바탕" w:eastAsia="함초롬바탕" w:hAnsi="함초롬바탕" w:cs="굴림" w:hint="eastAsia"/>
+                <w:rFonts w:ascii="함초롬바탕" w:eastAsia="함초롬바탕" w:hAnsi="함초롬바탕" w:cs="Gulim" w:hint="eastAsia"/>
                 <w:color w:val="000000"/>
                 <w:kern w:val="0"/>
                 <w:sz w:val="20"/>
@@ -20596,7 +20741,7 @@
               <w:spacing w:after="0" w:line="276" w:lineRule="auto"/>
               <w:jc w:val="center"/>
               <w:rPr>
-                <w:rFonts w:ascii="함초롬바탕" w:eastAsia="함초롬바탕" w:hAnsi="함초롬바탕" w:cs="굴림"/>
+                <w:rFonts w:ascii="함초롬바탕" w:eastAsia="함초롬바탕" w:hAnsi="함초롬바탕" w:cs="Gulim"/>
                 <w:color w:val="000000"/>
                 <w:kern w:val="0"/>
                 <w:sz w:val="20"/>
@@ -20606,7 +20751,7 @@
             </w:pPr>
             <w:r>
               <w:rPr>
-                <w:rFonts w:ascii="함초롬바탕" w:eastAsia="함초롬바탕" w:hAnsi="함초롬바탕" w:cs="굴림" w:hint="eastAsia"/>
+                <w:rFonts w:ascii="함초롬바탕" w:eastAsia="함초롬바탕" w:hAnsi="함초롬바탕" w:cs="Gulim" w:hint="eastAsia"/>
                 <w:color w:val="000000"/>
                 <w:kern w:val="0"/>
                 <w:sz w:val="20"/>
@@ -20649,7 +20794,7 @@
               <w:spacing w:after="0" w:line="276" w:lineRule="auto"/>
               <w:jc w:val="center"/>
               <w:rPr>
-                <w:rFonts w:ascii="함초롬바탕" w:eastAsia="함초롬바탕" w:hAnsi="함초롬바탕" w:cs="굴림"/>
+                <w:rFonts w:ascii="함초롬바탕" w:eastAsia="함초롬바탕" w:hAnsi="함초롬바탕" w:cs="Gulim"/>
                 <w:color w:val="000000"/>
                 <w:kern w:val="0"/>
                 <w:sz w:val="20"/>
@@ -20659,7 +20804,7 @@
             </w:pPr>
             <w:r>
               <w:rPr>
-                <w:rFonts w:ascii="함초롬바탕" w:eastAsia="함초롬바탕" w:hAnsi="함초롬바탕" w:cs="굴림" w:hint="eastAsia"/>
+                <w:rFonts w:ascii="함초롬바탕" w:eastAsia="함초롬바탕" w:hAnsi="함초롬바탕" w:cs="Gulim" w:hint="eastAsia"/>
                 <w:color w:val="000000"/>
                 <w:kern w:val="0"/>
                 <w:sz w:val="20"/>
@@ -20697,7 +20842,7 @@
               <w:spacing w:after="0" w:line="276" w:lineRule="auto"/>
               <w:jc w:val="center"/>
               <w:rPr>
-                <w:rFonts w:ascii="함초롬바탕" w:eastAsia="함초롬바탕" w:hAnsi="함초롬바탕" w:cs="굴림"/>
+                <w:rFonts w:ascii="함초롬바탕" w:eastAsia="함초롬바탕" w:hAnsi="함초롬바탕" w:cs="Gulim"/>
                 <w:color w:val="000000"/>
                 <w:kern w:val="0"/>
                 <w:sz w:val="20"/>
@@ -20707,7 +20852,7 @@
             </w:pPr>
             <w:r>
               <w:rPr>
-                <w:rFonts w:ascii="함초롬바탕" w:eastAsia="함초롬바탕" w:hAnsi="함초롬바탕" w:cs="굴림" w:hint="eastAsia"/>
+                <w:rFonts w:ascii="함초롬바탕" w:eastAsia="함초롬바탕" w:hAnsi="함초롬바탕" w:cs="Gulim" w:hint="eastAsia"/>
                 <w:color w:val="000000"/>
                 <w:kern w:val="0"/>
                 <w:sz w:val="20"/>
@@ -20745,7 +20890,7 @@
               <w:spacing w:after="0" w:line="276" w:lineRule="auto"/>
               <w:jc w:val="center"/>
               <w:rPr>
-                <w:rFonts w:ascii="함초롬바탕" w:eastAsia="함초롬바탕" w:hAnsi="함초롬바탕" w:cs="굴림"/>
+                <w:rFonts w:ascii="함초롬바탕" w:eastAsia="함초롬바탕" w:hAnsi="함초롬바탕" w:cs="Gulim"/>
                 <w:color w:val="000000"/>
                 <w:kern w:val="0"/>
                 <w:sz w:val="20"/>
@@ -20755,7 +20900,7 @@
             </w:pPr>
             <w:r>
               <w:rPr>
-                <w:rFonts w:ascii="함초롬바탕" w:eastAsia="함초롬바탕" w:hAnsi="함초롬바탕" w:cs="굴림" w:hint="eastAsia"/>
+                <w:rFonts w:ascii="함초롬바탕" w:eastAsia="함초롬바탕" w:hAnsi="함초롬바탕" w:cs="Gulim" w:hint="eastAsia"/>
                 <w:color w:val="000000"/>
                 <w:kern w:val="0"/>
                 <w:sz w:val="20"/>
@@ -20793,7 +20938,7 @@
               <w:spacing w:after="0" w:line="276" w:lineRule="auto"/>
               <w:jc w:val="center"/>
               <w:rPr>
-                <w:rFonts w:ascii="함초롬바탕" w:eastAsia="함초롬바탕" w:hAnsi="함초롬바탕" w:cs="굴림"/>
+                <w:rFonts w:ascii="함초롬바탕" w:eastAsia="함초롬바탕" w:hAnsi="함초롬바탕" w:cs="Gulim"/>
                 <w:color w:val="000000"/>
                 <w:kern w:val="0"/>
                 <w:sz w:val="20"/>
@@ -20803,7 +20948,7 @@
             </w:pPr>
             <w:r>
               <w:rPr>
-                <w:rFonts w:ascii="함초롬바탕" w:eastAsia="함초롬바탕" w:hAnsi="함초롬바탕" w:cs="굴림" w:hint="eastAsia"/>
+                <w:rFonts w:ascii="함초롬바탕" w:eastAsia="함초롬바탕" w:hAnsi="함초롬바탕" w:cs="Gulim" w:hint="eastAsia"/>
                 <w:color w:val="000000"/>
                 <w:kern w:val="0"/>
                 <w:sz w:val="20"/>
@@ -20825,7 +20970,7 @@
         <w:spacing w:after="0" w:line="276" w:lineRule="auto"/>
         <w:jc w:val="both"/>
         <w:rPr>
-          <w:rFonts w:ascii="함초롬바탕" w:eastAsia="함초롬바탕" w:hAnsi="함초롬바탕" w:cs="굴림"/>
+          <w:rFonts w:ascii="함초롬바탕" w:eastAsia="함초롬바탕" w:hAnsi="함초롬바탕" w:cs="Gulim"/>
           <w:color w:val="000000"/>
           <w:kern w:val="0"/>
           <w:sz w:val="20"/>
@@ -20843,7 +20988,7 @@
         <w:spacing w:after="0" w:line="276" w:lineRule="auto"/>
         <w:jc w:val="both"/>
         <w:rPr>
-          <w:rFonts w:ascii="함초롬바탕" w:eastAsia="함초롬바탕" w:hAnsi="함초롬바탕" w:cs="굴림"/>
+          <w:rFonts w:ascii="함초롬바탕" w:eastAsia="함초롬바탕" w:hAnsi="함초롬바탕" w:cs="Gulim"/>
           <w:color w:val="000000"/>
           <w:kern w:val="0"/>
           <w:sz w:val="20"/>
@@ -20853,7 +20998,7 @@
       </w:pPr>
       <w:r>
         <w:rPr>
-          <w:rFonts w:ascii="맑은 고딕" w:eastAsia="맑은 고딕" w:hAnsi="맑은 고딕" w:cs="굴림" w:hint="eastAsia"/>
+          <w:rFonts w:ascii="맑은 고딕" w:eastAsia="맑은 고딕" w:hAnsi="맑은 고딕" w:cs="Gulim" w:hint="eastAsia"/>
           <w:color w:val="000000"/>
           <w:kern w:val="0"/>
           <w:sz w:val="20"/>
@@ -20872,7 +21017,7 @@
         <w:spacing w:after="0" w:line="276" w:lineRule="auto"/>
         <w:jc w:val="both"/>
         <w:rPr>
-          <w:rFonts w:ascii="함초롬바탕" w:eastAsia="함초롬바탕" w:hAnsi="함초롬바탕" w:cs="굴림"/>
+          <w:rFonts w:ascii="함초롬바탕" w:eastAsia="함초롬바탕" w:hAnsi="함초롬바탕" w:cs="Gulim"/>
           <w:color w:val="000000"/>
           <w:kern w:val="0"/>
           <w:sz w:val="20"/>
@@ -20882,7 +21027,7 @@
       </w:pPr>
       <w:r>
         <w:rPr>
-          <w:rFonts w:ascii="맑은 고딕" w:eastAsia="맑은 고딕" w:hAnsi="맑은 고딕" w:cs="굴림" w:hint="eastAsia"/>
+          <w:rFonts w:ascii="맑은 고딕" w:eastAsia="맑은 고딕" w:hAnsi="맑은 고딕" w:cs="Gulim" w:hint="eastAsia"/>
           <w:color w:val="000000"/>
           <w:kern w:val="0"/>
           <w:sz w:val="20"/>
@@ -20893,7 +21038,7 @@
       </w:r>
       <w:r>
         <w:rPr>
-          <w:rFonts w:ascii="함초롬바탕" w:eastAsia="함초롬바탕" w:hAnsi="함초롬바탕" w:cs="굴림" w:hint="eastAsia"/>
+          <w:rFonts w:ascii="함초롬바탕" w:eastAsia="함초롬바탕" w:hAnsi="함초롬바탕" w:cs="Gulim" w:hint="eastAsia"/>
           <w:color w:val="000000"/>
           <w:kern w:val="0"/>
           <w:sz w:val="20"/>
@@ -20912,7 +21057,7 @@
         <w:spacing w:after="0" w:line="276" w:lineRule="auto"/>
         <w:jc w:val="center"/>
         <w:rPr>
-          <w:rFonts w:ascii="함초롬바탕" w:eastAsia="함초롬바탕" w:hAnsi="함초롬바탕" w:cs="굴림"/>
+          <w:rFonts w:ascii="함초롬바탕" w:eastAsia="함초롬바탕" w:hAnsi="함초롬바탕" w:cs="Gulim"/>
           <w:color w:val="000000"/>
           <w:kern w:val="0"/>
           <w:sz w:val="20"/>
@@ -20922,7 +21067,7 @@
       </w:pPr>
       <w:r>
         <w:rPr>
-          <w:rFonts w:ascii="함초롬바탕" w:eastAsia="함초롬바탕" w:hAnsi="함초롬바탕" w:cs="굴림" w:hint="eastAsia"/>
+          <w:rFonts w:ascii="함초롬바탕" w:eastAsia="함초롬바탕" w:hAnsi="함초롬바탕" w:cs="Gulim" w:hint="eastAsia"/>
           <w:color w:val="000000"/>
           <w:kern w:val="0"/>
           <w:sz w:val="20"/>
@@ -20941,7 +21086,7 @@
         <w:spacing w:after="0" w:line="276" w:lineRule="auto"/>
         <w:jc w:val="center"/>
         <w:rPr>
-          <w:rFonts w:ascii="함초롬바탕" w:eastAsia="함초롬바탕" w:hAnsi="함초롬바탕" w:cs="굴림"/>
+          <w:rFonts w:ascii="함초롬바탕" w:eastAsia="함초롬바탕" w:hAnsi="함초롬바탕" w:cs="Gulim"/>
           <w:color w:val="000000"/>
           <w:kern w:val="0"/>
           <w:sz w:val="20"/>
@@ -20959,7 +21104,7 @@
         <w:spacing w:after="0" w:line="276" w:lineRule="auto"/>
         <w:jc w:val="center"/>
         <w:rPr>
-          <w:rFonts w:ascii="함초롬바탕" w:eastAsia="함초롬바탕" w:hAnsi="함초롬바탕" w:cs="굴림"/>
+          <w:rFonts w:ascii="함초롬바탕" w:eastAsia="함초롬바탕" w:hAnsi="함초롬바탕" w:cs="Gulim"/>
           <w:color w:val="000000"/>
           <w:kern w:val="0"/>
           <w:sz w:val="20"/>
@@ -20977,7 +21122,7 @@
         <w:spacing w:after="0" w:line="276" w:lineRule="auto"/>
         <w:jc w:val="center"/>
         <w:rPr>
-          <w:rFonts w:ascii="함초롬바탕" w:eastAsia="함초롬바탕" w:hAnsi="함초롬바탕" w:cs="굴림"/>
+          <w:rFonts w:ascii="함초롬바탕" w:eastAsia="함초롬바탕" w:hAnsi="함초롬바탕" w:cs="Gulim"/>
           <w:color w:val="000000"/>
           <w:kern w:val="0"/>
           <w:sz w:val="20"/>
@@ -20995,7 +21140,7 @@
         <w:spacing w:after="0" w:line="276" w:lineRule="auto"/>
         <w:jc w:val="center"/>
         <w:rPr>
-          <w:rFonts w:ascii="함초롬바탕" w:eastAsia="함초롬바탕" w:hAnsi="함초롬바탕" w:cs="굴림"/>
+          <w:rFonts w:ascii="함초롬바탕" w:eastAsia="함초롬바탕" w:hAnsi="함초롬바탕" w:cs="Gulim"/>
           <w:color w:val="000000"/>
           <w:kern w:val="0"/>
           <w:sz w:val="20"/>
@@ -21005,7 +21150,7 @@
       </w:pPr>
       <w:r>
         <w:rPr>
-          <w:rFonts w:ascii="함초롬바탕" w:eastAsia="함초롬바탕" w:hAnsi="함초롬바탕" w:cs="굴림" w:hint="eastAsia"/>
+          <w:rFonts w:ascii="함초롬바탕" w:eastAsia="함초롬바탕" w:hAnsi="함초롬바탕" w:cs="Gulim" w:hint="eastAsia"/>
           <w:color w:val="000000"/>
           <w:kern w:val="0"/>
           <w:sz w:val="20"/>
@@ -21024,7 +21169,7 @@
         <w:spacing w:after="0" w:line="276" w:lineRule="auto"/>
         <w:jc w:val="center"/>
         <w:rPr>
-          <w:rFonts w:ascii="함초롬바탕" w:eastAsia="함초롬바탕" w:hAnsi="함초롬바탕" w:cs="굴림"/>
+          <w:rFonts w:ascii="함초롬바탕" w:eastAsia="함초롬바탕" w:hAnsi="함초롬바탕" w:cs="Gulim"/>
           <w:color w:val="000000"/>
           <w:kern w:val="0"/>
           <w:sz w:val="20"/>
@@ -21032,11 +21177,10 @@
           <w14:ligatures w14:val="none"/>
         </w:rPr>
       </w:pPr>
-      <w:proofErr w:type="spellStart"/>
       <w:sdt>
         <w:sdtPr>
           <w:rPr>
-            <w:rFonts w:ascii="맑은 고딕" w:eastAsia="맑은 고딕" w:hAnsi="맑은 고딕" w:cs="굴림" w:hint="eastAsia"/>
+            <w:rFonts w:ascii="맑은 고딕" w:eastAsia="맑은 고딕" w:hAnsi="맑은 고딕" w:cs="Gulim" w:hint="eastAsia"/>
             <w:b/>
             <w:bCs/>
             <w:color w:val="000000"/>
@@ -21051,9 +21195,10 @@
           <w:text/>
         </w:sdtPr>
         <w:sdtContent>
+          <w:proofErr w:type="spellStart"/>
           <w:r>
             <w:rPr>
-              <w:rFonts w:ascii="맑은 고딕" w:eastAsia="맑은 고딕" w:hAnsi="맑은 고딕" w:cs="굴림" w:hint="eastAsia"/>
+              <w:rFonts w:ascii="맑은 고딕" w:eastAsia="맑은 고딕" w:hAnsi="맑은 고딕" w:cs="Gulim" w:hint="eastAsia"/>
               <w:b/>
               <w:bCs/>
               <w:color w:val="000000"/>
@@ -21067,7 +21212,7 @@
           <w:proofErr w:type="spellEnd"/>
           <w:r>
             <w:rPr>
-              <w:rFonts w:ascii="맑은 고딕" w:eastAsia="맑은 고딕" w:hAnsi="맑은 고딕" w:cs="굴림" w:hint="eastAsia"/>
+              <w:rFonts w:ascii="맑은 고딕" w:eastAsia="맑은 고딕" w:hAnsi="맑은 고딕" w:cs="Gulim" w:hint="eastAsia"/>
               <w:b/>
               <w:bCs/>
               <w:color w:val="000000"/>
@@ -21082,7 +21227,7 @@
       </w:sdt>
       <w:r>
         <w:rPr>
-          <w:rFonts w:ascii="맑은 고딕" w:eastAsia="맑은 고딕" w:hAnsi="맑은 고딕" w:cs="굴림" w:hint="eastAsia"/>
+          <w:rFonts w:ascii="맑은 고딕" w:eastAsia="맑은 고딕" w:hAnsi="맑은 고딕" w:cs="Gulim" w:hint="eastAsia"/>
           <w:b/>
           <w:bCs/>
           <w:color w:val="000000"/>
@@ -21091,7 +21236,7 @@
           <w:szCs w:val="40"/>
           <w14:ligatures w14:val="none"/>
         </w:rPr>
-        <w:t xml:space="preserve">      (인)</w:t>
+        <w:t>      (인)</w:t>
       </w:r>
     </w:p>
     <w:p>
@@ -21103,7 +21248,7 @@
         <w:spacing w:after="0" w:line="276" w:lineRule="auto"/>
         <w:jc w:val="both"/>
         <w:rPr>
-          <w:rFonts w:ascii="맑은 고딕" w:eastAsia="맑은 고딕" w:hAnsi="맑은 고딕" w:cs="굴림"/>
+          <w:rFonts w:ascii="맑은 고딕" w:eastAsia="맑은 고딕" w:hAnsi="맑은 고딕" w:cs="Gulim"/>
           <w:color w:val="000000"/>
           <w:kern w:val="0"/>
           <w:sz w:val="20"/>
@@ -21121,7 +21266,7 @@
         <w:spacing w:after="0" w:line="276" w:lineRule="auto"/>
         <w:jc w:val="both"/>
         <w:rPr>
-          <w:rFonts w:ascii="맑은 고딕" w:eastAsia="맑은 고딕" w:hAnsi="맑은 고딕" w:cs="굴림"/>
+          <w:rFonts w:ascii="맑은 고딕" w:eastAsia="맑은 고딕" w:hAnsi="맑은 고딕" w:cs="Gulim"/>
           <w:color w:val="000000"/>
           <w:kern w:val="0"/>
           <w:sz w:val="20"/>
@@ -21139,7 +21284,7 @@
         <w:spacing w:after="0" w:line="276" w:lineRule="auto"/>
         <w:jc w:val="both"/>
         <w:rPr>
-          <w:rFonts w:ascii="맑은 고딕" w:eastAsia="맑은 고딕" w:hAnsi="맑은 고딕" w:cs="굴림"/>
+          <w:rFonts w:ascii="맑은 고딕" w:eastAsia="맑은 고딕" w:hAnsi="맑은 고딕" w:cs="Gulim"/>
           <w:color w:val="000000"/>
           <w:kern w:val="0"/>
           <w:sz w:val="20"/>
@@ -21157,7 +21302,7 @@
         <w:spacing w:after="0" w:line="276" w:lineRule="auto"/>
         <w:jc w:val="both"/>
         <w:rPr>
-          <w:rFonts w:ascii="맑은 고딕" w:eastAsia="맑은 고딕" w:hAnsi="맑은 고딕" w:cs="굴림"/>
+          <w:rFonts w:ascii="맑은 고딕" w:eastAsia="맑은 고딕" w:hAnsi="맑은 고딕" w:cs="Gulim"/>
           <w:color w:val="000000"/>
           <w:kern w:val="0"/>
           <w:sz w:val="20"/>
@@ -21175,7 +21320,7 @@
         <w:spacing w:after="0" w:line="276" w:lineRule="auto"/>
         <w:jc w:val="both"/>
         <w:rPr>
-          <w:rFonts w:ascii="함초롬바탕" w:eastAsia="함초롬바탕" w:hAnsi="함초롬바탕" w:cs="굴림"/>
+          <w:rFonts w:ascii="함초롬바탕" w:eastAsia="함초롬바탕" w:hAnsi="함초롬바탕" w:cs="Gulim"/>
           <w:color w:val="000000"/>
           <w:kern w:val="0"/>
           <w:sz w:val="20"/>
@@ -21185,7 +21330,7 @@
       </w:pPr>
       <w:r>
         <w:rPr>
-          <w:rFonts w:ascii="맑은 고딕" w:eastAsia="맑은 고딕" w:hAnsi="맑은 고딕" w:cs="굴림" w:hint="eastAsia"/>
+          <w:rFonts w:ascii="맑은 고딕" w:eastAsia="맑은 고딕" w:hAnsi="맑은 고딕" w:cs="Gulim" w:hint="eastAsia"/>
           <w:color w:val="000000"/>
           <w:kern w:val="0"/>
           <w:sz w:val="20"/>
@@ -21197,7 +21342,7 @@
       <w:sdt>
         <w:sdtPr>
           <w:rPr>
-            <w:rFonts w:ascii="맑은 고딕" w:eastAsia="맑은 고딕" w:hAnsi="맑은 고딕" w:cs="굴림" w:hint="eastAsia"/>
+            <w:rFonts w:ascii="맑은 고딕" w:eastAsia="맑은 고딕" w:hAnsi="맑은 고딕" w:cs="Gulim" w:hint="eastAsia"/>
             <w:color w:val="000000"/>
             <w:kern w:val="0"/>
             <w:sz w:val="20"/>
@@ -21212,20 +21357,20 @@
         <w:sdtContent>
           <w:r>
             <w:rPr>
-              <w:rFonts w:ascii="맑은 고딕" w:eastAsia="맑은 고딕" w:hAnsi="맑은 고딕" w:cs="굴림" w:hint="eastAsia"/>
+              <w:rFonts w:ascii="맑은 고딕" w:eastAsia="맑은 고딕" w:hAnsi="맑은 고딕" w:cs="Gulim" w:hint="eastAsia"/>
               <w:color w:val="000000"/>
               <w:kern w:val="0"/>
               <w:sz w:val="20"/>
               <w:szCs w:val="20"/>
               <w14:ligatures w14:val="none"/>
             </w:rPr>
-            <w:t xml:space="preserve">051-783-0672</w:t>
+            <w:t>051-783-0672</w:t>
           </w:r>
         </w:sdtContent>
       </w:sdt>
       <w:r>
         <w:rPr>
-          <w:rFonts w:ascii="맑은 고딕" w:eastAsia="맑은 고딕" w:hAnsi="맑은 고딕" w:cs="굴림" w:hint="eastAsia"/>
+          <w:rFonts w:ascii="맑은 고딕" w:eastAsia="맑은 고딕" w:hAnsi="맑은 고딕" w:cs="Gulim" w:hint="eastAsia"/>
           <w:color w:val="000000"/>
           <w:kern w:val="0"/>
           <w:sz w:val="20"/>
@@ -21234,12 +21379,12 @@
         </w:rPr>
         <w:t xml:space="preserve">   E-MAIL : </w:t>
       </w:r>
-      <w:hyperlink r:id="rId8" w:history="1">
+      <w:hyperlink r:id="rId9" w:history="1">
         <w:sdt>
           <w:sdtPr>
             <w:rPr>
               <w:rStyle w:val="ae"/>
-              <w:rFonts w:ascii="맑은 고딕" w:eastAsia="맑은 고딕" w:hAnsi="맑은 고딕" w:cs="굴림" w:hint="eastAsia"/>
+              <w:rFonts w:ascii="맑은 고딕" w:eastAsia="맑은 고딕" w:hAnsi="맑은 고딕" w:cs="Gulim" w:hint="eastAsia"/>
               <w:kern w:val="0"/>
               <w:sz w:val="20"/>
               <w:szCs w:val="20"/>
@@ -21254,7 +21399,7 @@
             <w:r>
               <w:rPr>
                 <w:rStyle w:val="ae"/>
-                <w:rFonts w:ascii="맑은 고딕" w:eastAsia="맑은 고딕" w:hAnsi="맑은 고딕" w:cs="굴림" w:hint="eastAsia"/>
+                <w:rFonts w:ascii="맑은 고딕" w:eastAsia="맑은 고딕" w:hAnsi="맑은 고딕" w:cs="Gulim" w:hint="eastAsia"/>
                 <w:kern w:val="0"/>
                 <w:sz w:val="20"/>
                 <w:szCs w:val="20"/>
@@ -21267,7 +21412,7 @@
       </w:hyperlink>
       <w:r>
         <w:rPr>
-          <w:rFonts w:ascii="함초롬바탕" w:eastAsia="함초롬바탕" w:hAnsi="함초롬바탕" w:cs="굴림" w:hint="eastAsia"/>
+          <w:rFonts w:ascii="함초롬바탕" w:eastAsia="함초롬바탕" w:hAnsi="함초롬바탕" w:cs="Gulim" w:hint="eastAsia"/>
           <w:color w:val="000000"/>
           <w:kern w:val="0"/>
           <w:sz w:val="20"/>
@@ -21278,7 +21423,7 @@
       </w:r>
       <w:r>
         <w:rPr>
-          <w:rFonts w:ascii="맑은 고딕" w:eastAsia="맑은 고딕" w:hAnsi="맑은 고딕" w:cs="굴림" w:hint="eastAsia"/>
+          <w:rFonts w:ascii="맑은 고딕" w:eastAsia="맑은 고딕" w:hAnsi="맑은 고딕" w:cs="Gulim" w:hint="eastAsia"/>
           <w:color w:val="000000"/>
           <w:kern w:val="0"/>
           <w:sz w:val="20"/>
@@ -21767,7 +21912,7 @@
         <w:ind w:left="440" w:hanging="440"/>
       </w:pPr>
       <w:rPr>
-        <w:rFonts w:ascii="바탕" w:eastAsia="바탕" w:hAnsi="바탕" w:cs="굴림" w:hint="eastAsia"/>
+        <w:rFonts w:ascii="바탕" w:eastAsia="바탕" w:hAnsi="바탕" w:cs="Gulim" w:hint="eastAsia"/>
         <w:sz w:val="22"/>
         <w:szCs w:val="22"/>
       </w:rPr>
@@ -23901,7 +24046,6 @@
   <w:style w:type="character" w:default="1" w:styleId="a0">
     <w:name w:val="Default Paragraph Font"/>
     <w:uiPriority w:val="1"/>
-    <w:semiHidden/>
     <w:unhideWhenUsed/>
   </w:style>
   <w:style w:type="table" w:default="1" w:styleId="a1">
@@ -25851,8 +25995,8 @@
     <w:pitch w:val="variable"/>
     <w:sig w:usb0="B00002AF" w:usb1="69D77CFB" w:usb2="00000030" w:usb3="00000000" w:csb0="0008009F" w:csb1="00000000"/>
   </w:font>
-  <w:font w:name="굴림">
-    <w:altName w:val="Gulim"/>
+  <w:font w:name="Gulim">
+    <w:altName w:val="굴림"/>
     <w:panose1 w:val="020B0600000101010101"/>
     <w:charset w:val="81"/>
     <w:family w:val="swiss"/>
@@ -25934,6 +26078,8 @@
   <w:rsids>
     <w:rsidRoot w:val="00DB3B88"/>
     <w:rsid w:val="00536897"/>
+    <w:rsid w:val="005A749E"/>
+    <w:rsid w:val="00866FBF"/>
     <w:rsid w:val="00986A8F"/>
     <w:rsid w:val="009D18C7"/>
     <w:rsid w:val="00AD1AD4"/>

--- a/public/hec/template.docx
+++ b/public/hec/template.docx
@@ -16,8 +16,8 @@
           <w14:ligatures w14:val="none"/>
         </w:rPr>
       </w:pPr>
-      <w:bookmarkStart w:id="0" w:name="OLE_LINK18"/>
-      <w:bookmarkStart w:id="1" w:name="OLE_LINK19"/>
+      <w:bookmarkStart w:id="0" w:name="OLE_LINK19"/>
+      <w:bookmarkStart w:id="1" w:name="OLE_LINK18"/>
       <w:r>
         <w:rPr>
           <w:rFonts w:ascii="바탕" w:eastAsia="바탕" w:hAnsi="바탕" w:cs="Times New Roman" w:hint="eastAsia"/>
@@ -86,7 +86,7 @@
             <w:vAlign w:val="center"/>
             <w:hideMark/>
           </w:tcPr>
-          <w:bookmarkEnd w:id="1"/>
+          <w:bookmarkEnd w:id="0"/>
           <w:p>
             <w:pPr>
               <w:wordWrap/>
@@ -145,7 +145,6 @@
                 <w14:ligatures w14:val="none"/>
               </w:rPr>
             </w:pPr>
-            <w:proofErr w:type="spellStart"/>
             <w:r>
               <w:rPr>
                 <w:rFonts w:ascii="바탕" w:eastAsia="바탕" w:hAnsi="바탕" w:cs="Gulim" w:hint="eastAsia"/>
@@ -156,7 +155,6 @@
               </w:rPr>
               <w:t>법인명</w:t>
             </w:r>
-            <w:proofErr w:type="spellEnd"/>
           </w:p>
         </w:tc>
         <w:tc>
@@ -771,7 +769,6 @@
                 <w14:ligatures w14:val="none"/>
               </w:rPr>
             </w:pPr>
-            <w:proofErr w:type="spellStart"/>
             <w:r>
               <w:rPr>
                 <w:rFonts w:ascii="바탕" w:eastAsia="바탕" w:hAnsi="바탕" w:cs="Gulim" w:hint="eastAsia"/>
@@ -782,7 +779,6 @@
               </w:rPr>
               <w:t>법인명</w:t>
             </w:r>
-            <w:proofErr w:type="spellEnd"/>
           </w:p>
         </w:tc>
         <w:tc>
@@ -951,29 +947,7 @@
                 <w:szCs w:val="22"/>
                 <w14:ligatures w14:val="none"/>
               </w:rPr>
-              <w:t xml:space="preserve">서울 종로구 </w:t>
-            </w:r>
-            <w:proofErr w:type="spellStart"/>
-            <w:r>
-              <w:rPr>
-                <w:rFonts w:ascii="바탕" w:eastAsia="바탕" w:hAnsi="바탕" w:cs="Gulim" w:hint="eastAsia"/>
-                <w:color w:val="000000"/>
-                <w:kern w:val="0"/>
-                <w:szCs w:val="22"/>
-                <w14:ligatures w14:val="none"/>
-              </w:rPr>
-              <w:t>율곡로</w:t>
-            </w:r>
-            <w:proofErr w:type="spellEnd"/>
-            <w:r>
-              <w:rPr>
-                <w:rFonts w:ascii="바탕" w:eastAsia="바탕" w:hAnsi="바탕" w:cs="Gulim" w:hint="eastAsia"/>
-                <w:color w:val="000000"/>
-                <w:kern w:val="0"/>
-                <w:szCs w:val="22"/>
-                <w14:ligatures w14:val="none"/>
-              </w:rPr>
-              <w:t xml:space="preserve"> 75 현대빌딩(별관)</w:t>
+              <w:t>서울 종로구 율곡로 75 현대빌딩(별관)</w:t>
             </w:r>
           </w:p>
         </w:tc>
@@ -1962,7 +1936,6 @@
                 <w14:ligatures w14:val="none"/>
               </w:rPr>
             </w:pPr>
-            <w:proofErr w:type="spellStart"/>
             <w:r>
               <w:rPr>
                 <w:rFonts w:ascii="바탕" w:eastAsia="바탕" w:hAnsi="바탕" w:cs="Gulim" w:hint="eastAsia"/>
@@ -1973,7 +1946,6 @@
               </w:rPr>
               <w:t>완속</w:t>
             </w:r>
-            <w:proofErr w:type="spellEnd"/>
           </w:p>
           <w:p>
             <w:pPr>
@@ -2718,29 +2690,7 @@
                 <w:szCs w:val="20"/>
                 <w14:ligatures w14:val="none"/>
               </w:rPr>
-              <w:t>그 외 본 계약서에서 정하지 아니한 사항은 첨부 [충전기 운영 및 서비스 약관]</w:t>
-            </w:r>
-            <w:proofErr w:type="spellStart"/>
-            <w:r>
-              <w:rPr>
-                <w:rFonts w:ascii="바탕" w:eastAsia="바탕" w:hAnsi="바탕" w:cs="Gulim" w:hint="eastAsia"/>
-                <w:kern w:val="0"/>
-                <w:sz w:val="20"/>
-                <w:szCs w:val="20"/>
-                <w14:ligatures w14:val="none"/>
-              </w:rPr>
-              <w:t>에</w:t>
-            </w:r>
-            <w:proofErr w:type="spellEnd"/>
-            <w:r>
-              <w:rPr>
-                <w:rFonts w:ascii="바탕" w:eastAsia="바탕" w:hAnsi="바탕" w:cs="Gulim" w:hint="eastAsia"/>
-                <w:kern w:val="0"/>
-                <w:sz w:val="20"/>
-                <w:szCs w:val="20"/>
-                <w14:ligatures w14:val="none"/>
-              </w:rPr>
-              <w:t xml:space="preserve"> 따르고, 이는 본 계약의 일부로 인정한다.</w:t>
+              <w:t>그 외 본 계약서에서 정하지 아니한 사항은 첨부 [충전기 운영 및 서비스 약관]에 따르고, 이는 본 계약의 일부로 인정한다.</w:t>
             </w:r>
           </w:p>
         </w:tc>
@@ -2790,29 +2740,7 @@
                 <w:szCs w:val="22"/>
                 <w14:ligatures w14:val="none"/>
               </w:rPr>
-              <w:t xml:space="preserve">서비스 관련 문의 : </w:t>
-            </w:r>
-            <w:proofErr w:type="spellStart"/>
-            <w:r>
-              <w:rPr>
-                <w:rFonts w:ascii="바탕" w:eastAsia="바탕" w:hAnsi="바탕" w:cs="Gulim" w:hint="eastAsia"/>
-                <w:color w:val="000000"/>
-                <w:kern w:val="0"/>
-                <w:szCs w:val="22"/>
-                <w14:ligatures w14:val="none"/>
-              </w:rPr>
-              <w:t>통합콜센터</w:t>
-            </w:r>
-            <w:proofErr w:type="spellEnd"/>
-            <w:r>
-              <w:rPr>
-                <w:rFonts w:ascii="바탕" w:eastAsia="바탕" w:hAnsi="바탕" w:cs="Gulim" w:hint="eastAsia"/>
-                <w:color w:val="000000"/>
-                <w:kern w:val="0"/>
-                <w:szCs w:val="22"/>
-                <w14:ligatures w14:val="none"/>
-              </w:rPr>
-              <w:t>(1833-8777)</w:t>
+              <w:t>서비스 관련 문의 : 통합콜센터(1833-8777)</w:t>
             </w:r>
           </w:p>
         </w:tc>
@@ -3271,29 +3199,7 @@
                 <w:szCs w:val="22"/>
                 <w14:ligatures w14:val="none"/>
               </w:rPr>
-              <w:t xml:space="preserve"> 종로구 </w:t>
-            </w:r>
-            <w:proofErr w:type="spellStart"/>
-            <w:r>
-              <w:rPr>
-                <w:rFonts w:ascii="바탕" w:eastAsia="바탕" w:hAnsi="바탕" w:cs="Gulim" w:hint="eastAsia"/>
-                <w:color w:val="000000"/>
-                <w:kern w:val="0"/>
-                <w:szCs w:val="22"/>
-                <w14:ligatures w14:val="none"/>
-              </w:rPr>
-              <w:t>율곡로</w:t>
-            </w:r>
-            <w:proofErr w:type="spellEnd"/>
-            <w:r>
-              <w:rPr>
-                <w:rFonts w:ascii="바탕" w:eastAsia="바탕" w:hAnsi="바탕" w:cs="Gulim" w:hint="eastAsia"/>
-                <w:color w:val="000000"/>
-                <w:kern w:val="0"/>
-                <w:szCs w:val="22"/>
-                <w14:ligatures w14:val="none"/>
-              </w:rPr>
-              <w:t xml:space="preserve"> 75</w:t>
+              <w:t xml:space="preserve"> 종로구 율곡로 75</w:t>
             </w:r>
           </w:p>
           <w:p>
@@ -3878,51 +3784,7 @@
           <w:szCs w:val="22"/>
           <w14:ligatures w14:val="none"/>
         </w:rPr>
-        <w:t>(이하 “부지제공자 ”라 한다)와 현대엔지니어링(주)(이하 “충전사업자 ”라 한다)는 “</w:t>
-      </w:r>
-      <w:proofErr w:type="spellStart"/>
-      <w:r>
-        <w:rPr>
-          <w:rFonts w:ascii="바탕" w:eastAsia="바탕" w:hAnsi="바탕" w:cs="Gulim" w:hint="eastAsia"/>
-          <w:color w:val="000000"/>
-          <w:kern w:val="0"/>
-          <w:szCs w:val="22"/>
-          <w14:ligatures w14:val="none"/>
-        </w:rPr>
-        <w:t>부지제공자”가</w:t>
-      </w:r>
-      <w:proofErr w:type="spellEnd"/>
-      <w:r>
-        <w:rPr>
-          <w:rFonts w:ascii="바탕" w:eastAsia="바탕" w:hAnsi="바탕" w:cs="Gulim" w:hint="eastAsia"/>
-          <w:color w:val="000000"/>
-          <w:kern w:val="0"/>
-          <w:szCs w:val="22"/>
-          <w14:ligatures w14:val="none"/>
-        </w:rPr>
-        <w:t xml:space="preserve"> 제공하는 장소에서 “충전기 </w:t>
-      </w:r>
-      <w:proofErr w:type="spellStart"/>
-      <w:r>
-        <w:rPr>
-          <w:rFonts w:ascii="바탕" w:eastAsia="바탕" w:hAnsi="바탕" w:cs="Gulim" w:hint="eastAsia"/>
-          <w:color w:val="000000"/>
-          <w:kern w:val="0"/>
-          <w:szCs w:val="22"/>
-          <w14:ligatures w14:val="none"/>
-        </w:rPr>
-        <w:t>운영관리서비스”를</w:t>
-      </w:r>
-      <w:proofErr w:type="spellEnd"/>
-      <w:r>
-        <w:rPr>
-          <w:rFonts w:ascii="바탕" w:eastAsia="바탕" w:hAnsi="바탕" w:cs="Gulim" w:hint="eastAsia"/>
-          <w:color w:val="000000"/>
-          <w:kern w:val="0"/>
-          <w:szCs w:val="22"/>
-          <w14:ligatures w14:val="none"/>
-        </w:rPr>
-        <w:t xml:space="preserve"> 제공함에 있어 다음과 같이 계약한다.</w:t>
+        <w:t>(이하 “부지제공자 ”라 한다)와 현대엔지니어링(주)(이하 “충전사업자 ”라 한다)는 “부지제공자”가 제공하는 장소에서 “충전기 운영관리서비스”를 제공함에 있어 다음과 같이 계약한다.</w:t>
       </w:r>
     </w:p>
     <w:p>
@@ -3979,25 +3841,7 @@
           <w:color w:val="000000"/>
           <w:kern w:val="0"/>
         </w:rPr>
-        <w:t>본 계약은 “충전사업자”가 “부지제공자”로부터 제공받은 장소에 “충전기 운영관리서비스”</w:t>
-      </w:r>
-      <w:proofErr w:type="spellStart"/>
-      <w:r>
-        <w:rPr>
-          <w:rFonts w:ascii="바탕" w:eastAsia="바탕" w:hAnsi="바탕" w:cs="Gulim"/>
-          <w:color w:val="000000"/>
-          <w:kern w:val="0"/>
-        </w:rPr>
-        <w:t>를</w:t>
-      </w:r>
-      <w:proofErr w:type="spellEnd"/>
-      <w:r>
-        <w:rPr>
-          <w:rFonts w:ascii="바탕" w:eastAsia="바탕" w:hAnsi="바탕" w:cs="Gulim"/>
-          <w:color w:val="000000"/>
-          <w:kern w:val="0"/>
-        </w:rPr>
-        <w:t xml:space="preserve"> 수행함에 있어 “부지제공자”와 “충전사업자”가 준수하여야 할 사항을 계약함을 목적으로 한다.</w:t>
+        <w:t>본 계약은 “충전사업자”가 “부지제공자”로부터 제공받은 장소에 “충전기 운영관리서비스”를 수행함에 있어 “부지제공자”와 “충전사업자”가 준수하여야 할 사항을 계약함을 목적으로 한다.</w:t>
       </w:r>
     </w:p>
     <w:bookmarkEnd w:id="9"/>
@@ -4054,61 +3898,7 @@
           <w:color w:val="000000"/>
           <w:kern w:val="0"/>
         </w:rPr>
-        <w:t>1. “충전기 운영관리서비스”(이하 “</w:t>
-      </w:r>
-      <w:proofErr w:type="spellStart"/>
-      <w:r>
-        <w:rPr>
-          <w:rFonts w:ascii="바탕" w:eastAsia="바탕" w:hAnsi="바탕" w:cs="Gulim" w:hint="eastAsia"/>
-          <w:color w:val="000000"/>
-          <w:kern w:val="0"/>
-        </w:rPr>
-        <w:t>서비스”라</w:t>
-      </w:r>
-      <w:proofErr w:type="spellEnd"/>
-      <w:r>
-        <w:rPr>
-          <w:rFonts w:ascii="바탕" w:eastAsia="바탕" w:hAnsi="바탕" w:cs="Gulim" w:hint="eastAsia"/>
-          <w:color w:val="000000"/>
-          <w:kern w:val="0"/>
-        </w:rPr>
-        <w:t xml:space="preserve"> 한다)란 “</w:t>
-      </w:r>
-      <w:proofErr w:type="spellStart"/>
-      <w:r>
-        <w:rPr>
-          <w:rFonts w:ascii="바탕" w:eastAsia="바탕" w:hAnsi="바탕" w:cs="Gulim" w:hint="eastAsia"/>
-          <w:color w:val="000000"/>
-          <w:kern w:val="0"/>
-        </w:rPr>
-        <w:t>부지제공자”가</w:t>
-      </w:r>
-      <w:proofErr w:type="spellEnd"/>
-      <w:r>
-        <w:rPr>
-          <w:rFonts w:ascii="바탕" w:eastAsia="바탕" w:hAnsi="바탕" w:cs="Gulim" w:hint="eastAsia"/>
-          <w:color w:val="000000"/>
-          <w:kern w:val="0"/>
-        </w:rPr>
-        <w:t xml:space="preserve"> 제공한 장소에 충전기 이용자가 충전기를 원활히 사용하도록 모니터링시스템, </w:t>
-      </w:r>
-      <w:proofErr w:type="spellStart"/>
-      <w:r>
-        <w:rPr>
-          <w:rFonts w:ascii="바탕" w:eastAsia="바탕" w:hAnsi="바탕" w:cs="Gulim" w:hint="eastAsia"/>
-          <w:color w:val="000000"/>
-          <w:kern w:val="0"/>
-        </w:rPr>
-        <w:t>과금시스템</w:t>
-      </w:r>
-      <w:proofErr w:type="spellEnd"/>
-      <w:r>
-        <w:rPr>
-          <w:rFonts w:ascii="바탕" w:eastAsia="바탕" w:hAnsi="바탕" w:cs="Gulim" w:hint="eastAsia"/>
-          <w:color w:val="000000"/>
-          <w:kern w:val="0"/>
-        </w:rPr>
-        <w:t>, 유지보수, 정기점검, AS 등 충전기관리 제반업무를 수행하는 것을 의미한다.</w:t>
+        <w:t>1. “충전기 운영관리서비스”(이하 “서비스”라 한다)란 “부지제공자”가 제공한 장소에 충전기 이용자가 충전기를 원활히 사용하도록 모니터링시스템, 과금시스템, 유지보수, 정기점검, AS 등 충전기관리 제반업무를 수행하는 것을 의미한다.</w:t>
       </w:r>
     </w:p>
     <w:p>
@@ -4128,43 +3918,7 @@
           <w:color w:val="000000"/>
           <w:kern w:val="0"/>
         </w:rPr>
-        <w:t>2. “</w:t>
-      </w:r>
-      <w:proofErr w:type="spellStart"/>
-      <w:r>
-        <w:rPr>
-          <w:rFonts w:ascii="바탕" w:eastAsia="바탕" w:hAnsi="바탕" w:cs="Gulim" w:hint="eastAsia"/>
-          <w:color w:val="000000"/>
-          <w:kern w:val="0"/>
-        </w:rPr>
-        <w:t>충전사업자”가</w:t>
-      </w:r>
-      <w:proofErr w:type="spellEnd"/>
-      <w:r>
-        <w:rPr>
-          <w:rFonts w:ascii="바탕" w:eastAsia="바탕" w:hAnsi="바탕" w:cs="Gulim" w:hint="eastAsia"/>
-          <w:color w:val="000000"/>
-          <w:kern w:val="0"/>
-        </w:rPr>
-        <w:t xml:space="preserve"> 제공하는 “</w:t>
-      </w:r>
-      <w:proofErr w:type="spellStart"/>
-      <w:r>
-        <w:rPr>
-          <w:rFonts w:ascii="바탕" w:eastAsia="바탕" w:hAnsi="바탕" w:cs="Gulim" w:hint="eastAsia"/>
-          <w:color w:val="000000"/>
-          <w:kern w:val="0"/>
-        </w:rPr>
-        <w:t>서비스”의</w:t>
-      </w:r>
-      <w:proofErr w:type="spellEnd"/>
-      <w:r>
-        <w:rPr>
-          <w:rFonts w:ascii="바탕" w:eastAsia="바탕" w:hAnsi="바탕" w:cs="Gulim" w:hint="eastAsia"/>
-          <w:color w:val="000000"/>
-          <w:kern w:val="0"/>
-        </w:rPr>
-        <w:t xml:space="preserve"> 범위는 아래와 같다.</w:t>
+        <w:t>2. “충전사업자”가 제공하는 “서비스”의 범위는 아래와 같다.</w:t>
       </w:r>
     </w:p>
     <w:p>
@@ -4290,61 +4044,7 @@
           <w:color w:val="000000"/>
           <w:kern w:val="0"/>
         </w:rPr>
-        <w:t>3. “</w:t>
-      </w:r>
-      <w:proofErr w:type="spellStart"/>
-      <w:r>
-        <w:rPr>
-          <w:rFonts w:ascii="바탕" w:eastAsia="바탕" w:hAnsi="바탕" w:cs="Gulim" w:hint="eastAsia"/>
-          <w:color w:val="000000"/>
-          <w:kern w:val="0"/>
-        </w:rPr>
-        <w:t>충전사업자”는</w:t>
-      </w:r>
-      <w:proofErr w:type="spellEnd"/>
-      <w:r>
-        <w:rPr>
-          <w:rFonts w:ascii="바탕" w:eastAsia="바탕" w:hAnsi="바탕" w:cs="Gulim" w:hint="eastAsia"/>
-          <w:color w:val="000000"/>
-          <w:kern w:val="0"/>
-        </w:rPr>
-        <w:t xml:space="preserve"> “</w:t>
-      </w:r>
-      <w:proofErr w:type="spellStart"/>
-      <w:r>
-        <w:rPr>
-          <w:rFonts w:ascii="바탕" w:eastAsia="바탕" w:hAnsi="바탕" w:cs="Gulim" w:hint="eastAsia"/>
-          <w:color w:val="000000"/>
-          <w:kern w:val="0"/>
-        </w:rPr>
-        <w:t>이용자”에게</w:t>
-      </w:r>
-      <w:proofErr w:type="spellEnd"/>
-      <w:r>
-        <w:rPr>
-          <w:rFonts w:ascii="바탕" w:eastAsia="바탕" w:hAnsi="바탕" w:cs="Gulim" w:hint="eastAsia"/>
-          <w:color w:val="000000"/>
-          <w:kern w:val="0"/>
-        </w:rPr>
-        <w:t xml:space="preserve"> 연중무휴로 “</w:t>
-      </w:r>
-      <w:proofErr w:type="spellStart"/>
-      <w:r>
-        <w:rPr>
-          <w:rFonts w:ascii="바탕" w:eastAsia="바탕" w:hAnsi="바탕" w:cs="Gulim" w:hint="eastAsia"/>
-          <w:color w:val="000000"/>
-          <w:kern w:val="0"/>
-        </w:rPr>
-        <w:t>서비스”를</w:t>
-      </w:r>
-      <w:proofErr w:type="spellEnd"/>
-      <w:r>
-        <w:rPr>
-          <w:rFonts w:ascii="바탕" w:eastAsia="바탕" w:hAnsi="바탕" w:cs="Gulim" w:hint="eastAsia"/>
-          <w:color w:val="000000"/>
-          <w:kern w:val="0"/>
-        </w:rPr>
-        <w:t xml:space="preserve"> 제공하는 것을 원칙으로 한다.</w:t>
+        <w:t>3. “충전사업자”는 “이용자”에게 연중무휴로 “서비스”를 제공하는 것을 원칙으로 한다.</w:t>
       </w:r>
     </w:p>
     <w:p>
@@ -4365,43 +4065,7 @@
           <w:color w:val="000000"/>
           <w:kern w:val="0"/>
         </w:rPr>
-        <w:t>4. “</w:t>
-      </w:r>
-      <w:proofErr w:type="spellStart"/>
-      <w:r>
-        <w:rPr>
-          <w:rFonts w:ascii="바탕" w:eastAsia="바탕" w:hAnsi="바탕" w:cs="Gulim" w:hint="eastAsia"/>
-          <w:color w:val="000000"/>
-          <w:kern w:val="0"/>
-        </w:rPr>
-        <w:t>충전사업자”는</w:t>
-      </w:r>
-      <w:proofErr w:type="spellEnd"/>
-      <w:r>
-        <w:rPr>
-          <w:rFonts w:ascii="바탕" w:eastAsia="바탕" w:hAnsi="바탕" w:cs="Gulim" w:hint="eastAsia"/>
-          <w:color w:val="000000"/>
-          <w:kern w:val="0"/>
-        </w:rPr>
-        <w:t xml:space="preserve"> 다음 각 호의 1에 해당하는 사유가 발생한 경우 “</w:t>
-      </w:r>
-      <w:proofErr w:type="spellStart"/>
-      <w:r>
-        <w:rPr>
-          <w:rFonts w:ascii="바탕" w:eastAsia="바탕" w:hAnsi="바탕" w:cs="Gulim" w:hint="eastAsia"/>
-          <w:color w:val="000000"/>
-          <w:kern w:val="0"/>
-        </w:rPr>
-        <w:t>서비스”의</w:t>
-      </w:r>
-      <w:proofErr w:type="spellEnd"/>
-      <w:r>
-        <w:rPr>
-          <w:rFonts w:ascii="바탕" w:eastAsia="바탕" w:hAnsi="바탕" w:cs="Gulim" w:hint="eastAsia"/>
-          <w:color w:val="000000"/>
-          <w:kern w:val="0"/>
-        </w:rPr>
-        <w:t xml:space="preserve"> 일부 또는 전부를 중단할 수 있다.</w:t>
+        <w:t>4. “충전사업자”는 다음 각 호의 1에 해당하는 사유가 발생한 경우 “서비스”의 일부 또는 전부를 중단할 수 있다.</w:t>
       </w:r>
     </w:p>
     <w:p>
@@ -4422,25 +4086,7 @@
           <w:color w:val="000000"/>
           <w:kern w:val="0"/>
         </w:rPr>
-        <w:t>① 천재지변, 전쟁, 폭동, 화재, 파업 등의 쟁의행위, 정전, 통신사의 통신회선문제 등 기타 “</w:t>
-      </w:r>
-      <w:proofErr w:type="spellStart"/>
-      <w:r>
-        <w:rPr>
-          <w:rFonts w:ascii="바탕" w:eastAsia="바탕" w:hAnsi="바탕" w:cs="Gulim" w:hint="eastAsia"/>
-          <w:color w:val="000000"/>
-          <w:kern w:val="0"/>
-        </w:rPr>
-        <w:t>충전사업자”의</w:t>
-      </w:r>
-      <w:proofErr w:type="spellEnd"/>
-      <w:r>
-        <w:rPr>
-          <w:rFonts w:ascii="바탕" w:eastAsia="바탕" w:hAnsi="바탕" w:cs="Gulim" w:hint="eastAsia"/>
-          <w:color w:val="000000"/>
-          <w:kern w:val="0"/>
-        </w:rPr>
-        <w:t xml:space="preserve"> 합리적인 노력으로 제어할 수 없는 사유가 발생하거나 발생할 우려가 있는 경우</w:t>
+        <w:t>① 천재지변, 전쟁, 폭동, 화재, 파업 등의 쟁의행위, 정전, 통신사의 통신회선문제 등 기타 “충전사업자”의 합리적인 노력으로 제어할 수 없는 사유가 발생하거나 발생할 우려가 있는 경우</w:t>
       </w:r>
     </w:p>
     <w:p>
@@ -4461,25 +4107,7 @@
           <w:color w:val="000000"/>
           <w:kern w:val="0"/>
         </w:rPr>
-        <w:t>② “</w:t>
-      </w:r>
-      <w:proofErr w:type="spellStart"/>
-      <w:r>
-        <w:rPr>
-          <w:rFonts w:ascii="바탕" w:eastAsia="바탕" w:hAnsi="바탕" w:cs="Gulim" w:hint="eastAsia"/>
-          <w:color w:val="000000"/>
-          <w:kern w:val="0"/>
-        </w:rPr>
-        <w:t>충전사업자”의</w:t>
-      </w:r>
-      <w:proofErr w:type="spellEnd"/>
-      <w:r>
-        <w:rPr>
-          <w:rFonts w:ascii="바탕" w:eastAsia="바탕" w:hAnsi="바탕" w:cs="Gulim" w:hint="eastAsia"/>
-          <w:color w:val="000000"/>
-          <w:kern w:val="0"/>
-        </w:rPr>
-        <w:t xml:space="preserve"> 시스템을 포함한 설비의 보수점검, 교체 또는 고장, 통신의 두절 등의 사유가 발생한 경우</w:t>
+        <w:t>② “충전사업자”의 시스템을 포함한 설비의 보수점검, 교체 또는 고장, 통신의 두절 등의 사유가 발생한 경우</w:t>
       </w:r>
     </w:p>
     <w:p>
@@ -4565,43 +4193,7 @@
           <w:color w:val="000000"/>
           <w:kern w:val="0"/>
         </w:rPr>
-        <w:t>5. “</w:t>
-      </w:r>
-      <w:proofErr w:type="spellStart"/>
-      <w:r>
-        <w:rPr>
-          <w:rFonts w:ascii="바탕" w:eastAsia="바탕" w:hAnsi="바탕" w:cs="Gulim" w:hint="eastAsia"/>
-          <w:color w:val="000000"/>
-          <w:kern w:val="0"/>
-        </w:rPr>
-        <w:t>부지제공자”는</w:t>
-      </w:r>
-      <w:proofErr w:type="spellEnd"/>
-      <w:r>
-        <w:rPr>
-          <w:rFonts w:ascii="바탕" w:eastAsia="바탕" w:hAnsi="바탕" w:cs="Gulim" w:hint="eastAsia"/>
-          <w:color w:val="000000"/>
-          <w:kern w:val="0"/>
-        </w:rPr>
-        <w:t xml:space="preserve"> “</w:t>
-      </w:r>
-      <w:proofErr w:type="spellStart"/>
-      <w:r>
-        <w:rPr>
-          <w:rFonts w:ascii="바탕" w:eastAsia="바탕" w:hAnsi="바탕" w:cs="Gulim" w:hint="eastAsia"/>
-          <w:color w:val="000000"/>
-          <w:kern w:val="0"/>
-        </w:rPr>
-        <w:t>이용자”가</w:t>
-      </w:r>
-      <w:proofErr w:type="spellEnd"/>
-      <w:r>
-        <w:rPr>
-          <w:rFonts w:ascii="바탕" w:eastAsia="바탕" w:hAnsi="바탕" w:cs="Gulim" w:hint="eastAsia"/>
-          <w:color w:val="000000"/>
-          <w:kern w:val="0"/>
-        </w:rPr>
-        <w:t xml:space="preserve"> 충전기를 원활히 사용할 수 있도록 전기자동차(PHEV포함) 주차면을 제공하여야 </w:t>
+        <w:t xml:space="preserve">5. “부지제공자”는 “이용자”가 충전기를 원활히 사용할 수 있도록 전기자동차(PHEV포함) 주차면을 제공하여야 </w:t>
       </w:r>
       <w:r>
         <w:rPr>
@@ -4630,79 +4222,7 @@
           <w:color w:val="000000"/>
           <w:kern w:val="0"/>
         </w:rPr>
-        <w:t>6. “</w:t>
-      </w:r>
-      <w:proofErr w:type="spellStart"/>
-      <w:r>
-        <w:rPr>
-          <w:rFonts w:ascii="바탕" w:eastAsia="바탕" w:hAnsi="바탕" w:cs="Gulim" w:hint="eastAsia"/>
-          <w:color w:val="000000"/>
-          <w:kern w:val="0"/>
-        </w:rPr>
-        <w:t>부지제공자”는</w:t>
-      </w:r>
-      <w:proofErr w:type="spellEnd"/>
-      <w:r>
-        <w:rPr>
-          <w:rFonts w:ascii="바탕" w:eastAsia="바탕" w:hAnsi="바탕" w:cs="Gulim" w:hint="eastAsia"/>
-          <w:color w:val="000000"/>
-          <w:kern w:val="0"/>
-        </w:rPr>
-        <w:t xml:space="preserve"> “</w:t>
-      </w:r>
-      <w:proofErr w:type="spellStart"/>
-      <w:r>
-        <w:rPr>
-          <w:rFonts w:ascii="바탕" w:eastAsia="바탕" w:hAnsi="바탕" w:cs="Gulim" w:hint="eastAsia"/>
-          <w:color w:val="000000"/>
-          <w:kern w:val="0"/>
-        </w:rPr>
-        <w:t>이용자”가</w:t>
-      </w:r>
-      <w:proofErr w:type="spellEnd"/>
-      <w:r>
-        <w:rPr>
-          <w:rFonts w:ascii="바탕" w:eastAsia="바탕" w:hAnsi="바탕" w:cs="Gulim" w:hint="eastAsia"/>
-          <w:color w:val="000000"/>
-          <w:kern w:val="0"/>
-        </w:rPr>
-        <w:t xml:space="preserve"> 충전기를 사용하기 위해 편리하게 접근하며 사용할 수 있도록 조치하여야 하며 “</w:t>
-      </w:r>
-      <w:proofErr w:type="spellStart"/>
-      <w:r>
-        <w:rPr>
-          <w:rFonts w:ascii="바탕" w:eastAsia="바탕" w:hAnsi="바탕" w:cs="Gulim" w:hint="eastAsia"/>
-          <w:color w:val="000000"/>
-          <w:kern w:val="0"/>
-        </w:rPr>
-        <w:t>충전사업자”가</w:t>
-      </w:r>
-      <w:proofErr w:type="spellEnd"/>
-      <w:r>
-        <w:rPr>
-          <w:rFonts w:ascii="바탕" w:eastAsia="바탕" w:hAnsi="바탕" w:cs="Gulim" w:hint="eastAsia"/>
-          <w:color w:val="000000"/>
-          <w:kern w:val="0"/>
-        </w:rPr>
-        <w:t xml:space="preserve"> 충전기 유지보수, 정기점검 및 AS</w:t>
-      </w:r>
-      <w:proofErr w:type="spellStart"/>
-      <w:r>
-        <w:rPr>
-          <w:rFonts w:ascii="바탕" w:eastAsia="바탕" w:hAnsi="바탕" w:cs="Gulim" w:hint="eastAsia"/>
-          <w:color w:val="000000"/>
-          <w:kern w:val="0"/>
-        </w:rPr>
-        <w:t>를</w:t>
-      </w:r>
-      <w:proofErr w:type="spellEnd"/>
-      <w:r>
-        <w:rPr>
-          <w:rFonts w:ascii="바탕" w:eastAsia="바탕" w:hAnsi="바탕" w:cs="Gulim" w:hint="eastAsia"/>
-          <w:color w:val="000000"/>
-          <w:kern w:val="0"/>
-        </w:rPr>
-        <w:t xml:space="preserve"> 위한 통행에 최대한 협조한다.</w:t>
+        <w:t>6. “부지제공자”는 “이용자”가 충전기를 사용하기 위해 편리하게 접근하며 사용할 수 있도록 조치하여야 하며 “충전사업자”가 충전기 유지보수, 정기점검 및 AS를 위한 통행에 최대한 협조한다.</w:t>
       </w:r>
     </w:p>
     <w:p>
@@ -4722,61 +4242,7 @@
           <w:color w:val="000000"/>
           <w:kern w:val="0"/>
         </w:rPr>
-        <w:t>7. “</w:t>
-      </w:r>
-      <w:proofErr w:type="spellStart"/>
-      <w:r>
-        <w:rPr>
-          <w:rFonts w:ascii="바탕" w:eastAsia="바탕" w:hAnsi="바탕" w:cs="Gulim" w:hint="eastAsia"/>
-          <w:color w:val="000000"/>
-          <w:kern w:val="0"/>
-        </w:rPr>
-        <w:t>부지제공자”는</w:t>
-      </w:r>
-      <w:proofErr w:type="spellEnd"/>
-      <w:r>
-        <w:rPr>
-          <w:rFonts w:ascii="바탕" w:eastAsia="바탕" w:hAnsi="바탕" w:cs="Gulim" w:hint="eastAsia"/>
-          <w:color w:val="000000"/>
-          <w:kern w:val="0"/>
-        </w:rPr>
-        <w:t xml:space="preserve"> 계약기간 내 “</w:t>
-      </w:r>
-      <w:proofErr w:type="spellStart"/>
-      <w:r>
-        <w:rPr>
-          <w:rFonts w:ascii="바탕" w:eastAsia="바탕" w:hAnsi="바탕" w:cs="Gulim" w:hint="eastAsia"/>
-          <w:color w:val="000000"/>
-          <w:kern w:val="0"/>
-        </w:rPr>
-        <w:t>충전사업자”와의</w:t>
-      </w:r>
-      <w:proofErr w:type="spellEnd"/>
-      <w:r>
-        <w:rPr>
-          <w:rFonts w:ascii="바탕" w:eastAsia="바탕" w:hAnsi="바탕" w:cs="Gulim" w:hint="eastAsia"/>
-          <w:color w:val="000000"/>
-          <w:kern w:val="0"/>
-        </w:rPr>
-        <w:t xml:space="preserve"> 협의 없이 전기차 충전기 운영을 제한할 수 없으며, “</w:t>
-      </w:r>
-      <w:proofErr w:type="spellStart"/>
-      <w:r>
-        <w:rPr>
-          <w:rFonts w:ascii="바탕" w:eastAsia="바탕" w:hAnsi="바탕" w:cs="Gulim" w:hint="eastAsia"/>
-          <w:color w:val="000000"/>
-          <w:kern w:val="0"/>
-        </w:rPr>
-        <w:t>부지제공자”가</w:t>
-      </w:r>
-      <w:proofErr w:type="spellEnd"/>
-      <w:r>
-        <w:rPr>
-          <w:rFonts w:ascii="바탕" w:eastAsia="바탕" w:hAnsi="바탕" w:cs="Gulim" w:hint="eastAsia"/>
-          <w:color w:val="000000"/>
-          <w:kern w:val="0"/>
-        </w:rPr>
-        <w:t xml:space="preserve"> 임의로 운영 제한 시(차단기 OFF, 이용불가 안내문 부착, 전기차량 입차 제한 등등) 운영 불가에 따른 기당 운영손실비를 부담한다. </w:t>
+        <w:t xml:space="preserve">7. “부지제공자”는 계약기간 내 “충전사업자”와의 협의 없이 전기차 충전기 운영을 제한할 수 없으며, “부지제공자”가 임의로 운영 제한 시(차단기 OFF, 이용불가 안내문 부착, 전기차량 입차 제한 등등) 운영 불가에 따른 기당 운영손실비를 부담한다. </w:t>
       </w:r>
     </w:p>
     <w:p>
@@ -4796,54 +4262,8 @@
           <w:color w:val="000000"/>
           <w:kern w:val="0"/>
         </w:rPr>
-        <w:t xml:space="preserve">   * 기당 운영손실비: </w:t>
-      </w:r>
-      <w:proofErr w:type="spellStart"/>
-      <w:r>
-        <w:rPr>
-          <w:rFonts w:ascii="바탕" w:eastAsia="바탕" w:hAnsi="바탕" w:cs="Gulim" w:hint="eastAsia"/>
-          <w:color w:val="000000"/>
-          <w:kern w:val="0"/>
-        </w:rPr>
-        <w:t>완속충전기</w:t>
-      </w:r>
-      <w:proofErr w:type="spellEnd"/>
-      <w:r>
-        <w:rPr>
-          <w:rFonts w:ascii="바탕" w:eastAsia="바탕" w:hAnsi="바탕" w:cs="Gulim" w:hint="eastAsia"/>
-          <w:color w:val="000000"/>
-          <w:kern w:val="0"/>
-        </w:rPr>
-        <w:t xml:space="preserve"> 1만원/</w:t>
-      </w:r>
-      <w:proofErr w:type="spellStart"/>
-      <w:r>
-        <w:rPr>
-          <w:rFonts w:ascii="바탕" w:eastAsia="바탕" w:hAnsi="바탕" w:cs="Gulim" w:hint="eastAsia"/>
-          <w:color w:val="000000"/>
-          <w:kern w:val="0"/>
-        </w:rPr>
-        <w:t>日</w:t>
-      </w:r>
-      <w:proofErr w:type="spellEnd"/>
-      <w:r>
-        <w:rPr>
-          <w:rFonts w:ascii="바탕" w:eastAsia="바탕" w:hAnsi="바탕" w:cs="Gulim" w:hint="eastAsia"/>
-          <w:color w:val="000000"/>
-          <w:kern w:val="0"/>
-        </w:rPr>
-        <w:t>, 급속충전기 3만원/</w:t>
-      </w:r>
-      <w:proofErr w:type="spellStart"/>
-      <w:r>
-        <w:rPr>
-          <w:rFonts w:ascii="바탕" w:eastAsia="바탕" w:hAnsi="바탕" w:cs="Gulim" w:hint="eastAsia"/>
-          <w:color w:val="000000"/>
-          <w:kern w:val="0"/>
-        </w:rPr>
-        <w:t>日</w:t>
-      </w:r>
-      <w:proofErr w:type="spellEnd"/>
+        <w:t xml:space="preserve">   * 기당 운영손실비: 완속충전기 1만원/日, 급속충전기 3만원/日</w:t>
+      </w:r>
     </w:p>
     <w:p>
       <w:pPr>
@@ -4871,43 +4291,7 @@
           <w:color w:val="000000"/>
           <w:kern w:val="0"/>
         </w:rPr>
-        <w:t>. “</w:t>
-      </w:r>
-      <w:proofErr w:type="spellStart"/>
-      <w:r>
-        <w:rPr>
-          <w:rFonts w:ascii="바탕" w:eastAsia="바탕" w:hAnsi="바탕" w:cs="Gulim" w:hint="eastAsia"/>
-          <w:color w:val="000000"/>
-          <w:kern w:val="0"/>
-        </w:rPr>
-        <w:t>부지제공자”는</w:t>
-      </w:r>
-      <w:proofErr w:type="spellEnd"/>
-      <w:r>
-        <w:rPr>
-          <w:rFonts w:ascii="바탕" w:eastAsia="바탕" w:hAnsi="바탕" w:cs="Gulim" w:hint="eastAsia"/>
-          <w:color w:val="000000"/>
-          <w:kern w:val="0"/>
-        </w:rPr>
-        <w:t xml:space="preserve"> 본 계약의 체결 및 이행을 위하여, “</w:t>
-      </w:r>
-      <w:proofErr w:type="spellStart"/>
-      <w:r>
-        <w:rPr>
-          <w:rFonts w:ascii="바탕" w:eastAsia="바탕" w:hAnsi="바탕" w:cs="Gulim" w:hint="eastAsia"/>
-          <w:color w:val="000000"/>
-          <w:kern w:val="0"/>
-        </w:rPr>
-        <w:t>충전사업자”의</w:t>
-      </w:r>
-      <w:proofErr w:type="spellEnd"/>
-      <w:r>
-        <w:rPr>
-          <w:rFonts w:ascii="바탕" w:eastAsia="바탕" w:hAnsi="바탕" w:cs="Gulim" w:hint="eastAsia"/>
-          <w:color w:val="000000"/>
-          <w:kern w:val="0"/>
-        </w:rPr>
-        <w:t xml:space="preserve"> 충전기 설치 및 운영에 필요한 기존 시설물 (분전함, 전기 배관/배선, 차단기 등 기타 시설물)의 활용을 별도의 비용 부담 없이 허용한다.</w:t>
+        <w:t>. “부지제공자”는 본 계약의 체결 및 이행을 위하여, “충전사업자”의 충전기 설치 및 운영에 필요한 기존 시설물 (분전함, 전기 배관/배선, 차단기 등 기타 시설물)의 활용을 별도의 비용 부담 없이 허용한다.</w:t>
       </w:r>
     </w:p>
     <w:bookmarkEnd w:id="10"/>
@@ -4965,25 +4349,7 @@
           <w:color w:val="000000"/>
           <w:kern w:val="0"/>
         </w:rPr>
-        <w:t>1. 본 계약에 따른 전기자동차 충전기의 설치 위치는 별도의[사전 현장 컨설팅 결과서]</w:t>
-      </w:r>
-      <w:proofErr w:type="spellStart"/>
-      <w:r>
-        <w:rPr>
-          <w:rFonts w:ascii="바탕" w:eastAsia="바탕" w:hAnsi="바탕" w:cs="Gulim" w:hint="eastAsia"/>
-          <w:color w:val="000000"/>
-          <w:kern w:val="0"/>
-        </w:rPr>
-        <w:t>에</w:t>
-      </w:r>
-      <w:proofErr w:type="spellEnd"/>
-      <w:r>
-        <w:rPr>
-          <w:rFonts w:ascii="바탕" w:eastAsia="바탕" w:hAnsi="바탕" w:cs="Gulim" w:hint="eastAsia"/>
-          <w:color w:val="000000"/>
-          <w:kern w:val="0"/>
-        </w:rPr>
-        <w:t xml:space="preserve"> 의하여 확정된 위치로 한다. </w:t>
+        <w:t xml:space="preserve">1. 본 계약에 따른 전기자동차 충전기의 설치 위치는 별도의[사전 현장 컨설팅 결과서]에 의하여 확정된 위치로 한다. </w:t>
       </w:r>
     </w:p>
     <w:p>
@@ -5081,23 +4447,13 @@
         </w:rPr>
         <w:t>”</w:t>
       </w:r>
-      <w:proofErr w:type="spellStart"/>
       <w:r>
         <w:rPr>
           <w:rFonts w:ascii="바탕" w:eastAsia="바탕" w:hAnsi="바탕" w:cs="Gulim" w:hint="eastAsia"/>
           <w:color w:val="000000"/>
           <w:kern w:val="0"/>
         </w:rPr>
-        <w:t>와의</w:t>
-      </w:r>
-      <w:proofErr w:type="spellEnd"/>
-      <w:r>
-        <w:rPr>
-          <w:rFonts w:ascii="바탕" w:eastAsia="바탕" w:hAnsi="바탕" w:cs="Gulim" w:hint="eastAsia"/>
-          <w:color w:val="000000"/>
-          <w:kern w:val="0"/>
-        </w:rPr>
-        <w:t xml:space="preserve"> 사전 서면에 의한 협의를 거쳐 </w:t>
+        <w:t xml:space="preserve">와의 사전 서면에 의한 협의를 거쳐 </w:t>
       </w:r>
       <w:bookmarkEnd w:id="11"/>
       <w:r>
@@ -5394,43 +4750,7 @@
           <w:color w:val="000000"/>
           <w:kern w:val="0"/>
         </w:rPr>
-        <w:t>전기차 충전기에 대한 충전 요금 설정 권한은 “</w:t>
-      </w:r>
-      <w:proofErr w:type="spellStart"/>
-      <w:r>
-        <w:rPr>
-          <w:rFonts w:ascii="바탕" w:eastAsia="바탕" w:hAnsi="바탕" w:cs="Gulim" w:hint="eastAsia"/>
-          <w:color w:val="000000"/>
-          <w:kern w:val="0"/>
-        </w:rPr>
-        <w:t>충전사업자”에게</w:t>
-      </w:r>
-      <w:proofErr w:type="spellEnd"/>
-      <w:r>
-        <w:rPr>
-          <w:rFonts w:ascii="바탕" w:eastAsia="바탕" w:hAnsi="바탕" w:cs="Gulim" w:hint="eastAsia"/>
-          <w:color w:val="000000"/>
-          <w:kern w:val="0"/>
-        </w:rPr>
-        <w:t xml:space="preserve"> 있으며, “</w:t>
-      </w:r>
-      <w:proofErr w:type="spellStart"/>
-      <w:r>
-        <w:rPr>
-          <w:rFonts w:ascii="바탕" w:eastAsia="바탕" w:hAnsi="바탕" w:cs="Gulim" w:hint="eastAsia"/>
-          <w:color w:val="000000"/>
-          <w:kern w:val="0"/>
-        </w:rPr>
-        <w:t>충전사업자”는</w:t>
-      </w:r>
-      <w:proofErr w:type="spellEnd"/>
-      <w:r>
-        <w:rPr>
-          <w:rFonts w:ascii="바탕" w:eastAsia="바탕" w:hAnsi="바탕" w:cs="Gulim" w:hint="eastAsia"/>
-          <w:color w:val="000000"/>
-          <w:kern w:val="0"/>
-        </w:rPr>
-        <w:t xml:space="preserve"> 전기차 충전시장의 공용충전 서비스의 요금을 참고하여 합리적인 요금을 설정한다.</w:t>
+        <w:t>전기차 충전기에 대한 충전 요금 설정 권한은 “충전사업자”에게 있으며, “충전사업자”는 전기차 충전시장의 공용충전 서비스의 요금을 참고하여 합리적인 요금을 설정한다.</w:t>
       </w:r>
     </w:p>
     <w:p>
@@ -5550,43 +4870,7 @@
           <w:color w:val="000000"/>
           <w:kern w:val="0"/>
         </w:rPr>
-        <w:t>“</w:t>
-      </w:r>
-      <w:proofErr w:type="spellStart"/>
-      <w:r>
-        <w:rPr>
-          <w:rFonts w:ascii="바탕" w:eastAsia="바탕" w:hAnsi="바탕" w:cs="Gulim" w:hint="eastAsia"/>
-          <w:color w:val="000000"/>
-          <w:kern w:val="0"/>
-        </w:rPr>
-        <w:t>충전사업자”는</w:t>
-      </w:r>
-      <w:proofErr w:type="spellEnd"/>
-      <w:r>
-        <w:rPr>
-          <w:rFonts w:ascii="바탕" w:eastAsia="바탕" w:hAnsi="바탕" w:cs="Gulim" w:hint="eastAsia"/>
-          <w:color w:val="000000"/>
-          <w:kern w:val="0"/>
-        </w:rPr>
-        <w:t xml:space="preserve"> 계약 기간 동안 충전기 이용에 대한 전기료를 모자 분리(또는 신규증설)</w:t>
-      </w:r>
-      <w:proofErr w:type="spellStart"/>
-      <w:r>
-        <w:rPr>
-          <w:rFonts w:ascii="바탕" w:eastAsia="바탕" w:hAnsi="바탕" w:cs="Gulim" w:hint="eastAsia"/>
-          <w:color w:val="000000"/>
-          <w:kern w:val="0"/>
-        </w:rPr>
-        <w:t>를</w:t>
-      </w:r>
-      <w:proofErr w:type="spellEnd"/>
-      <w:r>
-        <w:rPr>
-          <w:rFonts w:ascii="바탕" w:eastAsia="바탕" w:hAnsi="바탕" w:cs="Gulim" w:hint="eastAsia"/>
-          <w:color w:val="000000"/>
-          <w:kern w:val="0"/>
-        </w:rPr>
-        <w:t xml:space="preserve"> 통하여 한국전력공사에 직접 납부한다.</w:t>
+        <w:t>“충전사업자”는 계약 기간 동안 충전기 이용에 대한 전기료를 모자 분리(또는 신규증설)를 통하여 한국전력공사에 직접 납부한다.</w:t>
       </w:r>
     </w:p>
     <w:p>
@@ -5614,7 +4898,6 @@
         </w:rPr>
         <w:t>“</w:t>
       </w:r>
-      <w:proofErr w:type="spellStart"/>
       <w:r>
         <w:rPr>
           <w:rFonts w:ascii="바탕" w:eastAsia="바탕" w:hAnsi="바탕" w:cs="Gulim" w:hint="eastAsia"/>
@@ -5623,7 +4906,6 @@
         </w:rPr>
         <w:t>부지제공자”는</w:t>
       </w:r>
-      <w:proofErr w:type="spellEnd"/>
       <w:r>
         <w:rPr>
           <w:rFonts w:ascii="바탕" w:eastAsia="바탕" w:hAnsi="바탕" w:cs="Gulim"/>
@@ -5687,25 +4969,7 @@
           <w:color w:val="000000"/>
           <w:kern w:val="0"/>
         </w:rPr>
-        <w:t>“</w:t>
-      </w:r>
-      <w:proofErr w:type="spellStart"/>
-      <w:r>
-        <w:rPr>
-          <w:rFonts w:ascii="바탕" w:eastAsia="바탕" w:hAnsi="바탕" w:cs="Gulim" w:hint="eastAsia"/>
-          <w:color w:val="000000"/>
-          <w:kern w:val="0"/>
-        </w:rPr>
-        <w:t>부지제공자”는</w:t>
-      </w:r>
-      <w:proofErr w:type="spellEnd"/>
-      <w:r>
-        <w:rPr>
-          <w:rFonts w:ascii="바탕" w:eastAsia="바탕" w:hAnsi="바탕" w:cs="Gulim" w:hint="eastAsia"/>
-          <w:color w:val="000000"/>
-          <w:kern w:val="0"/>
-        </w:rPr>
-        <w:t xml:space="preserve"> 충전시설 시운전 완료일(시운전 확인서 날인일)로부터 14일 내 정상 운영이 가능하도록 필요한 모든 조치를 취하여야 한다. </w:t>
+        <w:t xml:space="preserve">“부지제공자”는 충전시설 시운전 완료일(시운전 확인서 날인일)로부터 14일 내 정상 운영이 가능하도록 필요한 모든 조치를 취하여야 한다. </w:t>
       </w:r>
     </w:p>
     <w:p>
@@ -5985,77 +5249,23 @@
           <w:color w:val="000000"/>
           <w:kern w:val="0"/>
         </w:rPr>
-        <w:t xml:space="preserve"> 환경공단(기후에너지환경부 산하 소속기관)</w:t>
-      </w:r>
-      <w:proofErr w:type="spellStart"/>
+        <w:t xml:space="preserve"> 환경공단(기후에너지환경부 산하 소속기관)에 충전소 설치와 관련하여 보조금을 신청하였으나, </w:t>
+      </w:r>
+      <w:r>
+        <w:rPr>
+          <w:rFonts w:ascii="바탕" w:eastAsia="바탕" w:hAnsi="바탕" w:cs="Gulim" w:hint="eastAsia"/>
+          <w:color w:val="000000"/>
+          <w:kern w:val="0"/>
+        </w:rPr>
+        <w:t>환경공단의 직권으로 (예산 마감, 보조금 미대상 토지∙건축물, 기타 사유 등)</w:t>
+      </w:r>
       <w:r>
         <w:rPr>
           <w:rFonts w:ascii="바탕" w:eastAsia="바탕" w:hAnsi="바탕" w:cs="Gulim"/>
           <w:color w:val="000000"/>
           <w:kern w:val="0"/>
         </w:rPr>
-        <w:t>에</w:t>
-      </w:r>
-      <w:proofErr w:type="spellEnd"/>
-      <w:r>
-        <w:rPr>
-          <w:rFonts w:ascii="바탕" w:eastAsia="바탕" w:hAnsi="바탕" w:cs="Gulim"/>
-          <w:color w:val="000000"/>
-          <w:kern w:val="0"/>
-        </w:rPr>
-        <w:t xml:space="preserve"> 충전소 설치와 관련하여 보조금을 신청하였으나, </w:t>
-      </w:r>
-      <w:r>
-        <w:rPr>
-          <w:rFonts w:ascii="바탕" w:eastAsia="바탕" w:hAnsi="바탕" w:cs="Gulim" w:hint="eastAsia"/>
-          <w:color w:val="000000"/>
-          <w:kern w:val="0"/>
-        </w:rPr>
-        <w:t xml:space="preserve">환경공단의 직권으로 (예산 마감, 보조금 미대상 </w:t>
-      </w:r>
-      <w:proofErr w:type="spellStart"/>
-      <w:r>
-        <w:rPr>
-          <w:rFonts w:ascii="바탕" w:eastAsia="바탕" w:hAnsi="바탕" w:cs="Gulim" w:hint="eastAsia"/>
-          <w:color w:val="000000"/>
-          <w:kern w:val="0"/>
-        </w:rPr>
-        <w:t>토지∙건축물</w:t>
-      </w:r>
-      <w:proofErr w:type="spellEnd"/>
-      <w:r>
-        <w:rPr>
-          <w:rFonts w:ascii="바탕" w:eastAsia="바탕" w:hAnsi="바탕" w:cs="Gulim" w:hint="eastAsia"/>
-          <w:color w:val="000000"/>
-          <w:kern w:val="0"/>
-        </w:rPr>
-        <w:t>, 기타 사유 등)</w:t>
-      </w:r>
-      <w:r>
-        <w:rPr>
-          <w:rFonts w:ascii="바탕" w:eastAsia="바탕" w:hAnsi="바탕" w:cs="Gulim"/>
-          <w:color w:val="000000"/>
-          <w:kern w:val="0"/>
-        </w:rPr>
-        <w:t>해당 충전소가 보조금 지원 대상에서 탈락(</w:t>
-      </w:r>
-      <w:proofErr w:type="spellStart"/>
-      <w:r>
-        <w:rPr>
-          <w:rFonts w:ascii="바탕" w:eastAsia="바탕" w:hAnsi="바탕" w:cs="Gulim"/>
-          <w:color w:val="000000"/>
-          <w:kern w:val="0"/>
-        </w:rPr>
-        <w:t>미선정</w:t>
-      </w:r>
-      <w:proofErr w:type="spellEnd"/>
-      <w:r>
-        <w:rPr>
-          <w:rFonts w:ascii="바탕" w:eastAsia="바탕" w:hAnsi="바탕" w:cs="Gulim"/>
-          <w:color w:val="000000"/>
-          <w:kern w:val="0"/>
-        </w:rPr>
-        <w:t>)된 경우, "충전사업자"는 별도의 책임 없이 본 계약의 전부 또는 일부를 해제 또는 해지할 수 있다</w:t>
+        <w:t>해당 충전소가 보조금 지원 대상에서 탈락(미선정)된 경우, "충전사업자"는 별도의 책임 없이 본 계약의 전부 또는 일부를 해제 또는 해지할 수 있다</w:t>
       </w:r>
       <w:bookmarkEnd w:id="14"/>
       <w:r>
@@ -6133,25 +5343,31 @@
           <w:color w:val="000000"/>
           <w:kern w:val="0"/>
         </w:rPr>
-        <w:t>“</w:t>
-      </w:r>
-      <w:proofErr w:type="spellStart"/>
+        <w:t>“부지제공자”의</w:t>
+      </w:r>
+      <w:r>
+        <w:rPr>
+          <w:rFonts w:ascii="바탕" w:eastAsia="바탕" w:hAnsi="바탕" w:cs="Gulim"/>
+          <w:color w:val="000000"/>
+          <w:kern w:val="0"/>
+        </w:rPr>
+        <w:t xml:space="preserve"> 귀책 사유</w:t>
+      </w:r>
       <w:r>
         <w:rPr>
           <w:rFonts w:ascii="바탕" w:eastAsia="바탕" w:hAnsi="바탕" w:cs="Gulim" w:hint="eastAsia"/>
           <w:color w:val="000000"/>
           <w:kern w:val="0"/>
         </w:rPr>
-        <w:t>부지제공자”의</w:t>
-      </w:r>
-      <w:proofErr w:type="spellEnd"/>
+        <w:t>(단순 변심 포함)</w:t>
+      </w:r>
       <w:r>
         <w:rPr>
           <w:rFonts w:ascii="바탕" w:eastAsia="바탕" w:hAnsi="바탕" w:cs="Gulim"/>
           <w:color w:val="000000"/>
           <w:kern w:val="0"/>
         </w:rPr>
-        <w:t xml:space="preserve"> 귀책 사유</w:t>
+        <w:t>로 계약 기간 만료 이전 계약해지나 철거(부지/건물 매각에 따른 신규 매수인이 본 계약을 승계하지 않을 경우를 포함) 또는 충전기 설치 이전에 계약해지가 이루어지는 경</w:t>
       </w:r>
       <w:r>
         <w:rPr>
@@ -6159,7 +5375,7 @@
           <w:color w:val="000000"/>
           <w:kern w:val="0"/>
         </w:rPr>
-        <w:t>(단순 변심 포함)</w:t>
+        <w:t>우,</w:t>
       </w:r>
       <w:r>
         <w:rPr>
@@ -6167,7 +5383,7 @@
           <w:color w:val="000000"/>
           <w:kern w:val="0"/>
         </w:rPr>
-        <w:t>로 계약 기간 만료 이전 계약해지나 철거(부지/건물 매각에 따른 신규 매수인이 본 계약을 승계하지 않을 경우를 포함) 또는 충전기 설치 이전에 계약해지가 이루어지는 경</w:t>
+        <w:t xml:space="preserve"> </w:t>
       </w:r>
       <w:r>
         <w:rPr>
@@ -6175,7 +5391,7 @@
           <w:color w:val="000000"/>
           <w:kern w:val="0"/>
         </w:rPr>
-        <w:t>우,</w:t>
+        <w:t>“부지제공자”는</w:t>
       </w:r>
       <w:r>
         <w:rPr>
@@ -6183,7 +5399,7 @@
           <w:color w:val="000000"/>
           <w:kern w:val="0"/>
         </w:rPr>
-        <w:t xml:space="preserve"> </w:t>
+        <w:t xml:space="preserve"> “</w:t>
       </w:r>
       <w:r>
         <w:rPr>
@@ -6191,36 +5407,8 @@
           <w:color w:val="000000"/>
           <w:kern w:val="0"/>
         </w:rPr>
-        <w:t>“</w:t>
-      </w:r>
-      <w:proofErr w:type="spellStart"/>
-      <w:r>
-        <w:rPr>
-          <w:rFonts w:ascii="바탕" w:eastAsia="바탕" w:hAnsi="바탕" w:cs="Gulim" w:hint="eastAsia"/>
-          <w:color w:val="000000"/>
-          <w:kern w:val="0"/>
-        </w:rPr>
-        <w:t>부지제공자”는</w:t>
-      </w:r>
-      <w:proofErr w:type="spellEnd"/>
-      <w:r>
-        <w:rPr>
-          <w:rFonts w:ascii="바탕" w:eastAsia="바탕" w:hAnsi="바탕" w:cs="Gulim"/>
-          <w:color w:val="000000"/>
-          <w:kern w:val="0"/>
-        </w:rPr>
-        <w:t xml:space="preserve"> “</w:t>
-      </w:r>
-      <w:proofErr w:type="spellStart"/>
-      <w:r>
-        <w:rPr>
-          <w:rFonts w:ascii="바탕" w:eastAsia="바탕" w:hAnsi="바탕" w:cs="Gulim" w:hint="eastAsia"/>
-          <w:color w:val="000000"/>
-          <w:kern w:val="0"/>
-        </w:rPr>
         <w:t>충전사업자”가</w:t>
       </w:r>
-      <w:proofErr w:type="spellEnd"/>
       <w:r>
         <w:rPr>
           <w:rFonts w:ascii="바탕" w:eastAsia="바탕" w:hAnsi="바탕" w:cs="Gulim"/>
@@ -6318,7 +5506,6 @@
         </w:rPr>
         <w:t xml:space="preserve"> 아래의 상환율로 “</w:t>
       </w:r>
-      <w:proofErr w:type="spellStart"/>
       <w:r>
         <w:rPr>
           <w:rFonts w:ascii="바탕" w:eastAsia="바탕" w:hAnsi="바탕" w:cs="Gulim" w:hint="eastAsia"/>
@@ -6327,7 +5514,6 @@
         </w:rPr>
         <w:t>충전사업자”에</w:t>
       </w:r>
-      <w:proofErr w:type="spellEnd"/>
       <w:r>
         <w:rPr>
           <w:rFonts w:ascii="바탕" w:eastAsia="바탕" w:hAnsi="바탕" w:cs="Gulim"/>
@@ -6832,7 +6018,6 @@
                 <w:sz w:val="18"/>
               </w:rPr>
             </w:pPr>
-            <w:proofErr w:type="spellStart"/>
             <w:r>
               <w:rPr>
                 <w:rFonts w:ascii="바탕" w:eastAsia="바탕" w:hAnsi="바탕" w:cs="Gulim" w:hint="eastAsia"/>
@@ -6841,7 +6026,6 @@
               </w:rPr>
               <w:t>상환율</w:t>
             </w:r>
-            <w:proofErr w:type="spellEnd"/>
           </w:p>
         </w:tc>
         <w:tc>
@@ -7560,7 +6744,6 @@
                 <w:szCs w:val="18"/>
               </w:rPr>
             </w:pPr>
-            <w:proofErr w:type="spellStart"/>
             <w:r>
               <w:rPr>
                 <w:rFonts w:ascii="바탕" w:eastAsia="바탕" w:hAnsi="바탕" w:cs="Gulim" w:hint="eastAsia"/>
@@ -7570,7 +6753,6 @@
               </w:rPr>
               <w:t>상환율</w:t>
             </w:r>
-            <w:proofErr w:type="spellEnd"/>
           </w:p>
         </w:tc>
         <w:tc>
@@ -7968,54 +7150,40 @@
           <w:color w:val="000000"/>
           <w:kern w:val="0"/>
         </w:rPr>
-        <w:t>“</w:t>
-      </w:r>
-      <w:proofErr w:type="spellStart"/>
+        <w:t>“충전사업자”는</w:t>
+      </w:r>
+      <w:r>
+        <w:rPr>
+          <w:rFonts w:ascii="바탕" w:eastAsia="바탕" w:hAnsi="바탕" w:cs="Gulim"/>
+          <w:color w:val="000000"/>
+          <w:kern w:val="0"/>
+        </w:rPr>
+        <w:t xml:space="preserve"> 전기자동차 충전시설 구축에 소요된 모든 비용에 대한 증빙을 “</w:t>
+      </w:r>
       <w:r>
         <w:rPr>
           <w:rFonts w:ascii="바탕" w:eastAsia="바탕" w:hAnsi="바탕" w:cs="Gulim" w:hint="eastAsia"/>
           <w:color w:val="000000"/>
           <w:kern w:val="0"/>
         </w:rPr>
-        <w:t>충전사업자”는</w:t>
-      </w:r>
-      <w:proofErr w:type="spellEnd"/>
+        <w:t>부지제공자”에게</w:t>
+      </w:r>
       <w:r>
         <w:rPr>
           <w:rFonts w:ascii="바탕" w:eastAsia="바탕" w:hAnsi="바탕" w:cs="Gulim"/>
           <w:color w:val="000000"/>
           <w:kern w:val="0"/>
         </w:rPr>
-        <w:t xml:space="preserve"> 전기자동차 충전시설 구축에 소요된 모든 비용에 대한 증빙을 “</w:t>
-      </w:r>
-      <w:proofErr w:type="spellStart"/>
+        <w:t xml:space="preserve"> 제공하여야 하고, “</w:t>
+      </w:r>
       <w:r>
         <w:rPr>
           <w:rFonts w:ascii="바탕" w:eastAsia="바탕" w:hAnsi="바탕" w:cs="Gulim" w:hint="eastAsia"/>
           <w:color w:val="000000"/>
           <w:kern w:val="0"/>
         </w:rPr>
-        <w:t>부지제공자”에게</w:t>
-      </w:r>
-      <w:proofErr w:type="spellEnd"/>
-      <w:r>
-        <w:rPr>
-          <w:rFonts w:ascii="바탕" w:eastAsia="바탕" w:hAnsi="바탕" w:cs="Gulim"/>
-          <w:color w:val="000000"/>
-          <w:kern w:val="0"/>
-        </w:rPr>
-        <w:t xml:space="preserve"> 제공하여야 하고, “</w:t>
-      </w:r>
-      <w:proofErr w:type="spellStart"/>
-      <w:r>
-        <w:rPr>
-          <w:rFonts w:ascii="바탕" w:eastAsia="바탕" w:hAnsi="바탕" w:cs="Gulim" w:hint="eastAsia"/>
-          <w:color w:val="000000"/>
-          <w:kern w:val="0"/>
-        </w:rPr>
         <w:t>부지제공자”는</w:t>
       </w:r>
-      <w:proofErr w:type="spellEnd"/>
       <w:r>
         <w:rPr>
           <w:rFonts w:ascii="바탕" w:eastAsia="바탕" w:hAnsi="바탕" w:cs="Gulim"/>
@@ -8063,72 +7231,56 @@
           <w:color w:val="000000"/>
           <w:kern w:val="0"/>
         </w:rPr>
-        <w:t>“</w:t>
-      </w:r>
-      <w:proofErr w:type="spellStart"/>
+        <w:t>“부지제공자”가</w:t>
+      </w:r>
+      <w:r>
+        <w:rPr>
+          <w:rFonts w:ascii="바탕" w:eastAsia="바탕" w:hAnsi="바탕" w:cs="Gulim"/>
+          <w:color w:val="000000"/>
+          <w:kern w:val="0"/>
+        </w:rPr>
+        <w:t xml:space="preserve"> 설치된 충전시설에 대한 위치 이전을 “</w:t>
+      </w:r>
       <w:r>
         <w:rPr>
           <w:rFonts w:ascii="바탕" w:eastAsia="바탕" w:hAnsi="바탕" w:cs="Gulim" w:hint="eastAsia"/>
           <w:color w:val="000000"/>
           <w:kern w:val="0"/>
         </w:rPr>
+        <w:t>충전사업자”에게</w:t>
+      </w:r>
+      <w:r>
+        <w:rPr>
+          <w:rFonts w:ascii="바탕" w:eastAsia="바탕" w:hAnsi="바탕" w:cs="Gulim"/>
+          <w:color w:val="000000"/>
+          <w:kern w:val="0"/>
+        </w:rPr>
+        <w:t xml:space="preserve"> 요구할 경우 그에 대한 공사비용은 “</w:t>
+      </w:r>
+      <w:r>
+        <w:rPr>
+          <w:rFonts w:ascii="바탕" w:eastAsia="바탕" w:hAnsi="바탕" w:cs="Gulim" w:hint="eastAsia"/>
+          <w:color w:val="000000"/>
+          <w:kern w:val="0"/>
+        </w:rPr>
         <w:t>부지제공자”가</w:t>
       </w:r>
-      <w:proofErr w:type="spellEnd"/>
       <w:r>
         <w:rPr>
           <w:rFonts w:ascii="바탕" w:eastAsia="바탕" w:hAnsi="바탕" w:cs="Gulim"/>
           <w:color w:val="000000"/>
           <w:kern w:val="0"/>
         </w:rPr>
-        <w:t xml:space="preserve"> 설치된 충전시설에 대한 위치 이전을 “</w:t>
-      </w:r>
-      <w:proofErr w:type="spellStart"/>
+        <w:t xml:space="preserve"> 부담하고, “</w:t>
+      </w:r>
       <w:r>
         <w:rPr>
           <w:rFonts w:ascii="바탕" w:eastAsia="바탕" w:hAnsi="바탕" w:cs="Gulim" w:hint="eastAsia"/>
           <w:color w:val="000000"/>
           <w:kern w:val="0"/>
         </w:rPr>
-        <w:t>충전사업자”에게</w:t>
-      </w:r>
-      <w:proofErr w:type="spellEnd"/>
-      <w:r>
-        <w:rPr>
-          <w:rFonts w:ascii="바탕" w:eastAsia="바탕" w:hAnsi="바탕" w:cs="Gulim"/>
-          <w:color w:val="000000"/>
-          <w:kern w:val="0"/>
-        </w:rPr>
-        <w:t xml:space="preserve"> 요구할 경우 그에 대한 공사비용은 “</w:t>
-      </w:r>
-      <w:proofErr w:type="spellStart"/>
-      <w:r>
-        <w:rPr>
-          <w:rFonts w:ascii="바탕" w:eastAsia="바탕" w:hAnsi="바탕" w:cs="Gulim" w:hint="eastAsia"/>
-          <w:color w:val="000000"/>
-          <w:kern w:val="0"/>
-        </w:rPr>
-        <w:t>부지제공자”가</w:t>
-      </w:r>
-      <w:proofErr w:type="spellEnd"/>
-      <w:r>
-        <w:rPr>
-          <w:rFonts w:ascii="바탕" w:eastAsia="바탕" w:hAnsi="바탕" w:cs="Gulim"/>
-          <w:color w:val="000000"/>
-          <w:kern w:val="0"/>
-        </w:rPr>
-        <w:t xml:space="preserve"> 부담하고, “</w:t>
-      </w:r>
-      <w:proofErr w:type="spellStart"/>
-      <w:r>
-        <w:rPr>
-          <w:rFonts w:ascii="바탕" w:eastAsia="바탕" w:hAnsi="바탕" w:cs="Gulim" w:hint="eastAsia"/>
-          <w:color w:val="000000"/>
-          <w:kern w:val="0"/>
-        </w:rPr>
         <w:t>충전사업자”가</w:t>
       </w:r>
-      <w:proofErr w:type="spellEnd"/>
       <w:r>
         <w:rPr>
           <w:rFonts w:ascii="바탕" w:eastAsia="바탕" w:hAnsi="바탕" w:cs="Gulim"/>
@@ -8160,61 +7312,79 @@
           <w:color w:val="000000"/>
           <w:kern w:val="0"/>
         </w:rPr>
-        <w:t>“</w:t>
-      </w:r>
-      <w:proofErr w:type="spellStart"/>
+        <w:t>“부지제공자”가</w:t>
+      </w:r>
+      <w:r>
+        <w:rPr>
+          <w:rFonts w:ascii="바탕" w:eastAsia="바탕" w:hAnsi="바탕" w:cs="Gulim"/>
+          <w:color w:val="000000"/>
+          <w:kern w:val="0"/>
+        </w:rPr>
+        <w:t xml:space="preserve"> 전기차충전기 설치완료 된 부지/건물 매각 시 해당 “</w:t>
+      </w:r>
       <w:r>
         <w:rPr>
           <w:rFonts w:ascii="바탕" w:eastAsia="바탕" w:hAnsi="바탕" w:cs="Gulim" w:hint="eastAsia"/>
           <w:color w:val="000000"/>
           <w:kern w:val="0"/>
         </w:rPr>
+        <w:t>충전사업자”에게</w:t>
+      </w:r>
+      <w:r>
+        <w:rPr>
+          <w:rFonts w:ascii="바탕" w:eastAsia="바탕" w:hAnsi="바탕" w:cs="Gulim"/>
+          <w:color w:val="000000"/>
+          <w:kern w:val="0"/>
+        </w:rPr>
+        <w:t xml:space="preserve"> 사전 서면 통지한다. “</w:t>
+      </w:r>
+      <w:r>
+        <w:rPr>
+          <w:rFonts w:ascii="바탕" w:eastAsia="바탕" w:hAnsi="바탕" w:cs="Gulim" w:hint="eastAsia"/>
+          <w:color w:val="000000"/>
+          <w:kern w:val="0"/>
+        </w:rPr>
         <w:t>부지제공자”가</w:t>
       </w:r>
-      <w:proofErr w:type="spellEnd"/>
       <w:r>
         <w:rPr>
           <w:rFonts w:ascii="바탕" w:eastAsia="바탕" w:hAnsi="바탕" w:cs="Gulim"/>
           <w:color w:val="000000"/>
           <w:kern w:val="0"/>
         </w:rPr>
-        <w:t xml:space="preserve"> 전기차충전기 설치완료 된 부지/건물 매각 시 해당 “</w:t>
-      </w:r>
-      <w:proofErr w:type="spellStart"/>
+        <w:t xml:space="preserve"> 부지/건물 매수인과 전기자동차 충전시설 구축 및 운영서비스 계약</w:t>
+      </w:r>
       <w:r>
         <w:rPr>
           <w:rFonts w:ascii="바탕" w:eastAsia="바탕" w:hAnsi="바탕" w:cs="Gulim" w:hint="eastAsia"/>
           <w:color w:val="000000"/>
           <w:kern w:val="0"/>
         </w:rPr>
-        <w:t>충전사업자”에게</w:t>
-      </w:r>
-      <w:proofErr w:type="spellEnd"/>
+        <w:t>의</w:t>
+      </w:r>
       <w:r>
         <w:rPr>
           <w:rFonts w:ascii="바탕" w:eastAsia="바탕" w:hAnsi="바탕" w:cs="Gulim"/>
           <w:color w:val="000000"/>
           <w:kern w:val="0"/>
         </w:rPr>
-        <w:t xml:space="preserve"> 사전 서면 통지한다. “</w:t>
-      </w:r>
-      <w:proofErr w:type="spellStart"/>
+        <w:t xml:space="preserve"> </w:t>
+      </w:r>
       <w:r>
         <w:rPr>
           <w:rFonts w:ascii="바탕" w:eastAsia="바탕" w:hAnsi="바탕" w:cs="Gulim" w:hint="eastAsia"/>
           <w:color w:val="000000"/>
           <w:kern w:val="0"/>
         </w:rPr>
-        <w:t>부지제공자”가</w:t>
-      </w:r>
-      <w:proofErr w:type="spellEnd"/>
+        <w:t>포괄적</w:t>
+      </w:r>
       <w:r>
         <w:rPr>
           <w:rFonts w:ascii="바탕" w:eastAsia="바탕" w:hAnsi="바탕" w:cs="Gulim"/>
           <w:color w:val="000000"/>
           <w:kern w:val="0"/>
         </w:rPr>
-        <w:t xml:space="preserve"> 부지/건물 매수인과 전기자동차 충전시설 구축 및 운영서비스 계약</w:t>
+        <w:t xml:space="preserve"> </w:t>
       </w:r>
       <w:r>
         <w:rPr>
@@ -8222,7 +7392,7 @@
           <w:color w:val="000000"/>
           <w:kern w:val="0"/>
         </w:rPr>
-        <w:t>의</w:t>
+        <w:t>승계</w:t>
       </w:r>
       <w:r>
         <w:rPr>
@@ -8238,7 +7408,7 @@
           <w:color w:val="000000"/>
           <w:kern w:val="0"/>
         </w:rPr>
-        <w:t>포괄적</w:t>
+        <w:t>협의</w:t>
       </w:r>
       <w:r>
         <w:rPr>
@@ -8254,7 +7424,7 @@
           <w:color w:val="000000"/>
           <w:kern w:val="0"/>
         </w:rPr>
-        <w:t>승계</w:t>
+        <w:t>시</w:t>
       </w:r>
       <w:r>
         <w:rPr>
@@ -8262,7 +7432,7 @@
           <w:color w:val="000000"/>
           <w:kern w:val="0"/>
         </w:rPr>
-        <w:t xml:space="preserve"> </w:t>
+        <w:t xml:space="preserve">, </w:t>
       </w:r>
       <w:r>
         <w:rPr>
@@ -8270,7 +7440,7 @@
           <w:color w:val="000000"/>
           <w:kern w:val="0"/>
         </w:rPr>
-        <w:t>협의</w:t>
+        <w:t>“충전사업자”는</w:t>
       </w:r>
       <w:r>
         <w:rPr>
@@ -8278,7 +7448,7 @@
           <w:color w:val="000000"/>
           <w:kern w:val="0"/>
         </w:rPr>
-        <w:t xml:space="preserve"> </w:t>
+        <w:t xml:space="preserve"> 매수인과 변경 계약을 체결하며, 이 경우 기존 “</w:t>
       </w:r>
       <w:r>
         <w:rPr>
@@ -8286,52 +7456,8 @@
           <w:color w:val="000000"/>
           <w:kern w:val="0"/>
         </w:rPr>
-        <w:t>시</w:t>
-      </w:r>
-      <w:r>
-        <w:rPr>
-          <w:rFonts w:ascii="바탕" w:eastAsia="바탕" w:hAnsi="바탕" w:cs="Gulim"/>
-          <w:color w:val="000000"/>
-          <w:kern w:val="0"/>
-        </w:rPr>
-        <w:t xml:space="preserve">, </w:t>
-      </w:r>
-      <w:r>
-        <w:rPr>
-          <w:rFonts w:ascii="바탕" w:eastAsia="바탕" w:hAnsi="바탕" w:cs="Gulim" w:hint="eastAsia"/>
-          <w:color w:val="000000"/>
-          <w:kern w:val="0"/>
-        </w:rPr>
-        <w:t>“</w:t>
-      </w:r>
-      <w:proofErr w:type="spellStart"/>
-      <w:r>
-        <w:rPr>
-          <w:rFonts w:ascii="바탕" w:eastAsia="바탕" w:hAnsi="바탕" w:cs="Gulim" w:hint="eastAsia"/>
-          <w:color w:val="000000"/>
-          <w:kern w:val="0"/>
-        </w:rPr>
-        <w:t>충전사업자”는</w:t>
-      </w:r>
-      <w:proofErr w:type="spellEnd"/>
-      <w:r>
-        <w:rPr>
-          <w:rFonts w:ascii="바탕" w:eastAsia="바탕" w:hAnsi="바탕" w:cs="Gulim"/>
-          <w:color w:val="000000"/>
-          <w:kern w:val="0"/>
-        </w:rPr>
-        <w:t xml:space="preserve"> 매수인과 변경 계약을 체결하며, 이 경우 기존 “</w:t>
-      </w:r>
-      <w:proofErr w:type="spellStart"/>
-      <w:r>
-        <w:rPr>
-          <w:rFonts w:ascii="바탕" w:eastAsia="바탕" w:hAnsi="바탕" w:cs="Gulim" w:hint="eastAsia"/>
-          <w:color w:val="000000"/>
-          <w:kern w:val="0"/>
-        </w:rPr>
         <w:t>부지제공자”의</w:t>
       </w:r>
-      <w:proofErr w:type="spellEnd"/>
       <w:r>
         <w:rPr>
           <w:rFonts w:ascii="바탕" w:eastAsia="바탕" w:hAnsi="바탕" w:cs="Gulim"/>
@@ -8586,25 +7712,7 @@
           <w:color w:val="000000"/>
           <w:kern w:val="0"/>
         </w:rPr>
-        <w:t xml:space="preserve"> (계약의 </w:t>
-      </w:r>
-      <w:proofErr w:type="spellStart"/>
-      <w:r>
-        <w:rPr>
-          <w:rFonts w:ascii="바탕" w:eastAsia="바탕" w:hAnsi="바탕" w:cs="Gulim" w:hint="eastAsia"/>
-          <w:color w:val="000000"/>
-          <w:kern w:val="0"/>
-        </w:rPr>
-        <w:t>해제∙해지</w:t>
-      </w:r>
-      <w:proofErr w:type="spellEnd"/>
-      <w:r>
-        <w:rPr>
-          <w:rFonts w:ascii="바탕" w:eastAsia="바탕" w:hAnsi="바탕" w:cs="Gulim" w:hint="eastAsia"/>
-          <w:color w:val="000000"/>
-          <w:kern w:val="0"/>
-        </w:rPr>
-        <w:t xml:space="preserve"> 및 손해배상, 원상회복 청구, 기타</w:t>
+        <w:t xml:space="preserve"> (계약의 해제∙해지 및 손해배상, 원상회복 청구, 기타</w:t>
       </w:r>
       <w:r>
         <w:rPr>
@@ -8728,43 +7836,7 @@
           <w:color w:val="000000"/>
           <w:kern w:val="0"/>
         </w:rPr>
-        <w:t>“</w:t>
-      </w:r>
-      <w:proofErr w:type="spellStart"/>
-      <w:r>
-        <w:rPr>
-          <w:rFonts w:ascii="바탕" w:eastAsia="바탕" w:hAnsi="바탕" w:cs="Gulim" w:hint="eastAsia"/>
-          <w:color w:val="000000"/>
-          <w:kern w:val="0"/>
-        </w:rPr>
-        <w:t>부지제공자”와</w:t>
-      </w:r>
-      <w:proofErr w:type="spellEnd"/>
-      <w:r>
-        <w:rPr>
-          <w:rFonts w:ascii="바탕" w:eastAsia="바탕" w:hAnsi="바탕" w:cs="Gulim" w:hint="eastAsia"/>
-          <w:color w:val="000000"/>
-          <w:kern w:val="0"/>
-        </w:rPr>
-        <w:t xml:space="preserve"> “</w:t>
-      </w:r>
-      <w:proofErr w:type="spellStart"/>
-      <w:r>
-        <w:rPr>
-          <w:rFonts w:ascii="바탕" w:eastAsia="바탕" w:hAnsi="바탕" w:cs="Gulim" w:hint="eastAsia"/>
-          <w:color w:val="000000"/>
-          <w:kern w:val="0"/>
-        </w:rPr>
-        <w:t>충전사업자”는</w:t>
-      </w:r>
-      <w:proofErr w:type="spellEnd"/>
-      <w:r>
-        <w:rPr>
-          <w:rFonts w:ascii="바탕" w:eastAsia="바탕" w:hAnsi="바탕" w:cs="Gulim" w:hint="eastAsia"/>
-          <w:color w:val="000000"/>
-          <w:kern w:val="0"/>
-        </w:rPr>
-        <w:t xml:space="preserve"> 개인정보보호를 위해 기술적, 관리적 조치를 취해 개인정보가 도난, </w:t>
+        <w:t xml:space="preserve">“부지제공자”와 “충전사업자”는 개인정보보호를 위해 기술적, 관리적 조치를 취해 개인정보가 도난, </w:t>
       </w:r>
       <w:r>
         <w:rPr>
@@ -8828,43 +7900,7 @@
           <w:color w:val="000000"/>
           <w:kern w:val="0"/>
         </w:rPr>
-        <w:t>“</w:t>
-      </w:r>
-      <w:proofErr w:type="spellStart"/>
-      <w:r>
-        <w:rPr>
-          <w:rFonts w:ascii="바탕" w:eastAsia="바탕" w:hAnsi="바탕" w:cs="Gulim" w:hint="eastAsia"/>
-          <w:color w:val="000000"/>
-          <w:kern w:val="0"/>
-        </w:rPr>
-        <w:t>충전사업자”와</w:t>
-      </w:r>
-      <w:proofErr w:type="spellEnd"/>
-      <w:r>
-        <w:rPr>
-          <w:rFonts w:ascii="바탕" w:eastAsia="바탕" w:hAnsi="바탕" w:cs="Gulim" w:hint="eastAsia"/>
-          <w:color w:val="000000"/>
-          <w:kern w:val="0"/>
-        </w:rPr>
-        <w:t xml:space="preserve"> “</w:t>
-      </w:r>
-      <w:proofErr w:type="spellStart"/>
-      <w:r>
-        <w:rPr>
-          <w:rFonts w:ascii="바탕" w:eastAsia="바탕" w:hAnsi="바탕" w:cs="Gulim" w:hint="eastAsia"/>
-          <w:color w:val="000000"/>
-          <w:kern w:val="0"/>
-        </w:rPr>
-        <w:t>부지제공자”는</w:t>
-      </w:r>
-      <w:proofErr w:type="spellEnd"/>
-      <w:r>
-        <w:rPr>
-          <w:rFonts w:ascii="바탕" w:eastAsia="바탕" w:hAnsi="바탕" w:cs="Gulim" w:hint="eastAsia"/>
-          <w:color w:val="000000"/>
-          <w:kern w:val="0"/>
-        </w:rPr>
-        <w:t xml:space="preserve"> 사전 서면동의 없이는 본 계약상의 권리 의무를 제3자에게 위임하거나 양도할 수 없으며 담보로 제공할 수 없다.</w:t>
+        <w:t>“충전사업자”와 “부지제공자”는 사전 서면동의 없이는 본 계약상의 권리 의무를 제3자에게 위임하거나 양도할 수 없으며 담보로 제공할 수 없다.</w:t>
       </w:r>
     </w:p>
     <w:p>
@@ -8920,43 +7956,7 @@
           <w:color w:val="000000"/>
           <w:kern w:val="0"/>
         </w:rPr>
-        <w:t>“</w:t>
-      </w:r>
-      <w:proofErr w:type="spellStart"/>
-      <w:r>
-        <w:rPr>
-          <w:rFonts w:ascii="바탕" w:eastAsia="바탕" w:hAnsi="바탕" w:cs="Gulim" w:hint="eastAsia"/>
-          <w:color w:val="000000"/>
-          <w:kern w:val="0"/>
-        </w:rPr>
-        <w:t>부지제공자”와</w:t>
-      </w:r>
-      <w:proofErr w:type="spellEnd"/>
-      <w:r>
-        <w:rPr>
-          <w:rFonts w:ascii="바탕" w:eastAsia="바탕" w:hAnsi="바탕" w:cs="Gulim" w:hint="eastAsia"/>
-          <w:color w:val="000000"/>
-          <w:kern w:val="0"/>
-        </w:rPr>
-        <w:t xml:space="preserve"> “</w:t>
-      </w:r>
-      <w:proofErr w:type="spellStart"/>
-      <w:r>
-        <w:rPr>
-          <w:rFonts w:ascii="바탕" w:eastAsia="바탕" w:hAnsi="바탕" w:cs="Gulim" w:hint="eastAsia"/>
-          <w:color w:val="000000"/>
-          <w:kern w:val="0"/>
-        </w:rPr>
-        <w:t>충전사업자”는</w:t>
-      </w:r>
-      <w:proofErr w:type="spellEnd"/>
-      <w:r>
-        <w:rPr>
-          <w:rFonts w:ascii="바탕" w:eastAsia="바탕" w:hAnsi="바탕" w:cs="Gulim" w:hint="eastAsia"/>
-          <w:color w:val="000000"/>
-          <w:kern w:val="0"/>
-        </w:rPr>
-        <w:t xml:space="preserve"> 본 계약과 관련하여 인지 또는 취득한 모든 정보에 대하여 사전 서면동의 없이는 계약기간 중이거나 계약종료 이후에도 업무 목적 이외로 사용하거나 제3자에게 누설 또는 제공하면 안 된다.</w:t>
+        <w:t>“부지제공자”와 “충전사업자”는 본 계약과 관련하여 인지 또는 취득한 모든 정보에 대하여 사전 서면동의 없이는 계약기간 중이거나 계약종료 이후에도 업무 목적 이외로 사용하거나 제3자에게 누설 또는 제공하면 안 된다.</w:t>
       </w:r>
     </w:p>
     <w:p>
@@ -9096,16 +8096,23 @@
           <w:color w:val="000000"/>
           <w:kern w:val="0"/>
         </w:rPr>
-        <w:t xml:space="preserve">본 계약과 </w:t>
-      </w:r>
-      <w:proofErr w:type="spellStart"/>
+        <w:t>본 계약과 관련하여</w:t>
+      </w:r>
+      <w:r>
+        <w:rPr>
+          <w:rFonts w:ascii="바탕" w:eastAsia="바탕" w:hAnsi="바탕" w:cs="Gulim"/>
+          <w:color w:val="000000"/>
+          <w:kern w:val="0"/>
+        </w:rPr>
+        <w:t>「</w:t>
+      </w:r>
       <w:r>
         <w:rPr>
           <w:rFonts w:ascii="바탕" w:eastAsia="바탕" w:hAnsi="바탕" w:cs="Gulim" w:hint="eastAsia"/>
           <w:color w:val="000000"/>
           <w:kern w:val="0"/>
         </w:rPr>
-        <w:t>관련하여</w:t>
+        <w:t>친환경자동차법</w:t>
       </w:r>
       <w:r>
         <w:rPr>
@@ -9113,7 +8120,7 @@
           <w:color w:val="000000"/>
           <w:kern w:val="0"/>
         </w:rPr>
-        <w:t>「</w:t>
+        <w:t>」</w:t>
       </w:r>
       <w:r>
         <w:rPr>
@@ -9121,32 +8128,7 @@
           <w:color w:val="000000"/>
           <w:kern w:val="0"/>
         </w:rPr>
-        <w:t>친환경자동차법</w:t>
-      </w:r>
-      <w:r>
-        <w:rPr>
-          <w:rFonts w:ascii="바탕" w:eastAsia="바탕" w:hAnsi="바탕" w:cs="Gulim"/>
-          <w:color w:val="000000"/>
-          <w:kern w:val="0"/>
-        </w:rPr>
-        <w:t>」</w:t>
-      </w:r>
-      <w:r>
-        <w:rPr>
-          <w:rFonts w:ascii="바탕" w:eastAsia="바탕" w:hAnsi="바탕" w:cs="Gulim" w:hint="eastAsia"/>
-          <w:color w:val="000000"/>
-          <w:kern w:val="0"/>
-        </w:rPr>
-        <w:t>제</w:t>
-      </w:r>
-      <w:proofErr w:type="spellEnd"/>
-      <w:r>
-        <w:rPr>
-          <w:rFonts w:ascii="바탕" w:eastAsia="바탕" w:hAnsi="바탕" w:cs="Gulim" w:hint="eastAsia"/>
-          <w:color w:val="000000"/>
-          <w:kern w:val="0"/>
-        </w:rPr>
-        <w:t>11조의5의 따른 지자체 등의 명령이나 제재는 동법 제11조의</w:t>
+        <w:t>제11조의5의 따른 지자체 등의 명령이나 제재는 동법 제11조의</w:t>
       </w:r>
       <w:bookmarkEnd w:id="23"/>
       <w:r>
@@ -9508,20 +8490,20 @@
                 <w:szCs w:val="22"/>
                 <w14:ligatures w14:val="none"/>
               </w:rPr>
-              <w:t xml:space="preserve">주소 : 서울특별시 종로구 </w:t>
-            </w:r>
-            <w:proofErr w:type="spellStart"/>
-            <w:r>
-              <w:rPr>
-                <w:rFonts w:ascii="바탕" w:eastAsia="바탕" w:hAnsi="바탕" w:cs="Gulim" w:hint="eastAsia"/>
+              <w:t>주소 : 서울특별시 종로구 율곡로 75</w:t>
+            </w:r>
+          </w:p>
+          <w:p>
+            <w:pPr>
+              <w:spacing w:before="120" w:after="0" w:line="360" w:lineRule="auto"/>
+              <w:rPr>
+                <w:rFonts w:ascii="바탕" w:eastAsia="바탕" w:hAnsi="바탕" w:cs="Gulim"/>
                 <w:color w:val="000000"/>
                 <w:kern w:val="0"/>
                 <w:szCs w:val="22"/>
                 <w14:ligatures w14:val="none"/>
               </w:rPr>
-              <w:t>율곡로</w:t>
-            </w:r>
-            <w:proofErr w:type="spellEnd"/>
+            </w:pPr>
             <w:r>
               <w:rPr>
                 <w:rFonts w:ascii="바탕" w:eastAsia="바탕" w:hAnsi="바탕" w:cs="Gulim" w:hint="eastAsia"/>
@@ -9530,7 +8512,7 @@
                 <w:szCs w:val="22"/>
                 <w14:ligatures w14:val="none"/>
               </w:rPr>
-              <w:t xml:space="preserve"> 75</w:t>
+              <w:t xml:space="preserve">상호 : 현대엔지니어링(주) </w:t>
             </w:r>
           </w:p>
           <w:p>
@@ -9552,34 +8534,12 @@
                 <w:szCs w:val="22"/>
                 <w14:ligatures w14:val="none"/>
               </w:rPr>
-              <w:t xml:space="preserve">상호 : 현대엔지니어링(주) </w:t>
-            </w:r>
-          </w:p>
-          <w:p>
-            <w:pPr>
-              <w:spacing w:before="120" w:after="0" w:line="360" w:lineRule="auto"/>
-              <w:rPr>
-                <w:rFonts w:ascii="바탕" w:eastAsia="바탕" w:hAnsi="바탕" w:cs="Gulim"/>
-                <w:color w:val="000000"/>
-                <w:kern w:val="0"/>
-                <w:szCs w:val="22"/>
-                <w14:ligatures w14:val="none"/>
-              </w:rPr>
-            </w:pPr>
-            <w:r>
-              <w:rPr>
-                <w:rFonts w:ascii="바탕" w:eastAsia="바탕" w:hAnsi="바탕" w:cs="Gulim" w:hint="eastAsia"/>
-                <w:color w:val="000000"/>
-                <w:kern w:val="0"/>
-                <w:szCs w:val="22"/>
-                <w14:ligatures w14:val="none"/>
-              </w:rPr>
               <w:t>대표이사 : 주 우 정 (인)</w:t>
             </w:r>
           </w:p>
         </w:tc>
       </w:tr>
-      <w:bookmarkEnd w:id="0"/>
+      <w:bookmarkEnd w:id="1"/>
       <w:bookmarkEnd w:id="25"/>
     </w:tbl>
     <w:p>
@@ -9687,31 +8647,7 @@
           <w:szCs w:val="32"/>
           <w:u w:val="single"/>
         </w:rPr>
-        <w:t xml:space="preserve">전기자동차 </w:t>
-      </w:r>
-      <w:proofErr w:type="spellStart"/>
-      <w:r>
-        <w:rPr>
-          <w:rFonts w:hint="eastAsia"/>
-          <w:b/>
-          <w:bCs/>
-          <w:sz w:val="32"/>
-          <w:szCs w:val="32"/>
-          <w:u w:val="single"/>
-        </w:rPr>
-        <w:t>완속충전시설</w:t>
-      </w:r>
-      <w:proofErr w:type="spellEnd"/>
-      <w:r>
-        <w:rPr>
-          <w:rFonts w:hint="eastAsia"/>
-          <w:b/>
-          <w:bCs/>
-          <w:sz w:val="32"/>
-          <w:szCs w:val="32"/>
-          <w:u w:val="single"/>
-        </w:rPr>
-        <w:t xml:space="preserve"> 설치 신청서</w:t>
+        <w:t>전기자동차 완속충전시설 설치 신청서</w:t>
       </w:r>
     </w:p>
     <w:tbl>
@@ -9834,18 +8770,8 @@
                 <w:sz w:val="18"/>
                 <w:szCs w:val="18"/>
               </w:rPr>
-              <w:t xml:space="preserve">보유 </w:t>
-            </w:r>
-            <w:proofErr w:type="spellStart"/>
-            <w:r>
-              <w:rPr>
-                <w:rFonts w:hint="eastAsia"/>
-                <w:sz w:val="18"/>
-                <w:szCs w:val="18"/>
-              </w:rPr>
-              <w:t>주차면수</w:t>
-            </w:r>
-            <w:proofErr w:type="spellEnd"/>
+              <w:t>보유 주차면수</w:t>
+            </w:r>
           </w:p>
         </w:tc>
         <w:bookmarkStart w:id="29" w:name="Parkinglot"/>
@@ -11082,23 +10008,7 @@
                 <w:bCs/>
                 <w:sz w:val="18"/>
               </w:rPr>
-              <w:t>입대</w:t>
-            </w:r>
-            <w:r>
-              <w:rPr>
-                <w:rFonts w:eastAsiaTheme="majorEastAsia" w:hint="eastAsia"/>
-                <w:bCs/>
-                <w:sz w:val="18"/>
-              </w:rPr>
-              <w:t>의</w:t>
-            </w:r>
-            <w:r>
-              <w:rPr>
-                <w:rFonts w:eastAsiaTheme="majorEastAsia" w:hint="eastAsia"/>
-                <w:bCs/>
-                <w:sz w:val="18"/>
-              </w:rPr>
-              <w:t xml:space="preserve"> 의결 결과에 따라 설치신청서 작성</w:t>
+              <w:t>입대의 의결 결과에 따라 설치신청서 작성</w:t>
             </w:r>
           </w:p>
         </w:tc>
@@ -11188,21 +10098,12 @@
                 <w:szCs w:val="18"/>
               </w:rPr>
             </w:pPr>
-            <w:proofErr w:type="spellStart"/>
-            <w:r>
-              <w:rPr>
-                <w:sz w:val="18"/>
-                <w:szCs w:val="18"/>
-              </w:rPr>
-              <w:t>가능하오니</w:t>
-            </w:r>
-            <w:proofErr w:type="spellEnd"/>
-            <w:r>
-              <w:rPr>
-                <w:sz w:val="18"/>
-                <w:szCs w:val="18"/>
-              </w:rPr>
-              <w:t xml:space="preserve"> 사업수행기관에 필히 확인 후 진행하여 주시기 바랍니다.</w:t>
+            <w:r>
+              <w:rPr>
+                <w:sz w:val="18"/>
+                <w:szCs w:val="18"/>
+              </w:rPr>
+              <w:t>가능하오니 사업수행기관에 필히 확인 후 진행하여 주시기 바랍니다.</w:t>
             </w:r>
           </w:p>
         </w:tc>
@@ -11460,23 +10361,7 @@
                 <w:sz w:val="18"/>
                 <w:szCs w:val="18"/>
               </w:rPr>
-              <w:t>『지방세법』,</w:t>
-            </w:r>
-            <w:proofErr w:type="spellStart"/>
-            <w:r>
-              <w:rPr>
-                <w:sz w:val="18"/>
-                <w:szCs w:val="18"/>
-              </w:rPr>
-              <w:t>에</w:t>
-            </w:r>
-            <w:proofErr w:type="spellEnd"/>
-            <w:r>
-              <w:rPr>
-                <w:sz w:val="18"/>
-                <w:szCs w:val="18"/>
-              </w:rPr>
-              <w:t xml:space="preserve"> 따라 충전시설 설치 시에 취득세, 재산세를 납부하여야 함</w:t>
+              <w:t>『지방세법』,에 따라 충전시설 설치 시에 취득세, 재산세를 납부하여야 함</w:t>
             </w:r>
           </w:p>
         </w:tc>
@@ -11695,23 +10580,7 @@
                 <w:sz w:val="18"/>
                 <w:szCs w:val="18"/>
               </w:rPr>
-              <w:t xml:space="preserve">무공해차 </w:t>
-            </w:r>
-            <w:proofErr w:type="spellStart"/>
-            <w:r>
-              <w:rPr>
-                <w:sz w:val="18"/>
-                <w:szCs w:val="18"/>
-              </w:rPr>
-              <w:t>통합누리집에</w:t>
-            </w:r>
-            <w:proofErr w:type="spellEnd"/>
-            <w:r>
-              <w:rPr>
-                <w:sz w:val="18"/>
-                <w:szCs w:val="18"/>
-              </w:rPr>
-              <w:t xml:space="preserve"> 위치, 상태정보 표시</w:t>
+              <w:t>무공해차 통합누리집에 위치, 상태정보 표시</w:t>
             </w:r>
           </w:p>
           <w:p>
@@ -11733,23 +10602,7 @@
                 <w:sz w:val="18"/>
                 <w:szCs w:val="18"/>
               </w:rPr>
-              <w:t xml:space="preserve">외부인의 출입을 제한하더라도 무공해차 </w:t>
-            </w:r>
-            <w:proofErr w:type="spellStart"/>
-            <w:r>
-              <w:rPr>
-                <w:sz w:val="18"/>
-                <w:szCs w:val="18"/>
-              </w:rPr>
-              <w:t>통합누리집에</w:t>
-            </w:r>
-            <w:proofErr w:type="spellEnd"/>
-            <w:r>
-              <w:rPr>
-                <w:sz w:val="18"/>
-                <w:szCs w:val="18"/>
-              </w:rPr>
-              <w:t xml:space="preserve"> 충전시설 위치, </w:t>
+              <w:t xml:space="preserve">외부인의 출입을 제한하더라도 무공해차 통합누리집에 충전시설 위치, </w:t>
             </w:r>
             <w:r>
               <w:rPr>
@@ -12355,21 +11208,7 @@
               <w:rPr>
                 <w:sz w:val="24"/>
               </w:rPr>
-              <w:t xml:space="preserve">2026년도 전기차 공용 </w:t>
-            </w:r>
-            <w:proofErr w:type="spellStart"/>
-            <w:r>
-              <w:rPr>
-                <w:sz w:val="24"/>
-              </w:rPr>
-              <w:t>완속충전시설</w:t>
-            </w:r>
-            <w:proofErr w:type="spellEnd"/>
-            <w:r>
-              <w:rPr>
-                <w:sz w:val="24"/>
-              </w:rPr>
-              <w:t xml:space="preserve"> 설치 보조사업과 관련하여 신청서에 기입한 사항이 틀림</w:t>
+              <w:t>2026년도 전기차 공용 완속충전시설 설치 보조사업과 관련하여 신청서에 기입한 사항이 틀림</w:t>
             </w:r>
             <w:r>
               <w:rPr>
@@ -13243,7 +12082,7 @@
           <w14:ligatures w14:val="none"/>
         </w:rPr>
         <w:drawing>
-          <wp:anchor distT="0" distB="0" distL="114300" distR="114300" simplePos="0" relativeHeight="251659264" behindDoc="0" locked="0" layoutInCell="1" allowOverlap="1" wp14:anchorId="6EF8B1ED" wp14:editId="54D33138">
+          <wp:anchor distT="0" distB="0" distL="114300" distR="114300" simplePos="0" relativeHeight="251659264" behindDoc="0" locked="0" layoutInCell="1" allowOverlap="1" wp14:anchorId="6EF8B1ED" wp14:editId="36F4E184">
             <wp:simplePos x="0" y="0"/>
             <wp:positionH relativeFrom="column">
               <wp:posOffset>2372088</wp:posOffset>
@@ -13402,9 +12241,26 @@
                 <w:bCs/>
                 <w:szCs w:val="22"/>
               </w:rPr>
-              <w:t xml:space="preserve"> </w:t>
-            </w:r>
-            <w:proofErr w:type="spellStart"/>
+              <w:t xml:space="preserve"> 수집</w:t>
+            </w:r>
+            <w:r>
+              <w:rPr>
+                <w:rFonts w:ascii="Apple SD Gothic Neo" w:eastAsia="Apple SD Gothic Neo" w:hAnsi="Apple SD Gothic Neo" w:cs="Apple SD Gothic Neo" w:hint="eastAsia"/>
+                <w:b/>
+                <w:bCs/>
+                <w:szCs w:val="22"/>
+              </w:rPr>
+              <w:t>・</w:t>
+            </w:r>
+            <w:r>
+              <w:rPr>
+                <w:rFonts w:hAnsiTheme="minorEastAsia" w:cs="맑은 고딕" w:hint="eastAsia"/>
+                <w:b/>
+                <w:bCs/>
+                <w:szCs w:val="22"/>
+              </w:rPr>
+              <w:t>이용</w:t>
+            </w:r>
             <w:r>
               <w:rPr>
                 <w:rFonts w:hAnsiTheme="minorEastAsia"/>
@@ -13412,14 +12268,172 @@
                 <w:bCs/>
                 <w:szCs w:val="22"/>
               </w:rPr>
-              <w:t>수집</w:t>
+              <w:t xml:space="preserve"> 및 제3자 위탁·제공 동의서</w:t>
+            </w:r>
+          </w:p>
+          <w:p>
+            <w:pPr>
+              <w:jc w:val="both"/>
+              <w:rPr>
+                <w:rFonts w:hAnsiTheme="minorEastAsia"/>
+                <w:sz w:val="18"/>
+                <w:szCs w:val="18"/>
+              </w:rPr>
+            </w:pPr>
+          </w:p>
+          <w:p>
+            <w:pPr>
+              <w:jc w:val="both"/>
+              <w:rPr>
+                <w:rFonts w:hAnsiTheme="minorEastAsia"/>
+                <w:sz w:val="18"/>
+                <w:szCs w:val="18"/>
+              </w:rPr>
+            </w:pPr>
+            <w:r>
+              <w:rPr>
+                <w:rFonts w:hAnsiTheme="minorEastAsia"/>
+                <w:sz w:val="18"/>
+                <w:szCs w:val="18"/>
+              </w:rPr>
+              <w:t>충전인프라 설치 지원과 관련하여 「개인정보보호법」제15조(개인정보의 수집ㆍ이용) 및 제22조에 따라 귀하의 개인정보를 아래와 같이 수집</w:t>
+            </w:r>
+            <w:r>
+              <w:rPr>
+                <w:rFonts w:ascii="Apple SD Gothic Neo" w:eastAsia="Apple SD Gothic Neo" w:hAnsi="Apple SD Gothic Neo" w:cs="Apple SD Gothic Neo" w:hint="eastAsia"/>
+                <w:sz w:val="18"/>
+                <w:szCs w:val="18"/>
+              </w:rPr>
+              <w:t>・</w:t>
+            </w:r>
+            <w:r>
+              <w:rPr>
+                <w:rFonts w:hAnsiTheme="minorEastAsia" w:cs="맑은 고딕" w:hint="eastAsia"/>
+                <w:sz w:val="18"/>
+                <w:szCs w:val="18"/>
+              </w:rPr>
+              <w:t>이용</w:t>
+            </w:r>
+            <w:r>
+              <w:rPr>
+                <w:rFonts w:hAnsiTheme="minorEastAsia"/>
+                <w:sz w:val="18"/>
+                <w:szCs w:val="18"/>
+              </w:rPr>
+              <w:t xml:space="preserve"> 및 제3자 위탁·제공을 하고자 합니다.</w:t>
+            </w:r>
+          </w:p>
+          <w:p>
+            <w:pPr>
+              <w:jc w:val="both"/>
+              <w:rPr>
+                <w:rFonts w:hAnsiTheme="minorEastAsia"/>
+                <w:sz w:val="18"/>
+                <w:szCs w:val="18"/>
+              </w:rPr>
+            </w:pPr>
+            <w:r>
+              <w:rPr>
+                <w:rFonts w:hAnsiTheme="minorEastAsia"/>
+                <w:sz w:val="18"/>
+                <w:szCs w:val="18"/>
+              </w:rPr>
+              <w:t>다음의 사항에 대해 충분히 읽어보신 후, 동의 여부를 체크, 서명하여 주시기 바랍니다.</w:t>
+            </w:r>
+          </w:p>
+          <w:p>
+            <w:pPr>
+              <w:jc w:val="both"/>
+              <w:rPr>
+                <w:rFonts w:hAnsiTheme="minorEastAsia"/>
+                <w:sz w:val="18"/>
+                <w:szCs w:val="18"/>
+              </w:rPr>
+            </w:pPr>
+            <w:r>
+              <w:rPr>
+                <w:rFonts w:hAnsiTheme="minorEastAsia"/>
+                <w:sz w:val="18"/>
+                <w:szCs w:val="18"/>
+              </w:rPr>
+              <w:t>※ 귀하께서는 개인정보 제공 및 활용을 거부할 권리가 있으며, 제공사항은 구입을 위해 반드시 필요한 사항으로 거부하실 경우 보조금 지급이 어려움을 알려드립니다.</w:t>
+            </w:r>
+          </w:p>
+          <w:p>
+            <w:pPr>
+              <w:jc w:val="both"/>
+              <w:rPr>
+                <w:rFonts w:hAnsiTheme="minorEastAsia"/>
+                <w:sz w:val="18"/>
+                <w:szCs w:val="18"/>
+              </w:rPr>
+            </w:pPr>
+          </w:p>
+          <w:p>
+            <w:pPr>
+              <w:jc w:val="both"/>
+              <w:rPr>
+                <w:rFonts w:hAnsiTheme="minorEastAsia"/>
+                <w:sz w:val="18"/>
+                <w:szCs w:val="18"/>
+              </w:rPr>
+            </w:pPr>
+            <w:r>
+              <w:rPr>
+                <w:rFonts w:hAnsiTheme="minorEastAsia"/>
+                <w:b/>
+                <w:bCs/>
+                <w:sz w:val="18"/>
+                <w:szCs w:val="18"/>
+              </w:rPr>
+              <w:t>1. 개인정보 수집 및 이용 동의[필수]</w:t>
+            </w:r>
+          </w:p>
+          <w:p>
+            <w:pPr>
+              <w:jc w:val="both"/>
+              <w:rPr>
+                <w:rFonts w:hAnsiTheme="minorEastAsia"/>
+                <w:sz w:val="18"/>
+                <w:szCs w:val="18"/>
+              </w:rPr>
+            </w:pPr>
+          </w:p>
+        </w:tc>
+      </w:tr>
+      <w:tr>
+        <w:tc>
+          <w:tcPr>
+            <w:tcW w:w="9933" w:type="dxa"/>
+          </w:tcPr>
+          <w:p>
+            <w:pPr>
+              <w:jc w:val="both"/>
+              <w:rPr>
+                <w:rFonts w:hAnsiTheme="minorEastAsia"/>
+                <w:b/>
+                <w:bCs/>
+                <w:sz w:val="18"/>
+                <w:szCs w:val="18"/>
+              </w:rPr>
+            </w:pPr>
+            <w:r>
+              <w:rPr>
+                <w:rFonts w:hAnsiTheme="minorEastAsia"/>
+                <w:b/>
+                <w:bCs/>
+                <w:sz w:val="18"/>
+                <w:szCs w:val="18"/>
+              </w:rPr>
+              <w:t>[수집</w:t>
             </w:r>
             <w:r>
               <w:rPr>
                 <w:rFonts w:ascii="Apple SD Gothic Neo" w:eastAsia="Apple SD Gothic Neo" w:hAnsi="Apple SD Gothic Neo" w:cs="Apple SD Gothic Neo" w:hint="eastAsia"/>
                 <w:b/>
                 <w:bCs/>
-                <w:szCs w:val="22"/>
+                <w:sz w:val="18"/>
+                <w:szCs w:val="18"/>
               </w:rPr>
               <w:t>・</w:t>
             </w:r>
@@ -13428,19 +12442,20 @@
                 <w:rFonts w:hAnsiTheme="minorEastAsia" w:cs="맑은 고딕" w:hint="eastAsia"/>
                 <w:b/>
                 <w:bCs/>
-                <w:szCs w:val="22"/>
-              </w:rPr>
-              <w:t>이용</w:t>
-            </w:r>
-            <w:proofErr w:type="spellEnd"/>
+                <w:sz w:val="18"/>
+                <w:szCs w:val="18"/>
+              </w:rPr>
+              <w:t>이용하려는</w:t>
+            </w:r>
             <w:r>
               <w:rPr>
                 <w:rFonts w:hAnsiTheme="minorEastAsia"/>
                 <w:b/>
                 <w:bCs/>
-                <w:szCs w:val="22"/>
-              </w:rPr>
-              <w:t xml:space="preserve"> 및 제3자 위탁·제공 동의서</w:t>
+                <w:sz w:val="18"/>
+                <w:szCs w:val="18"/>
+              </w:rPr>
+              <w:t xml:space="preserve"> 개인정보의 항목]</w:t>
             </w:r>
           </w:p>
           <w:p>
@@ -13452,169 +12467,34 @@
                 <w:szCs w:val="18"/>
               </w:rPr>
             </w:pPr>
+            <w:r>
+              <w:rPr>
+                <w:rFonts w:ascii="Apple SD Gothic Neo" w:eastAsia="Apple SD Gothic Neo" w:hAnsi="Apple SD Gothic Neo" w:cs="Apple SD Gothic Neo" w:hint="eastAsia"/>
+                <w:sz w:val="18"/>
+                <w:szCs w:val="18"/>
+              </w:rPr>
+              <w:t>・</w:t>
+            </w:r>
+            <w:r>
+              <w:rPr>
+                <w:rFonts w:hAnsiTheme="minorEastAsia" w:cs="맑은 고딕" w:hint="eastAsia"/>
+                <w:sz w:val="18"/>
+                <w:szCs w:val="18"/>
+              </w:rPr>
+              <w:t>개인식별정보</w:t>
+            </w:r>
+            <w:r>
+              <w:rPr>
+                <w:rFonts w:hAnsiTheme="minorEastAsia"/>
+                <w:sz w:val="18"/>
+                <w:szCs w:val="18"/>
+              </w:rPr>
+              <w:t>(성명, 연락처, 주소, 신상사항 등) 및 보조금 신청에 관한 사항</w:t>
+            </w:r>
           </w:p>
           <w:p>
             <w:pPr>
               <w:jc w:val="both"/>
-              <w:rPr>
-                <w:rFonts w:hAnsiTheme="minorEastAsia"/>
-                <w:sz w:val="18"/>
-                <w:szCs w:val="18"/>
-              </w:rPr>
-            </w:pPr>
-            <w:r>
-              <w:rPr>
-                <w:rFonts w:hAnsiTheme="minorEastAsia"/>
-                <w:sz w:val="18"/>
-                <w:szCs w:val="18"/>
-              </w:rPr>
-              <w:t>충전인프라 설치 지원과 관련하여 「</w:t>
-            </w:r>
-            <w:proofErr w:type="spellStart"/>
-            <w:r>
-              <w:rPr>
-                <w:rFonts w:hAnsiTheme="minorEastAsia"/>
-                <w:sz w:val="18"/>
-                <w:szCs w:val="18"/>
-              </w:rPr>
-              <w:t>개인정보보호법」제</w:t>
-            </w:r>
-            <w:proofErr w:type="spellEnd"/>
-            <w:r>
-              <w:rPr>
-                <w:rFonts w:hAnsiTheme="minorEastAsia"/>
-                <w:sz w:val="18"/>
-                <w:szCs w:val="18"/>
-              </w:rPr>
-              <w:t xml:space="preserve">15조(개인정보의 </w:t>
-            </w:r>
-            <w:proofErr w:type="spellStart"/>
-            <w:r>
-              <w:rPr>
-                <w:rFonts w:hAnsiTheme="minorEastAsia"/>
-                <w:sz w:val="18"/>
-                <w:szCs w:val="18"/>
-              </w:rPr>
-              <w:t>수집ㆍ이용</w:t>
-            </w:r>
-            <w:proofErr w:type="spellEnd"/>
-            <w:r>
-              <w:rPr>
-                <w:rFonts w:hAnsiTheme="minorEastAsia"/>
-                <w:sz w:val="18"/>
-                <w:szCs w:val="18"/>
-              </w:rPr>
-              <w:t xml:space="preserve">) 및 제22조에 따라 귀하의 개인정보를 아래와 같이 </w:t>
-            </w:r>
-            <w:proofErr w:type="spellStart"/>
-            <w:r>
-              <w:rPr>
-                <w:rFonts w:hAnsiTheme="minorEastAsia"/>
-                <w:sz w:val="18"/>
-                <w:szCs w:val="18"/>
-              </w:rPr>
-              <w:t>수집</w:t>
-            </w:r>
-            <w:r>
-              <w:rPr>
-                <w:rFonts w:ascii="Apple SD Gothic Neo" w:eastAsia="Apple SD Gothic Neo" w:hAnsi="Apple SD Gothic Neo" w:cs="Apple SD Gothic Neo" w:hint="eastAsia"/>
-                <w:sz w:val="18"/>
-                <w:szCs w:val="18"/>
-              </w:rPr>
-              <w:t>・</w:t>
-            </w:r>
-            <w:r>
-              <w:rPr>
-                <w:rFonts w:hAnsiTheme="minorEastAsia" w:cs="맑은 고딕" w:hint="eastAsia"/>
-                <w:sz w:val="18"/>
-                <w:szCs w:val="18"/>
-              </w:rPr>
-              <w:t>이용</w:t>
-            </w:r>
-            <w:proofErr w:type="spellEnd"/>
-            <w:r>
-              <w:rPr>
-                <w:rFonts w:hAnsiTheme="minorEastAsia"/>
-                <w:sz w:val="18"/>
-                <w:szCs w:val="18"/>
-              </w:rPr>
-              <w:t xml:space="preserve"> 및 제3자 위탁·제공을 하고자 합니다.</w:t>
-            </w:r>
-          </w:p>
-          <w:p>
-            <w:pPr>
-              <w:jc w:val="both"/>
-              <w:rPr>
-                <w:rFonts w:hAnsiTheme="minorEastAsia"/>
-                <w:sz w:val="18"/>
-                <w:szCs w:val="18"/>
-              </w:rPr>
-            </w:pPr>
-            <w:r>
-              <w:rPr>
-                <w:rFonts w:hAnsiTheme="minorEastAsia"/>
-                <w:sz w:val="18"/>
-                <w:szCs w:val="18"/>
-              </w:rPr>
-              <w:t xml:space="preserve">다음의 사항에 대해 충분히 </w:t>
-            </w:r>
-            <w:proofErr w:type="spellStart"/>
-            <w:r>
-              <w:rPr>
-                <w:rFonts w:hAnsiTheme="minorEastAsia"/>
-                <w:sz w:val="18"/>
-                <w:szCs w:val="18"/>
-              </w:rPr>
-              <w:t>읽어보신</w:t>
-            </w:r>
-            <w:proofErr w:type="spellEnd"/>
-            <w:r>
-              <w:rPr>
-                <w:rFonts w:hAnsiTheme="minorEastAsia"/>
-                <w:sz w:val="18"/>
-                <w:szCs w:val="18"/>
-              </w:rPr>
-              <w:t xml:space="preserve"> 후, 동의 여부를 체크, 서명하여 주시기 바랍니다.</w:t>
-            </w:r>
-          </w:p>
-          <w:p>
-            <w:pPr>
-              <w:jc w:val="both"/>
-              <w:rPr>
-                <w:rFonts w:hAnsiTheme="minorEastAsia"/>
-                <w:sz w:val="18"/>
-                <w:szCs w:val="18"/>
-              </w:rPr>
-            </w:pPr>
-            <w:r>
-              <w:rPr>
-                <w:rFonts w:hAnsiTheme="minorEastAsia"/>
-                <w:sz w:val="18"/>
-                <w:szCs w:val="18"/>
-              </w:rPr>
-              <w:t>※ 귀하께서는 개인정보 제공 및 활용을 거부할 권리가 있으며, 제공사항은 구입을 위해 반드시 필요한 사항으로 거부하실 경우 보조금 지급이 어려움을 알려드립니다.</w:t>
-            </w:r>
-          </w:p>
-          <w:p>
-            <w:pPr>
-              <w:jc w:val="both"/>
-              <w:rPr>
-                <w:rFonts w:hAnsiTheme="minorEastAsia"/>
-                <w:sz w:val="18"/>
-                <w:szCs w:val="18"/>
-              </w:rPr>
-            </w:pPr>
-          </w:p>
-          <w:p>
-            <w:pPr>
-              <w:jc w:val="both"/>
-              <w:rPr>
-                <w:rFonts w:hAnsiTheme="minorEastAsia"/>
-                <w:sz w:val="18"/>
-                <w:szCs w:val="18"/>
-              </w:rPr>
-            </w:pPr>
-            <w:r>
               <w:rPr>
                 <w:rFonts w:hAnsiTheme="minorEastAsia"/>
                 <w:b/>
@@ -13622,29 +12502,8 @@
                 <w:sz w:val="18"/>
                 <w:szCs w:val="18"/>
               </w:rPr>
-              <w:t>1. 개인정보 수집 및 이용 동의[필수]</w:t>
-            </w:r>
-          </w:p>
-          <w:p>
-            <w:pPr>
-              <w:jc w:val="both"/>
-              <w:rPr>
-                <w:rFonts w:hAnsiTheme="minorEastAsia"/>
-                <w:sz w:val="18"/>
-                <w:szCs w:val="18"/>
-              </w:rPr>
-            </w:pPr>
-          </w:p>
-        </w:tc>
-      </w:tr>
-      <w:tr>
-        <w:tc>
-          <w:tcPr>
-            <w:tcW w:w="9933" w:type="dxa"/>
-          </w:tcPr>
-          <w:p>
-            <w:pPr>
-              <w:jc w:val="both"/>
+            </w:pPr>
+            <w:r>
               <w:rPr>
                 <w:rFonts w:hAnsiTheme="minorEastAsia"/>
                 <w:b/>
@@ -13652,7 +12511,28 @@
                 <w:sz w:val="18"/>
                 <w:szCs w:val="18"/>
               </w:rPr>
-            </w:pPr>
+              <w:t>[개인정보의 수집</w:t>
+            </w:r>
+            <w:r>
+              <w:rPr>
+                <w:rFonts w:ascii="Apple SD Gothic Neo" w:eastAsia="Apple SD Gothic Neo" w:hAnsi="Apple SD Gothic Neo" w:cs="Apple SD Gothic Neo" w:hint="eastAsia"/>
+                <w:b/>
+                <w:bCs/>
+                <w:sz w:val="18"/>
+                <w:szCs w:val="18"/>
+              </w:rPr>
+              <w:t>・</w:t>
+            </w:r>
+            <w:r>
+              <w:rPr>
+                <w:rFonts w:hAnsiTheme="minorEastAsia" w:cs="맑은 고딕" w:hint="eastAsia"/>
+                <w:b/>
+                <w:bCs/>
+                <w:sz w:val="18"/>
+                <w:szCs w:val="18"/>
+              </w:rPr>
+              <w:t>이용</w:t>
+            </w:r>
             <w:r>
               <w:rPr>
                 <w:rFonts w:hAnsiTheme="minorEastAsia"/>
@@ -13661,10 +12541,46 @@
                 <w:sz w:val="18"/>
                 <w:szCs w:val="18"/>
               </w:rPr>
-              <w:t>[</w:t>
-            </w:r>
-            <w:proofErr w:type="spellStart"/>
-            <w:r>
+              <w:t xml:space="preserve"> 목적]</w:t>
+            </w:r>
+          </w:p>
+          <w:p>
+            <w:pPr>
+              <w:jc w:val="both"/>
+              <w:rPr>
+                <w:rFonts w:hAnsiTheme="minorEastAsia"/>
+                <w:sz w:val="18"/>
+                <w:szCs w:val="18"/>
+              </w:rPr>
+            </w:pPr>
+            <w:r>
+              <w:rPr>
+                <w:rFonts w:ascii="Apple SD Gothic Neo" w:eastAsia="Apple SD Gothic Neo" w:hAnsi="Apple SD Gothic Neo" w:cs="Apple SD Gothic Neo" w:hint="eastAsia"/>
+                <w:sz w:val="18"/>
+                <w:szCs w:val="18"/>
+              </w:rPr>
+              <w:t>・</w:t>
+            </w:r>
+            <w:r>
+              <w:rPr>
+                <w:rFonts w:hAnsiTheme="minorEastAsia" w:cs="맑은 고딕" w:hint="eastAsia"/>
+                <w:sz w:val="18"/>
+                <w:szCs w:val="18"/>
+              </w:rPr>
+              <w:t>전기차</w:t>
+            </w:r>
+            <w:r>
+              <w:rPr>
+                <w:rFonts w:hAnsiTheme="minorEastAsia"/>
+                <w:sz w:val="18"/>
+                <w:szCs w:val="18"/>
+              </w:rPr>
+              <w:t xml:space="preserve"> 충전기 보조금 지급 절차에 이용</w:t>
+            </w:r>
+          </w:p>
+          <w:p>
+            <w:pPr>
+              <w:jc w:val="both"/>
               <w:rPr>
                 <w:rFonts w:hAnsiTheme="minorEastAsia"/>
                 <w:b/>
@@ -13672,29 +12588,7 @@
                 <w:sz w:val="18"/>
                 <w:szCs w:val="18"/>
               </w:rPr>
-              <w:t>수집</w:t>
-            </w:r>
-            <w:r>
-              <w:rPr>
-                <w:rFonts w:ascii="Apple SD Gothic Neo" w:eastAsia="Apple SD Gothic Neo" w:hAnsi="Apple SD Gothic Neo" w:cs="Apple SD Gothic Neo" w:hint="eastAsia"/>
-                <w:b/>
-                <w:bCs/>
-                <w:sz w:val="18"/>
-                <w:szCs w:val="18"/>
-              </w:rPr>
-              <w:t>・</w:t>
-            </w:r>
-            <w:r>
-              <w:rPr>
-                <w:rFonts w:hAnsiTheme="minorEastAsia" w:cs="맑은 고딕" w:hint="eastAsia"/>
-                <w:b/>
-                <w:bCs/>
-                <w:sz w:val="18"/>
-                <w:szCs w:val="18"/>
-              </w:rPr>
-              <w:t>이용하려는</w:t>
-            </w:r>
-            <w:proofErr w:type="spellEnd"/>
+            </w:pPr>
             <w:r>
               <w:rPr>
                 <w:rFonts w:hAnsiTheme="minorEastAsia"/>
@@ -13703,7 +12597,7 @@
                 <w:sz w:val="18"/>
                 <w:szCs w:val="18"/>
               </w:rPr>
-              <w:t xml:space="preserve"> 개인정보의 항목]</w:t>
+              <w:t>[개인정보 이용 및 보유기간]</w:t>
             </w:r>
           </w:p>
           <w:p>
@@ -13729,7 +12623,7 @@
                 <w:sz w:val="18"/>
                 <w:szCs w:val="18"/>
               </w:rPr>
-              <w:t>개인식별정보</w:t>
+              <w:t>전기차</w:t>
             </w:r>
             <w:r>
               <w:rPr>
@@ -13737,9 +12631,67 @@
                 <w:sz w:val="18"/>
                 <w:szCs w:val="18"/>
               </w:rPr>
-              <w:t>(성명, 연락처, 주소, 신상사항 등) 및 보조금 신청에 관한 사항</w:t>
-            </w:r>
-          </w:p>
+              <w:t xml:space="preserve"> 충전기 보조금 지급 완료 시까지 활용, 사업 종료 후 5년간 보유</w:t>
+            </w:r>
+          </w:p>
+          <w:p>
+            <w:pPr>
+              <w:jc w:val="center"/>
+              <w:rPr>
+                <w:rFonts w:hAnsiTheme="minorEastAsia"/>
+                <w:sz w:val="18"/>
+                <w:szCs w:val="18"/>
+              </w:rPr>
+            </w:pPr>
+            <w:r>
+              <w:rPr>
+                <w:rFonts w:hAnsiTheme="minorEastAsia" w:hint="eastAsia"/>
+                <w:sz w:val="18"/>
+                <w:szCs w:val="18"/>
+              </w:rPr>
+              <w:t>■</w:t>
+            </w:r>
+            <w:r>
+              <w:rPr>
+                <w:rFonts w:hAnsiTheme="minorEastAsia"/>
+                <w:sz w:val="18"/>
+                <w:szCs w:val="18"/>
+              </w:rPr>
+              <w:t xml:space="preserve"> 동의함 </w:t>
+            </w:r>
+            <w:r>
+              <w:rPr>
+                <w:rFonts w:hAnsiTheme="minorEastAsia"/>
+                <w:sz w:val="18"/>
+                <w:szCs w:val="18"/>
+              </w:rPr>
+              <w:tab/>
+            </w:r>
+            <w:r>
+              <w:rPr>
+                <w:rFonts w:hAnsiTheme="minorEastAsia"/>
+                <w:sz w:val="18"/>
+                <w:szCs w:val="18"/>
+              </w:rPr>
+              <w:tab/>
+            </w:r>
+            <w:r>
+              <w:rPr>
+                <w:rFonts w:hAnsiTheme="minorEastAsia"/>
+                <w:sz w:val="18"/>
+                <w:szCs w:val="18"/>
+              </w:rPr>
+              <w:tab/>
+              <w:t>□ 동의하지 않음</w:t>
+            </w:r>
+          </w:p>
+        </w:tc>
+      </w:tr>
+      <w:tr>
+        <w:tc>
+          <w:tcPr>
+            <w:tcW w:w="9933" w:type="dxa"/>
+          </w:tcPr>
           <w:p>
             <w:pPr>
               <w:jc w:val="both"/>
@@ -13751,6 +12703,16 @@
                 <w:szCs w:val="18"/>
               </w:rPr>
             </w:pPr>
+          </w:p>
+          <w:p>
+            <w:pPr>
+              <w:jc w:val="both"/>
+              <w:rPr>
+                <w:rFonts w:hAnsiTheme="minorEastAsia"/>
+                <w:sz w:val="18"/>
+                <w:szCs w:val="18"/>
+              </w:rPr>
+            </w:pPr>
             <w:r>
               <w:rPr>
                 <w:rFonts w:hAnsiTheme="minorEastAsia"/>
@@ -13759,10 +12721,12 @@
                 <w:sz w:val="18"/>
                 <w:szCs w:val="18"/>
               </w:rPr>
-              <w:t xml:space="preserve">[개인정보의 </w:t>
-            </w:r>
-            <w:proofErr w:type="spellStart"/>
-            <w:r>
+              <w:t>2. 개인정보의 제3자 위탁·제공 동의[필수]</w:t>
+            </w:r>
+          </w:p>
+          <w:p>
+            <w:pPr>
+              <w:jc w:val="both"/>
               <w:rPr>
                 <w:rFonts w:hAnsiTheme="minorEastAsia"/>
                 <w:b/>
@@ -13770,30 +12734,18 @@
                 <w:sz w:val="18"/>
                 <w:szCs w:val="18"/>
               </w:rPr>
-              <w:t>수집</w:t>
-            </w:r>
-            <w:r>
-              <w:rPr>
-                <w:rFonts w:ascii="Apple SD Gothic Neo" w:eastAsia="Apple SD Gothic Neo" w:hAnsi="Apple SD Gothic Neo" w:cs="Apple SD Gothic Neo" w:hint="eastAsia"/>
-                <w:b/>
-                <w:bCs/>
-                <w:sz w:val="18"/>
-                <w:szCs w:val="18"/>
-              </w:rPr>
-              <w:t>・</w:t>
-            </w:r>
-            <w:r>
-              <w:rPr>
-                <w:rFonts w:hAnsiTheme="minorEastAsia" w:cs="맑은 고딕" w:hint="eastAsia"/>
-                <w:b/>
-                <w:bCs/>
-                <w:sz w:val="18"/>
-                <w:szCs w:val="18"/>
-              </w:rPr>
-              <w:t>이용</w:t>
-            </w:r>
-            <w:proofErr w:type="spellEnd"/>
-            <w:r>
+            </w:pPr>
+          </w:p>
+        </w:tc>
+      </w:tr>
+      <w:tr>
+        <w:tc>
+          <w:tcPr>
+            <w:tcW w:w="9933" w:type="dxa"/>
+          </w:tcPr>
+          <w:p>
+            <w:pPr>
+              <w:jc w:val="both"/>
               <w:rPr>
                 <w:rFonts w:hAnsiTheme="minorEastAsia"/>
                 <w:b/>
@@ -13801,46 +12753,8 @@
                 <w:sz w:val="18"/>
                 <w:szCs w:val="18"/>
               </w:rPr>
-              <w:t xml:space="preserve"> 목적]</w:t>
-            </w:r>
-          </w:p>
-          <w:p>
-            <w:pPr>
-              <w:jc w:val="both"/>
-              <w:rPr>
-                <w:rFonts w:hAnsiTheme="minorEastAsia"/>
-                <w:sz w:val="18"/>
-                <w:szCs w:val="18"/>
-              </w:rPr>
-            </w:pPr>
-            <w:r>
-              <w:rPr>
-                <w:rFonts w:ascii="Apple SD Gothic Neo" w:eastAsia="Apple SD Gothic Neo" w:hAnsi="Apple SD Gothic Neo" w:cs="Apple SD Gothic Neo" w:hint="eastAsia"/>
-                <w:sz w:val="18"/>
-                <w:szCs w:val="18"/>
-              </w:rPr>
-              <w:t>・</w:t>
-            </w:r>
-            <w:r>
-              <w:rPr>
-                <w:rFonts w:hAnsiTheme="minorEastAsia" w:cs="맑은 고딕" w:hint="eastAsia"/>
-                <w:sz w:val="18"/>
-                <w:szCs w:val="18"/>
-              </w:rPr>
-              <w:t>전기차</w:t>
-            </w:r>
-            <w:r>
-              <w:rPr>
-                <w:rFonts w:hAnsiTheme="minorEastAsia"/>
-                <w:sz w:val="18"/>
-                <w:szCs w:val="18"/>
-              </w:rPr>
-              <w:t xml:space="preserve"> 충전기 보조금 지급 절차에 이용</w:t>
-            </w:r>
-          </w:p>
-          <w:p>
-            <w:pPr>
-              <w:jc w:val="both"/>
+            </w:pPr>
+            <w:r>
               <w:rPr>
                 <w:rFonts w:hAnsiTheme="minorEastAsia"/>
                 <w:b/>
@@ -13848,8 +12762,46 @@
                 <w:sz w:val="18"/>
                 <w:szCs w:val="18"/>
               </w:rPr>
-            </w:pPr>
-            <w:r>
+              <w:t>[위탁·제공되는 개인정보 항목]</w:t>
+            </w:r>
+          </w:p>
+          <w:p>
+            <w:pPr>
+              <w:jc w:val="both"/>
+              <w:rPr>
+                <w:rFonts w:hAnsiTheme="minorEastAsia"/>
+                <w:sz w:val="18"/>
+                <w:szCs w:val="18"/>
+              </w:rPr>
+            </w:pPr>
+            <w:r>
+              <w:rPr>
+                <w:rFonts w:ascii="Apple SD Gothic Neo" w:eastAsia="Apple SD Gothic Neo" w:hAnsi="Apple SD Gothic Neo" w:cs="Apple SD Gothic Neo" w:hint="eastAsia"/>
+                <w:sz w:val="18"/>
+                <w:szCs w:val="18"/>
+              </w:rPr>
+              <w:t>・</w:t>
+            </w:r>
+            <w:r>
+              <w:rPr>
+                <w:rFonts w:hAnsiTheme="minorEastAsia" w:cs="맑은 고딕" w:hint="eastAsia"/>
+                <w:sz w:val="18"/>
+                <w:szCs w:val="18"/>
+              </w:rPr>
+              <w:t>개인식별정보</w:t>
+            </w:r>
+            <w:r>
+              <w:rPr>
+                <w:rFonts w:hAnsiTheme="minorEastAsia"/>
+                <w:sz w:val="18"/>
+                <w:szCs w:val="18"/>
+              </w:rPr>
+              <w:t>(성명, 연락처, 주소, 신상사항 등) 및 보조금 신청에 관한 사항</w:t>
+            </w:r>
+          </w:p>
+          <w:p>
+            <w:pPr>
+              <w:jc w:val="both"/>
               <w:rPr>
                 <w:rFonts w:hAnsiTheme="minorEastAsia"/>
                 <w:b/>
@@ -13857,104 +12809,8 @@
                 <w:sz w:val="18"/>
                 <w:szCs w:val="18"/>
               </w:rPr>
-              <w:t>[개인정보 이용 및 보유기간]</w:t>
-            </w:r>
-          </w:p>
-          <w:p>
-            <w:pPr>
-              <w:jc w:val="both"/>
-              <w:rPr>
-                <w:rFonts w:hAnsiTheme="minorEastAsia"/>
-                <w:sz w:val="18"/>
-                <w:szCs w:val="18"/>
-              </w:rPr>
-            </w:pPr>
-            <w:r>
-              <w:rPr>
-                <w:rFonts w:ascii="Apple SD Gothic Neo" w:eastAsia="Apple SD Gothic Neo" w:hAnsi="Apple SD Gothic Neo" w:cs="Apple SD Gothic Neo" w:hint="eastAsia"/>
-                <w:sz w:val="18"/>
-                <w:szCs w:val="18"/>
-              </w:rPr>
-              <w:t>・</w:t>
-            </w:r>
-            <w:r>
-              <w:rPr>
-                <w:rFonts w:hAnsiTheme="minorEastAsia" w:cs="맑은 고딕" w:hint="eastAsia"/>
-                <w:sz w:val="18"/>
-                <w:szCs w:val="18"/>
-              </w:rPr>
-              <w:t>전기차</w:t>
-            </w:r>
-            <w:r>
-              <w:rPr>
-                <w:rFonts w:hAnsiTheme="minorEastAsia"/>
-                <w:sz w:val="18"/>
-                <w:szCs w:val="18"/>
-              </w:rPr>
-              <w:t xml:space="preserve"> 충전기 보조금 지급 완료 시까지 활용, 사업 종료 후 5년간 보유</w:t>
-            </w:r>
-          </w:p>
-          <w:p>
-            <w:pPr>
-              <w:jc w:val="center"/>
-              <w:rPr>
-                <w:rFonts w:hAnsiTheme="minorEastAsia"/>
-                <w:sz w:val="18"/>
-                <w:szCs w:val="18"/>
-              </w:rPr>
-            </w:pPr>
-            <w:r>
-              <w:rPr>
-                <w:rFonts w:hAnsiTheme="minorEastAsia" w:hint="eastAsia"/>
-                <w:sz w:val="18"/>
-                <w:szCs w:val="18"/>
-              </w:rPr>
-              <w:t>■</w:t>
-            </w:r>
-            <w:r>
-              <w:rPr>
-                <w:rFonts w:hAnsiTheme="minorEastAsia"/>
-                <w:sz w:val="18"/>
-                <w:szCs w:val="18"/>
-              </w:rPr>
-              <w:t xml:space="preserve"> 동의함 </w:t>
-            </w:r>
-            <w:r>
-              <w:rPr>
-                <w:rFonts w:hAnsiTheme="minorEastAsia"/>
-                <w:sz w:val="18"/>
-                <w:szCs w:val="18"/>
-              </w:rPr>
-              <w:tab/>
-            </w:r>
-            <w:r>
-              <w:rPr>
-                <w:rFonts w:hAnsiTheme="minorEastAsia"/>
-                <w:sz w:val="18"/>
-                <w:szCs w:val="18"/>
-              </w:rPr>
-              <w:tab/>
-            </w:r>
-            <w:r>
-              <w:rPr>
-                <w:rFonts w:hAnsiTheme="minorEastAsia"/>
-                <w:sz w:val="18"/>
-                <w:szCs w:val="18"/>
-              </w:rPr>
-              <w:tab/>
-              <w:t>□ 동의하지 않음</w:t>
-            </w:r>
-          </w:p>
-        </w:tc>
-      </w:tr>
-      <w:tr>
-        <w:tc>
-          <w:tcPr>
-            <w:tcW w:w="9933" w:type="dxa"/>
-          </w:tcPr>
-          <w:p>
-            <w:pPr>
-              <w:jc w:val="both"/>
+            </w:pPr>
+            <w:r>
               <w:rPr>
                 <w:rFonts w:hAnsiTheme="minorEastAsia"/>
                 <w:b/>
@@ -13962,7 +12818,8 @@
                 <w:sz w:val="18"/>
                 <w:szCs w:val="18"/>
               </w:rPr>
-            </w:pPr>
+              <w:t>[개인정보를 위탁 받는 자]</w:t>
+            </w:r>
           </w:p>
           <w:p>
             <w:pPr>
@@ -13974,6 +12831,49 @@
               </w:rPr>
             </w:pPr>
             <w:r>
+              <w:rPr>
+                <w:rFonts w:ascii="Apple SD Gothic Neo" w:eastAsia="Apple SD Gothic Neo" w:hAnsi="Apple SD Gothic Neo" w:cs="Apple SD Gothic Neo" w:hint="eastAsia"/>
+                <w:sz w:val="18"/>
+                <w:szCs w:val="18"/>
+              </w:rPr>
+              <w:t>・</w:t>
+            </w:r>
+            <w:r>
+              <w:rPr>
+                <w:rFonts w:hAnsiTheme="minorEastAsia" w:cs="맑은 고딕" w:hint="eastAsia"/>
+                <w:sz w:val="18"/>
+                <w:szCs w:val="18"/>
+              </w:rPr>
+              <w:t>전기차</w:t>
+            </w:r>
+            <w:r>
+              <w:rPr>
+                <w:rFonts w:hAnsiTheme="minorEastAsia"/>
+                <w:sz w:val="18"/>
+                <w:szCs w:val="18"/>
+              </w:rPr>
+              <w:t xml:space="preserve"> 충전기 사업수행기관 (기관명: </w:t>
+            </w:r>
+            <w:r>
+              <w:rPr>
+                <w:rFonts w:hAnsiTheme="minorEastAsia" w:hint="eastAsia"/>
+                <w:sz w:val="18"/>
+                <w:szCs w:val="18"/>
+              </w:rPr>
+              <w:t>현대엔지니어링(주)</w:t>
+            </w:r>
+            <w:r>
+              <w:rPr>
+                <w:rFonts w:hAnsiTheme="minorEastAsia"/>
+                <w:sz w:val="18"/>
+                <w:szCs w:val="18"/>
+              </w:rPr>
+              <w:t xml:space="preserve"> )</w:t>
+            </w:r>
+          </w:p>
+          <w:p>
+            <w:pPr>
+              <w:jc w:val="both"/>
               <w:rPr>
                 <w:rFonts w:hAnsiTheme="minorEastAsia"/>
                 <w:b/>
@@ -13981,12 +12881,8 @@
                 <w:sz w:val="18"/>
                 <w:szCs w:val="18"/>
               </w:rPr>
-              <w:t>2. 개인정보의 제3자 위탁·제공 동의[필수]</w:t>
-            </w:r>
-          </w:p>
-          <w:p>
-            <w:pPr>
-              <w:jc w:val="both"/>
+            </w:pPr>
+            <w:r>
               <w:rPr>
                 <w:rFonts w:hAnsiTheme="minorEastAsia"/>
                 <w:b/>
@@ -13994,15 +12890,43 @@
                 <w:sz w:val="18"/>
                 <w:szCs w:val="18"/>
               </w:rPr>
-            </w:pPr>
-          </w:p>
-        </w:tc>
-      </w:tr>
-      <w:tr>
-        <w:tc>
-          <w:tcPr>
-            <w:tcW w:w="9933" w:type="dxa"/>
-          </w:tcPr>
+              <w:t>[개인정보를 제공 받는 자]</w:t>
+            </w:r>
+          </w:p>
+          <w:p>
+            <w:pPr>
+              <w:jc w:val="both"/>
+              <w:rPr>
+                <w:rFonts w:hAnsiTheme="minorEastAsia"/>
+                <w:sz w:val="18"/>
+                <w:szCs w:val="18"/>
+              </w:rPr>
+            </w:pPr>
+            <w:r>
+              <w:rPr>
+                <w:rFonts w:ascii="Apple SD Gothic Neo" w:eastAsia="Apple SD Gothic Neo" w:hAnsi="Apple SD Gothic Neo" w:cs="Apple SD Gothic Neo" w:hint="eastAsia"/>
+                <w:sz w:val="18"/>
+                <w:szCs w:val="18"/>
+              </w:rPr>
+              <w:t>・</w:t>
+            </w:r>
+            <w:r>
+              <w:rPr>
+                <w:rFonts w:hAnsiTheme="minorEastAsia" w:cs="맑은 고딕" w:hint="eastAsia"/>
+                <w:sz w:val="18"/>
+                <w:szCs w:val="18"/>
+              </w:rPr>
+              <w:t>기후에너지환경부</w:t>
+            </w:r>
+            <w:r>
+              <w:rPr>
+                <w:rFonts w:hAnsiTheme="minorEastAsia"/>
+                <w:sz w:val="18"/>
+                <w:szCs w:val="18"/>
+              </w:rPr>
+              <w:t>, 한국환경공단, 한국자동차환경협회</w:t>
+            </w:r>
+          </w:p>
           <w:p>
             <w:pPr>
               <w:jc w:val="both"/>
@@ -14022,7 +12946,7 @@
                 <w:sz w:val="18"/>
                 <w:szCs w:val="18"/>
               </w:rPr>
-              <w:t>[위탁·제공되는 개인정보 항목]</w:t>
+              <w:t>[개인정보를 위탁·제공 받는 자의 개인정보 이용목적]</w:t>
             </w:r>
           </w:p>
           <w:p>
@@ -14044,19 +12968,37 @@
             </w:r>
             <w:r>
               <w:rPr>
-                <w:rFonts w:hAnsiTheme="minorEastAsia" w:cs="맑은 고딕" w:hint="eastAsia"/>
-                <w:sz w:val="18"/>
-                <w:szCs w:val="18"/>
-              </w:rPr>
-              <w:t>개인식별정보</w:t>
-            </w:r>
-            <w:r>
-              <w:rPr>
                 <w:rFonts w:hAnsiTheme="minorEastAsia"/>
                 <w:sz w:val="18"/>
                 <w:szCs w:val="18"/>
               </w:rPr>
-              <w:t>(성명, 연락처, 주소, 신상사항 등) 및 보조금 신청에 관한 사항</w:t>
+              <w:t xml:space="preserve"> (충전기 설치사업자) 충전기 설치 절차에 이용</w:t>
+            </w:r>
+          </w:p>
+          <w:p>
+            <w:pPr>
+              <w:jc w:val="both"/>
+              <w:rPr>
+                <w:rFonts w:hAnsiTheme="minorEastAsia"/>
+                <w:sz w:val="18"/>
+                <w:szCs w:val="18"/>
+              </w:rPr>
+            </w:pPr>
+            <w:r>
+              <w:rPr>
+                <w:rFonts w:ascii="Apple SD Gothic Neo" w:eastAsia="Apple SD Gothic Neo" w:hAnsi="Apple SD Gothic Neo" w:cs="Apple SD Gothic Neo" w:hint="eastAsia"/>
+                <w:sz w:val="18"/>
+                <w:szCs w:val="18"/>
+              </w:rPr>
+              <w:t>・</w:t>
+            </w:r>
+            <w:r>
+              <w:rPr>
+                <w:rFonts w:hAnsiTheme="minorEastAsia"/>
+                <w:sz w:val="18"/>
+                <w:szCs w:val="18"/>
+              </w:rPr>
+              <w:t xml:space="preserve"> (기후에너지환경부, 한국환경공단, 한국자동차환경협회) 충전기 설치실적, 전산처리 등 관련자료 작성에 이용</w:t>
             </w:r>
           </w:p>
           <w:p>
@@ -14078,208 +13020,6 @@
                 <w:sz w:val="18"/>
                 <w:szCs w:val="18"/>
               </w:rPr>
-              <w:t>[개인정보를 위탁 받는 자]</w:t>
-            </w:r>
-          </w:p>
-          <w:p>
-            <w:pPr>
-              <w:jc w:val="both"/>
-              <w:rPr>
-                <w:rFonts w:hAnsiTheme="minorEastAsia"/>
-                <w:sz w:val="18"/>
-                <w:szCs w:val="18"/>
-              </w:rPr>
-            </w:pPr>
-            <w:r>
-              <w:rPr>
-                <w:rFonts w:ascii="Apple SD Gothic Neo" w:eastAsia="Apple SD Gothic Neo" w:hAnsi="Apple SD Gothic Neo" w:cs="Apple SD Gothic Neo" w:hint="eastAsia"/>
-                <w:sz w:val="18"/>
-                <w:szCs w:val="18"/>
-              </w:rPr>
-              <w:t>・</w:t>
-            </w:r>
-            <w:r>
-              <w:rPr>
-                <w:rFonts w:hAnsiTheme="minorEastAsia" w:cs="맑은 고딕" w:hint="eastAsia"/>
-                <w:sz w:val="18"/>
-                <w:szCs w:val="18"/>
-              </w:rPr>
-              <w:t>전기차</w:t>
-            </w:r>
-            <w:r>
-              <w:rPr>
-                <w:rFonts w:hAnsiTheme="minorEastAsia"/>
-                <w:sz w:val="18"/>
-                <w:szCs w:val="18"/>
-              </w:rPr>
-              <w:t xml:space="preserve"> 충전기 사업수행기관 (기관명: </w:t>
-            </w:r>
-            <w:r>
-              <w:rPr>
-                <w:rFonts w:hAnsiTheme="minorEastAsia" w:hint="eastAsia"/>
-                <w:sz w:val="18"/>
-                <w:szCs w:val="18"/>
-              </w:rPr>
-              <w:t>현대엔지니어링(주)</w:t>
-            </w:r>
-            <w:r>
-              <w:rPr>
-                <w:rFonts w:hAnsiTheme="minorEastAsia"/>
-                <w:sz w:val="18"/>
-                <w:szCs w:val="18"/>
-              </w:rPr>
-              <w:t xml:space="preserve"> )</w:t>
-            </w:r>
-          </w:p>
-          <w:p>
-            <w:pPr>
-              <w:jc w:val="both"/>
-              <w:rPr>
-                <w:rFonts w:hAnsiTheme="minorEastAsia"/>
-                <w:b/>
-                <w:bCs/>
-                <w:sz w:val="18"/>
-                <w:szCs w:val="18"/>
-              </w:rPr>
-            </w:pPr>
-            <w:r>
-              <w:rPr>
-                <w:rFonts w:hAnsiTheme="minorEastAsia"/>
-                <w:b/>
-                <w:bCs/>
-                <w:sz w:val="18"/>
-                <w:szCs w:val="18"/>
-              </w:rPr>
-              <w:t>[개인정보를 제공 받는 자]</w:t>
-            </w:r>
-          </w:p>
-          <w:p>
-            <w:pPr>
-              <w:jc w:val="both"/>
-              <w:rPr>
-                <w:rFonts w:hAnsiTheme="minorEastAsia"/>
-                <w:sz w:val="18"/>
-                <w:szCs w:val="18"/>
-              </w:rPr>
-            </w:pPr>
-            <w:r>
-              <w:rPr>
-                <w:rFonts w:ascii="Apple SD Gothic Neo" w:eastAsia="Apple SD Gothic Neo" w:hAnsi="Apple SD Gothic Neo" w:cs="Apple SD Gothic Neo" w:hint="eastAsia"/>
-                <w:sz w:val="18"/>
-                <w:szCs w:val="18"/>
-              </w:rPr>
-              <w:t>・</w:t>
-            </w:r>
-            <w:r>
-              <w:rPr>
-                <w:rFonts w:hAnsiTheme="minorEastAsia" w:cs="맑은 고딕" w:hint="eastAsia"/>
-                <w:sz w:val="18"/>
-                <w:szCs w:val="18"/>
-              </w:rPr>
-              <w:t>기후에너지환경부</w:t>
-            </w:r>
-            <w:r>
-              <w:rPr>
-                <w:rFonts w:hAnsiTheme="minorEastAsia"/>
-                <w:sz w:val="18"/>
-                <w:szCs w:val="18"/>
-              </w:rPr>
-              <w:t>, 한국환경공단, 한국자동차환경협회</w:t>
-            </w:r>
-          </w:p>
-          <w:p>
-            <w:pPr>
-              <w:jc w:val="both"/>
-              <w:rPr>
-                <w:rFonts w:hAnsiTheme="minorEastAsia"/>
-                <w:b/>
-                <w:bCs/>
-                <w:sz w:val="18"/>
-                <w:szCs w:val="18"/>
-              </w:rPr>
-            </w:pPr>
-            <w:r>
-              <w:rPr>
-                <w:rFonts w:hAnsiTheme="minorEastAsia"/>
-                <w:b/>
-                <w:bCs/>
-                <w:sz w:val="18"/>
-                <w:szCs w:val="18"/>
-              </w:rPr>
-              <w:t>[개인정보를 위탁·제공 받는 자의 개인정보 이용목적]</w:t>
-            </w:r>
-          </w:p>
-          <w:p>
-            <w:pPr>
-              <w:jc w:val="both"/>
-              <w:rPr>
-                <w:rFonts w:hAnsiTheme="minorEastAsia"/>
-                <w:sz w:val="18"/>
-                <w:szCs w:val="18"/>
-              </w:rPr>
-            </w:pPr>
-            <w:r>
-              <w:rPr>
-                <w:rFonts w:ascii="Apple SD Gothic Neo" w:eastAsia="Apple SD Gothic Neo" w:hAnsi="Apple SD Gothic Neo" w:cs="Apple SD Gothic Neo" w:hint="eastAsia"/>
-                <w:sz w:val="18"/>
-                <w:szCs w:val="18"/>
-              </w:rPr>
-              <w:t>・</w:t>
-            </w:r>
-            <w:r>
-              <w:rPr>
-                <w:rFonts w:hAnsiTheme="minorEastAsia"/>
-                <w:sz w:val="18"/>
-                <w:szCs w:val="18"/>
-              </w:rPr>
-              <w:t xml:space="preserve"> (충전기 설치사업자) 충전기 설치 절차에 이용</w:t>
-            </w:r>
-          </w:p>
-          <w:p>
-            <w:pPr>
-              <w:jc w:val="both"/>
-              <w:rPr>
-                <w:rFonts w:hAnsiTheme="minorEastAsia"/>
-                <w:sz w:val="18"/>
-                <w:szCs w:val="18"/>
-              </w:rPr>
-            </w:pPr>
-            <w:r>
-              <w:rPr>
-                <w:rFonts w:ascii="Apple SD Gothic Neo" w:eastAsia="Apple SD Gothic Neo" w:hAnsi="Apple SD Gothic Neo" w:cs="Apple SD Gothic Neo" w:hint="eastAsia"/>
-                <w:sz w:val="18"/>
-                <w:szCs w:val="18"/>
-              </w:rPr>
-              <w:t>・</w:t>
-            </w:r>
-            <w:r>
-              <w:rPr>
-                <w:rFonts w:hAnsiTheme="minorEastAsia"/>
-                <w:sz w:val="18"/>
-                <w:szCs w:val="18"/>
-              </w:rPr>
-              <w:t xml:space="preserve"> (기후에너지환경부, 한국환경공단, 한국자동차환경협회) 충전기 설치실적, 전산처리 등 관련자료 작성에 이용</w:t>
-            </w:r>
-          </w:p>
-          <w:p>
-            <w:pPr>
-              <w:jc w:val="both"/>
-              <w:rPr>
-                <w:rFonts w:hAnsiTheme="minorEastAsia"/>
-                <w:b/>
-                <w:bCs/>
-                <w:sz w:val="18"/>
-                <w:szCs w:val="18"/>
-              </w:rPr>
-            </w:pPr>
-            <w:r>
-              <w:rPr>
-                <w:rFonts w:hAnsiTheme="minorEastAsia"/>
-                <w:b/>
-                <w:bCs/>
-                <w:sz w:val="18"/>
-                <w:szCs w:val="18"/>
-              </w:rPr>
               <w:t>[개인정보를 위탁·제공 받는 자의 개인정보 이용 및 보유기간]</w:t>
             </w:r>
           </w:p>
@@ -14416,16 +13156,7 @@
                 <w:sz w:val="18"/>
                 <w:szCs w:val="18"/>
               </w:rPr>
-              <w:t xml:space="preserve">본인은 본 “개인정보의 </w:t>
-            </w:r>
-            <w:proofErr w:type="spellStart"/>
-            <w:r>
-              <w:rPr>
-                <w:rFonts w:hAnsiTheme="minorEastAsia"/>
-                <w:sz w:val="18"/>
-                <w:szCs w:val="18"/>
-              </w:rPr>
-              <w:t>수집</w:t>
+              <w:t>본인은 본 “개인정보의 수집</w:t>
             </w:r>
             <w:r>
               <w:rPr>
@@ -14443,7 +13174,6 @@
               </w:rPr>
               <w:t>이용</w:t>
             </w:r>
-            <w:proofErr w:type="spellEnd"/>
             <w:r>
               <w:rPr>
                 <w:rFonts w:hAnsiTheme="minorEastAsia"/>
@@ -15965,21 +14695,7 @@
               <w:rPr>
                 <w:rFonts w:asciiTheme="majorHAnsi" w:eastAsiaTheme="majorHAnsi" w:hAnsiTheme="majorHAnsi" w:hint="eastAsia"/>
               </w:rPr>
-              <w:t xml:space="preserve">설치환경(확인 후 </w:t>
-            </w:r>
-            <w:proofErr w:type="spellStart"/>
-            <w:r>
-              <w:rPr>
-                <w:rFonts w:asciiTheme="majorHAnsi" w:eastAsiaTheme="majorHAnsi" w:hAnsiTheme="majorHAnsi" w:hint="eastAsia"/>
-              </w:rPr>
-              <w:t>해당란에</w:t>
-            </w:r>
-            <w:proofErr w:type="spellEnd"/>
-            <w:r>
-              <w:rPr>
-                <w:rFonts w:asciiTheme="majorHAnsi" w:eastAsiaTheme="majorHAnsi" w:hAnsiTheme="majorHAnsi" w:hint="eastAsia"/>
-              </w:rPr>
-              <w:t xml:space="preserve"> 체크)</w:t>
+              <w:t>설치환경(확인 후 해당란에 체크)</w:t>
             </w:r>
           </w:p>
         </w:tc>
@@ -16063,14 +14779,12 @@
                 <w:rFonts w:asciiTheme="majorHAnsi" w:eastAsiaTheme="majorHAnsi" w:hAnsiTheme="majorHAnsi"/>
               </w:rPr>
             </w:pPr>
-            <w:proofErr w:type="spellStart"/>
             <w:r>
               <w:rPr>
                 <w:rFonts w:asciiTheme="majorHAnsi" w:eastAsiaTheme="majorHAnsi" w:hAnsiTheme="majorHAnsi" w:hint="eastAsia"/>
               </w:rPr>
               <w:t>소유주과의관계</w:t>
             </w:r>
-            <w:proofErr w:type="spellEnd"/>
           </w:p>
         </w:tc>
         <w:tc>
@@ -16084,14 +14798,12 @@
                 <w:rFonts w:asciiTheme="majorHAnsi" w:eastAsiaTheme="majorHAnsi" w:hAnsiTheme="majorHAnsi"/>
               </w:rPr>
             </w:pPr>
-            <w:proofErr w:type="spellStart"/>
             <w:r>
               <w:rPr>
                 <w:rFonts w:asciiTheme="majorHAnsi" w:eastAsiaTheme="majorHAnsi" w:hAnsiTheme="majorHAnsi" w:hint="eastAsia"/>
               </w:rPr>
               <w:t>전력인입</w:t>
             </w:r>
-            <w:proofErr w:type="spellEnd"/>
           </w:p>
         </w:tc>
         <w:tc>
@@ -16372,14 +15084,12 @@
                 </w:r>
               </w:sdtContent>
             </w:sdt>
-            <w:proofErr w:type="spellStart"/>
             <w:r>
               <w:rPr>
                 <w:rFonts w:asciiTheme="majorHAnsi" w:eastAsiaTheme="majorHAnsi" w:hAnsiTheme="majorHAnsi" w:hint="eastAsia"/>
               </w:rPr>
               <w:t>벽부형</w:t>
             </w:r>
-            <w:proofErr w:type="spellEnd"/>
           </w:p>
         </w:tc>
         <w:tc>
@@ -16606,14 +15316,12 @@
                 </w:r>
               </w:sdtContent>
             </w:sdt>
-            <w:proofErr w:type="spellStart"/>
             <w:r>
               <w:rPr>
                 <w:rFonts w:asciiTheme="majorHAnsi" w:eastAsiaTheme="majorHAnsi" w:hAnsiTheme="majorHAnsi" w:hint="eastAsia"/>
               </w:rPr>
               <w:t>한전불입</w:t>
             </w:r>
-            <w:proofErr w:type="spellEnd"/>
           </w:p>
         </w:tc>
         <w:tc>
@@ -17428,19 +16136,11 @@
                 <w:rFonts w:asciiTheme="majorHAnsi" w:eastAsiaTheme="majorHAnsi" w:hAnsiTheme="majorHAnsi"/>
               </w:rPr>
             </w:pPr>
-            <w:proofErr w:type="spellStart"/>
             <w:r>
               <w:rPr>
                 <w:rFonts w:asciiTheme="majorHAnsi" w:eastAsiaTheme="majorHAnsi" w:hAnsiTheme="majorHAnsi" w:hint="eastAsia"/>
               </w:rPr>
-              <w:t>고압시</w:t>
-            </w:r>
-            <w:proofErr w:type="spellEnd"/>
-            <w:r>
-              <w:rPr>
-                <w:rFonts w:asciiTheme="majorHAnsi" w:eastAsiaTheme="majorHAnsi" w:hAnsiTheme="majorHAnsi" w:hint="eastAsia"/>
-              </w:rPr>
-              <w:t xml:space="preserve"> 변압기 용량 확인</w:t>
+              <w:t>고압시 변압기 용량 확인</w:t>
             </w:r>
           </w:p>
         </w:tc>
@@ -17696,19 +16396,11 @@
             <w:pPr>
               <w:jc w:val="center"/>
             </w:pPr>
-            <w:proofErr w:type="spellStart"/>
             <w:r>
               <w:rPr>
                 <w:rFonts w:hint="eastAsia"/>
               </w:rPr>
-              <w:t>운영중</w:t>
-            </w:r>
-            <w:proofErr w:type="spellEnd"/>
-            <w:r>
-              <w:rPr>
-                <w:rFonts w:hint="eastAsia"/>
-              </w:rPr>
-              <w:t xml:space="preserve"> 또는</w:t>
+              <w:t>운영중 또는</w:t>
             </w:r>
           </w:p>
           <w:p>
@@ -17887,19 +16579,11 @@
                 </w:r>
               </w:sdtContent>
             </w:sdt>
-            <w:proofErr w:type="spellStart"/>
             <w:r>
               <w:rPr>
                 <w:rFonts w:asciiTheme="majorHAnsi" w:eastAsiaTheme="majorHAnsi" w:hAnsiTheme="majorHAnsi" w:hint="eastAsia"/>
               </w:rPr>
-              <w:t>완속충전기</w:t>
-            </w:r>
-            <w:proofErr w:type="spellEnd"/>
-            <w:r>
-              <w:rPr>
-                <w:rFonts w:asciiTheme="majorHAnsi" w:eastAsiaTheme="majorHAnsi" w:hAnsiTheme="majorHAnsi" w:hint="eastAsia"/>
-              </w:rPr>
-              <w:t>(</w:t>
+              <w:t>완속충전기(</w:t>
             </w:r>
             <w:r>
               <w:rPr>
@@ -18177,19 +16861,11 @@
                 </w:r>
               </w:sdtContent>
             </w:sdt>
-            <w:proofErr w:type="spellStart"/>
             <w:r>
               <w:rPr>
                 <w:rFonts w:asciiTheme="majorHAnsi" w:eastAsiaTheme="majorHAnsi" w:hAnsiTheme="majorHAnsi" w:hint="eastAsia"/>
               </w:rPr>
-              <w:t>과금형콘센트</w:t>
-            </w:r>
-            <w:proofErr w:type="spellEnd"/>
-            <w:r>
-              <w:rPr>
-                <w:rFonts w:asciiTheme="majorHAnsi" w:eastAsiaTheme="majorHAnsi" w:hAnsiTheme="majorHAnsi" w:hint="eastAsia"/>
-              </w:rPr>
-              <w:t>(</w:t>
+              <w:t>과금형콘센트(</w:t>
             </w:r>
             <w:r>
               <w:rPr>
@@ -18719,7 +17395,6 @@
             </w:r>
           </w:p>
         </w:tc>
-        <w:bookmarkStart w:id="54" w:name="SurveyName"/>
         <w:tc>
           <w:tcPr>
             <w:tcW w:w="1570" w:type="pct"/>
@@ -18729,6 +17404,68 @@
             <w:pPr>
               <w:jc w:val="center"/>
             </w:pPr>
+            <w:bookmarkStart w:id="54" w:name="SurveyName"/>
+            <w:r>
+              <w:rPr>
+                <w:noProof/>
+                <w14:ligatures w14:val="standardContextual"/>
+              </w:rPr>
+              <w:drawing>
+                <wp:anchor distT="0" distB="0" distL="114300" distR="114300" simplePos="0" relativeHeight="251663360" behindDoc="0" locked="0" layoutInCell="1" allowOverlap="1" wp14:anchorId="27E25DB5" wp14:editId="2A0257F3">
+                  <wp:simplePos x="0" y="0"/>
+                  <wp:positionH relativeFrom="column">
+                    <wp:posOffset>887090</wp:posOffset>
+                  </wp:positionH>
+                  <wp:positionV relativeFrom="paragraph">
+                    <wp:posOffset>-135255</wp:posOffset>
+                  </wp:positionV>
+                  <wp:extent cx="627233" cy="627233"/>
+                  <wp:effectExtent l="0" t="0" r="0" b="0"/>
+                  <wp:wrapNone/>
+                  <wp:docPr id="1721038210" name="그림 2"/>
+                  <wp:cNvGraphicFramePr>
+                    <a:graphicFrameLocks xmlns:a="http://schemas.openxmlformats.org/drawingml/2006/main" noChangeAspect="1"/>
+                  </wp:cNvGraphicFramePr>
+                  <a:graphic xmlns:a="http://schemas.openxmlformats.org/drawingml/2006/main">
+                    <a:graphicData uri="http://schemas.openxmlformats.org/drawingml/2006/picture">
+                      <pic:pic xmlns:pic="http://schemas.openxmlformats.org/drawingml/2006/picture">
+                        <pic:nvPicPr>
+                          <pic:cNvPr id="1721038210" name="그림 1721038210"/>
+                          <pic:cNvPicPr/>
+                        </pic:nvPicPr>
+                        <pic:blipFill>
+                          <a:blip r:embed="rId9" cstate="print">
+                            <a:extLst>
+                              <a:ext uri="{28A0092B-C50C-407E-A947-70E740481C1C}">
+                                <a14:useLocalDpi xmlns:a14="http://schemas.microsoft.com/office/drawing/2010/main" val="0"/>
+                              </a:ext>
+                            </a:extLst>
+                          </a:blip>
+                          <a:stretch>
+                            <a:fillRect/>
+                          </a:stretch>
+                        </pic:blipFill>
+                        <pic:spPr>
+                          <a:xfrm>
+                            <a:off x="0" y="0"/>
+                            <a:ext cx="627233" cy="627233"/>
+                          </a:xfrm>
+                          <a:prstGeom prst="rect">
+                            <a:avLst/>
+                          </a:prstGeom>
+                        </pic:spPr>
+                      </pic:pic>
+                    </a:graphicData>
+                  </a:graphic>
+                  <wp14:sizeRelH relativeFrom="page">
+                    <wp14:pctWidth>0</wp14:pctWidth>
+                  </wp14:sizeRelH>
+                  <wp14:sizeRelV relativeFrom="page">
+                    <wp14:pctHeight>0</wp14:pctHeight>
+                  </wp14:sizeRelV>
+                </wp:anchor>
+              </w:drawing>
+            </w:r>
             <w:sdt>
               <w:sdtPr>
                 <w:rPr>
@@ -18998,7 +17735,6 @@
           <w:text/>
         </w:sdtPr>
         <w:sdtContent>
-          <w:proofErr w:type="spellStart"/>
           <w:r>
             <w:rPr>
               <w:rFonts w:ascii="맑은 고딕" w:eastAsia="맑은 고딕" w:hAnsi="맑은 고딕" w:cs="Gulim" w:hint="eastAsia"/>
@@ -19010,21 +17746,7 @@
               <w:szCs w:val="20"/>
               <w14:ligatures w14:val="none"/>
             </w:rPr>
-            <w:t>현대재송동아파트</w:t>
-          </w:r>
-          <w:proofErr w:type="spellEnd"/>
-          <w:r>
-            <w:rPr>
-              <w:rFonts w:ascii="맑은 고딕" w:eastAsia="맑은 고딕" w:hAnsi="맑은 고딕" w:cs="Gulim" w:hint="eastAsia"/>
-              <w:b/>
-              <w:bCs/>
-              <w:color w:val="000000"/>
-              <w:kern w:val="0"/>
-              <w:sz w:val="20"/>
-              <w:szCs w:val="20"/>
-              <w14:ligatures w14:val="none"/>
-            </w:rPr>
-            <w:t xml:space="preserve"> 관리사무소</w:t>
+            <w:t>현대재송동아파트 관리사무소</w:t>
           </w:r>
         </w:sdtContent>
       </w:sdt>
@@ -19224,79 +17946,7 @@
           <w:szCs w:val="20"/>
           <w14:ligatures w14:val="none"/>
         </w:rPr>
-        <w:t xml:space="preserve">당 아파트는 귀사로부터 </w:t>
-      </w:r>
-      <w:proofErr w:type="spellStart"/>
-      <w:r>
-        <w:rPr>
-          <w:rFonts w:ascii="맑은 고딕" w:eastAsia="맑은 고딕" w:hAnsi="맑은 고딕" w:cs="Gulim" w:hint="eastAsia"/>
-          <w:color w:val="000000"/>
-          <w:kern w:val="0"/>
-          <w:sz w:val="20"/>
-          <w:szCs w:val="20"/>
-          <w14:ligatures w14:val="none"/>
-        </w:rPr>
-        <w:t>요청받은</w:t>
-      </w:r>
-      <w:proofErr w:type="spellEnd"/>
-      <w:r>
-        <w:rPr>
-          <w:rFonts w:ascii="맑은 고딕" w:eastAsia="맑은 고딕" w:hAnsi="맑은 고딕" w:cs="Gulim" w:hint="eastAsia"/>
-          <w:color w:val="000000"/>
-          <w:kern w:val="0"/>
-          <w:sz w:val="20"/>
-          <w:szCs w:val="20"/>
-          <w14:ligatures w14:val="none"/>
-        </w:rPr>
-        <w:t xml:space="preserve"> </w:t>
-      </w:r>
-      <w:proofErr w:type="spellStart"/>
-      <w:r>
-        <w:rPr>
-          <w:rFonts w:ascii="맑은 고딕" w:eastAsia="맑은 고딕" w:hAnsi="맑은 고딕" w:cs="Gulim" w:hint="eastAsia"/>
-          <w:color w:val="000000"/>
-          <w:kern w:val="0"/>
-          <w:sz w:val="20"/>
-          <w:szCs w:val="20"/>
-          <w14:ligatures w14:val="none"/>
-        </w:rPr>
-        <w:t>전기차수</w:t>
-      </w:r>
-      <w:proofErr w:type="spellEnd"/>
-      <w:r>
-        <w:rPr>
-          <w:rFonts w:ascii="맑은 고딕" w:eastAsia="맑은 고딕" w:hAnsi="맑은 고딕" w:cs="Gulim" w:hint="eastAsia"/>
-          <w:color w:val="000000"/>
-          <w:kern w:val="0"/>
-          <w:sz w:val="20"/>
-          <w:szCs w:val="20"/>
-          <w14:ligatures w14:val="none"/>
-        </w:rPr>
-        <w:t xml:space="preserve"> 확인 및 전기차충전기 </w:t>
-      </w:r>
-      <w:proofErr w:type="spellStart"/>
-      <w:r>
-        <w:rPr>
-          <w:rFonts w:ascii="맑은 고딕" w:eastAsia="맑은 고딕" w:hAnsi="맑은 고딕" w:cs="Gulim" w:hint="eastAsia"/>
-          <w:color w:val="000000"/>
-          <w:kern w:val="0"/>
-          <w:sz w:val="20"/>
-          <w:szCs w:val="20"/>
-          <w14:ligatures w14:val="none"/>
-        </w:rPr>
-        <w:t>기설치</w:t>
-      </w:r>
-      <w:proofErr w:type="spellEnd"/>
-      <w:r>
-        <w:rPr>
-          <w:rFonts w:ascii="맑은 고딕" w:eastAsia="맑은 고딕" w:hAnsi="맑은 고딕" w:cs="Gulim" w:hint="eastAsia"/>
-          <w:color w:val="000000"/>
-          <w:kern w:val="0"/>
-          <w:sz w:val="20"/>
-          <w:szCs w:val="20"/>
-          <w14:ligatures w14:val="none"/>
-        </w:rPr>
-        <w:t xml:space="preserve"> 수량과</w:t>
+        <w:t>당 아파트는 귀사로부터 요청받은 전기차수 확인 및 전기차충전기 기설치 수량과</w:t>
       </w:r>
     </w:p>
     <w:p>
@@ -19325,31 +17975,7 @@
           <w:szCs w:val="20"/>
           <w14:ligatures w14:val="none"/>
         </w:rPr>
-        <w:t xml:space="preserve">  관련하여, 아래와 같이 해당 자료를 </w:t>
-      </w:r>
-      <w:proofErr w:type="spellStart"/>
-      <w:r>
-        <w:rPr>
-          <w:rFonts w:ascii="맑은 고딕" w:eastAsia="맑은 고딕" w:hAnsi="맑은 고딕" w:cs="Gulim" w:hint="eastAsia"/>
-          <w:color w:val="000000"/>
-          <w:kern w:val="0"/>
-          <w:sz w:val="20"/>
-          <w:szCs w:val="20"/>
-          <w14:ligatures w14:val="none"/>
-        </w:rPr>
-        <w:t>회신드립니다</w:t>
-      </w:r>
-      <w:proofErr w:type="spellEnd"/>
-      <w:r>
-        <w:rPr>
-          <w:rFonts w:ascii="맑은 고딕" w:eastAsia="맑은 고딕" w:hAnsi="맑은 고딕" w:cs="Gulim" w:hint="eastAsia"/>
-          <w:color w:val="000000"/>
-          <w:kern w:val="0"/>
-          <w:sz w:val="20"/>
-          <w:szCs w:val="20"/>
-          <w14:ligatures w14:val="none"/>
-        </w:rPr>
-        <w:t>.</w:t>
+        <w:t>  관련하여, 아래와 같이 해당 자료를 회신드립니다.</w:t>
       </w:r>
     </w:p>
     <w:p>
@@ -21195,7 +19821,6 @@
           <w:text/>
         </w:sdtPr>
         <w:sdtContent>
-          <w:proofErr w:type="spellStart"/>
           <w:r>
             <w:rPr>
               <w:rFonts w:ascii="맑은 고딕" w:eastAsia="맑은 고딕" w:hAnsi="맑은 고딕" w:cs="Gulim" w:hint="eastAsia"/>
@@ -21209,7 +19834,6 @@
             </w:rPr>
             <w:t>현대재송동아파트</w:t>
           </w:r>
-          <w:proofErr w:type="spellEnd"/>
           <w:r>
             <w:rPr>
               <w:rFonts w:ascii="맑은 고딕" w:eastAsia="맑은 고딕" w:hAnsi="맑은 고딕" w:cs="Gulim" w:hint="eastAsia"/>
@@ -21379,7 +20003,7 @@
         </w:rPr>
         <w:t xml:space="preserve">   E-MAIL : </w:t>
       </w:r>
-      <w:hyperlink r:id="rId9" w:history="1">
+      <w:hyperlink r:id="rId10" w:history="1">
         <w:sdt>
           <w:sdtPr>
             <w:rPr>
@@ -24046,6 +22670,7 @@
   <w:style w:type="character" w:default="1" w:styleId="a0">
     <w:name w:val="Default Paragraph Font"/>
     <w:uiPriority w:val="1"/>
+    <w:semiHidden/>
     <w:unhideWhenUsed/>
   </w:style>
   <w:style w:type="table" w:default="1" w:styleId="a1">
@@ -26084,6 +24709,7 @@
     <w:rsid w:val="009D18C7"/>
     <w:rsid w:val="00AD1AD4"/>
     <w:rsid w:val="00BC6D84"/>
+    <w:rsid w:val="00C87B90"/>
     <w:rsid w:val="00CF3F5C"/>
     <w:rsid w:val="00D10C4E"/>
     <w:rsid w:val="00D3455F"/>

--- a/public/hec/template.docx
+++ b/public/hec/template.docx
@@ -11240,11 +11240,30 @@
                 <w:sz w:val="24"/>
               </w:rPr>
             </w:pPr>
+            <w:sdt>
+              <w:sdtPr>
+                <w:rPr>
+                  <w:sz w:val="24"/>
+                </w:rPr>
+                <w:alias w:val="별지5호-연도"/>
+                <w:tag w:val="contractYear"/>
+                <w:id w:val="900000201"/>
+                <w:text/>
+              </w:sdtPr>
+              <w:sdtContent>
+                <w:r>
+                  <w:rPr>
+                    <w:sz w:val="24"/>
+                  </w:rPr>
+                  <w:t xml:space="preserve">2026</w:t>
+                </w:r>
+              </w:sdtContent>
+            </w:sdt>
             <w:r>
               <w:rPr>
                 <w:sz w:val="24"/>
               </w:rPr>
-              <w:t xml:space="preserve">2026년 </w:t>
+              <w:t xml:space="preserve">년 </w:t>
             </w:r>
             <w:sdt>
               <w:sdtPr>
@@ -13212,13 +13231,36 @@
                 <w:szCs w:val="18"/>
               </w:rPr>
             </w:pPr>
+            <w:sdt>
+              <w:sdtPr>
+                <w:rPr>
+                  <w:rFonts w:hAnsiTheme="minorEastAsia"/>
+                  <w:sz w:val="18"/>
+                  <w:szCs w:val="18"/>
+                </w:rPr>
+                <w:alias w:val="개인정보-연도"/>
+                <w:tag w:val="contractYear"/>
+                <w:id w:val="900000202"/>
+                <w:text/>
+              </w:sdtPr>
+              <w:sdtContent>
+                <w:r>
+                  <w:rPr>
+                    <w:rFonts w:hAnsiTheme="minorEastAsia"/>
+                    <w:sz w:val="18"/>
+                    <w:szCs w:val="18"/>
+                  </w:rPr>
+                  <w:t xml:space="preserve">2026</w:t>
+                </w:r>
+              </w:sdtContent>
+            </w:sdt>
             <w:r>
               <w:rPr>
                 <w:rFonts w:hAnsiTheme="minorEastAsia"/>
                 <w:sz w:val="18"/>
                 <w:szCs w:val="18"/>
               </w:rPr>
-              <w:t xml:space="preserve">2026년 </w:t>
+              <w:t xml:space="preserve">년 </w:t>
             </w:r>
             <w:bookmarkStart w:id="40" w:name="ContMonth5"/>
             <w:bookmarkEnd w:id="40"/>

--- a/public/hec/template.docx
+++ b/public/hec/template.docx
@@ -3049,7 +3049,18 @@
                 <w:id w:val="900000031"/>
                 <w:text/>
               </w:sdtPr>
-              <w:sdtContent/>
+              <w:sdtContent>
+                <w:r>
+                  <w:rPr>
+                    <w:rFonts w:ascii="바탕" w:eastAsia="바탕" w:hAnsi="바탕" w:cs="Gulim" w:hint="eastAsia"/>
+                    <w:color w:val="000000"/>
+                    <w:kern w:val="0"/>
+                    <w:szCs w:val="22"/>
+                    <w14:ligatures w14:val="none"/>
+                  </w:rPr>
+                  <w:t xml:space="preserve">   </w:t>
+                </w:r>
+              </w:sdtContent>
             </w:sdt>
             <w:bookmarkStart w:id="6" w:name="OLE_LINK13"/>
           </w:p>
@@ -3092,7 +3103,18 @@
                 <w:id w:val="900000033"/>
                 <w:text/>
               </w:sdtPr>
-              <w:sdtContent/>
+              <w:sdtContent>
+                <w:r>
+                  <w:rPr>
+                    <w:rFonts w:ascii="바탕" w:eastAsia="바탕" w:hAnsi="바탕" w:cs="Gulim" w:hint="eastAsia"/>
+                    <w:color w:val="000000"/>
+                    <w:kern w:val="0"/>
+                    <w:szCs w:val="22"/>
+                    <w14:ligatures w14:val="none"/>
+                  </w:rPr>
+                  <w:t xml:space="preserve">   </w:t>
+                </w:r>
+              </w:sdtContent>
             </w:sdt>
           </w:p>
           <w:p>
@@ -8360,7 +8382,18 @@
                 <w:id w:val="900000032"/>
                 <w:text/>
               </w:sdtPr>
-              <w:sdtContent/>
+              <w:sdtContent>
+                <w:r>
+                  <w:rPr>
+                    <w:rFonts w:ascii="바탕" w:eastAsia="바탕" w:hAnsi="바탕" w:cs="Gulim" w:hint="eastAsia"/>
+                    <w:color w:val="000000"/>
+                    <w:kern w:val="0"/>
+                    <w:szCs w:val="22"/>
+                    <w14:ligatures w14:val="none"/>
+                  </w:rPr>
+                  <w:t xml:space="preserve">   </w:t>
+                </w:r>
+              </w:sdtContent>
             </w:sdt>
           </w:p>
           <w:p>
@@ -8401,7 +8434,18 @@
                 <w:id w:val="900000034"/>
                 <w:text/>
               </w:sdtPr>
-              <w:sdtContent/>
+              <w:sdtContent>
+                <w:r>
+                  <w:rPr>
+                    <w:rFonts w:ascii="바탕" w:eastAsia="바탕" w:hAnsi="바탕" w:cs="Gulim" w:hint="eastAsia"/>
+                    <w:color w:val="000000"/>
+                    <w:kern w:val="0"/>
+                    <w:szCs w:val="22"/>
+                    <w14:ligatures w14:val="none"/>
+                  </w:rPr>
+                  <w:t xml:space="preserve">   </w:t>
+                </w:r>
+              </w:sdtContent>
             </w:sdt>
           </w:p>
           <w:p>

--- a/public/hec/template.docx
+++ b/public/hec/template.docx
@@ -11141,7 +11141,7 @@
                 <w:sz w:val="18"/>
                 <w:szCs w:val="18"/>
               </w:rPr>
-              <w:t xml:space="preserve"> 현장결제(비회원 결제가능)       □</w:t>
+              <w:t xml:space="preserve"> 현장결제(비회원 결제가능)       ■</w:t>
             </w:r>
             <w:r>
               <w:rPr>

--- a/public/hec/template.docx
+++ b/public/hec/template.docx
@@ -11662,7 +11662,7 @@
         <w:rPr>
           <w:rFonts w:hint="eastAsia"/>
         </w:rPr>
-        <w:t>환경부 보조금 신청에 필요한 업무</w:t>
+        <w:t>기후에너지환경부 보조금 신청에 필요한 업무</w:t>
       </w:r>
     </w:p>
     <w:p>
@@ -14869,7 +14869,7 @@
               <w:rPr>
                 <w:rFonts w:asciiTheme="majorHAnsi" w:eastAsiaTheme="majorHAnsi" w:hAnsiTheme="majorHAnsi" w:hint="eastAsia"/>
               </w:rPr>
-              <w:t>소유주과의관계</w:t>
+              <w:t>소유주와의관계</w:t>
             </w:r>
           </w:p>
         </w:tc>
@@ -15288,7 +15288,7 @@
               <w:rPr>
                 <w:rFonts w:hint="eastAsia"/>
               </w:rPr>
-              <w:t>지상</w:t>
+              <w:t>노상</w:t>
             </w:r>
           </w:p>
         </w:tc>

--- a/public/hec/template.docx
+++ b/public/hec/template.docx
@@ -19464,8 +19464,27 @@
                 <w:u w:val="single"/>
                 <w14:ligatures w14:val="none"/>
               </w:rPr>
-              <w:t xml:space="preserve">)    </w:t>
-            </w:r>
+              <w:t xml:space="preserve">)</w:t>
+            </w:r>
+            <w:sdt>
+              <w:sdtPr>
+                <w:id w:val="900000254"/>
+              </w:sdtPr>
+              <w:sdtContent>
+                <w:r>
+                  <w:rPr>
+                    <w:rFonts w:ascii="맑은 고딕" w:eastAsia="맑은 고딕" w:hAnsi="맑은 고딕" w:cs="함초롬바탕" w:hint="eastAsia"/>
+                    <w:color w:val="000000"/>
+                    <w:kern w:val="0"/>
+                    <w:sz w:val="20"/>
+                    <w:szCs w:val="20"/>
+                    <w:u w:val="single"/>
+                    <w14:ligatures w14:val="none"/>
+                  </w:rPr>
+                  <w:t xml:space="preserve">    </w:t>
+                </w:r>
+              </w:sdtContent>
+            </w:sdt>
             <w:r>
               <w:rPr>
                 <w:rFonts w:ascii="맑은 고딕" w:eastAsia="맑은 고딕" w:hAnsi="맑은 고딕" w:cs="함초롬바탕" w:hint="eastAsia"/>
@@ -19487,8 +19506,27 @@
                 <w:u w:val="single"/>
                 <w14:ligatures w14:val="none"/>
               </w:rPr>
-              <w:t xml:space="preserve">(급속)    </w:t>
-            </w:r>
+              <w:t xml:space="preserve">(급속)</w:t>
+            </w:r>
+            <w:sdt>
+              <w:sdtPr>
+                <w:id w:val="900000255"/>
+              </w:sdtPr>
+              <w:sdtContent>
+                <w:r>
+                  <w:rPr>
+                    <w:rFonts w:ascii="맑은 고딕" w:eastAsia="맑은 고딕" w:hAnsi="맑은 고딕" w:cs="함초롬바탕" w:hint="eastAsia"/>
+                    <w:color w:val="000000"/>
+                    <w:kern w:val="0"/>
+                    <w:sz w:val="20"/>
+                    <w:szCs w:val="20"/>
+                    <w:u w:val="single"/>
+                    <w14:ligatures w14:val="none"/>
+                  </w:rPr>
+                  <w:t xml:space="preserve">    </w:t>
+                </w:r>
+              </w:sdtContent>
+            </w:sdt>
             <w:r>
               <w:rPr>
                 <w:rFonts w:ascii="맑은 고딕" w:eastAsia="맑은 고딕" w:hAnsi="맑은 고딕" w:cs="함초롬바탕" w:hint="eastAsia"/>
@@ -19623,8 +19661,27 @@
                 <w:u w:val="single"/>
                 <w14:ligatures w14:val="none"/>
               </w:rPr>
-              <w:t xml:space="preserve">)    </w:t>
-            </w:r>
+              <w:t xml:space="preserve">)</w:t>
+            </w:r>
+            <w:sdt>
+              <w:sdtPr>
+                <w:id w:val="900000258"/>
+              </w:sdtPr>
+              <w:sdtContent>
+                <w:r>
+                  <w:rPr>
+                    <w:rFonts w:ascii="맑은 고딕" w:eastAsia="맑은 고딕" w:hAnsi="맑은 고딕" w:cs="함초롬바탕" w:hint="eastAsia"/>
+                    <w:color w:val="000000"/>
+                    <w:kern w:val="0"/>
+                    <w:sz w:val="20"/>
+                    <w:szCs w:val="20"/>
+                    <w:u w:val="single"/>
+                    <w14:ligatures w14:val="none"/>
+                  </w:rPr>
+                  <w:t xml:space="preserve">    </w:t>
+                </w:r>
+              </w:sdtContent>
+            </w:sdt>
             <w:r>
               <w:rPr>
                 <w:rFonts w:ascii="맑은 고딕" w:eastAsia="맑은 고딕" w:hAnsi="맑은 고딕" w:cs="함초롬바탕" w:hint="eastAsia"/>
@@ -19646,8 +19703,27 @@
                 <w:u w:val="single"/>
                 <w14:ligatures w14:val="none"/>
               </w:rPr>
-              <w:t xml:space="preserve">(급속)    </w:t>
-            </w:r>
+              <w:t xml:space="preserve">(급속)</w:t>
+            </w:r>
+            <w:sdt>
+              <w:sdtPr>
+                <w:id w:val="900000259"/>
+              </w:sdtPr>
+              <w:sdtContent>
+                <w:r>
+                  <w:rPr>
+                    <w:rFonts w:ascii="맑은 고딕" w:eastAsia="맑은 고딕" w:hAnsi="맑은 고딕" w:cs="함초롬바탕" w:hint="eastAsia"/>
+                    <w:color w:val="000000"/>
+                    <w:kern w:val="0"/>
+                    <w:sz w:val="20"/>
+                    <w:szCs w:val="20"/>
+                    <w:u w:val="single"/>
+                    <w14:ligatures w14:val="none"/>
+                  </w:rPr>
+                  <w:t xml:space="preserve">    </w:t>
+                </w:r>
+              </w:sdtContent>
+            </w:sdt>
             <w:r>
               <w:rPr>
                 <w:rFonts w:ascii="맑은 고딕" w:eastAsia="맑은 고딕" w:hAnsi="맑은 고딕" w:cs="함초롬바탕" w:hint="eastAsia"/>
@@ -19785,8 +19861,27 @@
                 <w:u w:val="single"/>
                 <w14:ligatures w14:val="none"/>
               </w:rPr>
-              <w:t xml:space="preserve">)    </w:t>
-            </w:r>
+              <w:t xml:space="preserve">)</w:t>
+            </w:r>
+            <w:sdt>
+              <w:sdtPr>
+                <w:id w:val="900000256"/>
+              </w:sdtPr>
+              <w:sdtContent>
+                <w:r>
+                  <w:rPr>
+                    <w:rFonts w:ascii="맑은 고딕" w:eastAsia="맑은 고딕" w:hAnsi="맑은 고딕" w:cs="함초롬바탕" w:hint="eastAsia"/>
+                    <w:color w:val="000000"/>
+                    <w:kern w:val="0"/>
+                    <w:sz w:val="20"/>
+                    <w:szCs w:val="20"/>
+                    <w:u w:val="single"/>
+                    <w14:ligatures w14:val="none"/>
+                  </w:rPr>
+                  <w:t xml:space="preserve">    </w:t>
+                </w:r>
+              </w:sdtContent>
+            </w:sdt>
             <w:r>
               <w:rPr>
                 <w:rFonts w:ascii="맑은 고딕" w:eastAsia="맑은 고딕" w:hAnsi="맑은 고딕" w:cs="함초롬바탕" w:hint="eastAsia"/>
@@ -19808,8 +19903,27 @@
                 <w:u w:val="single"/>
                 <w14:ligatures w14:val="none"/>
               </w:rPr>
-              <w:t xml:space="preserve">(급속)    </w:t>
-            </w:r>
+              <w:t xml:space="preserve">(급속)</w:t>
+            </w:r>
+            <w:sdt>
+              <w:sdtPr>
+                <w:id w:val="900000257"/>
+              </w:sdtPr>
+              <w:sdtContent>
+                <w:r>
+                  <w:rPr>
+                    <w:rFonts w:ascii="맑은 고딕" w:eastAsia="맑은 고딕" w:hAnsi="맑은 고딕" w:cs="함초롬바탕" w:hint="eastAsia"/>
+                    <w:color w:val="000000"/>
+                    <w:kern w:val="0"/>
+                    <w:sz w:val="20"/>
+                    <w:szCs w:val="20"/>
+                    <w:u w:val="single"/>
+                    <w14:ligatures w14:val="none"/>
+                  </w:rPr>
+                  <w:t xml:space="preserve">    </w:t>
+                </w:r>
+              </w:sdtContent>
+            </w:sdt>
             <w:r>
               <w:rPr>
                 <w:rFonts w:ascii="맑은 고딕" w:eastAsia="맑은 고딕" w:hAnsi="맑은 고딕" w:cs="함초롬바탕" w:hint="eastAsia"/>
@@ -19942,8 +20056,27 @@
                 <w:u w:val="single"/>
                 <w14:ligatures w14:val="none"/>
               </w:rPr>
-              <w:t xml:space="preserve">)    </w:t>
-            </w:r>
+              <w:t xml:space="preserve">)</w:t>
+            </w:r>
+            <w:sdt>
+              <w:sdtPr>
+                <w:id w:val="900000260"/>
+              </w:sdtPr>
+              <w:sdtContent>
+                <w:r>
+                  <w:rPr>
+                    <w:rFonts w:ascii="맑은 고딕" w:eastAsia="맑은 고딕" w:hAnsi="맑은 고딕" w:cs="함초롬바탕" w:hint="eastAsia"/>
+                    <w:color w:val="000000"/>
+                    <w:kern w:val="0"/>
+                    <w:sz w:val="20"/>
+                    <w:szCs w:val="20"/>
+                    <w:u w:val="single"/>
+                    <w14:ligatures w14:val="none"/>
+                  </w:rPr>
+                  <w:t xml:space="preserve">    </w:t>
+                </w:r>
+              </w:sdtContent>
+            </w:sdt>
             <w:r>
               <w:rPr>
                 <w:rFonts w:ascii="맑은 고딕" w:eastAsia="맑은 고딕" w:hAnsi="맑은 고딕" w:cs="함초롬바탕" w:hint="eastAsia"/>
@@ -19965,8 +20098,27 @@
                 <w:u w:val="single"/>
                 <w14:ligatures w14:val="none"/>
               </w:rPr>
-              <w:t xml:space="preserve">(급속)    </w:t>
-            </w:r>
+              <w:t xml:space="preserve">(급속)</w:t>
+            </w:r>
+            <w:sdt>
+              <w:sdtPr>
+                <w:id w:val="900000261"/>
+              </w:sdtPr>
+              <w:sdtContent>
+                <w:r>
+                  <w:rPr>
+                    <w:rFonts w:ascii="맑은 고딕" w:eastAsia="맑은 고딕" w:hAnsi="맑은 고딕" w:cs="함초롬바탕" w:hint="eastAsia"/>
+                    <w:color w:val="000000"/>
+                    <w:kern w:val="0"/>
+                    <w:sz w:val="20"/>
+                    <w:szCs w:val="20"/>
+                    <w:u w:val="single"/>
+                    <w14:ligatures w14:val="none"/>
+                  </w:rPr>
+                  <w:t xml:space="preserve">    </w:t>
+                </w:r>
+              </w:sdtContent>
+            </w:sdt>
             <w:r>
               <w:rPr>
                 <w:rFonts w:ascii="맑은 고딕" w:eastAsia="맑은 고딕" w:hAnsi="맑은 고딕" w:cs="함초롬바탕" w:hint="eastAsia"/>
@@ -22140,17 +22292,24 @@
                 <w14:ligatures w14:val="none"/>
               </w:rPr>
             </w:pPr>
-            <w:r>
-              <w:rPr>
-                <w:rFonts w:ascii="함초롬바탕" w:eastAsia="함초롬바탕" w:hAnsi="함초롬바탕" w:cs="함초롬바탕" w:hint="eastAsia"/>
-                <w:color w:val="000000"/>
-                <w:kern w:val="0"/>
-                <w:sz w:val="20"/>
-                <w:szCs w:val="20"/>
-                <w14:ligatures w14:val="none"/>
-              </w:rPr>
-              <w:t> </w:t>
-            </w:r>
+            <w:sdt>
+              <w:sdtPr>
+                <w:id w:val="900000250"/>
+              </w:sdtPr>
+              <w:sdtContent>
+                <w:r>
+                  <w:rPr>
+                    <w:rFonts w:ascii="함초롬바탕" w:eastAsia="함초롬바탕" w:hAnsi="함초롬바탕" w:cs="함초롬바탕" w:hint="eastAsia"/>
+                    <w:color w:val="000000"/>
+                    <w:kern w:val="0"/>
+                    <w:sz w:val="20"/>
+                    <w:szCs w:val="20"/>
+                    <w14:ligatures w14:val="none"/>
+                  </w:rPr>
+                  <w:t> </w:t>
+                </w:r>
+              </w:sdtContent>
+            </w:sdt>
           </w:p>
         </w:tc>
         <w:tc>
@@ -22317,18 +22476,25 @@
                 <w14:ligatures w14:val="none"/>
               </w:rPr>
             </w:pPr>
-            <w:r>
-              <w:rPr>
-                <w:rFonts w:ascii="맑은 고딕" w:eastAsia="맑은 고딕" w:hAnsi="맑은 고딕" w:cs="함초롬바탕" w:hint="eastAsia"/>
-                <w:color w:val="000000"/>
-                <w:kern w:val="0"/>
-                <w:sz w:val="20"/>
-                <w:szCs w:val="20"/>
-                <w:u w:val="single"/>
-                <w14:ligatures w14:val="none"/>
-              </w:rPr>
-              <w:t xml:space="preserve">     </w:t>
-            </w:r>
+            <w:sdt>
+              <w:sdtPr>
+                <w:id w:val="900000252"/>
+              </w:sdtPr>
+              <w:sdtContent>
+                <w:r>
+                  <w:rPr>
+                    <w:rFonts w:ascii="맑은 고딕" w:eastAsia="맑은 고딕" w:hAnsi="맑은 고딕" w:cs="함초롬바탕" w:hint="eastAsia"/>
+                    <w:color w:val="000000"/>
+                    <w:kern w:val="0"/>
+                    <w:sz w:val="20"/>
+                    <w:szCs w:val="20"/>
+                    <w:u w:val="single"/>
+                    <w14:ligatures w14:val="none"/>
+                  </w:rPr>
+                  <w:t xml:space="preserve">     </w:t>
+                </w:r>
+              </w:sdtContent>
+            </w:sdt>
             <w:r>
               <w:rPr>
                 <w:rFonts w:ascii="맑은 고딕" w:eastAsia="맑은 고딕" w:hAnsi="맑은 고딕" w:cs="함초롬바탕" w:hint="eastAsia"/>
@@ -22470,17 +22636,24 @@
                 <w14:ligatures w14:val="none"/>
               </w:rPr>
             </w:pPr>
-            <w:r>
-              <w:rPr>
-                <w:rFonts w:ascii="함초롬바탕" w:eastAsia="함초롬바탕" w:hAnsi="함초롬바탕" w:cs="함초롬바탕" w:hint="eastAsia"/>
-                <w:color w:val="000000"/>
-                <w:kern w:val="0"/>
-                <w:sz w:val="20"/>
-                <w:szCs w:val="20"/>
-                <w14:ligatures w14:val="none"/>
-              </w:rPr>
-              <w:t> </w:t>
-            </w:r>
+            <w:sdt>
+              <w:sdtPr>
+                <w:id w:val="900000251"/>
+              </w:sdtPr>
+              <w:sdtContent>
+                <w:r>
+                  <w:rPr>
+                    <w:rFonts w:ascii="함초롬바탕" w:eastAsia="함초롬바탕" w:hAnsi="함초롬바탕" w:cs="함초롬바탕" w:hint="eastAsia"/>
+                    <w:color w:val="000000"/>
+                    <w:kern w:val="0"/>
+                    <w:sz w:val="20"/>
+                    <w:szCs w:val="20"/>
+                    <w14:ligatures w14:val="none"/>
+                  </w:rPr>
+                  <w:t> </w:t>
+                </w:r>
+              </w:sdtContent>
+            </w:sdt>
           </w:p>
         </w:tc>
         <w:tc>
@@ -22596,18 +22769,25 @@
                 <w14:ligatures w14:val="none"/>
               </w:rPr>
             </w:pPr>
-            <w:r>
-              <w:rPr>
-                <w:rFonts w:ascii="맑은 고딕" w:eastAsia="맑은 고딕" w:hAnsi="맑은 고딕" w:cs="함초롬바탕" w:hint="eastAsia"/>
-                <w:color w:val="000000"/>
-                <w:kern w:val="0"/>
-                <w:sz w:val="20"/>
-                <w:szCs w:val="20"/>
-                <w:u w:val="single"/>
-                <w14:ligatures w14:val="none"/>
-              </w:rPr>
-              <w:t xml:space="preserve">     </w:t>
-            </w:r>
+            <w:sdt>
+              <w:sdtPr>
+                <w:id w:val="900000253"/>
+              </w:sdtPr>
+              <w:sdtContent>
+                <w:r>
+                  <w:rPr>
+                    <w:rFonts w:ascii="맑은 고딕" w:eastAsia="맑은 고딕" w:hAnsi="맑은 고딕" w:cs="함초롬바탕" w:hint="eastAsia"/>
+                    <w:color w:val="000000"/>
+                    <w:kern w:val="0"/>
+                    <w:sz w:val="20"/>
+                    <w:szCs w:val="20"/>
+                    <w:u w:val="single"/>
+                    <w14:ligatures w14:val="none"/>
+                  </w:rPr>
+                  <w:t xml:space="preserve">     </w:t>
+                </w:r>
+              </w:sdtContent>
+            </w:sdt>
             <w:r>
               <w:rPr>
                 <w:rFonts w:ascii="맑은 고딕" w:eastAsia="맑은 고딕" w:hAnsi="맑은 고딕" w:cs="함초롬바탕" w:hint="eastAsia"/>

--- a/public/hec/template.docx
+++ b/public/hec/template.docx
@@ -19464,27 +19464,8 @@
                 <w:u w:val="single"/>
                 <w14:ligatures w14:val="none"/>
               </w:rPr>
-              <w:t xml:space="preserve">)</w:t>
-            </w:r>
-            <w:sdt>
-              <w:sdtPr>
-                <w:id w:val="900000254"/>
-              </w:sdtPr>
-              <w:sdtContent>
-                <w:r>
-                  <w:rPr>
-                    <w:rFonts w:ascii="맑은 고딕" w:eastAsia="맑은 고딕" w:hAnsi="맑은 고딕" w:cs="함초롬바탕" w:hint="eastAsia"/>
-                    <w:color w:val="000000"/>
-                    <w:kern w:val="0"/>
-                    <w:sz w:val="20"/>
-                    <w:szCs w:val="20"/>
-                    <w:u w:val="single"/>
-                    <w14:ligatures w14:val="none"/>
-                  </w:rPr>
-                  <w:t xml:space="preserve">    </w:t>
-                </w:r>
-              </w:sdtContent>
-            </w:sdt>
+              <w:t xml:space="preserve">)    </w:t>
+            </w:r>
             <w:r>
               <w:rPr>
                 <w:rFonts w:ascii="맑은 고딕" w:eastAsia="맑은 고딕" w:hAnsi="맑은 고딕" w:cs="함초롬바탕" w:hint="eastAsia"/>
@@ -19506,27 +19487,8 @@
                 <w:u w:val="single"/>
                 <w14:ligatures w14:val="none"/>
               </w:rPr>
-              <w:t xml:space="preserve">(급속)</w:t>
-            </w:r>
-            <w:sdt>
-              <w:sdtPr>
-                <w:id w:val="900000255"/>
-              </w:sdtPr>
-              <w:sdtContent>
-                <w:r>
-                  <w:rPr>
-                    <w:rFonts w:ascii="맑은 고딕" w:eastAsia="맑은 고딕" w:hAnsi="맑은 고딕" w:cs="함초롬바탕" w:hint="eastAsia"/>
-                    <w:color w:val="000000"/>
-                    <w:kern w:val="0"/>
-                    <w:sz w:val="20"/>
-                    <w:szCs w:val="20"/>
-                    <w:u w:val="single"/>
-                    <w14:ligatures w14:val="none"/>
-                  </w:rPr>
-                  <w:t xml:space="preserve">    </w:t>
-                </w:r>
-              </w:sdtContent>
-            </w:sdt>
+              <w:t xml:space="preserve">(급속)    </w:t>
+            </w:r>
             <w:r>
               <w:rPr>
                 <w:rFonts w:ascii="맑은 고딕" w:eastAsia="맑은 고딕" w:hAnsi="맑은 고딕" w:cs="함초롬바탕" w:hint="eastAsia"/>
@@ -19661,27 +19623,8 @@
                 <w:u w:val="single"/>
                 <w14:ligatures w14:val="none"/>
               </w:rPr>
-              <w:t xml:space="preserve">)</w:t>
-            </w:r>
-            <w:sdt>
-              <w:sdtPr>
-                <w:id w:val="900000258"/>
-              </w:sdtPr>
-              <w:sdtContent>
-                <w:r>
-                  <w:rPr>
-                    <w:rFonts w:ascii="맑은 고딕" w:eastAsia="맑은 고딕" w:hAnsi="맑은 고딕" w:cs="함초롬바탕" w:hint="eastAsia"/>
-                    <w:color w:val="000000"/>
-                    <w:kern w:val="0"/>
-                    <w:sz w:val="20"/>
-                    <w:szCs w:val="20"/>
-                    <w:u w:val="single"/>
-                    <w14:ligatures w14:val="none"/>
-                  </w:rPr>
-                  <w:t xml:space="preserve">    </w:t>
-                </w:r>
-              </w:sdtContent>
-            </w:sdt>
+              <w:t xml:space="preserve">)    </w:t>
+            </w:r>
             <w:r>
               <w:rPr>
                 <w:rFonts w:ascii="맑은 고딕" w:eastAsia="맑은 고딕" w:hAnsi="맑은 고딕" w:cs="함초롬바탕" w:hint="eastAsia"/>
@@ -19703,27 +19646,8 @@
                 <w:u w:val="single"/>
                 <w14:ligatures w14:val="none"/>
               </w:rPr>
-              <w:t xml:space="preserve">(급속)</w:t>
-            </w:r>
-            <w:sdt>
-              <w:sdtPr>
-                <w:id w:val="900000259"/>
-              </w:sdtPr>
-              <w:sdtContent>
-                <w:r>
-                  <w:rPr>
-                    <w:rFonts w:ascii="맑은 고딕" w:eastAsia="맑은 고딕" w:hAnsi="맑은 고딕" w:cs="함초롬바탕" w:hint="eastAsia"/>
-                    <w:color w:val="000000"/>
-                    <w:kern w:val="0"/>
-                    <w:sz w:val="20"/>
-                    <w:szCs w:val="20"/>
-                    <w:u w:val="single"/>
-                    <w14:ligatures w14:val="none"/>
-                  </w:rPr>
-                  <w:t xml:space="preserve">    </w:t>
-                </w:r>
-              </w:sdtContent>
-            </w:sdt>
+              <w:t xml:space="preserve">(급속)    </w:t>
+            </w:r>
             <w:r>
               <w:rPr>
                 <w:rFonts w:ascii="맑은 고딕" w:eastAsia="맑은 고딕" w:hAnsi="맑은 고딕" w:cs="함초롬바탕" w:hint="eastAsia"/>
@@ -19861,27 +19785,8 @@
                 <w:u w:val="single"/>
                 <w14:ligatures w14:val="none"/>
               </w:rPr>
-              <w:t xml:space="preserve">)</w:t>
-            </w:r>
-            <w:sdt>
-              <w:sdtPr>
-                <w:id w:val="900000256"/>
-              </w:sdtPr>
-              <w:sdtContent>
-                <w:r>
-                  <w:rPr>
-                    <w:rFonts w:ascii="맑은 고딕" w:eastAsia="맑은 고딕" w:hAnsi="맑은 고딕" w:cs="함초롬바탕" w:hint="eastAsia"/>
-                    <w:color w:val="000000"/>
-                    <w:kern w:val="0"/>
-                    <w:sz w:val="20"/>
-                    <w:szCs w:val="20"/>
-                    <w:u w:val="single"/>
-                    <w14:ligatures w14:val="none"/>
-                  </w:rPr>
-                  <w:t xml:space="preserve">    </w:t>
-                </w:r>
-              </w:sdtContent>
-            </w:sdt>
+              <w:t xml:space="preserve">)    </w:t>
+            </w:r>
             <w:r>
               <w:rPr>
                 <w:rFonts w:ascii="맑은 고딕" w:eastAsia="맑은 고딕" w:hAnsi="맑은 고딕" w:cs="함초롬바탕" w:hint="eastAsia"/>
@@ -19903,27 +19808,8 @@
                 <w:u w:val="single"/>
                 <w14:ligatures w14:val="none"/>
               </w:rPr>
-              <w:t xml:space="preserve">(급속)</w:t>
-            </w:r>
-            <w:sdt>
-              <w:sdtPr>
-                <w:id w:val="900000257"/>
-              </w:sdtPr>
-              <w:sdtContent>
-                <w:r>
-                  <w:rPr>
-                    <w:rFonts w:ascii="맑은 고딕" w:eastAsia="맑은 고딕" w:hAnsi="맑은 고딕" w:cs="함초롬바탕" w:hint="eastAsia"/>
-                    <w:color w:val="000000"/>
-                    <w:kern w:val="0"/>
-                    <w:sz w:val="20"/>
-                    <w:szCs w:val="20"/>
-                    <w:u w:val="single"/>
-                    <w14:ligatures w14:val="none"/>
-                  </w:rPr>
-                  <w:t xml:space="preserve">    </w:t>
-                </w:r>
-              </w:sdtContent>
-            </w:sdt>
+              <w:t xml:space="preserve">(급속)    </w:t>
+            </w:r>
             <w:r>
               <w:rPr>
                 <w:rFonts w:ascii="맑은 고딕" w:eastAsia="맑은 고딕" w:hAnsi="맑은 고딕" w:cs="함초롬바탕" w:hint="eastAsia"/>
@@ -20056,27 +19942,8 @@
                 <w:u w:val="single"/>
                 <w14:ligatures w14:val="none"/>
               </w:rPr>
-              <w:t xml:space="preserve">)</w:t>
-            </w:r>
-            <w:sdt>
-              <w:sdtPr>
-                <w:id w:val="900000260"/>
-              </w:sdtPr>
-              <w:sdtContent>
-                <w:r>
-                  <w:rPr>
-                    <w:rFonts w:ascii="맑은 고딕" w:eastAsia="맑은 고딕" w:hAnsi="맑은 고딕" w:cs="함초롬바탕" w:hint="eastAsia"/>
-                    <w:color w:val="000000"/>
-                    <w:kern w:val="0"/>
-                    <w:sz w:val="20"/>
-                    <w:szCs w:val="20"/>
-                    <w:u w:val="single"/>
-                    <w14:ligatures w14:val="none"/>
-                  </w:rPr>
-                  <w:t xml:space="preserve">    </w:t>
-                </w:r>
-              </w:sdtContent>
-            </w:sdt>
+              <w:t xml:space="preserve">)    </w:t>
+            </w:r>
             <w:r>
               <w:rPr>
                 <w:rFonts w:ascii="맑은 고딕" w:eastAsia="맑은 고딕" w:hAnsi="맑은 고딕" w:cs="함초롬바탕" w:hint="eastAsia"/>
@@ -20098,27 +19965,8 @@
                 <w:u w:val="single"/>
                 <w14:ligatures w14:val="none"/>
               </w:rPr>
-              <w:t xml:space="preserve">(급속)</w:t>
-            </w:r>
-            <w:sdt>
-              <w:sdtPr>
-                <w:id w:val="900000261"/>
-              </w:sdtPr>
-              <w:sdtContent>
-                <w:r>
-                  <w:rPr>
-                    <w:rFonts w:ascii="맑은 고딕" w:eastAsia="맑은 고딕" w:hAnsi="맑은 고딕" w:cs="함초롬바탕" w:hint="eastAsia"/>
-                    <w:color w:val="000000"/>
-                    <w:kern w:val="0"/>
-                    <w:sz w:val="20"/>
-                    <w:szCs w:val="20"/>
-                    <w:u w:val="single"/>
-                    <w14:ligatures w14:val="none"/>
-                  </w:rPr>
-                  <w:t xml:space="preserve">    </w:t>
-                </w:r>
-              </w:sdtContent>
-            </w:sdt>
+              <w:t xml:space="preserve">(급속)    </w:t>
+            </w:r>
             <w:r>
               <w:rPr>
                 <w:rFonts w:ascii="맑은 고딕" w:eastAsia="맑은 고딕" w:hAnsi="맑은 고딕" w:cs="함초롬바탕" w:hint="eastAsia"/>

--- a/public/hec/template.docx
+++ b/public/hec/template.docx
@@ -12717,6 +12717,7 @@
     <w:bookmarkEnd w:id="27"/>
     <w:p>
       <w:pPr>
+        <w:pageBreakBefore/>
         <w:jc w:val="center"/>
         <w:rPr>
           <w:kern w:val="0"/>

--- a/public/hec/template.docx
+++ b/public/hec/template.docx
@@ -16589,7 +16589,7 @@
               <w:rPr>
                 <w:rFonts w:hint="eastAsia"/>
               </w:rPr>
-              <w:t>실외,</w:t>
+              <w:t xml:space="preserve">실외, </w:t>
             </w:r>
             <w:r>
               <w:rPr>
